--- a/paper/livingSEBpaper.docx
+++ b/paper/livingSEBpaper.docx
@@ -24,7 +24,7 @@
         <w:pStyle w:val="Heading1"/>
       </w:pPr>
       <w:r>
-        <w:t xml:space="preserve">The Living SEB Project: A Living Database for Review and Meta-Analysis of Social, Emotional, and Behavioral Skills</w:t>
+        <w:t xml:space="preserve">The Living SEB Skills Project: A Living Database for Review and Meta-Analysis of Social, Emotional, and Behavioral Skills</w:t>
       </w:r>
     </w:p>
     <w:p>
@@ -40,7 +40,7 @@
         <w:pStyle w:val="Author"/>
       </w:pPr>
       <w:r>
-        <w:t xml:space="preserve">Tommaso Feraco and Gerardo Pellegrino</w:t>
+        <w:t xml:space="preserve">Tommaso Feraco, Margherita Calderan, and Gerardo Pellegrino</w:t>
       </w:r>
     </w:p>
     <w:p>
@@ -68,7 +68,7 @@
       </w:r>
     </w:p>
     <w:bookmarkEnd w:id="20"/>
-    <w:bookmarkStart w:id="31" w:name="author-note"/>
+    <w:bookmarkStart w:id="35" w:name="author-note"/>
     <w:p>
       <w:pPr>
         <w:pStyle w:val="Heading1"/>
@@ -157,7 +157,7 @@
         <w:pStyle w:val="BodyText"/>
       </w:pPr>
       <w:r>
-        <w:t xml:space="preserve">Gerardo Pellegrino</w:t>
+        <w:t xml:space="preserve">Margherita Calderan</w:t>
       </w:r>
       <w:r>
         <w:t xml:space="preserve"> </w:t>
@@ -223,6 +223,81 @@
           <w:rPr>
             <w:rStyle w:val="Hyperlink"/>
           </w:rPr>
+          <w:t xml:space="preserve">https://orcid.org/0009-0005-5668-5162</w:t>
+        </w:r>
+      </w:hyperlink>
+    </w:p>
+    <w:p>
+      <w:pPr>
+        <w:pStyle w:val="BodyText"/>
+      </w:pPr>
+      <w:r>
+        <w:t xml:space="preserve">Gerardo Pellegrino</w:t>
+      </w:r>
+      <w:r>
+        <w:t xml:space="preserve"> </w:t>
+      </w:r>
+      <w:bookmarkStart w:id="32" w:name="orchid"/>
+      <w:r>
+        <w:drawing>
+          <wp:inline>
+            <wp:extent cx="152279" cy="152279"/>
+            <wp:effectExtent b="0" l="0" r="0" t="0"/>
+            <wp:docPr descr="Orcid ID Logo: A green circle with white letters ID" title="" id="30" name="Picture"/>
+            <a:graphic>
+              <a:graphicData uri="http://schemas.openxmlformats.org/drawingml/2006/picture">
+                <pic:pic>
+                  <pic:nvPicPr>
+                    <pic:cNvPr descr="_extensions/wjschne/apaquarto/ORCID-iD_icon-vector.svg" id="31" name="Picture"/>
+                    <pic:cNvPicPr>
+                      <a:picLocks noChangeArrowheads="1" noChangeAspect="1"/>
+                    </pic:cNvPicPr>
+                  </pic:nvPicPr>
+                  <pic:blipFill>
+                    <a:blip>
+                      <a:extLst>
+                        <a:ext uri="{28A0092B-C50C-407E-A947-70E740481C1C}">
+                          <a14:useLocalDpi xmlns:a14="http://schemas.microsoft.com/office/drawing/2010/main" val="0"/>
+                        </a:ext>
+                        <a:ext uri="{96DAC541-7B7A-43D3-8B79-37D633B846F1}">
+                          <asvg:svgBlip xmlns:asvg="http://schemas.microsoft.com/office/drawing/2016/SVG/main" r:embed="rId21"/>
+                        </a:ext>
+                      </a:extLst>
+                    </a:blip>
+                    <a:stretch>
+                      <a:fillRect/>
+                    </a:stretch>
+                  </pic:blipFill>
+                  <pic:spPr bwMode="auto">
+                    <a:xfrm>
+                      <a:off x="0" y="0"/>
+                      <a:ext cx="152279" cy="152279"/>
+                    </a:xfrm>
+                    <a:prstGeom prst="rect">
+                      <a:avLst/>
+                    </a:prstGeom>
+                    <a:noFill/>
+                    <a:ln w="9525">
+                      <a:noFill/>
+                      <a:headEnd/>
+                      <a:tailEnd/>
+                    </a:ln>
+                  </pic:spPr>
+                </pic:pic>
+              </a:graphicData>
+            </a:graphic>
+          </wp:inline>
+        </w:drawing>
+      </w:r>
+      <w:bookmarkEnd w:id="32"/>
+      <w:r>
+        <w:t xml:space="preserve"> </w:t>
+      </w:r>
+      <w:hyperlink r:id="rId33">
+        <w:r>
+          <w:rPr>
+            <w:rStyle w:val="Hyperlink"/>
+          </w:rPr>
           <w:t xml:space="preserve">https://orcid.org/0000-0001-7032-9774</w:t>
         </w:r>
       </w:hyperlink>
@@ -245,7 +320,7 @@
       <w:r>
         <w:t xml:space="preserve"> </w:t>
       </w:r>
-      <w:hyperlink r:id="rId30">
+      <w:hyperlink r:id="rId34">
         <w:r>
           <w:rPr>
             <w:rStyle w:val="Hyperlink"/>
@@ -259,8 +334,8 @@
         <w:br w:type="page"/>
       </w:r>
     </w:p>
-    <w:bookmarkEnd w:id="31"/>
-    <w:bookmarkStart w:id="32" w:name="abstract"/>
+    <w:bookmarkEnd w:id="35"/>
+    <w:bookmarkStart w:id="36" w:name="abstract"/>
     <w:p>
       <w:pPr>
         <w:pStyle w:val="Heading1"/>
@@ -297,18 +372,18 @@
         <w:br w:type="page"/>
       </w:r>
     </w:p>
-    <w:bookmarkEnd w:id="32"/>
-    <w:bookmarkStart w:id="33" w:name="firstheader"/>
+    <w:bookmarkEnd w:id="36"/>
+    <w:bookmarkStart w:id="37" w:name="firstheader"/>
     <w:p>
       <w:pPr>
         <w:pStyle w:val="Heading1"/>
       </w:pPr>
       <w:r>
-        <w:t xml:space="preserve">The Living SEB Project: A Living Database for Review and Meta-Analysis of Social, Emotional, and Behavioral Skills</w:t>
+        <w:t xml:space="preserve">The Living SEB Skills Project: A Living Database for Review and Meta-Analysis of Social, Emotional, and Behavioral Skills</w:t>
       </w:r>
     </w:p>
-    <w:bookmarkEnd w:id="33"/>
-    <w:bookmarkStart w:id="37" w:name="introduction"/>
+    <w:bookmarkEnd w:id="37"/>
+    <w:bookmarkStart w:id="41" w:name="introduction"/>
     <w:p>
       <w:pPr>
         <w:pStyle w:val="Heading1"/>
@@ -630,7 +705,7 @@
         <w:t xml:space="preserve">Our overarching goal is to prevent SEB skills research from repeating the familiar cycle of selective reporting, fragmentation, and stagnation of many different fields in psychology.</w:t>
       </w:r>
     </w:p>
-    <w:bookmarkStart w:id="34" w:name="social-emotional-and-behavioral-skills"/>
+    <w:bookmarkStart w:id="38" w:name="social-emotional-and-behavioral-skills"/>
     <w:p>
       <w:pPr>
         <w:pStyle w:val="Heading2"/>
@@ -1110,8 +1185,8 @@
         <w:t xml:space="preserve">. In such a rapidly developing area, relying on static reviews or individual literature searches risks selective citation, cherry-picking of results, and conceptual fragmentation. To mitigate these risks, we propose a living and cumulative approach to synthesizing SEB research.</w:t>
       </w:r>
     </w:p>
-    <w:bookmarkEnd w:id="34"/>
-    <w:bookmarkStart w:id="35" w:name="Xfb6a848a10b773fc4006538c963335666b18b39"/>
+    <w:bookmarkEnd w:id="38"/>
+    <w:bookmarkStart w:id="39" w:name="Xfb6a848a10b773fc4006538c963335666b18b39"/>
     <w:p>
       <w:pPr>
         <w:pStyle w:val="Heading2"/>
@@ -1308,8 +1383,8 @@
         <w:t xml:space="preserve">Providing a similar tool would speed up and facilitate researchers’ literature search, support a standardized and evidence-based understanding of the literature, and inform future research. Given the recency of the framework, fragmentation risks, and rapid expansion of this new research area, SEB skills represent an ideal case for introducing a living review system.</w:t>
       </w:r>
     </w:p>
-    <w:bookmarkEnd w:id="35"/>
-    <w:bookmarkStart w:id="36" w:name="rationale-aims-and-hypotheses"/>
+    <w:bookmarkEnd w:id="39"/>
+    <w:bookmarkStart w:id="40" w:name="rationale-aims-and-hypotheses"/>
     <w:p>
       <w:pPr>
         <w:pStyle w:val="Heading2"/>
@@ -1466,9 +1541,9 @@
         <w:t xml:space="preserve">infrastructure rather than definitive conclusions.</w:t>
       </w:r>
     </w:p>
-    <w:bookmarkEnd w:id="36"/>
-    <w:bookmarkEnd w:id="37"/>
-    <w:bookmarkStart w:id="47" w:name="methods"/>
+    <w:bookmarkEnd w:id="40"/>
+    <w:bookmarkEnd w:id="41"/>
+    <w:bookmarkStart w:id="51" w:name="methods"/>
     <w:p>
       <w:pPr>
         <w:pStyle w:val="Heading1"/>
@@ -1477,7 +1552,7 @@
         <w:t xml:space="preserve">Methods</w:t>
       </w:r>
     </w:p>
-    <w:bookmarkStart w:id="40" w:name="transparency-and-openness"/>
+    <w:bookmarkStart w:id="44" w:name="transparency-and-openness"/>
     <w:p>
       <w:pPr>
         <w:pStyle w:val="Heading2"/>
@@ -1496,7 +1571,7 @@
       <w:r>
         <w:t xml:space="preserve"> </w:t>
       </w:r>
-      <w:hyperlink r:id="rId38">
+      <w:hyperlink r:id="rId42">
         <w:r>
           <w:rPr>
             <w:rStyle w:val="Hyperlink"/>
@@ -1510,7 +1585,7 @@
       <w:r>
         <w:t xml:space="preserve">. The repository (</w:t>
       </w:r>
-      <w:hyperlink r:id="rId39">
+      <w:hyperlink r:id="rId43">
         <w:r>
           <w:rPr>
             <w:rStyle w:val="Hyperlink"/>
@@ -1542,8 +1617,8 @@
         <w:t xml:space="preserve">.</w:t>
       </w:r>
     </w:p>
-    <w:bookmarkEnd w:id="40"/>
-    <w:bookmarkStart w:id="41" w:name="search-strategy"/>
+    <w:bookmarkEnd w:id="44"/>
+    <w:bookmarkStart w:id="45" w:name="search-strategy"/>
     <w:p>
       <w:pPr>
         <w:pStyle w:val="Heading2"/>
@@ -1696,8 +1771,8 @@
         <w:t xml:space="preserve">. For readability, the full search string is available in the preregistration protocol only and will be updated when new measurement or basic theoretical papers are published.</w:t>
       </w:r>
     </w:p>
-    <w:bookmarkEnd w:id="41"/>
-    <w:bookmarkStart w:id="43" w:name="study-eligibility-criteria"/>
+    <w:bookmarkEnd w:id="45"/>
+    <w:bookmarkStart w:id="47" w:name="study-eligibility-criteria"/>
     <w:p>
       <w:pPr>
         <w:pStyle w:val="Heading2"/>
@@ -1847,7 +1922,7 @@
         <w:t xml:space="preserve">The study did not report correlations at baseline or data could not be reduced to correlations.</w:t>
       </w:r>
     </w:p>
-    <w:bookmarkStart w:id="42" w:name="coding-procedures"/>
+    <w:bookmarkStart w:id="46" w:name="coding-procedures"/>
     <w:p>
       <w:pPr>
         <w:pStyle w:val="Heading3"/>
@@ -2195,9 +2270,9 @@
         <w:t xml:space="preserve">. All measures, outcomes, and correlates are manually classified within the names of the correlation matrix. A codebook with all measures coded is available on the GitHub page of the project allowing categorizations of variables in specific and broader categories.</w:t>
       </w:r>
     </w:p>
-    <w:bookmarkEnd w:id="42"/>
-    <w:bookmarkEnd w:id="43"/>
-    <w:bookmarkStart w:id="44" w:name="updating-procedures"/>
+    <w:bookmarkEnd w:id="46"/>
+    <w:bookmarkEnd w:id="47"/>
+    <w:bookmarkStart w:id="48" w:name="updating-procedures"/>
     <w:p>
       <w:pPr>
         <w:pStyle w:val="Heading2"/>
@@ -2242,8 +2317,8 @@
         <w:t xml:space="preserve">To pilot the feasibility of this procedure, we already ran the updated in multiple months with success.</w:t>
       </w:r>
     </w:p>
-    <w:bookmarkEnd w:id="44"/>
-    <w:bookmarkStart w:id="46" w:name="the-living-seb-app"/>
+    <w:bookmarkEnd w:id="48"/>
+    <w:bookmarkStart w:id="50" w:name="the-living-seb-app"/>
     <w:p>
       <w:pPr>
         <w:pStyle w:val="Heading2"/>
@@ -2362,7 +2437,7 @@
       <w:r>
         <w:t xml:space="preserve"> </w:t>
       </w:r>
-      <w:hyperlink r:id="rId38">
+      <w:hyperlink r:id="rId42">
         <w:r>
           <w:rPr>
             <w:rStyle w:val="Hyperlink"/>
@@ -2370,7 +2445,7 @@
           <w:t xml:space="preserve">https://feracotommaso.github.io</w:t>
         </w:r>
       </w:hyperlink>
-      <w:hyperlink r:id="rId45">
+      <w:hyperlink r:id="rId49">
         <w:r>
           <w:rPr>
             <w:rStyle w:val="Hyperlink"/>
@@ -2382,9 +2457,9 @@
         <w:t xml:space="preserve">.</w:t>
       </w:r>
     </w:p>
-    <w:bookmarkEnd w:id="46"/>
-    <w:bookmarkEnd w:id="47"/>
-    <w:bookmarkStart w:id="53" w:name="results"/>
+    <w:bookmarkEnd w:id="50"/>
+    <w:bookmarkEnd w:id="51"/>
+    <w:bookmarkStart w:id="58" w:name="results"/>
     <w:p>
       <w:pPr>
         <w:pStyle w:val="Heading1"/>
@@ -2416,7 +2491,7 @@
       <w:r>
         <w:t xml:space="preserve"> </w:t>
       </w:r>
-      <w:hyperlink r:id="rId38">
+      <w:hyperlink r:id="rId42">
         <w:r>
           <w:rPr>
             <w:rStyle w:val="Hyperlink"/>
@@ -2424,7 +2499,7 @@
           <w:t xml:space="preserve">https://feracotommaso.github.io</w:t>
         </w:r>
       </w:hyperlink>
-      <w:hyperlink r:id="rId48">
+      <w:hyperlink r:id="rId52">
         <w:r>
           <w:rPr>
             <w:rStyle w:val="Hyperlink"/>
@@ -2436,7 +2511,7 @@
         <w:t xml:space="preserve">.</w:t>
       </w:r>
     </w:p>
-    <w:bookmarkStart w:id="49" w:name="database-overview"/>
+    <w:bookmarkStart w:id="53" w:name="database-overview"/>
     <w:p>
       <w:pPr>
         <w:pStyle w:val="Heading2"/>
@@ -2450,7 +2525,7 @@
         <w:pStyle w:val="FirstParagraph"/>
       </w:pPr>
       <w:r>
-        <w:t xml:space="preserve">At the time of writing, the systematic search identified 259 publications (Scopus = 136; WOS = 123). After removing duplicates, screening titles and abstracts, and reviewing full texts, 28 studies were retained for the living review and 17 studies met criteria for quantitative synthesis. These include a total of 24 independent samples (see</w:t>
+        <w:t xml:space="preserve">At the time of writing, the systematic search identified 259 publications (Scopus = 136; WOS = 123). After removing duplicates, screening titles and abstracts, and reviewing full texts, 30 studies were retained for the living review and 18 studies met criteria for quantitative synthesis. These include a total of 25 independent samples (see</w:t>
       </w:r>
       <w:r>
         <w:t xml:space="preserve"> </w:t>
@@ -2464,7 +2539,7 @@
         </w:r>
       </w:hyperlink>
       <w:r>
-        <w:t xml:space="preserve">), with sample sizes ranging from 137 to 5075 (median = 621). Main characteristics of all studies included in the review are reported in</w:t>
+        <w:t xml:space="preserve">), with sample sizes ranging from 137 to 5075 (median = 600). Main characteristics of all studies included in the review are reported in</w:t>
       </w:r>
       <w:r>
         <w:t xml:space="preserve"> </w:t>
@@ -2486,7 +2561,7 @@
         <w:pStyle w:val="BodyText"/>
       </w:pPr>
       <w:r>
-        <w:t xml:space="preserve">Across these studies, a total of 17122 correlation coefficients were coded, representing 5834 unique pairwise associations. Of these, 14222 correlations (3852 unique associations) involved at least one SEB domain or facet measured with a BESSI instrument. This provides the foundation for both the living database and the illustrative analyses reported below.</w:t>
+        <w:t xml:space="preserve">Across these studies, a total of 17308 correlation coefficients were coded, representing 5850 unique pairwise associations. Of these, 14340 correlations (3857 unique associations) involved at least one SEB domain or facet measured with a BESSI instrument. This provides the foundation for both the living database and the illustrative analyses reported below.</w:t>
       </w:r>
     </w:p>
     <w:p>
@@ -2497,8 +2572,8 @@
         <w:t xml:space="preserve">A continuously updated summary of descriptive statistics is available online in the living version of this manuscript.</w:t>
       </w:r>
     </w:p>
-    <w:bookmarkEnd w:id="49"/>
-    <w:bookmarkStart w:id="50" w:name="X3d59b4fae5d2b2bd6ae13a7926976075b9c4486"/>
+    <w:bookmarkEnd w:id="53"/>
+    <w:bookmarkStart w:id="54" w:name="X3d59b4fae5d2b2bd6ae13a7926976075b9c4486"/>
     <w:p>
       <w:pPr>
         <w:pStyle w:val="Heading2"/>
@@ -2592,7 +2667,7 @@
         <w:pStyle w:val="BodyText"/>
       </w:pPr>
       <w:r>
-        <w:t xml:space="preserve">A total of 45 effect sizes from 8 studies and 9 samples were included. For each SEB domain, the median available sample size was 840 (minimum sample size = 319; maximum sample size = 5075).</w:t>
+        <w:t xml:space="preserve">A total of 55 effect sizes from 9 studies and 10 samples were included. For each SEB domain, the median available sample size was 752 (minimum sample size = 319; maximum sample size = 5075).</w:t>
       </w:r>
     </w:p>
     <w:p>
@@ -2631,7 +2706,7 @@
         </w:r>
       </w:hyperlink>
       <w:r>
-        <w:t xml:space="preserve">. Of the five meta-analysed correlations with academic achievement, three were larger than 0.10, with significant effects (p &lt; 0.01) ranging between 0.11 (i.e., Social engagement) and 0.24 (i.e., Self-management).</w:t>
+        <w:t xml:space="preserve">. Of the five meta-analysed correlations with academic achievement, four were larger than 0.10, with significant effects (p &lt; 0.01) ranging between 0.1 (i.e., Cooperation) and 0.24 (i.e., Cooperation).</w:t>
       </w:r>
     </w:p>
     <w:p>
@@ -2655,7 +2730,7 @@
         <w:t xml:space="preserve"> </w:t>
       </w:r>
       <w:r>
-        <w:t xml:space="preserve">test for heterogeneity shows that there is significant heterogeneity across studies, with the standard deviation of the effects ranging between 0.07 and 0.1.</w:t>
+        <w:t xml:space="preserve">test for heterogeneity shows that there is significant heterogeneity across studies, with the standard deviation of the effects ranging between 0.07 and 0.11.</w:t>
       </w:r>
     </w:p>
     <w:p>
@@ -2666,8 +2741,8 @@
         <w:t xml:space="preserve">Though representing the more extensive analysis of the association between SEB domains and academic achievement, these results should be regarded as preliminary and illustrative.</w:t>
       </w:r>
     </w:p>
-    <w:bookmarkEnd w:id="50"/>
-    <w:bookmarkStart w:id="51" w:name="X7f7dd7063c04fd6f7e9694fd0883994917dc0d2"/>
+    <w:bookmarkEnd w:id="54"/>
+    <w:bookmarkStart w:id="55" w:name="X7f7dd7063c04fd6f7e9694fd0883994917dc0d2"/>
     <w:p>
       <w:pPr>
         <w:pStyle w:val="Heading2"/>
@@ -2940,7 +3015,7 @@
         </w:r>
       </w:hyperlink>
       <w:r>
-        <w:t xml:space="preserve">, two of the SEB skills and two of the personality traits showed significant associations (</w:t>
+        <w:t xml:space="preserve">, two of the SEB skills and one of the personality traits showed significant associations (</w:t>
       </w:r>
       <w:r>
         <w:rPr>
@@ -2953,7 +3028,7 @@
         <w:t xml:space="preserve"> </w:t>
       </w:r>
       <w:r>
-        <w:t xml:space="preserve">&lt; 0.01) larger than |0.1| with academic achievement beyond the corresponding trait/skill. Specifically, Self-management (b = 0.17; 95% CI [0.14; 0.21]; p &lt; 0.001), Social engagement (b = 0.12; 95% CI [0.07; 0.16]; p &lt; 0.001) and BF Openness (b = 0.17; 95% CI [0.13; 0.2]; p &lt; 0.001), BF Conscientiousness (b = 0.13; 95% CI [0.08; 0.18]; p &lt; 0.001) showed significant and practically meaningful associations with academic achievement, while all other associations were lower than |0.08| and non-significant. It should be noted, however, that to estimate a complete OSMASEM model, a more refined analysis would require enlarging the research to all studies testing the association between the Big Five and academic achievement to produce better estimates of the covariance between the Big Five themselves and academic achievement and possibly obtain more precise estimates and lower convergence issues.</w:t>
+        <w:t xml:space="preserve">&lt; 0.01) larger than |0.1| with academic achievement beyond the corresponding trait/skill. Specifically, Innovation (b = 0.16; 95% CI [0.13; 0.2]; p &lt; 0.001), Self-management (b = 0.17; 95% CI [0.14; 0.21]; p &lt; 0.001) and BF Conscientiousness (b = 0.13; 95% CI [0.08; 0.18]; p &lt; 0.001) showed significant and practically meaningful associations with academic achievement, while all other associations were lower than |0.10| and non-significant. It should be noted, however, that to estimate a complete OSMASEM model, a more refined analysis would require enlarging the research to all studies testing the association between the Big Five and academic achievement to produce better estimates of the covariance between the Big Five themselves and academic achievement and possibly obtain more precise estimates and lower convergence issues.</w:t>
       </w:r>
     </w:p>
     <w:p>
@@ -2980,14 +3055,14 @@
         <w:t xml:space="preserve">rather than offering final conclusions about SEB–trait relationships.</w:t>
       </w:r>
     </w:p>
-    <w:bookmarkEnd w:id="51"/>
-    <w:bookmarkStart w:id="52" w:name="reproducibility-via-the-living-seb-app"/>
+    <w:bookmarkEnd w:id="55"/>
+    <w:bookmarkStart w:id="56" w:name="X9b99d2cf9d6526f9fb627f8ad8d893cd7604ffd"/>
     <w:p>
       <w:pPr>
         <w:pStyle w:val="Heading2"/>
       </w:pPr>
       <w:r>
-        <w:t xml:space="preserve">Reproducibility via the Living SEB App</w:t>
+        <w:t xml:space="preserve">Tutorial Analysis 3: Meta-analytic Structural Equation Modeling</w:t>
       </w:r>
     </w:p>
     <w:p>
@@ -2995,7 +3070,108 @@
         <w:pStyle w:val="FirstParagraph"/>
       </w:pPr>
       <w:r>
-        <w:t xml:space="preserve">Both tutorial analyses can be reproduced in the Meta-analysis and MetaSEM modules of the</w:t>
+        <w:t xml:space="preserve">To test whether specific SEB skills show incremental predictive validity for academic achievement beyond all other skills we performed an additional one-stage meta-analytic structural equation modelling (OSMASEM) estimating one multiple regression model including all SEB domains as predictors of academic achievement.</w:t>
+      </w:r>
+    </w:p>
+    <w:p>
+      <w:pPr>
+        <w:pStyle w:val="BodyText"/>
+      </w:pPr>
+      <w:r>
+        <w:t xml:space="preserve">From</w:t>
+      </w:r>
+      <w:r>
+        <w:t xml:space="preserve"> </w:t>
+      </w:r>
+      <w:hyperlink w:anchor="tbl-osmasem-summary2">
+        <w:r>
+          <w:rPr>
+            <w:rStyle w:val="Hyperlink"/>
+          </w:rPr>
+          <w:t xml:space="preserve">Table 4</w:t>
+        </w:r>
+      </w:hyperlink>
+      <w:r>
+        <w:t xml:space="preserve">, one of the SEB skills showed significant associations (</w:t>
+      </w:r>
+      <w:r>
+        <w:rPr>
+          <w:i/>
+          <w:iCs/>
+        </w:rPr>
+        <w:t xml:space="preserve">p</w:t>
+      </w:r>
+      <w:r>
+        <w:t xml:space="preserve"> </w:t>
+      </w:r>
+      <w:r>
+        <w:t xml:space="preserve">&lt; 0.01) larger than |0.1| with academic achievement beyond the other skill domains. Specifically, Self-management (b = 0.28; 95% CI [0.27; 0.3]; p &lt; 0.001) showed significant and practically meaningful associations with academic achievement, while all other associations were lower than |0.07| and/or non-significant.</w:t>
+      </w:r>
+    </w:p>
+    <w:bookmarkEnd w:id="56"/>
+    <w:bookmarkStart w:id="57" w:name="reproducibility-via-the-living-seb-app"/>
+    <w:p>
+      <w:pPr>
+        <w:pStyle w:val="Heading2"/>
+      </w:pPr>
+      <w:r>
+        <w:t xml:space="preserve">Reproducibility via the Living SEB App</w:t>
+      </w:r>
+    </w:p>
+    <w:p>
+      <w:pPr>
+        <w:pStyle w:val="FirstParagraph"/>
+      </w:pPr>
+      <w:r>
+        <w:t xml:space="preserve">All analyses can be reproduced in the Meta-analysis and MetaSEM modules of the</w:t>
+      </w:r>
+      <w:r>
+        <w:t xml:space="preserve"> </w:t>
+      </w:r>
+      <w:r>
+        <w:rPr>
+          <w:i/>
+          <w:iCs/>
+        </w:rPr>
+        <w:t xml:space="preserve">Living SEB Skills App</w:t>
+      </w:r>
+      <w:r>
+        <w:t xml:space="preserve">. Users can select specific subsets of studies, download data and R code, and generate updated reports. This ensures that results presented here remain transparent, reproducible, and adaptable as the evidence base grows.</w:t>
+      </w:r>
+    </w:p>
+    <w:bookmarkEnd w:id="57"/>
+    <w:bookmarkEnd w:id="58"/>
+    <w:bookmarkStart w:id="63" w:name="discussion"/>
+    <w:p>
+      <w:pPr>
+        <w:pStyle w:val="Heading1"/>
+      </w:pPr>
+      <w:r>
+        <w:t xml:space="preserve">Discussion</w:t>
+      </w:r>
+    </w:p>
+    <w:p>
+      <w:pPr>
+        <w:pStyle w:val="FirstParagraph"/>
+      </w:pPr>
+      <w:r>
+        <w:t xml:space="preserve">In this article, we introduced the</w:t>
+      </w:r>
+      <w:r>
+        <w:t xml:space="preserve"> </w:t>
+      </w:r>
+      <w:r>
+        <w:rPr>
+          <w:i/>
+          <w:iCs/>
+        </w:rPr>
+        <w:t xml:space="preserve">Living SEB Project</w:t>
+      </w:r>
+      <w:r>
+        <w:t xml:space="preserve"> </w:t>
+      </w:r>
+      <w:r>
+        <w:t xml:space="preserve">and the associated</w:t>
       </w:r>
       <w:r>
         <w:t xml:space="preserve"> </w:t>
@@ -3008,26 +3184,7 @@
         <w:t xml:space="preserve">Living SEB App</w:t>
       </w:r>
       <w:r>
-        <w:t xml:space="preserve">. Users can select specific subsets of studies, download data and R code, and generate updated reports. This ensures that results presented here remain transparent, reproducible, and adaptable as the evidence base grows.</w:t>
-      </w:r>
-    </w:p>
-    <w:bookmarkEnd w:id="52"/>
-    <w:bookmarkEnd w:id="53"/>
-    <w:bookmarkStart w:id="58" w:name="discussion"/>
-    <w:p>
-      <w:pPr>
-        <w:pStyle w:val="Heading1"/>
-      </w:pPr>
-      <w:r>
-        <w:t xml:space="preserve">Discussion</w:t>
-      </w:r>
-    </w:p>
-    <w:p>
-      <w:pPr>
-        <w:pStyle w:val="FirstParagraph"/>
-      </w:pPr>
-      <w:r>
-        <w:t xml:space="preserve">In this article, we introduced the</w:t>
+        <w:t xml:space="preserve">, a shiny app for searching and analysing SEB skills data and papers. Two tutorial meta-analyses were also conducted to exemplify the use that can be done of the data collected in the</w:t>
       </w:r>
       <w:r>
         <w:t xml:space="preserve"> </w:t>
@@ -3043,7 +3200,7 @@
         <w:t xml:space="preserve"> </w:t>
       </w:r>
       <w:r>
-        <w:t xml:space="preserve">and the associated</w:t>
+        <w:t xml:space="preserve">and the</w:t>
       </w:r>
       <w:r>
         <w:t xml:space="preserve"> </w:t>
@@ -3056,7 +3213,31 @@
         <w:t xml:space="preserve">Living SEB App</w:t>
       </w:r>
       <w:r>
-        <w:t xml:space="preserve">, a shiny app for searching and analysing SEB skills data and papers. Two tutorial meta-analyses were also conducted to exemplify the use that can be done of the data collected in the</w:t>
+        <w:t xml:space="preserve"> </w:t>
+      </w:r>
+      <w:r>
+        <w:t xml:space="preserve">and test meta-analytical associations between SEB skills and academic achievement and their incremental validity beyond personality traits. To do this, we employed the two main meta-analysis functions currently available in the</w:t>
+      </w:r>
+      <w:r>
+        <w:t xml:space="preserve"> </w:t>
+      </w:r>
+      <w:r>
+        <w:rPr>
+          <w:i/>
+          <w:iCs/>
+        </w:rPr>
+        <w:t xml:space="preserve">Living SEB App</w:t>
+      </w:r>
+      <w:r>
+        <w:t xml:space="preserve">, namely three-level meta-analysis of correlation coefficients and MASEM. The results of these analyses showed that five skills were significantly associated with academic achievement, with pooled correlations ranging between 0.07 (i.e., Emotional resilience) and 0.24 (i.e., Cooperation). When controlling for personality traits in OSMASEM regression models, two of the SEB skills and one of the personality traits showed significant association with academic achievement larger than |0.1| beyond the corresponding trait/skill. More precise estimates of these associations will be available each month in the living version of this manuscript if new research on the topic is published.</w:t>
+      </w:r>
+    </w:p>
+    <w:p>
+      <w:pPr>
+        <w:pStyle w:val="BodyText"/>
+      </w:pPr>
+      <w:r>
+        <w:t xml:space="preserve">As exemplified in these analyses, the</w:t>
       </w:r>
       <w:r>
         <w:t xml:space="preserve"> </w:t>
@@ -3072,7 +3253,7 @@
         <w:t xml:space="preserve"> </w:t>
       </w:r>
       <w:r>
-        <w:t xml:space="preserve">and the</w:t>
+        <w:t xml:space="preserve">provides the necessary tools and data for responding cross-sectional research questions and synthesizing the available evidence using meta-analysis. However, different uses can be made of this data and of the</w:t>
       </w:r>
       <w:r>
         <w:t xml:space="preserve"> </w:t>
@@ -3085,10 +3266,16 @@
         <w:t xml:space="preserve">Living SEB App</w:t>
       </w:r>
       <w:r>
-        <w:t xml:space="preserve"> </w:t>
-      </w:r>
-      <w:r>
-        <w:t xml:space="preserve">and test meta-analytical associations between SEB skills and academic achievement and their incremental validity beyond personality traits. To do this, we employed the two main meta-analysis functions currently available in the</w:t>
+        <w:t xml:space="preserve">.</w:t>
+      </w:r>
+    </w:p>
+    <w:bookmarkStart w:id="59" w:name="X7f2835a56e74432eaa242baf8e2936a08c3d351"/>
+    <w:p>
+      <w:pPr>
+        <w:pStyle w:val="Heading2"/>
+      </w:pPr>
+      <w:r>
+        <w:t xml:space="preserve">Use and Utility the Open Data and the</w:t>
       </w:r>
       <w:r>
         <w:t xml:space="preserve"> </w:t>
@@ -3100,16 +3287,13 @@
         </w:rPr>
         <w:t xml:space="preserve">Living SEB App</w:t>
       </w:r>
-      <w:r>
-        <w:t xml:space="preserve">, namely three-level meta-analysis of correlation coefficients and MASEM. The results of these analyses showed that five skills were significantly associated with academic achievement, with pooled correlations ranging between 0.06 (i.e., Emotional resilience) and 0.24 (i.e., Cooperation). When controlling for personality traits in OSMASEM regression models, two of the SEB skills and two of the personality traits showed significant association with academic achievement larger than |0.1| beyond the corresponding trait/skill. More precise estimates of these associations will be available each month in the living version of this manuscript if new research on the topic is published.</w:t>
-      </w:r>
     </w:p>
     <w:p>
       <w:pPr>
-        <w:pStyle w:val="BodyText"/>
-      </w:pPr>
-      <w:r>
-        <w:t xml:space="preserve">As exemplified in these analyses, the</w:t>
+        <w:pStyle w:val="FirstParagraph"/>
+      </w:pPr>
+      <w:r>
+        <w:t xml:space="preserve">First of all, the</w:t>
       </w:r>
       <w:r>
         <w:t xml:space="preserve"> </w:t>
@@ -3125,7 +3309,7 @@
         <w:t xml:space="preserve"> </w:t>
       </w:r>
       <w:r>
-        <w:t xml:space="preserve">provides the necessary tools and data for responding cross-sectional research questions and synthesizing the available evidence using meta-analysis. However, different uses can be made of this data and of the</w:t>
+        <w:t xml:space="preserve">materials and the app can be used to synthesize the literature based on the SEB skills framework using meta-analytic procedures and speeding up literature search with useful tools to find all the SEB skills papers covering a specific topic or using/measuring a specific variable. However, considering the limitations detailed below, the results and the reports that can be obtained using the</w:t>
       </w:r>
       <w:r>
         <w:t xml:space="preserve"> </w:t>
@@ -3138,16 +3322,10 @@
         <w:t xml:space="preserve">Living SEB App</w:t>
       </w:r>
       <w:r>
-        <w:t xml:space="preserve">.</w:t>
-      </w:r>
-    </w:p>
-    <w:bookmarkStart w:id="54" w:name="X7f2835a56e74432eaa242baf8e2936a08c3d351"/>
-    <w:p>
-      <w:pPr>
-        <w:pStyle w:val="Heading2"/>
-      </w:pPr>
-      <w:r>
-        <w:t xml:space="preserve">Use and Utility the Open Data and the</w:t>
+        <w:t xml:space="preserve"> </w:t>
+      </w:r>
+      <w:r>
+        <w:t xml:space="preserve">should not be considered as publication-ready meta-analysis, which would require additional steps and integration (e.g., risk of bias analysis, tests for publication bias, moderator analysis, different modelling approaches). For this reason, we suggest using the</w:t>
       </w:r>
       <w:r>
         <w:t xml:space="preserve"> </w:t>
@@ -3159,13 +3337,19 @@
         </w:rPr>
         <w:t xml:space="preserve">Living SEB App</w:t>
       </w:r>
+      <w:r>
+        <w:t xml:space="preserve"> </w:t>
+      </w:r>
+      <w:r>
+        <w:t xml:space="preserve">and the open data available for rapid synthesis only or to inform hypotheses and Bayesian priors for future studies (e.g., the meta-analytical estimates and confidence intervals obtained might be directly used as quantitative priors). Additionally, the reports downloaded from the app (or the data downloaded together with users’ R code) could be directly used to support preregistrations and, for instance, uploaded on the Open Science Framework (OSF) or other preferred platforms as evidence for the justification of the effect sizes used in power analyses. On the other side, reviewers and editors may benefit from this project for their work. Indeed, they can rapidly check whether authors’ assertions correspond to up-to-date evidence within the SEB framework, whether the necessary literature has been cited or whether the theoretical introduction and hypotheses are based on the full breadth of evidence or on selected papers. Reports and results obtained from the app could thus be used by reviewers and editors to support their suggestions, without conducting long literature reviews.</w:t>
+      </w:r>
     </w:p>
     <w:p>
       <w:pPr>
-        <w:pStyle w:val="FirstParagraph"/>
-      </w:pPr>
-      <w:r>
-        <w:t xml:space="preserve">First of all, the</w:t>
+        <w:pStyle w:val="BodyText"/>
+      </w:pPr>
+      <w:r>
+        <w:t xml:space="preserve">Beyond its practical utility, the</w:t>
       </w:r>
       <w:r>
         <w:t xml:space="preserve"> </w:t>
@@ -3181,7 +3365,57 @@
         <w:t xml:space="preserve"> </w:t>
       </w:r>
       <w:r>
-        <w:t xml:space="preserve">materials and the app can be used to synthesize the literature based on the SEB skills framework using meta-analytic procedures and speeding up literature search with useful tools to find all the SEB skills papers covering a specific topic or using/measuring a specific variable. However, considering the limitations detailed below, the results and the reports that can be obtained using the</w:t>
+        <w:t xml:space="preserve">has broader implications for the theoretical development of SEB skills research and psychology more generally. By maintaining a continuously updated, transparent synthesis of findings, the project helps guard against selective citations, cherry-picking, and conceptual fragmentation that have historically slowed theoretical progress in emerging areas. For SEB research specifically, where competing frameworks and rapid publication rates can easily obscure cumulative patterns, a living evidence base ensures that theories can be tested against the full breadth of available data rather than isolated studies. More broadly, the</w:t>
+      </w:r>
+      <w:r>
+        <w:t xml:space="preserve"> </w:t>
+      </w:r>
+      <w:r>
+        <w:rPr>
+          <w:i/>
+          <w:iCs/>
+        </w:rPr>
+        <w:t xml:space="preserve">Living SEB Project</w:t>
+      </w:r>
+      <w:r>
+        <w:t xml:space="preserve"> </w:t>
+      </w:r>
+      <w:r>
+        <w:t xml:space="preserve">illustrates how infrastructures of cumulative evidence can shift psychology toward a more dynamic and self-correcting science. Instead of relying on static reviews that quickly become outdated, researchers can build and refine theoretical models with a continually refreshed evidence base. In this sense, the project does not simply provide a database or app but models a new standard for how psychological theory and evidence can co-evolve.</w:t>
+      </w:r>
+    </w:p>
+    <w:bookmarkEnd w:id="59"/>
+    <w:bookmarkStart w:id="60" w:name="limitations"/>
+    <w:p>
+      <w:pPr>
+        <w:pStyle w:val="Heading2"/>
+      </w:pPr>
+      <w:r>
+        <w:t xml:space="preserve">Limitations</w:t>
+      </w:r>
+    </w:p>
+    <w:p>
+      <w:pPr>
+        <w:pStyle w:val="FirstParagraph"/>
+      </w:pPr>
+      <w:r>
+        <w:t xml:space="preserve">When designing the</w:t>
+      </w:r>
+      <w:r>
+        <w:t xml:space="preserve"> </w:t>
+      </w:r>
+      <w:r>
+        <w:rPr>
+          <w:i/>
+          <w:iCs/>
+        </w:rPr>
+        <w:t xml:space="preserve">Living SEB Project</w:t>
+      </w:r>
+      <w:r>
+        <w:t xml:space="preserve"> </w:t>
+      </w:r>
+      <w:r>
+        <w:t xml:space="preserve">and app, we aimed at finding a good balance between providing enough functionality for the users, while keeping the systematic review process feasible and the application user friendly and intuitive to use. As a consequence, there are many situations in which using the</w:t>
       </w:r>
       <w:r>
         <w:t xml:space="preserve"> </w:t>
@@ -3197,31 +3431,25 @@
         <w:t xml:space="preserve"> </w:t>
       </w:r>
       <w:r>
-        <w:t xml:space="preserve">should not be considered as publication-ready meta-analysis, which would require additional steps and integration (e.g., risk of bias analysis, tests for publication bias, moderator analysis, different modelling approaches). For this reason, we suggest using the</w:t>
-      </w:r>
-      <w:r>
-        <w:t xml:space="preserve"> </w:t>
-      </w:r>
-      <w:r>
-        <w:rPr>
-          <w:i/>
-          <w:iCs/>
-        </w:rPr>
-        <w:t xml:space="preserve">Living SEB App</w:t>
-      </w:r>
-      <w:r>
-        <w:t xml:space="preserve"> </w:t>
-      </w:r>
-      <w:r>
-        <w:t xml:space="preserve">and the open data available for rapid synthesis only or to inform hypotheses and Bayesian priors for future studies (e.g., the meta-analytical estimates and confidence intervals obtained might be directly used as quantitative priors). Additionally, the reports downloaded from the app (or the data downloaded together with users’ R code) could be directly used to support preregistrations and, for instance, uploaded on the Open Science Framework (OSF) or other preferred platforms as evidence for the justification of the effect sizes used in power analyses. On the other side, reviewers and editors may benefit from this project for their work. Indeed, they can rapidly check whether authors’ assertions correspond to up-to-date evidence within the SEB framework, whether the necessary literature has been cited or whether the theoretical introduction and hypotheses are based on the full breadth of evidence or on selected papers. Reports and results obtained from the app could thus be used by reviewers and editors to support their suggestions, without conducting long literature reviews.</w:t>
+        <w:t xml:space="preserve">only is not the appropriate choice, but more refined analyses should be conducted locally by the researcher. In particular, only cross-sectional data are available. To analyse experimental and longitudinal data, the necessary data must be manually coded (but all the papers needed should already be included in our database). Additionally, the specific measures used are not coded in the data and different measures are automatically meta-analysed as indicators of a specific outcome or construct. For instance, school engagement could be measured with different questionnaires. Authors interested in moderator analyses should code those specific information. Similarly, study topics are manually and qualitatively defined by the authors and may not correspond to everybody’s opinion. We also acknowledge that our reliance on citation-chaining of seminal SEB works may result in missed eligible publications, particularly those that employ BESSI measures without directly citing the validation articles. While this approach ensures feasibility and reduces noise, it might eventually compromise full systematic comprehensiveness. In the long term, we plan to supplement this strategy with periodic keyword-based searches and, where possible, semi-automated text-mining or machine-learning methods to identify overlooked studies. Meanwhile, we actively encourage researchers to notify us of missing contributions so that the database can remain as inclusive as possible. To date, we are not aware of any published studies within the SEB framework that are excluded.</w:t>
+      </w:r>
+    </w:p>
+    <w:bookmarkEnd w:id="60"/>
+    <w:bookmarkStart w:id="61" w:name="future-perspectives"/>
+    <w:p>
+      <w:pPr>
+        <w:pStyle w:val="Heading2"/>
+      </w:pPr>
+      <w:r>
+        <w:t xml:space="preserve">Future Perspectives</w:t>
       </w:r>
     </w:p>
     <w:p>
       <w:pPr>
-        <w:pStyle w:val="BodyText"/>
-      </w:pPr>
-      <w:r>
-        <w:t xml:space="preserve">Beyond its practical utility, the</w:t>
+        <w:pStyle w:val="FirstParagraph"/>
+      </w:pPr>
+      <w:r>
+        <w:t xml:space="preserve">Given the current limitations, we suggest a use of the</w:t>
       </w:r>
       <w:r>
         <w:t xml:space="preserve"> </w:t>
@@ -3237,7 +3465,25 @@
         <w:t xml:space="preserve"> </w:t>
       </w:r>
       <w:r>
-        <w:t xml:space="preserve">has broader implications for the theoretical development of SEB skills research and psychology more generally. By maintaining a continuously updated, transparent synthesis of findings, the project helps guard against selective citations, cherry-picking, and conceptual fragmentation that have historically slowed theoretical progress in emerging areas. For SEB research specifically, where competing frameworks and rapid publication rates can easily obscure cumulative patterns, a living evidence base ensures that theories can be tested against the full breadth of available data rather than isolated studies. More broadly, the</w:t>
+        <w:t xml:space="preserve">and app that respect the boundaries of the functionality offered. However, future updates of the project may enlarge the aims of the project and its uses. In particular, with increasing number of longitudinal and experimental publications within the SEB framework, the meta-analysis options of the app could be extended to incorporate both possibilities. We also plan to include options for the analysis of moderators and for publication bias. Depending on future funding and resources, it could be possible to automatize the database search and coding procedures through the use of ad-hoc algorithms and artificial intelligence. Finally, users may be provided with the possibility to upload additional data in the main database for personal use or openly for the community.</w:t>
+      </w:r>
+    </w:p>
+    <w:bookmarkEnd w:id="61"/>
+    <w:bookmarkStart w:id="62" w:name="conclusions"/>
+    <w:p>
+      <w:pPr>
+        <w:pStyle w:val="Heading2"/>
+      </w:pPr>
+      <w:r>
+        <w:t xml:space="preserve">Conclusions</w:t>
+      </w:r>
+    </w:p>
+    <w:p>
+      <w:pPr>
+        <w:pStyle w:val="FirstParagraph"/>
+      </w:pPr>
+      <w:r>
+        <w:t xml:space="preserve">To conclude, the current paper provides an initial description of the</w:t>
       </w:r>
       <w:r>
         <w:t xml:space="preserve"> </w:t>
@@ -3253,145 +3499,27 @@
         <w:t xml:space="preserve"> </w:t>
       </w:r>
       <w:r>
-        <w:t xml:space="preserve">illustrates how infrastructures of cumulative evidence can shift psychology toward a more dynamic and self-correcting science. Instead of relying on static reviews that quickly become outdated, researchers can build and refine theoretical models with a continually refreshed evidence base. In this sense, the project does not simply provide a database or app but models a new standard for how psychological theory and evidence can co-evolve.</w:t>
-      </w:r>
-    </w:p>
-    <w:bookmarkEnd w:id="54"/>
-    <w:bookmarkStart w:id="55" w:name="limitations"/>
-    <w:p>
-      <w:pPr>
-        <w:pStyle w:val="Heading2"/>
-      </w:pPr>
-      <w:r>
-        <w:t xml:space="preserve">Limitations</w:t>
+        <w:t xml:space="preserve">and we hope that researchers, reviewers, editors, and laypeople will use and appreciate the potentialities offered and that our work may facilitate theirs. We also hope that other colleagues will follow our example and build additional platforms covering their specific field of research.</w:t>
       </w:r>
     </w:p>
     <w:p>
-      <w:pPr>
-        <w:pStyle w:val="FirstParagraph"/>
-      </w:pPr>
-      <w:r>
-        <w:t xml:space="preserve">When designing the</w:t>
-      </w:r>
-      <w:r>
-        <w:t xml:space="preserve"> </w:t>
-      </w:r>
-      <w:r>
-        <w:rPr>
-          <w:i/>
-          <w:iCs/>
-        </w:rPr>
-        <w:t xml:space="preserve">Living SEB Project</w:t>
-      </w:r>
-      <w:r>
-        <w:t xml:space="preserve"> </w:t>
-      </w:r>
-      <w:r>
-        <w:t xml:space="preserve">and app, we aimed at finding a good balance between providing enough functionality for the users, while keeping the systematic review process feasible and the application user friendly and intuitive to use. As a consequence, there are many situations in which using the</w:t>
-      </w:r>
-      <w:r>
-        <w:t xml:space="preserve"> </w:t>
-      </w:r>
-      <w:r>
-        <w:rPr>
-          <w:i/>
-          <w:iCs/>
-        </w:rPr>
-        <w:t xml:space="preserve">Living SEB App</w:t>
-      </w:r>
-      <w:r>
-        <w:t xml:space="preserve"> </w:t>
-      </w:r>
-      <w:r>
-        <w:t xml:space="preserve">only is not the appropriate choice, but more refined analyses should be conducted locally by the researcher. In particular, only cross-sectional data are available. To analyse experimental and longitudinal data, the necessary data must be manually coded (but all the papers needed should already be included in our database). Additionally, the specific measures used are not coded in the data and different measures are automatically meta-analysed as indicators of a specific outcome or construct. For instance, school engagement could be measured with different questionnaires. Authors interested in moderator analyses should code those specific information. Similarly, study topics are manually and qualitatively defined by the authors and may not correspond to everybody’s opinion. We also acknowledge that our reliance on citation-chaining of seminal SEB works may result in missed eligible publications, particularly those that employ BESSI measures without directly citing the validation articles. While this approach ensures feasibility and reduces noise, it might eventually compromise full systematic comprehensiveness. In the long term, we plan to supplement this strategy with periodic keyword-based searches and, where possible, semi-automated text-mining or machine-learning methods to identify overlooked studies. Meanwhile, we actively encourage researchers to notify us of missing contributions so that the database can remain as inclusive as possible. To date, we are not aware of any published studies within the SEB framework that are excluded.</w:t>
+      <w:r>
+        <w:br w:type="page"/>
       </w:r>
     </w:p>
-    <w:bookmarkEnd w:id="55"/>
-    <w:bookmarkStart w:id="56" w:name="future-perspectives"/>
+    <w:bookmarkEnd w:id="62"/>
+    <w:bookmarkEnd w:id="63"/>
+    <w:bookmarkStart w:id="185" w:name="references"/>
     <w:p>
       <w:pPr>
-        <w:pStyle w:val="Heading2"/>
-      </w:pPr>
-      <w:r>
-        <w:t xml:space="preserve">Future Perspectives</w:t>
+        <w:pStyle w:val="Heading1"/>
+      </w:pPr>
+      <w:r>
+        <w:t xml:space="preserve">References</w:t>
       </w:r>
     </w:p>
-    <w:p>
-      <w:pPr>
-        <w:pStyle w:val="FirstParagraph"/>
-      </w:pPr>
-      <w:r>
-        <w:t xml:space="preserve">Given the current limitations, we suggest a use of the</w:t>
-      </w:r>
-      <w:r>
-        <w:t xml:space="preserve"> </w:t>
-      </w:r>
-      <w:r>
-        <w:rPr>
-          <w:i/>
-          <w:iCs/>
-        </w:rPr>
-        <w:t xml:space="preserve">Living SEB Project</w:t>
-      </w:r>
-      <w:r>
-        <w:t xml:space="preserve"> </w:t>
-      </w:r>
-      <w:r>
-        <w:t xml:space="preserve">and app that respect the boundaries of the functionality offered. However, future updates of the project may enlarge the aims of the project and its uses. In particular, with increasing number of longitudinal and experimental publications within the SEB framework, the meta-analysis options of the app could be extended to incorporate both possibilities. We also plan to include options for the analysis of moderators and for publication bias. Depending on future funding and resources, it could be possible to automatize the database search and coding procedures through the use of ad-hoc algorithms and artificial intelligence. Finally, users may be provided with the possibility to upload additional data in the main database for personal use or openly for the community.</w:t>
-      </w:r>
-    </w:p>
-    <w:bookmarkEnd w:id="56"/>
-    <w:bookmarkStart w:id="57" w:name="conclusions"/>
-    <w:p>
-      <w:pPr>
-        <w:pStyle w:val="Heading2"/>
-      </w:pPr>
-      <w:r>
-        <w:t xml:space="preserve">Conclusions</w:t>
-      </w:r>
-    </w:p>
-    <w:p>
-      <w:pPr>
-        <w:pStyle w:val="FirstParagraph"/>
-      </w:pPr>
-      <w:r>
-        <w:t xml:space="preserve">To conclude, the current paper provides an initial description of the</w:t>
-      </w:r>
-      <w:r>
-        <w:t xml:space="preserve"> </w:t>
-      </w:r>
-      <w:r>
-        <w:rPr>
-          <w:i/>
-          <w:iCs/>
-        </w:rPr>
-        <w:t xml:space="preserve">Living SEB Project</w:t>
-      </w:r>
-      <w:r>
-        <w:t xml:space="preserve"> </w:t>
-      </w:r>
-      <w:r>
-        <w:t xml:space="preserve">and we hope that researchers, reviewers, editors, and laypeople will use and appreciate the potentialities offered and that our work may facilitate theirs. We also hope that other colleagues will follow our example and build additional platforms covering their specific field of research.</w:t>
-      </w:r>
-    </w:p>
-    <w:p>
-      <w:r>
-        <w:br w:type="page"/>
-      </w:r>
-    </w:p>
-    <w:bookmarkEnd w:id="57"/>
-    <w:bookmarkEnd w:id="58"/>
-    <w:bookmarkStart w:id="177" w:name="references"/>
-    <w:p>
-      <w:pPr>
-        <w:pStyle w:val="Heading1"/>
-      </w:pPr>
-      <w:r>
-        <w:t xml:space="preserve">References</w:t>
-      </w:r>
-    </w:p>
-    <w:bookmarkStart w:id="160" w:name="refs"/>
-    <w:bookmarkStart w:id="60" w:name="X2cff003dd1618d8cd6604ca920c5e7b44e311a1"/>
+    <w:bookmarkStart w:id="167" w:name="refs"/>
+    <w:bookmarkStart w:id="65" w:name="X2cff003dd1618d8cd6604ca920c5e7b44e311a1"/>
     <w:p>
       <w:pPr>
         <w:pStyle w:val="Bibliography"/>
@@ -3428,7 +3556,7 @@
       <w:r>
         <w:t xml:space="preserve"> </w:t>
       </w:r>
-      <w:hyperlink r:id="rId59">
+      <w:hyperlink r:id="rId64">
         <w:r>
           <w:rPr>
             <w:rStyle w:val="Hyperlink"/>
@@ -3437,8 +3565,8 @@
         </w:r>
       </w:hyperlink>
     </w:p>
-    <w:bookmarkEnd w:id="60"/>
-    <w:bookmarkStart w:id="62" w:name="Xf78a0d256d2214793ab03b9839ec64a2761d1c6"/>
+    <w:bookmarkEnd w:id="65"/>
+    <w:bookmarkStart w:id="67" w:name="Xf78a0d256d2214793ab03b9839ec64a2761d1c6"/>
     <w:p>
       <w:pPr>
         <w:pStyle w:val="Bibliography"/>
@@ -3475,7 +3603,7 @@
       <w:r>
         <w:t xml:space="preserve"> </w:t>
       </w:r>
-      <w:hyperlink r:id="rId61">
+      <w:hyperlink r:id="rId66">
         <w:r>
           <w:rPr>
             <w:rStyle w:val="Hyperlink"/>
@@ -3484,8 +3612,8 @@
         </w:r>
       </w:hyperlink>
     </w:p>
-    <w:bookmarkEnd w:id="62"/>
-    <w:bookmarkStart w:id="63" w:name="ref-borenstein2021"/>
+    <w:bookmarkEnd w:id="67"/>
+    <w:bookmarkStart w:id="68" w:name="ref-borenstein2021"/>
     <w:p>
       <w:pPr>
         <w:pStyle w:val="Bibliography"/>
@@ -3507,8 +3635,8 @@
         <w:t xml:space="preserve">. John Wiley &amp; Sons.</w:t>
       </w:r>
     </w:p>
-    <w:bookmarkEnd w:id="63"/>
-    <w:bookmarkStart w:id="65" w:name="X408390b1eb78f22baf55e3ecf40718f1643c74b"/>
+    <w:bookmarkEnd w:id="68"/>
+    <w:bookmarkStart w:id="70" w:name="X408390b1eb78f22baf55e3ecf40718f1643c74b"/>
     <w:p>
       <w:pPr>
         <w:pStyle w:val="Bibliography"/>
@@ -3542,7 +3670,7 @@
       <w:r>
         <w:t xml:space="preserve">(1). https://doi.org/</w:t>
       </w:r>
-      <w:hyperlink r:id="rId64">
+      <w:hyperlink r:id="rId69">
         <w:r>
           <w:rPr>
             <w:rStyle w:val="Hyperlink"/>
@@ -3551,8 +3679,8 @@
         </w:r>
       </w:hyperlink>
     </w:p>
-    <w:bookmarkEnd w:id="65"/>
-    <w:bookmarkStart w:id="67" w:name="ref-breil2022"/>
+    <w:bookmarkEnd w:id="70"/>
+    <w:bookmarkStart w:id="72" w:name="ref-breil2022"/>
     <w:p>
       <w:pPr>
         <w:pStyle w:val="Bibliography"/>
@@ -3589,7 +3717,7 @@
       <w:r>
         <w:t xml:space="preserve"> </w:t>
       </w:r>
-      <w:hyperlink r:id="rId66">
+      <w:hyperlink r:id="rId71">
         <w:r>
           <w:rPr>
             <w:rStyle w:val="Hyperlink"/>
@@ -3598,8 +3726,8 @@
         </w:r>
       </w:hyperlink>
     </w:p>
-    <w:bookmarkEnd w:id="67"/>
-    <w:bookmarkStart w:id="69" w:name="ref-chenSocialEmotionalBehavioral2024"/>
+    <w:bookmarkEnd w:id="72"/>
+    <w:bookmarkStart w:id="74" w:name="ref-chenSocialEmotionalBehavioral2024"/>
     <w:p>
       <w:pPr>
         <w:pStyle w:val="Bibliography"/>
@@ -3636,7 +3764,7 @@
       <w:r>
         <w:t xml:space="preserve"> </w:t>
       </w:r>
-      <w:hyperlink r:id="rId68">
+      <w:hyperlink r:id="rId73">
         <w:r>
           <w:rPr>
             <w:rStyle w:val="Hyperlink"/>
@@ -3645,8 +3773,8 @@
         </w:r>
       </w:hyperlink>
     </w:p>
-    <w:bookmarkEnd w:id="69"/>
-    <w:bookmarkStart w:id="70" w:name="X2adb9ed5c439b822c73e02a95f751bf4d740d54"/>
+    <w:bookmarkEnd w:id="74"/>
+    <w:bookmarkStart w:id="75" w:name="X2adb9ed5c439b822c73e02a95f751bf4d740d54"/>
     <w:p>
       <w:pPr>
         <w:pStyle w:val="Bibliography"/>
@@ -3668,8 +3796,8 @@
         <w:t xml:space="preserve">. John Wiley &amp; Sons.</w:t>
       </w:r>
     </w:p>
-    <w:bookmarkEnd w:id="70"/>
-    <w:bookmarkStart w:id="72" w:name="ref-cheung2024MetaSEMMetaAnalysisUsing"/>
+    <w:bookmarkEnd w:id="75"/>
+    <w:bookmarkStart w:id="77" w:name="ref-cheung2024MetaSEMMetaAnalysisUsing"/>
     <w:p>
       <w:pPr>
         <w:pStyle w:val="Bibliography"/>
@@ -3693,7 +3821,7 @@
       <w:r>
         <w:t xml:space="preserve"> </w:t>
       </w:r>
-      <w:hyperlink r:id="rId71">
+      <w:hyperlink r:id="rId76">
         <w:r>
           <w:rPr>
             <w:rStyle w:val="Hyperlink"/>
@@ -3702,8 +3830,8 @@
         </w:r>
       </w:hyperlink>
     </w:p>
-    <w:bookmarkEnd w:id="72"/>
-    <w:bookmarkStart w:id="74" w:name="ref-collie2025"/>
+    <w:bookmarkEnd w:id="77"/>
+    <w:bookmarkStart w:id="79" w:name="ref-collie2025"/>
     <w:p>
       <w:pPr>
         <w:pStyle w:val="Bibliography"/>
@@ -3749,7 +3877,7 @@
       <w:r>
         <w:t xml:space="preserve"> </w:t>
       </w:r>
-      <w:hyperlink r:id="rId73">
+      <w:hyperlink r:id="rId78">
         <w:r>
           <w:rPr>
             <w:rStyle w:val="Hyperlink"/>
@@ -3758,8 +3886,8 @@
         </w:r>
       </w:hyperlink>
     </w:p>
-    <w:bookmarkEnd w:id="74"/>
-    <w:bookmarkStart w:id="76" w:name="ref-cuijpersLivingSystematicReviews2022"/>
+    <w:bookmarkEnd w:id="79"/>
+    <w:bookmarkStart w:id="81" w:name="ref-cuijpersLivingSystematicReviews2022"/>
     <w:p>
       <w:pPr>
         <w:pStyle w:val="Bibliography"/>
@@ -3796,7 +3924,7 @@
       <w:r>
         <w:t xml:space="preserve"> </w:t>
       </w:r>
-      <w:hyperlink r:id="rId75">
+      <w:hyperlink r:id="rId80">
         <w:r>
           <w:rPr>
             <w:rStyle w:val="Hyperlink"/>
@@ -3805,8 +3933,8 @@
         </w:r>
       </w:hyperlink>
     </w:p>
-    <w:bookmarkEnd w:id="76"/>
-    <w:bookmarkStart w:id="78" w:name="Xf7b72a721a2d264725390a9c15185df6ed1f0f7"/>
+    <w:bookmarkEnd w:id="81"/>
+    <w:bookmarkStart w:id="83" w:name="Xf7b72a721a2d264725390a9c15185df6ed1f0f7"/>
     <w:p>
       <w:pPr>
         <w:pStyle w:val="Bibliography"/>
@@ -3830,7 +3958,7 @@
       <w:r>
         <w:t xml:space="preserve"> </w:t>
       </w:r>
-      <w:hyperlink r:id="rId77">
+      <w:hyperlink r:id="rId82">
         <w:r>
           <w:rPr>
             <w:rStyle w:val="Hyperlink"/>
@@ -3839,8 +3967,8 @@
         </w:r>
       </w:hyperlink>
     </w:p>
-    <w:bookmarkEnd w:id="78"/>
-    <w:bookmarkStart w:id="80" w:name="ref-elliottLivingSystematicReview2017"/>
+    <w:bookmarkEnd w:id="83"/>
+    <w:bookmarkStart w:id="85" w:name="ref-elliottLivingSystematicReview2017"/>
     <w:p>
       <w:pPr>
         <w:pStyle w:val="Bibliography"/>
@@ -3880,7 +4008,7 @@
       <w:r>
         <w:t xml:space="preserve"> </w:t>
       </w:r>
-      <w:hyperlink r:id="rId79">
+      <w:hyperlink r:id="rId84">
         <w:r>
           <w:rPr>
             <w:rStyle w:val="Hyperlink"/>
@@ -3889,8 +4017,8 @@
         </w:r>
       </w:hyperlink>
     </w:p>
-    <w:bookmarkEnd w:id="80"/>
-    <w:bookmarkStart w:id="82" w:name="ref-elliottLivingSystematicReviews2014"/>
+    <w:bookmarkEnd w:id="85"/>
+    <w:bookmarkStart w:id="87" w:name="ref-elliottLivingSystematicReviews2014"/>
     <w:p>
       <w:pPr>
         <w:pStyle w:val="Bibliography"/>
@@ -3927,7 +4055,7 @@
       <w:r>
         <w:t xml:space="preserve"> </w:t>
       </w:r>
-      <w:hyperlink r:id="rId81">
+      <w:hyperlink r:id="rId86">
         <w:r>
           <w:rPr>
             <w:rStyle w:val="Hyperlink"/>
@@ -3936,8 +4064,8 @@
         </w:r>
       </w:hyperlink>
     </w:p>
-    <w:bookmarkEnd w:id="82"/>
-    <w:bookmarkStart w:id="84" w:name="ref-feracoSoftSkillsHigh2025"/>
+    <w:bookmarkEnd w:id="87"/>
+    <w:bookmarkStart w:id="89" w:name="ref-feracoSoftSkillsHigh2025"/>
     <w:p>
       <w:pPr>
         <w:pStyle w:val="Bibliography"/>
@@ -3974,7 +4102,7 @@
       <w:r>
         <w:t xml:space="preserve"> </w:t>
       </w:r>
-      <w:hyperlink r:id="rId83">
+      <w:hyperlink r:id="rId88">
         <w:r>
           <w:rPr>
             <w:rStyle w:val="Hyperlink"/>
@@ -3983,8 +4111,8 @@
         </w:r>
       </w:hyperlink>
     </w:p>
-    <w:bookmarkEnd w:id="84"/>
-    <w:bookmarkStart w:id="86" w:name="ref-feracoRoleSocialEmotional2025"/>
+    <w:bookmarkEnd w:id="89"/>
+    <w:bookmarkStart w:id="91" w:name="ref-feracoRoleSocialEmotional2025"/>
     <w:p>
       <w:pPr>
         <w:pStyle w:val="Bibliography"/>
@@ -4008,7 +4136,7 @@
       <w:r>
         <w:t xml:space="preserve"> </w:t>
       </w:r>
-      <w:hyperlink r:id="rId85">
+      <w:hyperlink r:id="rId90">
         <w:r>
           <w:rPr>
             <w:rStyle w:val="Hyperlink"/>
@@ -4017,8 +4145,8 @@
         </w:r>
       </w:hyperlink>
     </w:p>
-    <w:bookmarkEnd w:id="86"/>
-    <w:bookmarkStart w:id="88" w:name="ref-feracoItalianBehavioralEmotional2024"/>
+    <w:bookmarkEnd w:id="91"/>
+    <w:bookmarkStart w:id="93" w:name="ref-feracoItalianBehavioralEmotional2024"/>
     <w:p>
       <w:pPr>
         <w:pStyle w:val="Bibliography"/>
@@ -4055,7 +4183,7 @@
       <w:r>
         <w:t xml:space="preserve"> </w:t>
       </w:r>
-      <w:hyperlink r:id="rId87">
+      <w:hyperlink r:id="rId92">
         <w:r>
           <w:rPr>
             <w:rStyle w:val="Hyperlink"/>
@@ -4064,8 +4192,8 @@
         </w:r>
       </w:hyperlink>
     </w:p>
-    <w:bookmarkEnd w:id="88"/>
-    <w:bookmarkStart w:id="90" w:name="ref-feracoDifferencesChangeGoals2025"/>
+    <w:bookmarkEnd w:id="93"/>
+    <w:bookmarkStart w:id="95" w:name="ref-feracoDifferencesChangeGoals2025"/>
     <w:p>
       <w:pPr>
         <w:pStyle w:val="Bibliography"/>
@@ -4102,7 +4230,7 @@
       <w:r>
         <w:t xml:space="preserve"> </w:t>
       </w:r>
-      <w:hyperlink r:id="rId89">
+      <w:hyperlink r:id="rId94">
         <w:r>
           <w:rPr>
             <w:rStyle w:val="Hyperlink"/>
@@ -4111,8 +4239,8 @@
         </w:r>
       </w:hyperlink>
     </w:p>
-    <w:bookmarkEnd w:id="90"/>
-    <w:bookmarkStart w:id="92" w:name="ref-feracoSocialEmotionalBehavioral2023"/>
+    <w:bookmarkEnd w:id="95"/>
+    <w:bookmarkStart w:id="97" w:name="ref-feracoSocialEmotionalBehavioral2023"/>
     <w:p>
       <w:pPr>
         <w:pStyle w:val="Bibliography"/>
@@ -4149,7 +4277,7 @@
       <w:r>
         <w:t xml:space="preserve"> </w:t>
       </w:r>
-      <w:hyperlink r:id="rId91">
+      <w:hyperlink r:id="rId96">
         <w:r>
           <w:rPr>
             <w:rStyle w:val="Hyperlink"/>
@@ -4158,8 +4286,8 @@
         </w:r>
       </w:hyperlink>
     </w:p>
-    <w:bookmarkEnd w:id="92"/>
-    <w:bookmarkStart w:id="94" w:name="ref-feracoSocialEmotionalBehavioral2025"/>
+    <w:bookmarkEnd w:id="97"/>
+    <w:bookmarkStart w:id="99" w:name="ref-feracoSocialEmotionalBehavioral2025"/>
     <w:p>
       <w:pPr>
         <w:pStyle w:val="Bibliography"/>
@@ -4196,7 +4324,7 @@
       <w:r>
         <w:t xml:space="preserve"> </w:t>
       </w:r>
-      <w:hyperlink r:id="rId93">
+      <w:hyperlink r:id="rId98">
         <w:r>
           <w:rPr>
             <w:rStyle w:val="Hyperlink"/>
@@ -4205,8 +4333,8 @@
         </w:r>
       </w:hyperlink>
     </w:p>
-    <w:bookmarkEnd w:id="94"/>
-    <w:bookmarkStart w:id="96" w:name="ref-feracoIntegratedModelSchool2023"/>
+    <w:bookmarkEnd w:id="99"/>
+    <w:bookmarkStart w:id="101" w:name="ref-feracoIntegratedModelSchool2023"/>
     <w:p>
       <w:pPr>
         <w:pStyle w:val="Bibliography"/>
@@ -4252,7 +4380,7 @@
       <w:r>
         <w:t xml:space="preserve"> </w:t>
       </w:r>
-      <w:hyperlink r:id="rId95">
+      <w:hyperlink r:id="rId100">
         <w:r>
           <w:rPr>
             <w:rStyle w:val="Hyperlink"/>
@@ -4261,8 +4389,8 @@
         </w:r>
       </w:hyperlink>
     </w:p>
-    <w:bookmarkEnd w:id="96"/>
-    <w:bookmarkStart w:id="98" w:name="ref-guoRolesSocialEmotional2023"/>
+    <w:bookmarkEnd w:id="101"/>
+    <w:bookmarkStart w:id="103" w:name="ref-guoRolesSocialEmotional2023"/>
     <w:p>
       <w:pPr>
         <w:pStyle w:val="Bibliography"/>
@@ -4311,7 +4439,7 @@
       <w:r>
         <w:t xml:space="preserve"> </w:t>
       </w:r>
-      <w:hyperlink r:id="rId97">
+      <w:hyperlink r:id="rId102">
         <w:r>
           <w:rPr>
             <w:rStyle w:val="Hyperlink"/>
@@ -4320,8 +4448,8 @@
         </w:r>
       </w:hyperlink>
     </w:p>
-    <w:bookmarkEnd w:id="98"/>
-    <w:bookmarkStart w:id="100" w:name="ref-heckman2012"/>
+    <w:bookmarkEnd w:id="103"/>
+    <w:bookmarkStart w:id="105" w:name="ref-heckman2012"/>
     <w:p>
       <w:pPr>
         <w:pStyle w:val="Bibliography"/>
@@ -4358,7 +4486,7 @@
       <w:r>
         <w:t xml:space="preserve"> </w:t>
       </w:r>
-      <w:hyperlink r:id="rId99">
+      <w:hyperlink r:id="rId104">
         <w:r>
           <w:rPr>
             <w:rStyle w:val="Hyperlink"/>
@@ -4367,8 +4495,8 @@
         </w:r>
       </w:hyperlink>
     </w:p>
-    <w:bookmarkEnd w:id="100"/>
-    <w:bookmarkStart w:id="102" w:name="ref-hirtCitationTrackingSystematic2023"/>
+    <w:bookmarkEnd w:id="105"/>
+    <w:bookmarkStart w:id="107" w:name="ref-hirtCitationTrackingSystematic2023"/>
     <w:p>
       <w:pPr>
         <w:pStyle w:val="Bibliography"/>
@@ -4405,7 +4533,7 @@
       <w:r>
         <w:t xml:space="preserve"> </w:t>
       </w:r>
-      <w:hyperlink r:id="rId101">
+      <w:hyperlink r:id="rId106">
         <w:r>
           <w:rPr>
             <w:rStyle w:val="Hyperlink"/>
@@ -4414,8 +4542,8 @@
         </w:r>
       </w:hyperlink>
     </w:p>
-    <w:bookmarkEnd w:id="102"/>
-    <w:bookmarkStart w:id="104" w:name="ref-howardWhyWeNeed2025"/>
+    <w:bookmarkEnd w:id="107"/>
+    <w:bookmarkStart w:id="109" w:name="ref-howardWhyWeNeed2025"/>
     <w:p>
       <w:pPr>
         <w:pStyle w:val="Bibliography"/>
@@ -4439,7 +4567,7 @@
       <w:r>
         <w:t xml:space="preserve"> </w:t>
       </w:r>
-      <w:hyperlink r:id="rId103">
+      <w:hyperlink r:id="rId108">
         <w:r>
           <w:rPr>
             <w:rStyle w:val="Hyperlink"/>
@@ -4448,8 +4576,8 @@
         </w:r>
       </w:hyperlink>
     </w:p>
-    <w:bookmarkEnd w:id="104"/>
-    <w:bookmarkStart w:id="106" w:name="ref-ichsanVirtualRealitySkill2025"/>
+    <w:bookmarkEnd w:id="109"/>
+    <w:bookmarkStart w:id="111" w:name="ref-ichsanVirtualRealitySkill2025"/>
     <w:p>
       <w:pPr>
         <w:pStyle w:val="Bibliography"/>
@@ -4486,7 +4614,7 @@
       <w:r>
         <w:t xml:space="preserve"> </w:t>
       </w:r>
-      <w:hyperlink r:id="rId105">
+      <w:hyperlink r:id="rId110">
         <w:r>
           <w:rPr>
             <w:rStyle w:val="Hyperlink"/>
@@ -4495,8 +4623,8 @@
         </w:r>
       </w:hyperlink>
     </w:p>
-    <w:bookmarkEnd w:id="106"/>
-    <w:bookmarkStart w:id="108" w:name="X97b51aaae8911da2956c6ff2e3d234435f67bf7"/>
+    <w:bookmarkEnd w:id="111"/>
+    <w:bookmarkStart w:id="113" w:name="X97b51aaae8911da2956c6ff2e3d234435f67bf7"/>
     <w:p>
       <w:pPr>
         <w:pStyle w:val="Bibliography"/>
@@ -4533,7 +4661,7 @@
       <w:r>
         <w:t xml:space="preserve"> </w:t>
       </w:r>
-      <w:hyperlink r:id="rId107">
+      <w:hyperlink r:id="rId112">
         <w:r>
           <w:rPr>
             <w:rStyle w:val="Hyperlink"/>
@@ -4542,8 +4670,8 @@
         </w:r>
       </w:hyperlink>
     </w:p>
-    <w:bookmarkEnd w:id="108"/>
-    <w:bookmarkStart w:id="110" w:name="X95a48c3bd0fb12e6c8d27e000e5abe5f775fd14"/>
+    <w:bookmarkEnd w:id="113"/>
+    <w:bookmarkStart w:id="115" w:name="X95a48c3bd0fb12e6c8d27e000e5abe5f775fd14"/>
     <w:p>
       <w:pPr>
         <w:pStyle w:val="Bibliography"/>
@@ -4580,7 +4708,7 @@
       <w:r>
         <w:t xml:space="preserve"> </w:t>
       </w:r>
-      <w:hyperlink r:id="rId109">
+      <w:hyperlink r:id="rId114">
         <w:r>
           <w:rPr>
             <w:rStyle w:val="Hyperlink"/>
@@ -4589,8 +4717,8 @@
         </w:r>
       </w:hyperlink>
     </w:p>
-    <w:bookmarkEnd w:id="110"/>
-    <w:bookmarkStart w:id="112" w:name="ref-lechnerBehavioralEmotionalSocial2022"/>
+    <w:bookmarkEnd w:id="115"/>
+    <w:bookmarkStart w:id="117" w:name="ref-lechnerBehavioralEmotionalSocial2022"/>
     <w:p>
       <w:pPr>
         <w:pStyle w:val="Bibliography"/>
@@ -4627,7 +4755,7 @@
       <w:r>
         <w:t xml:space="preserve"> </w:t>
       </w:r>
-      <w:hyperlink r:id="rId111">
+      <w:hyperlink r:id="rId116">
         <w:r>
           <w:rPr>
             <w:rStyle w:val="Hyperlink"/>
@@ -4636,8 +4764,8 @@
         </w:r>
       </w:hyperlink>
     </w:p>
-    <w:bookmarkEnd w:id="112"/>
-    <w:bookmarkStart w:id="114" w:name="X036b1a09cb564fd5fec0952e53199c1d462fd56"/>
+    <w:bookmarkEnd w:id="117"/>
+    <w:bookmarkStart w:id="119" w:name="X036b1a09cb564fd5fec0952e53199c1d462fd56"/>
     <w:p>
       <w:pPr>
         <w:pStyle w:val="Bibliography"/>
@@ -4674,7 +4802,7 @@
       <w:r>
         <w:t xml:space="preserve"> </w:t>
       </w:r>
-      <w:hyperlink r:id="rId113">
+      <w:hyperlink r:id="rId118">
         <w:r>
           <w:rPr>
             <w:rStyle w:val="Hyperlink"/>
@@ -4683,8 +4811,8 @@
         </w:r>
       </w:hyperlink>
     </w:p>
-    <w:bookmarkEnd w:id="114"/>
-    <w:bookmarkStart w:id="116" w:name="ref-mccrae1989"/>
+    <w:bookmarkEnd w:id="119"/>
+    <w:bookmarkStart w:id="121" w:name="ref-mccrae1989"/>
     <w:p>
       <w:pPr>
         <w:pStyle w:val="Bibliography"/>
@@ -4721,7 +4849,7 @@
       <w:r>
         <w:t xml:space="preserve"> </w:t>
       </w:r>
-      <w:hyperlink r:id="rId115">
+      <w:hyperlink r:id="rId120">
         <w:r>
           <w:rPr>
             <w:rStyle w:val="Hyperlink"/>
@@ -4730,8 +4858,8 @@
         </w:r>
       </w:hyperlink>
     </w:p>
-    <w:bookmarkEnd w:id="116"/>
-    <w:bookmarkStart w:id="118" w:name="ref-moherPreferredReportingItems2015"/>
+    <w:bookmarkEnd w:id="121"/>
+    <w:bookmarkStart w:id="123" w:name="ref-moherPreferredReportingItems2015"/>
     <w:p>
       <w:pPr>
         <w:pStyle w:val="Bibliography"/>
@@ -4768,7 +4896,7 @@
       <w:r>
         <w:t xml:space="preserve"> </w:t>
       </w:r>
-      <w:hyperlink r:id="rId117">
+      <w:hyperlink r:id="rId122">
         <w:r>
           <w:rPr>
             <w:rStyle w:val="Hyperlink"/>
@@ -4777,8 +4905,8 @@
         </w:r>
       </w:hyperlink>
     </w:p>
-    <w:bookmarkEnd w:id="118"/>
-    <w:bookmarkStart w:id="120" w:name="Xe1475e88fa5f75c16c1338eefb377bb33d14b69"/>
+    <w:bookmarkEnd w:id="123"/>
+    <w:bookmarkStart w:id="125" w:name="Xe1475e88fa5f75c16c1338eefb377bb33d14b69"/>
     <w:p>
       <w:pPr>
         <w:pStyle w:val="Bibliography"/>
@@ -4815,7 +4943,7 @@
       <w:r>
         <w:t xml:space="preserve"> </w:t>
       </w:r>
-      <w:hyperlink r:id="rId119">
+      <w:hyperlink r:id="rId124">
         <w:r>
           <w:rPr>
             <w:rStyle w:val="Hyperlink"/>
@@ -4824,8 +4952,8 @@
         </w:r>
       </w:hyperlink>
     </w:p>
-    <w:bookmarkEnd w:id="120"/>
-    <w:bookmarkStart w:id="122" w:name="ref-napolitanoChangesSocialEmotional2025"/>
+    <w:bookmarkEnd w:id="125"/>
+    <w:bookmarkStart w:id="127" w:name="ref-napolitanoChangesSocialEmotional2025"/>
     <w:p>
       <w:pPr>
         <w:pStyle w:val="Bibliography"/>
@@ -4858,7 +4986,7 @@
       <w:r>
         <w:t xml:space="preserve"> </w:t>
       </w:r>
-      <w:hyperlink r:id="rId121">
+      <w:hyperlink r:id="rId126">
         <w:r>
           <w:rPr>
             <w:rStyle w:val="Hyperlink"/>
@@ -4867,8 +4995,8 @@
         </w:r>
       </w:hyperlink>
     </w:p>
-    <w:bookmarkEnd w:id="122"/>
-    <w:bookmarkStart w:id="124" w:name="ref-oecdAcademicLearningFirst2021"/>
+    <w:bookmarkEnd w:id="127"/>
+    <w:bookmarkStart w:id="129" w:name="ref-oecdAcademicLearningFirst2021"/>
     <w:p>
       <w:pPr>
         <w:pStyle w:val="Bibliography"/>
@@ -4892,7 +5020,7 @@
       <w:r>
         <w:t xml:space="preserve"> </w:t>
       </w:r>
-      <w:hyperlink r:id="rId123">
+      <w:hyperlink r:id="rId128">
         <w:r>
           <w:rPr>
             <w:rStyle w:val="Hyperlink"/>
@@ -4901,8 +5029,8 @@
         </w:r>
       </w:hyperlink>
     </w:p>
-    <w:bookmarkEnd w:id="124"/>
-    <w:bookmarkStart w:id="126" w:name="ref-paytonSocialEmotionalLearning2000"/>
+    <w:bookmarkEnd w:id="129"/>
+    <w:bookmarkStart w:id="131" w:name="ref-paytonSocialEmotionalLearning2000"/>
     <w:p>
       <w:pPr>
         <w:pStyle w:val="Bibliography"/>
@@ -4939,7 +5067,7 @@
       <w:r>
         <w:t xml:space="preserve"> </w:t>
       </w:r>
-      <w:hyperlink r:id="rId125">
+      <w:hyperlink r:id="rId130">
         <w:r>
           <w:rPr>
             <w:rStyle w:val="Hyperlink"/>
@@ -4948,8 +5076,96 @@
         </w:r>
       </w:hyperlink>
     </w:p>
-    <w:bookmarkEnd w:id="126"/>
-    <w:bookmarkStart w:id="128" w:name="ref-pellegrinoReadyWhatsNext2025"/>
+    <w:bookmarkEnd w:id="131"/>
+    <w:bookmarkStart w:id="133" w:name="Xa9e0562277ebc2e30070cd37a2b9b7a899100bd"/>
+    <w:p>
+      <w:pPr>
+        <w:pStyle w:val="Bibliography"/>
+      </w:pPr>
+      <w:r>
+        <w:t xml:space="preserve">Pellegrino, G., Feraco, T., De Vita, F., Martino, M. G., Matteucci, M. C., Montesano, L., Passolunghi, M. C., Re, A. M., Sini, B., Tinti, C., Valenti, A., Meneghetti, C., &amp; Carretti, B. (2026). University</w:t>
+      </w:r>
+      <w:r>
+        <w:t xml:space="preserve"> </w:t>
+      </w:r>
+      <w:r>
+        <w:t xml:space="preserve">Students With Specific Learning Disabilities</w:t>
+      </w:r>
+      <w:r>
+        <w:t xml:space="preserve">:</w:t>
+      </w:r>
+      <w:r>
+        <w:t xml:space="preserve"> </w:t>
+      </w:r>
+      <w:r>
+        <w:t xml:space="preserve">Do Soft Skills</w:t>
+      </w:r>
+      <w:r>
+        <w:t xml:space="preserve"> </w:t>
+      </w:r>
+      <w:r>
+        <w:t xml:space="preserve">and</w:t>
+      </w:r>
+      <w:r>
+        <w:t xml:space="preserve"> </w:t>
+      </w:r>
+      <w:r>
+        <w:t xml:space="preserve">Study-Related Factors Make</w:t>
+      </w:r>
+      <w:r>
+        <w:t xml:space="preserve"> </w:t>
+      </w:r>
+      <w:r>
+        <w:t xml:space="preserve">a</w:t>
+      </w:r>
+      <w:r>
+        <w:t xml:space="preserve"> </w:t>
+      </w:r>
+      <w:r>
+        <w:t xml:space="preserve">Difference</w:t>
+      </w:r>
+      <w:r>
+        <w:t xml:space="preserve"> </w:t>
+      </w:r>
+      <w:r>
+        <w:t xml:space="preserve">to</w:t>
+      </w:r>
+      <w:r>
+        <w:t xml:space="preserve"> </w:t>
+      </w:r>
+      <w:r>
+        <w:t xml:space="preserve">Their Academic Outcomes</w:t>
+      </w:r>
+      <w:r>
+        <w:t xml:space="preserve">?</w:t>
+      </w:r>
+      <w:r>
+        <w:t xml:space="preserve"> </w:t>
+      </w:r>
+      <w:r>
+        <w:rPr>
+          <w:i/>
+          <w:iCs/>
+        </w:rPr>
+        <w:t xml:space="preserve">Journal of Learning Disabilities</w:t>
+      </w:r>
+      <w:r>
+        <w:t xml:space="preserve">, 00222194261417592.</w:t>
+      </w:r>
+      <w:r>
+        <w:t xml:space="preserve"> </w:t>
+      </w:r>
+      <w:hyperlink r:id="rId132">
+        <w:r>
+          <w:rPr>
+            <w:rStyle w:val="Hyperlink"/>
+          </w:rPr>
+          <w:t xml:space="preserve">https://doi.org/10.1177/00222194261417592</w:t>
+        </w:r>
+      </w:hyperlink>
+    </w:p>
+    <w:bookmarkEnd w:id="133"/>
+    <w:bookmarkStart w:id="135" w:name="ref-pellegrinoReadyWhatsNext2025"/>
     <w:p>
       <w:pPr>
         <w:pStyle w:val="Bibliography"/>
@@ -4973,7 +5189,7 @@
       <w:r>
         <w:t xml:space="preserve"> </w:t>
       </w:r>
-      <w:hyperlink r:id="rId127">
+      <w:hyperlink r:id="rId134">
         <w:r>
           <w:rPr>
             <w:rStyle w:val="Hyperlink"/>
@@ -4982,8 +5198,8 @@
         </w:r>
       </w:hyperlink>
     </w:p>
-    <w:bookmarkEnd w:id="128"/>
-    <w:bookmarkStart w:id="130" w:name="ref-postigoBehavioralEmotionalSocial2024"/>
+    <w:bookmarkEnd w:id="135"/>
+    <w:bookmarkStart w:id="137" w:name="ref-postigoBehavioralEmotionalSocial2024"/>
     <w:p>
       <w:pPr>
         <w:pStyle w:val="Bibliography"/>
@@ -5007,7 +5223,7 @@
       <w:r>
         <w:t xml:space="preserve"> </w:t>
       </w:r>
-      <w:hyperlink r:id="rId129">
+      <w:hyperlink r:id="rId136">
         <w:r>
           <w:rPr>
             <w:rStyle w:val="Hyperlink"/>
@@ -5016,8 +5232,8 @@
         </w:r>
       </w:hyperlink>
     </w:p>
-    <w:bookmarkEnd w:id="130"/>
-    <w:bookmarkStart w:id="132" w:name="ref-ringwaldMoreSkillTrait2025"/>
+    <w:bookmarkEnd w:id="137"/>
+    <w:bookmarkStart w:id="139" w:name="ref-ringwaldMoreSkillTrait2025"/>
     <w:p>
       <w:pPr>
         <w:pStyle w:val="Bibliography"/>
@@ -5041,7 +5257,7 @@
       <w:r>
         <w:t xml:space="preserve"> </w:t>
       </w:r>
-      <w:hyperlink r:id="rId131">
+      <w:hyperlink r:id="rId138">
         <w:r>
           <w:rPr>
             <w:rStyle w:val="Hyperlink"/>
@@ -5050,8 +5266,8 @@
         </w:r>
       </w:hyperlink>
     </w:p>
-    <w:bookmarkEnd w:id="132"/>
-    <w:bookmarkStart w:id="133" w:name="ref-rosseel2012LavaanPackageStructural"/>
+    <w:bookmarkEnd w:id="139"/>
+    <w:bookmarkStart w:id="140" w:name="ref-rosseel2012LavaanPackageStructural"/>
     <w:p>
       <w:pPr>
         <w:pStyle w:val="Bibliography"/>
@@ -5073,8 +5289,8 @@
         <w:t xml:space="preserve">. 37.</w:t>
       </w:r>
     </w:p>
-    <w:bookmarkEnd w:id="133"/>
-    <w:bookmarkStart w:id="135" w:name="ref-sakalukReconsideringWhatMakes2023"/>
+    <w:bookmarkEnd w:id="140"/>
+    <w:bookmarkStart w:id="142" w:name="ref-sakalukReconsideringWhatMakes2023"/>
     <w:p>
       <w:pPr>
         <w:pStyle w:val="Bibliography"/>
@@ -5111,7 +5327,7 @@
       <w:r>
         <w:t xml:space="preserve"> </w:t>
       </w:r>
-      <w:hyperlink r:id="rId134">
+      <w:hyperlink r:id="rId141">
         <w:r>
           <w:rPr>
             <w:rStyle w:val="Hyperlink"/>
@@ -5120,8 +5336,8 @@
         </w:r>
       </w:hyperlink>
     </w:p>
-    <w:bookmarkEnd w:id="135"/>
-    <w:bookmarkStart w:id="137" w:name="ref-sewellSocialEmotionalBehavioral2023"/>
+    <w:bookmarkEnd w:id="142"/>
+    <w:bookmarkStart w:id="144" w:name="ref-sewellSocialEmotionalBehavioral2023"/>
     <w:p>
       <w:pPr>
         <w:pStyle w:val="Bibliography"/>
@@ -5158,7 +5374,7 @@
       <w:r>
         <w:t xml:space="preserve"> </w:t>
       </w:r>
-      <w:hyperlink r:id="rId136">
+      <w:hyperlink r:id="rId143">
         <w:r>
           <w:rPr>
             <w:rStyle w:val="Hyperlink"/>
@@ -5167,8 +5383,8 @@
         </w:r>
       </w:hyperlink>
     </w:p>
-    <w:bookmarkEnd w:id="137"/>
-    <w:bookmarkStart w:id="139" w:name="ref-sewellAssessingSocialEmotional2024a"/>
+    <w:bookmarkEnd w:id="144"/>
+    <w:bookmarkStart w:id="146" w:name="ref-sewellAssessingSocialEmotional2024a"/>
     <w:p>
       <w:pPr>
         <w:pStyle w:val="Bibliography"/>
@@ -5192,7 +5408,7 @@
       <w:r>
         <w:t xml:space="preserve"> </w:t>
       </w:r>
-      <w:hyperlink r:id="rId138">
+      <w:hyperlink r:id="rId145">
         <w:r>
           <w:rPr>
             <w:rStyle w:val="Hyperlink"/>
@@ -5201,8 +5417,8 @@
         </w:r>
       </w:hyperlink>
     </w:p>
-    <w:bookmarkEnd w:id="139"/>
-    <w:bookmarkStart w:id="141" w:name="X0cb0ee654e2f08ff6eedf58782dc9c5583569f9"/>
+    <w:bookmarkEnd w:id="146"/>
+    <w:bookmarkStart w:id="148" w:name="X0cb0ee654e2f08ff6eedf58782dc9c5583569f9"/>
     <w:p>
       <w:pPr>
         <w:pStyle w:val="Bibliography"/>
@@ -5248,7 +5464,7 @@
       <w:r>
         <w:t xml:space="preserve"> </w:t>
       </w:r>
-      <w:hyperlink r:id="rId140">
+      <w:hyperlink r:id="rId147">
         <w:r>
           <w:rPr>
             <w:rStyle w:val="Hyperlink"/>
@@ -5257,8 +5473,8 @@
         </w:r>
       </w:hyperlink>
     </w:p>
-    <w:bookmarkEnd w:id="141"/>
-    <w:bookmarkStart w:id="143" w:name="ref-sotoTakingSkillsSeriously2021"/>
+    <w:bookmarkEnd w:id="148"/>
+    <w:bookmarkStart w:id="150" w:name="ref-sotoTakingSkillsSeriously2021"/>
     <w:p>
       <w:pPr>
         <w:pStyle w:val="Bibliography"/>
@@ -5295,7 +5511,7 @@
       <w:r>
         <w:t xml:space="preserve"> </w:t>
       </w:r>
-      <w:hyperlink r:id="rId142">
+      <w:hyperlink r:id="rId149">
         <w:r>
           <w:rPr>
             <w:rStyle w:val="Hyperlink"/>
@@ -5304,8 +5520,8 @@
         </w:r>
       </w:hyperlink>
     </w:p>
-    <w:bookmarkEnd w:id="143"/>
-    <w:bookmarkStart w:id="145" w:name="ref-sotoWhatWhatCan2023"/>
+    <w:bookmarkEnd w:id="150"/>
+    <w:bookmarkStart w:id="152" w:name="ref-sotoWhatWhatCan2023"/>
     <w:p>
       <w:pPr>
         <w:pStyle w:val="Bibliography"/>
@@ -5342,7 +5558,7 @@
       <w:r>
         <w:t xml:space="preserve"> </w:t>
       </w:r>
-      <w:hyperlink r:id="rId144">
+      <w:hyperlink r:id="rId151">
         <w:r>
           <w:rPr>
             <w:rStyle w:val="Hyperlink"/>
@@ -5351,8 +5567,8 @@
         </w:r>
       </w:hyperlink>
     </w:p>
-    <w:bookmarkEnd w:id="145"/>
-    <w:bookmarkStart w:id="147" w:name="Xb082c74c6a7c461c9a2cdf6ff9dd2c10dc4eaf2"/>
+    <w:bookmarkEnd w:id="152"/>
+    <w:bookmarkStart w:id="154" w:name="Xb082c74c6a7c461c9a2cdf6ff9dd2c10dc4eaf2"/>
     <w:p>
       <w:pPr>
         <w:pStyle w:val="Bibliography"/>
@@ -5376,7 +5592,7 @@
       <w:r>
         <w:t xml:space="preserve"> </w:t>
       </w:r>
-      <w:hyperlink r:id="rId146">
+      <w:hyperlink r:id="rId153">
         <w:r>
           <w:rPr>
             <w:rStyle w:val="Hyperlink"/>
@@ -5385,8 +5601,8 @@
         </w:r>
       </w:hyperlink>
     </w:p>
-    <w:bookmarkEnd w:id="147"/>
-    <w:bookmarkStart w:id="149" w:name="ref-sotoGoingTraitsSocial2024"/>
+    <w:bookmarkEnd w:id="154"/>
+    <w:bookmarkStart w:id="156" w:name="ref-sotoGoingTraitsSocial2024"/>
     <w:p>
       <w:pPr>
         <w:pStyle w:val="Bibliography"/>
@@ -5423,7 +5639,7 @@
       <w:r>
         <w:t xml:space="preserve"> </w:t>
       </w:r>
-      <w:hyperlink r:id="rId148">
+      <w:hyperlink r:id="rId155">
         <w:r>
           <w:rPr>
             <w:rStyle w:val="Hyperlink"/>
@@ -5432,8 +5648,8 @@
         </w:r>
       </w:hyperlink>
     </w:p>
-    <w:bookmarkEnd w:id="149"/>
-    <w:bookmarkStart w:id="151" w:name="Xeb49fc8e4a552eaeb28cd937bde333a24559a16"/>
+    <w:bookmarkEnd w:id="156"/>
+    <w:bookmarkStart w:id="158" w:name="Xeb49fc8e4a552eaeb28cd937bde333a24559a16"/>
     <w:p>
       <w:pPr>
         <w:pStyle w:val="Bibliography"/>
@@ -5470,7 +5686,7 @@
       <w:r>
         <w:t xml:space="preserve"> </w:t>
       </w:r>
-      <w:hyperlink r:id="rId150">
+      <w:hyperlink r:id="rId157">
         <w:r>
           <w:rPr>
             <w:rStyle w:val="Hyperlink"/>
@@ -5479,8 +5695,8 @@
         </w:r>
       </w:hyperlink>
     </w:p>
-    <w:bookmarkEnd w:id="151"/>
-    <w:bookmarkStart w:id="153" w:name="X627e46842d45949ce4b6490f7ea3b83c99a93ee"/>
+    <w:bookmarkEnd w:id="158"/>
+    <w:bookmarkStart w:id="160" w:name="X627e46842d45949ce4b6490f7ea3b83c99a93ee"/>
     <w:p>
       <w:pPr>
         <w:pStyle w:val="Bibliography"/>
@@ -5504,7 +5720,7 @@
       <w:r>
         <w:t xml:space="preserve"> </w:t>
       </w:r>
-      <w:hyperlink r:id="rId152">
+      <w:hyperlink r:id="rId159">
         <w:r>
           <w:rPr>
             <w:rStyle w:val="Hyperlink"/>
@@ -5513,8 +5729,8 @@
         </w:r>
       </w:hyperlink>
     </w:p>
-    <w:bookmarkEnd w:id="153"/>
-    <w:bookmarkStart w:id="155" w:name="Xdc3dd2716fdb7402a9e7be1eed4023169bcca2b"/>
+    <w:bookmarkEnd w:id="160"/>
+    <w:bookmarkStart w:id="162" w:name="Xdc3dd2716fdb7402a9e7be1eed4023169bcca2b"/>
     <w:p>
       <w:pPr>
         <w:pStyle w:val="Bibliography"/>
@@ -5551,7 +5767,7 @@
       <w:r>
         <w:t xml:space="preserve"> </w:t>
       </w:r>
-      <w:hyperlink r:id="rId154">
+      <w:hyperlink r:id="rId161">
         <w:r>
           <w:rPr>
             <w:rStyle w:val="Hyperlink"/>
@@ -5560,8 +5776,8 @@
         </w:r>
       </w:hyperlink>
     </w:p>
-    <w:bookmarkEnd w:id="155"/>
-    <w:bookmarkStart w:id="157" w:name="X0a0820d44a235e1264568fc7754a4326c4f6660"/>
+    <w:bookmarkEnd w:id="162"/>
+    <w:bookmarkStart w:id="164" w:name="X0a0820d44a235e1264568fc7754a4326c4f6660"/>
     <w:p>
       <w:pPr>
         <w:pStyle w:val="Bibliography"/>
@@ -5585,7 +5801,7 @@
       <w:r>
         <w:t xml:space="preserve"> </w:t>
       </w:r>
-      <w:hyperlink r:id="rId156">
+      <w:hyperlink r:id="rId163">
         <w:r>
           <w:rPr>
             <w:rStyle w:val="Hyperlink"/>
@@ -5594,8 +5810,8 @@
         </w:r>
       </w:hyperlink>
     </w:p>
-    <w:bookmarkEnd w:id="157"/>
-    <w:bookmarkStart w:id="159" w:name="ref-yoonExaminingSEBSkills2024"/>
+    <w:bookmarkEnd w:id="164"/>
+    <w:bookmarkStart w:id="166" w:name="ref-yoonExaminingSEBSkills2024"/>
     <w:p>
       <w:pPr>
         <w:pStyle w:val="Bibliography"/>
@@ -5632,7 +5848,7 @@
       <w:r>
         <w:t xml:space="preserve"> </w:t>
       </w:r>
-      <w:hyperlink r:id="rId158">
+      <w:hyperlink r:id="rId165">
         <w:r>
           <w:rPr>
             <w:rStyle w:val="Hyperlink"/>
@@ -5641,9 +5857,9 @@
         </w:r>
       </w:hyperlink>
     </w:p>
-    <w:bookmarkEnd w:id="159"/>
-    <w:bookmarkEnd w:id="160"/>
-    <w:bookmarkStart w:id="162" w:name="tbl-studies-summary"/>
+    <w:bookmarkEnd w:id="166"/>
+    <w:bookmarkEnd w:id="167"/>
+    <w:bookmarkStart w:id="169" w:name="tbl-studies-summary"/>
     <w:p>
       <w:pPr>
         <w:pStyle w:val="FigureTitle"/>
@@ -5660,7 +5876,7 @@
         <w:t xml:space="preserve">Studies included in the review</w:t>
       </w:r>
     </w:p>
-    <w:bookmarkStart w:id="161" w:name="tbl-studies"/>
+    <w:bookmarkStart w:id="168" w:name="tbl-studies"/>
     <w:tbl>
       <w:tblPr>
         <w:tblStyle w:val="Table"/>
@@ -7193,6 +7409,96 @@
             <w:r>
               <w:t xml:space="preserve">(</w:t>
             </w:r>
+            <w:hyperlink w:anchor="Xa9e0562277ebc2e30070cd37a2b9b7a899100bd">
+              <w:r>
+                <w:rPr>
+                  <w:rStyle w:val="Hyperlink"/>
+                </w:rPr>
+                <w:t xml:space="preserve">2026</w:t>
+              </w:r>
+            </w:hyperlink>
+            <w:r>
+              <w:t xml:space="preserve">)</w:t>
+            </w:r>
+          </w:p>
+        </w:tc>
+        <w:tc>
+          <w:tcPr/>
+          <w:p>
+            <w:pPr>
+              <w:pStyle w:val="Compact"/>
+            </w:pPr>
+            <w:r>
+              <w:t xml:space="preserve">Cross-sectional</w:t>
+            </w:r>
+          </w:p>
+        </w:tc>
+        <w:tc>
+          <w:tcPr/>
+          <w:p>
+            <w:pPr>
+              <w:pStyle w:val="Compact"/>
+            </w:pPr>
+            <w:r>
+              <w:t xml:space="preserve">Italy</w:t>
+            </w:r>
+          </w:p>
+        </w:tc>
+        <w:tc>
+          <w:tcPr/>
+          <w:p>
+            <w:pPr>
+              <w:pStyle w:val="Compact"/>
+            </w:pPr>
+            <w:r>
+              <w:t xml:space="preserve">752</w:t>
+            </w:r>
+          </w:p>
+        </w:tc>
+        <w:tc>
+          <w:tcPr/>
+          <w:p>
+            <w:pPr>
+              <w:pStyle w:val="Compact"/>
+            </w:pPr>
+            <w:r>
+              <w:t xml:space="preserve">Young adults</w:t>
+            </w:r>
+          </w:p>
+        </w:tc>
+        <w:tc>
+          <w:tcPr/>
+          <w:p>
+            <w:pPr>
+              <w:pStyle w:val="Compact"/>
+            </w:pPr>
+            <w:r>
+              <w:t xml:space="preserve">Associations between SEB skills and university students outcomes</w:t>
+            </w:r>
+          </w:p>
+        </w:tc>
+      </w:tr>
+      <w:tr>
+        <w:tc>
+          <w:tcPr/>
+          <w:p>
+            <w:pPr>
+              <w:pStyle w:val="Compact"/>
+            </w:pPr>
+            <w:r>
+              <w:t xml:space="preserve">Pellegrino et al.</w:t>
+            </w:r>
+          </w:p>
+        </w:tc>
+        <w:tc>
+          <w:tcPr/>
+          <w:p>
+            <w:pPr>
+              <w:pStyle w:val="Compact"/>
+            </w:pPr>
+            <w:r>
+              <w:t xml:space="preserve">(</w:t>
+            </w:r>
             <w:hyperlink w:anchor="ref-pellegrinoReadyWhatsNext2025">
               <w:r>
                 <w:rPr>
@@ -8253,14 +8559,14 @@
         </w:tc>
       </w:tr>
     </w:tbl>
-    <w:bookmarkEnd w:id="161"/>
-    <w:bookmarkEnd w:id="162"/>
+    <w:bookmarkEnd w:id="168"/>
+    <w:bookmarkEnd w:id="169"/>
     <w:p>
       <w:r>
         <w:br w:type="page"/>
       </w:r>
     </w:p>
-    <w:bookmarkStart w:id="163" w:name="tbl-meta-results"/>
+    <w:bookmarkStart w:id="170" w:name="tbl-meta-results"/>
     <w:p>
       <w:pPr>
         <w:pStyle w:val="FigureTitle"/>
@@ -8285,12 +8591,12 @@
       </w:tblPr>
       <w:tblGrid>
         <w:gridCol w:w="2225"/>
-        <w:gridCol w:w="1272"/>
+        <w:gridCol w:w="1382"/>
         <w:gridCol w:w="1126"/>
         <w:gridCol w:w="1297"/>
         <w:gridCol w:w="1370"/>
         <w:gridCol w:w="796"/>
-        <w:gridCol w:w="1052"/>
+        <w:gridCol w:w="1162"/>
         <w:gridCol w:w="796"/>
       </w:tblGrid>
       <w:tr>
@@ -8332,6 +8638,7 @@
                 <w:i w:val="false"/>
                 <w:b w:val="false"/>
                 <w:u w:val="none"/>
+                <w:strike w:val="false"/>
                 <w:sz w:val="22"/>
                 <w:szCs w:val="22"/>
                 <w:color w:val="000000"/>
@@ -8343,6 +8650,7 @@
                 <w:i w:val="false"/>
                 <w:b w:val="false"/>
                 <w:u w:val="none"/>
+                <w:strike w:val="false"/>
                 <w:sz w:val="22"/>
                 <w:szCs w:val="22"/>
                 <w:color w:val="000000"/>
@@ -8384,6 +8692,7 @@
                 <w:i w:val="false"/>
                 <w:b w:val="false"/>
                 <w:u w:val="none"/>
+                <w:strike w:val="false"/>
                 <w:sz w:val="22"/>
                 <w:szCs w:val="22"/>
                 <w:color w:val="000000"/>
@@ -8395,6 +8704,7 @@
                 <w:i w:val="false"/>
                 <w:b w:val="false"/>
                 <w:u w:val="none"/>
+                <w:strike w:val="false"/>
                 <w:sz w:val="22"/>
                 <w:szCs w:val="22"/>
                 <w:color w:val="000000"/>
@@ -8436,6 +8746,7 @@
                 <w:i w:val="false"/>
                 <w:b w:val="false"/>
                 <w:u w:val="none"/>
+                <w:strike w:val="false"/>
                 <w:sz w:val="22"/>
                 <w:szCs w:val="22"/>
                 <w:color w:val="000000"/>
@@ -8447,6 +8758,7 @@
                 <w:i w:val="false"/>
                 <w:b w:val="false"/>
                 <w:u w:val="none"/>
+                <w:strike w:val="false"/>
                 <w:sz w:val="22"/>
                 <w:szCs w:val="22"/>
                 <w:color w:val="000000"/>
@@ -8488,6 +8800,7 @@
                 <w:i w:val="false"/>
                 <w:b w:val="false"/>
                 <w:u w:val="none"/>
+                <w:strike w:val="false"/>
                 <w:sz w:val="22"/>
                 <w:szCs w:val="22"/>
                 <w:color w:val="000000"/>
@@ -8499,6 +8812,7 @@
                 <w:i w:val="false"/>
                 <w:b w:val="false"/>
                 <w:u w:val="none"/>
+                <w:strike w:val="false"/>
                 <w:sz w:val="22"/>
                 <w:szCs w:val="22"/>
                 <w:color w:val="000000"/>
@@ -8540,6 +8854,7 @@
                 <w:i w:val="false"/>
                 <w:b w:val="false"/>
                 <w:u w:val="none"/>
+                <w:strike w:val="false"/>
                 <w:sz w:val="22"/>
                 <w:szCs w:val="22"/>
                 <w:color w:val="000000"/>
@@ -8551,6 +8866,7 @@
                 <w:i w:val="false"/>
                 <w:b w:val="false"/>
                 <w:u w:val="none"/>
+                <w:strike w:val="false"/>
                 <w:sz w:val="22"/>
                 <w:szCs w:val="22"/>
                 <w:color w:val="000000"/>
@@ -8592,6 +8908,7 @@
                 <w:i w:val="false"/>
                 <w:b w:val="false"/>
                 <w:u w:val="none"/>
+                <w:strike w:val="false"/>
                 <w:sz w:val="22"/>
                 <w:szCs w:val="22"/>
                 <w:color w:val="000000"/>
@@ -8603,6 +8920,7 @@
                 <w:i w:val="false"/>
                 <w:b w:val="false"/>
                 <w:u w:val="none"/>
+                <w:strike w:val="false"/>
                 <w:sz w:val="22"/>
                 <w:szCs w:val="22"/>
                 <w:color w:val="000000"/>
@@ -8644,6 +8962,7 @@
                 <w:i w:val="false"/>
                 <w:b w:val="false"/>
                 <w:u w:val="none"/>
+                <w:strike w:val="false"/>
                 <w:sz w:val="22"/>
                 <w:szCs w:val="22"/>
                 <w:color w:val="000000"/>
@@ -8655,6 +8974,7 @@
                 <w:i w:val="false"/>
                 <w:b w:val="false"/>
                 <w:u w:val="none"/>
+                <w:strike w:val="false"/>
                 <w:sz w:val="22"/>
                 <w:szCs w:val="22"/>
                 <w:color w:val="000000"/>
@@ -8696,6 +9016,7 @@
                 <w:i w:val="false"/>
                 <w:b w:val="false"/>
                 <w:u w:val="none"/>
+                <w:strike w:val="false"/>
                 <w:sz w:val="22"/>
                 <w:szCs w:val="22"/>
                 <w:color w:val="000000"/>
@@ -8707,6 +9028,7 @@
                 <w:i w:val="false"/>
                 <w:b w:val="false"/>
                 <w:u w:val="none"/>
+                <w:strike w:val="false"/>
                 <w:sz w:val="22"/>
                 <w:szCs w:val="22"/>
                 <w:color w:val="000000"/>
@@ -8754,6 +9076,7 @@
                 <w:i w:val="false"/>
                 <w:b w:val="false"/>
                 <w:u w:val="none"/>
+                <w:strike w:val="false"/>
                 <w:sz w:val="22"/>
                 <w:szCs w:val="22"/>
                 <w:color w:val="000000"/>
@@ -8765,6 +9088,7 @@
                 <w:i w:val="false"/>
                 <w:b w:val="false"/>
                 <w:u w:val="none"/>
+                <w:strike w:val="false"/>
                 <w:sz w:val="22"/>
                 <w:szCs w:val="22"/>
                 <w:color w:val="000000"/>
@@ -8806,6 +9130,7 @@
                 <w:i w:val="false"/>
                 <w:b w:val="false"/>
                 <w:u w:val="none"/>
+                <w:strike w:val="false"/>
                 <w:sz w:val="22"/>
                 <w:szCs w:val="22"/>
                 <w:color w:val="000000"/>
@@ -8817,11 +9142,12 @@
                 <w:i w:val="false"/>
                 <w:b w:val="false"/>
                 <w:u w:val="none"/>
+                <w:strike w:val="false"/>
                 <w:sz w:val="22"/>
                 <w:szCs w:val="22"/>
                 <w:color w:val="000000"/>
               </w:rPr>
-              <w:t xml:space="preserve">11920 (9)</w:t>
+              <w:t xml:space="preserve">12991 (11)</w:t>
             </w:r>
           </w:p>
         </w:tc>
@@ -8858,6 +9184,7 @@
                 <w:i w:val="false"/>
                 <w:b w:val="false"/>
                 <w:u w:val="none"/>
+                <w:strike w:val="false"/>
                 <w:sz w:val="22"/>
                 <w:szCs w:val="22"/>
                 <w:color w:val="000000"/>
@@ -8869,11 +9196,12 @@
                 <w:i w:val="false"/>
                 <w:b w:val="false"/>
                 <w:u w:val="none"/>
+                <w:strike w:val="false"/>
                 <w:sz w:val="22"/>
                 <w:szCs w:val="22"/>
                 <w:color w:val="000000"/>
               </w:rPr>
-              <w:t xml:space="preserve">0.10*</w:t>
+              <w:t xml:space="preserve">0.10**</w:t>
             </w:r>
           </w:p>
         </w:tc>
@@ -8910,6 +9238,7 @@
                 <w:i w:val="false"/>
                 <w:b w:val="false"/>
                 <w:u w:val="none"/>
+                <w:strike w:val="false"/>
                 <w:sz w:val="22"/>
                 <w:szCs w:val="22"/>
                 <w:color w:val="000000"/>
@@ -8921,11 +9250,12 @@
                 <w:i w:val="false"/>
                 <w:b w:val="false"/>
                 <w:u w:val="none"/>
+                <w:strike w:val="false"/>
                 <w:sz w:val="22"/>
                 <w:szCs w:val="22"/>
                 <w:color w:val="000000"/>
               </w:rPr>
-              <w:t xml:space="preserve">0.02; 0.17</w:t>
+              <w:t xml:space="preserve">0.03; 0.17</w:t>
             </w:r>
           </w:p>
         </w:tc>
@@ -8962,6 +9292,7 @@
                 <w:i w:val="false"/>
                 <w:b w:val="false"/>
                 <w:u w:val="none"/>
+                <w:strike w:val="false"/>
                 <w:sz w:val="22"/>
                 <w:szCs w:val="22"/>
                 <w:color w:val="000000"/>
@@ -8973,11 +9304,12 @@
                 <w:i w:val="false"/>
                 <w:b w:val="false"/>
                 <w:u w:val="none"/>
+                <w:strike w:val="false"/>
                 <w:sz w:val="22"/>
                 <w:szCs w:val="22"/>
                 <w:color w:val="000000"/>
               </w:rPr>
-              <w:t xml:space="preserve">-0.12; 0.31</w:t>
+              <w:t xml:space="preserve">-0.11; 0.31</w:t>
             </w:r>
           </w:p>
         </w:tc>
@@ -9014,6 +9346,7 @@
                 <w:i w:val="false"/>
                 <w:b w:val="false"/>
                 <w:u w:val="none"/>
+                <w:strike w:val="false"/>
                 <w:sz w:val="22"/>
                 <w:szCs w:val="22"/>
                 <w:color w:val="000000"/>
@@ -9025,6 +9358,7 @@
                 <w:i w:val="false"/>
                 <w:b w:val="false"/>
                 <w:u w:val="none"/>
+                <w:strike w:val="false"/>
                 <w:sz w:val="22"/>
                 <w:szCs w:val="22"/>
                 <w:color w:val="000000"/>
@@ -9066,6 +9400,7 @@
                 <w:i w:val="false"/>
                 <w:b w:val="false"/>
                 <w:u w:val="none"/>
+                <w:strike w:val="false"/>
                 <w:sz w:val="22"/>
                 <w:szCs w:val="22"/>
                 <w:color w:val="000000"/>
@@ -9077,11 +9412,12 @@
                 <w:i w:val="false"/>
                 <w:b w:val="false"/>
                 <w:u w:val="none"/>
+                <w:strike w:val="false"/>
                 <w:sz w:val="22"/>
                 <w:szCs w:val="22"/>
                 <w:color w:val="000000"/>
               </w:rPr>
-              <w:t xml:space="preserve">48 (8)*</w:t>
+              <w:t xml:space="preserve">62 (10)*</w:t>
             </w:r>
           </w:p>
         </w:tc>
@@ -9118,6 +9454,7 @@
                 <w:i w:val="false"/>
                 <w:b w:val="false"/>
                 <w:u w:val="none"/>
+                <w:strike w:val="false"/>
                 <w:sz w:val="22"/>
                 <w:szCs w:val="22"/>
                 <w:color w:val="000000"/>
@@ -9129,6 +9466,7 @@
                 <w:i w:val="false"/>
                 <w:b w:val="false"/>
                 <w:u w:val="none"/>
+                <w:strike w:val="false"/>
                 <w:sz w:val="22"/>
                 <w:szCs w:val="22"/>
                 <w:color w:val="000000"/>
@@ -9176,6 +9514,7 @@
                 <w:i w:val="false"/>
                 <w:b w:val="false"/>
                 <w:u w:val="none"/>
+                <w:strike w:val="false"/>
                 <w:sz w:val="22"/>
                 <w:szCs w:val="22"/>
                 <w:color w:val="000000"/>
@@ -9187,6 +9526,7 @@
                 <w:i w:val="false"/>
                 <w:b w:val="false"/>
                 <w:u w:val="none"/>
+                <w:strike w:val="false"/>
                 <w:sz w:val="22"/>
                 <w:szCs w:val="22"/>
                 <w:color w:val="000000"/>
@@ -9228,6 +9568,7 @@
                 <w:i w:val="false"/>
                 <w:b w:val="false"/>
                 <w:u w:val="none"/>
+                <w:strike w:val="false"/>
                 <w:sz w:val="22"/>
                 <w:szCs w:val="22"/>
                 <w:color w:val="000000"/>
@@ -9239,11 +9580,12 @@
                 <w:i w:val="false"/>
                 <w:b w:val="false"/>
                 <w:u w:val="none"/>
+                <w:strike w:val="false"/>
                 <w:sz w:val="22"/>
                 <w:szCs w:val="22"/>
                 <w:color w:val="000000"/>
               </w:rPr>
-              <w:t xml:space="preserve">11920 (9)</w:t>
+              <w:t xml:space="preserve">12991 (11)</w:t>
             </w:r>
           </w:p>
         </w:tc>
@@ -9280,6 +9622,7 @@
                 <w:i w:val="false"/>
                 <w:b w:val="false"/>
                 <w:u w:val="none"/>
+                <w:strike w:val="false"/>
                 <w:sz w:val="22"/>
                 <w:szCs w:val="22"/>
                 <w:color w:val="000000"/>
@@ -9291,11 +9634,12 @@
                 <w:i w:val="false"/>
                 <w:b w:val="false"/>
                 <w:u w:val="none"/>
+                <w:strike w:val="false"/>
                 <w:sz w:val="22"/>
                 <w:szCs w:val="22"/>
                 <w:color w:val="000000"/>
               </w:rPr>
-              <w:t xml:space="preserve">0.06*</w:t>
+              <w:t xml:space="preserve">0.07*</w:t>
             </w:r>
           </w:p>
         </w:tc>
@@ -9332,6 +9676,7 @@
                 <w:i w:val="false"/>
                 <w:b w:val="false"/>
                 <w:u w:val="none"/>
+                <w:strike w:val="false"/>
                 <w:sz w:val="22"/>
                 <w:szCs w:val="22"/>
                 <w:color w:val="000000"/>
@@ -9343,11 +9688,12 @@
                 <w:i w:val="false"/>
                 <w:b w:val="false"/>
                 <w:u w:val="none"/>
+                <w:strike w:val="false"/>
                 <w:sz w:val="22"/>
                 <w:szCs w:val="22"/>
                 <w:color w:val="000000"/>
               </w:rPr>
-              <w:t xml:space="preserve">0.00; 0.12</w:t>
+              <w:t xml:space="preserve">0.01; 0.13</w:t>
             </w:r>
           </w:p>
         </w:tc>
@@ -9384,6 +9730,7 @@
                 <w:i w:val="false"/>
                 <w:b w:val="false"/>
                 <w:u w:val="none"/>
+                <w:strike w:val="false"/>
                 <w:sz w:val="22"/>
                 <w:szCs w:val="22"/>
                 <w:color w:val="000000"/>
@@ -9395,11 +9742,12 @@
                 <w:i w:val="false"/>
                 <w:b w:val="false"/>
                 <w:u w:val="none"/>
+                <w:strike w:val="false"/>
                 <w:sz w:val="22"/>
                 <w:szCs w:val="22"/>
                 <w:color w:val="000000"/>
               </w:rPr>
-              <w:t xml:space="preserve">-0.10; 0.22</w:t>
+              <w:t xml:space="preserve">-0.11; 0.24</w:t>
             </w:r>
           </w:p>
         </w:tc>
@@ -9436,6 +9784,7 @@
                 <w:i w:val="false"/>
                 <w:b w:val="false"/>
                 <w:u w:val="none"/>
+                <w:strike w:val="false"/>
                 <w:sz w:val="22"/>
                 <w:szCs w:val="22"/>
                 <w:color w:val="000000"/>
@@ -9447,6 +9796,7 @@
                 <w:i w:val="false"/>
                 <w:b w:val="false"/>
                 <w:u w:val="none"/>
+                <w:strike w:val="false"/>
                 <w:sz w:val="22"/>
                 <w:szCs w:val="22"/>
                 <w:color w:val="000000"/>
@@ -9488,6 +9838,7 @@
                 <w:i w:val="false"/>
                 <w:b w:val="false"/>
                 <w:u w:val="none"/>
+                <w:strike w:val="false"/>
                 <w:sz w:val="22"/>
                 <w:szCs w:val="22"/>
                 <w:color w:val="000000"/>
@@ -9499,11 +9850,12 @@
                 <w:i w:val="false"/>
                 <w:b w:val="false"/>
                 <w:u w:val="none"/>
+                <w:strike w:val="false"/>
                 <w:sz w:val="22"/>
                 <w:szCs w:val="22"/>
                 <w:color w:val="000000"/>
               </w:rPr>
-              <w:t xml:space="preserve">23 (8)*</w:t>
+              <w:t xml:space="preserve">39 (10)*</w:t>
             </w:r>
           </w:p>
         </w:tc>
@@ -9540,6 +9892,7 @@
                 <w:i w:val="false"/>
                 <w:b w:val="false"/>
                 <w:u w:val="none"/>
+                <w:strike w:val="false"/>
                 <w:sz w:val="22"/>
                 <w:szCs w:val="22"/>
                 <w:color w:val="000000"/>
@@ -9551,11 +9904,12 @@
                 <w:i w:val="false"/>
                 <w:b w:val="false"/>
                 <w:u w:val="none"/>
+                <w:strike w:val="false"/>
                 <w:sz w:val="22"/>
                 <w:szCs w:val="22"/>
                 <w:color w:val="000000"/>
               </w:rPr>
-              <w:t xml:space="preserve">0.00</w:t>
+              <w:t xml:space="preserve">0.01</w:t>
             </w:r>
           </w:p>
         </w:tc>
@@ -9598,6 +9952,7 @@
                 <w:i w:val="false"/>
                 <w:b w:val="false"/>
                 <w:u w:val="none"/>
+                <w:strike w:val="false"/>
                 <w:sz w:val="22"/>
                 <w:szCs w:val="22"/>
                 <w:color w:val="000000"/>
@@ -9609,6 +9964,7 @@
                 <w:i w:val="false"/>
                 <w:b w:val="false"/>
                 <w:u w:val="none"/>
+                <w:strike w:val="false"/>
                 <w:sz w:val="22"/>
                 <w:szCs w:val="22"/>
                 <w:color w:val="000000"/>
@@ -9650,6 +10006,7 @@
                 <w:i w:val="false"/>
                 <w:b w:val="false"/>
                 <w:u w:val="none"/>
+                <w:strike w:val="false"/>
                 <w:sz w:val="22"/>
                 <w:szCs w:val="22"/>
                 <w:color w:val="000000"/>
@@ -9661,11 +10018,12 @@
                 <w:i w:val="false"/>
                 <w:b w:val="false"/>
                 <w:u w:val="none"/>
+                <w:strike w:val="false"/>
                 <w:sz w:val="22"/>
                 <w:szCs w:val="22"/>
                 <w:color w:val="000000"/>
               </w:rPr>
-              <w:t xml:space="preserve">11920 (9)</w:t>
+              <w:t xml:space="preserve">12991 (11)</w:t>
             </w:r>
           </w:p>
         </w:tc>
@@ -9702,6 +10060,7 @@
                 <w:i w:val="false"/>
                 <w:b w:val="false"/>
                 <w:u w:val="none"/>
+                <w:strike w:val="false"/>
                 <w:sz w:val="22"/>
                 <w:szCs w:val="22"/>
                 <w:color w:val="000000"/>
@@ -9713,11 +10072,12 @@
                 <w:i w:val="false"/>
                 <w:b w:val="false"/>
                 <w:u w:val="none"/>
+                <w:strike w:val="false"/>
                 <w:sz w:val="22"/>
                 <w:szCs w:val="22"/>
                 <w:color w:val="000000"/>
               </w:rPr>
-              <w:t xml:space="preserve">0.12*</w:t>
+              <w:t xml:space="preserve">0.11*</w:t>
             </w:r>
           </w:p>
         </w:tc>
@@ -9754,6 +10114,7 @@
                 <w:i w:val="false"/>
                 <w:b w:val="false"/>
                 <w:u w:val="none"/>
+                <w:strike w:val="false"/>
                 <w:sz w:val="22"/>
                 <w:szCs w:val="22"/>
                 <w:color w:val="000000"/>
@@ -9765,11 +10126,12 @@
                 <w:i w:val="false"/>
                 <w:b w:val="false"/>
                 <w:u w:val="none"/>
+                <w:strike w:val="false"/>
                 <w:sz w:val="22"/>
                 <w:szCs w:val="22"/>
                 <w:color w:val="000000"/>
               </w:rPr>
-              <w:t xml:space="preserve">0.04; 0.20</w:t>
+              <w:t xml:space="preserve">0.03; 0.19</w:t>
             </w:r>
           </w:p>
         </w:tc>
@@ -9806,6 +10168,7 @@
                 <w:i w:val="false"/>
                 <w:b w:val="false"/>
                 <w:u w:val="none"/>
+                <w:strike w:val="false"/>
                 <w:sz w:val="22"/>
                 <w:szCs w:val="22"/>
                 <w:color w:val="000000"/>
@@ -9817,11 +10180,12 @@
                 <w:i w:val="false"/>
                 <w:b w:val="false"/>
                 <w:u w:val="none"/>
+                <w:strike w:val="false"/>
                 <w:sz w:val="22"/>
                 <w:szCs w:val="22"/>
                 <w:color w:val="000000"/>
               </w:rPr>
-              <w:t xml:space="preserve">-0.13; 0.36</w:t>
+              <w:t xml:space="preserve">-0.14; 0.35</w:t>
             </w:r>
           </w:p>
         </w:tc>
@@ -9858,6 +10222,7 @@
                 <w:i w:val="false"/>
                 <w:b w:val="false"/>
                 <w:u w:val="none"/>
+                <w:strike w:val="false"/>
                 <w:sz w:val="22"/>
                 <w:szCs w:val="22"/>
                 <w:color w:val="000000"/>
@@ -9869,6 +10234,7 @@
                 <w:i w:val="false"/>
                 <w:b w:val="false"/>
                 <w:u w:val="none"/>
+                <w:strike w:val="false"/>
                 <w:sz w:val="22"/>
                 <w:szCs w:val="22"/>
                 <w:color w:val="000000"/>
@@ -9910,6 +10276,7 @@
                 <w:i w:val="false"/>
                 <w:b w:val="false"/>
                 <w:u w:val="none"/>
+                <w:strike w:val="false"/>
                 <w:sz w:val="22"/>
                 <w:szCs w:val="22"/>
                 <w:color w:val="000000"/>
@@ -9921,11 +10288,12 @@
                 <w:i w:val="false"/>
                 <w:b w:val="false"/>
                 <w:u w:val="none"/>
+                <w:strike w:val="false"/>
                 <w:sz w:val="22"/>
                 <w:szCs w:val="22"/>
                 <w:color w:val="000000"/>
               </w:rPr>
-              <w:t xml:space="preserve">73 (8)*</w:t>
+              <w:t xml:space="preserve">91 (10)*</w:t>
             </w:r>
           </w:p>
         </w:tc>
@@ -9962,6 +10330,7 @@
                 <w:i w:val="false"/>
                 <w:b w:val="false"/>
                 <w:u w:val="none"/>
+                <w:strike w:val="false"/>
                 <w:sz w:val="22"/>
                 <w:szCs w:val="22"/>
                 <w:color w:val="000000"/>
@@ -9973,6 +10342,7 @@
                 <w:i w:val="false"/>
                 <w:b w:val="false"/>
                 <w:u w:val="none"/>
+                <w:strike w:val="false"/>
                 <w:sz w:val="22"/>
                 <w:szCs w:val="22"/>
                 <w:color w:val="000000"/>
@@ -10020,6 +10390,7 @@
                 <w:i w:val="false"/>
                 <w:b w:val="false"/>
                 <w:u w:val="none"/>
+                <w:strike w:val="false"/>
                 <w:sz w:val="22"/>
                 <w:szCs w:val="22"/>
                 <w:color w:val="000000"/>
@@ -10031,6 +10402,7 @@
                 <w:i w:val="false"/>
                 <w:b w:val="false"/>
                 <w:u w:val="none"/>
+                <w:strike w:val="false"/>
                 <w:sz w:val="22"/>
                 <w:szCs w:val="22"/>
                 <w:color w:val="000000"/>
@@ -10072,6 +10444,7 @@
                 <w:i w:val="false"/>
                 <w:b w:val="false"/>
                 <w:u w:val="none"/>
+                <w:strike w:val="false"/>
                 <w:sz w:val="22"/>
                 <w:szCs w:val="22"/>
                 <w:color w:val="000000"/>
@@ -10083,11 +10456,12 @@
                 <w:i w:val="false"/>
                 <w:b w:val="false"/>
                 <w:u w:val="none"/>
+                <w:strike w:val="false"/>
                 <w:sz w:val="22"/>
                 <w:szCs w:val="22"/>
                 <w:color w:val="000000"/>
               </w:rPr>
-              <w:t xml:space="preserve">11920 (9)</w:t>
+              <w:t xml:space="preserve">12991 (11)</w:t>
             </w:r>
           </w:p>
         </w:tc>
@@ -10124,6 +10498,7 @@
                 <w:i w:val="false"/>
                 <w:b w:val="false"/>
                 <w:u w:val="none"/>
+                <w:strike w:val="false"/>
                 <w:sz w:val="22"/>
                 <w:szCs w:val="22"/>
                 <w:color w:val="000000"/>
@@ -10135,6 +10510,7 @@
                 <w:i w:val="false"/>
                 <w:b w:val="false"/>
                 <w:u w:val="none"/>
+                <w:strike w:val="false"/>
                 <w:sz w:val="22"/>
                 <w:szCs w:val="22"/>
                 <w:color w:val="000000"/>
@@ -10176,6 +10552,7 @@
                 <w:i w:val="false"/>
                 <w:b w:val="false"/>
                 <w:u w:val="none"/>
+                <w:strike w:val="false"/>
                 <w:sz w:val="22"/>
                 <w:szCs w:val="22"/>
                 <w:color w:val="000000"/>
@@ -10187,11 +10564,12 @@
                 <w:i w:val="false"/>
                 <w:b w:val="false"/>
                 <w:u w:val="none"/>
+                <w:strike w:val="false"/>
                 <w:sz w:val="22"/>
                 <w:szCs w:val="22"/>
                 <w:color w:val="000000"/>
               </w:rPr>
-              <w:t xml:space="preserve">0.17; 0.32</w:t>
+              <w:t xml:space="preserve">0.18; 0.31</w:t>
             </w:r>
           </w:p>
         </w:tc>
@@ -10228,6 +10606,7 @@
                 <w:i w:val="false"/>
                 <w:b w:val="false"/>
                 <w:u w:val="none"/>
+                <w:strike w:val="false"/>
                 <w:sz w:val="22"/>
                 <w:szCs w:val="22"/>
                 <w:color w:val="000000"/>
@@ -10239,11 +10618,12 @@
                 <w:i w:val="false"/>
                 <w:b w:val="false"/>
                 <w:u w:val="none"/>
+                <w:strike w:val="false"/>
                 <w:sz w:val="22"/>
                 <w:szCs w:val="22"/>
                 <w:color w:val="000000"/>
               </w:rPr>
-              <w:t xml:space="preserve"> 0.03; 0.44</w:t>
+              <w:t xml:space="preserve"> 0.04; 0.43</w:t>
             </w:r>
           </w:p>
         </w:tc>
@@ -10280,6 +10660,7 @@
                 <w:i w:val="false"/>
                 <w:b w:val="false"/>
                 <w:u w:val="none"/>
+                <w:strike w:val="false"/>
                 <w:sz w:val="22"/>
                 <w:szCs w:val="22"/>
                 <w:color w:val="000000"/>
@@ -10291,6 +10672,7 @@
                 <w:i w:val="false"/>
                 <w:b w:val="false"/>
                 <w:u w:val="none"/>
+                <w:strike w:val="false"/>
                 <w:sz w:val="22"/>
                 <w:szCs w:val="22"/>
                 <w:color w:val="000000"/>
@@ -10332,6 +10714,7 @@
                 <w:i w:val="false"/>
                 <w:b w:val="false"/>
                 <w:u w:val="none"/>
+                <w:strike w:val="false"/>
                 <w:sz w:val="22"/>
                 <w:szCs w:val="22"/>
                 <w:color w:val="000000"/>
@@ -10343,11 +10726,12 @@
                 <w:i w:val="false"/>
                 <w:b w:val="false"/>
                 <w:u w:val="none"/>
+                <w:strike w:val="false"/>
                 <w:sz w:val="22"/>
                 <w:szCs w:val="22"/>
                 <w:color w:val="000000"/>
               </w:rPr>
-              <w:t xml:space="preserve">57 (8)*</w:t>
+              <w:t xml:space="preserve">67 (10)*</w:t>
             </w:r>
           </w:p>
         </w:tc>
@@ -10384,6 +10768,7 @@
                 <w:i w:val="false"/>
                 <w:b w:val="false"/>
                 <w:u w:val="none"/>
+                <w:strike w:val="false"/>
                 <w:sz w:val="22"/>
                 <w:szCs w:val="22"/>
                 <w:color w:val="000000"/>
@@ -10395,6 +10780,7 @@
                 <w:i w:val="false"/>
                 <w:b w:val="false"/>
                 <w:u w:val="none"/>
+                <w:strike w:val="false"/>
                 <w:sz w:val="22"/>
                 <w:szCs w:val="22"/>
                 <w:color w:val="000000"/>
@@ -10442,6 +10828,7 @@
                 <w:i w:val="false"/>
                 <w:b w:val="false"/>
                 <w:u w:val="none"/>
+                <w:strike w:val="false"/>
                 <w:sz w:val="22"/>
                 <w:szCs w:val="22"/>
                 <w:color w:val="000000"/>
@@ -10453,6 +10840,7 @@
                 <w:i w:val="false"/>
                 <w:b w:val="false"/>
                 <w:u w:val="none"/>
+                <w:strike w:val="false"/>
                 <w:sz w:val="22"/>
                 <w:szCs w:val="22"/>
                 <w:color w:val="000000"/>
@@ -10494,6 +10882,7 @@
                 <w:i w:val="false"/>
                 <w:b w:val="false"/>
                 <w:u w:val="none"/>
+                <w:strike w:val="false"/>
                 <w:sz w:val="22"/>
                 <w:szCs w:val="22"/>
                 <w:color w:val="000000"/>
@@ -10505,11 +10894,12 @@
                 <w:i w:val="false"/>
                 <w:b w:val="false"/>
                 <w:u w:val="none"/>
+                <w:strike w:val="false"/>
                 <w:sz w:val="22"/>
                 <w:szCs w:val="22"/>
                 <w:color w:val="000000"/>
               </w:rPr>
-              <w:t xml:space="preserve">11920 (9)</w:t>
+              <w:t xml:space="preserve">12991 (11)</w:t>
             </w:r>
           </w:p>
         </w:tc>
@@ -10546,6 +10936,7 @@
                 <w:i w:val="false"/>
                 <w:b w:val="false"/>
                 <w:u w:val="none"/>
+                <w:strike w:val="false"/>
                 <w:sz w:val="22"/>
                 <w:szCs w:val="22"/>
                 <w:color w:val="000000"/>
@@ -10557,6 +10948,7 @@
                 <w:i w:val="false"/>
                 <w:b w:val="false"/>
                 <w:u w:val="none"/>
+                <w:strike w:val="false"/>
                 <w:sz w:val="22"/>
                 <w:szCs w:val="22"/>
                 <w:color w:val="000000"/>
@@ -10598,6 +10990,7 @@
                 <w:i w:val="false"/>
                 <w:b w:val="false"/>
                 <w:u w:val="none"/>
+                <w:strike w:val="false"/>
                 <w:sz w:val="22"/>
                 <w:szCs w:val="22"/>
                 <w:color w:val="000000"/>
@@ -10609,11 +11002,12 @@
                 <w:i w:val="false"/>
                 <w:b w:val="false"/>
                 <w:u w:val="none"/>
+                <w:strike w:val="false"/>
                 <w:sz w:val="22"/>
                 <w:szCs w:val="22"/>
                 <w:color w:val="000000"/>
               </w:rPr>
-              <w:t xml:space="preserve">0.03; 0.18</w:t>
+              <w:t xml:space="preserve">0.04; 0.18</w:t>
             </w:r>
           </w:p>
         </w:tc>
@@ -10650,6 +11044,7 @@
                 <w:i w:val="false"/>
                 <w:b w:val="false"/>
                 <w:u w:val="none"/>
+                <w:strike w:val="false"/>
                 <w:sz w:val="22"/>
                 <w:szCs w:val="22"/>
                 <w:color w:val="000000"/>
@@ -10661,11 +11056,12 @@
                 <w:i w:val="false"/>
                 <w:b w:val="false"/>
                 <w:u w:val="none"/>
+                <w:strike w:val="false"/>
                 <w:sz w:val="22"/>
                 <w:szCs w:val="22"/>
                 <w:color w:val="000000"/>
               </w:rPr>
-              <w:t xml:space="preserve">-0.11; 0.31</w:t>
+              <w:t xml:space="preserve">-0.10; 0.31</w:t>
             </w:r>
           </w:p>
         </w:tc>
@@ -10702,6 +11098,7 @@
                 <w:i w:val="false"/>
                 <w:b w:val="false"/>
                 <w:u w:val="none"/>
+                <w:strike w:val="false"/>
                 <w:sz w:val="22"/>
                 <w:szCs w:val="22"/>
                 <w:color w:val="000000"/>
@@ -10713,6 +11110,7 @@
                 <w:i w:val="false"/>
                 <w:b w:val="false"/>
                 <w:u w:val="none"/>
+                <w:strike w:val="false"/>
                 <w:sz w:val="22"/>
                 <w:szCs w:val="22"/>
                 <w:color w:val="000000"/>
@@ -10754,6 +11152,7 @@
                 <w:i w:val="false"/>
                 <w:b w:val="false"/>
                 <w:u w:val="none"/>
+                <w:strike w:val="false"/>
                 <w:sz w:val="22"/>
                 <w:szCs w:val="22"/>
                 <w:color w:val="000000"/>
@@ -10765,11 +11164,12 @@
                 <w:i w:val="false"/>
                 <w:b w:val="false"/>
                 <w:u w:val="none"/>
+                <w:strike w:val="false"/>
                 <w:sz w:val="22"/>
                 <w:szCs w:val="22"/>
                 <w:color w:val="000000"/>
               </w:rPr>
-              <w:t xml:space="preserve">38 (8)*</w:t>
+              <w:t xml:space="preserve">56 (10)*</w:t>
             </w:r>
           </w:p>
         </w:tc>
@@ -10806,6 +11206,7 @@
                 <w:i w:val="false"/>
                 <w:b w:val="false"/>
                 <w:u w:val="none"/>
+                <w:strike w:val="false"/>
                 <w:sz w:val="22"/>
                 <w:szCs w:val="22"/>
                 <w:color w:val="000000"/>
@@ -10817,6 +11218,7 @@
                 <w:i w:val="false"/>
                 <w:b w:val="false"/>
                 <w:u w:val="none"/>
+                <w:strike w:val="false"/>
                 <w:sz w:val="22"/>
                 <w:szCs w:val="22"/>
                 <w:color w:val="000000"/>
@@ -10827,7 +11229,7 @@
         </w:tc>
       </w:tr>
     </w:tbl>
-    <w:bookmarkEnd w:id="163"/>
+    <w:bookmarkEnd w:id="170"/>
     <w:p>
       <w:pPr>
         <w:pStyle w:val="FigureNote"/>
@@ -10896,7 +11298,7 @@
         <w:br w:type="page"/>
       </w:r>
     </w:p>
-    <w:bookmarkStart w:id="164" w:name="tbl-osmasem-summary"/>
+    <w:bookmarkStart w:id="171" w:name="tbl-osmasem-summary"/>
     <w:p>
       <w:pPr>
         <w:pStyle w:val="FigureTitle"/>
@@ -10967,6 +11369,7 @@
                 <w:i w:val="false"/>
                 <w:b w:val="false"/>
                 <w:u w:val="none"/>
+                <w:strike w:val="false"/>
                 <w:sz w:val="20"/>
                 <w:szCs w:val="20"/>
                 <w:color w:val="000000"/>
@@ -10978,6 +11381,7 @@
                 <w:i w:val="false"/>
                 <w:b w:val="false"/>
                 <w:u w:val="none"/>
+                <w:strike w:val="false"/>
                 <w:sz w:val="20"/>
                 <w:szCs w:val="20"/>
                 <w:color w:val="000000"/>
@@ -11019,6 +11423,7 @@
                 <w:i w:val="false"/>
                 <w:b w:val="false"/>
                 <w:u w:val="none"/>
+                <w:strike w:val="false"/>
                 <w:sz w:val="20"/>
                 <w:szCs w:val="20"/>
                 <w:color w:val="000000"/>
@@ -11030,6 +11435,7 @@
                 <w:i w:val="false"/>
                 <w:b w:val="false"/>
                 <w:u w:val="none"/>
+                <w:strike w:val="false"/>
                 <w:sz w:val="20"/>
                 <w:szCs w:val="20"/>
                 <w:color w:val="000000"/>
@@ -11071,6 +11477,7 @@
                 <w:i w:val="false"/>
                 <w:b w:val="false"/>
                 <w:u w:val="none"/>
+                <w:strike w:val="false"/>
                 <w:sz w:val="20"/>
                 <w:szCs w:val="20"/>
                 <w:color w:val="000000"/>
@@ -11082,6 +11489,7 @@
                 <w:i w:val="false"/>
                 <w:b w:val="false"/>
                 <w:u w:val="none"/>
+                <w:strike w:val="false"/>
                 <w:sz w:val="20"/>
                 <w:szCs w:val="20"/>
                 <w:color w:val="000000"/>
@@ -11123,6 +11531,7 @@
                 <w:i w:val="false"/>
                 <w:b w:val="false"/>
                 <w:u w:val="none"/>
+                <w:strike w:val="false"/>
                 <w:sz w:val="20"/>
                 <w:szCs w:val="20"/>
                 <w:color w:val="000000"/>
@@ -11134,6 +11543,7 @@
                 <w:i w:val="false"/>
                 <w:b w:val="false"/>
                 <w:u w:val="none"/>
+                <w:strike w:val="false"/>
                 <w:sz w:val="20"/>
                 <w:szCs w:val="20"/>
                 <w:color w:val="000000"/>
@@ -11175,6 +11585,7 @@
                 <w:i w:val="false"/>
                 <w:b w:val="false"/>
                 <w:u w:val="none"/>
+                <w:strike w:val="false"/>
                 <w:sz w:val="20"/>
                 <w:szCs w:val="20"/>
                 <w:color w:val="000000"/>
@@ -11186,6 +11597,7 @@
                 <w:i w:val="false"/>
                 <w:b w:val="false"/>
                 <w:u w:val="none"/>
+                <w:strike w:val="false"/>
                 <w:sz w:val="20"/>
                 <w:szCs w:val="20"/>
                 <w:color w:val="000000"/>
@@ -11227,6 +11639,7 @@
                 <w:i w:val="false"/>
                 <w:b w:val="false"/>
                 <w:u w:val="none"/>
+                <w:strike w:val="false"/>
                 <w:sz w:val="20"/>
                 <w:szCs w:val="20"/>
                 <w:color w:val="000000"/>
@@ -11238,6 +11651,7 @@
                 <w:i w:val="false"/>
                 <w:b w:val="false"/>
                 <w:u w:val="none"/>
+                <w:strike w:val="false"/>
                 <w:sz w:val="20"/>
                 <w:szCs w:val="20"/>
                 <w:color w:val="000000"/>
@@ -11279,6 +11693,7 @@
                 <w:i w:val="false"/>
                 <w:b w:val="false"/>
                 <w:u w:val="none"/>
+                <w:strike w:val="false"/>
                 <w:sz w:val="20"/>
                 <w:szCs w:val="20"/>
                 <w:color w:val="000000"/>
@@ -11290,6 +11705,7 @@
                 <w:i w:val="false"/>
                 <w:b w:val="false"/>
                 <w:u w:val="none"/>
+                <w:strike w:val="false"/>
                 <w:sz w:val="20"/>
                 <w:szCs w:val="20"/>
                 <w:color w:val="000000"/>
@@ -11337,6 +11753,7 @@
                 <w:i w:val="false"/>
                 <w:b w:val="false"/>
                 <w:u w:val="none"/>
+                <w:strike w:val="false"/>
                 <w:sz w:val="20"/>
                 <w:szCs w:val="20"/>
                 <w:color w:val="000000"/>
@@ -11348,6 +11765,7 @@
                 <w:i w:val="false"/>
                 <w:b w:val="false"/>
                 <w:u w:val="none"/>
+                <w:strike w:val="false"/>
                 <w:sz w:val="20"/>
                 <w:szCs w:val="20"/>
                 <w:color w:val="000000"/>
@@ -11389,6 +11807,7 @@
                 <w:i w:val="false"/>
                 <w:b w:val="false"/>
                 <w:u w:val="none"/>
+                <w:strike w:val="false"/>
                 <w:sz w:val="20"/>
                 <w:szCs w:val="20"/>
                 <w:color w:val="000000"/>
@@ -11400,6 +11819,7 @@
                 <w:i w:val="false"/>
                 <w:b w:val="false"/>
                 <w:u w:val="none"/>
+                <w:strike w:val="false"/>
                 <w:sz w:val="20"/>
                 <w:szCs w:val="20"/>
                 <w:color w:val="000000"/>
@@ -11441,6 +11861,7 @@
                 <w:i w:val="false"/>
                 <w:b w:val="false"/>
                 <w:u w:val="none"/>
+                <w:strike w:val="false"/>
                 <w:sz w:val="20"/>
                 <w:szCs w:val="20"/>
                 <w:color w:val="000000"/>
@@ -11452,6 +11873,7 @@
                 <w:i w:val="false"/>
                 <w:b w:val="false"/>
                 <w:u w:val="none"/>
+                <w:strike w:val="false"/>
                 <w:sz w:val="20"/>
                 <w:szCs w:val="20"/>
                 <w:color w:val="000000"/>
@@ -11493,6 +11915,7 @@
                 <w:i w:val="false"/>
                 <w:b w:val="false"/>
                 <w:u w:val="none"/>
+                <w:strike w:val="false"/>
                 <w:sz w:val="20"/>
                 <w:szCs w:val="20"/>
                 <w:color w:val="000000"/>
@@ -11504,11 +11927,12 @@
                 <w:i w:val="false"/>
                 <w:b w:val="false"/>
                 <w:u w:val="none"/>
-                <w:sz w:val="20"/>
-                <w:szCs w:val="20"/>
-                <w:color w:val="000000"/>
-              </w:rPr>
-              <w:t xml:space="preserve">0.167***</w:t>
+                <w:strike w:val="false"/>
+                <w:sz w:val="20"/>
+                <w:szCs w:val="20"/>
+                <w:color w:val="000000"/>
+              </w:rPr>
+              <w:t xml:space="preserve">-0.064*</w:t>
             </w:r>
           </w:p>
         </w:tc>
@@ -11545,6 +11969,7 @@
                 <w:i w:val="false"/>
                 <w:b w:val="false"/>
                 <w:u w:val="none"/>
+                <w:strike w:val="false"/>
                 <w:sz w:val="20"/>
                 <w:szCs w:val="20"/>
                 <w:color w:val="000000"/>
@@ -11556,6 +11981,7 @@
                 <w:i w:val="false"/>
                 <w:b w:val="false"/>
                 <w:u w:val="none"/>
+                <w:strike w:val="false"/>
                 <w:sz w:val="20"/>
                 <w:szCs w:val="20"/>
                 <w:color w:val="000000"/>
@@ -11597,6 +12023,7 @@
                 <w:i w:val="false"/>
                 <w:b w:val="false"/>
                 <w:u w:val="none"/>
+                <w:strike w:val="false"/>
                 <w:sz w:val="20"/>
                 <w:szCs w:val="20"/>
                 <w:color w:val="000000"/>
@@ -11608,11 +12035,12 @@
                 <w:i w:val="false"/>
                 <w:b w:val="false"/>
                 <w:u w:val="none"/>
-                <w:sz w:val="20"/>
-                <w:szCs w:val="20"/>
-                <w:color w:val="000000"/>
-              </w:rPr>
-              <w:t xml:space="preserve">[0.13; 0.2]</w:t>
+                <w:strike w:val="false"/>
+                <w:sz w:val="20"/>
+                <w:szCs w:val="20"/>
+                <w:color w:val="000000"/>
+              </w:rPr>
+              <w:t xml:space="preserve">[-0.11; -0.01]</w:t>
             </w:r>
           </w:p>
         </w:tc>
@@ -11649,6 +12077,7 @@
                 <w:i w:val="false"/>
                 <w:b w:val="false"/>
                 <w:u w:val="none"/>
+                <w:strike w:val="false"/>
                 <w:sz w:val="20"/>
                 <w:szCs w:val="20"/>
                 <w:color w:val="000000"/>
@@ -11660,11 +12089,12 @@
                 <w:i w:val="false"/>
                 <w:b w:val="false"/>
                 <w:u w:val="none"/>
-                <w:sz w:val="20"/>
-                <w:szCs w:val="20"/>
-                <w:color w:val="000000"/>
-              </w:rPr>
-              <w:t xml:space="preserve">8.76</w:t>
+                <w:strike w:val="false"/>
+                <w:sz w:val="20"/>
+                <w:szCs w:val="20"/>
+                <w:color w:val="000000"/>
+              </w:rPr>
+              <w:t xml:space="preserve">-2.54</w:t>
             </w:r>
           </w:p>
         </w:tc>
@@ -11707,6 +12137,7 @@
                 <w:i w:val="false"/>
                 <w:b w:val="false"/>
                 <w:u w:val="none"/>
+                <w:strike w:val="false"/>
                 <w:sz w:val="20"/>
                 <w:szCs w:val="20"/>
                 <w:color w:val="000000"/>
@@ -11718,6 +12149,7 @@
                 <w:i w:val="false"/>
                 <w:b w:val="false"/>
                 <w:u w:val="none"/>
+                <w:strike w:val="false"/>
                 <w:sz w:val="20"/>
                 <w:szCs w:val="20"/>
                 <w:color w:val="000000"/>
@@ -11759,6 +12191,7 @@
                 <w:i w:val="false"/>
                 <w:b w:val="false"/>
                 <w:u w:val="none"/>
+                <w:strike w:val="false"/>
                 <w:sz w:val="20"/>
                 <w:szCs w:val="20"/>
                 <w:color w:val="000000"/>
@@ -11770,6 +12203,7 @@
                 <w:i w:val="false"/>
                 <w:b w:val="false"/>
                 <w:u w:val="none"/>
+                <w:strike w:val="false"/>
                 <w:sz w:val="20"/>
                 <w:szCs w:val="20"/>
                 <w:color w:val="000000"/>
@@ -11811,6 +12245,7 @@
                 <w:i w:val="false"/>
                 <w:b w:val="false"/>
                 <w:u w:val="none"/>
+                <w:strike w:val="false"/>
                 <w:sz w:val="20"/>
                 <w:szCs w:val="20"/>
                 <w:color w:val="000000"/>
@@ -11822,6 +12257,7 @@
                 <w:i w:val="false"/>
                 <w:b w:val="false"/>
                 <w:u w:val="none"/>
+                <w:strike w:val="false"/>
                 <w:sz w:val="20"/>
                 <w:szCs w:val="20"/>
                 <w:color w:val="000000"/>
@@ -11863,6 +12299,7 @@
                 <w:i w:val="false"/>
                 <w:b w:val="false"/>
                 <w:u w:val="none"/>
+                <w:strike w:val="false"/>
                 <w:sz w:val="20"/>
                 <w:szCs w:val="20"/>
                 <w:color w:val="000000"/>
@@ -11874,11 +12311,12 @@
                 <w:i w:val="false"/>
                 <w:b w:val="false"/>
                 <w:u w:val="none"/>
-                <w:sz w:val="20"/>
-                <w:szCs w:val="20"/>
-                <w:color w:val="000000"/>
-              </w:rPr>
-              <w:t xml:space="preserve">-0.064*</w:t>
+                <w:strike w:val="false"/>
+                <w:sz w:val="20"/>
+                <w:szCs w:val="20"/>
+                <w:color w:val="000000"/>
+              </w:rPr>
+              <w:t xml:space="preserve">0.163***</w:t>
             </w:r>
           </w:p>
         </w:tc>
@@ -11915,6 +12353,7 @@
                 <w:i w:val="false"/>
                 <w:b w:val="false"/>
                 <w:u w:val="none"/>
+                <w:strike w:val="false"/>
                 <w:sz w:val="20"/>
                 <w:szCs w:val="20"/>
                 <w:color w:val="000000"/>
@@ -11926,6 +12365,7 @@
                 <w:i w:val="false"/>
                 <w:b w:val="false"/>
                 <w:u w:val="none"/>
+                <w:strike w:val="false"/>
                 <w:sz w:val="20"/>
                 <w:szCs w:val="20"/>
                 <w:color w:val="000000"/>
@@ -11967,6 +12407,7 @@
                 <w:i w:val="false"/>
                 <w:b w:val="false"/>
                 <w:u w:val="none"/>
+                <w:strike w:val="false"/>
                 <w:sz w:val="20"/>
                 <w:szCs w:val="20"/>
                 <w:color w:val="000000"/>
@@ -11978,11 +12419,12 @@
                 <w:i w:val="false"/>
                 <w:b w:val="false"/>
                 <w:u w:val="none"/>
-                <w:sz w:val="20"/>
-                <w:szCs w:val="20"/>
-                <w:color w:val="000000"/>
-              </w:rPr>
-              <w:t xml:space="preserve">[-0.11; -0.01]</w:t>
+                <w:strike w:val="false"/>
+                <w:sz w:val="20"/>
+                <w:szCs w:val="20"/>
+                <w:color w:val="000000"/>
+              </w:rPr>
+              <w:t xml:space="preserve">[0.13; 0.2]</w:t>
             </w:r>
           </w:p>
         </w:tc>
@@ -12019,6 +12461,7 @@
                 <w:i w:val="false"/>
                 <w:b w:val="false"/>
                 <w:u w:val="none"/>
+                <w:strike w:val="false"/>
                 <w:sz w:val="20"/>
                 <w:szCs w:val="20"/>
                 <w:color w:val="000000"/>
@@ -12030,11 +12473,12 @@
                 <w:i w:val="false"/>
                 <w:b w:val="false"/>
                 <w:u w:val="none"/>
-                <w:sz w:val="20"/>
-                <w:szCs w:val="20"/>
-                <w:color w:val="000000"/>
-              </w:rPr>
-              <w:t xml:space="preserve">-2.53</w:t>
+                <w:strike w:val="false"/>
+                <w:sz w:val="20"/>
+                <w:szCs w:val="20"/>
+                <w:color w:val="000000"/>
+              </w:rPr>
+              <w:t xml:space="preserve">8.59</w:t>
             </w:r>
           </w:p>
         </w:tc>
@@ -12077,6 +12521,7 @@
                 <w:i w:val="false"/>
                 <w:b w:val="false"/>
                 <w:u w:val="none"/>
+                <w:strike w:val="false"/>
                 <w:sz w:val="20"/>
                 <w:szCs w:val="20"/>
                 <w:color w:val="000000"/>
@@ -12088,11 +12533,12 @@
                 <w:i w:val="false"/>
                 <w:b w:val="false"/>
                 <w:u w:val="none"/>
-                <w:sz w:val="20"/>
-                <w:szCs w:val="20"/>
-                <w:color w:val="000000"/>
-              </w:rPr>
-              <w:t xml:space="preserve">Innovation</w:t>
+                <w:strike w:val="false"/>
+                <w:sz w:val="20"/>
+                <w:szCs w:val="20"/>
+                <w:color w:val="000000"/>
+              </w:rPr>
+              <w:t xml:space="preserve">BF Openness</w:t>
             </w:r>
           </w:p>
         </w:tc>
@@ -12129,6 +12575,7 @@
                 <w:i w:val="false"/>
                 <w:b w:val="false"/>
                 <w:u w:val="none"/>
+                <w:strike w:val="false"/>
                 <w:sz w:val="20"/>
                 <w:szCs w:val="20"/>
                 <w:color w:val="000000"/>
@@ -12140,6 +12587,7 @@
                 <w:i w:val="false"/>
                 <w:b w:val="false"/>
                 <w:u w:val="none"/>
+                <w:strike w:val="false"/>
                 <w:sz w:val="20"/>
                 <w:szCs w:val="20"/>
                 <w:color w:val="000000"/>
@@ -12181,6 +12629,7 @@
                 <w:i w:val="false"/>
                 <w:b w:val="false"/>
                 <w:u w:val="none"/>
+                <w:strike w:val="false"/>
                 <w:sz w:val="20"/>
                 <w:szCs w:val="20"/>
                 <w:color w:val="000000"/>
@@ -12192,11 +12641,12 @@
                 <w:i w:val="false"/>
                 <w:b w:val="false"/>
                 <w:u w:val="none"/>
-                <w:sz w:val="20"/>
-                <w:szCs w:val="20"/>
-                <w:color w:val="000000"/>
-              </w:rPr>
-              <w:t xml:space="preserve">BF Openness</w:t>
+                <w:strike w:val="false"/>
+                <w:sz w:val="20"/>
+                <w:szCs w:val="20"/>
+                <w:color w:val="000000"/>
+              </w:rPr>
+              <w:t xml:space="preserve">Innovation</w:t>
             </w:r>
           </w:p>
         </w:tc>
@@ -12233,6 +12683,7 @@
                 <w:i w:val="false"/>
                 <w:b w:val="false"/>
                 <w:u w:val="none"/>
+                <w:strike w:val="false"/>
                 <w:sz w:val="20"/>
                 <w:szCs w:val="20"/>
                 <w:color w:val="000000"/>
@@ -12244,6 +12695,7 @@
                 <w:i w:val="false"/>
                 <w:b w:val="false"/>
                 <w:u w:val="none"/>
+                <w:strike w:val="false"/>
                 <w:sz w:val="20"/>
                 <w:szCs w:val="20"/>
                 <w:color w:val="000000"/>
@@ -12285,6 +12737,7 @@
                 <w:i w:val="false"/>
                 <w:b w:val="false"/>
                 <w:u w:val="none"/>
+                <w:strike w:val="false"/>
                 <w:sz w:val="20"/>
                 <w:szCs w:val="20"/>
                 <w:color w:val="000000"/>
@@ -12296,6 +12749,7 @@
                 <w:i w:val="false"/>
                 <w:b w:val="false"/>
                 <w:u w:val="none"/>
+                <w:strike w:val="false"/>
                 <w:sz w:val="20"/>
                 <w:szCs w:val="20"/>
                 <w:color w:val="000000"/>
@@ -12337,6 +12791,7 @@
                 <w:i w:val="false"/>
                 <w:b w:val="false"/>
                 <w:u w:val="none"/>
+                <w:strike w:val="false"/>
                 <w:sz w:val="20"/>
                 <w:szCs w:val="20"/>
                 <w:color w:val="000000"/>
@@ -12348,6 +12803,7 @@
                 <w:i w:val="false"/>
                 <w:b w:val="false"/>
                 <w:u w:val="none"/>
+                <w:strike w:val="false"/>
                 <w:sz w:val="20"/>
                 <w:szCs w:val="20"/>
                 <w:color w:val="000000"/>
@@ -12389,6 +12845,7 @@
                 <w:i w:val="false"/>
                 <w:b w:val="false"/>
                 <w:u w:val="none"/>
+                <w:strike w:val="false"/>
                 <w:sz w:val="20"/>
                 <w:szCs w:val="20"/>
                 <w:color w:val="000000"/>
@@ -12400,11 +12857,12 @@
                 <w:i w:val="false"/>
                 <w:b w:val="false"/>
                 <w:u w:val="none"/>
-                <w:sz w:val="20"/>
-                <w:szCs w:val="20"/>
-                <w:color w:val="000000"/>
-              </w:rPr>
-              <w:t xml:space="preserve">109.84</w:t>
+                <w:strike w:val="false"/>
+                <w:sz w:val="20"/>
+                <w:szCs w:val="20"/>
+                <w:color w:val="000000"/>
+              </w:rPr>
+              <w:t xml:space="preserve">109.86</w:t>
             </w:r>
           </w:p>
         </w:tc>
@@ -12447,6 +12905,7 @@
                 <w:i w:val="false"/>
                 <w:b w:val="false"/>
                 <w:u w:val="none"/>
+                <w:strike w:val="false"/>
                 <w:sz w:val="20"/>
                 <w:szCs w:val="20"/>
                 <w:color w:val="000000"/>
@@ -12458,6 +12917,7 @@
                 <w:i w:val="false"/>
                 <w:b w:val="false"/>
                 <w:u w:val="none"/>
+                <w:strike w:val="false"/>
                 <w:sz w:val="20"/>
                 <w:szCs w:val="20"/>
                 <w:color w:val="000000"/>
@@ -12499,6 +12959,7 @@
                 <w:i w:val="false"/>
                 <w:b w:val="false"/>
                 <w:u w:val="none"/>
+                <w:strike w:val="false"/>
                 <w:sz w:val="20"/>
                 <w:szCs w:val="20"/>
                 <w:color w:val="000000"/>
@@ -12510,6 +12971,7 @@
                 <w:i w:val="false"/>
                 <w:b w:val="false"/>
                 <w:u w:val="none"/>
+                <w:strike w:val="false"/>
                 <w:sz w:val="20"/>
                 <w:szCs w:val="20"/>
                 <w:color w:val="000000"/>
@@ -12551,6 +13013,7 @@
                 <w:i w:val="false"/>
                 <w:b w:val="false"/>
                 <w:u w:val="none"/>
+                <w:strike w:val="false"/>
                 <w:sz w:val="20"/>
                 <w:szCs w:val="20"/>
                 <w:color w:val="000000"/>
@@ -12562,6 +13025,7 @@
                 <w:i w:val="false"/>
                 <w:b w:val="false"/>
                 <w:u w:val="none"/>
+                <w:strike w:val="false"/>
                 <w:sz w:val="20"/>
                 <w:szCs w:val="20"/>
                 <w:color w:val="000000"/>
@@ -12603,6 +13067,7 @@
                 <w:i w:val="false"/>
                 <w:b w:val="false"/>
                 <w:u w:val="none"/>
+                <w:strike w:val="false"/>
                 <w:sz w:val="20"/>
                 <w:szCs w:val="20"/>
                 <w:color w:val="000000"/>
@@ -12614,6 +13079,7 @@
                 <w:i w:val="false"/>
                 <w:b w:val="false"/>
                 <w:u w:val="none"/>
+                <w:strike w:val="false"/>
                 <w:sz w:val="20"/>
                 <w:szCs w:val="20"/>
                 <w:color w:val="000000"/>
@@ -12655,6 +13121,7 @@
                 <w:i w:val="false"/>
                 <w:b w:val="false"/>
                 <w:u w:val="none"/>
+                <w:strike w:val="false"/>
                 <w:sz w:val="20"/>
                 <w:szCs w:val="20"/>
                 <w:color w:val="000000"/>
@@ -12666,6 +13133,7 @@
                 <w:i w:val="false"/>
                 <w:b w:val="false"/>
                 <w:u w:val="none"/>
+                <w:strike w:val="false"/>
                 <w:sz w:val="20"/>
                 <w:szCs w:val="20"/>
                 <w:color w:val="000000"/>
@@ -12707,6 +13175,7 @@
                 <w:i w:val="false"/>
                 <w:b w:val="false"/>
                 <w:u w:val="none"/>
+                <w:strike w:val="false"/>
                 <w:sz w:val="20"/>
                 <w:szCs w:val="20"/>
                 <w:color w:val="000000"/>
@@ -12718,6 +13187,7 @@
                 <w:i w:val="false"/>
                 <w:b w:val="false"/>
                 <w:u w:val="none"/>
+                <w:strike w:val="false"/>
                 <w:sz w:val="20"/>
                 <w:szCs w:val="20"/>
                 <w:color w:val="000000"/>
@@ -12759,6 +13229,7 @@
                 <w:i w:val="false"/>
                 <w:b w:val="false"/>
                 <w:u w:val="none"/>
+                <w:strike w:val="false"/>
                 <w:sz w:val="20"/>
                 <w:szCs w:val="20"/>
                 <w:color w:val="000000"/>
@@ -12770,6 +13241,7 @@
                 <w:i w:val="false"/>
                 <w:b w:val="false"/>
                 <w:u w:val="none"/>
+                <w:strike w:val="false"/>
                 <w:sz w:val="20"/>
                 <w:szCs w:val="20"/>
                 <w:color w:val="000000"/>
@@ -12817,6 +13289,7 @@
                 <w:i w:val="false"/>
                 <w:b w:val="false"/>
                 <w:u w:val="none"/>
+                <w:strike w:val="false"/>
                 <w:sz w:val="20"/>
                 <w:szCs w:val="20"/>
                 <w:color w:val="000000"/>
@@ -12828,6 +13301,7 @@
                 <w:i w:val="false"/>
                 <w:b w:val="false"/>
                 <w:u w:val="none"/>
+                <w:strike w:val="false"/>
                 <w:sz w:val="20"/>
                 <w:szCs w:val="20"/>
                 <w:color w:val="000000"/>
@@ -12869,6 +13343,7 @@
                 <w:i w:val="false"/>
                 <w:b w:val="false"/>
                 <w:u w:val="none"/>
+                <w:strike w:val="false"/>
                 <w:sz w:val="20"/>
                 <w:szCs w:val="20"/>
                 <w:color w:val="000000"/>
@@ -12880,6 +13355,7 @@
                 <w:i w:val="false"/>
                 <w:b w:val="false"/>
                 <w:u w:val="none"/>
+                <w:strike w:val="false"/>
                 <w:sz w:val="20"/>
                 <w:szCs w:val="20"/>
                 <w:color w:val="000000"/>
@@ -12921,6 +13397,7 @@
                 <w:i w:val="false"/>
                 <w:b w:val="false"/>
                 <w:u w:val="none"/>
+                <w:strike w:val="false"/>
                 <w:sz w:val="20"/>
                 <w:szCs w:val="20"/>
                 <w:color w:val="000000"/>
@@ -12932,6 +13409,7 @@
                 <w:i w:val="false"/>
                 <w:b w:val="false"/>
                 <w:u w:val="none"/>
+                <w:strike w:val="false"/>
                 <w:sz w:val="20"/>
                 <w:szCs w:val="20"/>
                 <w:color w:val="000000"/>
@@ -12973,6 +13451,7 @@
                 <w:i w:val="false"/>
                 <w:b w:val="false"/>
                 <w:u w:val="none"/>
+                <w:strike w:val="false"/>
                 <w:sz w:val="20"/>
                 <w:szCs w:val="20"/>
                 <w:color w:val="000000"/>
@@ -12984,11 +13463,12 @@
                 <w:i w:val="false"/>
                 <w:b w:val="false"/>
                 <w:u w:val="none"/>
-                <w:sz w:val="20"/>
-                <w:szCs w:val="20"/>
-                <w:color w:val="000000"/>
-              </w:rPr>
-              <w:t xml:space="preserve">0.174***</w:t>
+                <w:strike w:val="false"/>
+                <w:sz w:val="20"/>
+                <w:szCs w:val="20"/>
+                <w:color w:val="000000"/>
+              </w:rPr>
+              <w:t xml:space="preserve">0.175***</w:t>
             </w:r>
           </w:p>
         </w:tc>
@@ -13025,6 +13505,7 @@
                 <w:i w:val="false"/>
                 <w:b w:val="false"/>
                 <w:u w:val="none"/>
+                <w:strike w:val="false"/>
                 <w:sz w:val="20"/>
                 <w:szCs w:val="20"/>
                 <w:color w:val="000000"/>
@@ -13036,6 +13517,7 @@
                 <w:i w:val="false"/>
                 <w:b w:val="false"/>
                 <w:u w:val="none"/>
+                <w:strike w:val="false"/>
                 <w:sz w:val="20"/>
                 <w:szCs w:val="20"/>
                 <w:color w:val="000000"/>
@@ -13077,6 +13559,7 @@
                 <w:i w:val="false"/>
                 <w:b w:val="false"/>
                 <w:u w:val="none"/>
+                <w:strike w:val="false"/>
                 <w:sz w:val="20"/>
                 <w:szCs w:val="20"/>
                 <w:color w:val="000000"/>
@@ -13088,6 +13571,7 @@
                 <w:i w:val="false"/>
                 <w:b w:val="false"/>
                 <w:u w:val="none"/>
+                <w:strike w:val="false"/>
                 <w:sz w:val="20"/>
                 <w:szCs w:val="20"/>
                 <w:color w:val="000000"/>
@@ -13129,6 +13613,7 @@
                 <w:i w:val="false"/>
                 <w:b w:val="false"/>
                 <w:u w:val="none"/>
+                <w:strike w:val="false"/>
                 <w:sz w:val="20"/>
                 <w:szCs w:val="20"/>
                 <w:color w:val="000000"/>
@@ -13140,11 +13625,12 @@
                 <w:i w:val="false"/>
                 <w:b w:val="false"/>
                 <w:u w:val="none"/>
-                <w:sz w:val="20"/>
-                <w:szCs w:val="20"/>
-                <w:color w:val="000000"/>
-              </w:rPr>
-              <w:t xml:space="preserve">8.77</w:t>
+                <w:strike w:val="false"/>
+                <w:sz w:val="20"/>
+                <w:szCs w:val="20"/>
+                <w:color w:val="000000"/>
+              </w:rPr>
+              <w:t xml:space="preserve">8.89</w:t>
             </w:r>
           </w:p>
         </w:tc>
@@ -13187,6 +13673,7 @@
                 <w:i w:val="false"/>
                 <w:b w:val="false"/>
                 <w:u w:val="none"/>
+                <w:strike w:val="false"/>
                 <w:sz w:val="20"/>
                 <w:szCs w:val="20"/>
                 <w:color w:val="000000"/>
@@ -13198,6 +13685,7 @@
                 <w:i w:val="false"/>
                 <w:b w:val="false"/>
                 <w:u w:val="none"/>
+                <w:strike w:val="false"/>
                 <w:sz w:val="20"/>
                 <w:szCs w:val="20"/>
                 <w:color w:val="000000"/>
@@ -13239,6 +13727,7 @@
                 <w:i w:val="false"/>
                 <w:b w:val="false"/>
                 <w:u w:val="none"/>
+                <w:strike w:val="false"/>
                 <w:sz w:val="20"/>
                 <w:szCs w:val="20"/>
                 <w:color w:val="000000"/>
@@ -13250,6 +13739,7 @@
                 <w:i w:val="false"/>
                 <w:b w:val="false"/>
                 <w:u w:val="none"/>
+                <w:strike w:val="false"/>
                 <w:sz w:val="20"/>
                 <w:szCs w:val="20"/>
                 <w:color w:val="000000"/>
@@ -13291,6 +13781,7 @@
                 <w:i w:val="false"/>
                 <w:b w:val="false"/>
                 <w:u w:val="none"/>
+                <w:strike w:val="false"/>
                 <w:sz w:val="20"/>
                 <w:szCs w:val="20"/>
                 <w:color w:val="000000"/>
@@ -13302,6 +13793,7 @@
                 <w:i w:val="false"/>
                 <w:b w:val="false"/>
                 <w:u w:val="none"/>
+                <w:strike w:val="false"/>
                 <w:sz w:val="20"/>
                 <w:szCs w:val="20"/>
                 <w:color w:val="000000"/>
@@ -13343,6 +13835,7 @@
                 <w:i w:val="false"/>
                 <w:b w:val="false"/>
                 <w:u w:val="none"/>
+                <w:strike w:val="false"/>
                 <w:sz w:val="20"/>
                 <w:szCs w:val="20"/>
                 <w:color w:val="000000"/>
@@ -13354,6 +13847,7 @@
                 <w:i w:val="false"/>
                 <w:b w:val="false"/>
                 <w:u w:val="none"/>
+                <w:strike w:val="false"/>
                 <w:sz w:val="20"/>
                 <w:szCs w:val="20"/>
                 <w:color w:val="000000"/>
@@ -13395,6 +13889,7 @@
                 <w:i w:val="false"/>
                 <w:b w:val="false"/>
                 <w:u w:val="none"/>
+                <w:strike w:val="false"/>
                 <w:sz w:val="20"/>
                 <w:szCs w:val="20"/>
                 <w:color w:val="000000"/>
@@ -13406,6 +13901,7 @@
                 <w:i w:val="false"/>
                 <w:b w:val="false"/>
                 <w:u w:val="none"/>
+                <w:strike w:val="false"/>
                 <w:sz w:val="20"/>
                 <w:szCs w:val="20"/>
                 <w:color w:val="000000"/>
@@ -13447,6 +13943,7 @@
                 <w:i w:val="false"/>
                 <w:b w:val="false"/>
                 <w:u w:val="none"/>
+                <w:strike w:val="false"/>
                 <w:sz w:val="20"/>
                 <w:szCs w:val="20"/>
                 <w:color w:val="000000"/>
@@ -13458,6 +13955,7 @@
                 <w:i w:val="false"/>
                 <w:b w:val="false"/>
                 <w:u w:val="none"/>
+                <w:strike w:val="false"/>
                 <w:sz w:val="20"/>
                 <w:szCs w:val="20"/>
                 <w:color w:val="000000"/>
@@ -13499,6 +13997,7 @@
                 <w:i w:val="false"/>
                 <w:b w:val="false"/>
                 <w:u w:val="none"/>
+                <w:strike w:val="false"/>
                 <w:sz w:val="20"/>
                 <w:szCs w:val="20"/>
                 <w:color w:val="000000"/>
@@ -13510,6 +14009,7 @@
                 <w:i w:val="false"/>
                 <w:b w:val="false"/>
                 <w:u w:val="none"/>
+                <w:strike w:val="false"/>
                 <w:sz w:val="20"/>
                 <w:szCs w:val="20"/>
                 <w:color w:val="000000"/>
@@ -13557,6 +14057,7 @@
                 <w:i w:val="false"/>
                 <w:b w:val="false"/>
                 <w:u w:val="none"/>
+                <w:strike w:val="false"/>
                 <w:sz w:val="20"/>
                 <w:szCs w:val="20"/>
                 <w:color w:val="000000"/>
@@ -13568,6 +14069,7 @@
                 <w:i w:val="false"/>
                 <w:b w:val="false"/>
                 <w:u w:val="none"/>
+                <w:strike w:val="false"/>
                 <w:sz w:val="20"/>
                 <w:szCs w:val="20"/>
                 <w:color w:val="000000"/>
@@ -13609,6 +14111,7 @@
                 <w:i w:val="false"/>
                 <w:b w:val="false"/>
                 <w:u w:val="none"/>
+                <w:strike w:val="false"/>
                 <w:sz w:val="20"/>
                 <w:szCs w:val="20"/>
                 <w:color w:val="000000"/>
@@ -13620,6 +14123,7 @@
                 <w:i w:val="false"/>
                 <w:b w:val="false"/>
                 <w:u w:val="none"/>
+                <w:strike w:val="false"/>
                 <w:sz w:val="20"/>
                 <w:szCs w:val="20"/>
                 <w:color w:val="000000"/>
@@ -13661,6 +14165,7 @@
                 <w:i w:val="false"/>
                 <w:b w:val="false"/>
                 <w:u w:val="none"/>
+                <w:strike w:val="false"/>
                 <w:sz w:val="20"/>
                 <w:szCs w:val="20"/>
                 <w:color w:val="000000"/>
@@ -13672,6 +14177,7 @@
                 <w:i w:val="false"/>
                 <w:b w:val="false"/>
                 <w:u w:val="none"/>
+                <w:strike w:val="false"/>
                 <w:sz w:val="20"/>
                 <w:szCs w:val="20"/>
                 <w:color w:val="000000"/>
@@ -13713,6 +14219,7 @@
                 <w:i w:val="false"/>
                 <w:b w:val="false"/>
                 <w:u w:val="none"/>
+                <w:strike w:val="false"/>
                 <w:sz w:val="20"/>
                 <w:szCs w:val="20"/>
                 <w:color w:val="000000"/>
@@ -13724,11 +14231,12 @@
                 <w:i w:val="false"/>
                 <w:b w:val="false"/>
                 <w:u w:val="none"/>
-                <w:sz w:val="20"/>
-                <w:szCs w:val="20"/>
-                <w:color w:val="000000"/>
-              </w:rPr>
-              <w:t xml:space="preserve">-0.02</w:t>
+                <w:strike w:val="false"/>
+                <w:sz w:val="20"/>
+                <w:szCs w:val="20"/>
+                <w:color w:val="000000"/>
+              </w:rPr>
+              <w:t xml:space="preserve">0.04</w:t>
             </w:r>
           </w:p>
         </w:tc>
@@ -13765,6 +14273,7 @@
                 <w:i w:val="false"/>
                 <w:b w:val="false"/>
                 <w:u w:val="none"/>
+                <w:strike w:val="false"/>
                 <w:sz w:val="20"/>
                 <w:szCs w:val="20"/>
                 <w:color w:val="000000"/>
@@ -13776,6 +14285,7 @@
                 <w:i w:val="false"/>
                 <w:b w:val="false"/>
                 <w:u w:val="none"/>
+                <w:strike w:val="false"/>
                 <w:sz w:val="20"/>
                 <w:szCs w:val="20"/>
                 <w:color w:val="000000"/>
@@ -13817,6 +14327,7 @@
                 <w:i w:val="false"/>
                 <w:b w:val="false"/>
                 <w:u w:val="none"/>
+                <w:strike w:val="false"/>
                 <w:sz w:val="20"/>
                 <w:szCs w:val="20"/>
                 <w:color w:val="000000"/>
@@ -13828,11 +14339,12 @@
                 <w:i w:val="false"/>
                 <w:b w:val="false"/>
                 <w:u w:val="none"/>
-                <w:sz w:val="20"/>
-                <w:szCs w:val="20"/>
-                <w:color w:val="000000"/>
-              </w:rPr>
-              <w:t xml:space="preserve">[-0.07; 0.03]</w:t>
+                <w:strike w:val="false"/>
+                <w:sz w:val="20"/>
+                <w:szCs w:val="20"/>
+                <w:color w:val="000000"/>
+              </w:rPr>
+              <w:t xml:space="preserve">[-0.01; 0.09]</w:t>
             </w:r>
           </w:p>
         </w:tc>
@@ -13869,6 +14381,7 @@
                 <w:i w:val="false"/>
                 <w:b w:val="false"/>
                 <w:u w:val="none"/>
+                <w:strike w:val="false"/>
                 <w:sz w:val="20"/>
                 <w:szCs w:val="20"/>
                 <w:color w:val="000000"/>
@@ -13880,11 +14393,12 @@
                 <w:i w:val="false"/>
                 <w:b w:val="false"/>
                 <w:u w:val="none"/>
-                <w:sz w:val="20"/>
-                <w:szCs w:val="20"/>
-                <w:color w:val="000000"/>
-              </w:rPr>
-              <w:t xml:space="preserve">-0.72</w:t>
+                <w:strike w:val="false"/>
+                <w:sz w:val="20"/>
+                <w:szCs w:val="20"/>
+                <w:color w:val="000000"/>
+              </w:rPr>
+              <w:t xml:space="preserve">1.43</w:t>
             </w:r>
           </w:p>
         </w:tc>
@@ -13927,6 +14441,7 @@
                 <w:i w:val="false"/>
                 <w:b w:val="false"/>
                 <w:u w:val="none"/>
+                <w:strike w:val="false"/>
                 <w:sz w:val="20"/>
                 <w:szCs w:val="20"/>
                 <w:color w:val="000000"/>
@@ -13938,6 +14453,7 @@
                 <w:i w:val="false"/>
                 <w:b w:val="false"/>
                 <w:u w:val="none"/>
+                <w:strike w:val="false"/>
                 <w:sz w:val="20"/>
                 <w:szCs w:val="20"/>
                 <w:color w:val="000000"/>
@@ -13979,6 +14495,7 @@
                 <w:i w:val="false"/>
                 <w:b w:val="false"/>
                 <w:u w:val="none"/>
+                <w:strike w:val="false"/>
                 <w:sz w:val="20"/>
                 <w:szCs w:val="20"/>
                 <w:color w:val="000000"/>
@@ -13990,6 +14507,7 @@
                 <w:i w:val="false"/>
                 <w:b w:val="false"/>
                 <w:u w:val="none"/>
+                <w:strike w:val="false"/>
                 <w:sz w:val="20"/>
                 <w:szCs w:val="20"/>
                 <w:color w:val="000000"/>
@@ -14031,6 +14549,7 @@
                 <w:i w:val="false"/>
                 <w:b w:val="false"/>
                 <w:u w:val="none"/>
+                <w:strike w:val="false"/>
                 <w:sz w:val="20"/>
                 <w:szCs w:val="20"/>
                 <w:color w:val="000000"/>
@@ -14042,6 +14561,7 @@
                 <w:i w:val="false"/>
                 <w:b w:val="false"/>
                 <w:u w:val="none"/>
+                <w:strike w:val="false"/>
                 <w:sz w:val="20"/>
                 <w:szCs w:val="20"/>
                 <w:color w:val="000000"/>
@@ -14083,6 +14603,7 @@
                 <w:i w:val="false"/>
                 <w:b w:val="false"/>
                 <w:u w:val="none"/>
+                <w:strike w:val="false"/>
                 <w:sz w:val="20"/>
                 <w:szCs w:val="20"/>
                 <w:color w:val="000000"/>
@@ -14094,11 +14615,12 @@
                 <w:i w:val="false"/>
                 <w:b w:val="false"/>
                 <w:u w:val="none"/>
-                <w:sz w:val="20"/>
-                <w:szCs w:val="20"/>
-                <w:color w:val="000000"/>
-              </w:rPr>
-              <w:t xml:space="preserve">0.116***</w:t>
+                <w:strike w:val="false"/>
+                <w:sz w:val="20"/>
+                <w:szCs w:val="20"/>
+                <w:color w:val="000000"/>
+              </w:rPr>
+              <w:t xml:space="preserve">0.076***</w:t>
             </w:r>
           </w:p>
         </w:tc>
@@ -14135,6 +14657,7 @@
                 <w:i w:val="false"/>
                 <w:b w:val="false"/>
                 <w:u w:val="none"/>
+                <w:strike w:val="false"/>
                 <w:sz w:val="20"/>
                 <w:szCs w:val="20"/>
                 <w:color w:val="000000"/>
@@ -14146,6 +14669,7 @@
                 <w:i w:val="false"/>
                 <w:b w:val="false"/>
                 <w:u w:val="none"/>
+                <w:strike w:val="false"/>
                 <w:sz w:val="20"/>
                 <w:szCs w:val="20"/>
                 <w:color w:val="000000"/>
@@ -14187,6 +14711,7 @@
                 <w:i w:val="false"/>
                 <w:b w:val="false"/>
                 <w:u w:val="none"/>
+                <w:strike w:val="false"/>
                 <w:sz w:val="20"/>
                 <w:szCs w:val="20"/>
                 <w:color w:val="000000"/>
@@ -14198,11 +14723,12 @@
                 <w:i w:val="false"/>
                 <w:b w:val="false"/>
                 <w:u w:val="none"/>
-                <w:sz w:val="20"/>
-                <w:szCs w:val="20"/>
-                <w:color w:val="000000"/>
-              </w:rPr>
-              <w:t xml:space="preserve">[0.07; 0.16]</w:t>
+                <w:strike w:val="false"/>
+                <w:sz w:val="20"/>
+                <w:szCs w:val="20"/>
+                <w:color w:val="000000"/>
+              </w:rPr>
+              <w:t xml:space="preserve">[0.03; 0.12]</w:t>
             </w:r>
           </w:p>
         </w:tc>
@@ -14239,6 +14765,7 @@
                 <w:i w:val="false"/>
                 <w:b w:val="false"/>
                 <w:u w:val="none"/>
+                <w:strike w:val="false"/>
                 <w:sz w:val="20"/>
                 <w:szCs w:val="20"/>
                 <w:color w:val="000000"/>
@@ -14250,11 +14777,12 @@
                 <w:i w:val="false"/>
                 <w:b w:val="false"/>
                 <w:u w:val="none"/>
-                <w:sz w:val="20"/>
-                <w:szCs w:val="20"/>
-                <w:color w:val="000000"/>
-              </w:rPr>
-              <w:t xml:space="preserve">5.36</w:t>
+                <w:strike w:val="false"/>
+                <w:sz w:val="20"/>
+                <w:szCs w:val="20"/>
+                <w:color w:val="000000"/>
+              </w:rPr>
+              <w:t xml:space="preserve">3.42</w:t>
             </w:r>
           </w:p>
         </w:tc>
@@ -14297,6 +14825,7 @@
                 <w:i w:val="false"/>
                 <w:b w:val="false"/>
                 <w:u w:val="none"/>
+                <w:strike w:val="false"/>
                 <w:sz w:val="20"/>
                 <w:szCs w:val="20"/>
                 <w:color w:val="000000"/>
@@ -14308,6 +14837,7 @@
                 <w:i w:val="false"/>
                 <w:b w:val="false"/>
                 <w:u w:val="none"/>
+                <w:strike w:val="false"/>
                 <w:sz w:val="20"/>
                 <w:szCs w:val="20"/>
                 <w:color w:val="000000"/>
@@ -14349,6 +14879,7 @@
                 <w:i w:val="false"/>
                 <w:b w:val="false"/>
                 <w:u w:val="none"/>
+                <w:strike w:val="false"/>
                 <w:sz w:val="20"/>
                 <w:szCs w:val="20"/>
                 <w:color w:val="000000"/>
@@ -14360,6 +14891,7 @@
                 <w:i w:val="false"/>
                 <w:b w:val="false"/>
                 <w:u w:val="none"/>
+                <w:strike w:val="false"/>
                 <w:sz w:val="20"/>
                 <w:szCs w:val="20"/>
                 <w:color w:val="000000"/>
@@ -14401,6 +14933,7 @@
                 <w:i w:val="false"/>
                 <w:b w:val="false"/>
                 <w:u w:val="none"/>
+                <w:strike w:val="false"/>
                 <w:sz w:val="20"/>
                 <w:szCs w:val="20"/>
                 <w:color w:val="000000"/>
@@ -14412,6 +14945,7 @@
                 <w:i w:val="false"/>
                 <w:b w:val="false"/>
                 <w:u w:val="none"/>
+                <w:strike w:val="false"/>
                 <w:sz w:val="20"/>
                 <w:szCs w:val="20"/>
                 <w:color w:val="000000"/>
@@ -14453,6 +14987,7 @@
                 <w:i w:val="false"/>
                 <w:b w:val="false"/>
                 <w:u w:val="none"/>
+                <w:strike w:val="false"/>
                 <w:sz w:val="20"/>
                 <w:szCs w:val="20"/>
                 <w:color w:val="000000"/>
@@ -14464,11 +14999,12 @@
                 <w:i w:val="false"/>
                 <w:b w:val="false"/>
                 <w:u w:val="none"/>
-                <w:sz w:val="20"/>
-                <w:szCs w:val="20"/>
-                <w:color w:val="000000"/>
-              </w:rPr>
-              <w:t xml:space="preserve">0.719***</w:t>
+                <w:strike w:val="false"/>
+                <w:sz w:val="20"/>
+                <w:szCs w:val="20"/>
+                <w:color w:val="000000"/>
+              </w:rPr>
+              <w:t xml:space="preserve">0.725***</w:t>
             </w:r>
           </w:p>
         </w:tc>
@@ -14505,6 +15041,7 @@
                 <w:i w:val="false"/>
                 <w:b w:val="false"/>
                 <w:u w:val="none"/>
+                <w:strike w:val="false"/>
                 <w:sz w:val="20"/>
                 <w:szCs w:val="20"/>
                 <w:color w:val="000000"/>
@@ -14516,6 +15053,7 @@
                 <w:i w:val="false"/>
                 <w:b w:val="false"/>
                 <w:u w:val="none"/>
+                <w:strike w:val="false"/>
                 <w:sz w:val="20"/>
                 <w:szCs w:val="20"/>
                 <w:color w:val="000000"/>
@@ -14557,6 +15095,7 @@
                 <w:i w:val="false"/>
                 <w:b w:val="false"/>
                 <w:u w:val="none"/>
+                <w:strike w:val="false"/>
                 <w:sz w:val="20"/>
                 <w:szCs w:val="20"/>
                 <w:color w:val="000000"/>
@@ -14568,11 +15107,12 @@
                 <w:i w:val="false"/>
                 <w:b w:val="false"/>
                 <w:u w:val="none"/>
-                <w:sz w:val="20"/>
-                <w:szCs w:val="20"/>
-                <w:color w:val="000000"/>
-              </w:rPr>
-              <w:t xml:space="preserve">[0.71; 0.73]</w:t>
+                <w:strike w:val="false"/>
+                <w:sz w:val="20"/>
+                <w:szCs w:val="20"/>
+                <w:color w:val="000000"/>
+              </w:rPr>
+              <w:t xml:space="preserve">[0.71; 0.74]</w:t>
             </w:r>
           </w:p>
         </w:tc>
@@ -14609,6 +15149,7 @@
                 <w:i w:val="false"/>
                 <w:b w:val="false"/>
                 <w:u w:val="none"/>
+                <w:strike w:val="false"/>
                 <w:sz w:val="20"/>
                 <w:szCs w:val="20"/>
                 <w:color w:val="000000"/>
@@ -14620,11 +15161,12 @@
                 <w:i w:val="false"/>
                 <w:b w:val="false"/>
                 <w:u w:val="none"/>
-                <w:sz w:val="20"/>
-                <w:szCs w:val="20"/>
-                <w:color w:val="000000"/>
-              </w:rPr>
-              <w:t xml:space="preserve">133.70</w:t>
+                <w:strike w:val="false"/>
+                <w:sz w:val="20"/>
+                <w:szCs w:val="20"/>
+                <w:color w:val="000000"/>
+              </w:rPr>
+              <w:t xml:space="preserve">134.27</w:t>
             </w:r>
           </w:p>
         </w:tc>
@@ -14667,6 +15209,7 @@
                 <w:i w:val="false"/>
                 <w:b w:val="false"/>
                 <w:u w:val="none"/>
+                <w:strike w:val="false"/>
                 <w:sz w:val="20"/>
                 <w:szCs w:val="20"/>
                 <w:color w:val="000000"/>
@@ -14678,6 +15221,7 @@
                 <w:i w:val="false"/>
                 <w:b w:val="false"/>
                 <w:u w:val="none"/>
+                <w:strike w:val="false"/>
                 <w:sz w:val="20"/>
                 <w:szCs w:val="20"/>
                 <w:color w:val="000000"/>
@@ -14719,6 +15263,7 @@
                 <w:i w:val="false"/>
                 <w:b w:val="false"/>
                 <w:u w:val="none"/>
+                <w:strike w:val="false"/>
                 <w:sz w:val="20"/>
                 <w:szCs w:val="20"/>
                 <w:color w:val="000000"/>
@@ -14730,6 +15275,7 @@
                 <w:i w:val="false"/>
                 <w:b w:val="false"/>
                 <w:u w:val="none"/>
+                <w:strike w:val="false"/>
                 <w:sz w:val="20"/>
                 <w:szCs w:val="20"/>
                 <w:color w:val="000000"/>
@@ -14771,6 +15317,7 @@
                 <w:i w:val="false"/>
                 <w:b w:val="false"/>
                 <w:u w:val="none"/>
+                <w:strike w:val="false"/>
                 <w:sz w:val="20"/>
                 <w:szCs w:val="20"/>
                 <w:color w:val="000000"/>
@@ -14782,6 +15329,7 @@
                 <w:i w:val="false"/>
                 <w:b w:val="false"/>
                 <w:u w:val="none"/>
+                <w:strike w:val="false"/>
                 <w:sz w:val="20"/>
                 <w:szCs w:val="20"/>
                 <w:color w:val="000000"/>
@@ -14823,6 +15371,7 @@
                 <w:i w:val="false"/>
                 <w:b w:val="false"/>
                 <w:u w:val="none"/>
+                <w:strike w:val="false"/>
                 <w:sz w:val="20"/>
                 <w:szCs w:val="20"/>
                 <w:color w:val="000000"/>
@@ -14834,6 +15383,7 @@
                 <w:i w:val="false"/>
                 <w:b w:val="false"/>
                 <w:u w:val="none"/>
+                <w:strike w:val="false"/>
                 <w:sz w:val="20"/>
                 <w:szCs w:val="20"/>
                 <w:color w:val="000000"/>
@@ -14875,6 +15425,7 @@
                 <w:i w:val="false"/>
                 <w:b w:val="false"/>
                 <w:u w:val="none"/>
+                <w:strike w:val="false"/>
                 <w:sz w:val="20"/>
                 <w:szCs w:val="20"/>
                 <w:color w:val="000000"/>
@@ -14886,6 +15437,7 @@
                 <w:i w:val="false"/>
                 <w:b w:val="false"/>
                 <w:u w:val="none"/>
+                <w:strike w:val="false"/>
                 <w:sz w:val="20"/>
                 <w:szCs w:val="20"/>
                 <w:color w:val="000000"/>
@@ -14927,6 +15479,7 @@
                 <w:i w:val="false"/>
                 <w:b w:val="false"/>
                 <w:u w:val="none"/>
+                <w:strike w:val="false"/>
                 <w:sz w:val="20"/>
                 <w:szCs w:val="20"/>
                 <w:color w:val="000000"/>
@@ -14938,6 +15491,7 @@
                 <w:i w:val="false"/>
                 <w:b w:val="false"/>
                 <w:u w:val="none"/>
+                <w:strike w:val="false"/>
                 <w:sz w:val="20"/>
                 <w:szCs w:val="20"/>
                 <w:color w:val="000000"/>
@@ -14979,6 +15533,7 @@
                 <w:i w:val="false"/>
                 <w:b w:val="false"/>
                 <w:u w:val="none"/>
+                <w:strike w:val="false"/>
                 <w:sz w:val="20"/>
                 <w:szCs w:val="20"/>
                 <w:color w:val="000000"/>
@@ -14990,11 +15545,12 @@
                 <w:i w:val="false"/>
                 <w:b w:val="false"/>
                 <w:u w:val="none"/>
-                <w:sz w:val="20"/>
-                <w:szCs w:val="20"/>
-                <w:color w:val="000000"/>
-              </w:rPr>
-              <w:t xml:space="preserve">2.83</w:t>
+                <w:strike w:val="false"/>
+                <w:sz w:val="20"/>
+                <w:szCs w:val="20"/>
+                <w:color w:val="000000"/>
+              </w:rPr>
+              <w:t xml:space="preserve">2.81</w:t>
             </w:r>
           </w:p>
         </w:tc>
@@ -15037,6 +15593,7 @@
                 <w:i w:val="false"/>
                 <w:b w:val="false"/>
                 <w:u w:val="none"/>
+                <w:strike w:val="false"/>
                 <w:sz w:val="20"/>
                 <w:szCs w:val="20"/>
                 <w:color w:val="000000"/>
@@ -15048,6 +15605,7 @@
                 <w:i w:val="false"/>
                 <w:b w:val="false"/>
                 <w:u w:val="none"/>
+                <w:strike w:val="false"/>
                 <w:sz w:val="20"/>
                 <w:szCs w:val="20"/>
                 <w:color w:val="000000"/>
@@ -15089,6 +15647,7 @@
                 <w:i w:val="false"/>
                 <w:b w:val="false"/>
                 <w:u w:val="none"/>
+                <w:strike w:val="false"/>
                 <w:sz w:val="20"/>
                 <w:szCs w:val="20"/>
                 <w:color w:val="000000"/>
@@ -15100,6 +15659,7 @@
                 <w:i w:val="false"/>
                 <w:b w:val="false"/>
                 <w:u w:val="none"/>
+                <w:strike w:val="false"/>
                 <w:sz w:val="20"/>
                 <w:szCs w:val="20"/>
                 <w:color w:val="000000"/>
@@ -15141,6 +15701,7 @@
                 <w:i w:val="false"/>
                 <w:b w:val="false"/>
                 <w:u w:val="none"/>
+                <w:strike w:val="false"/>
                 <w:sz w:val="20"/>
                 <w:szCs w:val="20"/>
                 <w:color w:val="000000"/>
@@ -15152,6 +15713,7 @@
                 <w:i w:val="false"/>
                 <w:b w:val="false"/>
                 <w:u w:val="none"/>
+                <w:strike w:val="false"/>
                 <w:sz w:val="20"/>
                 <w:szCs w:val="20"/>
                 <w:color w:val="000000"/>
@@ -15193,6 +15755,7 @@
                 <w:i w:val="false"/>
                 <w:b w:val="false"/>
                 <w:u w:val="none"/>
+                <w:strike w:val="false"/>
                 <w:sz w:val="20"/>
                 <w:szCs w:val="20"/>
                 <w:color w:val="000000"/>
@@ -15204,11 +15767,12 @@
                 <w:i w:val="false"/>
                 <w:b w:val="false"/>
                 <w:u w:val="none"/>
-                <w:sz w:val="20"/>
-                <w:szCs w:val="20"/>
-                <w:color w:val="000000"/>
-              </w:rPr>
-              <w:t xml:space="preserve">0.049**</w:t>
+                <w:strike w:val="false"/>
+                <w:sz w:val="20"/>
+                <w:szCs w:val="20"/>
+                <w:color w:val="000000"/>
+              </w:rPr>
+              <w:t xml:space="preserve">0.057***</w:t>
             </w:r>
           </w:p>
         </w:tc>
@@ -15245,6 +15809,7 @@
                 <w:i w:val="false"/>
                 <w:b w:val="false"/>
                 <w:u w:val="none"/>
+                <w:strike w:val="false"/>
                 <w:sz w:val="20"/>
                 <w:szCs w:val="20"/>
                 <w:color w:val="000000"/>
@@ -15256,6 +15821,7 @@
                 <w:i w:val="false"/>
                 <w:b w:val="false"/>
                 <w:u w:val="none"/>
+                <w:strike w:val="false"/>
                 <w:sz w:val="20"/>
                 <w:szCs w:val="20"/>
                 <w:color w:val="000000"/>
@@ -15297,6 +15863,7 @@
                 <w:i w:val="false"/>
                 <w:b w:val="false"/>
                 <w:u w:val="none"/>
+                <w:strike w:val="false"/>
                 <w:sz w:val="20"/>
                 <w:szCs w:val="20"/>
                 <w:color w:val="000000"/>
@@ -15308,11 +15875,12 @@
                 <w:i w:val="false"/>
                 <w:b w:val="false"/>
                 <w:u w:val="none"/>
-                <w:sz w:val="20"/>
-                <w:szCs w:val="20"/>
-                <w:color w:val="000000"/>
-              </w:rPr>
-              <w:t xml:space="preserve">[0.02; 0.08]</w:t>
+                <w:strike w:val="false"/>
+                <w:sz w:val="20"/>
+                <w:szCs w:val="20"/>
+                <w:color w:val="000000"/>
+              </w:rPr>
+              <w:t xml:space="preserve">[0.02; 0.09]</w:t>
             </w:r>
           </w:p>
         </w:tc>
@@ -15349,6 +15917,7 @@
                 <w:i w:val="false"/>
                 <w:b w:val="false"/>
                 <w:u w:val="none"/>
+                <w:strike w:val="false"/>
                 <w:sz w:val="20"/>
                 <w:szCs w:val="20"/>
                 <w:color w:val="000000"/>
@@ -15360,11 +15929,12 @@
                 <w:i w:val="false"/>
                 <w:b w:val="false"/>
                 <w:u w:val="none"/>
-                <w:sz w:val="20"/>
-                <w:szCs w:val="20"/>
-                <w:color w:val="000000"/>
-              </w:rPr>
-              <w:t xml:space="preserve">2.93</w:t>
+                <w:strike w:val="false"/>
+                <w:sz w:val="20"/>
+                <w:szCs w:val="20"/>
+                <w:color w:val="000000"/>
+              </w:rPr>
+              <w:t xml:space="preserve">3.40</w:t>
             </w:r>
           </w:p>
         </w:tc>
@@ -15407,6 +15977,7 @@
                 <w:i w:val="false"/>
                 <w:b w:val="false"/>
                 <w:u w:val="none"/>
+                <w:strike w:val="false"/>
                 <w:sz w:val="20"/>
                 <w:szCs w:val="20"/>
                 <w:color w:val="000000"/>
@@ -15418,6 +15989,7 @@
                 <w:i w:val="false"/>
                 <w:b w:val="false"/>
                 <w:u w:val="none"/>
+                <w:strike w:val="false"/>
                 <w:sz w:val="20"/>
                 <w:szCs w:val="20"/>
                 <w:color w:val="000000"/>
@@ -15459,6 +16031,7 @@
                 <w:i w:val="false"/>
                 <w:b w:val="false"/>
                 <w:u w:val="none"/>
+                <w:strike w:val="false"/>
                 <w:sz w:val="20"/>
                 <w:szCs w:val="20"/>
                 <w:color w:val="000000"/>
@@ -15470,6 +16043,7 @@
                 <w:i w:val="false"/>
                 <w:b w:val="false"/>
                 <w:u w:val="none"/>
+                <w:strike w:val="false"/>
                 <w:sz w:val="20"/>
                 <w:szCs w:val="20"/>
                 <w:color w:val="000000"/>
@@ -15511,6 +16085,7 @@
                 <w:i w:val="false"/>
                 <w:b w:val="false"/>
                 <w:u w:val="none"/>
+                <w:strike w:val="false"/>
                 <w:sz w:val="20"/>
                 <w:szCs w:val="20"/>
                 <w:color w:val="000000"/>
@@ -15522,6 +16097,7 @@
                 <w:i w:val="false"/>
                 <w:b w:val="false"/>
                 <w:u w:val="none"/>
+                <w:strike w:val="false"/>
                 <w:sz w:val="20"/>
                 <w:szCs w:val="20"/>
                 <w:color w:val="000000"/>
@@ -15563,6 +16139,7 @@
                 <w:i w:val="false"/>
                 <w:b w:val="false"/>
                 <w:u w:val="none"/>
+                <w:strike w:val="false"/>
                 <w:sz w:val="20"/>
                 <w:szCs w:val="20"/>
                 <w:color w:val="000000"/>
@@ -15574,11 +16151,12 @@
                 <w:i w:val="false"/>
                 <w:b w:val="false"/>
                 <w:u w:val="none"/>
-                <w:sz w:val="20"/>
-                <w:szCs w:val="20"/>
-                <w:color w:val="000000"/>
-              </w:rPr>
-              <w:t xml:space="preserve">0.594***</w:t>
+                <w:strike w:val="false"/>
+                <w:sz w:val="20"/>
+                <w:szCs w:val="20"/>
+                <w:color w:val="000000"/>
+              </w:rPr>
+              <w:t xml:space="preserve">0.595***</w:t>
             </w:r>
           </w:p>
         </w:tc>
@@ -15615,6 +16193,7 @@
                 <w:i w:val="false"/>
                 <w:b w:val="false"/>
                 <w:u w:val="none"/>
+                <w:strike w:val="false"/>
                 <w:sz w:val="20"/>
                 <w:szCs w:val="20"/>
                 <w:color w:val="000000"/>
@@ -15626,6 +16205,7 @@
                 <w:i w:val="false"/>
                 <w:b w:val="false"/>
                 <w:u w:val="none"/>
+                <w:strike w:val="false"/>
                 <w:sz w:val="20"/>
                 <w:szCs w:val="20"/>
                 <w:color w:val="000000"/>
@@ -15667,6 +16247,7 @@
                 <w:i w:val="false"/>
                 <w:b w:val="false"/>
                 <w:u w:val="none"/>
+                <w:strike w:val="false"/>
                 <w:sz w:val="20"/>
                 <w:szCs w:val="20"/>
                 <w:color w:val="000000"/>
@@ -15678,6 +16259,7 @@
                 <w:i w:val="false"/>
                 <w:b w:val="false"/>
                 <w:u w:val="none"/>
+                <w:strike w:val="false"/>
                 <w:sz w:val="20"/>
                 <w:szCs w:val="20"/>
                 <w:color w:val="000000"/>
@@ -15719,6 +16301,7 @@
                 <w:i w:val="false"/>
                 <w:b w:val="false"/>
                 <w:u w:val="none"/>
+                <w:strike w:val="false"/>
                 <w:sz w:val="20"/>
                 <w:szCs w:val="20"/>
                 <w:color w:val="000000"/>
@@ -15730,11 +16313,12 @@
                 <w:i w:val="false"/>
                 <w:b w:val="false"/>
                 <w:u w:val="none"/>
-                <w:sz w:val="20"/>
-                <w:szCs w:val="20"/>
-                <w:color w:val="000000"/>
-              </w:rPr>
-              <w:t xml:space="preserve">82.27</w:t>
+                <w:strike w:val="false"/>
+                <w:sz w:val="20"/>
+                <w:szCs w:val="20"/>
+                <w:color w:val="000000"/>
+              </w:rPr>
+              <w:t xml:space="preserve">82.46</w:t>
             </w:r>
           </w:p>
         </w:tc>
@@ -15777,6 +16361,7 @@
                 <w:i w:val="false"/>
                 <w:b w:val="false"/>
                 <w:u w:val="none"/>
+                <w:strike w:val="false"/>
                 <w:sz w:val="20"/>
                 <w:szCs w:val="20"/>
                 <w:color w:val="000000"/>
@@ -15788,6 +16373,7 @@
                 <w:i w:val="false"/>
                 <w:b w:val="false"/>
                 <w:u w:val="none"/>
+                <w:strike w:val="false"/>
                 <w:sz w:val="20"/>
                 <w:szCs w:val="20"/>
                 <w:color w:val="000000"/>
@@ -15829,6 +16415,7 @@
                 <w:i w:val="false"/>
                 <w:b w:val="false"/>
                 <w:u w:val="none"/>
+                <w:strike w:val="false"/>
                 <w:sz w:val="20"/>
                 <w:szCs w:val="20"/>
                 <w:color w:val="000000"/>
@@ -15840,6 +16427,7 @@
                 <w:i w:val="false"/>
                 <w:b w:val="false"/>
                 <w:u w:val="none"/>
+                <w:strike w:val="false"/>
                 <w:sz w:val="20"/>
                 <w:szCs w:val="20"/>
                 <w:color w:val="000000"/>
@@ -15881,6 +16469,7 @@
                 <w:i w:val="false"/>
                 <w:b w:val="false"/>
                 <w:u w:val="none"/>
+                <w:strike w:val="false"/>
                 <w:sz w:val="20"/>
                 <w:szCs w:val="20"/>
                 <w:color w:val="000000"/>
@@ -15892,6 +16481,7 @@
                 <w:i w:val="false"/>
                 <w:b w:val="false"/>
                 <w:u w:val="none"/>
+                <w:strike w:val="false"/>
                 <w:sz w:val="20"/>
                 <w:szCs w:val="20"/>
                 <w:color w:val="000000"/>
@@ -15933,6 +16523,7 @@
                 <w:i w:val="false"/>
                 <w:b w:val="false"/>
                 <w:u w:val="none"/>
+                <w:strike w:val="false"/>
                 <w:sz w:val="20"/>
                 <w:szCs w:val="20"/>
                 <w:color w:val="000000"/>
@@ -15944,11 +16535,12 @@
                 <w:i w:val="false"/>
                 <w:b w:val="false"/>
                 <w:u w:val="none"/>
-                <w:sz w:val="20"/>
-                <w:szCs w:val="20"/>
-                <w:color w:val="000000"/>
-              </w:rPr>
-              <w:t xml:space="preserve">0.081***</w:t>
+                <w:strike w:val="false"/>
+                <w:sz w:val="20"/>
+                <w:szCs w:val="20"/>
+                <w:color w:val="000000"/>
+              </w:rPr>
+              <w:t xml:space="preserve">0.065*</w:t>
             </w:r>
           </w:p>
         </w:tc>
@@ -15985,6 +16577,7 @@
                 <w:i w:val="false"/>
                 <w:b w:val="false"/>
                 <w:u w:val="none"/>
+                <w:strike w:val="false"/>
                 <w:sz w:val="20"/>
                 <w:szCs w:val="20"/>
                 <w:color w:val="000000"/>
@@ -15996,11 +16589,12 @@
                 <w:i w:val="false"/>
                 <w:b w:val="false"/>
                 <w:u w:val="none"/>
-                <w:sz w:val="20"/>
-                <w:szCs w:val="20"/>
-                <w:color w:val="000000"/>
-              </w:rPr>
-              <w:t xml:space="preserve">0.02</w:t>
+                <w:strike w:val="false"/>
+                <w:sz w:val="20"/>
+                <w:szCs w:val="20"/>
+                <w:color w:val="000000"/>
+              </w:rPr>
+              <w:t xml:space="preserve">0.03</w:t>
             </w:r>
           </w:p>
         </w:tc>
@@ -16037,6 +16631,7 @@
                 <w:i w:val="false"/>
                 <w:b w:val="false"/>
                 <w:u w:val="none"/>
+                <w:strike w:val="false"/>
                 <w:sz w:val="20"/>
                 <w:szCs w:val="20"/>
                 <w:color w:val="000000"/>
@@ -16048,11 +16643,12 @@
                 <w:i w:val="false"/>
                 <w:b w:val="false"/>
                 <w:u w:val="none"/>
-                <w:sz w:val="20"/>
-                <w:szCs w:val="20"/>
-                <w:color w:val="000000"/>
-              </w:rPr>
-              <w:t xml:space="preserve">[0.04; 0.12]</w:t>
+                <w:strike w:val="false"/>
+                <w:sz w:val="20"/>
+                <w:szCs w:val="20"/>
+                <w:color w:val="000000"/>
+              </w:rPr>
+              <w:t xml:space="preserve">[0.01; 0.12]</w:t>
             </w:r>
           </w:p>
         </w:tc>
@@ -16089,6 +16685,7 @@
                 <w:i w:val="false"/>
                 <w:b w:val="false"/>
                 <w:u w:val="none"/>
+                <w:strike w:val="false"/>
                 <w:sz w:val="20"/>
                 <w:szCs w:val="20"/>
                 <w:color w:val="000000"/>
@@ -16100,11 +16697,12 @@
                 <w:i w:val="false"/>
                 <w:b w:val="false"/>
                 <w:u w:val="none"/>
-                <w:sz w:val="20"/>
-                <w:szCs w:val="20"/>
-                <w:color w:val="000000"/>
-              </w:rPr>
-              <w:t xml:space="preserve">4.03</w:t>
+                <w:strike w:val="false"/>
+                <w:sz w:val="20"/>
+                <w:szCs w:val="20"/>
+                <w:color w:val="000000"/>
+              </w:rPr>
+              <w:t xml:space="preserve">2.48</w:t>
             </w:r>
           </w:p>
         </w:tc>
@@ -16147,6 +16745,7 @@
                 <w:i w:val="false"/>
                 <w:b w:val="false"/>
                 <w:u w:val="none"/>
+                <w:strike w:val="false"/>
                 <w:sz w:val="20"/>
                 <w:szCs w:val="20"/>
                 <w:color w:val="000000"/>
@@ -16158,6 +16757,7 @@
                 <w:i w:val="false"/>
                 <w:b w:val="false"/>
                 <w:u w:val="none"/>
+                <w:strike w:val="false"/>
                 <w:sz w:val="20"/>
                 <w:szCs w:val="20"/>
                 <w:color w:val="000000"/>
@@ -16199,6 +16799,7 @@
                 <w:i w:val="false"/>
                 <w:b w:val="false"/>
                 <w:u w:val="none"/>
+                <w:strike w:val="false"/>
                 <w:sz w:val="20"/>
                 <w:szCs w:val="20"/>
                 <w:color w:val="000000"/>
@@ -16210,6 +16811,7 @@
                 <w:i w:val="false"/>
                 <w:b w:val="false"/>
                 <w:u w:val="none"/>
+                <w:strike w:val="false"/>
                 <w:sz w:val="20"/>
                 <w:szCs w:val="20"/>
                 <w:color w:val="000000"/>
@@ -16251,6 +16853,7 @@
                 <w:i w:val="false"/>
                 <w:b w:val="false"/>
                 <w:u w:val="none"/>
+                <w:strike w:val="false"/>
                 <w:sz w:val="20"/>
                 <w:szCs w:val="20"/>
                 <w:color w:val="000000"/>
@@ -16262,6 +16865,7 @@
                 <w:i w:val="false"/>
                 <w:b w:val="false"/>
                 <w:u w:val="none"/>
+                <w:strike w:val="false"/>
                 <w:sz w:val="20"/>
                 <w:szCs w:val="20"/>
                 <w:color w:val="000000"/>
@@ -16303,6 +16907,7 @@
                 <w:i w:val="false"/>
                 <w:b w:val="false"/>
                 <w:u w:val="none"/>
+                <w:strike w:val="false"/>
                 <w:sz w:val="20"/>
                 <w:szCs w:val="20"/>
                 <w:color w:val="000000"/>
@@ -16314,11 +16919,12 @@
                 <w:i w:val="false"/>
                 <w:b w:val="false"/>
                 <w:u w:val="none"/>
-                <w:sz w:val="20"/>
-                <w:szCs w:val="20"/>
-                <w:color w:val="000000"/>
-              </w:rPr>
-              <w:t xml:space="preserve">0.055*</w:t>
+                <w:strike w:val="false"/>
+                <w:sz w:val="20"/>
+                <w:szCs w:val="20"/>
+                <w:color w:val="000000"/>
+              </w:rPr>
+              <w:t xml:space="preserve">0.095***</w:t>
             </w:r>
           </w:p>
         </w:tc>
@@ -16355,6 +16961,7 @@
                 <w:i w:val="false"/>
                 <w:b w:val="false"/>
                 <w:u w:val="none"/>
+                <w:strike w:val="false"/>
                 <w:sz w:val="20"/>
                 <w:szCs w:val="20"/>
                 <w:color w:val="000000"/>
@@ -16366,11 +16973,12 @@
                 <w:i w:val="false"/>
                 <w:b w:val="false"/>
                 <w:u w:val="none"/>
-                <w:sz w:val="20"/>
-                <w:szCs w:val="20"/>
-                <w:color w:val="000000"/>
-              </w:rPr>
-              <w:t xml:space="preserve">0.03</w:t>
+                <w:strike w:val="false"/>
+                <w:sz w:val="20"/>
+                <w:szCs w:val="20"/>
+                <w:color w:val="000000"/>
+              </w:rPr>
+              <w:t xml:space="preserve">0.02</w:t>
             </w:r>
           </w:p>
         </w:tc>
@@ -16407,6 +17015,7 @@
                 <w:i w:val="false"/>
                 <w:b w:val="false"/>
                 <w:u w:val="none"/>
+                <w:strike w:val="false"/>
                 <w:sz w:val="20"/>
                 <w:szCs w:val="20"/>
                 <w:color w:val="000000"/>
@@ -16418,11 +17027,12 @@
                 <w:i w:val="false"/>
                 <w:b w:val="false"/>
                 <w:u w:val="none"/>
-                <w:sz w:val="20"/>
-                <w:szCs w:val="20"/>
-                <w:color w:val="000000"/>
-              </w:rPr>
-              <w:t xml:space="preserve">[0; 0.11]</w:t>
+                <w:strike w:val="false"/>
+                <w:sz w:val="20"/>
+                <w:szCs w:val="20"/>
+                <w:color w:val="000000"/>
+              </w:rPr>
+              <w:t xml:space="preserve">[0.06; 0.13]</w:t>
             </w:r>
           </w:p>
         </w:tc>
@@ -16459,6 +17069,7 @@
                 <w:i w:val="false"/>
                 <w:b w:val="false"/>
                 <w:u w:val="none"/>
+                <w:strike w:val="false"/>
                 <w:sz w:val="20"/>
                 <w:szCs w:val="20"/>
                 <w:color w:val="000000"/>
@@ -16470,11 +17081,12 @@
                 <w:i w:val="false"/>
                 <w:b w:val="false"/>
                 <w:u w:val="none"/>
-                <w:sz w:val="20"/>
-                <w:szCs w:val="20"/>
-                <w:color w:val="000000"/>
-              </w:rPr>
-              <w:t xml:space="preserve">2.10</w:t>
+                <w:strike w:val="false"/>
+                <w:sz w:val="20"/>
+                <w:szCs w:val="20"/>
+                <w:color w:val="000000"/>
+              </w:rPr>
+              <w:t xml:space="preserve">4.77</w:t>
             </w:r>
           </w:p>
         </w:tc>
@@ -16517,6 +17129,7 @@
                 <w:i w:val="false"/>
                 <w:b w:val="false"/>
                 <w:u w:val="none"/>
+                <w:strike w:val="false"/>
                 <w:sz w:val="20"/>
                 <w:szCs w:val="20"/>
                 <w:color w:val="000000"/>
@@ -16528,11 +17141,12 @@
                 <w:i w:val="false"/>
                 <w:b w:val="false"/>
                 <w:u w:val="none"/>
-                <w:sz w:val="20"/>
-                <w:szCs w:val="20"/>
-                <w:color w:val="000000"/>
-              </w:rPr>
-              <w:t xml:space="preserve">Emotional resilience</w:t>
+                <w:strike w:val="false"/>
+                <w:sz w:val="20"/>
+                <w:szCs w:val="20"/>
+                <w:color w:val="000000"/>
+              </w:rPr>
+              <w:t xml:space="preserve">BF Neuroticism</w:t>
             </w:r>
           </w:p>
         </w:tc>
@@ -16569,6 +17183,7 @@
                 <w:i w:val="false"/>
                 <w:b w:val="false"/>
                 <w:u w:val="none"/>
+                <w:strike w:val="false"/>
                 <w:sz w:val="20"/>
                 <w:szCs w:val="20"/>
                 <w:color w:val="000000"/>
@@ -16580,6 +17195,7 @@
                 <w:i w:val="false"/>
                 <w:b w:val="false"/>
                 <w:u w:val="none"/>
+                <w:strike w:val="false"/>
                 <w:sz w:val="20"/>
                 <w:szCs w:val="20"/>
                 <w:color w:val="000000"/>
@@ -16621,6 +17237,7 @@
                 <w:i w:val="false"/>
                 <w:b w:val="false"/>
                 <w:u w:val="none"/>
+                <w:strike w:val="false"/>
                 <w:sz w:val="20"/>
                 <w:szCs w:val="20"/>
                 <w:color w:val="000000"/>
@@ -16632,11 +17249,12 @@
                 <w:i w:val="false"/>
                 <w:b w:val="false"/>
                 <w:u w:val="none"/>
-                <w:sz w:val="20"/>
-                <w:szCs w:val="20"/>
-                <w:color w:val="000000"/>
-              </w:rPr>
-              <w:t xml:space="preserve">BF Neuroticism</w:t>
+                <w:strike w:val="false"/>
+                <w:sz w:val="20"/>
+                <w:szCs w:val="20"/>
+                <w:color w:val="000000"/>
+              </w:rPr>
+              <w:t xml:space="preserve">Emotional resilience</w:t>
             </w:r>
           </w:p>
         </w:tc>
@@ -16673,6 +17291,7 @@
                 <w:i w:val="false"/>
                 <w:b w:val="false"/>
                 <w:u w:val="none"/>
+                <w:strike w:val="false"/>
                 <w:sz w:val="20"/>
                 <w:szCs w:val="20"/>
                 <w:color w:val="000000"/>
@@ -16684,6 +17303,7 @@
                 <w:i w:val="false"/>
                 <w:b w:val="false"/>
                 <w:u w:val="none"/>
+                <w:strike w:val="false"/>
                 <w:sz w:val="20"/>
                 <w:szCs w:val="20"/>
                 <w:color w:val="000000"/>
@@ -16725,6 +17345,7 @@
                 <w:i w:val="false"/>
                 <w:b w:val="false"/>
                 <w:u w:val="none"/>
+                <w:strike w:val="false"/>
                 <w:sz w:val="20"/>
                 <w:szCs w:val="20"/>
                 <w:color w:val="000000"/>
@@ -16736,6 +17357,7 @@
                 <w:i w:val="false"/>
                 <w:b w:val="false"/>
                 <w:u w:val="none"/>
+                <w:strike w:val="false"/>
                 <w:sz w:val="20"/>
                 <w:szCs w:val="20"/>
                 <w:color w:val="000000"/>
@@ -16777,6 +17399,7 @@
                 <w:i w:val="false"/>
                 <w:b w:val="false"/>
                 <w:u w:val="none"/>
+                <w:strike w:val="false"/>
                 <w:sz w:val="20"/>
                 <w:szCs w:val="20"/>
                 <w:color w:val="000000"/>
@@ -16788,6 +17411,7 @@
                 <w:i w:val="false"/>
                 <w:b w:val="false"/>
                 <w:u w:val="none"/>
+                <w:strike w:val="false"/>
                 <w:sz w:val="20"/>
                 <w:szCs w:val="20"/>
                 <w:color w:val="000000"/>
@@ -16829,6 +17453,7 @@
                 <w:i w:val="false"/>
                 <w:b w:val="false"/>
                 <w:u w:val="none"/>
+                <w:strike w:val="false"/>
                 <w:sz w:val="20"/>
                 <w:szCs w:val="20"/>
                 <w:color w:val="000000"/>
@@ -16840,17 +17465,18 @@
                 <w:i w:val="false"/>
                 <w:b w:val="false"/>
                 <w:u w:val="none"/>
-                <w:sz w:val="20"/>
-                <w:szCs w:val="20"/>
-                <w:color w:val="000000"/>
-              </w:rPr>
-              <w:t xml:space="preserve">-115.35</w:t>
+                <w:strike w:val="false"/>
+                <w:sz w:val="20"/>
+                <w:szCs w:val="20"/>
+                <w:color w:val="000000"/>
+              </w:rPr>
+              <w:t xml:space="preserve">-115.42</w:t>
             </w:r>
           </w:p>
         </w:tc>
       </w:tr>
     </w:tbl>
-    <w:bookmarkEnd w:id="164"/>
+    <w:bookmarkEnd w:id="171"/>
     <w:p>
       <w:pPr>
         <w:pStyle w:val="FigureNote"/>
@@ -16919,13 +17545,13 @@
         <w:br w:type="page"/>
       </w:r>
     </w:p>
-    <w:bookmarkStart w:id="168" w:name="fig-prisma"/>
+    <w:bookmarkStart w:id="172" w:name="tbl-osmasem-summary2"/>
     <w:p>
       <w:pPr>
         <w:pStyle w:val="FigureTitle"/>
       </w:pPr>
       <w:r>
-        <w:t xml:space="preserve">Figure 1</w:t>
+        <w:t xml:space="preserve">Table 4</w:t>
       </w:r>
     </w:p>
     <w:p>
@@ -16933,69 +17559,2406 @@
         <w:pStyle w:val="Caption"/>
       </w:pPr>
       <w:r>
-        <w:t xml:space="preserve">PRISMA flow chart</w:t>
+        <w:t xml:space="preserve">OSMASEM regression coefficients for the multiple regression model including all five skill domains</w:t>
+      </w:r>
+    </w:p>
+    <w:tbl xmlns:w="http://schemas.openxmlformats.org/wordprocessingml/2006/main" xmlns:r="http://schemas.openxmlformats.org/officeDocument/2006/relationships" xmlns:w14="http://schemas.microsoft.com/office/word/2010/wordml" xmlns:wp="http://schemas.openxmlformats.org/drawingml/2006/wordprocessingDrawing" xmlns:a="http://schemas.openxmlformats.org/drawingml/2006/main" xmlns:pic="http://schemas.openxmlformats.org/drawingml/2006/picture">
+      <w:tblPr>
+        <w:tblLayout w:type="fixed"/>
+        <w:jc w:val="center"/>
+        <w:tblLook w:firstRow="1" w:lastRow="0" w:firstColumn="0" w:lastColumn="0" w:noHBand="0" w:noVBand="1"/>
+      </w:tblPr>
+      <w:tblGrid>
+        <w:gridCol w:w="2069"/>
+        <w:gridCol w:w="397"/>
+        <w:gridCol w:w="1847"/>
+        <w:gridCol w:w="947"/>
+        <w:gridCol w:w="547"/>
+        <w:gridCol w:w="1269"/>
+        <w:gridCol w:w="647"/>
+      </w:tblGrid>
+      <w:tr>
+        <w:trPr>
+          <w:trHeight w:val="376" w:hRule="auto"/>
+          <w:tblHeader/>
+        </w:trPr>
+        header1
+        <w:tc>
+          <w:tcPr>
+            <w:tcBorders>
+              <w:bottom w:val="single" w:sz="6" w:space="0" w:color="000000"/>
+              <w:top w:val="single" w:sz="6" w:space="0" w:color="000000"/>
+              <w:left w:val="none" w:sz="0" w:space="0" w:color="000000"/>
+              <w:right w:val="none" w:sz="0" w:space="0" w:color="000000"/>
+            </w:tcBorders>
+            <w:shd w:val="clear" w:color="auto" w:fill="FFFFFF"/>
+            <w:tcMar>
+              <w:top w:w="0" w:type="dxa"/>
+              <w:bottom w:w="0" w:type="dxa"/>
+              <w:left w:w="0" w:type="dxa"/>
+              <w:right w:w="0" w:type="dxa"/>
+            </w:tcMar>
+            <w:vAlign w:val="center"/>
+          </w:tcPr>
+          <w:p>
+            <w:pPr>
+              <w:jc w:val="center"/>
+              <w:pBdr>
+                <w:bottom w:val="none" w:sz="0" w:space="0" w:color="000000"/>
+                <w:top w:val="none" w:sz="0" w:space="0" w:color="000000"/>
+                <w:left w:val="none" w:sz="0" w:space="0" w:color="000000"/>
+                <w:right w:val="none" w:sz="0" w:space="0" w:color="000000"/>
+              </w:pBdr>
+              <w:spacing w:after="20" w:before="20" w:line="480"/>
+              <w:ind w:left="20" w:right="20" w:firstLine="0" w:firstLineChars="0"/>
+              <w:rPr>
+                <w:rFonts w:ascii="Times New Roman" w:hAnsi="Times New Roman" w:eastAsia="Times New Roman" w:cs="Times New Roman"/>
+                <w:i w:val="false"/>
+                <w:b w:val="false"/>
+                <w:u w:val="none"/>
+                <w:strike w:val="false"/>
+                <w:sz w:val="20"/>
+                <w:szCs w:val="20"/>
+                <w:color w:val="000000"/>
+              </w:rPr>
+            </w:pPr>
+            <w:r xmlns:w="http://schemas.openxmlformats.org/wordprocessingml/2006/main" xmlns:wp="http://schemas.openxmlformats.org/drawingml/2006/wordprocessingDrawing" xmlns:r="http://schemas.openxmlformats.org/officeDocument/2006/relationships" xmlns:w14="http://schemas.microsoft.com/office/word/2010/wordml">
+              <w:rPr>
+                <w:rFonts w:ascii="Times New Roman" w:hAnsi="Times New Roman" w:eastAsia="Times New Roman" w:cs="Times New Roman"/>
+                <w:i w:val="false"/>
+                <w:b w:val="false"/>
+                <w:u w:val="none"/>
+                <w:strike w:val="false"/>
+                <w:sz w:val="20"/>
+                <w:szCs w:val="20"/>
+                <w:color w:val="000000"/>
+              </w:rPr>
+              <w:t xml:space="preserve">Outcome</w:t>
+            </w:r>
+          </w:p>
+        </w:tc>
+        <w:tc>
+          <w:tcPr>
+            <w:tcBorders>
+              <w:bottom w:val="single" w:sz="6" w:space="0" w:color="000000"/>
+              <w:top w:val="single" w:sz="6" w:space="0" w:color="000000"/>
+              <w:left w:val="none" w:sz="0" w:space="0" w:color="000000"/>
+              <w:right w:val="none" w:sz="0" w:space="0" w:color="000000"/>
+            </w:tcBorders>
+            <w:shd w:val="clear" w:color="auto" w:fill="FFFFFF"/>
+            <w:tcMar>
+              <w:top w:w="0" w:type="dxa"/>
+              <w:bottom w:w="0" w:type="dxa"/>
+              <w:left w:w="0" w:type="dxa"/>
+              <w:right w:w="0" w:type="dxa"/>
+            </w:tcMar>
+            <w:vAlign w:val="center"/>
+          </w:tcPr>
+          <w:p>
+            <w:pPr>
+              <w:jc w:val="center"/>
+              <w:pBdr>
+                <w:bottom w:val="none" w:sz="0" w:space="0" w:color="000000"/>
+                <w:top w:val="none" w:sz="0" w:space="0" w:color="000000"/>
+                <w:left w:val="none" w:sz="0" w:space="0" w:color="000000"/>
+                <w:right w:val="none" w:sz="0" w:space="0" w:color="000000"/>
+              </w:pBdr>
+              <w:spacing w:after="20" w:before="20" w:line="480"/>
+              <w:ind w:left="20" w:right="20" w:firstLine="0" w:firstLineChars="0"/>
+              <w:rPr>
+                <w:rFonts w:ascii="Times New Roman" w:hAnsi="Times New Roman" w:eastAsia="Times New Roman" w:cs="Times New Roman"/>
+                <w:i w:val="false"/>
+                <w:b w:val="false"/>
+                <w:u w:val="none"/>
+                <w:strike w:val="false"/>
+                <w:sz w:val="20"/>
+                <w:szCs w:val="20"/>
+                <w:color w:val="000000"/>
+              </w:rPr>
+            </w:pPr>
+            <w:r xmlns:w="http://schemas.openxmlformats.org/wordprocessingml/2006/main" xmlns:wp="http://schemas.openxmlformats.org/drawingml/2006/wordprocessingDrawing" xmlns:r="http://schemas.openxmlformats.org/officeDocument/2006/relationships" xmlns:w14="http://schemas.microsoft.com/office/word/2010/wordml">
+              <w:rPr>
+                <w:rFonts w:ascii="Times New Roman" w:hAnsi="Times New Roman" w:eastAsia="Times New Roman" w:cs="Times New Roman"/>
+                <w:i w:val="false"/>
+                <w:b w:val="false"/>
+                <w:u w:val="none"/>
+                <w:strike w:val="false"/>
+                <w:sz w:val="20"/>
+                <w:szCs w:val="20"/>
+                <w:color w:val="000000"/>
+              </w:rPr>
+              <w:t xml:space="preserve"/>
+            </w:r>
+          </w:p>
+        </w:tc>
+        <w:tc>
+          <w:tcPr>
+            <w:tcBorders>
+              <w:bottom w:val="single" w:sz="6" w:space="0" w:color="000000"/>
+              <w:top w:val="single" w:sz="6" w:space="0" w:color="000000"/>
+              <w:left w:val="none" w:sz="0" w:space="0" w:color="000000"/>
+              <w:right w:val="none" w:sz="0" w:space="0" w:color="000000"/>
+            </w:tcBorders>
+            <w:shd w:val="clear" w:color="auto" w:fill="FFFFFF"/>
+            <w:tcMar>
+              <w:top w:w="0" w:type="dxa"/>
+              <w:bottom w:w="0" w:type="dxa"/>
+              <w:left w:w="0" w:type="dxa"/>
+              <w:right w:w="0" w:type="dxa"/>
+            </w:tcMar>
+            <w:vAlign w:val="center"/>
+          </w:tcPr>
+          <w:p>
+            <w:pPr>
+              <w:jc w:val="center"/>
+              <w:pBdr>
+                <w:bottom w:val="none" w:sz="0" w:space="0" w:color="000000"/>
+                <w:top w:val="none" w:sz="0" w:space="0" w:color="000000"/>
+                <w:left w:val="none" w:sz="0" w:space="0" w:color="000000"/>
+                <w:right w:val="none" w:sz="0" w:space="0" w:color="000000"/>
+              </w:pBdr>
+              <w:spacing w:after="20" w:before="20" w:line="480"/>
+              <w:ind w:left="20" w:right="20" w:firstLine="0" w:firstLineChars="0"/>
+              <w:rPr>
+                <w:rFonts w:ascii="Times New Roman" w:hAnsi="Times New Roman" w:eastAsia="Times New Roman" w:cs="Times New Roman"/>
+                <w:i w:val="false"/>
+                <w:b w:val="false"/>
+                <w:u w:val="none"/>
+                <w:strike w:val="false"/>
+                <w:sz w:val="20"/>
+                <w:szCs w:val="20"/>
+                <w:color w:val="000000"/>
+              </w:rPr>
+            </w:pPr>
+            <w:r xmlns:w="http://schemas.openxmlformats.org/wordprocessingml/2006/main" xmlns:wp="http://schemas.openxmlformats.org/drawingml/2006/wordprocessingDrawing" xmlns:r="http://schemas.openxmlformats.org/officeDocument/2006/relationships" xmlns:w14="http://schemas.microsoft.com/office/word/2010/wordml">
+              <w:rPr>
+                <w:rFonts w:ascii="Times New Roman" w:hAnsi="Times New Roman" w:eastAsia="Times New Roman" w:cs="Times New Roman"/>
+                <w:i w:val="false"/>
+                <w:b w:val="false"/>
+                <w:u w:val="none"/>
+                <w:strike w:val="false"/>
+                <w:sz w:val="20"/>
+                <w:szCs w:val="20"/>
+                <w:color w:val="000000"/>
+              </w:rPr>
+              <w:t xml:space="preserve">Predictor</w:t>
+            </w:r>
+          </w:p>
+        </w:tc>
+        <w:tc>
+          <w:tcPr>
+            <w:tcBorders>
+              <w:bottom w:val="single" w:sz="6" w:space="0" w:color="000000"/>
+              <w:top w:val="single" w:sz="6" w:space="0" w:color="000000"/>
+              <w:left w:val="none" w:sz="0" w:space="0" w:color="000000"/>
+              <w:right w:val="none" w:sz="0" w:space="0" w:color="000000"/>
+            </w:tcBorders>
+            <w:shd w:val="clear" w:color="auto" w:fill="FFFFFF"/>
+            <w:tcMar>
+              <w:top w:w="0" w:type="dxa"/>
+              <w:bottom w:w="0" w:type="dxa"/>
+              <w:left w:w="0" w:type="dxa"/>
+              <w:right w:w="0" w:type="dxa"/>
+            </w:tcMar>
+            <w:vAlign w:val="center"/>
+          </w:tcPr>
+          <w:p>
+            <w:pPr>
+              <w:jc w:val="center"/>
+              <w:pBdr>
+                <w:bottom w:val="none" w:sz="0" w:space="0" w:color="000000"/>
+                <w:top w:val="none" w:sz="0" w:space="0" w:color="000000"/>
+                <w:left w:val="none" w:sz="0" w:space="0" w:color="000000"/>
+                <w:right w:val="none" w:sz="0" w:space="0" w:color="000000"/>
+              </w:pBdr>
+              <w:spacing w:after="20" w:before="20" w:line="480"/>
+              <w:ind w:left="20" w:right="20" w:firstLine="0" w:firstLineChars="0"/>
+              <w:rPr>
+                <w:rFonts w:ascii="Times New Roman" w:hAnsi="Times New Roman" w:eastAsia="Times New Roman" w:cs="Times New Roman"/>
+                <w:i w:val="false"/>
+                <w:b w:val="false"/>
+                <w:u w:val="none"/>
+                <w:strike w:val="false"/>
+                <w:sz w:val="20"/>
+                <w:szCs w:val="20"/>
+                <w:color w:val="000000"/>
+              </w:rPr>
+            </w:pPr>
+            <w:r xmlns:w="http://schemas.openxmlformats.org/wordprocessingml/2006/main" xmlns:wp="http://schemas.openxmlformats.org/drawingml/2006/wordprocessingDrawing" xmlns:r="http://schemas.openxmlformats.org/officeDocument/2006/relationships" xmlns:w14="http://schemas.microsoft.com/office/word/2010/wordml">
+              <w:rPr>
+                <w:rFonts w:ascii="Times New Roman" w:hAnsi="Times New Roman" w:eastAsia="Times New Roman" w:cs="Times New Roman"/>
+                <w:i w:val="false"/>
+                <w:b w:val="false"/>
+                <w:u w:val="none"/>
+                <w:strike w:val="false"/>
+                <w:sz w:val="20"/>
+                <w:szCs w:val="20"/>
+                <w:color w:val="000000"/>
+              </w:rPr>
+              <w:t xml:space="preserve">Estimate</w:t>
+            </w:r>
+          </w:p>
+        </w:tc>
+        <w:tc>
+          <w:tcPr>
+            <w:tcBorders>
+              <w:bottom w:val="single" w:sz="6" w:space="0" w:color="000000"/>
+              <w:top w:val="single" w:sz="6" w:space="0" w:color="000000"/>
+              <w:left w:val="none" w:sz="0" w:space="0" w:color="000000"/>
+              <w:right w:val="none" w:sz="0" w:space="0" w:color="000000"/>
+            </w:tcBorders>
+            <w:shd w:val="clear" w:color="auto" w:fill="FFFFFF"/>
+            <w:tcMar>
+              <w:top w:w="0" w:type="dxa"/>
+              <w:bottom w:w="0" w:type="dxa"/>
+              <w:left w:w="0" w:type="dxa"/>
+              <w:right w:w="0" w:type="dxa"/>
+            </w:tcMar>
+            <w:vAlign w:val="center"/>
+          </w:tcPr>
+          <w:p>
+            <w:pPr>
+              <w:jc w:val="center"/>
+              <w:pBdr>
+                <w:bottom w:val="none" w:sz="0" w:space="0" w:color="000000"/>
+                <w:top w:val="none" w:sz="0" w:space="0" w:color="000000"/>
+                <w:left w:val="none" w:sz="0" w:space="0" w:color="000000"/>
+                <w:right w:val="none" w:sz="0" w:space="0" w:color="000000"/>
+              </w:pBdr>
+              <w:spacing w:after="20" w:before="20" w:line="480"/>
+              <w:ind w:left="20" w:right="20" w:firstLine="0" w:firstLineChars="0"/>
+              <w:rPr>
+                <w:rFonts w:ascii="Times New Roman" w:hAnsi="Times New Roman" w:eastAsia="Times New Roman" w:cs="Times New Roman"/>
+                <w:i w:val="false"/>
+                <w:b w:val="false"/>
+                <w:u w:val="none"/>
+                <w:strike w:val="false"/>
+                <w:sz w:val="20"/>
+                <w:szCs w:val="20"/>
+                <w:color w:val="000000"/>
+              </w:rPr>
+            </w:pPr>
+            <w:r xmlns:w="http://schemas.openxmlformats.org/wordprocessingml/2006/main" xmlns:wp="http://schemas.openxmlformats.org/drawingml/2006/wordprocessingDrawing" xmlns:r="http://schemas.openxmlformats.org/officeDocument/2006/relationships" xmlns:w14="http://schemas.microsoft.com/office/word/2010/wordml">
+              <w:rPr>
+                <w:rFonts w:ascii="Times New Roman" w:hAnsi="Times New Roman" w:eastAsia="Times New Roman" w:cs="Times New Roman"/>
+                <w:i w:val="false"/>
+                <w:b w:val="false"/>
+                <w:u w:val="none"/>
+                <w:strike w:val="false"/>
+                <w:sz w:val="20"/>
+                <w:szCs w:val="20"/>
+                <w:color w:val="000000"/>
+              </w:rPr>
+              <w:t xml:space="preserve">se</w:t>
+            </w:r>
+          </w:p>
+        </w:tc>
+        <w:tc>
+          <w:tcPr>
+            <w:tcBorders>
+              <w:bottom w:val="single" w:sz="6" w:space="0" w:color="000000"/>
+              <w:top w:val="single" w:sz="6" w:space="0" w:color="000000"/>
+              <w:left w:val="none" w:sz="0" w:space="0" w:color="000000"/>
+              <w:right w:val="none" w:sz="0" w:space="0" w:color="000000"/>
+            </w:tcBorders>
+            <w:shd w:val="clear" w:color="auto" w:fill="FFFFFF"/>
+            <w:tcMar>
+              <w:top w:w="0" w:type="dxa"/>
+              <w:bottom w:w="0" w:type="dxa"/>
+              <w:left w:w="0" w:type="dxa"/>
+              <w:right w:w="0" w:type="dxa"/>
+            </w:tcMar>
+            <w:vAlign w:val="center"/>
+          </w:tcPr>
+          <w:p>
+            <w:pPr>
+              <w:jc w:val="center"/>
+              <w:pBdr>
+                <w:bottom w:val="none" w:sz="0" w:space="0" w:color="000000"/>
+                <w:top w:val="none" w:sz="0" w:space="0" w:color="000000"/>
+                <w:left w:val="none" w:sz="0" w:space="0" w:color="000000"/>
+                <w:right w:val="none" w:sz="0" w:space="0" w:color="000000"/>
+              </w:pBdr>
+              <w:spacing w:after="20" w:before="20" w:line="480"/>
+              <w:ind w:left="20" w:right="20" w:firstLine="0" w:firstLineChars="0"/>
+              <w:rPr>
+                <w:rFonts w:ascii="Times New Roman" w:hAnsi="Times New Roman" w:eastAsia="Times New Roman" w:cs="Times New Roman"/>
+                <w:i w:val="false"/>
+                <w:b w:val="false"/>
+                <w:u w:val="none"/>
+                <w:strike w:val="false"/>
+                <w:sz w:val="20"/>
+                <w:szCs w:val="20"/>
+                <w:color w:val="000000"/>
+              </w:rPr>
+            </w:pPr>
+            <w:r xmlns:w="http://schemas.openxmlformats.org/wordprocessingml/2006/main" xmlns:wp="http://schemas.openxmlformats.org/drawingml/2006/wordprocessingDrawing" xmlns:r="http://schemas.openxmlformats.org/officeDocument/2006/relationships" xmlns:w14="http://schemas.microsoft.com/office/word/2010/wordml">
+              <w:rPr>
+                <w:rFonts w:ascii="Times New Roman" w:hAnsi="Times New Roman" w:eastAsia="Times New Roman" w:cs="Times New Roman"/>
+                <w:i w:val="false"/>
+                <w:b w:val="false"/>
+                <w:u w:val="none"/>
+                <w:strike w:val="false"/>
+                <w:sz w:val="20"/>
+                <w:szCs w:val="20"/>
+                <w:color w:val="000000"/>
+              </w:rPr>
+              <w:t xml:space="preserve">CI</w:t>
+            </w:r>
+          </w:p>
+        </w:tc>
+        <w:tc>
+          <w:tcPr>
+            <w:tcBorders>
+              <w:bottom w:val="single" w:sz="6" w:space="0" w:color="000000"/>
+              <w:top w:val="single" w:sz="6" w:space="0" w:color="000000"/>
+              <w:left w:val="none" w:sz="0" w:space="0" w:color="000000"/>
+              <w:right w:val="none" w:sz="0" w:space="0" w:color="000000"/>
+            </w:tcBorders>
+            <w:shd w:val="clear" w:color="auto" w:fill="FFFFFF"/>
+            <w:tcMar>
+              <w:top w:w="0" w:type="dxa"/>
+              <w:bottom w:w="0" w:type="dxa"/>
+              <w:left w:w="0" w:type="dxa"/>
+              <w:right w:w="0" w:type="dxa"/>
+            </w:tcMar>
+            <w:vAlign w:val="center"/>
+          </w:tcPr>
+          <w:p>
+            <w:pPr>
+              <w:jc w:val="center"/>
+              <w:pBdr>
+                <w:bottom w:val="none" w:sz="0" w:space="0" w:color="000000"/>
+                <w:top w:val="none" w:sz="0" w:space="0" w:color="000000"/>
+                <w:left w:val="none" w:sz="0" w:space="0" w:color="000000"/>
+                <w:right w:val="none" w:sz="0" w:space="0" w:color="000000"/>
+              </w:pBdr>
+              <w:spacing w:after="20" w:before="20" w:line="480"/>
+              <w:ind w:left="20" w:right="20" w:firstLine="0" w:firstLineChars="0"/>
+              <w:rPr>
+                <w:rFonts w:ascii="Times New Roman" w:hAnsi="Times New Roman" w:eastAsia="Times New Roman" w:cs="Times New Roman"/>
+                <w:i w:val="false"/>
+                <w:b w:val="false"/>
+                <w:u w:val="none"/>
+                <w:strike w:val="false"/>
+                <w:sz w:val="20"/>
+                <w:szCs w:val="20"/>
+                <w:color w:val="000000"/>
+              </w:rPr>
+            </w:pPr>
+            <w:r xmlns:w="http://schemas.openxmlformats.org/wordprocessingml/2006/main" xmlns:wp="http://schemas.openxmlformats.org/drawingml/2006/wordprocessingDrawing" xmlns:r="http://schemas.openxmlformats.org/officeDocument/2006/relationships" xmlns:w14="http://schemas.microsoft.com/office/word/2010/wordml">
+              <w:rPr>
+                <w:rFonts w:ascii="Times New Roman" w:hAnsi="Times New Roman" w:eastAsia="Times New Roman" w:cs="Times New Roman"/>
+                <w:i w:val="false"/>
+                <w:b w:val="false"/>
+                <w:u w:val="none"/>
+                <w:strike w:val="false"/>
+                <w:sz w:val="20"/>
+                <w:szCs w:val="20"/>
+                <w:color w:val="000000"/>
+              </w:rPr>
+              <w:t xml:space="preserve">z</w:t>
+            </w:r>
+          </w:p>
+        </w:tc>
+      </w:tr>
+      <w:tr>
+        <w:trPr>
+          <w:trHeight w:val="379" w:hRule="auto"/>
+        </w:trPr>
+        body1
+        <w:tc>
+          <w:tcPr>
+            <w:tcBorders>
+              <w:bottom w:val="none" w:sz="0" w:space="0" w:color="000000"/>
+              <w:top w:val="single" w:sz="6" w:space="0" w:color="000000"/>
+              <w:left w:val="none" w:sz="0" w:space="0" w:color="000000"/>
+              <w:right w:val="none" w:sz="0" w:space="0" w:color="000000"/>
+            </w:tcBorders>
+            <w:shd w:val="clear" w:color="auto" w:fill="FFFFFF"/>
+            <w:tcMar>
+              <w:top w:w="0" w:type="dxa"/>
+              <w:bottom w:w="0" w:type="dxa"/>
+              <w:left w:w="0" w:type="dxa"/>
+              <w:right w:w="0" w:type="dxa"/>
+            </w:tcMar>
+            <w:vAlign w:val="top"/>
+          </w:tcPr>
+          <w:p>
+            <w:pPr>
+              <w:jc w:val="center"/>
+              <w:pBdr>
+                <w:bottom w:val="none" w:sz="0" w:space="0" w:color="000000"/>
+                <w:top w:val="none" w:sz="0" w:space="0" w:color="000000"/>
+                <w:left w:val="none" w:sz="0" w:space="0" w:color="000000"/>
+                <w:right w:val="none" w:sz="0" w:space="0" w:color="000000"/>
+              </w:pBdr>
+              <w:spacing w:after="20" w:before="20" w:line="480"/>
+              <w:ind w:left="20" w:right="20" w:firstLine="0" w:firstLineChars="0"/>
+              <w:rPr>
+                <w:rFonts w:ascii="Times New Roman" w:hAnsi="Times New Roman" w:eastAsia="Times New Roman" w:cs="Times New Roman"/>
+                <w:i w:val="false"/>
+                <w:b w:val="false"/>
+                <w:u w:val="none"/>
+                <w:strike w:val="false"/>
+                <w:sz w:val="20"/>
+                <w:szCs w:val="20"/>
+                <w:color w:val="000000"/>
+              </w:rPr>
+            </w:pPr>
+            <w:r xmlns:w="http://schemas.openxmlformats.org/wordprocessingml/2006/main" xmlns:wp="http://schemas.openxmlformats.org/drawingml/2006/wordprocessingDrawing" xmlns:r="http://schemas.openxmlformats.org/officeDocument/2006/relationships" xmlns:w14="http://schemas.microsoft.com/office/word/2010/wordml">
+              <w:rPr>
+                <w:rFonts w:ascii="Times New Roman" w:hAnsi="Times New Roman" w:eastAsia="Times New Roman" w:cs="Times New Roman"/>
+                <w:i w:val="false"/>
+                <w:b w:val="false"/>
+                <w:u w:val="none"/>
+                <w:strike w:val="false"/>
+                <w:sz w:val="20"/>
+                <w:szCs w:val="20"/>
+                <w:color w:val="000000"/>
+              </w:rPr>
+              <w:t xml:space="preserve">Academic achievement</w:t>
+            </w:r>
+          </w:p>
+        </w:tc>
+        <w:tc>
+          <w:tcPr>
+            <w:tcBorders>
+              <w:bottom w:val="none" w:sz="0" w:space="0" w:color="000000"/>
+              <w:top w:val="single" w:sz="6" w:space="0" w:color="000000"/>
+              <w:left w:val="none" w:sz="0" w:space="0" w:color="000000"/>
+              <w:right w:val="none" w:sz="0" w:space="0" w:color="000000"/>
+            </w:tcBorders>
+            <w:shd w:val="clear" w:color="auto" w:fill="FFFFFF"/>
+            <w:tcMar>
+              <w:top w:w="0" w:type="dxa"/>
+              <w:bottom w:w="0" w:type="dxa"/>
+              <w:left w:w="0" w:type="dxa"/>
+              <w:right w:w="0" w:type="dxa"/>
+            </w:tcMar>
+            <w:vAlign w:val="top"/>
+          </w:tcPr>
+          <w:p>
+            <w:pPr>
+              <w:jc w:val="center"/>
+              <w:pBdr>
+                <w:bottom w:val="none" w:sz="0" w:space="0" w:color="000000"/>
+                <w:top w:val="none" w:sz="0" w:space="0" w:color="000000"/>
+                <w:left w:val="none" w:sz="0" w:space="0" w:color="000000"/>
+                <w:right w:val="none" w:sz="0" w:space="0" w:color="000000"/>
+              </w:pBdr>
+              <w:spacing w:after="20" w:before="20" w:line="480"/>
+              <w:ind w:left="20" w:right="20" w:firstLine="0" w:firstLineChars="0"/>
+              <w:rPr>
+                <w:rFonts w:ascii="Times New Roman" w:hAnsi="Times New Roman" w:eastAsia="Times New Roman" w:cs="Times New Roman"/>
+                <w:i w:val="false"/>
+                <w:b w:val="false"/>
+                <w:u w:val="none"/>
+                <w:strike w:val="false"/>
+                <w:sz w:val="20"/>
+                <w:szCs w:val="20"/>
+                <w:color w:val="000000"/>
+              </w:rPr>
+            </w:pPr>
+            <w:r xmlns:w="http://schemas.openxmlformats.org/wordprocessingml/2006/main" xmlns:wp="http://schemas.openxmlformats.org/drawingml/2006/wordprocessingDrawing" xmlns:r="http://schemas.openxmlformats.org/officeDocument/2006/relationships" xmlns:w14="http://schemas.microsoft.com/office/word/2010/wordml">
+              <w:rPr>
+                <w:rFonts w:ascii="Times New Roman" w:hAnsi="Times New Roman" w:eastAsia="Times New Roman" w:cs="Times New Roman"/>
+                <w:i w:val="false"/>
+                <w:b w:val="false"/>
+                <w:u w:val="none"/>
+                <w:strike w:val="false"/>
+                <w:sz w:val="20"/>
+                <w:szCs w:val="20"/>
+                <w:color w:val="000000"/>
+              </w:rPr>
+              <w:t xml:space="preserve">~</w:t>
+            </w:r>
+          </w:p>
+        </w:tc>
+        <w:tc>
+          <w:tcPr>
+            <w:tcBorders>
+              <w:bottom w:val="none" w:sz="0" w:space="0" w:color="000000"/>
+              <w:top w:val="single" w:sz="6" w:space="0" w:color="000000"/>
+              <w:left w:val="none" w:sz="0" w:space="0" w:color="000000"/>
+              <w:right w:val="none" w:sz="0" w:space="0" w:color="000000"/>
+            </w:tcBorders>
+            <w:shd w:val="clear" w:color="auto" w:fill="FFFFFF"/>
+            <w:tcMar>
+              <w:top w:w="0" w:type="dxa"/>
+              <w:bottom w:w="0" w:type="dxa"/>
+              <w:left w:w="0" w:type="dxa"/>
+              <w:right w:w="0" w:type="dxa"/>
+            </w:tcMar>
+            <w:vAlign w:val="top"/>
+          </w:tcPr>
+          <w:p>
+            <w:pPr>
+              <w:jc w:val="center"/>
+              <w:pBdr>
+                <w:bottom w:val="none" w:sz="0" w:space="0" w:color="000000"/>
+                <w:top w:val="none" w:sz="0" w:space="0" w:color="000000"/>
+                <w:left w:val="none" w:sz="0" w:space="0" w:color="000000"/>
+                <w:right w:val="none" w:sz="0" w:space="0" w:color="000000"/>
+              </w:pBdr>
+              <w:spacing w:after="20" w:before="20" w:line="480"/>
+              <w:ind w:left="20" w:right="20" w:firstLine="0" w:firstLineChars="0"/>
+              <w:rPr>
+                <w:rFonts w:ascii="Times New Roman" w:hAnsi="Times New Roman" w:eastAsia="Times New Roman" w:cs="Times New Roman"/>
+                <w:i w:val="false"/>
+                <w:b w:val="false"/>
+                <w:u w:val="none"/>
+                <w:strike w:val="false"/>
+                <w:sz w:val="20"/>
+                <w:szCs w:val="20"/>
+                <w:color w:val="000000"/>
+              </w:rPr>
+            </w:pPr>
+            <w:r xmlns:w="http://schemas.openxmlformats.org/wordprocessingml/2006/main" xmlns:wp="http://schemas.openxmlformats.org/drawingml/2006/wordprocessingDrawing" xmlns:r="http://schemas.openxmlformats.org/officeDocument/2006/relationships" xmlns:w14="http://schemas.microsoft.com/office/word/2010/wordml">
+              <w:rPr>
+                <w:rFonts w:ascii="Times New Roman" w:hAnsi="Times New Roman" w:eastAsia="Times New Roman" w:cs="Times New Roman"/>
+                <w:i w:val="false"/>
+                <w:b w:val="false"/>
+                <w:u w:val="none"/>
+                <w:strike w:val="false"/>
+                <w:sz w:val="20"/>
+                <w:szCs w:val="20"/>
+                <w:color w:val="000000"/>
+              </w:rPr>
+              <w:t xml:space="preserve">Cooperation</w:t>
+            </w:r>
+          </w:p>
+        </w:tc>
+        <w:tc>
+          <w:tcPr>
+            <w:tcBorders>
+              <w:bottom w:val="none" w:sz="0" w:space="0" w:color="000000"/>
+              <w:top w:val="single" w:sz="6" w:space="0" w:color="000000"/>
+              <w:left w:val="none" w:sz="0" w:space="0" w:color="000000"/>
+              <w:right w:val="none" w:sz="0" w:space="0" w:color="000000"/>
+            </w:tcBorders>
+            <w:shd w:val="clear" w:color="auto" w:fill="FFFFFF"/>
+            <w:tcMar>
+              <w:top w:w="0" w:type="dxa"/>
+              <w:bottom w:w="0" w:type="dxa"/>
+              <w:left w:w="0" w:type="dxa"/>
+              <w:right w:w="0" w:type="dxa"/>
+            </w:tcMar>
+            <w:vAlign w:val="top"/>
+          </w:tcPr>
+          <w:p>
+            <w:pPr>
+              <w:jc w:val="center"/>
+              <w:pBdr>
+                <w:bottom w:val="none" w:sz="0" w:space="0" w:color="000000"/>
+                <w:top w:val="none" w:sz="0" w:space="0" w:color="000000"/>
+                <w:left w:val="none" w:sz="0" w:space="0" w:color="000000"/>
+                <w:right w:val="none" w:sz="0" w:space="0" w:color="000000"/>
+              </w:pBdr>
+              <w:spacing w:after="20" w:before="20" w:line="480"/>
+              <w:ind w:left="20" w:right="20" w:firstLine="0" w:firstLineChars="0"/>
+              <w:rPr>
+                <w:rFonts w:ascii="Times New Roman" w:hAnsi="Times New Roman" w:eastAsia="Times New Roman" w:cs="Times New Roman"/>
+                <w:i w:val="false"/>
+                <w:b w:val="false"/>
+                <w:u w:val="none"/>
+                <w:strike w:val="false"/>
+                <w:sz w:val="20"/>
+                <w:szCs w:val="20"/>
+                <w:color w:val="000000"/>
+              </w:rPr>
+            </w:pPr>
+            <w:r xmlns:w="http://schemas.openxmlformats.org/wordprocessingml/2006/main" xmlns:wp="http://schemas.openxmlformats.org/drawingml/2006/wordprocessingDrawing" xmlns:r="http://schemas.openxmlformats.org/officeDocument/2006/relationships" xmlns:w14="http://schemas.microsoft.com/office/word/2010/wordml">
+              <w:rPr>
+                <w:rFonts w:ascii="Times New Roman" w:hAnsi="Times New Roman" w:eastAsia="Times New Roman" w:cs="Times New Roman"/>
+                <w:i w:val="false"/>
+                <w:b w:val="false"/>
+                <w:u w:val="none"/>
+                <w:strike w:val="false"/>
+                <w:sz w:val="20"/>
+                <w:szCs w:val="20"/>
+                <w:color w:val="000000"/>
+              </w:rPr>
+              <w:t xml:space="preserve">0.005</w:t>
+            </w:r>
+          </w:p>
+        </w:tc>
+        <w:tc>
+          <w:tcPr>
+            <w:tcBorders>
+              <w:bottom w:val="none" w:sz="0" w:space="0" w:color="000000"/>
+              <w:top w:val="single" w:sz="6" w:space="0" w:color="000000"/>
+              <w:left w:val="none" w:sz="0" w:space="0" w:color="000000"/>
+              <w:right w:val="none" w:sz="0" w:space="0" w:color="000000"/>
+            </w:tcBorders>
+            <w:shd w:val="clear" w:color="auto" w:fill="FFFFFF"/>
+            <w:tcMar>
+              <w:top w:w="0" w:type="dxa"/>
+              <w:bottom w:w="0" w:type="dxa"/>
+              <w:left w:w="0" w:type="dxa"/>
+              <w:right w:w="0" w:type="dxa"/>
+            </w:tcMar>
+            <w:vAlign w:val="top"/>
+          </w:tcPr>
+          <w:p>
+            <w:pPr>
+              <w:jc w:val="center"/>
+              <w:pBdr>
+                <w:bottom w:val="none" w:sz="0" w:space="0" w:color="000000"/>
+                <w:top w:val="none" w:sz="0" w:space="0" w:color="000000"/>
+                <w:left w:val="none" w:sz="0" w:space="0" w:color="000000"/>
+                <w:right w:val="none" w:sz="0" w:space="0" w:color="000000"/>
+              </w:pBdr>
+              <w:spacing w:after="20" w:before="20" w:line="480"/>
+              <w:ind w:left="20" w:right="20" w:firstLine="0" w:firstLineChars="0"/>
+              <w:rPr>
+                <w:rFonts w:ascii="Times New Roman" w:hAnsi="Times New Roman" w:eastAsia="Times New Roman" w:cs="Times New Roman"/>
+                <w:i w:val="false"/>
+                <w:b w:val="false"/>
+                <w:u w:val="none"/>
+                <w:strike w:val="false"/>
+                <w:sz w:val="20"/>
+                <w:szCs w:val="20"/>
+                <w:color w:val="000000"/>
+              </w:rPr>
+            </w:pPr>
+            <w:r xmlns:w="http://schemas.openxmlformats.org/wordprocessingml/2006/main" xmlns:wp="http://schemas.openxmlformats.org/drawingml/2006/wordprocessingDrawing" xmlns:r="http://schemas.openxmlformats.org/officeDocument/2006/relationships" xmlns:w14="http://schemas.microsoft.com/office/word/2010/wordml">
+              <w:rPr>
+                <w:rFonts w:ascii="Times New Roman" w:hAnsi="Times New Roman" w:eastAsia="Times New Roman" w:cs="Times New Roman"/>
+                <w:i w:val="false"/>
+                <w:b w:val="false"/>
+                <w:u w:val="none"/>
+                <w:strike w:val="false"/>
+                <w:sz w:val="20"/>
+                <w:szCs w:val="20"/>
+                <w:color w:val="000000"/>
+              </w:rPr>
+              <w:t xml:space="preserve">0.01</w:t>
+            </w:r>
+          </w:p>
+        </w:tc>
+        <w:tc>
+          <w:tcPr>
+            <w:tcBorders>
+              <w:bottom w:val="none" w:sz="0" w:space="0" w:color="000000"/>
+              <w:top w:val="single" w:sz="6" w:space="0" w:color="000000"/>
+              <w:left w:val="none" w:sz="0" w:space="0" w:color="000000"/>
+              <w:right w:val="none" w:sz="0" w:space="0" w:color="000000"/>
+            </w:tcBorders>
+            <w:shd w:val="clear" w:color="auto" w:fill="FFFFFF"/>
+            <w:tcMar>
+              <w:top w:w="0" w:type="dxa"/>
+              <w:bottom w:w="0" w:type="dxa"/>
+              <w:left w:w="0" w:type="dxa"/>
+              <w:right w:w="0" w:type="dxa"/>
+            </w:tcMar>
+            <w:vAlign w:val="top"/>
+          </w:tcPr>
+          <w:p>
+            <w:pPr>
+              <w:jc w:val="center"/>
+              <w:pBdr>
+                <w:bottom w:val="none" w:sz="0" w:space="0" w:color="000000"/>
+                <w:top w:val="none" w:sz="0" w:space="0" w:color="000000"/>
+                <w:left w:val="none" w:sz="0" w:space="0" w:color="000000"/>
+                <w:right w:val="none" w:sz="0" w:space="0" w:color="000000"/>
+              </w:pBdr>
+              <w:spacing w:after="20" w:before="20" w:line="480"/>
+              <w:ind w:left="20" w:right="20" w:firstLine="0" w:firstLineChars="0"/>
+              <w:rPr>
+                <w:rFonts w:ascii="Times New Roman" w:hAnsi="Times New Roman" w:eastAsia="Times New Roman" w:cs="Times New Roman"/>
+                <w:i w:val="false"/>
+                <w:b w:val="false"/>
+                <w:u w:val="none"/>
+                <w:strike w:val="false"/>
+                <w:sz w:val="20"/>
+                <w:szCs w:val="20"/>
+                <w:color w:val="000000"/>
+              </w:rPr>
+            </w:pPr>
+            <w:r xmlns:w="http://schemas.openxmlformats.org/wordprocessingml/2006/main" xmlns:wp="http://schemas.openxmlformats.org/drawingml/2006/wordprocessingDrawing" xmlns:r="http://schemas.openxmlformats.org/officeDocument/2006/relationships" xmlns:w14="http://schemas.microsoft.com/office/word/2010/wordml">
+              <w:rPr>
+                <w:rFonts w:ascii="Times New Roman" w:hAnsi="Times New Roman" w:eastAsia="Times New Roman" w:cs="Times New Roman"/>
+                <w:i w:val="false"/>
+                <w:b w:val="false"/>
+                <w:u w:val="none"/>
+                <w:strike w:val="false"/>
+                <w:sz w:val="20"/>
+                <w:szCs w:val="20"/>
+                <w:color w:val="000000"/>
+              </w:rPr>
+              <w:t xml:space="preserve">[-0.01; 0.02]</w:t>
+            </w:r>
+          </w:p>
+        </w:tc>
+        <w:tc>
+          <w:tcPr>
+            <w:tcBorders>
+              <w:bottom w:val="none" w:sz="0" w:space="0" w:color="000000"/>
+              <w:top w:val="single" w:sz="6" w:space="0" w:color="000000"/>
+              <w:left w:val="none" w:sz="0" w:space="0" w:color="000000"/>
+              <w:right w:val="none" w:sz="0" w:space="0" w:color="000000"/>
+            </w:tcBorders>
+            <w:shd w:val="clear" w:color="auto" w:fill="FFFFFF"/>
+            <w:tcMar>
+              <w:top w:w="0" w:type="dxa"/>
+              <w:bottom w:w="0" w:type="dxa"/>
+              <w:left w:w="0" w:type="dxa"/>
+              <w:right w:w="0" w:type="dxa"/>
+            </w:tcMar>
+            <w:vAlign w:val="top"/>
+          </w:tcPr>
+          <w:p>
+            <w:pPr>
+              <w:jc w:val="center"/>
+              <w:pBdr>
+                <w:bottom w:val="none" w:sz="0" w:space="0" w:color="000000"/>
+                <w:top w:val="none" w:sz="0" w:space="0" w:color="000000"/>
+                <w:left w:val="none" w:sz="0" w:space="0" w:color="000000"/>
+                <w:right w:val="none" w:sz="0" w:space="0" w:color="000000"/>
+              </w:pBdr>
+              <w:spacing w:after="20" w:before="20" w:line="480"/>
+              <w:ind w:left="20" w:right="20" w:firstLine="0" w:firstLineChars="0"/>
+              <w:rPr>
+                <w:rFonts w:ascii="Times New Roman" w:hAnsi="Times New Roman" w:eastAsia="Times New Roman" w:cs="Times New Roman"/>
+                <w:i w:val="false"/>
+                <w:b w:val="false"/>
+                <w:u w:val="none"/>
+                <w:strike w:val="false"/>
+                <w:sz w:val="20"/>
+                <w:szCs w:val="20"/>
+                <w:color w:val="000000"/>
+              </w:rPr>
+            </w:pPr>
+            <w:r xmlns:w="http://schemas.openxmlformats.org/wordprocessingml/2006/main" xmlns:wp="http://schemas.openxmlformats.org/drawingml/2006/wordprocessingDrawing" xmlns:r="http://schemas.openxmlformats.org/officeDocument/2006/relationships" xmlns:w14="http://schemas.microsoft.com/office/word/2010/wordml">
+              <w:rPr>
+                <w:rFonts w:ascii="Times New Roman" w:hAnsi="Times New Roman" w:eastAsia="Times New Roman" w:cs="Times New Roman"/>
+                <w:i w:val="false"/>
+                <w:b w:val="false"/>
+                <w:u w:val="none"/>
+                <w:strike w:val="false"/>
+                <w:sz w:val="20"/>
+                <w:szCs w:val="20"/>
+                <w:color w:val="000000"/>
+              </w:rPr>
+              <w:t xml:space="preserve">0.58</w:t>
+            </w:r>
+          </w:p>
+        </w:tc>
+      </w:tr>
+      <w:tr>
+        <w:trPr>
+          <w:trHeight w:val="373" w:hRule="auto"/>
+        </w:trPr>
+        body2
+        <w:tc>
+          <w:tcPr>
+            <w:tcBorders>
+              <w:bottom w:val="none" w:sz="0" w:space="0" w:color="000000"/>
+              <w:top w:val="none" w:sz="0" w:space="0" w:color="000000"/>
+              <w:left w:val="none" w:sz="0" w:space="0" w:color="000000"/>
+              <w:right w:val="none" w:sz="0" w:space="0" w:color="000000"/>
+            </w:tcBorders>
+            <w:shd w:val="clear" w:color="auto" w:fill="FFFFFF"/>
+            <w:tcMar>
+              <w:top w:w="0" w:type="dxa"/>
+              <w:bottom w:w="0" w:type="dxa"/>
+              <w:left w:w="0" w:type="dxa"/>
+              <w:right w:w="0" w:type="dxa"/>
+            </w:tcMar>
+            <w:vAlign w:val="top"/>
+          </w:tcPr>
+          <w:p>
+            <w:pPr>
+              <w:jc w:val="center"/>
+              <w:pBdr>
+                <w:bottom w:val="none" w:sz="0" w:space="0" w:color="000000"/>
+                <w:top w:val="none" w:sz="0" w:space="0" w:color="000000"/>
+                <w:left w:val="none" w:sz="0" w:space="0" w:color="000000"/>
+                <w:right w:val="none" w:sz="0" w:space="0" w:color="000000"/>
+              </w:pBdr>
+              <w:spacing w:after="20" w:before="20" w:line="480"/>
+              <w:ind w:left="20" w:right="20" w:firstLine="0" w:firstLineChars="0"/>
+              <w:rPr>
+                <w:rFonts w:ascii="Times New Roman" w:hAnsi="Times New Roman" w:eastAsia="Times New Roman" w:cs="Times New Roman"/>
+                <w:i w:val="false"/>
+                <w:b w:val="false"/>
+                <w:u w:val="none"/>
+                <w:strike w:val="false"/>
+                <w:sz w:val="20"/>
+                <w:szCs w:val="20"/>
+                <w:color w:val="000000"/>
+              </w:rPr>
+            </w:pPr>
+            <w:r xmlns:w="http://schemas.openxmlformats.org/wordprocessingml/2006/main" xmlns:wp="http://schemas.openxmlformats.org/drawingml/2006/wordprocessingDrawing" xmlns:r="http://schemas.openxmlformats.org/officeDocument/2006/relationships" xmlns:w14="http://schemas.microsoft.com/office/word/2010/wordml">
+              <w:rPr>
+                <w:rFonts w:ascii="Times New Roman" w:hAnsi="Times New Roman" w:eastAsia="Times New Roman" w:cs="Times New Roman"/>
+                <w:i w:val="false"/>
+                <w:b w:val="false"/>
+                <w:u w:val="none"/>
+                <w:strike w:val="false"/>
+                <w:sz w:val="20"/>
+                <w:szCs w:val="20"/>
+                <w:color w:val="000000"/>
+              </w:rPr>
+              <w:t xml:space="preserve">Academic achievement</w:t>
+            </w:r>
+          </w:p>
+        </w:tc>
+        <w:tc>
+          <w:tcPr>
+            <w:tcBorders>
+              <w:bottom w:val="none" w:sz="0" w:space="0" w:color="000000"/>
+              <w:top w:val="none" w:sz="0" w:space="0" w:color="000000"/>
+              <w:left w:val="none" w:sz="0" w:space="0" w:color="000000"/>
+              <w:right w:val="none" w:sz="0" w:space="0" w:color="000000"/>
+            </w:tcBorders>
+            <w:shd w:val="clear" w:color="auto" w:fill="FFFFFF"/>
+            <w:tcMar>
+              <w:top w:w="0" w:type="dxa"/>
+              <w:bottom w:w="0" w:type="dxa"/>
+              <w:left w:w="0" w:type="dxa"/>
+              <w:right w:w="0" w:type="dxa"/>
+            </w:tcMar>
+            <w:vAlign w:val="top"/>
+          </w:tcPr>
+          <w:p>
+            <w:pPr>
+              <w:jc w:val="center"/>
+              <w:pBdr>
+                <w:bottom w:val="none" w:sz="0" w:space="0" w:color="000000"/>
+                <w:top w:val="none" w:sz="0" w:space="0" w:color="000000"/>
+                <w:left w:val="none" w:sz="0" w:space="0" w:color="000000"/>
+                <w:right w:val="none" w:sz="0" w:space="0" w:color="000000"/>
+              </w:pBdr>
+              <w:spacing w:after="20" w:before="20" w:line="480"/>
+              <w:ind w:left="20" w:right="20" w:firstLine="0" w:firstLineChars="0"/>
+              <w:rPr>
+                <w:rFonts w:ascii="Times New Roman" w:hAnsi="Times New Roman" w:eastAsia="Times New Roman" w:cs="Times New Roman"/>
+                <w:i w:val="false"/>
+                <w:b w:val="false"/>
+                <w:u w:val="none"/>
+                <w:strike w:val="false"/>
+                <w:sz w:val="20"/>
+                <w:szCs w:val="20"/>
+                <w:color w:val="000000"/>
+              </w:rPr>
+            </w:pPr>
+            <w:r xmlns:w="http://schemas.openxmlformats.org/wordprocessingml/2006/main" xmlns:wp="http://schemas.openxmlformats.org/drawingml/2006/wordprocessingDrawing" xmlns:r="http://schemas.openxmlformats.org/officeDocument/2006/relationships" xmlns:w14="http://schemas.microsoft.com/office/word/2010/wordml">
+              <w:rPr>
+                <w:rFonts w:ascii="Times New Roman" w:hAnsi="Times New Roman" w:eastAsia="Times New Roman" w:cs="Times New Roman"/>
+                <w:i w:val="false"/>
+                <w:b w:val="false"/>
+                <w:u w:val="none"/>
+                <w:strike w:val="false"/>
+                <w:sz w:val="20"/>
+                <w:szCs w:val="20"/>
+                <w:color w:val="000000"/>
+              </w:rPr>
+              <w:t xml:space="preserve">~</w:t>
+            </w:r>
+          </w:p>
+        </w:tc>
+        <w:tc>
+          <w:tcPr>
+            <w:tcBorders>
+              <w:bottom w:val="none" w:sz="0" w:space="0" w:color="000000"/>
+              <w:top w:val="none" w:sz="0" w:space="0" w:color="000000"/>
+              <w:left w:val="none" w:sz="0" w:space="0" w:color="000000"/>
+              <w:right w:val="none" w:sz="0" w:space="0" w:color="000000"/>
+            </w:tcBorders>
+            <w:shd w:val="clear" w:color="auto" w:fill="FFFFFF"/>
+            <w:tcMar>
+              <w:top w:w="0" w:type="dxa"/>
+              <w:bottom w:w="0" w:type="dxa"/>
+              <w:left w:w="0" w:type="dxa"/>
+              <w:right w:w="0" w:type="dxa"/>
+            </w:tcMar>
+            <w:vAlign w:val="top"/>
+          </w:tcPr>
+          <w:p>
+            <w:pPr>
+              <w:jc w:val="center"/>
+              <w:pBdr>
+                <w:bottom w:val="none" w:sz="0" w:space="0" w:color="000000"/>
+                <w:top w:val="none" w:sz="0" w:space="0" w:color="000000"/>
+                <w:left w:val="none" w:sz="0" w:space="0" w:color="000000"/>
+                <w:right w:val="none" w:sz="0" w:space="0" w:color="000000"/>
+              </w:pBdr>
+              <w:spacing w:after="20" w:before="20" w:line="480"/>
+              <w:ind w:left="20" w:right="20" w:firstLine="0" w:firstLineChars="0"/>
+              <w:rPr>
+                <w:rFonts w:ascii="Times New Roman" w:hAnsi="Times New Roman" w:eastAsia="Times New Roman" w:cs="Times New Roman"/>
+                <w:i w:val="false"/>
+                <w:b w:val="false"/>
+                <w:u w:val="none"/>
+                <w:strike w:val="false"/>
+                <w:sz w:val="20"/>
+                <w:szCs w:val="20"/>
+                <w:color w:val="000000"/>
+              </w:rPr>
+            </w:pPr>
+            <w:r xmlns:w="http://schemas.openxmlformats.org/wordprocessingml/2006/main" xmlns:wp="http://schemas.openxmlformats.org/drawingml/2006/wordprocessingDrawing" xmlns:r="http://schemas.openxmlformats.org/officeDocument/2006/relationships" xmlns:w14="http://schemas.microsoft.com/office/word/2010/wordml">
+              <w:rPr>
+                <w:rFonts w:ascii="Times New Roman" w:hAnsi="Times New Roman" w:eastAsia="Times New Roman" w:cs="Times New Roman"/>
+                <w:i w:val="false"/>
+                <w:b w:val="false"/>
+                <w:u w:val="none"/>
+                <w:strike w:val="false"/>
+                <w:sz w:val="20"/>
+                <w:szCs w:val="20"/>
+                <w:color w:val="000000"/>
+              </w:rPr>
+              <w:t xml:space="preserve">Emotional resilience</w:t>
+            </w:r>
+          </w:p>
+        </w:tc>
+        <w:tc>
+          <w:tcPr>
+            <w:tcBorders>
+              <w:bottom w:val="none" w:sz="0" w:space="0" w:color="000000"/>
+              <w:top w:val="none" w:sz="0" w:space="0" w:color="000000"/>
+              <w:left w:val="none" w:sz="0" w:space="0" w:color="000000"/>
+              <w:right w:val="none" w:sz="0" w:space="0" w:color="000000"/>
+            </w:tcBorders>
+            <w:shd w:val="clear" w:color="auto" w:fill="FFFFFF"/>
+            <w:tcMar>
+              <w:top w:w="0" w:type="dxa"/>
+              <w:bottom w:w="0" w:type="dxa"/>
+              <w:left w:w="0" w:type="dxa"/>
+              <w:right w:w="0" w:type="dxa"/>
+            </w:tcMar>
+            <w:vAlign w:val="top"/>
+          </w:tcPr>
+          <w:p>
+            <w:pPr>
+              <w:jc w:val="center"/>
+              <w:pBdr>
+                <w:bottom w:val="none" w:sz="0" w:space="0" w:color="000000"/>
+                <w:top w:val="none" w:sz="0" w:space="0" w:color="000000"/>
+                <w:left w:val="none" w:sz="0" w:space="0" w:color="000000"/>
+                <w:right w:val="none" w:sz="0" w:space="0" w:color="000000"/>
+              </w:pBdr>
+              <w:spacing w:after="20" w:before="20" w:line="480"/>
+              <w:ind w:left="20" w:right="20" w:firstLine="0" w:firstLineChars="0"/>
+              <w:rPr>
+                <w:rFonts w:ascii="Times New Roman" w:hAnsi="Times New Roman" w:eastAsia="Times New Roman" w:cs="Times New Roman"/>
+                <w:i w:val="false"/>
+                <w:b w:val="false"/>
+                <w:u w:val="none"/>
+                <w:strike w:val="false"/>
+                <w:sz w:val="20"/>
+                <w:szCs w:val="20"/>
+                <w:color w:val="000000"/>
+              </w:rPr>
+            </w:pPr>
+            <w:r xmlns:w="http://schemas.openxmlformats.org/wordprocessingml/2006/main" xmlns:wp="http://schemas.openxmlformats.org/drawingml/2006/wordprocessingDrawing" xmlns:r="http://schemas.openxmlformats.org/officeDocument/2006/relationships" xmlns:w14="http://schemas.microsoft.com/office/word/2010/wordml">
+              <w:rPr>
+                <w:rFonts w:ascii="Times New Roman" w:hAnsi="Times New Roman" w:eastAsia="Times New Roman" w:cs="Times New Roman"/>
+                <w:i w:val="false"/>
+                <w:b w:val="false"/>
+                <w:u w:val="none"/>
+                <w:strike w:val="false"/>
+                <w:sz w:val="20"/>
+                <w:szCs w:val="20"/>
+                <w:color w:val="000000"/>
+              </w:rPr>
+              <w:t xml:space="preserve">-0.07***</w:t>
+            </w:r>
+          </w:p>
+        </w:tc>
+        <w:tc>
+          <w:tcPr>
+            <w:tcBorders>
+              <w:bottom w:val="none" w:sz="0" w:space="0" w:color="000000"/>
+              <w:top w:val="none" w:sz="0" w:space="0" w:color="000000"/>
+              <w:left w:val="none" w:sz="0" w:space="0" w:color="000000"/>
+              <w:right w:val="none" w:sz="0" w:space="0" w:color="000000"/>
+            </w:tcBorders>
+            <w:shd w:val="clear" w:color="auto" w:fill="FFFFFF"/>
+            <w:tcMar>
+              <w:top w:w="0" w:type="dxa"/>
+              <w:bottom w:w="0" w:type="dxa"/>
+              <w:left w:w="0" w:type="dxa"/>
+              <w:right w:w="0" w:type="dxa"/>
+            </w:tcMar>
+            <w:vAlign w:val="top"/>
+          </w:tcPr>
+          <w:p>
+            <w:pPr>
+              <w:jc w:val="center"/>
+              <w:pBdr>
+                <w:bottom w:val="none" w:sz="0" w:space="0" w:color="000000"/>
+                <w:top w:val="none" w:sz="0" w:space="0" w:color="000000"/>
+                <w:left w:val="none" w:sz="0" w:space="0" w:color="000000"/>
+                <w:right w:val="none" w:sz="0" w:space="0" w:color="000000"/>
+              </w:pBdr>
+              <w:spacing w:after="20" w:before="20" w:line="480"/>
+              <w:ind w:left="20" w:right="20" w:firstLine="0" w:firstLineChars="0"/>
+              <w:rPr>
+                <w:rFonts w:ascii="Times New Roman" w:hAnsi="Times New Roman" w:eastAsia="Times New Roman" w:cs="Times New Roman"/>
+                <w:i w:val="false"/>
+                <w:b w:val="false"/>
+                <w:u w:val="none"/>
+                <w:strike w:val="false"/>
+                <w:sz w:val="20"/>
+                <w:szCs w:val="20"/>
+                <w:color w:val="000000"/>
+              </w:rPr>
+            </w:pPr>
+            <w:r xmlns:w="http://schemas.openxmlformats.org/wordprocessingml/2006/main" xmlns:wp="http://schemas.openxmlformats.org/drawingml/2006/wordprocessingDrawing" xmlns:r="http://schemas.openxmlformats.org/officeDocument/2006/relationships" xmlns:w14="http://schemas.microsoft.com/office/word/2010/wordml">
+              <w:rPr>
+                <w:rFonts w:ascii="Times New Roman" w:hAnsi="Times New Roman" w:eastAsia="Times New Roman" w:cs="Times New Roman"/>
+                <w:i w:val="false"/>
+                <w:b w:val="false"/>
+                <w:u w:val="none"/>
+                <w:strike w:val="false"/>
+                <w:sz w:val="20"/>
+                <w:szCs w:val="20"/>
+                <w:color w:val="000000"/>
+              </w:rPr>
+              <w:t xml:space="preserve">0.01</w:t>
+            </w:r>
+          </w:p>
+        </w:tc>
+        <w:tc>
+          <w:tcPr>
+            <w:tcBorders>
+              <w:bottom w:val="none" w:sz="0" w:space="0" w:color="000000"/>
+              <w:top w:val="none" w:sz="0" w:space="0" w:color="000000"/>
+              <w:left w:val="none" w:sz="0" w:space="0" w:color="000000"/>
+              <w:right w:val="none" w:sz="0" w:space="0" w:color="000000"/>
+            </w:tcBorders>
+            <w:shd w:val="clear" w:color="auto" w:fill="FFFFFF"/>
+            <w:tcMar>
+              <w:top w:w="0" w:type="dxa"/>
+              <w:bottom w:w="0" w:type="dxa"/>
+              <w:left w:w="0" w:type="dxa"/>
+              <w:right w:w="0" w:type="dxa"/>
+            </w:tcMar>
+            <w:vAlign w:val="top"/>
+          </w:tcPr>
+          <w:p>
+            <w:pPr>
+              <w:jc w:val="center"/>
+              <w:pBdr>
+                <w:bottom w:val="none" w:sz="0" w:space="0" w:color="000000"/>
+                <w:top w:val="none" w:sz="0" w:space="0" w:color="000000"/>
+                <w:left w:val="none" w:sz="0" w:space="0" w:color="000000"/>
+                <w:right w:val="none" w:sz="0" w:space="0" w:color="000000"/>
+              </w:pBdr>
+              <w:spacing w:after="20" w:before="20" w:line="480"/>
+              <w:ind w:left="20" w:right="20" w:firstLine="0" w:firstLineChars="0"/>
+              <w:rPr>
+                <w:rFonts w:ascii="Times New Roman" w:hAnsi="Times New Roman" w:eastAsia="Times New Roman" w:cs="Times New Roman"/>
+                <w:i w:val="false"/>
+                <w:b w:val="false"/>
+                <w:u w:val="none"/>
+                <w:strike w:val="false"/>
+                <w:sz w:val="20"/>
+                <w:szCs w:val="20"/>
+                <w:color w:val="000000"/>
+              </w:rPr>
+            </w:pPr>
+            <w:r xmlns:w="http://schemas.openxmlformats.org/wordprocessingml/2006/main" xmlns:wp="http://schemas.openxmlformats.org/drawingml/2006/wordprocessingDrawing" xmlns:r="http://schemas.openxmlformats.org/officeDocument/2006/relationships" xmlns:w14="http://schemas.microsoft.com/office/word/2010/wordml">
+              <w:rPr>
+                <w:rFonts w:ascii="Times New Roman" w:hAnsi="Times New Roman" w:eastAsia="Times New Roman" w:cs="Times New Roman"/>
+                <w:i w:val="false"/>
+                <w:b w:val="false"/>
+                <w:u w:val="none"/>
+                <w:strike w:val="false"/>
+                <w:sz w:val="20"/>
+                <w:szCs w:val="20"/>
+                <w:color w:val="000000"/>
+              </w:rPr>
+              <w:t xml:space="preserve">[-0.09; -0.05]</w:t>
+            </w:r>
+          </w:p>
+        </w:tc>
+        <w:tc>
+          <w:tcPr>
+            <w:tcBorders>
+              <w:bottom w:val="none" w:sz="0" w:space="0" w:color="000000"/>
+              <w:top w:val="none" w:sz="0" w:space="0" w:color="000000"/>
+              <w:left w:val="none" w:sz="0" w:space="0" w:color="000000"/>
+              <w:right w:val="none" w:sz="0" w:space="0" w:color="000000"/>
+            </w:tcBorders>
+            <w:shd w:val="clear" w:color="auto" w:fill="FFFFFF"/>
+            <w:tcMar>
+              <w:top w:w="0" w:type="dxa"/>
+              <w:bottom w:w="0" w:type="dxa"/>
+              <w:left w:w="0" w:type="dxa"/>
+              <w:right w:w="0" w:type="dxa"/>
+            </w:tcMar>
+            <w:vAlign w:val="top"/>
+          </w:tcPr>
+          <w:p>
+            <w:pPr>
+              <w:jc w:val="center"/>
+              <w:pBdr>
+                <w:bottom w:val="none" w:sz="0" w:space="0" w:color="000000"/>
+                <w:top w:val="none" w:sz="0" w:space="0" w:color="000000"/>
+                <w:left w:val="none" w:sz="0" w:space="0" w:color="000000"/>
+                <w:right w:val="none" w:sz="0" w:space="0" w:color="000000"/>
+              </w:pBdr>
+              <w:spacing w:after="20" w:before="20" w:line="480"/>
+              <w:ind w:left="20" w:right="20" w:firstLine="0" w:firstLineChars="0"/>
+              <w:rPr>
+                <w:rFonts w:ascii="Times New Roman" w:hAnsi="Times New Roman" w:eastAsia="Times New Roman" w:cs="Times New Roman"/>
+                <w:i w:val="false"/>
+                <w:b w:val="false"/>
+                <w:u w:val="none"/>
+                <w:strike w:val="false"/>
+                <w:sz w:val="20"/>
+                <w:szCs w:val="20"/>
+                <w:color w:val="000000"/>
+              </w:rPr>
+            </w:pPr>
+            <w:r xmlns:w="http://schemas.openxmlformats.org/wordprocessingml/2006/main" xmlns:wp="http://schemas.openxmlformats.org/drawingml/2006/wordprocessingDrawing" xmlns:r="http://schemas.openxmlformats.org/officeDocument/2006/relationships" xmlns:w14="http://schemas.microsoft.com/office/word/2010/wordml">
+              <w:rPr>
+                <w:rFonts w:ascii="Times New Roman" w:hAnsi="Times New Roman" w:eastAsia="Times New Roman" w:cs="Times New Roman"/>
+                <w:i w:val="false"/>
+                <w:b w:val="false"/>
+                <w:u w:val="none"/>
+                <w:strike w:val="false"/>
+                <w:sz w:val="20"/>
+                <w:szCs w:val="20"/>
+                <w:color w:val="000000"/>
+              </w:rPr>
+              <w:t xml:space="preserve">-8.32</w:t>
+            </w:r>
+          </w:p>
+        </w:tc>
+      </w:tr>
+      <w:tr>
+        <w:trPr>
+          <w:trHeight w:val="373" w:hRule="auto"/>
+        </w:trPr>
+        body3
+        <w:tc>
+          <w:tcPr>
+            <w:tcBorders>
+              <w:bottom w:val="none" w:sz="0" w:space="0" w:color="000000"/>
+              <w:top w:val="none" w:sz="0" w:space="0" w:color="000000"/>
+              <w:left w:val="none" w:sz="0" w:space="0" w:color="000000"/>
+              <w:right w:val="none" w:sz="0" w:space="0" w:color="000000"/>
+            </w:tcBorders>
+            <w:shd w:val="clear" w:color="auto" w:fill="FFFFFF"/>
+            <w:tcMar>
+              <w:top w:w="0" w:type="dxa"/>
+              <w:bottom w:w="0" w:type="dxa"/>
+              <w:left w:w="0" w:type="dxa"/>
+              <w:right w:w="0" w:type="dxa"/>
+            </w:tcMar>
+            <w:vAlign w:val="top"/>
+          </w:tcPr>
+          <w:p>
+            <w:pPr>
+              <w:jc w:val="center"/>
+              <w:pBdr>
+                <w:bottom w:val="none" w:sz="0" w:space="0" w:color="000000"/>
+                <w:top w:val="none" w:sz="0" w:space="0" w:color="000000"/>
+                <w:left w:val="none" w:sz="0" w:space="0" w:color="000000"/>
+                <w:right w:val="none" w:sz="0" w:space="0" w:color="000000"/>
+              </w:pBdr>
+              <w:spacing w:after="20" w:before="20" w:line="480"/>
+              <w:ind w:left="20" w:right="20" w:firstLine="0" w:firstLineChars="0"/>
+              <w:rPr>
+                <w:rFonts w:ascii="Times New Roman" w:hAnsi="Times New Roman" w:eastAsia="Times New Roman" w:cs="Times New Roman"/>
+                <w:i w:val="false"/>
+                <w:b w:val="false"/>
+                <w:u w:val="none"/>
+                <w:strike w:val="false"/>
+                <w:sz w:val="20"/>
+                <w:szCs w:val="20"/>
+                <w:color w:val="000000"/>
+              </w:rPr>
+            </w:pPr>
+            <w:r xmlns:w="http://schemas.openxmlformats.org/wordprocessingml/2006/main" xmlns:wp="http://schemas.openxmlformats.org/drawingml/2006/wordprocessingDrawing" xmlns:r="http://schemas.openxmlformats.org/officeDocument/2006/relationships" xmlns:w14="http://schemas.microsoft.com/office/word/2010/wordml">
+              <w:rPr>
+                <w:rFonts w:ascii="Times New Roman" w:hAnsi="Times New Roman" w:eastAsia="Times New Roman" w:cs="Times New Roman"/>
+                <w:i w:val="false"/>
+                <w:b w:val="false"/>
+                <w:u w:val="none"/>
+                <w:strike w:val="false"/>
+                <w:sz w:val="20"/>
+                <w:szCs w:val="20"/>
+                <w:color w:val="000000"/>
+              </w:rPr>
+              <w:t xml:space="preserve">Academic achievement</w:t>
+            </w:r>
+          </w:p>
+        </w:tc>
+        <w:tc>
+          <w:tcPr>
+            <w:tcBorders>
+              <w:bottom w:val="none" w:sz="0" w:space="0" w:color="000000"/>
+              <w:top w:val="none" w:sz="0" w:space="0" w:color="000000"/>
+              <w:left w:val="none" w:sz="0" w:space="0" w:color="000000"/>
+              <w:right w:val="none" w:sz="0" w:space="0" w:color="000000"/>
+            </w:tcBorders>
+            <w:shd w:val="clear" w:color="auto" w:fill="FFFFFF"/>
+            <w:tcMar>
+              <w:top w:w="0" w:type="dxa"/>
+              <w:bottom w:w="0" w:type="dxa"/>
+              <w:left w:w="0" w:type="dxa"/>
+              <w:right w:w="0" w:type="dxa"/>
+            </w:tcMar>
+            <w:vAlign w:val="top"/>
+          </w:tcPr>
+          <w:p>
+            <w:pPr>
+              <w:jc w:val="center"/>
+              <w:pBdr>
+                <w:bottom w:val="none" w:sz="0" w:space="0" w:color="000000"/>
+                <w:top w:val="none" w:sz="0" w:space="0" w:color="000000"/>
+                <w:left w:val="none" w:sz="0" w:space="0" w:color="000000"/>
+                <w:right w:val="none" w:sz="0" w:space="0" w:color="000000"/>
+              </w:pBdr>
+              <w:spacing w:after="20" w:before="20" w:line="480"/>
+              <w:ind w:left="20" w:right="20" w:firstLine="0" w:firstLineChars="0"/>
+              <w:rPr>
+                <w:rFonts w:ascii="Times New Roman" w:hAnsi="Times New Roman" w:eastAsia="Times New Roman" w:cs="Times New Roman"/>
+                <w:i w:val="false"/>
+                <w:b w:val="false"/>
+                <w:u w:val="none"/>
+                <w:strike w:val="false"/>
+                <w:sz w:val="20"/>
+                <w:szCs w:val="20"/>
+                <w:color w:val="000000"/>
+              </w:rPr>
+            </w:pPr>
+            <w:r xmlns:w="http://schemas.openxmlformats.org/wordprocessingml/2006/main" xmlns:wp="http://schemas.openxmlformats.org/drawingml/2006/wordprocessingDrawing" xmlns:r="http://schemas.openxmlformats.org/officeDocument/2006/relationships" xmlns:w14="http://schemas.microsoft.com/office/word/2010/wordml">
+              <w:rPr>
+                <w:rFonts w:ascii="Times New Roman" w:hAnsi="Times New Roman" w:eastAsia="Times New Roman" w:cs="Times New Roman"/>
+                <w:i w:val="false"/>
+                <w:b w:val="false"/>
+                <w:u w:val="none"/>
+                <w:strike w:val="false"/>
+                <w:sz w:val="20"/>
+                <w:szCs w:val="20"/>
+                <w:color w:val="000000"/>
+              </w:rPr>
+              <w:t xml:space="preserve">~</w:t>
+            </w:r>
+          </w:p>
+        </w:tc>
+        <w:tc>
+          <w:tcPr>
+            <w:tcBorders>
+              <w:bottom w:val="none" w:sz="0" w:space="0" w:color="000000"/>
+              <w:top w:val="none" w:sz="0" w:space="0" w:color="000000"/>
+              <w:left w:val="none" w:sz="0" w:space="0" w:color="000000"/>
+              <w:right w:val="none" w:sz="0" w:space="0" w:color="000000"/>
+            </w:tcBorders>
+            <w:shd w:val="clear" w:color="auto" w:fill="FFFFFF"/>
+            <w:tcMar>
+              <w:top w:w="0" w:type="dxa"/>
+              <w:bottom w:w="0" w:type="dxa"/>
+              <w:left w:w="0" w:type="dxa"/>
+              <w:right w:w="0" w:type="dxa"/>
+            </w:tcMar>
+            <w:vAlign w:val="top"/>
+          </w:tcPr>
+          <w:p>
+            <w:pPr>
+              <w:jc w:val="center"/>
+              <w:pBdr>
+                <w:bottom w:val="none" w:sz="0" w:space="0" w:color="000000"/>
+                <w:top w:val="none" w:sz="0" w:space="0" w:color="000000"/>
+                <w:left w:val="none" w:sz="0" w:space="0" w:color="000000"/>
+                <w:right w:val="none" w:sz="0" w:space="0" w:color="000000"/>
+              </w:pBdr>
+              <w:spacing w:after="20" w:before="20" w:line="480"/>
+              <w:ind w:left="20" w:right="20" w:firstLine="0" w:firstLineChars="0"/>
+              <w:rPr>
+                <w:rFonts w:ascii="Times New Roman" w:hAnsi="Times New Roman" w:eastAsia="Times New Roman" w:cs="Times New Roman"/>
+                <w:i w:val="false"/>
+                <w:b w:val="false"/>
+                <w:u w:val="none"/>
+                <w:strike w:val="false"/>
+                <w:sz w:val="20"/>
+                <w:szCs w:val="20"/>
+                <w:color w:val="000000"/>
+              </w:rPr>
+            </w:pPr>
+            <w:r xmlns:w="http://schemas.openxmlformats.org/wordprocessingml/2006/main" xmlns:wp="http://schemas.openxmlformats.org/drawingml/2006/wordprocessingDrawing" xmlns:r="http://schemas.openxmlformats.org/officeDocument/2006/relationships" xmlns:w14="http://schemas.microsoft.com/office/word/2010/wordml">
+              <w:rPr>
+                <w:rFonts w:ascii="Times New Roman" w:hAnsi="Times New Roman" w:eastAsia="Times New Roman" w:cs="Times New Roman"/>
+                <w:i w:val="false"/>
+                <w:b w:val="false"/>
+                <w:u w:val="none"/>
+                <w:strike w:val="false"/>
+                <w:sz w:val="20"/>
+                <w:szCs w:val="20"/>
+                <w:color w:val="000000"/>
+              </w:rPr>
+              <w:t xml:space="preserve">Innovation</w:t>
+            </w:r>
+          </w:p>
+        </w:tc>
+        <w:tc>
+          <w:tcPr>
+            <w:tcBorders>
+              <w:bottom w:val="none" w:sz="0" w:space="0" w:color="000000"/>
+              <w:top w:val="none" w:sz="0" w:space="0" w:color="000000"/>
+              <w:left w:val="none" w:sz="0" w:space="0" w:color="000000"/>
+              <w:right w:val="none" w:sz="0" w:space="0" w:color="000000"/>
+            </w:tcBorders>
+            <w:shd w:val="clear" w:color="auto" w:fill="FFFFFF"/>
+            <w:tcMar>
+              <w:top w:w="0" w:type="dxa"/>
+              <w:bottom w:w="0" w:type="dxa"/>
+              <w:left w:w="0" w:type="dxa"/>
+              <w:right w:w="0" w:type="dxa"/>
+            </w:tcMar>
+            <w:vAlign w:val="top"/>
+          </w:tcPr>
+          <w:p>
+            <w:pPr>
+              <w:jc w:val="center"/>
+              <w:pBdr>
+                <w:bottom w:val="none" w:sz="0" w:space="0" w:color="000000"/>
+                <w:top w:val="none" w:sz="0" w:space="0" w:color="000000"/>
+                <w:left w:val="none" w:sz="0" w:space="0" w:color="000000"/>
+                <w:right w:val="none" w:sz="0" w:space="0" w:color="000000"/>
+              </w:pBdr>
+              <w:spacing w:after="20" w:before="20" w:line="480"/>
+              <w:ind w:left="20" w:right="20" w:firstLine="0" w:firstLineChars="0"/>
+              <w:rPr>
+                <w:rFonts w:ascii="Times New Roman" w:hAnsi="Times New Roman" w:eastAsia="Times New Roman" w:cs="Times New Roman"/>
+                <w:i w:val="false"/>
+                <w:b w:val="false"/>
+                <w:u w:val="none"/>
+                <w:strike w:val="false"/>
+                <w:sz w:val="20"/>
+                <w:szCs w:val="20"/>
+                <w:color w:val="000000"/>
+              </w:rPr>
+            </w:pPr>
+            <w:r xmlns:w="http://schemas.openxmlformats.org/wordprocessingml/2006/main" xmlns:wp="http://schemas.openxmlformats.org/drawingml/2006/wordprocessingDrawing" xmlns:r="http://schemas.openxmlformats.org/officeDocument/2006/relationships" xmlns:w14="http://schemas.microsoft.com/office/word/2010/wordml">
+              <w:rPr>
+                <w:rFonts w:ascii="Times New Roman" w:hAnsi="Times New Roman" w:eastAsia="Times New Roman" w:cs="Times New Roman"/>
+                <w:i w:val="false"/>
+                <w:b w:val="false"/>
+                <w:u w:val="none"/>
+                <w:strike w:val="false"/>
+                <w:sz w:val="20"/>
+                <w:szCs w:val="20"/>
+                <w:color w:val="000000"/>
+              </w:rPr>
+              <w:t xml:space="preserve">0.047***</w:t>
+            </w:r>
+          </w:p>
+        </w:tc>
+        <w:tc>
+          <w:tcPr>
+            <w:tcBorders>
+              <w:bottom w:val="none" w:sz="0" w:space="0" w:color="000000"/>
+              <w:top w:val="none" w:sz="0" w:space="0" w:color="000000"/>
+              <w:left w:val="none" w:sz="0" w:space="0" w:color="000000"/>
+              <w:right w:val="none" w:sz="0" w:space="0" w:color="000000"/>
+            </w:tcBorders>
+            <w:shd w:val="clear" w:color="auto" w:fill="FFFFFF"/>
+            <w:tcMar>
+              <w:top w:w="0" w:type="dxa"/>
+              <w:bottom w:w="0" w:type="dxa"/>
+              <w:left w:w="0" w:type="dxa"/>
+              <w:right w:w="0" w:type="dxa"/>
+            </w:tcMar>
+            <w:vAlign w:val="top"/>
+          </w:tcPr>
+          <w:p>
+            <w:pPr>
+              <w:jc w:val="center"/>
+              <w:pBdr>
+                <w:bottom w:val="none" w:sz="0" w:space="0" w:color="000000"/>
+                <w:top w:val="none" w:sz="0" w:space="0" w:color="000000"/>
+                <w:left w:val="none" w:sz="0" w:space="0" w:color="000000"/>
+                <w:right w:val="none" w:sz="0" w:space="0" w:color="000000"/>
+              </w:pBdr>
+              <w:spacing w:after="20" w:before="20" w:line="480"/>
+              <w:ind w:left="20" w:right="20" w:firstLine="0" w:firstLineChars="0"/>
+              <w:rPr>
+                <w:rFonts w:ascii="Times New Roman" w:hAnsi="Times New Roman" w:eastAsia="Times New Roman" w:cs="Times New Roman"/>
+                <w:i w:val="false"/>
+                <w:b w:val="false"/>
+                <w:u w:val="none"/>
+                <w:strike w:val="false"/>
+                <w:sz w:val="20"/>
+                <w:szCs w:val="20"/>
+                <w:color w:val="000000"/>
+              </w:rPr>
+            </w:pPr>
+            <w:r xmlns:w="http://schemas.openxmlformats.org/wordprocessingml/2006/main" xmlns:wp="http://schemas.openxmlformats.org/drawingml/2006/wordprocessingDrawing" xmlns:r="http://schemas.openxmlformats.org/officeDocument/2006/relationships" xmlns:w14="http://schemas.microsoft.com/office/word/2010/wordml">
+              <w:rPr>
+                <w:rFonts w:ascii="Times New Roman" w:hAnsi="Times New Roman" w:eastAsia="Times New Roman" w:cs="Times New Roman"/>
+                <w:i w:val="false"/>
+                <w:b w:val="false"/>
+                <w:u w:val="none"/>
+                <w:strike w:val="false"/>
+                <w:sz w:val="20"/>
+                <w:szCs w:val="20"/>
+                <w:color w:val="000000"/>
+              </w:rPr>
+              <w:t xml:space="preserve">0.01</w:t>
+            </w:r>
+          </w:p>
+        </w:tc>
+        <w:tc>
+          <w:tcPr>
+            <w:tcBorders>
+              <w:bottom w:val="none" w:sz="0" w:space="0" w:color="000000"/>
+              <w:top w:val="none" w:sz="0" w:space="0" w:color="000000"/>
+              <w:left w:val="none" w:sz="0" w:space="0" w:color="000000"/>
+              <w:right w:val="none" w:sz="0" w:space="0" w:color="000000"/>
+            </w:tcBorders>
+            <w:shd w:val="clear" w:color="auto" w:fill="FFFFFF"/>
+            <w:tcMar>
+              <w:top w:w="0" w:type="dxa"/>
+              <w:bottom w:w="0" w:type="dxa"/>
+              <w:left w:w="0" w:type="dxa"/>
+              <w:right w:w="0" w:type="dxa"/>
+            </w:tcMar>
+            <w:vAlign w:val="top"/>
+          </w:tcPr>
+          <w:p>
+            <w:pPr>
+              <w:jc w:val="center"/>
+              <w:pBdr>
+                <w:bottom w:val="none" w:sz="0" w:space="0" w:color="000000"/>
+                <w:top w:val="none" w:sz="0" w:space="0" w:color="000000"/>
+                <w:left w:val="none" w:sz="0" w:space="0" w:color="000000"/>
+                <w:right w:val="none" w:sz="0" w:space="0" w:color="000000"/>
+              </w:pBdr>
+              <w:spacing w:after="20" w:before="20" w:line="480"/>
+              <w:ind w:left="20" w:right="20" w:firstLine="0" w:firstLineChars="0"/>
+              <w:rPr>
+                <w:rFonts w:ascii="Times New Roman" w:hAnsi="Times New Roman" w:eastAsia="Times New Roman" w:cs="Times New Roman"/>
+                <w:i w:val="false"/>
+                <w:b w:val="false"/>
+                <w:u w:val="none"/>
+                <w:strike w:val="false"/>
+                <w:sz w:val="20"/>
+                <w:szCs w:val="20"/>
+                <w:color w:val="000000"/>
+              </w:rPr>
+            </w:pPr>
+            <w:r xmlns:w="http://schemas.openxmlformats.org/wordprocessingml/2006/main" xmlns:wp="http://schemas.openxmlformats.org/drawingml/2006/wordprocessingDrawing" xmlns:r="http://schemas.openxmlformats.org/officeDocument/2006/relationships" xmlns:w14="http://schemas.microsoft.com/office/word/2010/wordml">
+              <w:rPr>
+                <w:rFonts w:ascii="Times New Roman" w:hAnsi="Times New Roman" w:eastAsia="Times New Roman" w:cs="Times New Roman"/>
+                <w:i w:val="false"/>
+                <w:b w:val="false"/>
+                <w:u w:val="none"/>
+                <w:strike w:val="false"/>
+                <w:sz w:val="20"/>
+                <w:szCs w:val="20"/>
+                <w:color w:val="000000"/>
+              </w:rPr>
+              <w:t xml:space="preserve">[0.03; 0.06]</w:t>
+            </w:r>
+          </w:p>
+        </w:tc>
+        <w:tc>
+          <w:tcPr>
+            <w:tcBorders>
+              <w:bottom w:val="none" w:sz="0" w:space="0" w:color="000000"/>
+              <w:top w:val="none" w:sz="0" w:space="0" w:color="000000"/>
+              <w:left w:val="none" w:sz="0" w:space="0" w:color="000000"/>
+              <w:right w:val="none" w:sz="0" w:space="0" w:color="000000"/>
+            </w:tcBorders>
+            <w:shd w:val="clear" w:color="auto" w:fill="FFFFFF"/>
+            <w:tcMar>
+              <w:top w:w="0" w:type="dxa"/>
+              <w:bottom w:w="0" w:type="dxa"/>
+              <w:left w:w="0" w:type="dxa"/>
+              <w:right w:w="0" w:type="dxa"/>
+            </w:tcMar>
+            <w:vAlign w:val="top"/>
+          </w:tcPr>
+          <w:p>
+            <w:pPr>
+              <w:jc w:val="center"/>
+              <w:pBdr>
+                <w:bottom w:val="none" w:sz="0" w:space="0" w:color="000000"/>
+                <w:top w:val="none" w:sz="0" w:space="0" w:color="000000"/>
+                <w:left w:val="none" w:sz="0" w:space="0" w:color="000000"/>
+                <w:right w:val="none" w:sz="0" w:space="0" w:color="000000"/>
+              </w:pBdr>
+              <w:spacing w:after="20" w:before="20" w:line="480"/>
+              <w:ind w:left="20" w:right="20" w:firstLine="0" w:firstLineChars="0"/>
+              <w:rPr>
+                <w:rFonts w:ascii="Times New Roman" w:hAnsi="Times New Roman" w:eastAsia="Times New Roman" w:cs="Times New Roman"/>
+                <w:i w:val="false"/>
+                <w:b w:val="false"/>
+                <w:u w:val="none"/>
+                <w:strike w:val="false"/>
+                <w:sz w:val="20"/>
+                <w:szCs w:val="20"/>
+                <w:color w:val="000000"/>
+              </w:rPr>
+            </w:pPr>
+            <w:r xmlns:w="http://schemas.openxmlformats.org/wordprocessingml/2006/main" xmlns:wp="http://schemas.openxmlformats.org/drawingml/2006/wordprocessingDrawing" xmlns:r="http://schemas.openxmlformats.org/officeDocument/2006/relationships" xmlns:w14="http://schemas.microsoft.com/office/word/2010/wordml">
+              <w:rPr>
+                <w:rFonts w:ascii="Times New Roman" w:hAnsi="Times New Roman" w:eastAsia="Times New Roman" w:cs="Times New Roman"/>
+                <w:i w:val="false"/>
+                <w:b w:val="false"/>
+                <w:u w:val="none"/>
+                <w:strike w:val="false"/>
+                <w:sz w:val="20"/>
+                <w:szCs w:val="20"/>
+                <w:color w:val="000000"/>
+              </w:rPr>
+              <w:t xml:space="preserve">5.64</w:t>
+            </w:r>
+          </w:p>
+        </w:tc>
+      </w:tr>
+      <w:tr>
+        <w:trPr>
+          <w:trHeight w:val="379" w:hRule="auto"/>
+        </w:trPr>
+        body4
+        <w:tc>
+          <w:tcPr>
+            <w:tcBorders>
+              <w:bottom w:val="none" w:sz="0" w:space="0" w:color="000000"/>
+              <w:top w:val="none" w:sz="0" w:space="0" w:color="000000"/>
+              <w:left w:val="none" w:sz="0" w:space="0" w:color="000000"/>
+              <w:right w:val="none" w:sz="0" w:space="0" w:color="000000"/>
+            </w:tcBorders>
+            <w:shd w:val="clear" w:color="auto" w:fill="FFFFFF"/>
+            <w:tcMar>
+              <w:top w:w="0" w:type="dxa"/>
+              <w:bottom w:w="0" w:type="dxa"/>
+              <w:left w:w="0" w:type="dxa"/>
+              <w:right w:w="0" w:type="dxa"/>
+            </w:tcMar>
+            <w:vAlign w:val="top"/>
+          </w:tcPr>
+          <w:p>
+            <w:pPr>
+              <w:jc w:val="center"/>
+              <w:pBdr>
+                <w:bottom w:val="none" w:sz="0" w:space="0" w:color="000000"/>
+                <w:top w:val="none" w:sz="0" w:space="0" w:color="000000"/>
+                <w:left w:val="none" w:sz="0" w:space="0" w:color="000000"/>
+                <w:right w:val="none" w:sz="0" w:space="0" w:color="000000"/>
+              </w:pBdr>
+              <w:spacing w:after="20" w:before="20" w:line="480"/>
+              <w:ind w:left="20" w:right="20" w:firstLine="0" w:firstLineChars="0"/>
+              <w:rPr>
+                <w:rFonts w:ascii="Times New Roman" w:hAnsi="Times New Roman" w:eastAsia="Times New Roman" w:cs="Times New Roman"/>
+                <w:i w:val="false"/>
+                <w:b w:val="false"/>
+                <w:u w:val="none"/>
+                <w:strike w:val="false"/>
+                <w:sz w:val="20"/>
+                <w:szCs w:val="20"/>
+                <w:color w:val="000000"/>
+              </w:rPr>
+            </w:pPr>
+            <w:r xmlns:w="http://schemas.openxmlformats.org/wordprocessingml/2006/main" xmlns:wp="http://schemas.openxmlformats.org/drawingml/2006/wordprocessingDrawing" xmlns:r="http://schemas.openxmlformats.org/officeDocument/2006/relationships" xmlns:w14="http://schemas.microsoft.com/office/word/2010/wordml">
+              <w:rPr>
+                <w:rFonts w:ascii="Times New Roman" w:hAnsi="Times New Roman" w:eastAsia="Times New Roman" w:cs="Times New Roman"/>
+                <w:i w:val="false"/>
+                <w:b w:val="false"/>
+                <w:u w:val="none"/>
+                <w:strike w:val="false"/>
+                <w:sz w:val="20"/>
+                <w:szCs w:val="20"/>
+                <w:color w:val="000000"/>
+              </w:rPr>
+              <w:t xml:space="preserve">Academic achievement</w:t>
+            </w:r>
+          </w:p>
+        </w:tc>
+        <w:tc>
+          <w:tcPr>
+            <w:tcBorders>
+              <w:bottom w:val="none" w:sz="0" w:space="0" w:color="000000"/>
+              <w:top w:val="none" w:sz="0" w:space="0" w:color="000000"/>
+              <w:left w:val="none" w:sz="0" w:space="0" w:color="000000"/>
+              <w:right w:val="none" w:sz="0" w:space="0" w:color="000000"/>
+            </w:tcBorders>
+            <w:shd w:val="clear" w:color="auto" w:fill="FFFFFF"/>
+            <w:tcMar>
+              <w:top w:w="0" w:type="dxa"/>
+              <w:bottom w:w="0" w:type="dxa"/>
+              <w:left w:w="0" w:type="dxa"/>
+              <w:right w:w="0" w:type="dxa"/>
+            </w:tcMar>
+            <w:vAlign w:val="top"/>
+          </w:tcPr>
+          <w:p>
+            <w:pPr>
+              <w:jc w:val="center"/>
+              <w:pBdr>
+                <w:bottom w:val="none" w:sz="0" w:space="0" w:color="000000"/>
+                <w:top w:val="none" w:sz="0" w:space="0" w:color="000000"/>
+                <w:left w:val="none" w:sz="0" w:space="0" w:color="000000"/>
+                <w:right w:val="none" w:sz="0" w:space="0" w:color="000000"/>
+              </w:pBdr>
+              <w:spacing w:after="20" w:before="20" w:line="480"/>
+              <w:ind w:left="20" w:right="20" w:firstLine="0" w:firstLineChars="0"/>
+              <w:rPr>
+                <w:rFonts w:ascii="Times New Roman" w:hAnsi="Times New Roman" w:eastAsia="Times New Roman" w:cs="Times New Roman"/>
+                <w:i w:val="false"/>
+                <w:b w:val="false"/>
+                <w:u w:val="none"/>
+                <w:strike w:val="false"/>
+                <w:sz w:val="20"/>
+                <w:szCs w:val="20"/>
+                <w:color w:val="000000"/>
+              </w:rPr>
+            </w:pPr>
+            <w:r xmlns:w="http://schemas.openxmlformats.org/wordprocessingml/2006/main" xmlns:wp="http://schemas.openxmlformats.org/drawingml/2006/wordprocessingDrawing" xmlns:r="http://schemas.openxmlformats.org/officeDocument/2006/relationships" xmlns:w14="http://schemas.microsoft.com/office/word/2010/wordml">
+              <w:rPr>
+                <w:rFonts w:ascii="Times New Roman" w:hAnsi="Times New Roman" w:eastAsia="Times New Roman" w:cs="Times New Roman"/>
+                <w:i w:val="false"/>
+                <w:b w:val="false"/>
+                <w:u w:val="none"/>
+                <w:strike w:val="false"/>
+                <w:sz w:val="20"/>
+                <w:szCs w:val="20"/>
+                <w:color w:val="000000"/>
+              </w:rPr>
+              <w:t xml:space="preserve">~</w:t>
+            </w:r>
+          </w:p>
+        </w:tc>
+        <w:tc>
+          <w:tcPr>
+            <w:tcBorders>
+              <w:bottom w:val="none" w:sz="0" w:space="0" w:color="000000"/>
+              <w:top w:val="none" w:sz="0" w:space="0" w:color="000000"/>
+              <w:left w:val="none" w:sz="0" w:space="0" w:color="000000"/>
+              <w:right w:val="none" w:sz="0" w:space="0" w:color="000000"/>
+            </w:tcBorders>
+            <w:shd w:val="clear" w:color="auto" w:fill="FFFFFF"/>
+            <w:tcMar>
+              <w:top w:w="0" w:type="dxa"/>
+              <w:bottom w:w="0" w:type="dxa"/>
+              <w:left w:w="0" w:type="dxa"/>
+              <w:right w:w="0" w:type="dxa"/>
+            </w:tcMar>
+            <w:vAlign w:val="top"/>
+          </w:tcPr>
+          <w:p>
+            <w:pPr>
+              <w:jc w:val="center"/>
+              <w:pBdr>
+                <w:bottom w:val="none" w:sz="0" w:space="0" w:color="000000"/>
+                <w:top w:val="none" w:sz="0" w:space="0" w:color="000000"/>
+                <w:left w:val="none" w:sz="0" w:space="0" w:color="000000"/>
+                <w:right w:val="none" w:sz="0" w:space="0" w:color="000000"/>
+              </w:pBdr>
+              <w:spacing w:after="20" w:before="20" w:line="480"/>
+              <w:ind w:left="20" w:right="20" w:firstLine="0" w:firstLineChars="0"/>
+              <w:rPr>
+                <w:rFonts w:ascii="Times New Roman" w:hAnsi="Times New Roman" w:eastAsia="Times New Roman" w:cs="Times New Roman"/>
+                <w:i w:val="false"/>
+                <w:b w:val="false"/>
+                <w:u w:val="none"/>
+                <w:strike w:val="false"/>
+                <w:sz w:val="20"/>
+                <w:szCs w:val="20"/>
+                <w:color w:val="000000"/>
+              </w:rPr>
+            </w:pPr>
+            <w:r xmlns:w="http://schemas.openxmlformats.org/wordprocessingml/2006/main" xmlns:wp="http://schemas.openxmlformats.org/drawingml/2006/wordprocessingDrawing" xmlns:r="http://schemas.openxmlformats.org/officeDocument/2006/relationships" xmlns:w14="http://schemas.microsoft.com/office/word/2010/wordml">
+              <w:rPr>
+                <w:rFonts w:ascii="Times New Roman" w:hAnsi="Times New Roman" w:eastAsia="Times New Roman" w:cs="Times New Roman"/>
+                <w:i w:val="false"/>
+                <w:b w:val="false"/>
+                <w:u w:val="none"/>
+                <w:strike w:val="false"/>
+                <w:sz w:val="20"/>
+                <w:szCs w:val="20"/>
+                <w:color w:val="000000"/>
+              </w:rPr>
+              <w:t xml:space="preserve">Self-management</w:t>
+            </w:r>
+          </w:p>
+        </w:tc>
+        <w:tc>
+          <w:tcPr>
+            <w:tcBorders>
+              <w:bottom w:val="none" w:sz="0" w:space="0" w:color="000000"/>
+              <w:top w:val="none" w:sz="0" w:space="0" w:color="000000"/>
+              <w:left w:val="none" w:sz="0" w:space="0" w:color="000000"/>
+              <w:right w:val="none" w:sz="0" w:space="0" w:color="000000"/>
+            </w:tcBorders>
+            <w:shd w:val="clear" w:color="auto" w:fill="FFFFFF"/>
+            <w:tcMar>
+              <w:top w:w="0" w:type="dxa"/>
+              <w:bottom w:w="0" w:type="dxa"/>
+              <w:left w:w="0" w:type="dxa"/>
+              <w:right w:w="0" w:type="dxa"/>
+            </w:tcMar>
+            <w:vAlign w:val="top"/>
+          </w:tcPr>
+          <w:p>
+            <w:pPr>
+              <w:jc w:val="center"/>
+              <w:pBdr>
+                <w:bottom w:val="none" w:sz="0" w:space="0" w:color="000000"/>
+                <w:top w:val="none" w:sz="0" w:space="0" w:color="000000"/>
+                <w:left w:val="none" w:sz="0" w:space="0" w:color="000000"/>
+                <w:right w:val="none" w:sz="0" w:space="0" w:color="000000"/>
+              </w:pBdr>
+              <w:spacing w:after="20" w:before="20" w:line="480"/>
+              <w:ind w:left="20" w:right="20" w:firstLine="0" w:firstLineChars="0"/>
+              <w:rPr>
+                <w:rFonts w:ascii="Times New Roman" w:hAnsi="Times New Roman" w:eastAsia="Times New Roman" w:cs="Times New Roman"/>
+                <w:i w:val="false"/>
+                <w:b w:val="false"/>
+                <w:u w:val="none"/>
+                <w:strike w:val="false"/>
+                <w:sz w:val="20"/>
+                <w:szCs w:val="20"/>
+                <w:color w:val="000000"/>
+              </w:rPr>
+            </w:pPr>
+            <w:r xmlns:w="http://schemas.openxmlformats.org/wordprocessingml/2006/main" xmlns:wp="http://schemas.openxmlformats.org/drawingml/2006/wordprocessingDrawing" xmlns:r="http://schemas.openxmlformats.org/officeDocument/2006/relationships" xmlns:w14="http://schemas.microsoft.com/office/word/2010/wordml">
+              <w:rPr>
+                <w:rFonts w:ascii="Times New Roman" w:hAnsi="Times New Roman" w:eastAsia="Times New Roman" w:cs="Times New Roman"/>
+                <w:i w:val="false"/>
+                <w:b w:val="false"/>
+                <w:u w:val="none"/>
+                <w:strike w:val="false"/>
+                <w:sz w:val="20"/>
+                <w:szCs w:val="20"/>
+                <w:color w:val="000000"/>
+              </w:rPr>
+              <w:t xml:space="preserve">0.282***</w:t>
+            </w:r>
+          </w:p>
+        </w:tc>
+        <w:tc>
+          <w:tcPr>
+            <w:tcBorders>
+              <w:bottom w:val="none" w:sz="0" w:space="0" w:color="000000"/>
+              <w:top w:val="none" w:sz="0" w:space="0" w:color="000000"/>
+              <w:left w:val="none" w:sz="0" w:space="0" w:color="000000"/>
+              <w:right w:val="none" w:sz="0" w:space="0" w:color="000000"/>
+            </w:tcBorders>
+            <w:shd w:val="clear" w:color="auto" w:fill="FFFFFF"/>
+            <w:tcMar>
+              <w:top w:w="0" w:type="dxa"/>
+              <w:bottom w:w="0" w:type="dxa"/>
+              <w:left w:w="0" w:type="dxa"/>
+              <w:right w:w="0" w:type="dxa"/>
+            </w:tcMar>
+            <w:vAlign w:val="top"/>
+          </w:tcPr>
+          <w:p>
+            <w:pPr>
+              <w:jc w:val="center"/>
+              <w:pBdr>
+                <w:bottom w:val="none" w:sz="0" w:space="0" w:color="000000"/>
+                <w:top w:val="none" w:sz="0" w:space="0" w:color="000000"/>
+                <w:left w:val="none" w:sz="0" w:space="0" w:color="000000"/>
+                <w:right w:val="none" w:sz="0" w:space="0" w:color="000000"/>
+              </w:pBdr>
+              <w:spacing w:after="20" w:before="20" w:line="480"/>
+              <w:ind w:left="20" w:right="20" w:firstLine="0" w:firstLineChars="0"/>
+              <w:rPr>
+                <w:rFonts w:ascii="Times New Roman" w:hAnsi="Times New Roman" w:eastAsia="Times New Roman" w:cs="Times New Roman"/>
+                <w:i w:val="false"/>
+                <w:b w:val="false"/>
+                <w:u w:val="none"/>
+                <w:strike w:val="false"/>
+                <w:sz w:val="20"/>
+                <w:szCs w:val="20"/>
+                <w:color w:val="000000"/>
+              </w:rPr>
+            </w:pPr>
+            <w:r xmlns:w="http://schemas.openxmlformats.org/wordprocessingml/2006/main" xmlns:wp="http://schemas.openxmlformats.org/drawingml/2006/wordprocessingDrawing" xmlns:r="http://schemas.openxmlformats.org/officeDocument/2006/relationships" xmlns:w14="http://schemas.microsoft.com/office/word/2010/wordml">
+              <w:rPr>
+                <w:rFonts w:ascii="Times New Roman" w:hAnsi="Times New Roman" w:eastAsia="Times New Roman" w:cs="Times New Roman"/>
+                <w:i w:val="false"/>
+                <w:b w:val="false"/>
+                <w:u w:val="none"/>
+                <w:strike w:val="false"/>
+                <w:sz w:val="20"/>
+                <w:szCs w:val="20"/>
+                <w:color w:val="000000"/>
+              </w:rPr>
+              <w:t xml:space="preserve">0.01</w:t>
+            </w:r>
+          </w:p>
+        </w:tc>
+        <w:tc>
+          <w:tcPr>
+            <w:tcBorders>
+              <w:bottom w:val="none" w:sz="0" w:space="0" w:color="000000"/>
+              <w:top w:val="none" w:sz="0" w:space="0" w:color="000000"/>
+              <w:left w:val="none" w:sz="0" w:space="0" w:color="000000"/>
+              <w:right w:val="none" w:sz="0" w:space="0" w:color="000000"/>
+            </w:tcBorders>
+            <w:shd w:val="clear" w:color="auto" w:fill="FFFFFF"/>
+            <w:tcMar>
+              <w:top w:w="0" w:type="dxa"/>
+              <w:bottom w:w="0" w:type="dxa"/>
+              <w:left w:w="0" w:type="dxa"/>
+              <w:right w:w="0" w:type="dxa"/>
+            </w:tcMar>
+            <w:vAlign w:val="top"/>
+          </w:tcPr>
+          <w:p>
+            <w:pPr>
+              <w:jc w:val="center"/>
+              <w:pBdr>
+                <w:bottom w:val="none" w:sz="0" w:space="0" w:color="000000"/>
+                <w:top w:val="none" w:sz="0" w:space="0" w:color="000000"/>
+                <w:left w:val="none" w:sz="0" w:space="0" w:color="000000"/>
+                <w:right w:val="none" w:sz="0" w:space="0" w:color="000000"/>
+              </w:pBdr>
+              <w:spacing w:after="20" w:before="20" w:line="480"/>
+              <w:ind w:left="20" w:right="20" w:firstLine="0" w:firstLineChars="0"/>
+              <w:rPr>
+                <w:rFonts w:ascii="Times New Roman" w:hAnsi="Times New Roman" w:eastAsia="Times New Roman" w:cs="Times New Roman"/>
+                <w:i w:val="false"/>
+                <w:b w:val="false"/>
+                <w:u w:val="none"/>
+                <w:strike w:val="false"/>
+                <w:sz w:val="20"/>
+                <w:szCs w:val="20"/>
+                <w:color w:val="000000"/>
+              </w:rPr>
+            </w:pPr>
+            <w:r xmlns:w="http://schemas.openxmlformats.org/wordprocessingml/2006/main" xmlns:wp="http://schemas.openxmlformats.org/drawingml/2006/wordprocessingDrawing" xmlns:r="http://schemas.openxmlformats.org/officeDocument/2006/relationships" xmlns:w14="http://schemas.microsoft.com/office/word/2010/wordml">
+              <w:rPr>
+                <w:rFonts w:ascii="Times New Roman" w:hAnsi="Times New Roman" w:eastAsia="Times New Roman" w:cs="Times New Roman"/>
+                <w:i w:val="false"/>
+                <w:b w:val="false"/>
+                <w:u w:val="none"/>
+                <w:strike w:val="false"/>
+                <w:sz w:val="20"/>
+                <w:szCs w:val="20"/>
+                <w:color w:val="000000"/>
+              </w:rPr>
+              <w:t xml:space="preserve">[0.27; 0.3]</w:t>
+            </w:r>
+          </w:p>
+        </w:tc>
+        <w:tc>
+          <w:tcPr>
+            <w:tcBorders>
+              <w:bottom w:val="none" w:sz="0" w:space="0" w:color="000000"/>
+              <w:top w:val="none" w:sz="0" w:space="0" w:color="000000"/>
+              <w:left w:val="none" w:sz="0" w:space="0" w:color="000000"/>
+              <w:right w:val="none" w:sz="0" w:space="0" w:color="000000"/>
+            </w:tcBorders>
+            <w:shd w:val="clear" w:color="auto" w:fill="FFFFFF"/>
+            <w:tcMar>
+              <w:top w:w="0" w:type="dxa"/>
+              <w:bottom w:w="0" w:type="dxa"/>
+              <w:left w:w="0" w:type="dxa"/>
+              <w:right w:w="0" w:type="dxa"/>
+            </w:tcMar>
+            <w:vAlign w:val="top"/>
+          </w:tcPr>
+          <w:p>
+            <w:pPr>
+              <w:jc w:val="center"/>
+              <w:pBdr>
+                <w:bottom w:val="none" w:sz="0" w:space="0" w:color="000000"/>
+                <w:top w:val="none" w:sz="0" w:space="0" w:color="000000"/>
+                <w:left w:val="none" w:sz="0" w:space="0" w:color="000000"/>
+                <w:right w:val="none" w:sz="0" w:space="0" w:color="000000"/>
+              </w:pBdr>
+              <w:spacing w:after="20" w:before="20" w:line="480"/>
+              <w:ind w:left="20" w:right="20" w:firstLine="0" w:firstLineChars="0"/>
+              <w:rPr>
+                <w:rFonts w:ascii="Times New Roman" w:hAnsi="Times New Roman" w:eastAsia="Times New Roman" w:cs="Times New Roman"/>
+                <w:i w:val="false"/>
+                <w:b w:val="false"/>
+                <w:u w:val="none"/>
+                <w:strike w:val="false"/>
+                <w:sz w:val="20"/>
+                <w:szCs w:val="20"/>
+                <w:color w:val="000000"/>
+              </w:rPr>
+            </w:pPr>
+            <w:r xmlns:w="http://schemas.openxmlformats.org/wordprocessingml/2006/main" xmlns:wp="http://schemas.openxmlformats.org/drawingml/2006/wordprocessingDrawing" xmlns:r="http://schemas.openxmlformats.org/officeDocument/2006/relationships" xmlns:w14="http://schemas.microsoft.com/office/word/2010/wordml">
+              <w:rPr>
+                <w:rFonts w:ascii="Times New Roman" w:hAnsi="Times New Roman" w:eastAsia="Times New Roman" w:cs="Times New Roman"/>
+                <w:i w:val="false"/>
+                <w:b w:val="false"/>
+                <w:u w:val="none"/>
+                <w:strike w:val="false"/>
+                <w:sz w:val="20"/>
+                <w:szCs w:val="20"/>
+                <w:color w:val="000000"/>
+              </w:rPr>
+              <w:t xml:space="preserve">34.61</w:t>
+            </w:r>
+          </w:p>
+        </w:tc>
+      </w:tr>
+      <w:tr>
+        <w:trPr>
+          <w:trHeight w:val="379" w:hRule="auto"/>
+        </w:trPr>
+        body5
+        <w:tc>
+          <w:tcPr>
+            <w:tcBorders>
+              <w:bottom w:val="single" w:sz="6" w:space="0" w:color="000000"/>
+              <w:top w:val="none" w:sz="0" w:space="0" w:color="000000"/>
+              <w:left w:val="none" w:sz="0" w:space="0" w:color="000000"/>
+              <w:right w:val="none" w:sz="0" w:space="0" w:color="000000"/>
+            </w:tcBorders>
+            <w:shd w:val="clear" w:color="auto" w:fill="FFFFFF"/>
+            <w:tcMar>
+              <w:top w:w="0" w:type="dxa"/>
+              <w:bottom w:w="0" w:type="dxa"/>
+              <w:left w:w="0" w:type="dxa"/>
+              <w:right w:w="0" w:type="dxa"/>
+            </w:tcMar>
+            <w:vAlign w:val="top"/>
+          </w:tcPr>
+          <w:p>
+            <w:pPr>
+              <w:jc w:val="center"/>
+              <w:pBdr>
+                <w:bottom w:val="none" w:sz="0" w:space="0" w:color="000000"/>
+                <w:top w:val="none" w:sz="0" w:space="0" w:color="000000"/>
+                <w:left w:val="none" w:sz="0" w:space="0" w:color="000000"/>
+                <w:right w:val="none" w:sz="0" w:space="0" w:color="000000"/>
+              </w:pBdr>
+              <w:spacing w:after="20" w:before="20" w:line="480"/>
+              <w:ind w:left="20" w:right="20" w:firstLine="0" w:firstLineChars="0"/>
+              <w:rPr>
+                <w:rFonts w:ascii="Times New Roman" w:hAnsi="Times New Roman" w:eastAsia="Times New Roman" w:cs="Times New Roman"/>
+                <w:i w:val="false"/>
+                <w:b w:val="false"/>
+                <w:u w:val="none"/>
+                <w:strike w:val="false"/>
+                <w:sz w:val="20"/>
+                <w:szCs w:val="20"/>
+                <w:color w:val="000000"/>
+              </w:rPr>
+            </w:pPr>
+            <w:r xmlns:w="http://schemas.openxmlformats.org/wordprocessingml/2006/main" xmlns:wp="http://schemas.openxmlformats.org/drawingml/2006/wordprocessingDrawing" xmlns:r="http://schemas.openxmlformats.org/officeDocument/2006/relationships" xmlns:w14="http://schemas.microsoft.com/office/word/2010/wordml">
+              <w:rPr>
+                <w:rFonts w:ascii="Times New Roman" w:hAnsi="Times New Roman" w:eastAsia="Times New Roman" w:cs="Times New Roman"/>
+                <w:i w:val="false"/>
+                <w:b w:val="false"/>
+                <w:u w:val="none"/>
+                <w:strike w:val="false"/>
+                <w:sz w:val="20"/>
+                <w:szCs w:val="20"/>
+                <w:color w:val="000000"/>
+              </w:rPr>
+              <w:t xml:space="preserve">Academic achievement</w:t>
+            </w:r>
+          </w:p>
+        </w:tc>
+        <w:tc>
+          <w:tcPr>
+            <w:tcBorders>
+              <w:bottom w:val="single" w:sz="6" w:space="0" w:color="000000"/>
+              <w:top w:val="none" w:sz="0" w:space="0" w:color="000000"/>
+              <w:left w:val="none" w:sz="0" w:space="0" w:color="000000"/>
+              <w:right w:val="none" w:sz="0" w:space="0" w:color="000000"/>
+            </w:tcBorders>
+            <w:shd w:val="clear" w:color="auto" w:fill="FFFFFF"/>
+            <w:tcMar>
+              <w:top w:w="0" w:type="dxa"/>
+              <w:bottom w:w="0" w:type="dxa"/>
+              <w:left w:w="0" w:type="dxa"/>
+              <w:right w:w="0" w:type="dxa"/>
+            </w:tcMar>
+            <w:vAlign w:val="top"/>
+          </w:tcPr>
+          <w:p>
+            <w:pPr>
+              <w:jc w:val="center"/>
+              <w:pBdr>
+                <w:bottom w:val="none" w:sz="0" w:space="0" w:color="000000"/>
+                <w:top w:val="none" w:sz="0" w:space="0" w:color="000000"/>
+                <w:left w:val="none" w:sz="0" w:space="0" w:color="000000"/>
+                <w:right w:val="none" w:sz="0" w:space="0" w:color="000000"/>
+              </w:pBdr>
+              <w:spacing w:after="20" w:before="20" w:line="480"/>
+              <w:ind w:left="20" w:right="20" w:firstLine="0" w:firstLineChars="0"/>
+              <w:rPr>
+                <w:rFonts w:ascii="Times New Roman" w:hAnsi="Times New Roman" w:eastAsia="Times New Roman" w:cs="Times New Roman"/>
+                <w:i w:val="false"/>
+                <w:b w:val="false"/>
+                <w:u w:val="none"/>
+                <w:strike w:val="false"/>
+                <w:sz w:val="20"/>
+                <w:szCs w:val="20"/>
+                <w:color w:val="000000"/>
+              </w:rPr>
+            </w:pPr>
+            <w:r xmlns:w="http://schemas.openxmlformats.org/wordprocessingml/2006/main" xmlns:wp="http://schemas.openxmlformats.org/drawingml/2006/wordprocessingDrawing" xmlns:r="http://schemas.openxmlformats.org/officeDocument/2006/relationships" xmlns:w14="http://schemas.microsoft.com/office/word/2010/wordml">
+              <w:rPr>
+                <w:rFonts w:ascii="Times New Roman" w:hAnsi="Times New Roman" w:eastAsia="Times New Roman" w:cs="Times New Roman"/>
+                <w:i w:val="false"/>
+                <w:b w:val="false"/>
+                <w:u w:val="none"/>
+                <w:strike w:val="false"/>
+                <w:sz w:val="20"/>
+                <w:szCs w:val="20"/>
+                <w:color w:val="000000"/>
+              </w:rPr>
+              <w:t xml:space="preserve">~</w:t>
+            </w:r>
+          </w:p>
+        </w:tc>
+        <w:tc>
+          <w:tcPr>
+            <w:tcBorders>
+              <w:bottom w:val="single" w:sz="6" w:space="0" w:color="000000"/>
+              <w:top w:val="none" w:sz="0" w:space="0" w:color="000000"/>
+              <w:left w:val="none" w:sz="0" w:space="0" w:color="000000"/>
+              <w:right w:val="none" w:sz="0" w:space="0" w:color="000000"/>
+            </w:tcBorders>
+            <w:shd w:val="clear" w:color="auto" w:fill="FFFFFF"/>
+            <w:tcMar>
+              <w:top w:w="0" w:type="dxa"/>
+              <w:bottom w:w="0" w:type="dxa"/>
+              <w:left w:w="0" w:type="dxa"/>
+              <w:right w:w="0" w:type="dxa"/>
+            </w:tcMar>
+            <w:vAlign w:val="top"/>
+          </w:tcPr>
+          <w:p>
+            <w:pPr>
+              <w:jc w:val="center"/>
+              <w:pBdr>
+                <w:bottom w:val="none" w:sz="0" w:space="0" w:color="000000"/>
+                <w:top w:val="none" w:sz="0" w:space="0" w:color="000000"/>
+                <w:left w:val="none" w:sz="0" w:space="0" w:color="000000"/>
+                <w:right w:val="none" w:sz="0" w:space="0" w:color="000000"/>
+              </w:pBdr>
+              <w:spacing w:after="20" w:before="20" w:line="480"/>
+              <w:ind w:left="20" w:right="20" w:firstLine="0" w:firstLineChars="0"/>
+              <w:rPr>
+                <w:rFonts w:ascii="Times New Roman" w:hAnsi="Times New Roman" w:eastAsia="Times New Roman" w:cs="Times New Roman"/>
+                <w:i w:val="false"/>
+                <w:b w:val="false"/>
+                <w:u w:val="none"/>
+                <w:strike w:val="false"/>
+                <w:sz w:val="20"/>
+                <w:szCs w:val="20"/>
+                <w:color w:val="000000"/>
+              </w:rPr>
+            </w:pPr>
+            <w:r xmlns:w="http://schemas.openxmlformats.org/wordprocessingml/2006/main" xmlns:wp="http://schemas.openxmlformats.org/drawingml/2006/wordprocessingDrawing" xmlns:r="http://schemas.openxmlformats.org/officeDocument/2006/relationships" xmlns:w14="http://schemas.microsoft.com/office/word/2010/wordml">
+              <w:rPr>
+                <w:rFonts w:ascii="Times New Roman" w:hAnsi="Times New Roman" w:eastAsia="Times New Roman" w:cs="Times New Roman"/>
+                <w:i w:val="false"/>
+                <w:b w:val="false"/>
+                <w:u w:val="none"/>
+                <w:strike w:val="false"/>
+                <w:sz w:val="20"/>
+                <w:szCs w:val="20"/>
+                <w:color w:val="000000"/>
+              </w:rPr>
+              <w:t xml:space="preserve">Social engagement</w:t>
+            </w:r>
+          </w:p>
+        </w:tc>
+        <w:tc>
+          <w:tcPr>
+            <w:tcBorders>
+              <w:bottom w:val="single" w:sz="6" w:space="0" w:color="000000"/>
+              <w:top w:val="none" w:sz="0" w:space="0" w:color="000000"/>
+              <w:left w:val="none" w:sz="0" w:space="0" w:color="000000"/>
+              <w:right w:val="none" w:sz="0" w:space="0" w:color="000000"/>
+            </w:tcBorders>
+            <w:shd w:val="clear" w:color="auto" w:fill="FFFFFF"/>
+            <w:tcMar>
+              <w:top w:w="0" w:type="dxa"/>
+              <w:bottom w:w="0" w:type="dxa"/>
+              <w:left w:w="0" w:type="dxa"/>
+              <w:right w:w="0" w:type="dxa"/>
+            </w:tcMar>
+            <w:vAlign w:val="top"/>
+          </w:tcPr>
+          <w:p>
+            <w:pPr>
+              <w:jc w:val="center"/>
+              <w:pBdr>
+                <w:bottom w:val="none" w:sz="0" w:space="0" w:color="000000"/>
+                <w:top w:val="none" w:sz="0" w:space="0" w:color="000000"/>
+                <w:left w:val="none" w:sz="0" w:space="0" w:color="000000"/>
+                <w:right w:val="none" w:sz="0" w:space="0" w:color="000000"/>
+              </w:pBdr>
+              <w:spacing w:after="20" w:before="20" w:line="480"/>
+              <w:ind w:left="20" w:right="20" w:firstLine="0" w:firstLineChars="0"/>
+              <w:rPr>
+                <w:rFonts w:ascii="Times New Roman" w:hAnsi="Times New Roman" w:eastAsia="Times New Roman" w:cs="Times New Roman"/>
+                <w:i w:val="false"/>
+                <w:b w:val="false"/>
+                <w:u w:val="none"/>
+                <w:strike w:val="false"/>
+                <w:sz w:val="20"/>
+                <w:szCs w:val="20"/>
+                <w:color w:val="000000"/>
+              </w:rPr>
+            </w:pPr>
+            <w:r xmlns:w="http://schemas.openxmlformats.org/wordprocessingml/2006/main" xmlns:wp="http://schemas.openxmlformats.org/drawingml/2006/wordprocessingDrawing" xmlns:r="http://schemas.openxmlformats.org/officeDocument/2006/relationships" xmlns:w14="http://schemas.microsoft.com/office/word/2010/wordml">
+              <w:rPr>
+                <w:rFonts w:ascii="Times New Roman" w:hAnsi="Times New Roman" w:eastAsia="Times New Roman" w:cs="Times New Roman"/>
+                <w:i w:val="false"/>
+                <w:b w:val="false"/>
+                <w:u w:val="none"/>
+                <w:strike w:val="false"/>
+                <w:sz w:val="20"/>
+                <w:szCs w:val="20"/>
+                <w:color w:val="000000"/>
+              </w:rPr>
+              <w:t xml:space="preserve">0.008</w:t>
+            </w:r>
+          </w:p>
+        </w:tc>
+        <w:tc>
+          <w:tcPr>
+            <w:tcBorders>
+              <w:bottom w:val="single" w:sz="6" w:space="0" w:color="000000"/>
+              <w:top w:val="none" w:sz="0" w:space="0" w:color="000000"/>
+              <w:left w:val="none" w:sz="0" w:space="0" w:color="000000"/>
+              <w:right w:val="none" w:sz="0" w:space="0" w:color="000000"/>
+            </w:tcBorders>
+            <w:shd w:val="clear" w:color="auto" w:fill="FFFFFF"/>
+            <w:tcMar>
+              <w:top w:w="0" w:type="dxa"/>
+              <w:bottom w:w="0" w:type="dxa"/>
+              <w:left w:w="0" w:type="dxa"/>
+              <w:right w:w="0" w:type="dxa"/>
+            </w:tcMar>
+            <w:vAlign w:val="top"/>
+          </w:tcPr>
+          <w:p>
+            <w:pPr>
+              <w:jc w:val="center"/>
+              <w:pBdr>
+                <w:bottom w:val="none" w:sz="0" w:space="0" w:color="000000"/>
+                <w:top w:val="none" w:sz="0" w:space="0" w:color="000000"/>
+                <w:left w:val="none" w:sz="0" w:space="0" w:color="000000"/>
+                <w:right w:val="none" w:sz="0" w:space="0" w:color="000000"/>
+              </w:pBdr>
+              <w:spacing w:after="20" w:before="20" w:line="480"/>
+              <w:ind w:left="20" w:right="20" w:firstLine="0" w:firstLineChars="0"/>
+              <w:rPr>
+                <w:rFonts w:ascii="Times New Roman" w:hAnsi="Times New Roman" w:eastAsia="Times New Roman" w:cs="Times New Roman"/>
+                <w:i w:val="false"/>
+                <w:b w:val="false"/>
+                <w:u w:val="none"/>
+                <w:strike w:val="false"/>
+                <w:sz w:val="20"/>
+                <w:szCs w:val="20"/>
+                <w:color w:val="000000"/>
+              </w:rPr>
+            </w:pPr>
+            <w:r xmlns:w="http://schemas.openxmlformats.org/wordprocessingml/2006/main" xmlns:wp="http://schemas.openxmlformats.org/drawingml/2006/wordprocessingDrawing" xmlns:r="http://schemas.openxmlformats.org/officeDocument/2006/relationships" xmlns:w14="http://schemas.microsoft.com/office/word/2010/wordml">
+              <w:rPr>
+                <w:rFonts w:ascii="Times New Roman" w:hAnsi="Times New Roman" w:eastAsia="Times New Roman" w:cs="Times New Roman"/>
+                <w:i w:val="false"/>
+                <w:b w:val="false"/>
+                <w:u w:val="none"/>
+                <w:strike w:val="false"/>
+                <w:sz w:val="20"/>
+                <w:szCs w:val="20"/>
+                <w:color w:val="000000"/>
+              </w:rPr>
+              <w:t xml:space="preserve">0.01</w:t>
+            </w:r>
+          </w:p>
+        </w:tc>
+        <w:tc>
+          <w:tcPr>
+            <w:tcBorders>
+              <w:bottom w:val="single" w:sz="6" w:space="0" w:color="000000"/>
+              <w:top w:val="none" w:sz="0" w:space="0" w:color="000000"/>
+              <w:left w:val="none" w:sz="0" w:space="0" w:color="000000"/>
+              <w:right w:val="none" w:sz="0" w:space="0" w:color="000000"/>
+            </w:tcBorders>
+            <w:shd w:val="clear" w:color="auto" w:fill="FFFFFF"/>
+            <w:tcMar>
+              <w:top w:w="0" w:type="dxa"/>
+              <w:bottom w:w="0" w:type="dxa"/>
+              <w:left w:w="0" w:type="dxa"/>
+              <w:right w:w="0" w:type="dxa"/>
+            </w:tcMar>
+            <w:vAlign w:val="top"/>
+          </w:tcPr>
+          <w:p>
+            <w:pPr>
+              <w:jc w:val="center"/>
+              <w:pBdr>
+                <w:bottom w:val="none" w:sz="0" w:space="0" w:color="000000"/>
+                <w:top w:val="none" w:sz="0" w:space="0" w:color="000000"/>
+                <w:left w:val="none" w:sz="0" w:space="0" w:color="000000"/>
+                <w:right w:val="none" w:sz="0" w:space="0" w:color="000000"/>
+              </w:pBdr>
+              <w:spacing w:after="20" w:before="20" w:line="480"/>
+              <w:ind w:left="20" w:right="20" w:firstLine="0" w:firstLineChars="0"/>
+              <w:rPr>
+                <w:rFonts w:ascii="Times New Roman" w:hAnsi="Times New Roman" w:eastAsia="Times New Roman" w:cs="Times New Roman"/>
+                <w:i w:val="false"/>
+                <w:b w:val="false"/>
+                <w:u w:val="none"/>
+                <w:strike w:val="false"/>
+                <w:sz w:val="20"/>
+                <w:szCs w:val="20"/>
+                <w:color w:val="000000"/>
+              </w:rPr>
+            </w:pPr>
+            <w:r xmlns:w="http://schemas.openxmlformats.org/wordprocessingml/2006/main" xmlns:wp="http://schemas.openxmlformats.org/drawingml/2006/wordprocessingDrawing" xmlns:r="http://schemas.openxmlformats.org/officeDocument/2006/relationships" xmlns:w14="http://schemas.microsoft.com/office/word/2010/wordml">
+              <w:rPr>
+                <w:rFonts w:ascii="Times New Roman" w:hAnsi="Times New Roman" w:eastAsia="Times New Roman" w:cs="Times New Roman"/>
+                <w:i w:val="false"/>
+                <w:b w:val="false"/>
+                <w:u w:val="none"/>
+                <w:strike w:val="false"/>
+                <w:sz w:val="20"/>
+                <w:szCs w:val="20"/>
+                <w:color w:val="000000"/>
+              </w:rPr>
+              <w:t xml:space="preserve">[-0.01; 0.02]</w:t>
+            </w:r>
+          </w:p>
+        </w:tc>
+        <w:tc>
+          <w:tcPr>
+            <w:tcBorders>
+              <w:bottom w:val="single" w:sz="6" w:space="0" w:color="000000"/>
+              <w:top w:val="none" w:sz="0" w:space="0" w:color="000000"/>
+              <w:left w:val="none" w:sz="0" w:space="0" w:color="000000"/>
+              <w:right w:val="none" w:sz="0" w:space="0" w:color="000000"/>
+            </w:tcBorders>
+            <w:shd w:val="clear" w:color="auto" w:fill="FFFFFF"/>
+            <w:tcMar>
+              <w:top w:w="0" w:type="dxa"/>
+              <w:bottom w:w="0" w:type="dxa"/>
+              <w:left w:w="0" w:type="dxa"/>
+              <w:right w:w="0" w:type="dxa"/>
+            </w:tcMar>
+            <w:vAlign w:val="top"/>
+          </w:tcPr>
+          <w:p>
+            <w:pPr>
+              <w:jc w:val="center"/>
+              <w:pBdr>
+                <w:bottom w:val="none" w:sz="0" w:space="0" w:color="000000"/>
+                <w:top w:val="none" w:sz="0" w:space="0" w:color="000000"/>
+                <w:left w:val="none" w:sz="0" w:space="0" w:color="000000"/>
+                <w:right w:val="none" w:sz="0" w:space="0" w:color="000000"/>
+              </w:pBdr>
+              <w:spacing w:after="20" w:before="20" w:line="480"/>
+              <w:ind w:left="20" w:right="20" w:firstLine="0" w:firstLineChars="0"/>
+              <w:rPr>
+                <w:rFonts w:ascii="Times New Roman" w:hAnsi="Times New Roman" w:eastAsia="Times New Roman" w:cs="Times New Roman"/>
+                <w:i w:val="false"/>
+                <w:b w:val="false"/>
+                <w:u w:val="none"/>
+                <w:strike w:val="false"/>
+                <w:sz w:val="20"/>
+                <w:szCs w:val="20"/>
+                <w:color w:val="000000"/>
+              </w:rPr>
+            </w:pPr>
+            <w:r xmlns:w="http://schemas.openxmlformats.org/wordprocessingml/2006/main" xmlns:wp="http://schemas.openxmlformats.org/drawingml/2006/wordprocessingDrawing" xmlns:r="http://schemas.openxmlformats.org/officeDocument/2006/relationships" xmlns:w14="http://schemas.microsoft.com/office/word/2010/wordml">
+              <w:rPr>
+                <w:rFonts w:ascii="Times New Roman" w:hAnsi="Times New Roman" w:eastAsia="Times New Roman" w:cs="Times New Roman"/>
+                <w:i w:val="false"/>
+                <w:b w:val="false"/>
+                <w:u w:val="none"/>
+                <w:strike w:val="false"/>
+                <w:sz w:val="20"/>
+                <w:szCs w:val="20"/>
+                <w:color w:val="000000"/>
+              </w:rPr>
+              <w:t xml:space="preserve">0.93</w:t>
+            </w:r>
+          </w:p>
+        </w:tc>
+      </w:tr>
+    </w:tbl>
+    <w:bookmarkEnd w:id="172"/>
+    <w:p>
+      <w:pPr>
+        <w:pStyle w:val="FigureNote"/>
+      </w:pPr>
+      <w:r>
+        <w:rPr>
+          <w:i/>
+          <w:iCs/>
+        </w:rPr>
+        <w:t xml:space="preserve">Note</w:t>
+      </w:r>
+      <w:r>
+        <w:t xml:space="preserve">. ~ = regression path; ~~ correlation; *</w:t>
+      </w:r>
+      <w:r>
+        <w:t xml:space="preserve"> </w:t>
+      </w:r>
+      <w:r>
+        <w:rPr>
+          <w:i/>
+          <w:iCs/>
+        </w:rPr>
+        <w:t xml:space="preserve">p</w:t>
+      </w:r>
+      <w:r>
+        <w:t xml:space="preserve"> </w:t>
+      </w:r>
+      <w:r>
+        <w:t xml:space="preserve">&lt; .05; **</w:t>
+      </w:r>
+      <w:r>
+        <w:t xml:space="preserve"> </w:t>
+      </w:r>
+      <w:r>
+        <w:rPr>
+          <w:i/>
+          <w:iCs/>
+        </w:rPr>
+        <w:t xml:space="preserve">p</w:t>
+      </w:r>
+      <w:r>
+        <w:t xml:space="preserve"> </w:t>
+      </w:r>
+      <w:r>
+        <w:t xml:space="preserve">&lt; .01; ***</w:t>
+      </w:r>
+      <w:r>
+        <w:t xml:space="preserve"> </w:t>
+      </w:r>
+      <w:r>
+        <w:rPr>
+          <w:i/>
+          <w:iCs/>
+        </w:rPr>
+        <w:t xml:space="preserve">p</w:t>
+      </w:r>
+      <w:r>
+        <w:t xml:space="preserve"> </w:t>
+      </w:r>
+      <w:r>
+        <w:t xml:space="preserve">&lt; .001; CI = Confidence intervals; se = Standard error</w:t>
       </w:r>
     </w:p>
     <w:p>
-      <w:pPr>
-        <w:pStyle w:val="FigureWithoutNote"/>
-      </w:pPr>
-      <w:r>
-        <w:drawing>
-          <wp:inline>
-            <wp:extent cx="5943600" cy="5943600"/>
-            <wp:effectExtent b="0" l="0" r="0" t="0"/>
-            <wp:docPr descr="" title="" id="166" name="Picture"/>
-            <a:graphic>
-              <a:graphicData uri="http://schemas.openxmlformats.org/drawingml/2006/picture">
-                <pic:pic>
-                  <pic:nvPicPr>
-                    <pic:cNvPr descr="prisma.png" id="167" name="Picture"/>
-                    <pic:cNvPicPr>
-                      <a:picLocks noChangeArrowheads="1" noChangeAspect="1"/>
-                    </pic:cNvPicPr>
-                  </pic:nvPicPr>
-                  <pic:blipFill>
-                    <a:blip r:embed="rId165"/>
-                    <a:stretch>
-                      <a:fillRect/>
-                    </a:stretch>
-                  </pic:blipFill>
-                  <pic:spPr bwMode="auto">
-                    <a:xfrm>
-                      <a:off x="0" y="0"/>
-                      <a:ext cx="5943600" cy="5943600"/>
-                    </a:xfrm>
-                    <a:prstGeom prst="rect">
-                      <a:avLst/>
-                    </a:prstGeom>
-                    <a:noFill/>
-                    <a:ln w="9525">
-                      <a:noFill/>
-                      <a:headEnd/>
-                      <a:tailEnd/>
-                    </a:ln>
-                  </pic:spPr>
-                </pic:pic>
-              </a:graphicData>
-            </a:graphic>
-          </wp:inline>
-        </w:drawing>
+      <w:r>
+        <w:br w:type="page"/>
       </w:r>
     </w:p>
-    <w:bookmarkEnd w:id="168"/>
+    <w:bookmarkStart w:id="176" w:name="fig-prisma"/>
     <w:p>
-      <w:r>
-        <w:br w:type="page"/>
-      </w:r>
-    </w:p>
-    <w:bookmarkStart w:id="172" w:name="fig-meta-analysis-plot"/>
-    <w:p>
       <w:pPr>
         <w:pStyle w:val="FigureTitle"/>
       </w:pPr>
       <w:r>
-        <w:t xml:space="preserve">Figure 2</w:t>
+        <w:t xml:space="preserve">Figure 1</w:t>
       </w:r>
     </w:p>
     <w:p>
@@ -17003,77 +19966,7 @@
         <w:pStyle w:val="Caption"/>
       </w:pPr>
       <w:r>
-        <w:t xml:space="preserve">Meta-analytical associations between the five SEB domains and academic achievement.</w:t>
-      </w:r>
-    </w:p>
-    <w:p>
-      <w:pPr>
-        <w:pStyle w:val="FigureWithoutNote"/>
-      </w:pPr>
-      <w:r>
-        <w:drawing>
-          <wp:inline>
-            <wp:extent cx="5943600" cy="5943600"/>
-            <wp:effectExtent b="0" l="0" r="0" t="0"/>
-            <wp:docPr descr="" title="" id="170" name="Picture"/>
-            <a:graphic>
-              <a:graphicData uri="http://schemas.openxmlformats.org/drawingml/2006/picture">
-                <pic:pic>
-                  <pic:nvPicPr>
-                    <pic:cNvPr descr="livingSEBpaper_files/figure-docx/fig-meta-analysis-plot-1.png" id="171" name="Picture"/>
-                    <pic:cNvPicPr>
-                      <a:picLocks noChangeArrowheads="1" noChangeAspect="1"/>
-                    </pic:cNvPicPr>
-                  </pic:nvPicPr>
-                  <pic:blipFill>
-                    <a:blip r:embed="rId169"/>
-                    <a:stretch>
-                      <a:fillRect/>
-                    </a:stretch>
-                  </pic:blipFill>
-                  <pic:spPr bwMode="auto">
-                    <a:xfrm>
-                      <a:off x="0" y="0"/>
-                      <a:ext cx="5943600" cy="5943600"/>
-                    </a:xfrm>
-                    <a:prstGeom prst="rect">
-                      <a:avLst/>
-                    </a:prstGeom>
-                    <a:noFill/>
-                    <a:ln w="9525">
-                      <a:noFill/>
-                      <a:headEnd/>
-                      <a:tailEnd/>
-                    </a:ln>
-                  </pic:spPr>
-                </pic:pic>
-              </a:graphicData>
-            </a:graphic>
-          </wp:inline>
-        </w:drawing>
-      </w:r>
-    </w:p>
-    <w:bookmarkEnd w:id="172"/>
-    <w:p>
-      <w:r>
-        <w:br w:type="page"/>
-      </w:r>
-    </w:p>
-    <w:bookmarkStart w:id="176" w:name="fig-corrplot"/>
-    <w:p>
-      <w:pPr>
-        <w:pStyle w:val="FigureTitle"/>
-      </w:pPr>
-      <w:r>
-        <w:t xml:space="preserve">Figure 3</w:t>
-      </w:r>
-    </w:p>
-    <w:p>
-      <w:pPr>
-        <w:pStyle w:val="Caption"/>
-      </w:pPr>
-      <w:r>
-        <w:t xml:space="preserve">Pooled correlation matrix</w:t>
+        <w:t xml:space="preserve">PRISMA flow chart</w:t>
       </w:r>
     </w:p>
     <w:p>
@@ -17090,7 +19983,7 @@
               <a:graphicData uri="http://schemas.openxmlformats.org/drawingml/2006/picture">
                 <pic:pic>
                   <pic:nvPicPr>
-                    <pic:cNvPr descr="livingSEBpaper_files/figure-docx/fig-corrplot-1.png" id="175" name="Picture"/>
+                    <pic:cNvPr descr="prisma.png" id="175" name="Picture"/>
                     <pic:cNvPicPr>
                       <a:picLocks noChangeArrowheads="1" noChangeAspect="1"/>
                     </pic:cNvPicPr>
@@ -17129,7 +20022,147 @@
         <w:br w:type="page"/>
       </w:r>
     </w:p>
-    <w:bookmarkEnd w:id="177"/>
+    <w:bookmarkStart w:id="180" w:name="fig-meta-analysis-plot"/>
+    <w:p>
+      <w:pPr>
+        <w:pStyle w:val="FigureTitle"/>
+      </w:pPr>
+      <w:r>
+        <w:t xml:space="preserve">Figure 2</w:t>
+      </w:r>
+    </w:p>
+    <w:p>
+      <w:pPr>
+        <w:pStyle w:val="Caption"/>
+      </w:pPr>
+      <w:r>
+        <w:t xml:space="preserve">Meta-analytical associations between the five SEB domains and academic achievement.</w:t>
+      </w:r>
+    </w:p>
+    <w:p>
+      <w:pPr>
+        <w:pStyle w:val="FigureWithoutNote"/>
+      </w:pPr>
+      <w:r>
+        <w:drawing>
+          <wp:inline>
+            <wp:extent cx="5943600" cy="5943600"/>
+            <wp:effectExtent b="0" l="0" r="0" t="0"/>
+            <wp:docPr descr="" title="" id="178" name="Picture"/>
+            <a:graphic>
+              <a:graphicData uri="http://schemas.openxmlformats.org/drawingml/2006/picture">
+                <pic:pic>
+                  <pic:nvPicPr>
+                    <pic:cNvPr descr="livingSEBpaper_files/figure-docx/fig-meta-analysis-plot-1.png" id="179" name="Picture"/>
+                    <pic:cNvPicPr>
+                      <a:picLocks noChangeArrowheads="1" noChangeAspect="1"/>
+                    </pic:cNvPicPr>
+                  </pic:nvPicPr>
+                  <pic:blipFill>
+                    <a:blip r:embed="rId177"/>
+                    <a:stretch>
+                      <a:fillRect/>
+                    </a:stretch>
+                  </pic:blipFill>
+                  <pic:spPr bwMode="auto">
+                    <a:xfrm>
+                      <a:off x="0" y="0"/>
+                      <a:ext cx="5943600" cy="5943600"/>
+                    </a:xfrm>
+                    <a:prstGeom prst="rect">
+                      <a:avLst/>
+                    </a:prstGeom>
+                    <a:noFill/>
+                    <a:ln w="9525">
+                      <a:noFill/>
+                      <a:headEnd/>
+                      <a:tailEnd/>
+                    </a:ln>
+                  </pic:spPr>
+                </pic:pic>
+              </a:graphicData>
+            </a:graphic>
+          </wp:inline>
+        </w:drawing>
+      </w:r>
+    </w:p>
+    <w:bookmarkEnd w:id="180"/>
+    <w:p>
+      <w:r>
+        <w:br w:type="page"/>
+      </w:r>
+    </w:p>
+    <w:bookmarkStart w:id="184" w:name="fig-corrplot"/>
+    <w:p>
+      <w:pPr>
+        <w:pStyle w:val="FigureTitle"/>
+      </w:pPr>
+      <w:r>
+        <w:t xml:space="preserve">Figure 3</w:t>
+      </w:r>
+    </w:p>
+    <w:p>
+      <w:pPr>
+        <w:pStyle w:val="Caption"/>
+      </w:pPr>
+      <w:r>
+        <w:t xml:space="preserve">Pooled correlation matrix</w:t>
+      </w:r>
+    </w:p>
+    <w:p>
+      <w:pPr>
+        <w:pStyle w:val="FigureWithoutNote"/>
+      </w:pPr>
+      <w:r>
+        <w:drawing>
+          <wp:inline>
+            <wp:extent cx="5943600" cy="5943600"/>
+            <wp:effectExtent b="0" l="0" r="0" t="0"/>
+            <wp:docPr descr="" title="" id="182" name="Picture"/>
+            <a:graphic>
+              <a:graphicData uri="http://schemas.openxmlformats.org/drawingml/2006/picture">
+                <pic:pic>
+                  <pic:nvPicPr>
+                    <pic:cNvPr descr="livingSEBpaper_files/figure-docx/fig-corrplot-1.png" id="183" name="Picture"/>
+                    <pic:cNvPicPr>
+                      <a:picLocks noChangeArrowheads="1" noChangeAspect="1"/>
+                    </pic:cNvPicPr>
+                  </pic:nvPicPr>
+                  <pic:blipFill>
+                    <a:blip r:embed="rId181"/>
+                    <a:stretch>
+                      <a:fillRect/>
+                    </a:stretch>
+                  </pic:blipFill>
+                  <pic:spPr bwMode="auto">
+                    <a:xfrm>
+                      <a:off x="0" y="0"/>
+                      <a:ext cx="5943600" cy="5943600"/>
+                    </a:xfrm>
+                    <a:prstGeom prst="rect">
+                      <a:avLst/>
+                    </a:prstGeom>
+                    <a:noFill/>
+                    <a:ln w="9525">
+                      <a:noFill/>
+                      <a:headEnd/>
+                      <a:tailEnd/>
+                    </a:ln>
+                  </pic:spPr>
+                </pic:pic>
+              </a:graphicData>
+            </a:graphic>
+          </wp:inline>
+        </w:drawing>
+      </w:r>
+    </w:p>
+    <w:bookmarkEnd w:id="184"/>
+    <w:p>
+      <w:r>
+        <w:br w:type="page"/>
+      </w:r>
+    </w:p>
+    <w:bookmarkEnd w:id="185"/>
     <w:sectPr>
       <w:headerReference r:id="rId9" w:type="even"/>
       <w:headerReference r:id="rId11" w:type="default"/>

--- a/paper/livingSEBpaper.docx
+++ b/paper/livingSEBpaper.docx
@@ -2525,7 +2525,7 @@
         <w:pStyle w:val="FirstParagraph"/>
       </w:pPr>
       <w:r>
-        <w:t xml:space="preserve">At the time of writing, the systematic search identified 259 publications (Scopus = 136; WOS = 123). After removing duplicates, screening titles and abstracts, and reviewing full texts, 30 studies were retained for the living review and 18 studies met criteria for quantitative synthesis. These include a total of 25 independent samples (see</w:t>
+        <w:t xml:space="preserve">At the time of writing, the systematic search identified 259 publications (Scopus = 136; WOS = 123). After removing duplicates, screening titles and abstracts, and reviewing full texts, 30 studies were retained for the living review and 19 studies met criteria for quantitative synthesis. These include a total of 26 independent samples (see</w:t>
       </w:r>
       <w:r>
         <w:t xml:space="preserve"> </w:t>
@@ -2539,7 +2539,7 @@
         </w:r>
       </w:hyperlink>
       <w:r>
-        <w:t xml:space="preserve">), with sample sizes ranging from 137 to 5075 (median = 600). Main characteristics of all studies included in the review are reported in</w:t>
+        <w:t xml:space="preserve">), with sample sizes ranging from 137 to 5075 (median = 549.5). Main characteristics of all studies included in the review are reported in</w:t>
       </w:r>
       <w:r>
         <w:t xml:space="preserve"> </w:t>
@@ -2561,7 +2561,7 @@
         <w:pStyle w:val="BodyText"/>
       </w:pPr>
       <w:r>
-        <w:t xml:space="preserve">Across these studies, a total of 17308 correlation coefficients were coded, representing 5850 unique pairwise associations. Of these, 14340 correlations (3857 unique associations) involved at least one SEB domain or facet measured with a BESSI instrument. This provides the foundation for both the living database and the illustrative analyses reported below.</w:t>
+        <w:t xml:space="preserve">Across these studies, a total of 17329 correlation coefficients were coded, representing 5850 unique pairwise associations. Of these, 14360 correlations (3857 unique associations) involved at least one SEB domain or facet measured with a BESSI instrument. This provides the foundation for both the living database and the illustrative analyses reported below.</w:t>
       </w:r>
     </w:p>
     <w:p>
@@ -3015,7 +3015,7 @@
         </w:r>
       </w:hyperlink>
       <w:r>
-        <w:t xml:space="preserve">, two of the SEB skills and one of the personality traits showed significant associations (</w:t>
+        <w:t xml:space="preserve">, three of the SEB skills and one of the personality traits showed significant associations (</w:t>
       </w:r>
       <w:r>
         <w:rPr>
@@ -3028,7 +3028,7 @@
         <w:t xml:space="preserve"> </w:t>
       </w:r>
       <w:r>
-        <w:t xml:space="preserve">&lt; 0.01) larger than |0.1| with academic achievement beyond the corresponding trait/skill. Specifically, Innovation (b = 0.16; 95% CI [0.13; 0.2]; p &lt; 0.001), Self-management (b = 0.17; 95% CI [0.14; 0.21]; p &lt; 0.001) and BF Conscientiousness (b = 0.13; 95% CI [0.08; 0.18]; p &lt; 0.001) showed significant and practically meaningful associations with academic achievement, while all other associations were lower than |0.10| and non-significant. It should be noted, however, that to estimate a complete OSMASEM model, a more refined analysis would require enlarging the research to all studies testing the association between the Big Five and academic achievement to produce better estimates of the covariance between the Big Five themselves and academic achievement and possibly obtain more precise estimates and lower convergence issues.</w:t>
+        <w:t xml:space="preserve">&lt; 0.01) larger than |0.1| with academic achievement beyond the corresponding trait/skill. Specifically, Innovation (b = 0.16; 95% CI [0.13; 0.2]; p &lt; 0.001), Self-management (b = 0.17; 95% CI [0.14; 0.21]; p &lt; 0.001), Social engagement (b = 0.12; 95% CI [0.08; 0.16]; p &lt; 0.001) and BF Conscientiousness (b = 0.13; 95% CI [0.08; 0.18]; p &lt; 0.001) showed significant and practically meaningful associations with academic achievement, while all other associations were lower than |0.09| and non-significant. It should be noted, however, that to estimate a complete OSMASEM model, a more refined analysis would require enlarging the research to all studies testing the association between the Big Five and academic achievement to produce better estimates of the covariance between the Big Five themselves and academic achievement and possibly obtain more precise estimates and lower convergence issues.</w:t>
       </w:r>
     </w:p>
     <w:p>
@@ -3229,7 +3229,7 @@
         <w:t xml:space="preserve">Living SEB App</w:t>
       </w:r>
       <w:r>
-        <w:t xml:space="preserve">, namely three-level meta-analysis of correlation coefficients and MASEM. The results of these analyses showed that five skills were significantly associated with academic achievement, with pooled correlations ranging between 0.07 (i.e., Emotional resilience) and 0.24 (i.e., Cooperation). When controlling for personality traits in OSMASEM regression models, two of the SEB skills and one of the personality traits showed significant association with academic achievement larger than |0.1| beyond the corresponding trait/skill. More precise estimates of these associations will be available each month in the living version of this manuscript if new research on the topic is published.</w:t>
+        <w:t xml:space="preserve">, namely three-level meta-analysis of correlation coefficients and MASEM. The results of these analyses showed that five skills were significantly associated with academic achievement, with pooled correlations ranging between 0.07 (i.e., Emotional resilience) and 0.24 (i.e., Cooperation). When controlling for personality traits in OSMASEM regression models, three of the SEB skills and one of the personality traits showed significant association with academic achievement larger than |0.1| beyond the corresponding trait/skill. More precise estimates of these associations will be available each month in the living version of this manuscript if new research on the topic is published.</w:t>
       </w:r>
     </w:p>
     <w:p>
@@ -8638,7 +8638,6 @@
                 <w:i w:val="false"/>
                 <w:b w:val="false"/>
                 <w:u w:val="none"/>
-                <w:strike w:val="false"/>
                 <w:sz w:val="22"/>
                 <w:szCs w:val="22"/>
                 <w:color w:val="000000"/>
@@ -8650,7 +8649,6 @@
                 <w:i w:val="false"/>
                 <w:b w:val="false"/>
                 <w:u w:val="none"/>
-                <w:strike w:val="false"/>
                 <w:sz w:val="22"/>
                 <w:szCs w:val="22"/>
                 <w:color w:val="000000"/>
@@ -8692,7 +8690,6 @@
                 <w:i w:val="false"/>
                 <w:b w:val="false"/>
                 <w:u w:val="none"/>
-                <w:strike w:val="false"/>
                 <w:sz w:val="22"/>
                 <w:szCs w:val="22"/>
                 <w:color w:val="000000"/>
@@ -8704,7 +8701,6 @@
                 <w:i w:val="false"/>
                 <w:b w:val="false"/>
                 <w:u w:val="none"/>
-                <w:strike w:val="false"/>
                 <w:sz w:val="22"/>
                 <w:szCs w:val="22"/>
                 <w:color w:val="000000"/>
@@ -8746,7 +8742,6 @@
                 <w:i w:val="false"/>
                 <w:b w:val="false"/>
                 <w:u w:val="none"/>
-                <w:strike w:val="false"/>
                 <w:sz w:val="22"/>
                 <w:szCs w:val="22"/>
                 <w:color w:val="000000"/>
@@ -8758,7 +8753,6 @@
                 <w:i w:val="false"/>
                 <w:b w:val="false"/>
                 <w:u w:val="none"/>
-                <w:strike w:val="false"/>
                 <w:sz w:val="22"/>
                 <w:szCs w:val="22"/>
                 <w:color w:val="000000"/>
@@ -8800,7 +8794,6 @@
                 <w:i w:val="false"/>
                 <w:b w:val="false"/>
                 <w:u w:val="none"/>
-                <w:strike w:val="false"/>
                 <w:sz w:val="22"/>
                 <w:szCs w:val="22"/>
                 <w:color w:val="000000"/>
@@ -8812,7 +8805,6 @@
                 <w:i w:val="false"/>
                 <w:b w:val="false"/>
                 <w:u w:val="none"/>
-                <w:strike w:val="false"/>
                 <w:sz w:val="22"/>
                 <w:szCs w:val="22"/>
                 <w:color w:val="000000"/>
@@ -8854,7 +8846,6 @@
                 <w:i w:val="false"/>
                 <w:b w:val="false"/>
                 <w:u w:val="none"/>
-                <w:strike w:val="false"/>
                 <w:sz w:val="22"/>
                 <w:szCs w:val="22"/>
                 <w:color w:val="000000"/>
@@ -8866,7 +8857,6 @@
                 <w:i w:val="false"/>
                 <w:b w:val="false"/>
                 <w:u w:val="none"/>
-                <w:strike w:val="false"/>
                 <w:sz w:val="22"/>
                 <w:szCs w:val="22"/>
                 <w:color w:val="000000"/>
@@ -8908,7 +8898,6 @@
                 <w:i w:val="false"/>
                 <w:b w:val="false"/>
                 <w:u w:val="none"/>
-                <w:strike w:val="false"/>
                 <w:sz w:val="22"/>
                 <w:szCs w:val="22"/>
                 <w:color w:val="000000"/>
@@ -8920,7 +8909,6 @@
                 <w:i w:val="false"/>
                 <w:b w:val="false"/>
                 <w:u w:val="none"/>
-                <w:strike w:val="false"/>
                 <w:sz w:val="22"/>
                 <w:szCs w:val="22"/>
                 <w:color w:val="000000"/>
@@ -8962,7 +8950,6 @@
                 <w:i w:val="false"/>
                 <w:b w:val="false"/>
                 <w:u w:val="none"/>
-                <w:strike w:val="false"/>
                 <w:sz w:val="22"/>
                 <w:szCs w:val="22"/>
                 <w:color w:val="000000"/>
@@ -8974,7 +8961,6 @@
                 <w:i w:val="false"/>
                 <w:b w:val="false"/>
                 <w:u w:val="none"/>
-                <w:strike w:val="false"/>
                 <w:sz w:val="22"/>
                 <w:szCs w:val="22"/>
                 <w:color w:val="000000"/>
@@ -9016,7 +9002,6 @@
                 <w:i w:val="false"/>
                 <w:b w:val="false"/>
                 <w:u w:val="none"/>
-                <w:strike w:val="false"/>
                 <w:sz w:val="22"/>
                 <w:szCs w:val="22"/>
                 <w:color w:val="000000"/>
@@ -9028,7 +9013,6 @@
                 <w:i w:val="false"/>
                 <w:b w:val="false"/>
                 <w:u w:val="none"/>
-                <w:strike w:val="false"/>
                 <w:sz w:val="22"/>
                 <w:szCs w:val="22"/>
                 <w:color w:val="000000"/>
@@ -9076,7 +9060,6 @@
                 <w:i w:val="false"/>
                 <w:b w:val="false"/>
                 <w:u w:val="none"/>
-                <w:strike w:val="false"/>
                 <w:sz w:val="22"/>
                 <w:szCs w:val="22"/>
                 <w:color w:val="000000"/>
@@ -9088,7 +9071,6 @@
                 <w:i w:val="false"/>
                 <w:b w:val="false"/>
                 <w:u w:val="none"/>
-                <w:strike w:val="false"/>
                 <w:sz w:val="22"/>
                 <w:szCs w:val="22"/>
                 <w:color w:val="000000"/>
@@ -9130,7 +9112,6 @@
                 <w:i w:val="false"/>
                 <w:b w:val="false"/>
                 <w:u w:val="none"/>
-                <w:strike w:val="false"/>
                 <w:sz w:val="22"/>
                 <w:szCs w:val="22"/>
                 <w:color w:val="000000"/>
@@ -9142,7 +9123,6 @@
                 <w:i w:val="false"/>
                 <w:b w:val="false"/>
                 <w:u w:val="none"/>
-                <w:strike w:val="false"/>
                 <w:sz w:val="22"/>
                 <w:szCs w:val="22"/>
                 <w:color w:val="000000"/>
@@ -9184,7 +9164,6 @@
                 <w:i w:val="false"/>
                 <w:b w:val="false"/>
                 <w:u w:val="none"/>
-                <w:strike w:val="false"/>
                 <w:sz w:val="22"/>
                 <w:szCs w:val="22"/>
                 <w:color w:val="000000"/>
@@ -9196,7 +9175,6 @@
                 <w:i w:val="false"/>
                 <w:b w:val="false"/>
                 <w:u w:val="none"/>
-                <w:strike w:val="false"/>
                 <w:sz w:val="22"/>
                 <w:szCs w:val="22"/>
                 <w:color w:val="000000"/>
@@ -9238,7 +9216,6 @@
                 <w:i w:val="false"/>
                 <w:b w:val="false"/>
                 <w:u w:val="none"/>
-                <w:strike w:val="false"/>
                 <w:sz w:val="22"/>
                 <w:szCs w:val="22"/>
                 <w:color w:val="000000"/>
@@ -9250,7 +9227,6 @@
                 <w:i w:val="false"/>
                 <w:b w:val="false"/>
                 <w:u w:val="none"/>
-                <w:strike w:val="false"/>
                 <w:sz w:val="22"/>
                 <w:szCs w:val="22"/>
                 <w:color w:val="000000"/>
@@ -9292,7 +9268,6 @@
                 <w:i w:val="false"/>
                 <w:b w:val="false"/>
                 <w:u w:val="none"/>
-                <w:strike w:val="false"/>
                 <w:sz w:val="22"/>
                 <w:szCs w:val="22"/>
                 <w:color w:val="000000"/>
@@ -9304,7 +9279,6 @@
                 <w:i w:val="false"/>
                 <w:b w:val="false"/>
                 <w:u w:val="none"/>
-                <w:strike w:val="false"/>
                 <w:sz w:val="22"/>
                 <w:szCs w:val="22"/>
                 <w:color w:val="000000"/>
@@ -9346,7 +9320,6 @@
                 <w:i w:val="false"/>
                 <w:b w:val="false"/>
                 <w:u w:val="none"/>
-                <w:strike w:val="false"/>
                 <w:sz w:val="22"/>
                 <w:szCs w:val="22"/>
                 <w:color w:val="000000"/>
@@ -9358,7 +9331,6 @@
                 <w:i w:val="false"/>
                 <w:b w:val="false"/>
                 <w:u w:val="none"/>
-                <w:strike w:val="false"/>
                 <w:sz w:val="22"/>
                 <w:szCs w:val="22"/>
                 <w:color w:val="000000"/>
@@ -9400,7 +9372,6 @@
                 <w:i w:val="false"/>
                 <w:b w:val="false"/>
                 <w:u w:val="none"/>
-                <w:strike w:val="false"/>
                 <w:sz w:val="22"/>
                 <w:szCs w:val="22"/>
                 <w:color w:val="000000"/>
@@ -9412,7 +9383,6 @@
                 <w:i w:val="false"/>
                 <w:b w:val="false"/>
                 <w:u w:val="none"/>
-                <w:strike w:val="false"/>
                 <w:sz w:val="22"/>
                 <w:szCs w:val="22"/>
                 <w:color w:val="000000"/>
@@ -9454,7 +9424,6 @@
                 <w:i w:val="false"/>
                 <w:b w:val="false"/>
                 <w:u w:val="none"/>
-                <w:strike w:val="false"/>
                 <w:sz w:val="22"/>
                 <w:szCs w:val="22"/>
                 <w:color w:val="000000"/>
@@ -9466,7 +9435,6 @@
                 <w:i w:val="false"/>
                 <w:b w:val="false"/>
                 <w:u w:val="none"/>
-                <w:strike w:val="false"/>
                 <w:sz w:val="22"/>
                 <w:szCs w:val="22"/>
                 <w:color w:val="000000"/>
@@ -9514,7 +9482,6 @@
                 <w:i w:val="false"/>
                 <w:b w:val="false"/>
                 <w:u w:val="none"/>
-                <w:strike w:val="false"/>
                 <w:sz w:val="22"/>
                 <w:szCs w:val="22"/>
                 <w:color w:val="000000"/>
@@ -9526,7 +9493,6 @@
                 <w:i w:val="false"/>
                 <w:b w:val="false"/>
                 <w:u w:val="none"/>
-                <w:strike w:val="false"/>
                 <w:sz w:val="22"/>
                 <w:szCs w:val="22"/>
                 <w:color w:val="000000"/>
@@ -9568,7 +9534,6 @@
                 <w:i w:val="false"/>
                 <w:b w:val="false"/>
                 <w:u w:val="none"/>
-                <w:strike w:val="false"/>
                 <w:sz w:val="22"/>
                 <w:szCs w:val="22"/>
                 <w:color w:val="000000"/>
@@ -9580,7 +9545,6 @@
                 <w:i w:val="false"/>
                 <w:b w:val="false"/>
                 <w:u w:val="none"/>
-                <w:strike w:val="false"/>
                 <w:sz w:val="22"/>
                 <w:szCs w:val="22"/>
                 <w:color w:val="000000"/>
@@ -9622,7 +9586,6 @@
                 <w:i w:val="false"/>
                 <w:b w:val="false"/>
                 <w:u w:val="none"/>
-                <w:strike w:val="false"/>
                 <w:sz w:val="22"/>
                 <w:szCs w:val="22"/>
                 <w:color w:val="000000"/>
@@ -9634,7 +9597,6 @@
                 <w:i w:val="false"/>
                 <w:b w:val="false"/>
                 <w:u w:val="none"/>
-                <w:strike w:val="false"/>
                 <w:sz w:val="22"/>
                 <w:szCs w:val="22"/>
                 <w:color w:val="000000"/>
@@ -9676,7 +9638,6 @@
                 <w:i w:val="false"/>
                 <w:b w:val="false"/>
                 <w:u w:val="none"/>
-                <w:strike w:val="false"/>
                 <w:sz w:val="22"/>
                 <w:szCs w:val="22"/>
                 <w:color w:val="000000"/>
@@ -9688,7 +9649,6 @@
                 <w:i w:val="false"/>
                 <w:b w:val="false"/>
                 <w:u w:val="none"/>
-                <w:strike w:val="false"/>
                 <w:sz w:val="22"/>
                 <w:szCs w:val="22"/>
                 <w:color w:val="000000"/>
@@ -9730,7 +9690,6 @@
                 <w:i w:val="false"/>
                 <w:b w:val="false"/>
                 <w:u w:val="none"/>
-                <w:strike w:val="false"/>
                 <w:sz w:val="22"/>
                 <w:szCs w:val="22"/>
                 <w:color w:val="000000"/>
@@ -9742,7 +9701,6 @@
                 <w:i w:val="false"/>
                 <w:b w:val="false"/>
                 <w:u w:val="none"/>
-                <w:strike w:val="false"/>
                 <w:sz w:val="22"/>
                 <w:szCs w:val="22"/>
                 <w:color w:val="000000"/>
@@ -9784,7 +9742,6 @@
                 <w:i w:val="false"/>
                 <w:b w:val="false"/>
                 <w:u w:val="none"/>
-                <w:strike w:val="false"/>
                 <w:sz w:val="22"/>
                 <w:szCs w:val="22"/>
                 <w:color w:val="000000"/>
@@ -9796,7 +9753,6 @@
                 <w:i w:val="false"/>
                 <w:b w:val="false"/>
                 <w:u w:val="none"/>
-                <w:strike w:val="false"/>
                 <w:sz w:val="22"/>
                 <w:szCs w:val="22"/>
                 <w:color w:val="000000"/>
@@ -9838,7 +9794,6 @@
                 <w:i w:val="false"/>
                 <w:b w:val="false"/>
                 <w:u w:val="none"/>
-                <w:strike w:val="false"/>
                 <w:sz w:val="22"/>
                 <w:szCs w:val="22"/>
                 <w:color w:val="000000"/>
@@ -9850,7 +9805,6 @@
                 <w:i w:val="false"/>
                 <w:b w:val="false"/>
                 <w:u w:val="none"/>
-                <w:strike w:val="false"/>
                 <w:sz w:val="22"/>
                 <w:szCs w:val="22"/>
                 <w:color w:val="000000"/>
@@ -9892,7 +9846,6 @@
                 <w:i w:val="false"/>
                 <w:b w:val="false"/>
                 <w:u w:val="none"/>
-                <w:strike w:val="false"/>
                 <w:sz w:val="22"/>
                 <w:szCs w:val="22"/>
                 <w:color w:val="000000"/>
@@ -9904,7 +9857,6 @@
                 <w:i w:val="false"/>
                 <w:b w:val="false"/>
                 <w:u w:val="none"/>
-                <w:strike w:val="false"/>
                 <w:sz w:val="22"/>
                 <w:szCs w:val="22"/>
                 <w:color w:val="000000"/>
@@ -9952,7 +9904,6 @@
                 <w:i w:val="false"/>
                 <w:b w:val="false"/>
                 <w:u w:val="none"/>
-                <w:strike w:val="false"/>
                 <w:sz w:val="22"/>
                 <w:szCs w:val="22"/>
                 <w:color w:val="000000"/>
@@ -9964,7 +9915,6 @@
                 <w:i w:val="false"/>
                 <w:b w:val="false"/>
                 <w:u w:val="none"/>
-                <w:strike w:val="false"/>
                 <w:sz w:val="22"/>
                 <w:szCs w:val="22"/>
                 <w:color w:val="000000"/>
@@ -10006,7 +9956,6 @@
                 <w:i w:val="false"/>
                 <w:b w:val="false"/>
                 <w:u w:val="none"/>
-                <w:strike w:val="false"/>
                 <w:sz w:val="22"/>
                 <w:szCs w:val="22"/>
                 <w:color w:val="000000"/>
@@ -10018,7 +9967,6 @@
                 <w:i w:val="false"/>
                 <w:b w:val="false"/>
                 <w:u w:val="none"/>
-                <w:strike w:val="false"/>
                 <w:sz w:val="22"/>
                 <w:szCs w:val="22"/>
                 <w:color w:val="000000"/>
@@ -10060,7 +10008,6 @@
                 <w:i w:val="false"/>
                 <w:b w:val="false"/>
                 <w:u w:val="none"/>
-                <w:strike w:val="false"/>
                 <w:sz w:val="22"/>
                 <w:szCs w:val="22"/>
                 <w:color w:val="000000"/>
@@ -10072,7 +10019,6 @@
                 <w:i w:val="false"/>
                 <w:b w:val="false"/>
                 <w:u w:val="none"/>
-                <w:strike w:val="false"/>
                 <w:sz w:val="22"/>
                 <w:szCs w:val="22"/>
                 <w:color w:val="000000"/>
@@ -10114,7 +10060,6 @@
                 <w:i w:val="false"/>
                 <w:b w:val="false"/>
                 <w:u w:val="none"/>
-                <w:strike w:val="false"/>
                 <w:sz w:val="22"/>
                 <w:szCs w:val="22"/>
                 <w:color w:val="000000"/>
@@ -10126,7 +10071,6 @@
                 <w:i w:val="false"/>
                 <w:b w:val="false"/>
                 <w:u w:val="none"/>
-                <w:strike w:val="false"/>
                 <w:sz w:val="22"/>
                 <w:szCs w:val="22"/>
                 <w:color w:val="000000"/>
@@ -10168,7 +10112,6 @@
                 <w:i w:val="false"/>
                 <w:b w:val="false"/>
                 <w:u w:val="none"/>
-                <w:strike w:val="false"/>
                 <w:sz w:val="22"/>
                 <w:szCs w:val="22"/>
                 <w:color w:val="000000"/>
@@ -10180,7 +10123,6 @@
                 <w:i w:val="false"/>
                 <w:b w:val="false"/>
                 <w:u w:val="none"/>
-                <w:strike w:val="false"/>
                 <w:sz w:val="22"/>
                 <w:szCs w:val="22"/>
                 <w:color w:val="000000"/>
@@ -10222,7 +10164,6 @@
                 <w:i w:val="false"/>
                 <w:b w:val="false"/>
                 <w:u w:val="none"/>
-                <w:strike w:val="false"/>
                 <w:sz w:val="22"/>
                 <w:szCs w:val="22"/>
                 <w:color w:val="000000"/>
@@ -10234,7 +10175,6 @@
                 <w:i w:val="false"/>
                 <w:b w:val="false"/>
                 <w:u w:val="none"/>
-                <w:strike w:val="false"/>
                 <w:sz w:val="22"/>
                 <w:szCs w:val="22"/>
                 <w:color w:val="000000"/>
@@ -10276,7 +10216,6 @@
                 <w:i w:val="false"/>
                 <w:b w:val="false"/>
                 <w:u w:val="none"/>
-                <w:strike w:val="false"/>
                 <w:sz w:val="22"/>
                 <w:szCs w:val="22"/>
                 <w:color w:val="000000"/>
@@ -10288,7 +10227,6 @@
                 <w:i w:val="false"/>
                 <w:b w:val="false"/>
                 <w:u w:val="none"/>
-                <w:strike w:val="false"/>
                 <w:sz w:val="22"/>
                 <w:szCs w:val="22"/>
                 <w:color w:val="000000"/>
@@ -10330,7 +10268,6 @@
                 <w:i w:val="false"/>
                 <w:b w:val="false"/>
                 <w:u w:val="none"/>
-                <w:strike w:val="false"/>
                 <w:sz w:val="22"/>
                 <w:szCs w:val="22"/>
                 <w:color w:val="000000"/>
@@ -10342,7 +10279,6 @@
                 <w:i w:val="false"/>
                 <w:b w:val="false"/>
                 <w:u w:val="none"/>
-                <w:strike w:val="false"/>
                 <w:sz w:val="22"/>
                 <w:szCs w:val="22"/>
                 <w:color w:val="000000"/>
@@ -10390,7 +10326,6 @@
                 <w:i w:val="false"/>
                 <w:b w:val="false"/>
                 <w:u w:val="none"/>
-                <w:strike w:val="false"/>
                 <w:sz w:val="22"/>
                 <w:szCs w:val="22"/>
                 <w:color w:val="000000"/>
@@ -10402,7 +10337,6 @@
                 <w:i w:val="false"/>
                 <w:b w:val="false"/>
                 <w:u w:val="none"/>
-                <w:strike w:val="false"/>
                 <w:sz w:val="22"/>
                 <w:szCs w:val="22"/>
                 <w:color w:val="000000"/>
@@ -10444,7 +10378,6 @@
                 <w:i w:val="false"/>
                 <w:b w:val="false"/>
                 <w:u w:val="none"/>
-                <w:strike w:val="false"/>
                 <w:sz w:val="22"/>
                 <w:szCs w:val="22"/>
                 <w:color w:val="000000"/>
@@ -10456,7 +10389,6 @@
                 <w:i w:val="false"/>
                 <w:b w:val="false"/>
                 <w:u w:val="none"/>
-                <w:strike w:val="false"/>
                 <w:sz w:val="22"/>
                 <w:szCs w:val="22"/>
                 <w:color w:val="000000"/>
@@ -10498,7 +10430,6 @@
                 <w:i w:val="false"/>
                 <w:b w:val="false"/>
                 <w:u w:val="none"/>
-                <w:strike w:val="false"/>
                 <w:sz w:val="22"/>
                 <w:szCs w:val="22"/>
                 <w:color w:val="000000"/>
@@ -10510,7 +10441,6 @@
                 <w:i w:val="false"/>
                 <w:b w:val="false"/>
                 <w:u w:val="none"/>
-                <w:strike w:val="false"/>
                 <w:sz w:val="22"/>
                 <w:szCs w:val="22"/>
                 <w:color w:val="000000"/>
@@ -10552,7 +10482,6 @@
                 <w:i w:val="false"/>
                 <w:b w:val="false"/>
                 <w:u w:val="none"/>
-                <w:strike w:val="false"/>
                 <w:sz w:val="22"/>
                 <w:szCs w:val="22"/>
                 <w:color w:val="000000"/>
@@ -10564,7 +10493,6 @@
                 <w:i w:val="false"/>
                 <w:b w:val="false"/>
                 <w:u w:val="none"/>
-                <w:strike w:val="false"/>
                 <w:sz w:val="22"/>
                 <w:szCs w:val="22"/>
                 <w:color w:val="000000"/>
@@ -10606,7 +10534,6 @@
                 <w:i w:val="false"/>
                 <w:b w:val="false"/>
                 <w:u w:val="none"/>
-                <w:strike w:val="false"/>
                 <w:sz w:val="22"/>
                 <w:szCs w:val="22"/>
                 <w:color w:val="000000"/>
@@ -10618,7 +10545,6 @@
                 <w:i w:val="false"/>
                 <w:b w:val="false"/>
                 <w:u w:val="none"/>
-                <w:strike w:val="false"/>
                 <w:sz w:val="22"/>
                 <w:szCs w:val="22"/>
                 <w:color w:val="000000"/>
@@ -10660,7 +10586,6 @@
                 <w:i w:val="false"/>
                 <w:b w:val="false"/>
                 <w:u w:val="none"/>
-                <w:strike w:val="false"/>
                 <w:sz w:val="22"/>
                 <w:szCs w:val="22"/>
                 <w:color w:val="000000"/>
@@ -10672,7 +10597,6 @@
                 <w:i w:val="false"/>
                 <w:b w:val="false"/>
                 <w:u w:val="none"/>
-                <w:strike w:val="false"/>
                 <w:sz w:val="22"/>
                 <w:szCs w:val="22"/>
                 <w:color w:val="000000"/>
@@ -10714,7 +10638,6 @@
                 <w:i w:val="false"/>
                 <w:b w:val="false"/>
                 <w:u w:val="none"/>
-                <w:strike w:val="false"/>
                 <w:sz w:val="22"/>
                 <w:szCs w:val="22"/>
                 <w:color w:val="000000"/>
@@ -10726,7 +10649,6 @@
                 <w:i w:val="false"/>
                 <w:b w:val="false"/>
                 <w:u w:val="none"/>
-                <w:strike w:val="false"/>
                 <w:sz w:val="22"/>
                 <w:szCs w:val="22"/>
                 <w:color w:val="000000"/>
@@ -10768,7 +10690,6 @@
                 <w:i w:val="false"/>
                 <w:b w:val="false"/>
                 <w:u w:val="none"/>
-                <w:strike w:val="false"/>
                 <w:sz w:val="22"/>
                 <w:szCs w:val="22"/>
                 <w:color w:val="000000"/>
@@ -10780,7 +10701,6 @@
                 <w:i w:val="false"/>
                 <w:b w:val="false"/>
                 <w:u w:val="none"/>
-                <w:strike w:val="false"/>
                 <w:sz w:val="22"/>
                 <w:szCs w:val="22"/>
                 <w:color w:val="000000"/>
@@ -10828,7 +10748,6 @@
                 <w:i w:val="false"/>
                 <w:b w:val="false"/>
                 <w:u w:val="none"/>
-                <w:strike w:val="false"/>
                 <w:sz w:val="22"/>
                 <w:szCs w:val="22"/>
                 <w:color w:val="000000"/>
@@ -10840,7 +10759,6 @@
                 <w:i w:val="false"/>
                 <w:b w:val="false"/>
                 <w:u w:val="none"/>
-                <w:strike w:val="false"/>
                 <w:sz w:val="22"/>
                 <w:szCs w:val="22"/>
                 <w:color w:val="000000"/>
@@ -10882,7 +10800,6 @@
                 <w:i w:val="false"/>
                 <w:b w:val="false"/>
                 <w:u w:val="none"/>
-                <w:strike w:val="false"/>
                 <w:sz w:val="22"/>
                 <w:szCs w:val="22"/>
                 <w:color w:val="000000"/>
@@ -10894,7 +10811,6 @@
                 <w:i w:val="false"/>
                 <w:b w:val="false"/>
                 <w:u w:val="none"/>
-                <w:strike w:val="false"/>
                 <w:sz w:val="22"/>
                 <w:szCs w:val="22"/>
                 <w:color w:val="000000"/>
@@ -10936,7 +10852,6 @@
                 <w:i w:val="false"/>
                 <w:b w:val="false"/>
                 <w:u w:val="none"/>
-                <w:strike w:val="false"/>
                 <w:sz w:val="22"/>
                 <w:szCs w:val="22"/>
                 <w:color w:val="000000"/>
@@ -10948,7 +10863,6 @@
                 <w:i w:val="false"/>
                 <w:b w:val="false"/>
                 <w:u w:val="none"/>
-                <w:strike w:val="false"/>
                 <w:sz w:val="22"/>
                 <w:szCs w:val="22"/>
                 <w:color w:val="000000"/>
@@ -10990,7 +10904,6 @@
                 <w:i w:val="false"/>
                 <w:b w:val="false"/>
                 <w:u w:val="none"/>
-                <w:strike w:val="false"/>
                 <w:sz w:val="22"/>
                 <w:szCs w:val="22"/>
                 <w:color w:val="000000"/>
@@ -11002,7 +10915,6 @@
                 <w:i w:val="false"/>
                 <w:b w:val="false"/>
                 <w:u w:val="none"/>
-                <w:strike w:val="false"/>
                 <w:sz w:val="22"/>
                 <w:szCs w:val="22"/>
                 <w:color w:val="000000"/>
@@ -11044,7 +10956,6 @@
                 <w:i w:val="false"/>
                 <w:b w:val="false"/>
                 <w:u w:val="none"/>
-                <w:strike w:val="false"/>
                 <w:sz w:val="22"/>
                 <w:szCs w:val="22"/>
                 <w:color w:val="000000"/>
@@ -11056,7 +10967,6 @@
                 <w:i w:val="false"/>
                 <w:b w:val="false"/>
                 <w:u w:val="none"/>
-                <w:strike w:val="false"/>
                 <w:sz w:val="22"/>
                 <w:szCs w:val="22"/>
                 <w:color w:val="000000"/>
@@ -11098,7 +11008,6 @@
                 <w:i w:val="false"/>
                 <w:b w:val="false"/>
                 <w:u w:val="none"/>
-                <w:strike w:val="false"/>
                 <w:sz w:val="22"/>
                 <w:szCs w:val="22"/>
                 <w:color w:val="000000"/>
@@ -11110,7 +11019,6 @@
                 <w:i w:val="false"/>
                 <w:b w:val="false"/>
                 <w:u w:val="none"/>
-                <w:strike w:val="false"/>
                 <w:sz w:val="22"/>
                 <w:szCs w:val="22"/>
                 <w:color w:val="000000"/>
@@ -11152,7 +11060,6 @@
                 <w:i w:val="false"/>
                 <w:b w:val="false"/>
                 <w:u w:val="none"/>
-                <w:strike w:val="false"/>
                 <w:sz w:val="22"/>
                 <w:szCs w:val="22"/>
                 <w:color w:val="000000"/>
@@ -11164,7 +11071,6 @@
                 <w:i w:val="false"/>
                 <w:b w:val="false"/>
                 <w:u w:val="none"/>
-                <w:strike w:val="false"/>
                 <w:sz w:val="22"/>
                 <w:szCs w:val="22"/>
                 <w:color w:val="000000"/>
@@ -11206,7 +11112,6 @@
                 <w:i w:val="false"/>
                 <w:b w:val="false"/>
                 <w:u w:val="none"/>
-                <w:strike w:val="false"/>
                 <w:sz w:val="22"/>
                 <w:szCs w:val="22"/>
                 <w:color w:val="000000"/>
@@ -11218,7 +11123,6 @@
                 <w:i w:val="false"/>
                 <w:b w:val="false"/>
                 <w:u w:val="none"/>
-                <w:strike w:val="false"/>
                 <w:sz w:val="22"/>
                 <w:szCs w:val="22"/>
                 <w:color w:val="000000"/>
@@ -11369,7 +11273,6 @@
                 <w:i w:val="false"/>
                 <w:b w:val="false"/>
                 <w:u w:val="none"/>
-                <w:strike w:val="false"/>
                 <w:sz w:val="20"/>
                 <w:szCs w:val="20"/>
                 <w:color w:val="000000"/>
@@ -11381,7 +11284,6 @@
                 <w:i w:val="false"/>
                 <w:b w:val="false"/>
                 <w:u w:val="none"/>
-                <w:strike w:val="false"/>
                 <w:sz w:val="20"/>
                 <w:szCs w:val="20"/>
                 <w:color w:val="000000"/>
@@ -11423,7 +11325,6 @@
                 <w:i w:val="false"/>
                 <w:b w:val="false"/>
                 <w:u w:val="none"/>
-                <w:strike w:val="false"/>
                 <w:sz w:val="20"/>
                 <w:szCs w:val="20"/>
                 <w:color w:val="000000"/>
@@ -11435,7 +11336,6 @@
                 <w:i w:val="false"/>
                 <w:b w:val="false"/>
                 <w:u w:val="none"/>
-                <w:strike w:val="false"/>
                 <w:sz w:val="20"/>
                 <w:szCs w:val="20"/>
                 <w:color w:val="000000"/>
@@ -11477,7 +11377,6 @@
                 <w:i w:val="false"/>
                 <w:b w:val="false"/>
                 <w:u w:val="none"/>
-                <w:strike w:val="false"/>
                 <w:sz w:val="20"/>
                 <w:szCs w:val="20"/>
                 <w:color w:val="000000"/>
@@ -11489,7 +11388,6 @@
                 <w:i w:val="false"/>
                 <w:b w:val="false"/>
                 <w:u w:val="none"/>
-                <w:strike w:val="false"/>
                 <w:sz w:val="20"/>
                 <w:szCs w:val="20"/>
                 <w:color w:val="000000"/>
@@ -11531,7 +11429,6 @@
                 <w:i w:val="false"/>
                 <w:b w:val="false"/>
                 <w:u w:val="none"/>
-                <w:strike w:val="false"/>
                 <w:sz w:val="20"/>
                 <w:szCs w:val="20"/>
                 <w:color w:val="000000"/>
@@ -11543,7 +11440,6 @@
                 <w:i w:val="false"/>
                 <w:b w:val="false"/>
                 <w:u w:val="none"/>
-                <w:strike w:val="false"/>
                 <w:sz w:val="20"/>
                 <w:szCs w:val="20"/>
                 <w:color w:val="000000"/>
@@ -11585,7 +11481,6 @@
                 <w:i w:val="false"/>
                 <w:b w:val="false"/>
                 <w:u w:val="none"/>
-                <w:strike w:val="false"/>
                 <w:sz w:val="20"/>
                 <w:szCs w:val="20"/>
                 <w:color w:val="000000"/>
@@ -11597,7 +11492,6 @@
                 <w:i w:val="false"/>
                 <w:b w:val="false"/>
                 <w:u w:val="none"/>
-                <w:strike w:val="false"/>
                 <w:sz w:val="20"/>
                 <w:szCs w:val="20"/>
                 <w:color w:val="000000"/>
@@ -11639,7 +11533,6 @@
                 <w:i w:val="false"/>
                 <w:b w:val="false"/>
                 <w:u w:val="none"/>
-                <w:strike w:val="false"/>
                 <w:sz w:val="20"/>
                 <w:szCs w:val="20"/>
                 <w:color w:val="000000"/>
@@ -11651,7 +11544,6 @@
                 <w:i w:val="false"/>
                 <w:b w:val="false"/>
                 <w:u w:val="none"/>
-                <w:strike w:val="false"/>
                 <w:sz w:val="20"/>
                 <w:szCs w:val="20"/>
                 <w:color w:val="000000"/>
@@ -11693,7 +11585,6 @@
                 <w:i w:val="false"/>
                 <w:b w:val="false"/>
                 <w:u w:val="none"/>
-                <w:strike w:val="false"/>
                 <w:sz w:val="20"/>
                 <w:szCs w:val="20"/>
                 <w:color w:val="000000"/>
@@ -11705,7 +11596,6 @@
                 <w:i w:val="false"/>
                 <w:b w:val="false"/>
                 <w:u w:val="none"/>
-                <w:strike w:val="false"/>
                 <w:sz w:val="20"/>
                 <w:szCs w:val="20"/>
                 <w:color w:val="000000"/>
@@ -11753,7 +11643,6 @@
                 <w:i w:val="false"/>
                 <w:b w:val="false"/>
                 <w:u w:val="none"/>
-                <w:strike w:val="false"/>
                 <w:sz w:val="20"/>
                 <w:szCs w:val="20"/>
                 <w:color w:val="000000"/>
@@ -11765,7 +11654,6 @@
                 <w:i w:val="false"/>
                 <w:b w:val="false"/>
                 <w:u w:val="none"/>
-                <w:strike w:val="false"/>
                 <w:sz w:val="20"/>
                 <w:szCs w:val="20"/>
                 <w:color w:val="000000"/>
@@ -11807,7 +11695,6 @@
                 <w:i w:val="false"/>
                 <w:b w:val="false"/>
                 <w:u w:val="none"/>
-                <w:strike w:val="false"/>
                 <w:sz w:val="20"/>
                 <w:szCs w:val="20"/>
                 <w:color w:val="000000"/>
@@ -11819,7 +11706,6 @@
                 <w:i w:val="false"/>
                 <w:b w:val="false"/>
                 <w:u w:val="none"/>
-                <w:strike w:val="false"/>
                 <w:sz w:val="20"/>
                 <w:szCs w:val="20"/>
                 <w:color w:val="000000"/>
@@ -11861,7 +11747,6 @@
                 <w:i w:val="false"/>
                 <w:b w:val="false"/>
                 <w:u w:val="none"/>
-                <w:strike w:val="false"/>
                 <w:sz w:val="20"/>
                 <w:szCs w:val="20"/>
                 <w:color w:val="000000"/>
@@ -11873,7 +11758,6 @@
                 <w:i w:val="false"/>
                 <w:b w:val="false"/>
                 <w:u w:val="none"/>
-                <w:strike w:val="false"/>
                 <w:sz w:val="20"/>
                 <w:szCs w:val="20"/>
                 <w:color w:val="000000"/>
@@ -11915,7 +11799,6 @@
                 <w:i w:val="false"/>
                 <w:b w:val="false"/>
                 <w:u w:val="none"/>
-                <w:strike w:val="false"/>
                 <w:sz w:val="20"/>
                 <w:szCs w:val="20"/>
                 <w:color w:val="000000"/>
@@ -11927,7 +11810,6 @@
                 <w:i w:val="false"/>
                 <w:b w:val="false"/>
                 <w:u w:val="none"/>
-                <w:strike w:val="false"/>
                 <w:sz w:val="20"/>
                 <w:szCs w:val="20"/>
                 <w:color w:val="000000"/>
@@ -11969,7 +11851,6 @@
                 <w:i w:val="false"/>
                 <w:b w:val="false"/>
                 <w:u w:val="none"/>
-                <w:strike w:val="false"/>
                 <w:sz w:val="20"/>
                 <w:szCs w:val="20"/>
                 <w:color w:val="000000"/>
@@ -11981,7 +11862,6 @@
                 <w:i w:val="false"/>
                 <w:b w:val="false"/>
                 <w:u w:val="none"/>
-                <w:strike w:val="false"/>
                 <w:sz w:val="20"/>
                 <w:szCs w:val="20"/>
                 <w:color w:val="000000"/>
@@ -12023,7 +11903,6 @@
                 <w:i w:val="false"/>
                 <w:b w:val="false"/>
                 <w:u w:val="none"/>
-                <w:strike w:val="false"/>
                 <w:sz w:val="20"/>
                 <w:szCs w:val="20"/>
                 <w:color w:val="000000"/>
@@ -12035,7 +11914,6 @@
                 <w:i w:val="false"/>
                 <w:b w:val="false"/>
                 <w:u w:val="none"/>
-                <w:strike w:val="false"/>
                 <w:sz w:val="20"/>
                 <w:szCs w:val="20"/>
                 <w:color w:val="000000"/>
@@ -12077,7 +11955,6 @@
                 <w:i w:val="false"/>
                 <w:b w:val="false"/>
                 <w:u w:val="none"/>
-                <w:strike w:val="false"/>
                 <w:sz w:val="20"/>
                 <w:szCs w:val="20"/>
                 <w:color w:val="000000"/>
@@ -12089,7 +11966,6 @@
                 <w:i w:val="false"/>
                 <w:b w:val="false"/>
                 <w:u w:val="none"/>
-                <w:strike w:val="false"/>
                 <w:sz w:val="20"/>
                 <w:szCs w:val="20"/>
                 <w:color w:val="000000"/>
@@ -12137,7 +12013,6 @@
                 <w:i w:val="false"/>
                 <w:b w:val="false"/>
                 <w:u w:val="none"/>
-                <w:strike w:val="false"/>
                 <w:sz w:val="20"/>
                 <w:szCs w:val="20"/>
                 <w:color w:val="000000"/>
@@ -12149,7 +12024,6 @@
                 <w:i w:val="false"/>
                 <w:b w:val="false"/>
                 <w:u w:val="none"/>
-                <w:strike w:val="false"/>
                 <w:sz w:val="20"/>
                 <w:szCs w:val="20"/>
                 <w:color w:val="000000"/>
@@ -12191,7 +12065,6 @@
                 <w:i w:val="false"/>
                 <w:b w:val="false"/>
                 <w:u w:val="none"/>
-                <w:strike w:val="false"/>
                 <w:sz w:val="20"/>
                 <w:szCs w:val="20"/>
                 <w:color w:val="000000"/>
@@ -12203,7 +12076,6 @@
                 <w:i w:val="false"/>
                 <w:b w:val="false"/>
                 <w:u w:val="none"/>
-                <w:strike w:val="false"/>
                 <w:sz w:val="20"/>
                 <w:szCs w:val="20"/>
                 <w:color w:val="000000"/>
@@ -12245,7 +12117,6 @@
                 <w:i w:val="false"/>
                 <w:b w:val="false"/>
                 <w:u w:val="none"/>
-                <w:strike w:val="false"/>
                 <w:sz w:val="20"/>
                 <w:szCs w:val="20"/>
                 <w:color w:val="000000"/>
@@ -12257,7 +12128,6 @@
                 <w:i w:val="false"/>
                 <w:b w:val="false"/>
                 <w:u w:val="none"/>
-                <w:strike w:val="false"/>
                 <w:sz w:val="20"/>
                 <w:szCs w:val="20"/>
                 <w:color w:val="000000"/>
@@ -12299,7 +12169,6 @@
                 <w:i w:val="false"/>
                 <w:b w:val="false"/>
                 <w:u w:val="none"/>
-                <w:strike w:val="false"/>
                 <w:sz w:val="20"/>
                 <w:szCs w:val="20"/>
                 <w:color w:val="000000"/>
@@ -12311,7 +12180,6 @@
                 <w:i w:val="false"/>
                 <w:b w:val="false"/>
                 <w:u w:val="none"/>
-                <w:strike w:val="false"/>
                 <w:sz w:val="20"/>
                 <w:szCs w:val="20"/>
                 <w:color w:val="000000"/>
@@ -12353,7 +12221,6 @@
                 <w:i w:val="false"/>
                 <w:b w:val="false"/>
                 <w:u w:val="none"/>
-                <w:strike w:val="false"/>
                 <w:sz w:val="20"/>
                 <w:szCs w:val="20"/>
                 <w:color w:val="000000"/>
@@ -12365,7 +12232,6 @@
                 <w:i w:val="false"/>
                 <w:b w:val="false"/>
                 <w:u w:val="none"/>
-                <w:strike w:val="false"/>
                 <w:sz w:val="20"/>
                 <w:szCs w:val="20"/>
                 <w:color w:val="000000"/>
@@ -12407,7 +12273,6 @@
                 <w:i w:val="false"/>
                 <w:b w:val="false"/>
                 <w:u w:val="none"/>
-                <w:strike w:val="false"/>
                 <w:sz w:val="20"/>
                 <w:szCs w:val="20"/>
                 <w:color w:val="000000"/>
@@ -12419,7 +12284,6 @@
                 <w:i w:val="false"/>
                 <w:b w:val="false"/>
                 <w:u w:val="none"/>
-                <w:strike w:val="false"/>
                 <w:sz w:val="20"/>
                 <w:szCs w:val="20"/>
                 <w:color w:val="000000"/>
@@ -12461,7 +12325,6 @@
                 <w:i w:val="false"/>
                 <w:b w:val="false"/>
                 <w:u w:val="none"/>
-                <w:strike w:val="false"/>
                 <w:sz w:val="20"/>
                 <w:szCs w:val="20"/>
                 <w:color w:val="000000"/>
@@ -12473,7 +12336,6 @@
                 <w:i w:val="false"/>
                 <w:b w:val="false"/>
                 <w:u w:val="none"/>
-                <w:strike w:val="false"/>
                 <w:sz w:val="20"/>
                 <w:szCs w:val="20"/>
                 <w:color w:val="000000"/>
@@ -12521,7 +12383,6 @@
                 <w:i w:val="false"/>
                 <w:b w:val="false"/>
                 <w:u w:val="none"/>
-                <w:strike w:val="false"/>
                 <w:sz w:val="20"/>
                 <w:szCs w:val="20"/>
                 <w:color w:val="000000"/>
@@ -12533,7 +12394,6 @@
                 <w:i w:val="false"/>
                 <w:b w:val="false"/>
                 <w:u w:val="none"/>
-                <w:strike w:val="false"/>
                 <w:sz w:val="20"/>
                 <w:szCs w:val="20"/>
                 <w:color w:val="000000"/>
@@ -12575,7 +12435,6 @@
                 <w:i w:val="false"/>
                 <w:b w:val="false"/>
                 <w:u w:val="none"/>
-                <w:strike w:val="false"/>
                 <w:sz w:val="20"/>
                 <w:szCs w:val="20"/>
                 <w:color w:val="000000"/>
@@ -12587,7 +12446,6 @@
                 <w:i w:val="false"/>
                 <w:b w:val="false"/>
                 <w:u w:val="none"/>
-                <w:strike w:val="false"/>
                 <w:sz w:val="20"/>
                 <w:szCs w:val="20"/>
                 <w:color w:val="000000"/>
@@ -12629,7 +12487,6 @@
                 <w:i w:val="false"/>
                 <w:b w:val="false"/>
                 <w:u w:val="none"/>
-                <w:strike w:val="false"/>
                 <w:sz w:val="20"/>
                 <w:szCs w:val="20"/>
                 <w:color w:val="000000"/>
@@ -12641,7 +12498,6 @@
                 <w:i w:val="false"/>
                 <w:b w:val="false"/>
                 <w:u w:val="none"/>
-                <w:strike w:val="false"/>
                 <w:sz w:val="20"/>
                 <w:szCs w:val="20"/>
                 <w:color w:val="000000"/>
@@ -12683,7 +12539,6 @@
                 <w:i w:val="false"/>
                 <w:b w:val="false"/>
                 <w:u w:val="none"/>
-                <w:strike w:val="false"/>
                 <w:sz w:val="20"/>
                 <w:szCs w:val="20"/>
                 <w:color w:val="000000"/>
@@ -12695,7 +12550,6 @@
                 <w:i w:val="false"/>
                 <w:b w:val="false"/>
                 <w:u w:val="none"/>
-                <w:strike w:val="false"/>
                 <w:sz w:val="20"/>
                 <w:szCs w:val="20"/>
                 <w:color w:val="000000"/>
@@ -12737,7 +12591,6 @@
                 <w:i w:val="false"/>
                 <w:b w:val="false"/>
                 <w:u w:val="none"/>
-                <w:strike w:val="false"/>
                 <w:sz w:val="20"/>
                 <w:szCs w:val="20"/>
                 <w:color w:val="000000"/>
@@ -12749,7 +12602,6 @@
                 <w:i w:val="false"/>
                 <w:b w:val="false"/>
                 <w:u w:val="none"/>
-                <w:strike w:val="false"/>
                 <w:sz w:val="20"/>
                 <w:szCs w:val="20"/>
                 <w:color w:val="000000"/>
@@ -12791,7 +12643,6 @@
                 <w:i w:val="false"/>
                 <w:b w:val="false"/>
                 <w:u w:val="none"/>
-                <w:strike w:val="false"/>
                 <w:sz w:val="20"/>
                 <w:szCs w:val="20"/>
                 <w:color w:val="000000"/>
@@ -12803,7 +12654,6 @@
                 <w:i w:val="false"/>
                 <w:b w:val="false"/>
                 <w:u w:val="none"/>
-                <w:strike w:val="false"/>
                 <w:sz w:val="20"/>
                 <w:szCs w:val="20"/>
                 <w:color w:val="000000"/>
@@ -12845,7 +12695,6 @@
                 <w:i w:val="false"/>
                 <w:b w:val="false"/>
                 <w:u w:val="none"/>
-                <w:strike w:val="false"/>
                 <w:sz w:val="20"/>
                 <w:szCs w:val="20"/>
                 <w:color w:val="000000"/>
@@ -12857,7 +12706,6 @@
                 <w:i w:val="false"/>
                 <w:b w:val="false"/>
                 <w:u w:val="none"/>
-                <w:strike w:val="false"/>
                 <w:sz w:val="20"/>
                 <w:szCs w:val="20"/>
                 <w:color w:val="000000"/>
@@ -12905,7 +12753,6 @@
                 <w:i w:val="false"/>
                 <w:b w:val="false"/>
                 <w:u w:val="none"/>
-                <w:strike w:val="false"/>
                 <w:sz w:val="20"/>
                 <w:szCs w:val="20"/>
                 <w:color w:val="000000"/>
@@ -12917,7 +12764,6 @@
                 <w:i w:val="false"/>
                 <w:b w:val="false"/>
                 <w:u w:val="none"/>
-                <w:strike w:val="false"/>
                 <w:sz w:val="20"/>
                 <w:szCs w:val="20"/>
                 <w:color w:val="000000"/>
@@ -12959,7 +12805,6 @@
                 <w:i w:val="false"/>
                 <w:b w:val="false"/>
                 <w:u w:val="none"/>
-                <w:strike w:val="false"/>
                 <w:sz w:val="20"/>
                 <w:szCs w:val="20"/>
                 <w:color w:val="000000"/>
@@ -12971,7 +12816,6 @@
                 <w:i w:val="false"/>
                 <w:b w:val="false"/>
                 <w:u w:val="none"/>
-                <w:strike w:val="false"/>
                 <w:sz w:val="20"/>
                 <w:szCs w:val="20"/>
                 <w:color w:val="000000"/>
@@ -13013,7 +12857,6 @@
                 <w:i w:val="false"/>
                 <w:b w:val="false"/>
                 <w:u w:val="none"/>
-                <w:strike w:val="false"/>
                 <w:sz w:val="20"/>
                 <w:szCs w:val="20"/>
                 <w:color w:val="000000"/>
@@ -13025,7 +12868,6 @@
                 <w:i w:val="false"/>
                 <w:b w:val="false"/>
                 <w:u w:val="none"/>
-                <w:strike w:val="false"/>
                 <w:sz w:val="20"/>
                 <w:szCs w:val="20"/>
                 <w:color w:val="000000"/>
@@ -13067,7 +12909,6 @@
                 <w:i w:val="false"/>
                 <w:b w:val="false"/>
                 <w:u w:val="none"/>
-                <w:strike w:val="false"/>
                 <w:sz w:val="20"/>
                 <w:szCs w:val="20"/>
                 <w:color w:val="000000"/>
@@ -13079,7 +12920,6 @@
                 <w:i w:val="false"/>
                 <w:b w:val="false"/>
                 <w:u w:val="none"/>
-                <w:strike w:val="false"/>
                 <w:sz w:val="20"/>
                 <w:szCs w:val="20"/>
                 <w:color w:val="000000"/>
@@ -13121,7 +12961,6 @@
                 <w:i w:val="false"/>
                 <w:b w:val="false"/>
                 <w:u w:val="none"/>
-                <w:strike w:val="false"/>
                 <w:sz w:val="20"/>
                 <w:szCs w:val="20"/>
                 <w:color w:val="000000"/>
@@ -13133,7 +12972,6 @@
                 <w:i w:val="false"/>
                 <w:b w:val="false"/>
                 <w:u w:val="none"/>
-                <w:strike w:val="false"/>
                 <w:sz w:val="20"/>
                 <w:szCs w:val="20"/>
                 <w:color w:val="000000"/>
@@ -13175,7 +13013,6 @@
                 <w:i w:val="false"/>
                 <w:b w:val="false"/>
                 <w:u w:val="none"/>
-                <w:strike w:val="false"/>
                 <w:sz w:val="20"/>
                 <w:szCs w:val="20"/>
                 <w:color w:val="000000"/>
@@ -13187,7 +13024,6 @@
                 <w:i w:val="false"/>
                 <w:b w:val="false"/>
                 <w:u w:val="none"/>
-                <w:strike w:val="false"/>
                 <w:sz w:val="20"/>
                 <w:szCs w:val="20"/>
                 <w:color w:val="000000"/>
@@ -13229,7 +13065,6 @@
                 <w:i w:val="false"/>
                 <w:b w:val="false"/>
                 <w:u w:val="none"/>
-                <w:strike w:val="false"/>
                 <w:sz w:val="20"/>
                 <w:szCs w:val="20"/>
                 <w:color w:val="000000"/>
@@ -13241,7 +13076,6 @@
                 <w:i w:val="false"/>
                 <w:b w:val="false"/>
                 <w:u w:val="none"/>
-                <w:strike w:val="false"/>
                 <w:sz w:val="20"/>
                 <w:szCs w:val="20"/>
                 <w:color w:val="000000"/>
@@ -13289,7 +13123,6 @@
                 <w:i w:val="false"/>
                 <w:b w:val="false"/>
                 <w:u w:val="none"/>
-                <w:strike w:val="false"/>
                 <w:sz w:val="20"/>
                 <w:szCs w:val="20"/>
                 <w:color w:val="000000"/>
@@ -13301,7 +13134,6 @@
                 <w:i w:val="false"/>
                 <w:b w:val="false"/>
                 <w:u w:val="none"/>
-                <w:strike w:val="false"/>
                 <w:sz w:val="20"/>
                 <w:szCs w:val="20"/>
                 <w:color w:val="000000"/>
@@ -13343,7 +13175,6 @@
                 <w:i w:val="false"/>
                 <w:b w:val="false"/>
                 <w:u w:val="none"/>
-                <w:strike w:val="false"/>
                 <w:sz w:val="20"/>
                 <w:szCs w:val="20"/>
                 <w:color w:val="000000"/>
@@ -13355,7 +13186,6 @@
                 <w:i w:val="false"/>
                 <w:b w:val="false"/>
                 <w:u w:val="none"/>
-                <w:strike w:val="false"/>
                 <w:sz w:val="20"/>
                 <w:szCs w:val="20"/>
                 <w:color w:val="000000"/>
@@ -13397,7 +13227,6 @@
                 <w:i w:val="false"/>
                 <w:b w:val="false"/>
                 <w:u w:val="none"/>
-                <w:strike w:val="false"/>
                 <w:sz w:val="20"/>
                 <w:szCs w:val="20"/>
                 <w:color w:val="000000"/>
@@ -13409,7 +13238,6 @@
                 <w:i w:val="false"/>
                 <w:b w:val="false"/>
                 <w:u w:val="none"/>
-                <w:strike w:val="false"/>
                 <w:sz w:val="20"/>
                 <w:szCs w:val="20"/>
                 <w:color w:val="000000"/>
@@ -13451,7 +13279,6 @@
                 <w:i w:val="false"/>
                 <w:b w:val="false"/>
                 <w:u w:val="none"/>
-                <w:strike w:val="false"/>
                 <w:sz w:val="20"/>
                 <w:szCs w:val="20"/>
                 <w:color w:val="000000"/>
@@ -13463,7 +13290,6 @@
                 <w:i w:val="false"/>
                 <w:b w:val="false"/>
                 <w:u w:val="none"/>
-                <w:strike w:val="false"/>
                 <w:sz w:val="20"/>
                 <w:szCs w:val="20"/>
                 <w:color w:val="000000"/>
@@ -13505,7 +13331,6 @@
                 <w:i w:val="false"/>
                 <w:b w:val="false"/>
                 <w:u w:val="none"/>
-                <w:strike w:val="false"/>
                 <w:sz w:val="20"/>
                 <w:szCs w:val="20"/>
                 <w:color w:val="000000"/>
@@ -13517,7 +13342,6 @@
                 <w:i w:val="false"/>
                 <w:b w:val="false"/>
                 <w:u w:val="none"/>
-                <w:strike w:val="false"/>
                 <w:sz w:val="20"/>
                 <w:szCs w:val="20"/>
                 <w:color w:val="000000"/>
@@ -13559,7 +13383,6 @@
                 <w:i w:val="false"/>
                 <w:b w:val="false"/>
                 <w:u w:val="none"/>
-                <w:strike w:val="false"/>
                 <w:sz w:val="20"/>
                 <w:szCs w:val="20"/>
                 <w:color w:val="000000"/>
@@ -13571,7 +13394,6 @@
                 <w:i w:val="false"/>
                 <w:b w:val="false"/>
                 <w:u w:val="none"/>
-                <w:strike w:val="false"/>
                 <w:sz w:val="20"/>
                 <w:szCs w:val="20"/>
                 <w:color w:val="000000"/>
@@ -13613,7 +13435,6 @@
                 <w:i w:val="false"/>
                 <w:b w:val="false"/>
                 <w:u w:val="none"/>
-                <w:strike w:val="false"/>
                 <w:sz w:val="20"/>
                 <w:szCs w:val="20"/>
                 <w:color w:val="000000"/>
@@ -13625,7 +13446,6 @@
                 <w:i w:val="false"/>
                 <w:b w:val="false"/>
                 <w:u w:val="none"/>
-                <w:strike w:val="false"/>
                 <w:sz w:val="20"/>
                 <w:szCs w:val="20"/>
                 <w:color w:val="000000"/>
@@ -13673,7 +13493,6 @@
                 <w:i w:val="false"/>
                 <w:b w:val="false"/>
                 <w:u w:val="none"/>
-                <w:strike w:val="false"/>
                 <w:sz w:val="20"/>
                 <w:szCs w:val="20"/>
                 <w:color w:val="000000"/>
@@ -13685,7 +13504,6 @@
                 <w:i w:val="false"/>
                 <w:b w:val="false"/>
                 <w:u w:val="none"/>
-                <w:strike w:val="false"/>
                 <w:sz w:val="20"/>
                 <w:szCs w:val="20"/>
                 <w:color w:val="000000"/>
@@ -13727,7 +13545,6 @@
                 <w:i w:val="false"/>
                 <w:b w:val="false"/>
                 <w:u w:val="none"/>
-                <w:strike w:val="false"/>
                 <w:sz w:val="20"/>
                 <w:szCs w:val="20"/>
                 <w:color w:val="000000"/>
@@ -13739,7 +13556,6 @@
                 <w:i w:val="false"/>
                 <w:b w:val="false"/>
                 <w:u w:val="none"/>
-                <w:strike w:val="false"/>
                 <w:sz w:val="20"/>
                 <w:szCs w:val="20"/>
                 <w:color w:val="000000"/>
@@ -13781,7 +13597,6 @@
                 <w:i w:val="false"/>
                 <w:b w:val="false"/>
                 <w:u w:val="none"/>
-                <w:strike w:val="false"/>
                 <w:sz w:val="20"/>
                 <w:szCs w:val="20"/>
                 <w:color w:val="000000"/>
@@ -13793,7 +13608,6 @@
                 <w:i w:val="false"/>
                 <w:b w:val="false"/>
                 <w:u w:val="none"/>
-                <w:strike w:val="false"/>
                 <w:sz w:val="20"/>
                 <w:szCs w:val="20"/>
                 <w:color w:val="000000"/>
@@ -13835,7 +13649,6 @@
                 <w:i w:val="false"/>
                 <w:b w:val="false"/>
                 <w:u w:val="none"/>
-                <w:strike w:val="false"/>
                 <w:sz w:val="20"/>
                 <w:szCs w:val="20"/>
                 <w:color w:val="000000"/>
@@ -13847,7 +13660,6 @@
                 <w:i w:val="false"/>
                 <w:b w:val="false"/>
                 <w:u w:val="none"/>
-                <w:strike w:val="false"/>
                 <w:sz w:val="20"/>
                 <w:szCs w:val="20"/>
                 <w:color w:val="000000"/>
@@ -13889,7 +13701,6 @@
                 <w:i w:val="false"/>
                 <w:b w:val="false"/>
                 <w:u w:val="none"/>
-                <w:strike w:val="false"/>
                 <w:sz w:val="20"/>
                 <w:szCs w:val="20"/>
                 <w:color w:val="000000"/>
@@ -13901,7 +13712,6 @@
                 <w:i w:val="false"/>
                 <w:b w:val="false"/>
                 <w:u w:val="none"/>
-                <w:strike w:val="false"/>
                 <w:sz w:val="20"/>
                 <w:szCs w:val="20"/>
                 <w:color w:val="000000"/>
@@ -13943,7 +13753,6 @@
                 <w:i w:val="false"/>
                 <w:b w:val="false"/>
                 <w:u w:val="none"/>
-                <w:strike w:val="false"/>
                 <w:sz w:val="20"/>
                 <w:szCs w:val="20"/>
                 <w:color w:val="000000"/>
@@ -13955,7 +13764,6 @@
                 <w:i w:val="false"/>
                 <w:b w:val="false"/>
                 <w:u w:val="none"/>
-                <w:strike w:val="false"/>
                 <w:sz w:val="20"/>
                 <w:szCs w:val="20"/>
                 <w:color w:val="000000"/>
@@ -13997,7 +13805,6 @@
                 <w:i w:val="false"/>
                 <w:b w:val="false"/>
                 <w:u w:val="none"/>
-                <w:strike w:val="false"/>
                 <w:sz w:val="20"/>
                 <w:szCs w:val="20"/>
                 <w:color w:val="000000"/>
@@ -14009,7 +13816,6 @@
                 <w:i w:val="false"/>
                 <w:b w:val="false"/>
                 <w:u w:val="none"/>
-                <w:strike w:val="false"/>
                 <w:sz w:val="20"/>
                 <w:szCs w:val="20"/>
                 <w:color w:val="000000"/>
@@ -14057,7 +13863,6 @@
                 <w:i w:val="false"/>
                 <w:b w:val="false"/>
                 <w:u w:val="none"/>
-                <w:strike w:val="false"/>
                 <w:sz w:val="20"/>
                 <w:szCs w:val="20"/>
                 <w:color w:val="000000"/>
@@ -14069,7 +13874,6 @@
                 <w:i w:val="false"/>
                 <w:b w:val="false"/>
                 <w:u w:val="none"/>
-                <w:strike w:val="false"/>
                 <w:sz w:val="20"/>
                 <w:szCs w:val="20"/>
                 <w:color w:val="000000"/>
@@ -14111,7 +13915,6 @@
                 <w:i w:val="false"/>
                 <w:b w:val="false"/>
                 <w:u w:val="none"/>
-                <w:strike w:val="false"/>
                 <w:sz w:val="20"/>
                 <w:szCs w:val="20"/>
                 <w:color w:val="000000"/>
@@ -14123,7 +13926,6 @@
                 <w:i w:val="false"/>
                 <w:b w:val="false"/>
                 <w:u w:val="none"/>
-                <w:strike w:val="false"/>
                 <w:sz w:val="20"/>
                 <w:szCs w:val="20"/>
                 <w:color w:val="000000"/>
@@ -14165,7 +13967,6 @@
                 <w:i w:val="false"/>
                 <w:b w:val="false"/>
                 <w:u w:val="none"/>
-                <w:strike w:val="false"/>
                 <w:sz w:val="20"/>
                 <w:szCs w:val="20"/>
                 <w:color w:val="000000"/>
@@ -14177,7 +13978,6 @@
                 <w:i w:val="false"/>
                 <w:b w:val="false"/>
                 <w:u w:val="none"/>
-                <w:strike w:val="false"/>
                 <w:sz w:val="20"/>
                 <w:szCs w:val="20"/>
                 <w:color w:val="000000"/>
@@ -14219,7 +14019,6 @@
                 <w:i w:val="false"/>
                 <w:b w:val="false"/>
                 <w:u w:val="none"/>
-                <w:strike w:val="false"/>
                 <w:sz w:val="20"/>
                 <w:szCs w:val="20"/>
                 <w:color w:val="000000"/>
@@ -14231,12 +14030,11 @@
                 <w:i w:val="false"/>
                 <w:b w:val="false"/>
                 <w:u w:val="none"/>
-                <w:strike w:val="false"/>
-                <w:sz w:val="20"/>
-                <w:szCs w:val="20"/>
-                <w:color w:val="000000"/>
-              </w:rPr>
-              <w:t xml:space="preserve">0.04</w:t>
+                <w:sz w:val="20"/>
+                <w:szCs w:val="20"/>
+                <w:color w:val="000000"/>
+              </w:rPr>
+              <w:t xml:space="preserve">-0.022</w:t>
             </w:r>
           </w:p>
         </w:tc>
@@ -14273,7 +14071,6 @@
                 <w:i w:val="false"/>
                 <w:b w:val="false"/>
                 <w:u w:val="none"/>
-                <w:strike w:val="false"/>
                 <w:sz w:val="20"/>
                 <w:szCs w:val="20"/>
                 <w:color w:val="000000"/>
@@ -14285,7 +14082,6 @@
                 <w:i w:val="false"/>
                 <w:b w:val="false"/>
                 <w:u w:val="none"/>
-                <w:strike w:val="false"/>
                 <w:sz w:val="20"/>
                 <w:szCs w:val="20"/>
                 <w:color w:val="000000"/>
@@ -14327,7 +14123,6 @@
                 <w:i w:val="false"/>
                 <w:b w:val="false"/>
                 <w:u w:val="none"/>
-                <w:strike w:val="false"/>
                 <w:sz w:val="20"/>
                 <w:szCs w:val="20"/>
                 <w:color w:val="000000"/>
@@ -14339,12 +14134,11 @@
                 <w:i w:val="false"/>
                 <w:b w:val="false"/>
                 <w:u w:val="none"/>
-                <w:strike w:val="false"/>
-                <w:sz w:val="20"/>
-                <w:szCs w:val="20"/>
-                <w:color w:val="000000"/>
-              </w:rPr>
-              <w:t xml:space="preserve">[-0.01; 0.09]</w:t>
+                <w:sz w:val="20"/>
+                <w:szCs w:val="20"/>
+                <w:color w:val="000000"/>
+              </w:rPr>
+              <w:t xml:space="preserve">[-0.08; 0.03]</w:t>
             </w:r>
           </w:p>
         </w:tc>
@@ -14381,7 +14175,6 @@
                 <w:i w:val="false"/>
                 <w:b w:val="false"/>
                 <w:u w:val="none"/>
-                <w:strike w:val="false"/>
                 <w:sz w:val="20"/>
                 <w:szCs w:val="20"/>
                 <w:color w:val="000000"/>
@@ -14393,12 +14186,11 @@
                 <w:i w:val="false"/>
                 <w:b w:val="false"/>
                 <w:u w:val="none"/>
-                <w:strike w:val="false"/>
-                <w:sz w:val="20"/>
-                <w:szCs w:val="20"/>
-                <w:color w:val="000000"/>
-              </w:rPr>
-              <w:t xml:space="preserve">1.43</w:t>
+                <w:sz w:val="20"/>
+                <w:szCs w:val="20"/>
+                <w:color w:val="000000"/>
+              </w:rPr>
+              <w:t xml:space="preserve">-0.79</w:t>
             </w:r>
           </w:p>
         </w:tc>
@@ -14441,7 +14233,6 @@
                 <w:i w:val="false"/>
                 <w:b w:val="false"/>
                 <w:u w:val="none"/>
-                <w:strike w:val="false"/>
                 <w:sz w:val="20"/>
                 <w:szCs w:val="20"/>
                 <w:color w:val="000000"/>
@@ -14453,7 +14244,6 @@
                 <w:i w:val="false"/>
                 <w:b w:val="false"/>
                 <w:u w:val="none"/>
-                <w:strike w:val="false"/>
                 <w:sz w:val="20"/>
                 <w:szCs w:val="20"/>
                 <w:color w:val="000000"/>
@@ -14495,7 +14285,6 @@
                 <w:i w:val="false"/>
                 <w:b w:val="false"/>
                 <w:u w:val="none"/>
-                <w:strike w:val="false"/>
                 <w:sz w:val="20"/>
                 <w:szCs w:val="20"/>
                 <w:color w:val="000000"/>
@@ -14507,7 +14296,6 @@
                 <w:i w:val="false"/>
                 <w:b w:val="false"/>
                 <w:u w:val="none"/>
-                <w:strike w:val="false"/>
                 <w:sz w:val="20"/>
                 <w:szCs w:val="20"/>
                 <w:color w:val="000000"/>
@@ -14549,7 +14337,6 @@
                 <w:i w:val="false"/>
                 <w:b w:val="false"/>
                 <w:u w:val="none"/>
-                <w:strike w:val="false"/>
                 <w:sz w:val="20"/>
                 <w:szCs w:val="20"/>
                 <w:color w:val="000000"/>
@@ -14561,7 +14348,6 @@
                 <w:i w:val="false"/>
                 <w:b w:val="false"/>
                 <w:u w:val="none"/>
-                <w:strike w:val="false"/>
                 <w:sz w:val="20"/>
                 <w:szCs w:val="20"/>
                 <w:color w:val="000000"/>
@@ -14603,7 +14389,6 @@
                 <w:i w:val="false"/>
                 <w:b w:val="false"/>
                 <w:u w:val="none"/>
-                <w:strike w:val="false"/>
                 <w:sz w:val="20"/>
                 <w:szCs w:val="20"/>
                 <w:color w:val="000000"/>
@@ -14615,12 +14400,11 @@
                 <w:i w:val="false"/>
                 <w:b w:val="false"/>
                 <w:u w:val="none"/>
-                <w:strike w:val="false"/>
-                <w:sz w:val="20"/>
-                <w:szCs w:val="20"/>
-                <w:color w:val="000000"/>
-              </w:rPr>
-              <w:t xml:space="preserve">0.076***</w:t>
+                <w:sz w:val="20"/>
+                <w:szCs w:val="20"/>
+                <w:color w:val="000000"/>
+              </w:rPr>
+              <w:t xml:space="preserve">0.122***</w:t>
             </w:r>
           </w:p>
         </w:tc>
@@ -14657,7 +14441,6 @@
                 <w:i w:val="false"/>
                 <w:b w:val="false"/>
                 <w:u w:val="none"/>
-                <w:strike w:val="false"/>
                 <w:sz w:val="20"/>
                 <w:szCs w:val="20"/>
                 <w:color w:val="000000"/>
@@ -14669,7 +14452,6 @@
                 <w:i w:val="false"/>
                 <w:b w:val="false"/>
                 <w:u w:val="none"/>
-                <w:strike w:val="false"/>
                 <w:sz w:val="20"/>
                 <w:szCs w:val="20"/>
                 <w:color w:val="000000"/>
@@ -14711,7 +14493,6 @@
                 <w:i w:val="false"/>
                 <w:b w:val="false"/>
                 <w:u w:val="none"/>
-                <w:strike w:val="false"/>
                 <w:sz w:val="20"/>
                 <w:szCs w:val="20"/>
                 <w:color w:val="000000"/>
@@ -14723,12 +14504,11 @@
                 <w:i w:val="false"/>
                 <w:b w:val="false"/>
                 <w:u w:val="none"/>
-                <w:strike w:val="false"/>
-                <w:sz w:val="20"/>
-                <w:szCs w:val="20"/>
-                <w:color w:val="000000"/>
-              </w:rPr>
-              <w:t xml:space="preserve">[0.03; 0.12]</w:t>
+                <w:sz w:val="20"/>
+                <w:szCs w:val="20"/>
+                <w:color w:val="000000"/>
+              </w:rPr>
+              <w:t xml:space="preserve">[0.08; 0.16]</w:t>
             </w:r>
           </w:p>
         </w:tc>
@@ -14765,7 +14545,6 @@
                 <w:i w:val="false"/>
                 <w:b w:val="false"/>
                 <w:u w:val="none"/>
-                <w:strike w:val="false"/>
                 <w:sz w:val="20"/>
                 <w:szCs w:val="20"/>
                 <w:color w:val="000000"/>
@@ -14777,12 +14556,11 @@
                 <w:i w:val="false"/>
                 <w:b w:val="false"/>
                 <w:u w:val="none"/>
-                <w:strike w:val="false"/>
-                <w:sz w:val="20"/>
-                <w:szCs w:val="20"/>
-                <w:color w:val="000000"/>
-              </w:rPr>
-              <w:t xml:space="preserve">3.42</w:t>
+                <w:sz w:val="20"/>
+                <w:szCs w:val="20"/>
+                <w:color w:val="000000"/>
+              </w:rPr>
+              <w:t xml:space="preserve">5.70</w:t>
             </w:r>
           </w:p>
         </w:tc>
@@ -14825,7 +14603,6 @@
                 <w:i w:val="false"/>
                 <w:b w:val="false"/>
                 <w:u w:val="none"/>
-                <w:strike w:val="false"/>
                 <w:sz w:val="20"/>
                 <w:szCs w:val="20"/>
                 <w:color w:val="000000"/>
@@ -14837,7 +14614,6 @@
                 <w:i w:val="false"/>
                 <w:b w:val="false"/>
                 <w:u w:val="none"/>
-                <w:strike w:val="false"/>
                 <w:sz w:val="20"/>
                 <w:szCs w:val="20"/>
                 <w:color w:val="000000"/>
@@ -14879,7 +14655,6 @@
                 <w:i w:val="false"/>
                 <w:b w:val="false"/>
                 <w:u w:val="none"/>
-                <w:strike w:val="false"/>
                 <w:sz w:val="20"/>
                 <w:szCs w:val="20"/>
                 <w:color w:val="000000"/>
@@ -14891,7 +14666,6 @@
                 <w:i w:val="false"/>
                 <w:b w:val="false"/>
                 <w:u w:val="none"/>
-                <w:strike w:val="false"/>
                 <w:sz w:val="20"/>
                 <w:szCs w:val="20"/>
                 <w:color w:val="000000"/>
@@ -14933,7 +14707,6 @@
                 <w:i w:val="false"/>
                 <w:b w:val="false"/>
                 <w:u w:val="none"/>
-                <w:strike w:val="false"/>
                 <w:sz w:val="20"/>
                 <w:szCs w:val="20"/>
                 <w:color w:val="000000"/>
@@ -14945,7 +14718,6 @@
                 <w:i w:val="false"/>
                 <w:b w:val="false"/>
                 <w:u w:val="none"/>
-                <w:strike w:val="false"/>
                 <w:sz w:val="20"/>
                 <w:szCs w:val="20"/>
                 <w:color w:val="000000"/>
@@ -14987,7 +14759,6 @@
                 <w:i w:val="false"/>
                 <w:b w:val="false"/>
                 <w:u w:val="none"/>
-                <w:strike w:val="false"/>
                 <w:sz w:val="20"/>
                 <w:szCs w:val="20"/>
                 <w:color w:val="000000"/>
@@ -14999,12 +14770,11 @@
                 <w:i w:val="false"/>
                 <w:b w:val="false"/>
                 <w:u w:val="none"/>
-                <w:strike w:val="false"/>
-                <w:sz w:val="20"/>
-                <w:szCs w:val="20"/>
-                <w:color w:val="000000"/>
-              </w:rPr>
-              <w:t xml:space="preserve">0.725***</w:t>
+                <w:sz w:val="20"/>
+                <w:szCs w:val="20"/>
+                <w:color w:val="000000"/>
+              </w:rPr>
+              <w:t xml:space="preserve">0.719***</w:t>
             </w:r>
           </w:p>
         </w:tc>
@@ -15041,7 +14811,6 @@
                 <w:i w:val="false"/>
                 <w:b w:val="false"/>
                 <w:u w:val="none"/>
-                <w:strike w:val="false"/>
                 <w:sz w:val="20"/>
                 <w:szCs w:val="20"/>
                 <w:color w:val="000000"/>
@@ -15053,7 +14822,6 @@
                 <w:i w:val="false"/>
                 <w:b w:val="false"/>
                 <w:u w:val="none"/>
-                <w:strike w:val="false"/>
                 <w:sz w:val="20"/>
                 <w:szCs w:val="20"/>
                 <w:color w:val="000000"/>
@@ -15095,7 +14863,6 @@
                 <w:i w:val="false"/>
                 <w:b w:val="false"/>
                 <w:u w:val="none"/>
-                <w:strike w:val="false"/>
                 <w:sz w:val="20"/>
                 <w:szCs w:val="20"/>
                 <w:color w:val="000000"/>
@@ -15107,12 +14874,11 @@
                 <w:i w:val="false"/>
                 <w:b w:val="false"/>
                 <w:u w:val="none"/>
-                <w:strike w:val="false"/>
-                <w:sz w:val="20"/>
-                <w:szCs w:val="20"/>
-                <w:color w:val="000000"/>
-              </w:rPr>
-              <w:t xml:space="preserve">[0.71; 0.74]</w:t>
+                <w:sz w:val="20"/>
+                <w:szCs w:val="20"/>
+                <w:color w:val="000000"/>
+              </w:rPr>
+              <w:t xml:space="preserve">[0.71; 0.73]</w:t>
             </w:r>
           </w:p>
         </w:tc>
@@ -15149,7 +14915,6 @@
                 <w:i w:val="false"/>
                 <w:b w:val="false"/>
                 <w:u w:val="none"/>
-                <w:strike w:val="false"/>
                 <w:sz w:val="20"/>
                 <w:szCs w:val="20"/>
                 <w:color w:val="000000"/>
@@ -15161,12 +14926,11 @@
                 <w:i w:val="false"/>
                 <w:b w:val="false"/>
                 <w:u w:val="none"/>
-                <w:strike w:val="false"/>
-                <w:sz w:val="20"/>
-                <w:szCs w:val="20"/>
-                <w:color w:val="000000"/>
-              </w:rPr>
-              <w:t xml:space="preserve">134.27</w:t>
+                <w:sz w:val="20"/>
+                <w:szCs w:val="20"/>
+                <w:color w:val="000000"/>
+              </w:rPr>
+              <w:t xml:space="preserve">133.70</w:t>
             </w:r>
           </w:p>
         </w:tc>
@@ -15209,7 +14973,6 @@
                 <w:i w:val="false"/>
                 <w:b w:val="false"/>
                 <w:u w:val="none"/>
-                <w:strike w:val="false"/>
                 <w:sz w:val="20"/>
                 <w:szCs w:val="20"/>
                 <w:color w:val="000000"/>
@@ -15221,7 +14984,6 @@
                 <w:i w:val="false"/>
                 <w:b w:val="false"/>
                 <w:u w:val="none"/>
-                <w:strike w:val="false"/>
                 <w:sz w:val="20"/>
                 <w:szCs w:val="20"/>
                 <w:color w:val="000000"/>
@@ -15263,7 +15025,6 @@
                 <w:i w:val="false"/>
                 <w:b w:val="false"/>
                 <w:u w:val="none"/>
-                <w:strike w:val="false"/>
                 <w:sz w:val="20"/>
                 <w:szCs w:val="20"/>
                 <w:color w:val="000000"/>
@@ -15275,7 +15036,6 @@
                 <w:i w:val="false"/>
                 <w:b w:val="false"/>
                 <w:u w:val="none"/>
-                <w:strike w:val="false"/>
                 <w:sz w:val="20"/>
                 <w:szCs w:val="20"/>
                 <w:color w:val="000000"/>
@@ -15317,7 +15077,6 @@
                 <w:i w:val="false"/>
                 <w:b w:val="false"/>
                 <w:u w:val="none"/>
-                <w:strike w:val="false"/>
                 <w:sz w:val="20"/>
                 <w:szCs w:val="20"/>
                 <w:color w:val="000000"/>
@@ -15329,7 +15088,6 @@
                 <w:i w:val="false"/>
                 <w:b w:val="false"/>
                 <w:u w:val="none"/>
-                <w:strike w:val="false"/>
                 <w:sz w:val="20"/>
                 <w:szCs w:val="20"/>
                 <w:color w:val="000000"/>
@@ -15371,7 +15129,6 @@
                 <w:i w:val="false"/>
                 <w:b w:val="false"/>
                 <w:u w:val="none"/>
-                <w:strike w:val="false"/>
                 <w:sz w:val="20"/>
                 <w:szCs w:val="20"/>
                 <w:color w:val="000000"/>
@@ -15383,7 +15140,6 @@
                 <w:i w:val="false"/>
                 <w:b w:val="false"/>
                 <w:u w:val="none"/>
-                <w:strike w:val="false"/>
                 <w:sz w:val="20"/>
                 <w:szCs w:val="20"/>
                 <w:color w:val="000000"/>
@@ -15425,7 +15181,6 @@
                 <w:i w:val="false"/>
                 <w:b w:val="false"/>
                 <w:u w:val="none"/>
-                <w:strike w:val="false"/>
                 <w:sz w:val="20"/>
                 <w:szCs w:val="20"/>
                 <w:color w:val="000000"/>
@@ -15437,7 +15192,6 @@
                 <w:i w:val="false"/>
                 <w:b w:val="false"/>
                 <w:u w:val="none"/>
-                <w:strike w:val="false"/>
                 <w:sz w:val="20"/>
                 <w:szCs w:val="20"/>
                 <w:color w:val="000000"/>
@@ -15479,7 +15233,6 @@
                 <w:i w:val="false"/>
                 <w:b w:val="false"/>
                 <w:u w:val="none"/>
-                <w:strike w:val="false"/>
                 <w:sz w:val="20"/>
                 <w:szCs w:val="20"/>
                 <w:color w:val="000000"/>
@@ -15491,7 +15244,6 @@
                 <w:i w:val="false"/>
                 <w:b w:val="false"/>
                 <w:u w:val="none"/>
-                <w:strike w:val="false"/>
                 <w:sz w:val="20"/>
                 <w:szCs w:val="20"/>
                 <w:color w:val="000000"/>
@@ -15533,7 +15285,6 @@
                 <w:i w:val="false"/>
                 <w:b w:val="false"/>
                 <w:u w:val="none"/>
-                <w:strike w:val="false"/>
                 <w:sz w:val="20"/>
                 <w:szCs w:val="20"/>
                 <w:color w:val="000000"/>
@@ -15545,12 +15296,11 @@
                 <w:i w:val="false"/>
                 <w:b w:val="false"/>
                 <w:u w:val="none"/>
-                <w:strike w:val="false"/>
-                <w:sz w:val="20"/>
-                <w:szCs w:val="20"/>
-                <w:color w:val="000000"/>
-              </w:rPr>
-              <w:t xml:space="preserve">2.81</w:t>
+                <w:sz w:val="20"/>
+                <w:szCs w:val="20"/>
+                <w:color w:val="000000"/>
+              </w:rPr>
+              <w:t xml:space="preserve">2.80</w:t>
             </w:r>
           </w:p>
         </w:tc>
@@ -15593,7 +15343,6 @@
                 <w:i w:val="false"/>
                 <w:b w:val="false"/>
                 <w:u w:val="none"/>
-                <w:strike w:val="false"/>
                 <w:sz w:val="20"/>
                 <w:szCs w:val="20"/>
                 <w:color w:val="000000"/>
@@ -15605,7 +15354,6 @@
                 <w:i w:val="false"/>
                 <w:b w:val="false"/>
                 <w:u w:val="none"/>
-                <w:strike w:val="false"/>
                 <w:sz w:val="20"/>
                 <w:szCs w:val="20"/>
                 <w:color w:val="000000"/>
@@ -15647,7 +15395,6 @@
                 <w:i w:val="false"/>
                 <w:b w:val="false"/>
                 <w:u w:val="none"/>
-                <w:strike w:val="false"/>
                 <w:sz w:val="20"/>
                 <w:szCs w:val="20"/>
                 <w:color w:val="000000"/>
@@ -15659,7 +15406,6 @@
                 <w:i w:val="false"/>
                 <w:b w:val="false"/>
                 <w:u w:val="none"/>
-                <w:strike w:val="false"/>
                 <w:sz w:val="20"/>
                 <w:szCs w:val="20"/>
                 <w:color w:val="000000"/>
@@ -15701,7 +15447,6 @@
                 <w:i w:val="false"/>
                 <w:b w:val="false"/>
                 <w:u w:val="none"/>
-                <w:strike w:val="false"/>
                 <w:sz w:val="20"/>
                 <w:szCs w:val="20"/>
                 <w:color w:val="000000"/>
@@ -15713,7 +15458,6 @@
                 <w:i w:val="false"/>
                 <w:b w:val="false"/>
                 <w:u w:val="none"/>
-                <w:strike w:val="false"/>
                 <w:sz w:val="20"/>
                 <w:szCs w:val="20"/>
                 <w:color w:val="000000"/>
@@ -15755,7 +15499,6 @@
                 <w:i w:val="false"/>
                 <w:b w:val="false"/>
                 <w:u w:val="none"/>
-                <w:strike w:val="false"/>
                 <w:sz w:val="20"/>
                 <w:szCs w:val="20"/>
                 <w:color w:val="000000"/>
@@ -15767,7 +15510,6 @@
                 <w:i w:val="false"/>
                 <w:b w:val="false"/>
                 <w:u w:val="none"/>
-                <w:strike w:val="false"/>
                 <w:sz w:val="20"/>
                 <w:szCs w:val="20"/>
                 <w:color w:val="000000"/>
@@ -15809,7 +15551,6 @@
                 <w:i w:val="false"/>
                 <w:b w:val="false"/>
                 <w:u w:val="none"/>
-                <w:strike w:val="false"/>
                 <w:sz w:val="20"/>
                 <w:szCs w:val="20"/>
                 <w:color w:val="000000"/>
@@ -15821,7 +15562,6 @@
                 <w:i w:val="false"/>
                 <w:b w:val="false"/>
                 <w:u w:val="none"/>
-                <w:strike w:val="false"/>
                 <w:sz w:val="20"/>
                 <w:szCs w:val="20"/>
                 <w:color w:val="000000"/>
@@ -15863,7 +15603,6 @@
                 <w:i w:val="false"/>
                 <w:b w:val="false"/>
                 <w:u w:val="none"/>
-                <w:strike w:val="false"/>
                 <w:sz w:val="20"/>
                 <w:szCs w:val="20"/>
                 <w:color w:val="000000"/>
@@ -15875,7 +15614,6 @@
                 <w:i w:val="false"/>
                 <w:b w:val="false"/>
                 <w:u w:val="none"/>
-                <w:strike w:val="false"/>
                 <w:sz w:val="20"/>
                 <w:szCs w:val="20"/>
                 <w:color w:val="000000"/>
@@ -15917,7 +15655,6 @@
                 <w:i w:val="false"/>
                 <w:b w:val="false"/>
                 <w:u w:val="none"/>
-                <w:strike w:val="false"/>
                 <w:sz w:val="20"/>
                 <w:szCs w:val="20"/>
                 <w:color w:val="000000"/>
@@ -15929,12 +15666,11 @@
                 <w:i w:val="false"/>
                 <w:b w:val="false"/>
                 <w:u w:val="none"/>
-                <w:strike w:val="false"/>
-                <w:sz w:val="20"/>
-                <w:szCs w:val="20"/>
-                <w:color w:val="000000"/>
-              </w:rPr>
-              <w:t xml:space="preserve">3.40</w:t>
+                <w:sz w:val="20"/>
+                <w:szCs w:val="20"/>
+                <w:color w:val="000000"/>
+              </w:rPr>
+              <w:t xml:space="preserve">3.42</w:t>
             </w:r>
           </w:p>
         </w:tc>
@@ -15977,7 +15713,6 @@
                 <w:i w:val="false"/>
                 <w:b w:val="false"/>
                 <w:u w:val="none"/>
-                <w:strike w:val="false"/>
                 <w:sz w:val="20"/>
                 <w:szCs w:val="20"/>
                 <w:color w:val="000000"/>
@@ -15989,7 +15724,6 @@
                 <w:i w:val="false"/>
                 <w:b w:val="false"/>
                 <w:u w:val="none"/>
-                <w:strike w:val="false"/>
                 <w:sz w:val="20"/>
                 <w:szCs w:val="20"/>
                 <w:color w:val="000000"/>
@@ -16031,7 +15765,6 @@
                 <w:i w:val="false"/>
                 <w:b w:val="false"/>
                 <w:u w:val="none"/>
-                <w:strike w:val="false"/>
                 <w:sz w:val="20"/>
                 <w:szCs w:val="20"/>
                 <w:color w:val="000000"/>
@@ -16043,7 +15776,6 @@
                 <w:i w:val="false"/>
                 <w:b w:val="false"/>
                 <w:u w:val="none"/>
-                <w:strike w:val="false"/>
                 <w:sz w:val="20"/>
                 <w:szCs w:val="20"/>
                 <w:color w:val="000000"/>
@@ -16085,7 +15817,6 @@
                 <w:i w:val="false"/>
                 <w:b w:val="false"/>
                 <w:u w:val="none"/>
-                <w:strike w:val="false"/>
                 <w:sz w:val="20"/>
                 <w:szCs w:val="20"/>
                 <w:color w:val="000000"/>
@@ -16097,7 +15828,6 @@
                 <w:i w:val="false"/>
                 <w:b w:val="false"/>
                 <w:u w:val="none"/>
-                <w:strike w:val="false"/>
                 <w:sz w:val="20"/>
                 <w:szCs w:val="20"/>
                 <w:color w:val="000000"/>
@@ -16139,7 +15869,6 @@
                 <w:i w:val="false"/>
                 <w:b w:val="false"/>
                 <w:u w:val="none"/>
-                <w:strike w:val="false"/>
                 <w:sz w:val="20"/>
                 <w:szCs w:val="20"/>
                 <w:color w:val="000000"/>
@@ -16151,12 +15880,11 @@
                 <w:i w:val="false"/>
                 <w:b w:val="false"/>
                 <w:u w:val="none"/>
-                <w:strike w:val="false"/>
-                <w:sz w:val="20"/>
-                <w:szCs w:val="20"/>
-                <w:color w:val="000000"/>
-              </w:rPr>
-              <w:t xml:space="preserve">0.595***</w:t>
+                <w:sz w:val="20"/>
+                <w:szCs w:val="20"/>
+                <w:color w:val="000000"/>
+              </w:rPr>
+              <w:t xml:space="preserve">0.594***</w:t>
             </w:r>
           </w:p>
         </w:tc>
@@ -16193,7 +15921,6 @@
                 <w:i w:val="false"/>
                 <w:b w:val="false"/>
                 <w:u w:val="none"/>
-                <w:strike w:val="false"/>
                 <w:sz w:val="20"/>
                 <w:szCs w:val="20"/>
                 <w:color w:val="000000"/>
@@ -16205,7 +15932,6 @@
                 <w:i w:val="false"/>
                 <w:b w:val="false"/>
                 <w:u w:val="none"/>
-                <w:strike w:val="false"/>
                 <w:sz w:val="20"/>
                 <w:szCs w:val="20"/>
                 <w:color w:val="000000"/>
@@ -16247,7 +15973,6 @@
                 <w:i w:val="false"/>
                 <w:b w:val="false"/>
                 <w:u w:val="none"/>
-                <w:strike w:val="false"/>
                 <w:sz w:val="20"/>
                 <w:szCs w:val="20"/>
                 <w:color w:val="000000"/>
@@ -16259,7 +15984,6 @@
                 <w:i w:val="false"/>
                 <w:b w:val="false"/>
                 <w:u w:val="none"/>
-                <w:strike w:val="false"/>
                 <w:sz w:val="20"/>
                 <w:szCs w:val="20"/>
                 <w:color w:val="000000"/>
@@ -16301,7 +16025,6 @@
                 <w:i w:val="false"/>
                 <w:b w:val="false"/>
                 <w:u w:val="none"/>
-                <w:strike w:val="false"/>
                 <w:sz w:val="20"/>
                 <w:szCs w:val="20"/>
                 <w:color w:val="000000"/>
@@ -16313,12 +16036,11 @@
                 <w:i w:val="false"/>
                 <w:b w:val="false"/>
                 <w:u w:val="none"/>
-                <w:strike w:val="false"/>
-                <w:sz w:val="20"/>
-                <w:szCs w:val="20"/>
-                <w:color w:val="000000"/>
-              </w:rPr>
-              <w:t xml:space="preserve">82.46</w:t>
+                <w:sz w:val="20"/>
+                <w:szCs w:val="20"/>
+                <w:color w:val="000000"/>
+              </w:rPr>
+              <w:t xml:space="preserve">82.27</w:t>
             </w:r>
           </w:p>
         </w:tc>
@@ -16361,7 +16083,6 @@
                 <w:i w:val="false"/>
                 <w:b w:val="false"/>
                 <w:u w:val="none"/>
-                <w:strike w:val="false"/>
                 <w:sz w:val="20"/>
                 <w:szCs w:val="20"/>
                 <w:color w:val="000000"/>
@@ -16373,7 +16094,6 @@
                 <w:i w:val="false"/>
                 <w:b w:val="false"/>
                 <w:u w:val="none"/>
-                <w:strike w:val="false"/>
                 <w:sz w:val="20"/>
                 <w:szCs w:val="20"/>
                 <w:color w:val="000000"/>
@@ -16415,7 +16135,6 @@
                 <w:i w:val="false"/>
                 <w:b w:val="false"/>
                 <w:u w:val="none"/>
-                <w:strike w:val="false"/>
                 <w:sz w:val="20"/>
                 <w:szCs w:val="20"/>
                 <w:color w:val="000000"/>
@@ -16427,7 +16146,6 @@
                 <w:i w:val="false"/>
                 <w:b w:val="false"/>
                 <w:u w:val="none"/>
-                <w:strike w:val="false"/>
                 <w:sz w:val="20"/>
                 <w:szCs w:val="20"/>
                 <w:color w:val="000000"/>
@@ -16469,7 +16187,6 @@
                 <w:i w:val="false"/>
                 <w:b w:val="false"/>
                 <w:u w:val="none"/>
-                <w:strike w:val="false"/>
                 <w:sz w:val="20"/>
                 <w:szCs w:val="20"/>
                 <w:color w:val="000000"/>
@@ -16481,7 +16198,6 @@
                 <w:i w:val="false"/>
                 <w:b w:val="false"/>
                 <w:u w:val="none"/>
-                <w:strike w:val="false"/>
                 <w:sz w:val="20"/>
                 <w:szCs w:val="20"/>
                 <w:color w:val="000000"/>
@@ -16523,7 +16239,6 @@
                 <w:i w:val="false"/>
                 <w:b w:val="false"/>
                 <w:u w:val="none"/>
-                <w:strike w:val="false"/>
                 <w:sz w:val="20"/>
                 <w:szCs w:val="20"/>
                 <w:color w:val="000000"/>
@@ -16535,12 +16250,11 @@
                 <w:i w:val="false"/>
                 <w:b w:val="false"/>
                 <w:u w:val="none"/>
-                <w:strike w:val="false"/>
-                <w:sz w:val="20"/>
-                <w:szCs w:val="20"/>
-                <w:color w:val="000000"/>
-              </w:rPr>
-              <w:t xml:space="preserve">0.065*</w:t>
+                <w:sz w:val="20"/>
+                <w:szCs w:val="20"/>
+                <w:color w:val="000000"/>
+              </w:rPr>
+              <w:t xml:space="preserve">0.056*</w:t>
             </w:r>
           </w:p>
         </w:tc>
@@ -16577,7 +16291,6 @@
                 <w:i w:val="false"/>
                 <w:b w:val="false"/>
                 <w:u w:val="none"/>
-                <w:strike w:val="false"/>
                 <w:sz w:val="20"/>
                 <w:szCs w:val="20"/>
                 <w:color w:val="000000"/>
@@ -16589,7 +16302,6 @@
                 <w:i w:val="false"/>
                 <w:b w:val="false"/>
                 <w:u w:val="none"/>
-                <w:strike w:val="false"/>
                 <w:sz w:val="20"/>
                 <w:szCs w:val="20"/>
                 <w:color w:val="000000"/>
@@ -16631,7 +16343,6 @@
                 <w:i w:val="false"/>
                 <w:b w:val="false"/>
                 <w:u w:val="none"/>
-                <w:strike w:val="false"/>
                 <w:sz w:val="20"/>
                 <w:szCs w:val="20"/>
                 <w:color w:val="000000"/>
@@ -16643,12 +16354,11 @@
                 <w:i w:val="false"/>
                 <w:b w:val="false"/>
                 <w:u w:val="none"/>
-                <w:strike w:val="false"/>
-                <w:sz w:val="20"/>
-                <w:szCs w:val="20"/>
-                <w:color w:val="000000"/>
-              </w:rPr>
-              <w:t xml:space="preserve">[0.01; 0.12]</w:t>
+                <w:sz w:val="20"/>
+                <w:szCs w:val="20"/>
+                <w:color w:val="000000"/>
+              </w:rPr>
+              <w:t xml:space="preserve">[0; 0.11]</w:t>
             </w:r>
           </w:p>
         </w:tc>
@@ -16685,7 +16395,6 @@
                 <w:i w:val="false"/>
                 <w:b w:val="false"/>
                 <w:u w:val="none"/>
-                <w:strike w:val="false"/>
                 <w:sz w:val="20"/>
                 <w:szCs w:val="20"/>
                 <w:color w:val="000000"/>
@@ -16697,12 +16406,11 @@
                 <w:i w:val="false"/>
                 <w:b w:val="false"/>
                 <w:u w:val="none"/>
-                <w:strike w:val="false"/>
-                <w:sz w:val="20"/>
-                <w:szCs w:val="20"/>
-                <w:color w:val="000000"/>
-              </w:rPr>
-              <w:t xml:space="preserve">2.48</w:t>
+                <w:sz w:val="20"/>
+                <w:szCs w:val="20"/>
+                <w:color w:val="000000"/>
+              </w:rPr>
+              <w:t xml:space="preserve">2.13</w:t>
             </w:r>
           </w:p>
         </w:tc>
@@ -16745,7 +16453,6 @@
                 <w:i w:val="false"/>
                 <w:b w:val="false"/>
                 <w:u w:val="none"/>
-                <w:strike w:val="false"/>
                 <w:sz w:val="20"/>
                 <w:szCs w:val="20"/>
                 <w:color w:val="000000"/>
@@ -16757,7 +16464,6 @@
                 <w:i w:val="false"/>
                 <w:b w:val="false"/>
                 <w:u w:val="none"/>
-                <w:strike w:val="false"/>
                 <w:sz w:val="20"/>
                 <w:szCs w:val="20"/>
                 <w:color w:val="000000"/>
@@ -16799,7 +16505,6 @@
                 <w:i w:val="false"/>
                 <w:b w:val="false"/>
                 <w:u w:val="none"/>
-                <w:strike w:val="false"/>
                 <w:sz w:val="20"/>
                 <w:szCs w:val="20"/>
                 <w:color w:val="000000"/>
@@ -16811,7 +16516,6 @@
                 <w:i w:val="false"/>
                 <w:b w:val="false"/>
                 <w:u w:val="none"/>
-                <w:strike w:val="false"/>
                 <w:sz w:val="20"/>
                 <w:szCs w:val="20"/>
                 <w:color w:val="000000"/>
@@ -16853,7 +16557,6 @@
                 <w:i w:val="false"/>
                 <w:b w:val="false"/>
                 <w:u w:val="none"/>
-                <w:strike w:val="false"/>
                 <w:sz w:val="20"/>
                 <w:szCs w:val="20"/>
                 <w:color w:val="000000"/>
@@ -16865,7 +16568,6 @@
                 <w:i w:val="false"/>
                 <w:b w:val="false"/>
                 <w:u w:val="none"/>
-                <w:strike w:val="false"/>
                 <w:sz w:val="20"/>
                 <w:szCs w:val="20"/>
                 <w:color w:val="000000"/>
@@ -16907,7 +16609,6 @@
                 <w:i w:val="false"/>
                 <w:b w:val="false"/>
                 <w:u w:val="none"/>
-                <w:strike w:val="false"/>
                 <w:sz w:val="20"/>
                 <w:szCs w:val="20"/>
                 <w:color w:val="000000"/>
@@ -16919,12 +16620,11 @@
                 <w:i w:val="false"/>
                 <w:b w:val="false"/>
                 <w:u w:val="none"/>
-                <w:strike w:val="false"/>
-                <w:sz w:val="20"/>
-                <w:szCs w:val="20"/>
-                <w:color w:val="000000"/>
-              </w:rPr>
-              <w:t xml:space="preserve">0.095***</w:t>
+                <w:sz w:val="20"/>
+                <w:szCs w:val="20"/>
+                <w:color w:val="000000"/>
+              </w:rPr>
+              <w:t xml:space="preserve">0.089***</w:t>
             </w:r>
           </w:p>
         </w:tc>
@@ -16961,7 +16661,6 @@
                 <w:i w:val="false"/>
                 <w:b w:val="false"/>
                 <w:u w:val="none"/>
-                <w:strike w:val="false"/>
                 <w:sz w:val="20"/>
                 <w:szCs w:val="20"/>
                 <w:color w:val="000000"/>
@@ -16973,7 +16672,6 @@
                 <w:i w:val="false"/>
                 <w:b w:val="false"/>
                 <w:u w:val="none"/>
-                <w:strike w:val="false"/>
                 <w:sz w:val="20"/>
                 <w:szCs w:val="20"/>
                 <w:color w:val="000000"/>
@@ -17015,7 +16713,6 @@
                 <w:i w:val="false"/>
                 <w:b w:val="false"/>
                 <w:u w:val="none"/>
-                <w:strike w:val="false"/>
                 <w:sz w:val="20"/>
                 <w:szCs w:val="20"/>
                 <w:color w:val="000000"/>
@@ -17027,12 +16724,11 @@
                 <w:i w:val="false"/>
                 <w:b w:val="false"/>
                 <w:u w:val="none"/>
-                <w:strike w:val="false"/>
-                <w:sz w:val="20"/>
-                <w:szCs w:val="20"/>
-                <w:color w:val="000000"/>
-              </w:rPr>
-              <w:t xml:space="preserve">[0.06; 0.13]</w:t>
+                <w:sz w:val="20"/>
+                <w:szCs w:val="20"/>
+                <w:color w:val="000000"/>
+              </w:rPr>
+              <w:t xml:space="preserve">[0.05; 0.13]</w:t>
             </w:r>
           </w:p>
         </w:tc>
@@ -17069,7 +16765,6 @@
                 <w:i w:val="false"/>
                 <w:b w:val="false"/>
                 <w:u w:val="none"/>
-                <w:strike w:val="false"/>
                 <w:sz w:val="20"/>
                 <w:szCs w:val="20"/>
                 <w:color w:val="000000"/>
@@ -17081,12 +16776,11 @@
                 <w:i w:val="false"/>
                 <w:b w:val="false"/>
                 <w:u w:val="none"/>
-                <w:strike w:val="false"/>
-                <w:sz w:val="20"/>
-                <w:szCs w:val="20"/>
-                <w:color w:val="000000"/>
-              </w:rPr>
-              <w:t xml:space="preserve">4.77</w:t>
+                <w:sz w:val="20"/>
+                <w:szCs w:val="20"/>
+                <w:color w:val="000000"/>
+              </w:rPr>
+              <w:t xml:space="preserve">4.44</w:t>
             </w:r>
           </w:p>
         </w:tc>
@@ -17129,7 +16823,6 @@
                 <w:i w:val="false"/>
                 <w:b w:val="false"/>
                 <w:u w:val="none"/>
-                <w:strike w:val="false"/>
                 <w:sz w:val="20"/>
                 <w:szCs w:val="20"/>
                 <w:color w:val="000000"/>
@@ -17141,7 +16834,6 @@
                 <w:i w:val="false"/>
                 <w:b w:val="false"/>
                 <w:u w:val="none"/>
-                <w:strike w:val="false"/>
                 <w:sz w:val="20"/>
                 <w:szCs w:val="20"/>
                 <w:color w:val="000000"/>
@@ -17183,7 +16875,6 @@
                 <w:i w:val="false"/>
                 <w:b w:val="false"/>
                 <w:u w:val="none"/>
-                <w:strike w:val="false"/>
                 <w:sz w:val="20"/>
                 <w:szCs w:val="20"/>
                 <w:color w:val="000000"/>
@@ -17195,7 +16886,6 @@
                 <w:i w:val="false"/>
                 <w:b w:val="false"/>
                 <w:u w:val="none"/>
-                <w:strike w:val="false"/>
                 <w:sz w:val="20"/>
                 <w:szCs w:val="20"/>
                 <w:color w:val="000000"/>
@@ -17237,7 +16927,6 @@
                 <w:i w:val="false"/>
                 <w:b w:val="false"/>
                 <w:u w:val="none"/>
-                <w:strike w:val="false"/>
                 <w:sz w:val="20"/>
                 <w:szCs w:val="20"/>
                 <w:color w:val="000000"/>
@@ -17249,7 +16938,6 @@
                 <w:i w:val="false"/>
                 <w:b w:val="false"/>
                 <w:u w:val="none"/>
-                <w:strike w:val="false"/>
                 <w:sz w:val="20"/>
                 <w:szCs w:val="20"/>
                 <w:color w:val="000000"/>
@@ -17291,7 +16979,6 @@
                 <w:i w:val="false"/>
                 <w:b w:val="false"/>
                 <w:u w:val="none"/>
-                <w:strike w:val="false"/>
                 <w:sz w:val="20"/>
                 <w:szCs w:val="20"/>
                 <w:color w:val="000000"/>
@@ -17303,7 +16990,6 @@
                 <w:i w:val="false"/>
                 <w:b w:val="false"/>
                 <w:u w:val="none"/>
-                <w:strike w:val="false"/>
                 <w:sz w:val="20"/>
                 <w:szCs w:val="20"/>
                 <w:color w:val="000000"/>
@@ -17345,7 +17031,6 @@
                 <w:i w:val="false"/>
                 <w:b w:val="false"/>
                 <w:u w:val="none"/>
-                <w:strike w:val="false"/>
                 <w:sz w:val="20"/>
                 <w:szCs w:val="20"/>
                 <w:color w:val="000000"/>
@@ -17357,7 +17042,6 @@
                 <w:i w:val="false"/>
                 <w:b w:val="false"/>
                 <w:u w:val="none"/>
-                <w:strike w:val="false"/>
                 <w:sz w:val="20"/>
                 <w:szCs w:val="20"/>
                 <w:color w:val="000000"/>
@@ -17399,7 +17083,6 @@
                 <w:i w:val="false"/>
                 <w:b w:val="false"/>
                 <w:u w:val="none"/>
-                <w:strike w:val="false"/>
                 <w:sz w:val="20"/>
                 <w:szCs w:val="20"/>
                 <w:color w:val="000000"/>
@@ -17411,7 +17094,6 @@
                 <w:i w:val="false"/>
                 <w:b w:val="false"/>
                 <w:u w:val="none"/>
-                <w:strike w:val="false"/>
                 <w:sz w:val="20"/>
                 <w:szCs w:val="20"/>
                 <w:color w:val="000000"/>
@@ -17453,7 +17135,6 @@
                 <w:i w:val="false"/>
                 <w:b w:val="false"/>
                 <w:u w:val="none"/>
-                <w:strike w:val="false"/>
                 <w:sz w:val="20"/>
                 <w:szCs w:val="20"/>
                 <w:color w:val="000000"/>
@@ -17465,12 +17146,11 @@
                 <w:i w:val="false"/>
                 <w:b w:val="false"/>
                 <w:u w:val="none"/>
-                <w:strike w:val="false"/>
-                <w:sz w:val="20"/>
-                <w:szCs w:val="20"/>
-                <w:color w:val="000000"/>
-              </w:rPr>
-              <w:t xml:space="preserve">-115.42</w:t>
+                <w:sz w:val="20"/>
+                <w:szCs w:val="20"/>
+                <w:color w:val="000000"/>
+              </w:rPr>
+              <w:t xml:space="preserve">-115.34</w:t>
             </w:r>
           </w:p>
         </w:tc>
@@ -17616,7 +17296,6 @@
                 <w:i w:val="false"/>
                 <w:b w:val="false"/>
                 <w:u w:val="none"/>
-                <w:strike w:val="false"/>
                 <w:sz w:val="20"/>
                 <w:szCs w:val="20"/>
                 <w:color w:val="000000"/>
@@ -17628,7 +17307,6 @@
                 <w:i w:val="false"/>
                 <w:b w:val="false"/>
                 <w:u w:val="none"/>
-                <w:strike w:val="false"/>
                 <w:sz w:val="20"/>
                 <w:szCs w:val="20"/>
                 <w:color w:val="000000"/>
@@ -17670,7 +17348,6 @@
                 <w:i w:val="false"/>
                 <w:b w:val="false"/>
                 <w:u w:val="none"/>
-                <w:strike w:val="false"/>
                 <w:sz w:val="20"/>
                 <w:szCs w:val="20"/>
                 <w:color w:val="000000"/>
@@ -17682,7 +17359,6 @@
                 <w:i w:val="false"/>
                 <w:b w:val="false"/>
                 <w:u w:val="none"/>
-                <w:strike w:val="false"/>
                 <w:sz w:val="20"/>
                 <w:szCs w:val="20"/>
                 <w:color w:val="000000"/>
@@ -17724,7 +17400,6 @@
                 <w:i w:val="false"/>
                 <w:b w:val="false"/>
                 <w:u w:val="none"/>
-                <w:strike w:val="false"/>
                 <w:sz w:val="20"/>
                 <w:szCs w:val="20"/>
                 <w:color w:val="000000"/>
@@ -17736,7 +17411,6 @@
                 <w:i w:val="false"/>
                 <w:b w:val="false"/>
                 <w:u w:val="none"/>
-                <w:strike w:val="false"/>
                 <w:sz w:val="20"/>
                 <w:szCs w:val="20"/>
                 <w:color w:val="000000"/>
@@ -17778,7 +17452,6 @@
                 <w:i w:val="false"/>
                 <w:b w:val="false"/>
                 <w:u w:val="none"/>
-                <w:strike w:val="false"/>
                 <w:sz w:val="20"/>
                 <w:szCs w:val="20"/>
                 <w:color w:val="000000"/>
@@ -17790,7 +17463,6 @@
                 <w:i w:val="false"/>
                 <w:b w:val="false"/>
                 <w:u w:val="none"/>
-                <w:strike w:val="false"/>
                 <w:sz w:val="20"/>
                 <w:szCs w:val="20"/>
                 <w:color w:val="000000"/>
@@ -17832,7 +17504,6 @@
                 <w:i w:val="false"/>
                 <w:b w:val="false"/>
                 <w:u w:val="none"/>
-                <w:strike w:val="false"/>
                 <w:sz w:val="20"/>
                 <w:szCs w:val="20"/>
                 <w:color w:val="000000"/>
@@ -17844,7 +17515,6 @@
                 <w:i w:val="false"/>
                 <w:b w:val="false"/>
                 <w:u w:val="none"/>
-                <w:strike w:val="false"/>
                 <w:sz w:val="20"/>
                 <w:szCs w:val="20"/>
                 <w:color w:val="000000"/>
@@ -17886,7 +17556,6 @@
                 <w:i w:val="false"/>
                 <w:b w:val="false"/>
                 <w:u w:val="none"/>
-                <w:strike w:val="false"/>
                 <w:sz w:val="20"/>
                 <w:szCs w:val="20"/>
                 <w:color w:val="000000"/>
@@ -17898,7 +17567,6 @@
                 <w:i w:val="false"/>
                 <w:b w:val="false"/>
                 <w:u w:val="none"/>
-                <w:strike w:val="false"/>
                 <w:sz w:val="20"/>
                 <w:szCs w:val="20"/>
                 <w:color w:val="000000"/>
@@ -17940,7 +17608,6 @@
                 <w:i w:val="false"/>
                 <w:b w:val="false"/>
                 <w:u w:val="none"/>
-                <w:strike w:val="false"/>
                 <w:sz w:val="20"/>
                 <w:szCs w:val="20"/>
                 <w:color w:val="000000"/>
@@ -17952,7 +17619,6 @@
                 <w:i w:val="false"/>
                 <w:b w:val="false"/>
                 <w:u w:val="none"/>
-                <w:strike w:val="false"/>
                 <w:sz w:val="20"/>
                 <w:szCs w:val="20"/>
                 <w:color w:val="000000"/>
@@ -18000,7 +17666,6 @@
                 <w:i w:val="false"/>
                 <w:b w:val="false"/>
                 <w:u w:val="none"/>
-                <w:strike w:val="false"/>
                 <w:sz w:val="20"/>
                 <w:szCs w:val="20"/>
                 <w:color w:val="000000"/>
@@ -18012,7 +17677,6 @@
                 <w:i w:val="false"/>
                 <w:b w:val="false"/>
                 <w:u w:val="none"/>
-                <w:strike w:val="false"/>
                 <w:sz w:val="20"/>
                 <w:szCs w:val="20"/>
                 <w:color w:val="000000"/>
@@ -18054,7 +17718,6 @@
                 <w:i w:val="false"/>
                 <w:b w:val="false"/>
                 <w:u w:val="none"/>
-                <w:strike w:val="false"/>
                 <w:sz w:val="20"/>
                 <w:szCs w:val="20"/>
                 <w:color w:val="000000"/>
@@ -18066,7 +17729,6 @@
                 <w:i w:val="false"/>
                 <w:b w:val="false"/>
                 <w:u w:val="none"/>
-                <w:strike w:val="false"/>
                 <w:sz w:val="20"/>
                 <w:szCs w:val="20"/>
                 <w:color w:val="000000"/>
@@ -18108,7 +17770,6 @@
                 <w:i w:val="false"/>
                 <w:b w:val="false"/>
                 <w:u w:val="none"/>
-                <w:strike w:val="false"/>
                 <w:sz w:val="20"/>
                 <w:szCs w:val="20"/>
                 <w:color w:val="000000"/>
@@ -18120,7 +17781,6 @@
                 <w:i w:val="false"/>
                 <w:b w:val="false"/>
                 <w:u w:val="none"/>
-                <w:strike w:val="false"/>
                 <w:sz w:val="20"/>
                 <w:szCs w:val="20"/>
                 <w:color w:val="000000"/>
@@ -18162,7 +17822,6 @@
                 <w:i w:val="false"/>
                 <w:b w:val="false"/>
                 <w:u w:val="none"/>
-                <w:strike w:val="false"/>
                 <w:sz w:val="20"/>
                 <w:szCs w:val="20"/>
                 <w:color w:val="000000"/>
@@ -18174,7 +17833,6 @@
                 <w:i w:val="false"/>
                 <w:b w:val="false"/>
                 <w:u w:val="none"/>
-                <w:strike w:val="false"/>
                 <w:sz w:val="20"/>
                 <w:szCs w:val="20"/>
                 <w:color w:val="000000"/>
@@ -18216,7 +17874,6 @@
                 <w:i w:val="false"/>
                 <w:b w:val="false"/>
                 <w:u w:val="none"/>
-                <w:strike w:val="false"/>
                 <w:sz w:val="20"/>
                 <w:szCs w:val="20"/>
                 <w:color w:val="000000"/>
@@ -18228,7 +17885,6 @@
                 <w:i w:val="false"/>
                 <w:b w:val="false"/>
                 <w:u w:val="none"/>
-                <w:strike w:val="false"/>
                 <w:sz w:val="20"/>
                 <w:szCs w:val="20"/>
                 <w:color w:val="000000"/>
@@ -18270,7 +17926,6 @@
                 <w:i w:val="false"/>
                 <w:b w:val="false"/>
                 <w:u w:val="none"/>
-                <w:strike w:val="false"/>
                 <w:sz w:val="20"/>
                 <w:szCs w:val="20"/>
                 <w:color w:val="000000"/>
@@ -18282,7 +17937,6 @@
                 <w:i w:val="false"/>
                 <w:b w:val="false"/>
                 <w:u w:val="none"/>
-                <w:strike w:val="false"/>
                 <w:sz w:val="20"/>
                 <w:szCs w:val="20"/>
                 <w:color w:val="000000"/>
@@ -18324,7 +17978,6 @@
                 <w:i w:val="false"/>
                 <w:b w:val="false"/>
                 <w:u w:val="none"/>
-                <w:strike w:val="false"/>
                 <w:sz w:val="20"/>
                 <w:szCs w:val="20"/>
                 <w:color w:val="000000"/>
@@ -18336,7 +17989,6 @@
                 <w:i w:val="false"/>
                 <w:b w:val="false"/>
                 <w:u w:val="none"/>
-                <w:strike w:val="false"/>
                 <w:sz w:val="20"/>
                 <w:szCs w:val="20"/>
                 <w:color w:val="000000"/>
@@ -18384,7 +18036,6 @@
                 <w:i w:val="false"/>
                 <w:b w:val="false"/>
                 <w:u w:val="none"/>
-                <w:strike w:val="false"/>
                 <w:sz w:val="20"/>
                 <w:szCs w:val="20"/>
                 <w:color w:val="000000"/>
@@ -18396,7 +18047,6 @@
                 <w:i w:val="false"/>
                 <w:b w:val="false"/>
                 <w:u w:val="none"/>
-                <w:strike w:val="false"/>
                 <w:sz w:val="20"/>
                 <w:szCs w:val="20"/>
                 <w:color w:val="000000"/>
@@ -18438,7 +18088,6 @@
                 <w:i w:val="false"/>
                 <w:b w:val="false"/>
                 <w:u w:val="none"/>
-                <w:strike w:val="false"/>
                 <w:sz w:val="20"/>
                 <w:szCs w:val="20"/>
                 <w:color w:val="000000"/>
@@ -18450,7 +18099,6 @@
                 <w:i w:val="false"/>
                 <w:b w:val="false"/>
                 <w:u w:val="none"/>
-                <w:strike w:val="false"/>
                 <w:sz w:val="20"/>
                 <w:szCs w:val="20"/>
                 <w:color w:val="000000"/>
@@ -18492,7 +18140,6 @@
                 <w:i w:val="false"/>
                 <w:b w:val="false"/>
                 <w:u w:val="none"/>
-                <w:strike w:val="false"/>
                 <w:sz w:val="20"/>
                 <w:szCs w:val="20"/>
                 <w:color w:val="000000"/>
@@ -18504,7 +18151,6 @@
                 <w:i w:val="false"/>
                 <w:b w:val="false"/>
                 <w:u w:val="none"/>
-                <w:strike w:val="false"/>
                 <w:sz w:val="20"/>
                 <w:szCs w:val="20"/>
                 <w:color w:val="000000"/>
@@ -18546,7 +18192,6 @@
                 <w:i w:val="false"/>
                 <w:b w:val="false"/>
                 <w:u w:val="none"/>
-                <w:strike w:val="false"/>
                 <w:sz w:val="20"/>
                 <w:szCs w:val="20"/>
                 <w:color w:val="000000"/>
@@ -18558,7 +18203,6 @@
                 <w:i w:val="false"/>
                 <w:b w:val="false"/>
                 <w:u w:val="none"/>
-                <w:strike w:val="false"/>
                 <w:sz w:val="20"/>
                 <w:szCs w:val="20"/>
                 <w:color w:val="000000"/>
@@ -18600,7 +18244,6 @@
                 <w:i w:val="false"/>
                 <w:b w:val="false"/>
                 <w:u w:val="none"/>
-                <w:strike w:val="false"/>
                 <w:sz w:val="20"/>
                 <w:szCs w:val="20"/>
                 <w:color w:val="000000"/>
@@ -18612,7 +18255,6 @@
                 <w:i w:val="false"/>
                 <w:b w:val="false"/>
                 <w:u w:val="none"/>
-                <w:strike w:val="false"/>
                 <w:sz w:val="20"/>
                 <w:szCs w:val="20"/>
                 <w:color w:val="000000"/>
@@ -18654,7 +18296,6 @@
                 <w:i w:val="false"/>
                 <w:b w:val="false"/>
                 <w:u w:val="none"/>
-                <w:strike w:val="false"/>
                 <w:sz w:val="20"/>
                 <w:szCs w:val="20"/>
                 <w:color w:val="000000"/>
@@ -18666,7 +18307,6 @@
                 <w:i w:val="false"/>
                 <w:b w:val="false"/>
                 <w:u w:val="none"/>
-                <w:strike w:val="false"/>
                 <w:sz w:val="20"/>
                 <w:szCs w:val="20"/>
                 <w:color w:val="000000"/>
@@ -18708,7 +18348,6 @@
                 <w:i w:val="false"/>
                 <w:b w:val="false"/>
                 <w:u w:val="none"/>
-                <w:strike w:val="false"/>
                 <w:sz w:val="20"/>
                 <w:szCs w:val="20"/>
                 <w:color w:val="000000"/>
@@ -18720,7 +18359,6 @@
                 <w:i w:val="false"/>
                 <w:b w:val="false"/>
                 <w:u w:val="none"/>
-                <w:strike w:val="false"/>
                 <w:sz w:val="20"/>
                 <w:szCs w:val="20"/>
                 <w:color w:val="000000"/>
@@ -18768,7 +18406,6 @@
                 <w:i w:val="false"/>
                 <w:b w:val="false"/>
                 <w:u w:val="none"/>
-                <w:strike w:val="false"/>
                 <w:sz w:val="20"/>
                 <w:szCs w:val="20"/>
                 <w:color w:val="000000"/>
@@ -18780,7 +18417,6 @@
                 <w:i w:val="false"/>
                 <w:b w:val="false"/>
                 <w:u w:val="none"/>
-                <w:strike w:val="false"/>
                 <w:sz w:val="20"/>
                 <w:szCs w:val="20"/>
                 <w:color w:val="000000"/>
@@ -18822,7 +18458,6 @@
                 <w:i w:val="false"/>
                 <w:b w:val="false"/>
                 <w:u w:val="none"/>
-                <w:strike w:val="false"/>
                 <w:sz w:val="20"/>
                 <w:szCs w:val="20"/>
                 <w:color w:val="000000"/>
@@ -18834,7 +18469,6 @@
                 <w:i w:val="false"/>
                 <w:b w:val="false"/>
                 <w:u w:val="none"/>
-                <w:strike w:val="false"/>
                 <w:sz w:val="20"/>
                 <w:szCs w:val="20"/>
                 <w:color w:val="000000"/>
@@ -18876,7 +18510,6 @@
                 <w:i w:val="false"/>
                 <w:b w:val="false"/>
                 <w:u w:val="none"/>
-                <w:strike w:val="false"/>
                 <w:sz w:val="20"/>
                 <w:szCs w:val="20"/>
                 <w:color w:val="000000"/>
@@ -18888,7 +18521,6 @@
                 <w:i w:val="false"/>
                 <w:b w:val="false"/>
                 <w:u w:val="none"/>
-                <w:strike w:val="false"/>
                 <w:sz w:val="20"/>
                 <w:szCs w:val="20"/>
                 <w:color w:val="000000"/>
@@ -18930,7 +18562,6 @@
                 <w:i w:val="false"/>
                 <w:b w:val="false"/>
                 <w:u w:val="none"/>
-                <w:strike w:val="false"/>
                 <w:sz w:val="20"/>
                 <w:szCs w:val="20"/>
                 <w:color w:val="000000"/>
@@ -18942,7 +18573,6 @@
                 <w:i w:val="false"/>
                 <w:b w:val="false"/>
                 <w:u w:val="none"/>
-                <w:strike w:val="false"/>
                 <w:sz w:val="20"/>
                 <w:szCs w:val="20"/>
                 <w:color w:val="000000"/>
@@ -18984,7 +18614,6 @@
                 <w:i w:val="false"/>
                 <w:b w:val="false"/>
                 <w:u w:val="none"/>
-                <w:strike w:val="false"/>
                 <w:sz w:val="20"/>
                 <w:szCs w:val="20"/>
                 <w:color w:val="000000"/>
@@ -18996,7 +18625,6 @@
                 <w:i w:val="false"/>
                 <w:b w:val="false"/>
                 <w:u w:val="none"/>
-                <w:strike w:val="false"/>
                 <w:sz w:val="20"/>
                 <w:szCs w:val="20"/>
                 <w:color w:val="000000"/>
@@ -19038,7 +18666,6 @@
                 <w:i w:val="false"/>
                 <w:b w:val="false"/>
                 <w:u w:val="none"/>
-                <w:strike w:val="false"/>
                 <w:sz w:val="20"/>
                 <w:szCs w:val="20"/>
                 <w:color w:val="000000"/>
@@ -19050,7 +18677,6 @@
                 <w:i w:val="false"/>
                 <w:b w:val="false"/>
                 <w:u w:val="none"/>
-                <w:strike w:val="false"/>
                 <w:sz w:val="20"/>
                 <w:szCs w:val="20"/>
                 <w:color w:val="000000"/>
@@ -19092,7 +18718,6 @@
                 <w:i w:val="false"/>
                 <w:b w:val="false"/>
                 <w:u w:val="none"/>
-                <w:strike w:val="false"/>
                 <w:sz w:val="20"/>
                 <w:szCs w:val="20"/>
                 <w:color w:val="000000"/>
@@ -19104,7 +18729,6 @@
                 <w:i w:val="false"/>
                 <w:b w:val="false"/>
                 <w:u w:val="none"/>
-                <w:strike w:val="false"/>
                 <w:sz w:val="20"/>
                 <w:szCs w:val="20"/>
                 <w:color w:val="000000"/>
@@ -19152,7 +18776,6 @@
                 <w:i w:val="false"/>
                 <w:b w:val="false"/>
                 <w:u w:val="none"/>
-                <w:strike w:val="false"/>
                 <w:sz w:val="20"/>
                 <w:szCs w:val="20"/>
                 <w:color w:val="000000"/>
@@ -19164,7 +18787,6 @@
                 <w:i w:val="false"/>
                 <w:b w:val="false"/>
                 <w:u w:val="none"/>
-                <w:strike w:val="false"/>
                 <w:sz w:val="20"/>
                 <w:szCs w:val="20"/>
                 <w:color w:val="000000"/>
@@ -19206,7 +18828,6 @@
                 <w:i w:val="false"/>
                 <w:b w:val="false"/>
                 <w:u w:val="none"/>
-                <w:strike w:val="false"/>
                 <w:sz w:val="20"/>
                 <w:szCs w:val="20"/>
                 <w:color w:val="000000"/>
@@ -19218,7 +18839,6 @@
                 <w:i w:val="false"/>
                 <w:b w:val="false"/>
                 <w:u w:val="none"/>
-                <w:strike w:val="false"/>
                 <w:sz w:val="20"/>
                 <w:szCs w:val="20"/>
                 <w:color w:val="000000"/>
@@ -19260,7 +18880,6 @@
                 <w:i w:val="false"/>
                 <w:b w:val="false"/>
                 <w:u w:val="none"/>
-                <w:strike w:val="false"/>
                 <w:sz w:val="20"/>
                 <w:szCs w:val="20"/>
                 <w:color w:val="000000"/>
@@ -19272,7 +18891,6 @@
                 <w:i w:val="false"/>
                 <w:b w:val="false"/>
                 <w:u w:val="none"/>
-                <w:strike w:val="false"/>
                 <w:sz w:val="20"/>
                 <w:szCs w:val="20"/>
                 <w:color w:val="000000"/>
@@ -19314,7 +18932,6 @@
                 <w:i w:val="false"/>
                 <w:b w:val="false"/>
                 <w:u w:val="none"/>
-                <w:strike w:val="false"/>
                 <w:sz w:val="20"/>
                 <w:szCs w:val="20"/>
                 <w:color w:val="000000"/>
@@ -19326,7 +18943,6 @@
                 <w:i w:val="false"/>
                 <w:b w:val="false"/>
                 <w:u w:val="none"/>
-                <w:strike w:val="false"/>
                 <w:sz w:val="20"/>
                 <w:szCs w:val="20"/>
                 <w:color w:val="000000"/>
@@ -19368,7 +18984,6 @@
                 <w:i w:val="false"/>
                 <w:b w:val="false"/>
                 <w:u w:val="none"/>
-                <w:strike w:val="false"/>
                 <w:sz w:val="20"/>
                 <w:szCs w:val="20"/>
                 <w:color w:val="000000"/>
@@ -19380,7 +18995,6 @@
                 <w:i w:val="false"/>
                 <w:b w:val="false"/>
                 <w:u w:val="none"/>
-                <w:strike w:val="false"/>
                 <w:sz w:val="20"/>
                 <w:szCs w:val="20"/>
                 <w:color w:val="000000"/>
@@ -19422,7 +19036,6 @@
                 <w:i w:val="false"/>
                 <w:b w:val="false"/>
                 <w:u w:val="none"/>
-                <w:strike w:val="false"/>
                 <w:sz w:val="20"/>
                 <w:szCs w:val="20"/>
                 <w:color w:val="000000"/>
@@ -19434,7 +19047,6 @@
                 <w:i w:val="false"/>
                 <w:b w:val="false"/>
                 <w:u w:val="none"/>
-                <w:strike w:val="false"/>
                 <w:sz w:val="20"/>
                 <w:szCs w:val="20"/>
                 <w:color w:val="000000"/>
@@ -19476,7 +19088,6 @@
                 <w:i w:val="false"/>
                 <w:b w:val="false"/>
                 <w:u w:val="none"/>
-                <w:strike w:val="false"/>
                 <w:sz w:val="20"/>
                 <w:szCs w:val="20"/>
                 <w:color w:val="000000"/>
@@ -19488,7 +19099,6 @@
                 <w:i w:val="false"/>
                 <w:b w:val="false"/>
                 <w:u w:val="none"/>
-                <w:strike w:val="false"/>
                 <w:sz w:val="20"/>
                 <w:szCs w:val="20"/>
                 <w:color w:val="000000"/>
@@ -19536,7 +19146,6 @@
                 <w:i w:val="false"/>
                 <w:b w:val="false"/>
                 <w:u w:val="none"/>
-                <w:strike w:val="false"/>
                 <w:sz w:val="20"/>
                 <w:szCs w:val="20"/>
                 <w:color w:val="000000"/>
@@ -19548,7 +19157,6 @@
                 <w:i w:val="false"/>
                 <w:b w:val="false"/>
                 <w:u w:val="none"/>
-                <w:strike w:val="false"/>
                 <w:sz w:val="20"/>
                 <w:szCs w:val="20"/>
                 <w:color w:val="000000"/>
@@ -19590,7 +19198,6 @@
                 <w:i w:val="false"/>
                 <w:b w:val="false"/>
                 <w:u w:val="none"/>
-                <w:strike w:val="false"/>
                 <w:sz w:val="20"/>
                 <w:szCs w:val="20"/>
                 <w:color w:val="000000"/>
@@ -19602,7 +19209,6 @@
                 <w:i w:val="false"/>
                 <w:b w:val="false"/>
                 <w:u w:val="none"/>
-                <w:strike w:val="false"/>
                 <w:sz w:val="20"/>
                 <w:szCs w:val="20"/>
                 <w:color w:val="000000"/>
@@ -19644,7 +19250,6 @@
                 <w:i w:val="false"/>
                 <w:b w:val="false"/>
                 <w:u w:val="none"/>
-                <w:strike w:val="false"/>
                 <w:sz w:val="20"/>
                 <w:szCs w:val="20"/>
                 <w:color w:val="000000"/>
@@ -19656,7 +19261,6 @@
                 <w:i w:val="false"/>
                 <w:b w:val="false"/>
                 <w:u w:val="none"/>
-                <w:strike w:val="false"/>
                 <w:sz w:val="20"/>
                 <w:szCs w:val="20"/>
                 <w:color w:val="000000"/>
@@ -19698,7 +19302,6 @@
                 <w:i w:val="false"/>
                 <w:b w:val="false"/>
                 <w:u w:val="none"/>
-                <w:strike w:val="false"/>
                 <w:sz w:val="20"/>
                 <w:szCs w:val="20"/>
                 <w:color w:val="000000"/>
@@ -19710,7 +19313,6 @@
                 <w:i w:val="false"/>
                 <w:b w:val="false"/>
                 <w:u w:val="none"/>
-                <w:strike w:val="false"/>
                 <w:sz w:val="20"/>
                 <w:szCs w:val="20"/>
                 <w:color w:val="000000"/>
@@ -19752,7 +19354,6 @@
                 <w:i w:val="false"/>
                 <w:b w:val="false"/>
                 <w:u w:val="none"/>
-                <w:strike w:val="false"/>
                 <w:sz w:val="20"/>
                 <w:szCs w:val="20"/>
                 <w:color w:val="000000"/>
@@ -19764,7 +19365,6 @@
                 <w:i w:val="false"/>
                 <w:b w:val="false"/>
                 <w:u w:val="none"/>
-                <w:strike w:val="false"/>
                 <w:sz w:val="20"/>
                 <w:szCs w:val="20"/>
                 <w:color w:val="000000"/>
@@ -19806,7 +19406,6 @@
                 <w:i w:val="false"/>
                 <w:b w:val="false"/>
                 <w:u w:val="none"/>
-                <w:strike w:val="false"/>
                 <w:sz w:val="20"/>
                 <w:szCs w:val="20"/>
                 <w:color w:val="000000"/>
@@ -19818,7 +19417,6 @@
                 <w:i w:val="false"/>
                 <w:b w:val="false"/>
                 <w:u w:val="none"/>
-                <w:strike w:val="false"/>
                 <w:sz w:val="20"/>
                 <w:szCs w:val="20"/>
                 <w:color w:val="000000"/>
@@ -19860,7 +19458,6 @@
                 <w:i w:val="false"/>
                 <w:b w:val="false"/>
                 <w:u w:val="none"/>
-                <w:strike w:val="false"/>
                 <w:sz w:val="20"/>
                 <w:szCs w:val="20"/>
                 <w:color w:val="000000"/>
@@ -19872,7 +19469,6 @@
                 <w:i w:val="false"/>
                 <w:b w:val="false"/>
                 <w:u w:val="none"/>
-                <w:strike w:val="false"/>
                 <w:sz w:val="20"/>
                 <w:szCs w:val="20"/>
                 <w:color w:val="000000"/>

--- a/paper/livingSEBpaper.docx
+++ b/paper/livingSEBpaper.docx
@@ -2910,7 +2910,7 @@
         <w:pStyle w:val="BodyText"/>
       </w:pPr>
       <w:r>
-        <w:t xml:space="preserve">MASEM analyses were based on varying number of effect sizes per pairwise correlation (i.e., different correlation matrices), with the minimum available effects per correlation being 3 and the maximum being 21. As a consequence, also sample sizes and precision differed, with the minimum being 2712 (i.e., correlations between personality traits and academic achievement) and the maximum being 21385 (i.e., correlations between SEB domains). Correlation matrices were taken from 22 samples included in 15 different studies.</w:t>
+        <w:t xml:space="preserve">MASEM analyses were based on varying number of effect sizes per pairwise correlation (i.e., different correlation matrices), with the minimum available effects per correlation being 3 and the maximum being 24. As a consequence, also sample sizes and precision differed, with the minimum being 2712 (i.e., correlations between personality traits and academic achievement) and the maximum being 22911 (i.e., correlations between SEB domains). Correlation matrices were taken from 24 samples included in 17 different studies.</w:t>
       </w:r>
     </w:p>
     <w:p>
@@ -3092,7 +3092,7 @@
         </w:r>
       </w:hyperlink>
       <w:r>
-        <w:t xml:space="preserve">, one of the SEB skills showed significant associations (</w:t>
+        <w:t xml:space="preserve">, two of the SEB skills showed significant associations (</w:t>
       </w:r>
       <w:r>
         <w:rPr>
@@ -3105,7 +3105,7 @@
         <w:t xml:space="preserve"> </w:t>
       </w:r>
       <w:r>
-        <w:t xml:space="preserve">&lt; 0.01) larger than |0.1| with academic achievement beyond the other skill domains. Specifically, Self-management (b = 0.28; 95% CI [0.27; 0.3]; p &lt; 0.001) showed significant and practically meaningful associations with academic achievement, while all other associations were lower than |0.07| and/or non-significant.</w:t>
+        <w:t xml:space="preserve">&lt; 0.01) larger than |0.1| with academic achievement beyond the other skill domains. Specifically, Emotional resilience (b = -0.11; 95% CI [-0.13; -0.09]; p &lt; 0.001), Self-management (b = 0.24; 95% CI [0.22; 0.25]; p &lt; 0.001) showed significant and practically meaningful associations with academic achievement, while all other associations were lower than |0.05| and/or non-significant.</w:t>
       </w:r>
     </w:p>
     <w:bookmarkEnd w:id="56"/>
@@ -17252,10 +17252,10 @@
         <w:gridCol w:w="2069"/>
         <w:gridCol w:w="397"/>
         <w:gridCol w:w="1847"/>
-        <w:gridCol w:w="947"/>
+        <w:gridCol w:w="1014"/>
         <w:gridCol w:w="547"/>
         <w:gridCol w:w="1269"/>
-        <w:gridCol w:w="647"/>
+        <w:gridCol w:w="714"/>
       </w:tblGrid>
       <w:tr>
         <w:trPr>
@@ -17837,7 +17837,7 @@
                 <w:szCs w:val="20"/>
                 <w:color w:val="000000"/>
               </w:rPr>
-              <w:t xml:space="preserve">0.005</w:t>
+              <w:t xml:space="preserve">-0.052***</w:t>
             </w:r>
           </w:p>
         </w:tc>
@@ -17941,7 +17941,7 @@
                 <w:szCs w:val="20"/>
                 <w:color w:val="000000"/>
               </w:rPr>
-              <w:t xml:space="preserve">[-0.01; 0.02]</w:t>
+              <w:t xml:space="preserve">[-0.07; -0.04]</w:t>
             </w:r>
           </w:p>
         </w:tc>
@@ -17993,7 +17993,7 @@
                 <w:szCs w:val="20"/>
                 <w:color w:val="000000"/>
               </w:rPr>
-              <w:t xml:space="preserve">0.58</w:t>
+              <w:t xml:space="preserve">-6.23</w:t>
             </w:r>
           </w:p>
         </w:tc>
@@ -18207,7 +18207,7 @@
                 <w:szCs w:val="20"/>
                 <w:color w:val="000000"/>
               </w:rPr>
-              <w:t xml:space="preserve">-0.07***</w:t>
+              <w:t xml:space="preserve">-0.109***</w:t>
             </w:r>
           </w:p>
         </w:tc>
@@ -18311,7 +18311,7 @@
                 <w:szCs w:val="20"/>
                 <w:color w:val="000000"/>
               </w:rPr>
-              <w:t xml:space="preserve">[-0.09; -0.05]</w:t>
+              <w:t xml:space="preserve">[-0.13; -0.09]</w:t>
             </w:r>
           </w:p>
         </w:tc>
@@ -18363,7 +18363,7 @@
                 <w:szCs w:val="20"/>
                 <w:color w:val="000000"/>
               </w:rPr>
-              <w:t xml:space="preserve">-8.32</w:t>
+              <w:t xml:space="preserve">-12.87</w:t>
             </w:r>
           </w:p>
         </w:tc>
@@ -18577,7 +18577,7 @@
                 <w:szCs w:val="20"/>
                 <w:color w:val="000000"/>
               </w:rPr>
-              <w:t xml:space="preserve">0.047***</w:t>
+              <w:t xml:space="preserve">0.013</w:t>
             </w:r>
           </w:p>
         </w:tc>
@@ -18681,7 +18681,7 @@
                 <w:szCs w:val="20"/>
                 <w:color w:val="000000"/>
               </w:rPr>
-              <w:t xml:space="preserve">[0.03; 0.06]</w:t>
+              <w:t xml:space="preserve">[0; 0.03]</w:t>
             </w:r>
           </w:p>
         </w:tc>
@@ -18733,7 +18733,7 @@
                 <w:szCs w:val="20"/>
                 <w:color w:val="000000"/>
               </w:rPr>
-              <w:t xml:space="preserve">5.64</w:t>
+              <w:t xml:space="preserve">1.61</w:t>
             </w:r>
           </w:p>
         </w:tc>
@@ -18947,7 +18947,7 @@
                 <w:szCs w:val="20"/>
                 <w:color w:val="000000"/>
               </w:rPr>
-              <w:t xml:space="preserve">0.282***</w:t>
+              <w:t xml:space="preserve">0.237***</w:t>
             </w:r>
           </w:p>
         </w:tc>
@@ -19051,7 +19051,7 @@
                 <w:szCs w:val="20"/>
                 <w:color w:val="000000"/>
               </w:rPr>
-              <w:t xml:space="preserve">[0.27; 0.3]</w:t>
+              <w:t xml:space="preserve">[0.22; 0.25]</w:t>
             </w:r>
           </w:p>
         </w:tc>
@@ -19103,7 +19103,7 @@
                 <w:szCs w:val="20"/>
                 <w:color w:val="000000"/>
               </w:rPr>
-              <w:t xml:space="preserve">34.61</w:t>
+              <w:t xml:space="preserve">29.18</w:t>
             </w:r>
           </w:p>
         </w:tc>
@@ -19317,7 +19317,7 @@
                 <w:szCs w:val="20"/>
                 <w:color w:val="000000"/>
               </w:rPr>
-              <w:t xml:space="preserve">0.008</w:t>
+              <w:t xml:space="preserve">-0.012</w:t>
             </w:r>
           </w:p>
         </w:tc>
@@ -19421,7 +19421,7 @@
                 <w:szCs w:val="20"/>
                 <w:color w:val="000000"/>
               </w:rPr>
-              <w:t xml:space="preserve">[-0.01; 0.02]</w:t>
+              <w:t xml:space="preserve">[-0.03; 0]</w:t>
             </w:r>
           </w:p>
         </w:tc>
@@ -19473,7 +19473,7 @@
                 <w:szCs w:val="20"/>
                 <w:color w:val="000000"/>
               </w:rPr>
-              <w:t xml:space="preserve">0.93</w:t>
+              <w:t xml:space="preserve">-1.40</w:t>
             </w:r>
           </w:p>
         </w:tc>

--- a/paper/livingSEBpaper.docx
+++ b/paper/livingSEBpaper.docx
@@ -2525,7 +2525,7 @@
         <w:pStyle w:val="FirstParagraph"/>
       </w:pPr>
       <w:r>
-        <w:t xml:space="preserve">At the time of writing, the systematic search identified 259 publications (Scopus = 136; WOS = 123). After removing duplicates, screening titles and abstracts, and reviewing full texts, 30 studies were retained for the living review and 19 studies met criteria for quantitative synthesis. These include a total of 26 independent samples (see</w:t>
+        <w:t xml:space="preserve">At the time of writing, the systematic search identified 356 publications (Scopus = 187; WOS = 169). After removing duplicates, screening titles and abstracts, and reviewing full texts, 30 studies were retained for the living review and 19 studies met criteria for quantitative synthesis. These include a total of 26 independent samples (see</w:t>
       </w:r>
       <w:r>
         <w:t xml:space="preserve"> </w:t>
@@ -2539,7 +2539,7 @@
         </w:r>
       </w:hyperlink>
       <w:r>
-        <w:t xml:space="preserve">), with sample sizes ranging from 137 to 5075 (median = 549.5). Main characteristics of all studies included in the review are reported in</w:t>
+        <w:t xml:space="preserve">), with sample sizes ranging from 137 to 5075 (median = 621). Main characteristics of all studies included in the review are reported in</w:t>
       </w:r>
       <w:r>
         <w:t xml:space="preserve"> </w:t>
@@ -2561,7 +2561,7 @@
         <w:pStyle w:val="BodyText"/>
       </w:pPr>
       <w:r>
-        <w:t xml:space="preserve">Across these studies, a total of 17329 correlation coefficients were coded, representing 5850 unique pairwise associations. Of these, 14360 correlations (3857 unique associations) involved at least one SEB domain or facet measured with a BESSI instrument. This provides the foundation for both the living database and the illustrative analyses reported below.</w:t>
+        <w:t xml:space="preserve">Across these studies, a total of 17221 correlation coefficients were coded, representing 5850 unique pairwise associations. Of these, 14292 correlations (3857 unique associations) involved at least one SEB domain or facet measured with a BESSI instrument. This provides the foundation for both the living database and the illustrative analyses reported below.</w:t>
       </w:r>
     </w:p>
     <w:p>
@@ -2667,7 +2667,7 @@
         <w:pStyle w:val="BodyText"/>
       </w:pPr>
       <w:r>
-        <w:t xml:space="preserve">A total of 55 effect sizes from 9 studies and 10 samples were included. For each SEB domain, the median available sample size was 752 (minimum sample size = 319; maximum sample size = 5075).</w:t>
+        <w:t xml:space="preserve">A total of 50 effect sizes from 9 studies and 10 samples were included. For each SEB domain, the median available sample size was 796 (minimum sample size = 319; maximum sample size = 5075).</w:t>
       </w:r>
     </w:p>
     <w:p>
@@ -2706,7 +2706,7 @@
         </w:r>
       </w:hyperlink>
       <w:r>
-        <w:t xml:space="preserve">. Of the five meta-analysed correlations with academic achievement, four were larger than 0.10, with significant effects (p &lt; 0.01) ranging between 0.1 (i.e., Cooperation) and 0.24 (i.e., Cooperation).</w:t>
+        <w:t xml:space="preserve">. Of the five meta-analysed correlations with academic achievement, four were larger than 0.10, with significant effects (p &lt; 0.01) ranging between 0.1 (i.e., Cooperation) and 0.24 (i.e., Self-management).</w:t>
       </w:r>
     </w:p>
     <w:p>
@@ -2730,7 +2730,7 @@
         <w:t xml:space="preserve"> </w:t>
       </w:r>
       <w:r>
-        <w:t xml:space="preserve">test for heterogeneity shows that there is significant heterogeneity across studies, with the standard deviation of the effects ranging between 0.07 and 0.11.</w:t>
+        <w:t xml:space="preserve">test for heterogeneity shows that there is significant heterogeneity across studies, with the standard deviation of the effects ranging between 0.06 and 0.11.</w:t>
       </w:r>
     </w:p>
     <w:p>
@@ -2910,7 +2910,7 @@
         <w:pStyle w:val="BodyText"/>
       </w:pPr>
       <w:r>
-        <w:t xml:space="preserve">MASEM analyses were based on varying number of effect sizes per pairwise correlation (i.e., different correlation matrices), with the minimum available effects per correlation being 3 and the maximum being 24. As a consequence, also sample sizes and precision differed, with the minimum being 2712 (i.e., correlations between personality traits and academic achievement) and the maximum being 22911 (i.e., correlations between SEB domains). Correlation matrices were taken from 24 samples included in 17 different studies.</w:t>
+        <w:t xml:space="preserve">MASEM analyses were based on varying number of effect sizes per pairwise correlation (i.e., different correlation matrices), with the minimum available effects per correlation being 3 and the maximum being 23. As a consequence, also sample sizes and precision differed, with the minimum being 2712 (i.e., correlations between personality traits and academic achievement) and the maximum being 22592 (i.e., correlations between SEB domains). Correlation matrices were taken from 24 samples included in 17 different studies.</w:t>
       </w:r>
     </w:p>
     <w:p>
@@ -3028,7 +3028,7 @@
         <w:t xml:space="preserve"> </w:t>
       </w:r>
       <w:r>
-        <w:t xml:space="preserve">&lt; 0.01) larger than |0.1| with academic achievement beyond the corresponding trait/skill. Specifically, Innovation (b = 0.16; 95% CI [0.13; 0.2]; p &lt; 0.001), Self-management (b = 0.17; 95% CI [0.14; 0.21]; p &lt; 0.001), Social engagement (b = 0.12; 95% CI [0.08; 0.16]; p &lt; 0.001) and BF Conscientiousness (b = 0.13; 95% CI [0.08; 0.18]; p &lt; 0.001) showed significant and practically meaningful associations with academic achievement, while all other associations were lower than |0.09| and non-significant. It should be noted, however, that to estimate a complete OSMASEM model, a more refined analysis would require enlarging the research to all studies testing the association between the Big Five and academic achievement to produce better estimates of the covariance between the Big Five themselves and academic achievement and possibly obtain more precise estimates and lower convergence issues.</w:t>
+        <w:t xml:space="preserve">&lt; 0.01) larger than |0.1| with academic achievement beyond the corresponding trait/skill. Specifically, Innovation (b = 0.16; 95% CI [0.12; 0.2]; p &lt; 0.001), Self-management (b = 0.17; 95% CI [0.13; 0.21]; p &lt; 0.001), Social engagement (b = 0.12; 95% CI [0.07; 0.16]; p &lt; 0.001) and BF Conscientiousness (b = 0.13; 95% CI [0.08; 0.18]; p &lt; 0.001) showed significant and practically meaningful associations with academic achievement, while all other associations were lower than |0.08| and non-significant. It should be noted, however, that to estimate a complete OSMASEM model, a more refined analysis would require enlarging the research to all studies testing the association between the Big Five and academic achievement to produce better estimates of the covariance between the Big Five themselves and academic achievement and possibly obtain more precise estimates and lower convergence issues.</w:t>
       </w:r>
     </w:p>
     <w:p>
@@ -3105,7 +3105,7 @@
         <w:t xml:space="preserve"> </w:t>
       </w:r>
       <w:r>
-        <w:t xml:space="preserve">&lt; 0.01) larger than |0.1| with academic achievement beyond the other skill domains. Specifically, Emotional resilience (b = -0.11; 95% CI [-0.13; -0.09]; p &lt; 0.001), Self-management (b = 0.24; 95% CI [0.22; 0.25]; p &lt; 0.001) showed significant and practically meaningful associations with academic achievement, while all other associations were lower than |0.05| and/or non-significant.</w:t>
+        <w:t xml:space="preserve">&lt; 0.01) larger than |0.1| with academic achievement beyond the other skill domains. Specifically, Emotional resilience (b = -0.11; 95% CI [-0.13; -0.09]; p &lt; 0.001), Self-management (b = 0.24; 95% CI [0.22; 0.25]; p &lt; 0.001) showed significant and practically meaningful associations with academic achievement, while all other associations were lower than |0.06| and/or non-significant.</w:t>
       </w:r>
     </w:p>
     <w:bookmarkEnd w:id="56"/>
@@ -3229,7 +3229,7 @@
         <w:t xml:space="preserve">Living SEB App</w:t>
       </w:r>
       <w:r>
-        <w:t xml:space="preserve">, namely three-level meta-analysis of correlation coefficients and MASEM. The results of these analyses showed that five skills were significantly associated with academic achievement, with pooled correlations ranging between 0.07 (i.e., Emotional resilience) and 0.24 (i.e., Cooperation). When controlling for personality traits in OSMASEM regression models, three of the SEB skills and one of the personality traits showed significant association with academic achievement larger than |0.1| beyond the corresponding trait/skill. More precise estimates of these associations will be available each month in the living version of this manuscript if new research on the topic is published.</w:t>
+        <w:t xml:space="preserve">, namely three-level meta-analysis of correlation coefficients and MASEM. The results of these analyses showed that five skills were significantly associated with academic achievement, with pooled correlations ranging between 0.06 (i.e., Emotional resilience) and 0.24 (i.e., Cooperation). When controlling for personality traits in OSMASEM regression models, three of the SEB skills and one of the personality traits showed significant association with academic achievement larger than |0.1| beyond the corresponding trait/skill. More precise estimates of these associations will be available each month in the living version of this manuscript if new research on the topic is published.</w:t>
       </w:r>
     </w:p>
     <w:p>
@@ -8596,7 +8596,7 @@
         <w:gridCol w:w="1297"/>
         <w:gridCol w:w="1370"/>
         <w:gridCol w:w="796"/>
-        <w:gridCol w:w="1162"/>
+        <w:gridCol w:w="1052"/>
         <w:gridCol w:w="796"/>
       </w:tblGrid>
       <w:tr>
@@ -9127,7 +9127,7 @@
                 <w:szCs w:val="22"/>
                 <w:color w:val="000000"/>
               </w:rPr>
-              <w:t xml:space="preserve">12991 (11)</w:t>
+              <w:t xml:space="preserve">12672 (10)</w:t>
             </w:r>
           </w:p>
         </w:tc>
@@ -9283,7 +9283,7 @@
                 <w:szCs w:val="22"/>
                 <w:color w:val="000000"/>
               </w:rPr>
-              <w:t xml:space="preserve">-0.11; 0.31</w:t>
+              <w:t xml:space="preserve">-0.10; 0.29</w:t>
             </w:r>
           </w:p>
         </w:tc>
@@ -9387,7 +9387,7 @@
                 <w:szCs w:val="22"/>
                 <w:color w:val="000000"/>
               </w:rPr>
-              <w:t xml:space="preserve">62 (10)*</w:t>
+              <w:t xml:space="preserve">48 (9)*</w:t>
             </w:r>
           </w:p>
         </w:tc>
@@ -9549,7 +9549,7 @@
                 <w:szCs w:val="22"/>
                 <w:color w:val="000000"/>
               </w:rPr>
-              <w:t xml:space="preserve">12991 (11)</w:t>
+              <w:t xml:space="preserve">12672 (10)</w:t>
             </w:r>
           </w:p>
         </w:tc>
@@ -9601,7 +9601,7 @@
                 <w:szCs w:val="22"/>
                 <w:color w:val="000000"/>
               </w:rPr>
-              <w:t xml:space="preserve">0.07*</w:t>
+              <w:t xml:space="preserve">0.06*</w:t>
             </w:r>
           </w:p>
         </w:tc>
@@ -9653,7 +9653,7 @@
                 <w:szCs w:val="22"/>
                 <w:color w:val="000000"/>
               </w:rPr>
-              <w:t xml:space="preserve">0.01; 0.13</w:t>
+              <w:t xml:space="preserve">0.01; 0.11</w:t>
             </w:r>
           </w:p>
         </w:tc>
@@ -9705,7 +9705,7 @@
                 <w:szCs w:val="22"/>
                 <w:color w:val="000000"/>
               </w:rPr>
-              <w:t xml:space="preserve">-0.11; 0.24</w:t>
+              <w:t xml:space="preserve">-0.08; 0.20</w:t>
             </w:r>
           </w:p>
         </w:tc>
@@ -9757,7 +9757,7 @@
                 <w:szCs w:val="22"/>
                 <w:color w:val="000000"/>
               </w:rPr>
-              <w:t xml:space="preserve">0.03</w:t>
+              <w:t xml:space="preserve">0.02</w:t>
             </w:r>
           </w:p>
         </w:tc>
@@ -9809,7 +9809,7 @@
                 <w:szCs w:val="22"/>
                 <w:color w:val="000000"/>
               </w:rPr>
-              <w:t xml:space="preserve">39 (10)*</w:t>
+              <w:t xml:space="preserve">24 (9)*</w:t>
             </w:r>
           </w:p>
         </w:tc>
@@ -9861,7 +9861,7 @@
                 <w:szCs w:val="22"/>
                 <w:color w:val="000000"/>
               </w:rPr>
-              <w:t xml:space="preserve">0.01</w:t>
+              <w:t xml:space="preserve">0.00</w:t>
             </w:r>
           </w:p>
         </w:tc>
@@ -9971,7 +9971,7 @@
                 <w:szCs w:val="22"/>
                 <w:color w:val="000000"/>
               </w:rPr>
-              <w:t xml:space="preserve">12991 (11)</w:t>
+              <w:t xml:space="preserve">12672 (10)</w:t>
             </w:r>
           </w:p>
         </w:tc>
@@ -10231,7 +10231,7 @@
                 <w:szCs w:val="22"/>
                 <w:color w:val="000000"/>
               </w:rPr>
-              <w:t xml:space="preserve">91 (10)*</w:t>
+              <w:t xml:space="preserve">86 (9)*</w:t>
             </w:r>
           </w:p>
         </w:tc>
@@ -10393,7 +10393,7 @@
                 <w:szCs w:val="22"/>
                 <w:color w:val="000000"/>
               </w:rPr>
-              <w:t xml:space="preserve">12991 (11)</w:t>
+              <w:t xml:space="preserve">12672 (10)</w:t>
             </w:r>
           </w:p>
         </w:tc>
@@ -10497,7 +10497,7 @@
                 <w:szCs w:val="22"/>
                 <w:color w:val="000000"/>
               </w:rPr>
-              <w:t xml:space="preserve">0.18; 0.31</w:t>
+              <w:t xml:space="preserve">0.18; 0.30</w:t>
             </w:r>
           </w:p>
         </w:tc>
@@ -10549,7 +10549,7 @@
                 <w:szCs w:val="22"/>
                 <w:color w:val="000000"/>
               </w:rPr>
-              <w:t xml:space="preserve"> 0.04; 0.43</w:t>
+              <w:t xml:space="preserve"> 0.04; 0.42</w:t>
             </w:r>
           </w:p>
         </w:tc>
@@ -10653,7 +10653,7 @@
                 <w:szCs w:val="22"/>
                 <w:color w:val="000000"/>
               </w:rPr>
-              <w:t xml:space="preserve">67 (10)*</w:t>
+              <w:t xml:space="preserve">59 (9)*</w:t>
             </w:r>
           </w:p>
         </w:tc>
@@ -10815,7 +10815,7 @@
                 <w:szCs w:val="22"/>
                 <w:color w:val="000000"/>
               </w:rPr>
-              <w:t xml:space="preserve">12991 (11)</w:t>
+              <w:t xml:space="preserve">12672 (10)</w:t>
             </w:r>
           </w:p>
         </w:tc>
@@ -10919,7 +10919,7 @@
                 <w:szCs w:val="22"/>
                 <w:color w:val="000000"/>
               </w:rPr>
-              <w:t xml:space="preserve">0.04; 0.18</w:t>
+              <w:t xml:space="preserve">0.04; 0.17</w:t>
             </w:r>
           </w:p>
         </w:tc>
@@ -10971,7 +10971,7 @@
                 <w:szCs w:val="22"/>
                 <w:color w:val="000000"/>
               </w:rPr>
-              <w:t xml:space="preserve">-0.10; 0.31</w:t>
+              <w:t xml:space="preserve">-0.08; 0.29</w:t>
             </w:r>
           </w:p>
         </w:tc>
@@ -11075,7 +11075,7 @@
                 <w:szCs w:val="22"/>
                 <w:color w:val="000000"/>
               </w:rPr>
-              <w:t xml:space="preserve">56 (10)*</w:t>
+              <w:t xml:space="preserve">38 (9)*</w:t>
             </w:r>
           </w:p>
         </w:tc>
@@ -11814,7 +11814,7 @@
                 <w:szCs w:val="20"/>
                 <w:color w:val="000000"/>
               </w:rPr>
-              <w:t xml:space="preserve">-0.064*</w:t>
+              <w:t xml:space="preserve">-0.065*</w:t>
             </w:r>
           </w:p>
         </w:tc>
@@ -11918,7 +11918,7 @@
                 <w:szCs w:val="20"/>
                 <w:color w:val="000000"/>
               </w:rPr>
-              <w:t xml:space="preserve">[-0.11; -0.01]</w:t>
+              <w:t xml:space="preserve">[-0.11; -0.02]</w:t>
             </w:r>
           </w:p>
         </w:tc>
@@ -11970,7 +11970,7 @@
                 <w:szCs w:val="20"/>
                 <w:color w:val="000000"/>
               </w:rPr>
-              <w:t xml:space="preserve">-2.54</w:t>
+              <w:t xml:space="preserve">-2.55</w:t>
             </w:r>
           </w:p>
         </w:tc>
@@ -12184,7 +12184,7 @@
                 <w:szCs w:val="20"/>
                 <w:color w:val="000000"/>
               </w:rPr>
-              <w:t xml:space="preserve">0.163***</w:t>
+              <w:t xml:space="preserve">0.16***</w:t>
             </w:r>
           </w:p>
         </w:tc>
@@ -12288,7 +12288,7 @@
                 <w:szCs w:val="20"/>
                 <w:color w:val="000000"/>
               </w:rPr>
-              <w:t xml:space="preserve">[0.13; 0.2]</w:t>
+              <w:t xml:space="preserve">[0.12; 0.2]</w:t>
             </w:r>
           </w:p>
         </w:tc>
@@ -12340,7 +12340,7 @@
                 <w:szCs w:val="20"/>
                 <w:color w:val="000000"/>
               </w:rPr>
-              <w:t xml:space="preserve">8.59</w:t>
+              <w:t xml:space="preserve">8.40</w:t>
             </w:r>
           </w:p>
         </w:tc>
@@ -13294,7 +13294,7 @@
                 <w:szCs w:val="20"/>
                 <w:color w:val="000000"/>
               </w:rPr>
-              <w:t xml:space="preserve">0.175***</w:t>
+              <w:t xml:space="preserve">0.172***</w:t>
             </w:r>
           </w:p>
         </w:tc>
@@ -13398,7 +13398,7 @@
                 <w:szCs w:val="20"/>
                 <w:color w:val="000000"/>
               </w:rPr>
-              <w:t xml:space="preserve">[0.14; 0.21]</w:t>
+              <w:t xml:space="preserve">[0.13; 0.21]</w:t>
             </w:r>
           </w:p>
         </w:tc>
@@ -13450,7 +13450,7 @@
                 <w:szCs w:val="20"/>
                 <w:color w:val="000000"/>
               </w:rPr>
-              <w:t xml:space="preserve">8.89</w:t>
+              <w:t xml:space="preserve">8.67</w:t>
             </w:r>
           </w:p>
         </w:tc>
@@ -14034,7 +14034,7 @@
                 <w:szCs w:val="20"/>
                 <w:color w:val="000000"/>
               </w:rPr>
-              <w:t xml:space="preserve">-0.022</w:t>
+              <w:t xml:space="preserve">-0.02</w:t>
             </w:r>
           </w:p>
         </w:tc>
@@ -14138,7 +14138,7 @@
                 <w:szCs w:val="20"/>
                 <w:color w:val="000000"/>
               </w:rPr>
-              <w:t xml:space="preserve">[-0.08; 0.03]</w:t>
+              <w:t xml:space="preserve">[-0.07; 0.03]</w:t>
             </w:r>
           </w:p>
         </w:tc>
@@ -14190,7 +14190,7 @@
                 <w:szCs w:val="20"/>
                 <w:color w:val="000000"/>
               </w:rPr>
-              <w:t xml:space="preserve">-0.79</w:t>
+              <w:t xml:space="preserve">-0.71</w:t>
             </w:r>
           </w:p>
         </w:tc>
@@ -14404,7 +14404,7 @@
                 <w:szCs w:val="20"/>
                 <w:color w:val="000000"/>
               </w:rPr>
-              <w:t xml:space="preserve">0.122***</w:t>
+              <w:t xml:space="preserve">0.115***</w:t>
             </w:r>
           </w:p>
         </w:tc>
@@ -14508,7 +14508,7 @@
                 <w:szCs w:val="20"/>
                 <w:color w:val="000000"/>
               </w:rPr>
-              <w:t xml:space="preserve">[0.08; 0.16]</w:t>
+              <w:t xml:space="preserve">[0.07; 0.16]</w:t>
             </w:r>
           </w:p>
         </w:tc>
@@ -14560,7 +14560,7 @@
                 <w:szCs w:val="20"/>
                 <w:color w:val="000000"/>
               </w:rPr>
-              <w:t xml:space="preserve">5.70</w:t>
+              <w:t xml:space="preserve">5.34</w:t>
             </w:r>
           </w:p>
         </w:tc>
@@ -15300,7 +15300,7 @@
                 <w:szCs w:val="20"/>
                 <w:color w:val="000000"/>
               </w:rPr>
-              <w:t xml:space="preserve">2.80</w:t>
+              <w:t xml:space="preserve">2.82</w:t>
             </w:r>
           </w:p>
         </w:tc>
@@ -15514,7 +15514,7 @@
                 <w:szCs w:val="20"/>
                 <w:color w:val="000000"/>
               </w:rPr>
-              <w:t xml:space="preserve">0.057***</w:t>
+              <w:t xml:space="preserve">0.051**</w:t>
             </w:r>
           </w:p>
         </w:tc>
@@ -15618,7 +15618,7 @@
                 <w:szCs w:val="20"/>
                 <w:color w:val="000000"/>
               </w:rPr>
-              <w:t xml:space="preserve">[0.02; 0.09]</w:t>
+              <w:t xml:space="preserve">[0.02; 0.08]</w:t>
             </w:r>
           </w:p>
         </w:tc>
@@ -15670,7 +15670,7 @@
                 <w:szCs w:val="20"/>
                 <w:color w:val="000000"/>
               </w:rPr>
-              <w:t xml:space="preserve">3.42</w:t>
+              <w:t xml:space="preserve">3.08</w:t>
             </w:r>
           </w:p>
         </w:tc>
@@ -16254,7 +16254,7 @@
                 <w:szCs w:val="20"/>
                 <w:color w:val="000000"/>
               </w:rPr>
-              <w:t xml:space="preserve">0.056*</w:t>
+              <w:t xml:space="preserve">0.055*</w:t>
             </w:r>
           </w:p>
         </w:tc>
@@ -16410,7 +16410,7 @@
                 <w:szCs w:val="20"/>
                 <w:color w:val="000000"/>
               </w:rPr>
-              <w:t xml:space="preserve">2.13</w:t>
+              <w:t xml:space="preserve">2.10</w:t>
             </w:r>
           </w:p>
         </w:tc>
@@ -16624,7 +16624,7 @@
                 <w:szCs w:val="20"/>
                 <w:color w:val="000000"/>
               </w:rPr>
-              <w:t xml:space="preserve">0.089***</w:t>
+              <w:t xml:space="preserve">0.083***</w:t>
             </w:r>
           </w:p>
         </w:tc>
@@ -16728,7 +16728,7 @@
                 <w:szCs w:val="20"/>
                 <w:color w:val="000000"/>
               </w:rPr>
-              <w:t xml:space="preserve">[0.05; 0.13]</w:t>
+              <w:t xml:space="preserve">[0.04; 0.12]</w:t>
             </w:r>
           </w:p>
         </w:tc>
@@ -16780,7 +16780,7 @@
                 <w:szCs w:val="20"/>
                 <w:color w:val="000000"/>
               </w:rPr>
-              <w:t xml:space="preserve">4.44</w:t>
+              <w:t xml:space="preserve">4.14</w:t>
             </w:r>
           </w:p>
         </w:tc>
@@ -17150,7 +17150,7 @@
                 <w:szCs w:val="20"/>
                 <w:color w:val="000000"/>
               </w:rPr>
-              <w:t xml:space="preserve">-115.34</w:t>
+              <w:t xml:space="preserve">-115.35</w:t>
             </w:r>
           </w:p>
         </w:tc>
@@ -17837,7 +17837,7 @@
                 <w:szCs w:val="20"/>
                 <w:color w:val="000000"/>
               </w:rPr>
-              <w:t xml:space="preserve">-0.052***</w:t>
+              <w:t xml:space="preserve">-0.055***</w:t>
             </w:r>
           </w:p>
         </w:tc>
@@ -17993,7 +17993,7 @@
                 <w:szCs w:val="20"/>
                 <w:color w:val="000000"/>
               </w:rPr>
-              <w:t xml:space="preserve">-6.23</w:t>
+              <w:t xml:space="preserve">-6.41</w:t>
             </w:r>
           </w:p>
         </w:tc>
@@ -18207,7 +18207,7 @@
                 <w:szCs w:val="20"/>
                 <w:color w:val="000000"/>
               </w:rPr>
-              <w:t xml:space="preserve">-0.109***</w:t>
+              <w:t xml:space="preserve">-0.11***</w:t>
             </w:r>
           </w:p>
         </w:tc>
@@ -18363,7 +18363,7 @@
                 <w:szCs w:val="20"/>
                 <w:color w:val="000000"/>
               </w:rPr>
-              <w:t xml:space="preserve">-12.87</w:t>
+              <w:t xml:space="preserve">-12.89</w:t>
             </w:r>
           </w:p>
         </w:tc>
@@ -18577,7 +18577,7 @@
                 <w:szCs w:val="20"/>
                 <w:color w:val="000000"/>
               </w:rPr>
-              <w:t xml:space="preserve">0.013</w:t>
+              <w:t xml:space="preserve">0.015</w:t>
             </w:r>
           </w:p>
         </w:tc>
@@ -18733,7 +18733,7 @@
                 <w:szCs w:val="20"/>
                 <w:color w:val="000000"/>
               </w:rPr>
-              <w:t xml:space="preserve">1.61</w:t>
+              <w:t xml:space="preserve">1.75</w:t>
             </w:r>
           </w:p>
         </w:tc>
@@ -18947,7 +18947,7 @@
                 <w:szCs w:val="20"/>
                 <w:color w:val="000000"/>
               </w:rPr>
-              <w:t xml:space="preserve">0.237***</w:t>
+              <w:t xml:space="preserve">0.238***</w:t>
             </w:r>
           </w:p>
         </w:tc>
@@ -19103,7 +19103,7 @@
                 <w:szCs w:val="20"/>
                 <w:color w:val="000000"/>
               </w:rPr>
-              <w:t xml:space="preserve">29.18</w:t>
+              <w:t xml:space="preserve">28.88</w:t>
             </w:r>
           </w:p>
         </w:tc>
@@ -19317,7 +19317,7 @@
                 <w:szCs w:val="20"/>
                 <w:color w:val="000000"/>
               </w:rPr>
-              <w:t xml:space="preserve">-0.012</w:t>
+              <w:t xml:space="preserve">-0.013</w:t>
             </w:r>
           </w:p>
         </w:tc>
@@ -19473,7 +19473,7 @@
                 <w:szCs w:val="20"/>
                 <w:color w:val="000000"/>
               </w:rPr>
-              <w:t xml:space="preserve">-1.40</w:t>
+              <w:t xml:space="preserve">-1.57</w:t>
             </w:r>
           </w:p>
         </w:tc>

--- a/paper/livingSEBpaper.docx
+++ b/paper/livingSEBpaper.docx
@@ -349,7 +349,7 @@
         <w:pStyle w:val="AbstractFirstParagraph"/>
       </w:pPr>
       <w:r>
-        <w:t xml:space="preserve">The social, emotional, and behavioral (SEB) skills framework was recently proposed as an integrative model for soft skills/socio-emotional competencies, clarifying their definition and distinction from personality traits. To support open and cumulative research in this area, we introduce the Living SEB Project, a continuously updated database combining ongoing literature searches, an open repository of coded studies and effect sizes, and an interactive application enabling customizable meta-analyses. At the time of writing, we identified 259 publications, with 28 meeting criteria for the living review and 17 (24 samples) for quantitative synthesis. Two tutorial analyses are used to demonstrate the database’s utility: a meta-analysis of SEB–academic achievement links and a meta-analytic structural equation model testing SEB skills’ incremental validity beyond personality traits. The Living SEB Project sets out as a transparent, dynamic and openly accessible tool to accelerate and ease cumulative science and synthesis within the SEB skills framework and beyond.</w:t>
+        <w:t xml:space="preserve">The social, emotional, and behavioral (SEB) skills framework was recently proposed as an integrative model for soft skills/socio-emotional competencies, clarifying their definition and distinction from personality traits. To support open and cumulative research in this area, we introduce the Living SEB Skills Project, a continuously updated database combining ongoing literature searches, an open repository of coded studies and effect sizes, and an interactive application enabling customizable meta-analyses. Using meta-analyses of correlations and meta-analytic structural equation models, we demonstrate the database’s utility by testing the predictive and incremental validity of SEB skills for academic achievement on the current available data (364 publications, of which 30 met the criteria for the living review and 19 [26 samples] for the quantitative synthesis). The Living SEB Skills Project sets out as a transparent, dynamic and openly accessible tool to accelerate and ease cumulative science and synthesis within the SEB skills framework and beyond.</w:t>
       </w:r>
     </w:p>
     <w:p>
@@ -557,7 +557,27 @@
         <w:pStyle w:val="BodyText"/>
       </w:pPr>
       <w:r>
-        <w:t xml:space="preserve">Nonetheless, psychology, as many other sciences, still faces broad methodological challenges, including the absence of infrastructures that make knowledge cumulative, dynamic and accessible. Indeed, we usually rely on traditional meta-analyses and systematic reviews, which provide rigorous summaries of evidence but are narrow in scope and static by design. Given the accelerating pace of publication, they often become outdated within just a few years</w:t>
+        <w:t xml:space="preserve">Nonetheless, psychology, like many other sciences, still faces broad methodological challenges, including the absence of infrastructures that make knowledge cumulative, dynamic, and accessible</w:t>
+      </w:r>
+      <w:r>
+        <w:t xml:space="preserve"> </w:t>
+      </w:r>
+      <w:r>
+        <w:t xml:space="preserve">(</w:t>
+      </w:r>
+      <w:hyperlink w:anchor="X1a16d6e0f9131f0c0a7b184e89b95dd7a53f963">
+        <w:r>
+          <w:rPr>
+            <w:rStyle w:val="Hyperlink"/>
+          </w:rPr>
+          <w:t xml:space="preserve">F. A. Bosco et al., 2020</w:t>
+        </w:r>
+      </w:hyperlink>
+      <w:r>
+        <w:t xml:space="preserve">)</w:t>
+      </w:r>
+      <w:r>
+        <w:t xml:space="preserve">. Indeed, we usually rely on traditional meta-analyses and systematic reviews, which provide rigorous summaries of evidence but are narrow in scope and static by design. Given the accelerating pace of publication, they often become outdated within just a few years</w:t>
       </w:r>
       <w:r>
         <w:t xml:space="preserve"> </w:t>
@@ -649,7 +669,7 @@
         <w:t xml:space="preserve">)</w:t>
       </w:r>
       <w:r>
-        <w:t xml:space="preserve">. However, their adoption in psychology has been limited, and no living meta-analysis has yet been devoted to SEB skills. This gap is particularly striking given that SEB skills research is a young and rapidly growing field, precisely where static reviews are not conducted and selective reporting might prove particularly impacting.</w:t>
+        <w:t xml:space="preserve">. However, their adoption in psychology has been limited, and no living meta-analysis has yet been devoted to SEB skills. This gap is particularly striking given that SEB skills research is a young and rapidly growing field, precisely where static reviews are not conducted and selective reporting might prove particularly impacting, given potential conflicts of interests toward the initial expansion and adoption of the model.</w:t>
       </w:r>
     </w:p>
     <w:p>
@@ -657,7 +677,7 @@
         <w:pStyle w:val="BodyText"/>
       </w:pPr>
       <w:r>
-        <w:t xml:space="preserve">The present article introduces the</w:t>
+        <w:t xml:space="preserve">In light of these general limitations, the present article introduces the</w:t>
       </w:r>
       <w:r>
         <w:t xml:space="preserve"> </w:t>
@@ -667,10 +687,10 @@
           <w:i/>
           <w:iCs/>
         </w:rPr>
-        <w:t xml:space="preserve">Living SEB Project</w:t>
-      </w:r>
-      <w:r>
-        <w:t xml:space="preserve">: a living database for review and meta-analysis dedicated to SEB skills. This initiative integrates (a) ongoing systematic literature searches, (b) centralized open databases of coded study information and effect sizes, and (c) a user-friendly web application for customized analyses. Together, these tools provide researchers, reviewers, editors, and practitioners with continually updated, openly accessible evidence on SEB skills</w:t>
+        <w:t xml:space="preserve">Living SEB Skills Project</w:t>
+      </w:r>
+      <w:r>
+        <w:t xml:space="preserve">: a research infrastructure for cumulative SEB skills science. This initiative integrates (a) ongoing systematic literature searches, (b) centralized open databases of coded study information and effect sizes, and (c) a user-friendly web application for customized reviews and meta-analyses. Together, these tools provide researchers, reviewers, editors, and practitioners with continually updated, openly accessible evidence on SEB skills.</w:t>
       </w:r>
     </w:p>
     <w:p>
@@ -678,7 +698,7 @@
         <w:pStyle w:val="BodyText"/>
       </w:pPr>
       <w:r>
-        <w:t xml:space="preserve">To illustrate the utility of the</w:t>
+        <w:t xml:space="preserve">To illustrate the substantive and theoretical utility of the</w:t>
       </w:r>
       <w:r>
         <w:t xml:space="preserve"> </w:t>
@@ -688,13 +708,13 @@
           <w:i/>
           <w:iCs/>
         </w:rPr>
-        <w:t xml:space="preserve">Living SEB Project</w:t>
-      </w:r>
-      <w:r>
-        <w:t xml:space="preserve"> </w:t>
-      </w:r>
-      <w:r>
-        <w:t xml:space="preserve">and its tools, we also present two tutorial analyses of the current database: A multilevel meta-analysis of the associations between SEB domains and academic achievement, and a meta-analytic structural equation model testing incremental validity of SEB skills beyond personality traits. These results should be regarded as illustrative demonstrations of the living framework rather than definitive conclusions, given the small number of studies currently available and the rapidly increasing number of publications on the topic. However, updated versions of the results will be published every time the data are updated, consistent with the living nature of the project.</w:t>
+        <w:t xml:space="preserve">Living SEB Skills Project</w:t>
+      </w:r>
+      <w:r>
+        <w:t xml:space="preserve"> </w:t>
+      </w:r>
+      <w:r>
+        <w:t xml:space="preserve">and its tools, we also present direct analyses of the current database that test predictive and incremental validity of SEB skills for academic achievement: a multilevel meta-analysis of the associations between SEB domains and academic achievement, and two meta-analytic structural equation models testing incremental validity of each SEB skill beyond personality traits and beyond the other SEB skills included in the model.</w:t>
       </w:r>
     </w:p>
     <w:p>
@@ -729,7 +749,7 @@
           <w:i/>
           <w:iCs/>
         </w:rPr>
-        <w:t xml:space="preserve">Living SEB Project</w:t>
+        <w:t xml:space="preserve">Living SEB Skills Project</w:t>
       </w:r>
       <w:r>
         <w:t xml:space="preserve"> </w:t>
@@ -1186,13 +1206,13 @@
       </w:r>
     </w:p>
     <w:bookmarkEnd w:id="38"/>
-    <w:bookmarkStart w:id="39" w:name="Xfb6a848a10b773fc4006538c963335666b18b39"/>
+    <w:bookmarkStart w:id="39" w:name="Xc7cba48d50cd7563d163a90e63d0996436d7571"/>
     <w:p>
       <w:pPr>
         <w:pStyle w:val="Heading2"/>
       </w:pPr>
       <w:r>
-        <w:t xml:space="preserve">Introducing Living Reviews and Meta-Analyses</w:t>
+        <w:t xml:space="preserve">Introducing Living Research Infrastructure for Cumulative Science</w:t>
       </w:r>
     </w:p>
     <w:p>
@@ -1213,7 +1233,7 @@
           <w:rPr>
             <w:rStyle w:val="Hyperlink"/>
           </w:rPr>
-          <w:t xml:space="preserve">Bosco et al., 2015</w:t>
+          <w:t xml:space="preserve">F. Bosco et al., 2015</w:t>
         </w:r>
       </w:hyperlink>
       <w:r>
@@ -1255,7 +1275,7 @@
           <w:rPr>
             <w:rStyle w:val="Hyperlink"/>
           </w:rPr>
-          <w:t xml:space="preserve">Bosco et al., 2015</w:t>
+          <w:t xml:space="preserve">F. Bosco et al., 2015</w:t>
         </w:r>
       </w:hyperlink>
       <w:r>
@@ -1332,7 +1352,58 @@
         <w:t xml:space="preserve">)</w:t>
       </w:r>
       <w:r>
-        <w:t xml:space="preserve">. These approaches maintain a continually updated database of eligible studies, alongside transparent procedures for incorporating new evidence. They are particularly beneficial for rapidly evolving fields where timely integration of knowledge is critical, as showed by the many living reviews appeared during COVID-19. Nonetheless, these systems usually rely on users to upload new data or remain limited to very narrow topics or effects. With our proposal, we aim to overcome these limitations by (a) covering an entire research framework, similarly to what Howard and colleagues proposed</w:t>
+        <w:t xml:space="preserve">. These approaches usually maintain a continually updated database of eligible studies, alongside transparent procedures for incorporating new evidence. They are particularly beneficial for rapidly evolving fields where timely integration of knowledge is critical, as showed by the many living reviews appeared during COVID-19. Nonetheless, these systems usually rely on users to upload new data or remain limited to very narrow topics or effects. An</w:t>
+      </w:r>
+      <w:r>
+        <w:t xml:space="preserve"> </w:t>
+      </w:r>
+      <w:r>
+        <w:t xml:space="preserve">exception is the massive attempt of semi-automated data collection and synthesis</w:t>
+      </w:r>
+      <w:r>
+        <w:t xml:space="preserve"> </w:t>
+      </w:r>
+      <w:r>
+        <w:t xml:space="preserve">represented by the</w:t>
+      </w:r>
+      <w:r>
+        <w:t xml:space="preserve"> </w:t>
+      </w:r>
+      <w:r>
+        <w:rPr>
+          <w:i/>
+          <w:iCs/>
+        </w:rPr>
+        <w:t xml:space="preserve">metaBUS</w:t>
+      </w:r>
+      <w:r>
+        <w:t xml:space="preserve"> </w:t>
+      </w:r>
+      <w:r>
+        <w:t xml:space="preserve">project</w:t>
+      </w:r>
+      <w:r>
+        <w:t xml:space="preserve"> </w:t>
+      </w:r>
+      <w:r>
+        <w:t xml:space="preserve">(</w:t>
+      </w:r>
+      <w:hyperlink w:anchor="X1a16d6e0f9131f0c0a7b184e89b95dd7a53f963">
+        <w:r>
+          <w:rPr>
+            <w:rStyle w:val="Hyperlink"/>
+          </w:rPr>
+          <w:t xml:space="preserve">F. A. Bosco et al., 2020</w:t>
+        </w:r>
+      </w:hyperlink>
+      <w:r>
+        <w:t xml:space="preserve">)</w:t>
+      </w:r>
+      <w:r>
+        <w:t xml:space="preserve"> </w:t>
+      </w:r>
+      <w:r>
+        <w:t xml:space="preserve">in which correlation matrices of published studies in Organizational Psychology are systematically integrated into a common database for rapid integration, description, and synthesis. With our proposal, we aim to contribute to these efforts introducing a living platform for review and meta-analysis on SEB skills that overcome some previous limitations by (a) covering a new and comprehensive research framework, similarly to what Howard and colleagues proposed</w:t>
       </w:r>
       <w:r>
         <w:t xml:space="preserve"> </w:t>
@@ -1408,13 +1479,13 @@
           <w:i/>
           <w:iCs/>
         </w:rPr>
-        <w:t xml:space="preserve">Living SEB Project</w:t>
-      </w:r>
-      <w:r>
-        <w:t xml:space="preserve"> </w:t>
-      </w:r>
-      <w:r>
-        <w:t xml:space="preserve">is designed to create a sustainable, transparent, and cumulative infrastructure for synthesizing SEB skills research. Its development rests on three core rationales: (i) Preventing fragmentation, (ii) enabling timely integration, (iii), and advancing open science. Indeed, meta-analysis and reviews are rare for new emerging frameworks as, understandably, authors run them when enough publications are available. However, without cumulative tools since its inception, the SEB research risks repeating the cycle seen in other fields where inconsistent findings and selective reporting hinder theoretical progress, until meta-analyses start integrating the literature. Living reviews provide a means to keep pace with ongoing rapid publication process and to ensure that syntheses remain relevant and comprehensive. However, to maximize transparency and accessibility, cumulative evidence must be not only easy to access, but also easily available and usable. Researchers, reviewers, and practitioners need tools that allow them to rapidly interact with data, run analyses, and test claims without advanced technical expertise or tedious processes of data collection. To achieve these goals, we also developed a continuously updated database and the</w:t>
+        <w:t xml:space="preserve">Living SEB Skills Project</w:t>
+      </w:r>
+      <w:r>
+        <w:t xml:space="preserve"> </w:t>
+      </w:r>
+      <w:r>
+        <w:t xml:space="preserve">is designed to create a sustainable, transparent, and cumulative infrastructure for synthesizing SEB skills research. Its development rests on three core rationales: (i) Preventing fragmentation, (ii) enabling timely integration, (iii), and advancing open science. Indeed, meta-analysis and reviews are rare for new emerging frameworks as, understandably, authors run them when enough publications are available. However, without cumulative tools since its inception, the SEB research risks repeating the cycle seen in other fields where inconsistent findings and selective reporting hinder theoretical progress, until meta-analyses start integrating the literature. A living research infrastructure provides a means to keep pace with ongoing rapid publication process and to ensure that syntheses remain relevant and comprehensive. However, to maximize transparency and accessibility, cumulative evidence must be not only easy to access, but also easily available and usable. Researchers, reviewers, and practitioners need tools that allow them to rapidly interact with data, run analyses, and test claims without advanced technical expertise or tedious processes of data collection. To achieve these goals, we provide a continuously updated database and developed the</w:t>
       </w:r>
       <w:r>
         <w:t xml:space="preserve"> </w:t>
@@ -1427,7 +1498,7 @@
         <w:t xml:space="preserve">Living SEB App</w:t>
       </w:r>
       <w:r>
-        <w:t xml:space="preserve">, a user-friendly web platform that integrates literature search, data visualization, and statistical analysis. The app embodies the open-science ethos of the project: it ensures that cumulative evidence is accessible to the entire community by lowering technical barriers and providing reproducible outputs.</w:t>
+        <w:t xml:space="preserve">, a user-friendly web platform that integrates literature search, data visualization, and statistical analysis. The app embodies the open-science ethos of the project: it ensures that cumulative evidence is accessible to the entire community by lowering technical barriers and providing reproducible</w:t>
       </w:r>
     </w:p>
     <w:p>
@@ -1445,7 +1516,7 @@
           <w:i/>
           <w:iCs/>
         </w:rPr>
-        <w:t xml:space="preserve">Living SEB Project</w:t>
+        <w:t xml:space="preserve">Living SEB Skills Project</w:t>
       </w:r>
       <w:r>
         <w:t xml:space="preserve"> </w:t>
@@ -1522,7 +1593,7 @@
         <w:pStyle w:val="FirstParagraph"/>
       </w:pPr>
       <w:r>
-        <w:t xml:space="preserve">To demonstrate feasibility of the project and show its potential, we also include a tutorial analysis of the current database. This example tests the associations between SEB domains and academic achievement, which is the variable reported more often in recent SEB skills studies. We use both multilevel meta-analysis of correlations and meta-analytic structural equation modeling (MASEM). These results should be understood as illustrative demonstrations of the</w:t>
+        <w:t xml:space="preserve">To demonstrate feasibility of the project and show its potential for theory building and testing, we also test the predictive and incremental validity of SEB skills for academic achievement running multiple meta-analysis with the data produced by the</w:t>
       </w:r>
       <w:r>
         <w:t xml:space="preserve"> </w:t>
@@ -1532,13 +1603,13 @@
           <w:i/>
           <w:iCs/>
         </w:rPr>
-        <w:t xml:space="preserve">Living SEB Project</w:t>
-      </w:r>
-      <w:r>
-        <w:t xml:space="preserve"> </w:t>
-      </w:r>
-      <w:r>
-        <w:t xml:space="preserve">infrastructure rather than definitive conclusions.</w:t>
+        <w:t xml:space="preserve">Living SEB Skills Project</w:t>
+      </w:r>
+      <w:r>
+        <w:t xml:space="preserve"> </w:t>
+      </w:r>
+      <w:r>
+        <w:t xml:space="preserve">to date. In particular, we use both multilevel meta-analysis of correlations and meta-analytic structural equation modeling (MASEM)..</w:t>
       </w:r>
     </w:p>
     <w:bookmarkEnd w:id="40"/>
@@ -1566,7 +1637,7 @@
         <w:pStyle w:val="FirstParagraph"/>
       </w:pPr>
       <w:r>
-        <w:t xml:space="preserve">All procedures for this project were preregistered and are publicly available on</w:t>
+        <w:t xml:space="preserve">All past and future procedures for this project are preregistered and publicly available on</w:t>
       </w:r>
       <w:r>
         <w:t xml:space="preserve"> </w:t>
@@ -1594,7 +1665,7 @@
         </w:r>
       </w:hyperlink>
       <w:r>
-        <w:t xml:space="preserve">) also hosts all materials, data, and R code used in this article. Analyses will strictly follow the preregistration unless otherwise noted. The systematic search and review was conducted according to the PRISMA guidelines</w:t>
+        <w:t xml:space="preserve">) also hosts all materials, data, and R code used in this article. All materials are also available on Zenodo (XXXX), where snapshots of monthly Git releases will be identified with specific DOIs for future use (e.g., for studies that need to reference the exact version of the Living SEB Skills Project used in their analyses). Analyses will strictly follow the preregistration unless otherwise noted. The systematic search and review is conducted according to the PRISMA guidelines</w:t>
       </w:r>
       <w:r>
         <w:t xml:space="preserve"> </w:t>
@@ -1632,7 +1703,7 @@
         <w:pStyle w:val="FirstParagraph"/>
       </w:pPr>
       <w:r>
-        <w:t xml:space="preserve">The comprehensive literature search was conducted and will be conducted on two electronic databases: Web of Science (WOS) and Scopus. To balance comprehensiveness with feasibility, we adopted a citation-chaining strategy</w:t>
+        <w:t xml:space="preserve">The comprehensive literature search was conducted and will be conducted monthly on two electronic databases: Web of Science (WOS) and Scopus. To balance comprehensiveness with feasibility, we adopted a citation-chaining strategy</w:t>
       </w:r>
       <w:r>
         <w:t xml:space="preserve"> </w:t>
@@ -1652,7 +1723,7 @@
         <w:t xml:space="preserve">)</w:t>
       </w:r>
       <w:r>
-        <w:t xml:space="preserve">: all papers citing one or more seminal theoretical or measurement works on SEB skills were (and will be) retrieved. This strategy ensures that all studies using the SEB skills framework or BESSI measures are captured while reducing noise from unrelated keyword-based searches. While efficient, this approach may overlook studies that deviate from standard research guidelines and measure or reference SEB skills without citing either the seminal works or the validation and measurement papers. To mitigate this risk, the database is continuously updated, and authors are encouraged to submit missing studies.</w:t>
+        <w:t xml:space="preserve">: all papers citing one or more seminal theoretical or measurement works on SEB skills were (and will be) retrieved. This strategy ensures that all studies using the SEB skills framework or BESSI measures are captured while reducing noise from unrelated keyword-based searches. While efficient, this approach may overlook studies that deviate from standard research guidelines and measure or reference SEB skills without citing either the seminal works or the validation and measurement papers. To mitigate this risk, the database is continuously updated, and authors are encouraged to submit missing studies (see guidelines for submission on GitHub).</w:t>
       </w:r>
     </w:p>
     <w:p>
@@ -1786,7 +1857,7 @@
         <w:pStyle w:val="FirstParagraph"/>
       </w:pPr>
       <w:r>
-        <w:t xml:space="preserve">Works were excluded if they cited the reference papers but did not focus on the SEB skills framework and did not use any BESSI measure. For example, articles mentioning the SEB skills framework but assessing skills derived from other frameworks, such as the OECD</w:t>
+        <w:t xml:space="preserve">Studies are considered for inclusion in the database if their main focus is SEB skills and/or they collect data using BESSI-based measures. Works are excluded if they cite the reference papers but do not focus on the SEB skills framework and do not use any BESSI measures. For example, articles mentioning the SEB skills framework but assessing skills derived from other frameworks, such as the OECD</w:t>
       </w:r>
       <w:r>
         <w:t xml:space="preserve"> </w:t>
@@ -1826,7 +1897,7 @@
         <w:t xml:space="preserve">)</w:t>
       </w:r>
       <w:r>
-        <w:t xml:space="preserve">, were not considered for inclusion. Similarly, studies focusing solely on other constructs were excluded even if they cited the reference papers. However, if a study examined a different construct but also collected ancillary data using the BESSI, it was included in the meta-analysis. Citations are also excluded if they were published as books or in language that were not comprehensible for the authors.</w:t>
+        <w:t xml:space="preserve">, are not considered for inclusion. Similarly, studies focusing solely on other constructs are excluded even if they cite the reference papers. However, if a study examines a different construct but also collects ancillary data using the BESSI, it is included in the meta-analysis. Citations are also excluded if they are published as theses, conference abstracts, or books. Data publications are included if the data are not already included in an indexed study.</w:t>
       </w:r>
     </w:p>
     <w:p>
@@ -1834,7 +1905,7 @@
         <w:pStyle w:val="BodyText"/>
       </w:pPr>
       <w:r>
-        <w:t xml:space="preserve">To be included in the quantitative database, studies also had to:</w:t>
+        <w:t xml:space="preserve">To be included in the quantitative database, studies also have to:</w:t>
       </w:r>
     </w:p>
     <w:p>
@@ -1867,7 +1938,7 @@
         </w:numPr>
       </w:pPr>
       <w:r>
-        <w:t xml:space="preserve">Report correlations or provide correlations after authors’ request;</w:t>
+        <w:t xml:space="preserve">Report correlations, raw data, or provide correlations/data after authors’ request;</w:t>
       </w:r>
     </w:p>
     <w:p>
@@ -1897,7 +1968,7 @@
         </w:numPr>
       </w:pPr>
       <w:r>
-        <w:t xml:space="preserve">Data were duplicated across publications;</w:t>
+        <w:t xml:space="preserve">Data are duplicated across publications;</w:t>
       </w:r>
     </w:p>
     <w:p>
@@ -1908,7 +1979,7 @@
         </w:numPr>
       </w:pPr>
       <w:r>
-        <w:t xml:space="preserve">Measures were not validated or outside the SEB skills and BESSI framework;</w:t>
+        <w:t xml:space="preserve">Measures are not validated or outside the SEB skills and BESSI framework;</w:t>
       </w:r>
     </w:p>
     <w:p>
@@ -1919,7 +1990,7 @@
         </w:numPr>
       </w:pPr>
       <w:r>
-        <w:t xml:space="preserve">The study did not report correlations at baseline or data could not be reduced to correlations.</w:t>
+        <w:t xml:space="preserve">The study does not report correlations at baseline or data could not be reduced to correlations.</w:t>
       </w:r>
     </w:p>
     <w:bookmarkStart w:id="46" w:name="coding-procedures"/>
@@ -2029,7 +2100,7 @@
         <w:t xml:space="preserve">Open data</w:t>
       </w:r>
       <w:r>
-        <w:t xml:space="preserve">: Whether data were openly available or not and the link to the data.</w:t>
+        <w:t xml:space="preserve">: Whether data is openly available or not and the link to the data.</w:t>
       </w:r>
     </w:p>
     <w:p>
@@ -2272,13 +2343,13 @@
     </w:p>
     <w:bookmarkEnd w:id="46"/>
     <w:bookmarkEnd w:id="47"/>
-    <w:bookmarkStart w:id="48" w:name="updating-procedures"/>
+    <w:bookmarkStart w:id="48" w:name="updating-procedures-and-timeline"/>
     <w:p>
       <w:pPr>
         <w:pStyle w:val="Heading2"/>
       </w:pPr>
       <w:r>
-        <w:t xml:space="preserve">Updating Procedures</w:t>
+        <w:t xml:space="preserve">Updating Procedures and Timeline</w:t>
       </w:r>
     </w:p>
     <w:p>
@@ -2298,7 +2369,7 @@
         <w:t xml:space="preserve"> </w:t>
       </w:r>
       <w:r>
-        <w:t xml:space="preserve">nature of the review, the search and coding procedures are repeated on the first working day of each month. New studies are added to the database, and version-controlled monthly snapshots are archived. If no eligible studies were published within a month, data are not updated. When new theoretical or measurement works are published, the seed references for the citation-chaining search are expanded accordingly. Additionally, at each new search, the database search will be limited by adding the day the last search was conducted as a starting search limit.</w:t>
+        <w:t xml:space="preserve">nature of the project, the search and coding procedures are repeated on the first working day of each month to keep updates feasible and avoid large, onerous updates. New studies are added to the database and version-controlled monthly snapshots are archived in GitHub and Zenodo. If no eligible studies are published within a month, no data releases will be published. When new theoretical or measurement works are published, the seed references for the citation-chaining search are expanded accordingly. Additionally, at each new search, the database search will be limited by adding the day the last search was conducted as a starting search limit. To pilot the feasibility of this procedure, we already ran the monthly updates on multiple occasions without encountering time or processing difficulties. We thus retain that the current strategy for monthly updates is feasible with current available resources.</w:t>
       </w:r>
     </w:p>
     <w:p>
@@ -2306,15 +2377,7 @@
         <w:pStyle w:val="BodyText"/>
       </w:pPr>
       <w:r>
-        <w:t xml:space="preserve">A continuously updated version of this paper is published online, with results revised each month to reflect the latest data, but without changing the introduction.</w:t>
-      </w:r>
-    </w:p>
-    <w:p>
-      <w:pPr>
-        <w:pStyle w:val="BodyText"/>
-      </w:pPr>
-      <w:r>
-        <w:t xml:space="preserve">To pilot the feasibility of this procedure, we already ran the updated in multiple months with success.</w:t>
+        <w:t xml:space="preserve">We currently expect to provide hand-processed monthly updates of the database until 2030, while working on expanding the collaborative efforts from the community and integrating semi-automized processes for the future.</w:t>
       </w:r>
     </w:p>
     <w:bookmarkEnd w:id="48"/>
@@ -2459,7 +2522,7 @@
     </w:p>
     <w:bookmarkEnd w:id="50"/>
     <w:bookmarkEnd w:id="51"/>
-    <w:bookmarkStart w:id="58" w:name="results"/>
+    <w:bookmarkStart w:id="60" w:name="results"/>
     <w:p>
       <w:pPr>
         <w:pStyle w:val="Heading1"/>
@@ -2473,7 +2536,7 @@
         <w:pStyle w:val="FirstParagraph"/>
       </w:pPr>
       <w:r>
-        <w:t xml:space="preserve">Given the adaptive nature of a the</w:t>
+        <w:t xml:space="preserve">Given the adaptive nature of the</w:t>
       </w:r>
       <w:r>
         <w:t xml:space="preserve"> </w:t>
@@ -2483,28 +2546,20 @@
           <w:i/>
           <w:iCs/>
         </w:rPr>
-        <w:t xml:space="preserve">Living SEB project</w:t>
-      </w:r>
-      <w:r>
-        <w:t xml:space="preserve">, we report temporary results and descriptive statistics of the data available at the time of writing. A continuously updated version of the results is available at:</w:t>
-      </w:r>
-      <w:r>
-        <w:t xml:space="preserve"> </w:t>
-      </w:r>
-      <w:hyperlink r:id="rId42">
-        <w:r>
-          <w:rPr>
-            <w:rStyle w:val="Hyperlink"/>
-          </w:rPr>
-          <w:t xml:space="preserve">https://feracotommaso.github.io</w:t>
-        </w:r>
-      </w:hyperlink>
+        <w:t xml:space="preserve">Living SEB Skills Project</w:t>
+      </w:r>
+      <w:r>
+        <w:t xml:space="preserve">, the current results apply to the current database (March 2026: xxxxxx). An overview of the database and updated results of the same analyses on the latest release, together with additional analyses, are available as a blog post at:</w:t>
+      </w:r>
+      <w:r>
+        <w:t xml:space="preserve"> </w:t>
+      </w:r>
       <w:hyperlink r:id="rId52">
         <w:r>
           <w:rPr>
             <w:rStyle w:val="Hyperlink"/>
           </w:rPr>
-          <w:t xml:space="preserve">/living_SEB_review/paper/livingSEBpaper.html</w:t>
+          <w:t xml:space="preserve">https://feracotommaso.github.io/living_SEB_review/paper/livingSEBresults.html</w:t>
         </w:r>
       </w:hyperlink>
       <w:r>
@@ -2553,7 +2608,7 @@
         </w:r>
       </w:hyperlink>
       <w:r>
-        <w:t xml:space="preserve">.</w:t>
+        <w:t xml:space="preserve">. The dataset used corresponds to the latest release available at the time of writing (March 2026: xxxxxx).</w:t>
       </w:r>
     </w:p>
     <w:p>
@@ -2569,17 +2624,31 @@
         <w:pStyle w:val="BodyText"/>
       </w:pPr>
       <w:r>
-        <w:t xml:space="preserve">A continuously updated summary of descriptive statistics is available online in the living version of this manuscript.</w:t>
+        <w:t xml:space="preserve">A continuously updated summary of descriptive statistics is available online at</w:t>
+      </w:r>
+      <w:r>
+        <w:t xml:space="preserve"> </w:t>
+      </w:r>
+      <w:hyperlink r:id="rId52">
+        <w:r>
+          <w:rPr>
+            <w:rStyle w:val="Hyperlink"/>
+          </w:rPr>
+          <w:t xml:space="preserve">https://feracotommaso.github.io/living_SEB_review/paper/livingSEBresults.html</w:t>
+        </w:r>
+      </w:hyperlink>
+      <w:r>
+        <w:t xml:space="preserve">.</w:t>
       </w:r>
     </w:p>
     <w:bookmarkEnd w:id="53"/>
-    <w:bookmarkStart w:id="54" w:name="X3d59b4fae5d2b2bd6ae13a7926976075b9c4486"/>
+    <w:bookmarkStart w:id="54" w:name="multilevel-meta-analysis-of-correlations"/>
     <w:p>
       <w:pPr>
         <w:pStyle w:val="Heading2"/>
       </w:pPr>
       <w:r>
-        <w:t xml:space="preserve">Tutorial Analysis 1: Multilevel Meta-analysis of Correlations</w:t>
+        <w:t xml:space="preserve">Multilevel Meta-analysis of Correlations</w:t>
       </w:r>
     </w:p>
     <w:p>
@@ -2738,17 +2807,17 @@
         <w:pStyle w:val="BodyText"/>
       </w:pPr>
       <w:r>
-        <w:t xml:space="preserve">Though representing the more extensive analysis of the association between SEB domains and academic achievement, these results should be regarded as preliminary and illustrative.</w:t>
+        <w:t xml:space="preserve">These results suggest that, with the exception of Emotional resilience skills, each SEB skill might be considered as a positive correlate of academic achievement, though most effects are small in magnitude. Indeed, only Self-management skills show correlations larger than 0.20 with academic achievement.</w:t>
       </w:r>
     </w:p>
     <w:bookmarkEnd w:id="54"/>
-    <w:bookmarkStart w:id="55" w:name="X7f7dd7063c04fd6f7e9694fd0883994917dc0d2"/>
+    <w:bookmarkStart w:id="57" w:name="Xdd24d222c7553f036fdfd7748ed557d44c190d5"/>
     <w:p>
       <w:pPr>
         <w:pStyle w:val="Heading2"/>
       </w:pPr>
       <w:r>
-        <w:t xml:space="preserve">Tutorial Analysis 2: Meta-analytic Structural Equation Modeling</w:t>
+        <w:t xml:space="preserve">Meta-analytic Structural Equation Modeling</w:t>
       </w:r>
     </w:p>
     <w:p>
@@ -2766,10 +2835,10 @@
           <w:i/>
           <w:iCs/>
         </w:rPr>
-        <w:t xml:space="preserve">Living SEB Project</w:t>
-      </w:r>
-      <w:r>
-        <w:t xml:space="preserve">, we tested whether SEB skills predict academic achievement beyond their corresponding Big Five traits. Initially, using the first stage of the two-staged structural equation modelling (TSSEM) procedure we estimated a descriptive pooled correlation matrix of the associations between all the Big Five traits and the five SEB domains</w:t>
+        <w:t xml:space="preserve">Living SEB Skills Project</w:t>
+      </w:r>
+      <w:r>
+        <w:t xml:space="preserve">, we tested whether each SEB skill predicted academic achievement beyond their corresponding Big Five traits and other SEB skills. First, using the first stage of the two-staged structural equation modelling (TSSEM) procedure, we synthesized the bivariate correlations among all variables using a random-effects model. This yields a pooled meta-analytic correlation matrix of each pairwise association between all the Big Five traits, the five SEB domains, and academic achievement that accounts for sampling error and between-study heterogeneity</w:t>
       </w:r>
       <w:r>
         <w:t xml:space="preserve"> </w:t>
@@ -2789,7 +2858,15 @@
         <w:t xml:space="preserve">)</w:t>
       </w:r>
       <w:r>
-        <w:t xml:space="preserve">. Then, using one-stage meta-analytic structural equation modelling (OSMASEM) procedures</w:t>
+        <w:t xml:space="preserve">.</w:t>
+      </w:r>
+    </w:p>
+    <w:p>
+      <w:pPr>
+        <w:pStyle w:val="BodyText"/>
+      </w:pPr>
+      <w:r>
+        <w:t xml:space="preserve">Next, we applied one-stage meta-analytic structural equation modelling (OSMASEM)</w:t>
       </w:r>
       <w:r>
         <w:t xml:space="preserve"> </w:t>
@@ -2809,7 +2886,7 @@
         <w:t xml:space="preserve">)</w:t>
       </w:r>
       <w:r>
-        <w:t xml:space="preserve">, five saturated regression models were estimated, each including one SEB domain and its matched Big Five trait as predictors of academic achievement.</w:t>
+        <w:t xml:space="preserve">. OSMASEM estimates the structural model in a single step by fitting a structural equation model directly to the meta-analytic covariance structure while simultaneously modeling sampling variance and between-study heterogeneity. This approach allows regression paths to be estimated within an SEM framework using the full pooled covariance matrix. Using OSMASEM, we estimated five saturated regression models, each including one SEB domain and its matched Big Five trait as predictors of academic achievement. Additionally, a multiple regression model was estimated including all five SEB domains as predictors of academic achievement.</w:t>
       </w:r>
     </w:p>
     <w:p>
@@ -2921,21 +2998,18 @@
         <w:t xml:space="preserve">Given the low number of studies available for some variables, we set between-study variance to zero and estimated a common effect across studies. This approach avoids attempting to estimate random‐effects components that would be unstable or poorly identified in sparse conditions.</w:t>
       </w:r>
     </w:p>
+    <w:bookmarkStart w:id="55" w:name="pooled-correlations"/>
     <w:p>
       <w:pPr>
-        <w:pStyle w:val="BodyText"/>
-      </w:pPr>
-      <w:r>
-        <w:rPr>
-          <w:b/>
-          <w:bCs/>
-        </w:rPr>
+        <w:pStyle w:val="Heading3"/>
+      </w:pPr>
+      <w:r>
         <w:t xml:space="preserve">Pooled correlations</w:t>
       </w:r>
     </w:p>
     <w:p>
       <w:pPr>
-        <w:pStyle w:val="BodyText"/>
+        <w:pStyle w:val="FirstParagraph"/>
       </w:pPr>
       <w:r>
         <w:t xml:space="preserve">The pooled correlation matrix is reported in</w:t>
@@ -2984,21 +3058,19 @@
         <w:t xml:space="preserve">&gt; 0.2 with academic achievement.</w:t>
       </w:r>
     </w:p>
+    <w:bookmarkEnd w:id="55"/>
+    <w:bookmarkStart w:id="56" w:name="incremental-validity-beyond-the-big-five"/>
     <w:p>
       <w:pPr>
-        <w:pStyle w:val="BodyText"/>
-      </w:pPr>
-      <w:r>
-        <w:rPr>
-          <w:b/>
-          <w:bCs/>
-        </w:rPr>
-        <w:t xml:space="preserve">Regression models</w:t>
+        <w:pStyle w:val="Heading3"/>
+      </w:pPr>
+      <w:r>
+        <w:t xml:space="preserve">Incremental Validity Beyond the Big Five</w:t>
       </w:r>
     </w:p>
     <w:p>
       <w:pPr>
-        <w:pStyle w:val="BodyText"/>
+        <w:pStyle w:val="FirstParagraph"/>
       </w:pPr>
       <w:r>
         <w:t xml:space="preserve">From</w:t>
@@ -3036,33 +3108,18 @@
         <w:pStyle w:val="BodyText"/>
       </w:pPr>
       <w:r>
-        <w:t xml:space="preserve">In general, these results should be interpreted as illustrative demonstration of the functionality of a metaSEM pipeline within the</w:t>
-      </w:r>
-      <w:r>
-        <w:t xml:space="preserve"> </w:t>
-      </w:r>
-      <w:r>
-        <w:rPr>
-          <w:i/>
-          <w:iCs/>
-        </w:rPr>
-        <w:t xml:space="preserve">Living SEB project</w:t>
-      </w:r>
-      <w:r>
-        <w:t xml:space="preserve"> </w:t>
-      </w:r>
-      <w:r>
-        <w:t xml:space="preserve">rather than offering final conclusions about SEB–trait relationships.</w:t>
+        <w:t xml:space="preserve">These results confirm that SEB skills, as measured by the BESSI questionnaires, differ from the Big Five in terms of predictive validity, with Innovation, Self-management, and Social engagement having higher predictive power than Openness, Conscientiousness, and Extraversion.</w:t>
       </w:r>
     </w:p>
-    <w:bookmarkEnd w:id="55"/>
-    <w:bookmarkStart w:id="56" w:name="X9b99d2cf9d6526f9fb627f8ad8d893cd7604ffd"/>
+    <w:bookmarkEnd w:id="56"/>
+    <w:bookmarkEnd w:id="57"/>
+    <w:bookmarkStart w:id="58" w:name="incremental-validity-between-seb-skills"/>
     <w:p>
       <w:pPr>
         <w:pStyle w:val="Heading2"/>
       </w:pPr>
       <w:r>
-        <w:t xml:space="preserve">Tutorial Analysis 3: Meta-analytic Structural Equation Modeling</w:t>
+        <w:t xml:space="preserve">Incremental Validity Between SEB Skills</w:t>
       </w:r>
     </w:p>
     <w:p>
@@ -3070,15 +3127,7 @@
         <w:pStyle w:val="FirstParagraph"/>
       </w:pPr>
       <w:r>
-        <w:t xml:space="preserve">To test whether specific SEB skills show incremental predictive validity for academic achievement beyond all other skills we performed an additional one-stage meta-analytic structural equation modelling (OSMASEM) estimating one multiple regression model including all SEB domains as predictors of academic achievement.</w:t>
-      </w:r>
-    </w:p>
-    <w:p>
-      <w:pPr>
-        <w:pStyle w:val="BodyText"/>
-      </w:pPr>
-      <w:r>
-        <w:t xml:space="preserve">From</w:t>
+        <w:t xml:space="preserve">Results of the last multiple regression model (see</w:t>
       </w:r>
       <w:r>
         <w:t xml:space="preserve"> </w:t>
@@ -3092,7 +3141,7 @@
         </w:r>
       </w:hyperlink>
       <w:r>
-        <w:t xml:space="preserve">, two of the SEB skills showed significant associations (</w:t>
+        <w:t xml:space="preserve">), show that two of the SEB skills showed significant associations (</w:t>
       </w:r>
       <w:r>
         <w:rPr>
@@ -3108,8 +3157,16 @@
         <w:t xml:space="preserve">&lt; 0.01) larger than |0.1| with academic achievement beyond the other skill domains. Specifically, Emotional resilience (b = -0.11; 95% CI [-0.13; -0.09]; p &lt; 0.001), Self-management (b = 0.24; 95% CI [0.22; 0.25]; p &lt; 0.001) showed significant and practically meaningful associations with academic achievement, while all other associations were lower than |0.06| and/or non-significant.</w:t>
       </w:r>
     </w:p>
-    <w:bookmarkEnd w:id="56"/>
-    <w:bookmarkStart w:id="57" w:name="reproducibility-via-the-living-seb-app"/>
+    <w:p>
+      <w:pPr>
+        <w:pStyle w:val="BodyText"/>
+      </w:pPr>
+      <w:r>
+        <w:t xml:space="preserve">These results confirm Self-management as the most predictive skill for academic achievement. However, the results also show a small but negative effect of Emotional resilience skills, potentially due to multicollinearity or suppression effects.</w:t>
+      </w:r>
+    </w:p>
+    <w:bookmarkEnd w:id="58"/>
+    <w:bookmarkStart w:id="59" w:name="reproducibility-via-the-living-seb-app"/>
     <w:p>
       <w:pPr>
         <w:pStyle w:val="Heading2"/>
@@ -3123,25 +3180,29 @@
         <w:pStyle w:val="FirstParagraph"/>
       </w:pPr>
       <w:r>
-        <w:t xml:space="preserve">All analyses can be reproduced in the Meta-analysis and MetaSEM modules of the</w:t>
-      </w:r>
-      <w:r>
-        <w:t xml:space="preserve"> </w:t>
-      </w:r>
-      <w:r>
-        <w:rPr>
-          <w:i/>
-          <w:iCs/>
-        </w:rPr>
-        <w:t xml:space="preserve">Living SEB Skills App</w:t>
-      </w:r>
-      <w:r>
-        <w:t xml:space="preserve">. Users can select specific subsets of studies, download data and R code, and generate updated reports. This ensures that results presented here remain transparent, reproducible, and adaptable as the evidence base grows.</w:t>
+        <w:t xml:space="preserve">All analyses can be reproduced in the Meta-analysis and MetaSEM modules of the Living SEB App. Users can select specific subsets of studies, download data and R code, and generate updated reports. In line with this idea, an updated report of these analyses is published monthly at</w:t>
+      </w:r>
+      <w:r>
+        <w:t xml:space="preserve"> </w:t>
+      </w:r>
+      <w:hyperlink r:id="rId52">
+        <w:r>
+          <w:rPr>
+            <w:rStyle w:val="Hyperlink"/>
+          </w:rPr>
+          <w:t xml:space="preserve">https://feracotommaso.github.io/living_SEB_review/paper/livingSEBresults.html</w:t>
+        </w:r>
+      </w:hyperlink>
+      <w:r>
+        <w:t xml:space="preserve"> </w:t>
+      </w:r>
+      <w:r>
+        <w:t xml:space="preserve">as part of the project.</w:t>
       </w:r>
     </w:p>
-    <w:bookmarkEnd w:id="57"/>
-    <w:bookmarkEnd w:id="58"/>
-    <w:bookmarkStart w:id="63" w:name="discussion"/>
+    <w:bookmarkEnd w:id="59"/>
+    <w:bookmarkEnd w:id="60"/>
+    <w:bookmarkStart w:id="65" w:name="discussion"/>
     <w:p>
       <w:pPr>
         <w:pStyle w:val="Heading1"/>
@@ -3155,23 +3216,24 @@
         <w:pStyle w:val="FirstParagraph"/>
       </w:pPr>
       <w:r>
-        <w:t xml:space="preserve">In this article, we introduced the</w:t>
-      </w:r>
-      <w:r>
-        <w:t xml:space="preserve"> </w:t>
-      </w:r>
-      <w:r>
-        <w:rPr>
-          <w:i/>
-          <w:iCs/>
-        </w:rPr>
-        <w:t xml:space="preserve">Living SEB Project</w:t>
-      </w:r>
-      <w:r>
-        <w:t xml:space="preserve"> </w:t>
-      </w:r>
-      <w:r>
-        <w:t xml:space="preserve">and the associated</w:t>
+        <w:t xml:space="preserve">In this article, we introduced the Living SEB Skills Project and the associated Living SEB App, a shiny app for searching and analysing SEB skills data and papers. Three meta-analyses were also conducted to exemplify the use that can be done of the data collected in the Living SEB Skills Project and the Living SEB Skills App and test theoretically relevant meta-analytical associations between SEB skills and academic achievement and their incremental validity beyond personality traits and between SEB skills. To do this, we ran the most comprehensive analysis to date of the predictive power of SEB skills for academic achievement employing the two main meta-analysis functions currently available in the Living SEB Skills App, namely three-level meta-analysis of correlation coefficients and MASEM. The results of these analyses showed that the five skills were significantly associated with academic achievement, with pooled correlations ranging between 0.07 (i.e., Emotional resilience) and 0.24 (i.e., Self-management). When controlling for personality traits in OSMASEM regression models, three of the SEB skills and of the personality traits showed significant association with academic achievement larger than |0.1| beyond the corresponding trait/skill. This result confirms that both frameworks provide unique incremental validity beyond the other and that we should probably not treat SEB skills and the Big Five as interchangeable constructs. Finally, focusing on SEB skills only, our third analysis shows that Self-management skills are key contributors for academic achievement beyond all other skill domains, highlighting again the differential predictive validity of individual skill domains.</w:t>
+      </w:r>
+    </w:p>
+    <w:p>
+      <w:pPr>
+        <w:pStyle w:val="BodyText"/>
+      </w:pPr>
+      <w:r>
+        <w:t xml:space="preserve">As exemplified in these analyses, the Living SEB Skills Project provides the necessary tools and data for responding cross-sectional research questions and synthesizing the available evidence using meta-analysis. However, different uses can be made of this data and of the Living SEB App.</w:t>
+      </w:r>
+    </w:p>
+    <w:bookmarkStart w:id="61" w:name="X7f2835a56e74432eaa242baf8e2936a08c3d351"/>
+    <w:p>
+      <w:pPr>
+        <w:pStyle w:val="Heading2"/>
+      </w:pPr>
+      <w:r>
+        <w:t xml:space="preserve">Use and Utility the Open Data and the</w:t>
       </w:r>
       <w:r>
         <w:t xml:space="preserve"> </w:t>
@@ -3183,8 +3245,21 @@
         </w:rPr>
         <w:t xml:space="preserve">Living SEB App</w:t>
       </w:r>
-      <w:r>
-        <w:t xml:space="preserve">, a shiny app for searching and analysing SEB skills data and papers. Two tutorial meta-analyses were also conducted to exemplify the use that can be done of the data collected in the</w:t>
+    </w:p>
+    <w:p>
+      <w:pPr>
+        <w:pStyle w:val="FirstParagraph"/>
+      </w:pPr>
+      <w:r>
+        <w:t xml:space="preserve">First of all, the Living SEB Project materials and the app can be used to synthesize the literature based on the SEB skills framework using meta-analytic procedures and speeding up literature search with useful tools to find all the SEB skills papers covering a specific topic or using/measuring a specific variable. However, considering the limitations detailed below, the results and the reports that can be obtained using the Living SEB App should not be considered as publication-ready meta-analysis, which would require additional steps and integration (e.g., risk of bias analysis, tests for publication bias, moderator analysis, tailored modelling approaches). For this reason, we suggest using the Living SEB App and the open data available for rapid synthesis only or to inform hypotheses and Bayesian priors for future studies (e.g., the meta-analytical estimates and confidence intervals obtained might be directly used as quantitative priors). Additionally, the reports downloaded from the app (or the data downloaded together with users’ R code) could be directly used to support preregistrations and, for instance, uploaded on the Open Science Framework (OSF) or other preferred platforms as evidence for the justification of the effect sizes used in power analyses. On the other hand, reviewers and editors may benefit from this project for their work. Indeed, they can rapidly check whether authors’ assertions correspond to up-to-date evidence within the SEB framework, whether the necessary literature has been cited or whether the theoretical introduction and hypotheses are based on the full breadth of evidence or on selected papers. Reports and results obtained from the app could thus be used by reviewers and editors to support their suggestions, without conducting long literature reviews.</w:t>
+      </w:r>
+    </w:p>
+    <w:p>
+      <w:pPr>
+        <w:pStyle w:val="BodyText"/>
+      </w:pPr>
+      <w:r>
+        <w:t xml:space="preserve">Beyond its practical utility, the</w:t>
       </w:r>
       <w:r>
         <w:t xml:space="preserve"> </w:t>
@@ -3194,13 +3269,63 @@
           <w:i/>
           <w:iCs/>
         </w:rPr>
-        <w:t xml:space="preserve">Living SEB Project</w:t>
-      </w:r>
-      <w:r>
-        <w:t xml:space="preserve"> </w:t>
-      </w:r>
-      <w:r>
-        <w:t xml:space="preserve">and the</w:t>
+        <w:t xml:space="preserve">Living SEB Skills Project</w:t>
+      </w:r>
+      <w:r>
+        <w:t xml:space="preserve"> </w:t>
+      </w:r>
+      <w:r>
+        <w:t xml:space="preserve">has broader implications for the theoretical development of SEB skills research and psychology more generally. By maintaining a continuously updated, transparent synthesis of findings, the project helps guard against selective citations, cherry-picking, and conceptual fragmentation that have historically slowed theoretical progress in emerging areas. For SEB research specifically, where competing frameworks and rapid publication rates can easily obscure cumulative patterns, a living evidence base ensures that theories can be tested against the full breadth of available data rather than isolated studies. More broadly, the</w:t>
+      </w:r>
+      <w:r>
+        <w:t xml:space="preserve"> </w:t>
+      </w:r>
+      <w:r>
+        <w:rPr>
+          <w:i/>
+          <w:iCs/>
+        </w:rPr>
+        <w:t xml:space="preserve">Living SEB Skills Project</w:t>
+      </w:r>
+      <w:r>
+        <w:t xml:space="preserve"> </w:t>
+      </w:r>
+      <w:r>
+        <w:t xml:space="preserve">illustrates how infrastructures of cumulative evidence can shift psychology toward a more dynamic and self-correcting science. Instead of relying on static reviews that quickly become outdated, researchers can build and refine theoretical models with a continually refreshed evidence base. In this sense, the project does not simply provide a database or app but models a new standard for how psychological theory and evidence can co-evolve.</w:t>
+      </w:r>
+    </w:p>
+    <w:bookmarkEnd w:id="61"/>
+    <w:bookmarkStart w:id="62" w:name="limitations"/>
+    <w:p>
+      <w:pPr>
+        <w:pStyle w:val="Heading2"/>
+      </w:pPr>
+      <w:r>
+        <w:t xml:space="preserve">Limitations</w:t>
+      </w:r>
+    </w:p>
+    <w:p>
+      <w:pPr>
+        <w:pStyle w:val="FirstParagraph"/>
+      </w:pPr>
+      <w:r>
+        <w:t xml:space="preserve">When designing the</w:t>
+      </w:r>
+      <w:r>
+        <w:t xml:space="preserve"> </w:t>
+      </w:r>
+      <w:r>
+        <w:rPr>
+          <w:i/>
+          <w:iCs/>
+        </w:rPr>
+        <w:t xml:space="preserve">Living SEB Skills Project</w:t>
+      </w:r>
+      <w:r>
+        <w:t xml:space="preserve"> </w:t>
+      </w:r>
+      <w:r>
+        <w:t xml:space="preserve">and app, we aimed at finding a good balance between providing enough functionality for the users, while keeping the systematic review process feasible and the application user friendly and intuitive to use. As a consequence, there are many situations in which using the</w:t>
       </w:r>
       <w:r>
         <w:t xml:space="preserve"> </w:t>
@@ -3216,7 +3341,25 @@
         <w:t xml:space="preserve"> </w:t>
       </w:r>
       <w:r>
-        <w:t xml:space="preserve">and test meta-analytical associations between SEB skills and academic achievement and their incremental validity beyond personality traits. To do this, we employed the two main meta-analysis functions currently available in the</w:t>
+        <w:t xml:space="preserve">only is not the appropriate choice, but more refined analyses should be conducted locally by the researcher. In particular, only cross-sectional data are available. To analyse experimental and longitudinal data, the necessary data must be manually coded (but all the papers needed should already be included in our database). Additionally, the specific measures used are not coded in the data and different measures are automatically meta-analysed as indicators of a specific outcome or construct. For instance, school engagement could be measured with different questionnaires. Authors interested in moderator analyses should code those specific information. Similarly, study topics are manually and qualitatively defined by the authors and may not correspond to everybody’s opinion. We also acknowledge that our reliance on citation-chaining of seminal SEB works may result in missed eligible publications, particularly those that employ BESSI measures without directly citing the validation articles. While this approach ensures feasibility and reduces noise, it might eventually compromise full systematic comprehensiveness. In the long term, we plan to supplement this strategy with periodic keyword-based searches and, where possible, semi-automated text-mining or machine-learning methods to identify overlooked studies. Meanwhile, we actively encourage researchers to notify us of missing contributions so that the database can remain as inclusive as possible. To date, we are not aware of any published studies within the SEB framework that are excluded.</w:t>
+      </w:r>
+    </w:p>
+    <w:bookmarkEnd w:id="62"/>
+    <w:bookmarkStart w:id="63" w:name="future-perspectives"/>
+    <w:p>
+      <w:pPr>
+        <w:pStyle w:val="Heading2"/>
+      </w:pPr>
+      <w:r>
+        <w:t xml:space="preserve">Future Perspectives</w:t>
+      </w:r>
+    </w:p>
+    <w:p>
+      <w:pPr>
+        <w:pStyle w:val="FirstParagraph"/>
+      </w:pPr>
+      <w:r>
+        <w:t xml:space="preserve">Given the current limitations, we suggest a use of the</w:t>
       </w:r>
       <w:r>
         <w:t xml:space="preserve"> </w:t>
@@ -3226,18 +3369,31 @@
           <w:i/>
           <w:iCs/>
         </w:rPr>
-        <w:t xml:space="preserve">Living SEB App</w:t>
-      </w:r>
-      <w:r>
-        <w:t xml:space="preserve">, namely three-level meta-analysis of correlation coefficients and MASEM. The results of these analyses showed that five skills were significantly associated with academic achievement, with pooled correlations ranging between 0.06 (i.e., Emotional resilience) and 0.24 (i.e., Cooperation). When controlling for personality traits in OSMASEM regression models, three of the SEB skills and one of the personality traits showed significant association with academic achievement larger than |0.1| beyond the corresponding trait/skill. More precise estimates of these associations will be available each month in the living version of this manuscript if new research on the topic is published.</w:t>
+        <w:t xml:space="preserve">Living SEB Skills Project</w:t>
+      </w:r>
+      <w:r>
+        <w:t xml:space="preserve"> </w:t>
+      </w:r>
+      <w:r>
+        <w:t xml:space="preserve">and app that respect the boundaries of the functionality offered. However, future updates of the project may enlarge the aims of the project and its uses. In particular, with increasing number of longitudinal and experimental publications within the SEB framework, the meta-analysis options of the app could be extended to incorporate both possibilities. We also plan to include options for the analysis of moderators and for publication bias. Depending on future funding and resources, it could be possible to automatize the database search and coding procedures through the use of ad-hoc algorithms and artificial intelligence. Moreover, Users may be provided with the possibility to upload additional data in the main database for personal use or openly for the community. Finally, a future extension of the present work could be to integrate the new specific living resources into broader projects (for example, metaBUS; Bosco et al., 2020) that could benefit from well-organized databases focused on specific topics. However, a common framework for labelling and recognizing the different constructs will be necessary to finally integrate the various efforts.</w:t>
+      </w:r>
+    </w:p>
+    <w:bookmarkEnd w:id="63"/>
+    <w:bookmarkStart w:id="64" w:name="conclusions"/>
+    <w:p>
+      <w:pPr>
+        <w:pStyle w:val="Heading2"/>
+      </w:pPr>
+      <w:r>
+        <w:t xml:space="preserve">Conclusions</w:t>
       </w:r>
     </w:p>
     <w:p>
       <w:pPr>
-        <w:pStyle w:val="BodyText"/>
-      </w:pPr>
-      <w:r>
-        <w:t xml:space="preserve">As exemplified in these analyses, the</w:t>
+        <w:pStyle w:val="FirstParagraph"/>
+      </w:pPr>
+      <w:r>
+        <w:t xml:space="preserve">To conclude, the current paper provides the most comprehensive analysis of the predictive power of SEB skills for academic achievement and reports an initial description of the</w:t>
       </w:r>
       <w:r>
         <w:t xml:space="preserve"> </w:t>
@@ -3247,279 +3403,30 @@
           <w:i/>
           <w:iCs/>
         </w:rPr>
-        <w:t xml:space="preserve">Living SEB Project</w:t>
-      </w:r>
-      <w:r>
-        <w:t xml:space="preserve"> </w:t>
-      </w:r>
-      <w:r>
-        <w:t xml:space="preserve">provides the necessary tools and data for responding cross-sectional research questions and synthesizing the available evidence using meta-analysis. However, different uses can be made of this data and of the</w:t>
-      </w:r>
-      <w:r>
-        <w:t xml:space="preserve"> </w:t>
-      </w:r>
-      <w:r>
-        <w:rPr>
-          <w:i/>
-          <w:iCs/>
-        </w:rPr>
-        <w:t xml:space="preserve">Living SEB App</w:t>
-      </w:r>
-      <w:r>
-        <w:t xml:space="preserve">.</w:t>
-      </w:r>
-    </w:p>
-    <w:bookmarkStart w:id="59" w:name="X7f2835a56e74432eaa242baf8e2936a08c3d351"/>
-    <w:p>
-      <w:pPr>
-        <w:pStyle w:val="Heading2"/>
-      </w:pPr>
-      <w:r>
-        <w:t xml:space="preserve">Use and Utility the Open Data and the</w:t>
-      </w:r>
-      <w:r>
-        <w:t xml:space="preserve"> </w:t>
-      </w:r>
-      <w:r>
-        <w:rPr>
-          <w:i/>
-          <w:iCs/>
-        </w:rPr>
-        <w:t xml:space="preserve">Living SEB App</w:t>
+        <w:t xml:space="preserve">Living SEB Skills Project</w:t>
+      </w:r>
+      <w:r>
+        <w:t xml:space="preserve">. We hope that researchers, reviewers, editors, and laypeople will use and appreciate the potentialities offered and that our work may facilitate theirs. We also hope that other colleagues will follow our example and build additional platforms covering their specific field of research.</w:t>
       </w:r>
     </w:p>
     <w:p>
-      <w:pPr>
-        <w:pStyle w:val="FirstParagraph"/>
-      </w:pPr>
-      <w:r>
-        <w:t xml:space="preserve">First of all, the</w:t>
-      </w:r>
-      <w:r>
-        <w:t xml:space="preserve"> </w:t>
-      </w:r>
-      <w:r>
-        <w:rPr>
-          <w:i/>
-          <w:iCs/>
-        </w:rPr>
-        <w:t xml:space="preserve">Living SEB Project</w:t>
-      </w:r>
-      <w:r>
-        <w:t xml:space="preserve"> </w:t>
-      </w:r>
-      <w:r>
-        <w:t xml:space="preserve">materials and the app can be used to synthesize the literature based on the SEB skills framework using meta-analytic procedures and speeding up literature search with useful tools to find all the SEB skills papers covering a specific topic or using/measuring a specific variable. However, considering the limitations detailed below, the results and the reports that can be obtained using the</w:t>
-      </w:r>
-      <w:r>
-        <w:t xml:space="preserve"> </w:t>
-      </w:r>
-      <w:r>
-        <w:rPr>
-          <w:i/>
-          <w:iCs/>
-        </w:rPr>
-        <w:t xml:space="preserve">Living SEB App</w:t>
-      </w:r>
-      <w:r>
-        <w:t xml:space="preserve"> </w:t>
-      </w:r>
-      <w:r>
-        <w:t xml:space="preserve">should not be considered as publication-ready meta-analysis, which would require additional steps and integration (e.g., risk of bias analysis, tests for publication bias, moderator analysis, different modelling approaches). For this reason, we suggest using the</w:t>
-      </w:r>
-      <w:r>
-        <w:t xml:space="preserve"> </w:t>
-      </w:r>
-      <w:r>
-        <w:rPr>
-          <w:i/>
-          <w:iCs/>
-        </w:rPr>
-        <w:t xml:space="preserve">Living SEB App</w:t>
-      </w:r>
-      <w:r>
-        <w:t xml:space="preserve"> </w:t>
-      </w:r>
-      <w:r>
-        <w:t xml:space="preserve">and the open data available for rapid synthesis only or to inform hypotheses and Bayesian priors for future studies (e.g., the meta-analytical estimates and confidence intervals obtained might be directly used as quantitative priors). Additionally, the reports downloaded from the app (or the data downloaded together with users’ R code) could be directly used to support preregistrations and, for instance, uploaded on the Open Science Framework (OSF) or other preferred platforms as evidence for the justification of the effect sizes used in power analyses. On the other side, reviewers and editors may benefit from this project for their work. Indeed, they can rapidly check whether authors’ assertions correspond to up-to-date evidence within the SEB framework, whether the necessary literature has been cited or whether the theoretical introduction and hypotheses are based on the full breadth of evidence or on selected papers. Reports and results obtained from the app could thus be used by reviewers and editors to support their suggestions, without conducting long literature reviews.</w:t>
+      <w:r>
+        <w:br w:type="page"/>
       </w:r>
     </w:p>
+    <w:bookmarkEnd w:id="64"/>
+    <w:bookmarkEnd w:id="65"/>
+    <w:bookmarkStart w:id="191" w:name="references"/>
     <w:p>
       <w:pPr>
-        <w:pStyle w:val="BodyText"/>
-      </w:pPr>
-      <w:r>
-        <w:t xml:space="preserve">Beyond its practical utility, the</w:t>
-      </w:r>
-      <w:r>
-        <w:t xml:space="preserve"> </w:t>
-      </w:r>
-      <w:r>
-        <w:rPr>
-          <w:i/>
-          <w:iCs/>
-        </w:rPr>
-        <w:t xml:space="preserve">Living SEB Project</w:t>
-      </w:r>
-      <w:r>
-        <w:t xml:space="preserve"> </w:t>
-      </w:r>
-      <w:r>
-        <w:t xml:space="preserve">has broader implications for the theoretical development of SEB skills research and psychology more generally. By maintaining a continuously updated, transparent synthesis of findings, the project helps guard against selective citations, cherry-picking, and conceptual fragmentation that have historically slowed theoretical progress in emerging areas. For SEB research specifically, where competing frameworks and rapid publication rates can easily obscure cumulative patterns, a living evidence base ensures that theories can be tested against the full breadth of available data rather than isolated studies. More broadly, the</w:t>
-      </w:r>
-      <w:r>
-        <w:t xml:space="preserve"> </w:t>
-      </w:r>
-      <w:r>
-        <w:rPr>
-          <w:i/>
-          <w:iCs/>
-        </w:rPr>
-        <w:t xml:space="preserve">Living SEB Project</w:t>
-      </w:r>
-      <w:r>
-        <w:t xml:space="preserve"> </w:t>
-      </w:r>
-      <w:r>
-        <w:t xml:space="preserve">illustrates how infrastructures of cumulative evidence can shift psychology toward a more dynamic and self-correcting science. Instead of relying on static reviews that quickly become outdated, researchers can build and refine theoretical models with a continually refreshed evidence base. In this sense, the project does not simply provide a database or app but models a new standard for how psychological theory and evidence can co-evolve.</w:t>
+        <w:pStyle w:val="Heading1"/>
+      </w:pPr>
+      <w:r>
+        <w:t xml:space="preserve">References</w:t>
       </w:r>
     </w:p>
-    <w:bookmarkEnd w:id="59"/>
-    <w:bookmarkStart w:id="60" w:name="limitations"/>
-    <w:p>
-      <w:pPr>
-        <w:pStyle w:val="Heading2"/>
-      </w:pPr>
-      <w:r>
-        <w:t xml:space="preserve">Limitations</w:t>
-      </w:r>
-    </w:p>
-    <w:p>
-      <w:pPr>
-        <w:pStyle w:val="FirstParagraph"/>
-      </w:pPr>
-      <w:r>
-        <w:t xml:space="preserve">When designing the</w:t>
-      </w:r>
-      <w:r>
-        <w:t xml:space="preserve"> </w:t>
-      </w:r>
-      <w:r>
-        <w:rPr>
-          <w:i/>
-          <w:iCs/>
-        </w:rPr>
-        <w:t xml:space="preserve">Living SEB Project</w:t>
-      </w:r>
-      <w:r>
-        <w:t xml:space="preserve"> </w:t>
-      </w:r>
-      <w:r>
-        <w:t xml:space="preserve">and app, we aimed at finding a good balance between providing enough functionality for the users, while keeping the systematic review process feasible and the application user friendly and intuitive to use. As a consequence, there are many situations in which using the</w:t>
-      </w:r>
-      <w:r>
-        <w:t xml:space="preserve"> </w:t>
-      </w:r>
-      <w:r>
-        <w:rPr>
-          <w:i/>
-          <w:iCs/>
-        </w:rPr>
-        <w:t xml:space="preserve">Living SEB App</w:t>
-      </w:r>
-      <w:r>
-        <w:t xml:space="preserve"> </w:t>
-      </w:r>
-      <w:r>
-        <w:t xml:space="preserve">only is not the appropriate choice, but more refined analyses should be conducted locally by the researcher. In particular, only cross-sectional data are available. To analyse experimental and longitudinal data, the necessary data must be manually coded (but all the papers needed should already be included in our database). Additionally, the specific measures used are not coded in the data and different measures are automatically meta-analysed as indicators of a specific outcome or construct. For instance, school engagement could be measured with different questionnaires. Authors interested in moderator analyses should code those specific information. Similarly, study topics are manually and qualitatively defined by the authors and may not correspond to everybody’s opinion. We also acknowledge that our reliance on citation-chaining of seminal SEB works may result in missed eligible publications, particularly those that employ BESSI measures without directly citing the validation articles. While this approach ensures feasibility and reduces noise, it might eventually compromise full systematic comprehensiveness. In the long term, we plan to supplement this strategy with periodic keyword-based searches and, where possible, semi-automated text-mining or machine-learning methods to identify overlooked studies. Meanwhile, we actively encourage researchers to notify us of missing contributions so that the database can remain as inclusive as possible. To date, we are not aware of any published studies within the SEB framework that are excluded.</w:t>
-      </w:r>
-    </w:p>
-    <w:bookmarkEnd w:id="60"/>
-    <w:bookmarkStart w:id="61" w:name="future-perspectives"/>
-    <w:p>
-      <w:pPr>
-        <w:pStyle w:val="Heading2"/>
-      </w:pPr>
-      <w:r>
-        <w:t xml:space="preserve">Future Perspectives</w:t>
-      </w:r>
-    </w:p>
-    <w:p>
-      <w:pPr>
-        <w:pStyle w:val="FirstParagraph"/>
-      </w:pPr>
-      <w:r>
-        <w:t xml:space="preserve">Given the current limitations, we suggest a use of the</w:t>
-      </w:r>
-      <w:r>
-        <w:t xml:space="preserve"> </w:t>
-      </w:r>
-      <w:r>
-        <w:rPr>
-          <w:i/>
-          <w:iCs/>
-        </w:rPr>
-        <w:t xml:space="preserve">Living SEB Project</w:t>
-      </w:r>
-      <w:r>
-        <w:t xml:space="preserve"> </w:t>
-      </w:r>
-      <w:r>
-        <w:t xml:space="preserve">and app that respect the boundaries of the functionality offered. However, future updates of the project may enlarge the aims of the project and its uses. In particular, with increasing number of longitudinal and experimental publications within the SEB framework, the meta-analysis options of the app could be extended to incorporate both possibilities. We also plan to include options for the analysis of moderators and for publication bias. Depending on future funding and resources, it could be possible to automatize the database search and coding procedures through the use of ad-hoc algorithms and artificial intelligence. Finally, users may be provided with the possibility to upload additional data in the main database for personal use or openly for the community.</w:t>
-      </w:r>
-    </w:p>
-    <w:bookmarkEnd w:id="61"/>
-    <w:bookmarkStart w:id="62" w:name="conclusions"/>
-    <w:p>
-      <w:pPr>
-        <w:pStyle w:val="Heading2"/>
-      </w:pPr>
-      <w:r>
-        <w:t xml:space="preserve">Conclusions</w:t>
-      </w:r>
-    </w:p>
-    <w:p>
-      <w:pPr>
-        <w:pStyle w:val="FirstParagraph"/>
-      </w:pPr>
-      <w:r>
-        <w:t xml:space="preserve">To conclude, the current paper provides an initial description of the</w:t>
-      </w:r>
-      <w:r>
-        <w:t xml:space="preserve"> </w:t>
-      </w:r>
-      <w:r>
-        <w:rPr>
-          <w:i/>
-          <w:iCs/>
-        </w:rPr>
-        <w:t xml:space="preserve">Living SEB Project</w:t>
-      </w:r>
-      <w:r>
-        <w:t xml:space="preserve"> </w:t>
-      </w:r>
-      <w:r>
-        <w:t xml:space="preserve">and we hope that researchers, reviewers, editors, and laypeople will use and appreciate the potentialities offered and that our work may facilitate theirs. We also hope that other colleagues will follow our example and build additional platforms covering their specific field of research.</w:t>
-      </w:r>
-    </w:p>
-    <w:p>
-      <w:r>
-        <w:br w:type="page"/>
-      </w:r>
-    </w:p>
-    <w:bookmarkEnd w:id="62"/>
-    <w:bookmarkEnd w:id="63"/>
-    <w:bookmarkStart w:id="185" w:name="references"/>
-    <w:p>
-      <w:pPr>
-        <w:pStyle w:val="Heading1"/>
-      </w:pPr>
-      <w:r>
-        <w:t xml:space="preserve">References</w:t>
-      </w:r>
-    </w:p>
-    <w:bookmarkStart w:id="167" w:name="refs"/>
-    <w:bookmarkStart w:id="65" w:name="X2cff003dd1618d8cd6604ca920c5e7b44e311a1"/>
+    <w:bookmarkStart w:id="173" w:name="refs"/>
+    <w:bookmarkStart w:id="67" w:name="X2cff003dd1618d8cd6604ca920c5e7b44e311a1"/>
     <w:p>
       <w:pPr>
         <w:pStyle w:val="Bibliography"/>
@@ -3556,7 +3463,7 @@
       <w:r>
         <w:t xml:space="preserve"> </w:t>
       </w:r>
-      <w:hyperlink r:id="rId64">
+      <w:hyperlink r:id="rId66">
         <w:r>
           <w:rPr>
             <w:rStyle w:val="Hyperlink"/>
@@ -3565,8 +3472,8 @@
         </w:r>
       </w:hyperlink>
     </w:p>
-    <w:bookmarkEnd w:id="65"/>
-    <w:bookmarkStart w:id="67" w:name="Xf78a0d256d2214793ab03b9839ec64a2761d1c6"/>
+    <w:bookmarkEnd w:id="67"/>
+    <w:bookmarkStart w:id="69" w:name="Xf78a0d256d2214793ab03b9839ec64a2761d1c6"/>
     <w:p>
       <w:pPr>
         <w:pStyle w:val="Bibliography"/>
@@ -3603,7 +3510,7 @@
       <w:r>
         <w:t xml:space="preserve"> </w:t>
       </w:r>
-      <w:hyperlink r:id="rId66">
+      <w:hyperlink r:id="rId68">
         <w:r>
           <w:rPr>
             <w:rStyle w:val="Hyperlink"/>
@@ -3612,8 +3519,8 @@
         </w:r>
       </w:hyperlink>
     </w:p>
-    <w:bookmarkEnd w:id="67"/>
-    <w:bookmarkStart w:id="68" w:name="ref-borenstein2021"/>
+    <w:bookmarkEnd w:id="69"/>
+    <w:bookmarkStart w:id="70" w:name="ref-borenstein2021"/>
     <w:p>
       <w:pPr>
         <w:pStyle w:val="Bibliography"/>
@@ -3635,8 +3542,55 @@
         <w:t xml:space="preserve">. John Wiley &amp; Sons.</w:t>
       </w:r>
     </w:p>
-    <w:bookmarkEnd w:id="68"/>
-    <w:bookmarkStart w:id="70" w:name="X408390b1eb78f22baf55e3ecf40718f1643c74b"/>
+    <w:bookmarkEnd w:id="70"/>
+    <w:bookmarkStart w:id="72" w:name="X1a16d6e0f9131f0c0a7b184e89b95dd7a53f963"/>
+    <w:p>
+      <w:pPr>
+        <w:pStyle w:val="Bibliography"/>
+      </w:pPr>
+      <w:r>
+        <w:t xml:space="preserve">Bosco, F. A., Field, J. G., Larsen, K. R., Chang, Y., &amp; Uggerslev, K. L. (2020). Advancing Meta-Analysis With Knowledge-Management Platforms: Using metaBUS in Psychology.</w:t>
+      </w:r>
+      <w:r>
+        <w:t xml:space="preserve"> </w:t>
+      </w:r>
+      <w:r>
+        <w:rPr>
+          <w:i/>
+          <w:iCs/>
+        </w:rPr>
+        <w:t xml:space="preserve">Advances in Methods and Practices in Psychological Science</w:t>
+      </w:r>
+      <w:r>
+        <w:t xml:space="preserve">,</w:t>
+      </w:r>
+      <w:r>
+        <w:t xml:space="preserve"> </w:t>
+      </w:r>
+      <w:r>
+        <w:rPr>
+          <w:i/>
+          <w:iCs/>
+        </w:rPr>
+        <w:t xml:space="preserve">3</w:t>
+      </w:r>
+      <w:r>
+        <w:t xml:space="preserve">(1), 124–137.</w:t>
+      </w:r>
+      <w:r>
+        <w:t xml:space="preserve"> </w:t>
+      </w:r>
+      <w:hyperlink r:id="rId71">
+        <w:r>
+          <w:rPr>
+            <w:rStyle w:val="Hyperlink"/>
+          </w:rPr>
+          <w:t xml:space="preserve">https://doi.org/10.1177/2515245919882693</w:t>
+        </w:r>
+      </w:hyperlink>
+    </w:p>
+    <w:bookmarkEnd w:id="72"/>
+    <w:bookmarkStart w:id="74" w:name="X408390b1eb78f22baf55e3ecf40718f1643c74b"/>
     <w:p>
       <w:pPr>
         <w:pStyle w:val="Bibliography"/>
@@ -3670,7 +3624,7 @@
       <w:r>
         <w:t xml:space="preserve">(1). https://doi.org/</w:t>
       </w:r>
-      <w:hyperlink r:id="rId69">
+      <w:hyperlink r:id="rId73">
         <w:r>
           <w:rPr>
             <w:rStyle w:val="Hyperlink"/>
@@ -3679,8 +3633,8 @@
         </w:r>
       </w:hyperlink>
     </w:p>
-    <w:bookmarkEnd w:id="70"/>
-    <w:bookmarkStart w:id="72" w:name="ref-breil2022"/>
+    <w:bookmarkEnd w:id="74"/>
+    <w:bookmarkStart w:id="76" w:name="ref-breil2022"/>
     <w:p>
       <w:pPr>
         <w:pStyle w:val="Bibliography"/>
@@ -3717,7 +3671,7 @@
       <w:r>
         <w:t xml:space="preserve"> </w:t>
       </w:r>
-      <w:hyperlink r:id="rId71">
+      <w:hyperlink r:id="rId75">
         <w:r>
           <w:rPr>
             <w:rStyle w:val="Hyperlink"/>
@@ -3726,8 +3680,8 @@
         </w:r>
       </w:hyperlink>
     </w:p>
-    <w:bookmarkEnd w:id="72"/>
-    <w:bookmarkStart w:id="74" w:name="ref-chenSocialEmotionalBehavioral2024"/>
+    <w:bookmarkEnd w:id="76"/>
+    <w:bookmarkStart w:id="78" w:name="ref-chenSocialEmotionalBehavioral2024"/>
     <w:p>
       <w:pPr>
         <w:pStyle w:val="Bibliography"/>
@@ -3764,7 +3718,7 @@
       <w:r>
         <w:t xml:space="preserve"> </w:t>
       </w:r>
-      <w:hyperlink r:id="rId73">
+      <w:hyperlink r:id="rId77">
         <w:r>
           <w:rPr>
             <w:rStyle w:val="Hyperlink"/>
@@ -3773,8 +3727,8 @@
         </w:r>
       </w:hyperlink>
     </w:p>
-    <w:bookmarkEnd w:id="74"/>
-    <w:bookmarkStart w:id="75" w:name="X2adb9ed5c439b822c73e02a95f751bf4d740d54"/>
+    <w:bookmarkEnd w:id="78"/>
+    <w:bookmarkStart w:id="79" w:name="X2adb9ed5c439b822c73e02a95f751bf4d740d54"/>
     <w:p>
       <w:pPr>
         <w:pStyle w:val="Bibliography"/>
@@ -3796,8 +3750,8 @@
         <w:t xml:space="preserve">. John Wiley &amp; Sons.</w:t>
       </w:r>
     </w:p>
-    <w:bookmarkEnd w:id="75"/>
-    <w:bookmarkStart w:id="77" w:name="ref-cheung2024MetaSEMMetaAnalysisUsing"/>
+    <w:bookmarkEnd w:id="79"/>
+    <w:bookmarkStart w:id="81" w:name="ref-cheung2024MetaSEMMetaAnalysisUsing"/>
     <w:p>
       <w:pPr>
         <w:pStyle w:val="Bibliography"/>
@@ -3821,7 +3775,7 @@
       <w:r>
         <w:t xml:space="preserve"> </w:t>
       </w:r>
-      <w:hyperlink r:id="rId76">
+      <w:hyperlink r:id="rId80">
         <w:r>
           <w:rPr>
             <w:rStyle w:val="Hyperlink"/>
@@ -3830,8 +3784,8 @@
         </w:r>
       </w:hyperlink>
     </w:p>
-    <w:bookmarkEnd w:id="77"/>
-    <w:bookmarkStart w:id="79" w:name="ref-collie2025"/>
+    <w:bookmarkEnd w:id="81"/>
+    <w:bookmarkStart w:id="83" w:name="ref-collie2025"/>
     <w:p>
       <w:pPr>
         <w:pStyle w:val="Bibliography"/>
@@ -3877,7 +3831,7 @@
       <w:r>
         <w:t xml:space="preserve"> </w:t>
       </w:r>
-      <w:hyperlink r:id="rId78">
+      <w:hyperlink r:id="rId82">
         <w:r>
           <w:rPr>
             <w:rStyle w:val="Hyperlink"/>
@@ -3886,8 +3840,8 @@
         </w:r>
       </w:hyperlink>
     </w:p>
-    <w:bookmarkEnd w:id="79"/>
-    <w:bookmarkStart w:id="81" w:name="ref-cuijpersLivingSystematicReviews2022"/>
+    <w:bookmarkEnd w:id="83"/>
+    <w:bookmarkStart w:id="85" w:name="ref-cuijpersLivingSystematicReviews2022"/>
     <w:p>
       <w:pPr>
         <w:pStyle w:val="Bibliography"/>
@@ -3924,7 +3878,7 @@
       <w:r>
         <w:t xml:space="preserve"> </w:t>
       </w:r>
-      <w:hyperlink r:id="rId80">
+      <w:hyperlink r:id="rId84">
         <w:r>
           <w:rPr>
             <w:rStyle w:val="Hyperlink"/>
@@ -3933,8 +3887,8 @@
         </w:r>
       </w:hyperlink>
     </w:p>
-    <w:bookmarkEnd w:id="81"/>
-    <w:bookmarkStart w:id="83" w:name="Xf7b72a721a2d264725390a9c15185df6ed1f0f7"/>
+    <w:bookmarkEnd w:id="85"/>
+    <w:bookmarkStart w:id="87" w:name="Xf7b72a721a2d264725390a9c15185df6ed1f0f7"/>
     <w:p>
       <w:pPr>
         <w:pStyle w:val="Bibliography"/>
@@ -3958,7 +3912,7 @@
       <w:r>
         <w:t xml:space="preserve"> </w:t>
       </w:r>
-      <w:hyperlink r:id="rId82">
+      <w:hyperlink r:id="rId86">
         <w:r>
           <w:rPr>
             <w:rStyle w:val="Hyperlink"/>
@@ -3967,8 +3921,8 @@
         </w:r>
       </w:hyperlink>
     </w:p>
-    <w:bookmarkEnd w:id="83"/>
-    <w:bookmarkStart w:id="85" w:name="ref-elliottLivingSystematicReview2017"/>
+    <w:bookmarkEnd w:id="87"/>
+    <w:bookmarkStart w:id="89" w:name="ref-elliottLivingSystematicReview2017"/>
     <w:p>
       <w:pPr>
         <w:pStyle w:val="Bibliography"/>
@@ -4008,7 +3962,7 @@
       <w:r>
         <w:t xml:space="preserve"> </w:t>
       </w:r>
-      <w:hyperlink r:id="rId84">
+      <w:hyperlink r:id="rId88">
         <w:r>
           <w:rPr>
             <w:rStyle w:val="Hyperlink"/>
@@ -4017,8 +3971,8 @@
         </w:r>
       </w:hyperlink>
     </w:p>
-    <w:bookmarkEnd w:id="85"/>
-    <w:bookmarkStart w:id="87" w:name="ref-elliottLivingSystematicReviews2014"/>
+    <w:bookmarkEnd w:id="89"/>
+    <w:bookmarkStart w:id="91" w:name="ref-elliottLivingSystematicReviews2014"/>
     <w:p>
       <w:pPr>
         <w:pStyle w:val="Bibliography"/>
@@ -4055,7 +4009,7 @@
       <w:r>
         <w:t xml:space="preserve"> </w:t>
       </w:r>
-      <w:hyperlink r:id="rId86">
+      <w:hyperlink r:id="rId90">
         <w:r>
           <w:rPr>
             <w:rStyle w:val="Hyperlink"/>
@@ -4064,8 +4018,8 @@
         </w:r>
       </w:hyperlink>
     </w:p>
-    <w:bookmarkEnd w:id="87"/>
-    <w:bookmarkStart w:id="89" w:name="ref-feracoSoftSkillsHigh2025"/>
+    <w:bookmarkEnd w:id="91"/>
+    <w:bookmarkStart w:id="93" w:name="ref-feracoSoftSkillsHigh2025"/>
     <w:p>
       <w:pPr>
         <w:pStyle w:val="Bibliography"/>
@@ -4102,7 +4056,7 @@
       <w:r>
         <w:t xml:space="preserve"> </w:t>
       </w:r>
-      <w:hyperlink r:id="rId88">
+      <w:hyperlink r:id="rId92">
         <w:r>
           <w:rPr>
             <w:rStyle w:val="Hyperlink"/>
@@ -4111,8 +4065,8 @@
         </w:r>
       </w:hyperlink>
     </w:p>
-    <w:bookmarkEnd w:id="89"/>
-    <w:bookmarkStart w:id="91" w:name="ref-feracoRoleSocialEmotional2025"/>
+    <w:bookmarkEnd w:id="93"/>
+    <w:bookmarkStart w:id="95" w:name="ref-feracoRoleSocialEmotional2025"/>
     <w:p>
       <w:pPr>
         <w:pStyle w:val="Bibliography"/>
@@ -4136,7 +4090,7 @@
       <w:r>
         <w:t xml:space="preserve"> </w:t>
       </w:r>
-      <w:hyperlink r:id="rId90">
+      <w:hyperlink r:id="rId94">
         <w:r>
           <w:rPr>
             <w:rStyle w:val="Hyperlink"/>
@@ -4145,8 +4099,8 @@
         </w:r>
       </w:hyperlink>
     </w:p>
-    <w:bookmarkEnd w:id="91"/>
-    <w:bookmarkStart w:id="93" w:name="ref-feracoItalianBehavioralEmotional2024"/>
+    <w:bookmarkEnd w:id="95"/>
+    <w:bookmarkStart w:id="97" w:name="ref-feracoItalianBehavioralEmotional2024"/>
     <w:p>
       <w:pPr>
         <w:pStyle w:val="Bibliography"/>
@@ -4183,7 +4137,7 @@
       <w:r>
         <w:t xml:space="preserve"> </w:t>
       </w:r>
-      <w:hyperlink r:id="rId92">
+      <w:hyperlink r:id="rId96">
         <w:r>
           <w:rPr>
             <w:rStyle w:val="Hyperlink"/>
@@ -4192,8 +4146,8 @@
         </w:r>
       </w:hyperlink>
     </w:p>
-    <w:bookmarkEnd w:id="93"/>
-    <w:bookmarkStart w:id="95" w:name="ref-feracoDifferencesChangeGoals2025"/>
+    <w:bookmarkEnd w:id="97"/>
+    <w:bookmarkStart w:id="99" w:name="ref-feracoDifferencesChangeGoals2025"/>
     <w:p>
       <w:pPr>
         <w:pStyle w:val="Bibliography"/>
@@ -4230,7 +4184,7 @@
       <w:r>
         <w:t xml:space="preserve"> </w:t>
       </w:r>
-      <w:hyperlink r:id="rId94">
+      <w:hyperlink r:id="rId98">
         <w:r>
           <w:rPr>
             <w:rStyle w:val="Hyperlink"/>
@@ -4239,8 +4193,8 @@
         </w:r>
       </w:hyperlink>
     </w:p>
-    <w:bookmarkEnd w:id="95"/>
-    <w:bookmarkStart w:id="97" w:name="ref-feracoSocialEmotionalBehavioral2023"/>
+    <w:bookmarkEnd w:id="99"/>
+    <w:bookmarkStart w:id="101" w:name="ref-feracoSocialEmotionalBehavioral2023"/>
     <w:p>
       <w:pPr>
         <w:pStyle w:val="Bibliography"/>
@@ -4277,7 +4231,7 @@
       <w:r>
         <w:t xml:space="preserve"> </w:t>
       </w:r>
-      <w:hyperlink r:id="rId96">
+      <w:hyperlink r:id="rId100">
         <w:r>
           <w:rPr>
             <w:rStyle w:val="Hyperlink"/>
@@ -4286,8 +4240,8 @@
         </w:r>
       </w:hyperlink>
     </w:p>
-    <w:bookmarkEnd w:id="97"/>
-    <w:bookmarkStart w:id="99" w:name="ref-feracoSocialEmotionalBehavioral2025"/>
+    <w:bookmarkEnd w:id="101"/>
+    <w:bookmarkStart w:id="103" w:name="ref-feracoSocialEmotionalBehavioral2025"/>
     <w:p>
       <w:pPr>
         <w:pStyle w:val="Bibliography"/>
@@ -4324,7 +4278,7 @@
       <w:r>
         <w:t xml:space="preserve"> </w:t>
       </w:r>
-      <w:hyperlink r:id="rId98">
+      <w:hyperlink r:id="rId102">
         <w:r>
           <w:rPr>
             <w:rStyle w:val="Hyperlink"/>
@@ -4333,8 +4287,8 @@
         </w:r>
       </w:hyperlink>
     </w:p>
-    <w:bookmarkEnd w:id="99"/>
-    <w:bookmarkStart w:id="101" w:name="ref-feracoIntegratedModelSchool2023"/>
+    <w:bookmarkEnd w:id="103"/>
+    <w:bookmarkStart w:id="105" w:name="ref-feracoIntegratedModelSchool2023"/>
     <w:p>
       <w:pPr>
         <w:pStyle w:val="Bibliography"/>
@@ -4380,7 +4334,7 @@
       <w:r>
         <w:t xml:space="preserve"> </w:t>
       </w:r>
-      <w:hyperlink r:id="rId100">
+      <w:hyperlink r:id="rId104">
         <w:r>
           <w:rPr>
             <w:rStyle w:val="Hyperlink"/>
@@ -4389,8 +4343,8 @@
         </w:r>
       </w:hyperlink>
     </w:p>
-    <w:bookmarkEnd w:id="101"/>
-    <w:bookmarkStart w:id="103" w:name="ref-guoRolesSocialEmotional2023"/>
+    <w:bookmarkEnd w:id="105"/>
+    <w:bookmarkStart w:id="107" w:name="ref-guoRolesSocialEmotional2023"/>
     <w:p>
       <w:pPr>
         <w:pStyle w:val="Bibliography"/>
@@ -4439,7 +4393,7 @@
       <w:r>
         <w:t xml:space="preserve"> </w:t>
       </w:r>
-      <w:hyperlink r:id="rId102">
+      <w:hyperlink r:id="rId106">
         <w:r>
           <w:rPr>
             <w:rStyle w:val="Hyperlink"/>
@@ -4448,8 +4402,8 @@
         </w:r>
       </w:hyperlink>
     </w:p>
-    <w:bookmarkEnd w:id="103"/>
-    <w:bookmarkStart w:id="105" w:name="ref-heckman2012"/>
+    <w:bookmarkEnd w:id="107"/>
+    <w:bookmarkStart w:id="109" w:name="ref-heckman2012"/>
     <w:p>
       <w:pPr>
         <w:pStyle w:val="Bibliography"/>
@@ -4486,7 +4440,7 @@
       <w:r>
         <w:t xml:space="preserve"> </w:t>
       </w:r>
-      <w:hyperlink r:id="rId104">
+      <w:hyperlink r:id="rId108">
         <w:r>
           <w:rPr>
             <w:rStyle w:val="Hyperlink"/>
@@ -4495,8 +4449,8 @@
         </w:r>
       </w:hyperlink>
     </w:p>
-    <w:bookmarkEnd w:id="105"/>
-    <w:bookmarkStart w:id="107" w:name="ref-hirtCitationTrackingSystematic2023"/>
+    <w:bookmarkEnd w:id="109"/>
+    <w:bookmarkStart w:id="111" w:name="ref-hirtCitationTrackingSystematic2023"/>
     <w:p>
       <w:pPr>
         <w:pStyle w:val="Bibliography"/>
@@ -4533,7 +4487,7 @@
       <w:r>
         <w:t xml:space="preserve"> </w:t>
       </w:r>
-      <w:hyperlink r:id="rId106">
+      <w:hyperlink r:id="rId110">
         <w:r>
           <w:rPr>
             <w:rStyle w:val="Hyperlink"/>
@@ -4542,8 +4496,8 @@
         </w:r>
       </w:hyperlink>
     </w:p>
-    <w:bookmarkEnd w:id="107"/>
-    <w:bookmarkStart w:id="109" w:name="ref-howardWhyWeNeed2025"/>
+    <w:bookmarkEnd w:id="111"/>
+    <w:bookmarkStart w:id="113" w:name="ref-howardWhyWeNeed2025"/>
     <w:p>
       <w:pPr>
         <w:pStyle w:val="Bibliography"/>
@@ -4567,7 +4521,7 @@
       <w:r>
         <w:t xml:space="preserve"> </w:t>
       </w:r>
-      <w:hyperlink r:id="rId108">
+      <w:hyperlink r:id="rId112">
         <w:r>
           <w:rPr>
             <w:rStyle w:val="Hyperlink"/>
@@ -4576,8 +4530,8 @@
         </w:r>
       </w:hyperlink>
     </w:p>
-    <w:bookmarkEnd w:id="109"/>
-    <w:bookmarkStart w:id="111" w:name="ref-ichsanVirtualRealitySkill2025"/>
+    <w:bookmarkEnd w:id="113"/>
+    <w:bookmarkStart w:id="115" w:name="ref-ichsanVirtualRealitySkill2025"/>
     <w:p>
       <w:pPr>
         <w:pStyle w:val="Bibliography"/>
@@ -4614,7 +4568,7 @@
       <w:r>
         <w:t xml:space="preserve"> </w:t>
       </w:r>
-      <w:hyperlink r:id="rId110">
+      <w:hyperlink r:id="rId114">
         <w:r>
           <w:rPr>
             <w:rStyle w:val="Hyperlink"/>
@@ -4623,8 +4577,8 @@
         </w:r>
       </w:hyperlink>
     </w:p>
-    <w:bookmarkEnd w:id="111"/>
-    <w:bookmarkStart w:id="113" w:name="X97b51aaae8911da2956c6ff2e3d234435f67bf7"/>
+    <w:bookmarkEnd w:id="115"/>
+    <w:bookmarkStart w:id="117" w:name="X97b51aaae8911da2956c6ff2e3d234435f67bf7"/>
     <w:p>
       <w:pPr>
         <w:pStyle w:val="Bibliography"/>
@@ -4661,7 +4615,7 @@
       <w:r>
         <w:t xml:space="preserve"> </w:t>
       </w:r>
-      <w:hyperlink r:id="rId112">
+      <w:hyperlink r:id="rId116">
         <w:r>
           <w:rPr>
             <w:rStyle w:val="Hyperlink"/>
@@ -4670,8 +4624,8 @@
         </w:r>
       </w:hyperlink>
     </w:p>
-    <w:bookmarkEnd w:id="113"/>
-    <w:bookmarkStart w:id="115" w:name="X95a48c3bd0fb12e6c8d27e000e5abe5f775fd14"/>
+    <w:bookmarkEnd w:id="117"/>
+    <w:bookmarkStart w:id="119" w:name="X95a48c3bd0fb12e6c8d27e000e5abe5f775fd14"/>
     <w:p>
       <w:pPr>
         <w:pStyle w:val="Bibliography"/>
@@ -4708,7 +4662,7 @@
       <w:r>
         <w:t xml:space="preserve"> </w:t>
       </w:r>
-      <w:hyperlink r:id="rId114">
+      <w:hyperlink r:id="rId118">
         <w:r>
           <w:rPr>
             <w:rStyle w:val="Hyperlink"/>
@@ -4717,8 +4671,8 @@
         </w:r>
       </w:hyperlink>
     </w:p>
-    <w:bookmarkEnd w:id="115"/>
-    <w:bookmarkStart w:id="117" w:name="ref-lechnerBehavioralEmotionalSocial2022"/>
+    <w:bookmarkEnd w:id="119"/>
+    <w:bookmarkStart w:id="121" w:name="ref-lechnerBehavioralEmotionalSocial2022"/>
     <w:p>
       <w:pPr>
         <w:pStyle w:val="Bibliography"/>
@@ -4755,7 +4709,7 @@
       <w:r>
         <w:t xml:space="preserve"> </w:t>
       </w:r>
-      <w:hyperlink r:id="rId116">
+      <w:hyperlink r:id="rId120">
         <w:r>
           <w:rPr>
             <w:rStyle w:val="Hyperlink"/>
@@ -4764,8 +4718,8 @@
         </w:r>
       </w:hyperlink>
     </w:p>
-    <w:bookmarkEnd w:id="117"/>
-    <w:bookmarkStart w:id="119" w:name="X036b1a09cb564fd5fec0952e53199c1d462fd56"/>
+    <w:bookmarkEnd w:id="121"/>
+    <w:bookmarkStart w:id="123" w:name="X036b1a09cb564fd5fec0952e53199c1d462fd56"/>
     <w:p>
       <w:pPr>
         <w:pStyle w:val="Bibliography"/>
@@ -4802,7 +4756,7 @@
       <w:r>
         <w:t xml:space="preserve"> </w:t>
       </w:r>
-      <w:hyperlink r:id="rId118">
+      <w:hyperlink r:id="rId122">
         <w:r>
           <w:rPr>
             <w:rStyle w:val="Hyperlink"/>
@@ -4811,8 +4765,8 @@
         </w:r>
       </w:hyperlink>
     </w:p>
-    <w:bookmarkEnd w:id="119"/>
-    <w:bookmarkStart w:id="121" w:name="ref-mccrae1989"/>
+    <w:bookmarkEnd w:id="123"/>
+    <w:bookmarkStart w:id="125" w:name="ref-mccrae1989"/>
     <w:p>
       <w:pPr>
         <w:pStyle w:val="Bibliography"/>
@@ -4849,7 +4803,7 @@
       <w:r>
         <w:t xml:space="preserve"> </w:t>
       </w:r>
-      <w:hyperlink r:id="rId120">
+      <w:hyperlink r:id="rId124">
         <w:r>
           <w:rPr>
             <w:rStyle w:val="Hyperlink"/>
@@ -4858,8 +4812,8 @@
         </w:r>
       </w:hyperlink>
     </w:p>
-    <w:bookmarkEnd w:id="121"/>
-    <w:bookmarkStart w:id="123" w:name="ref-moherPreferredReportingItems2015"/>
+    <w:bookmarkEnd w:id="125"/>
+    <w:bookmarkStart w:id="127" w:name="ref-moherPreferredReportingItems2015"/>
     <w:p>
       <w:pPr>
         <w:pStyle w:val="Bibliography"/>
@@ -4896,7 +4850,7 @@
       <w:r>
         <w:t xml:space="preserve"> </w:t>
       </w:r>
-      <w:hyperlink r:id="rId122">
+      <w:hyperlink r:id="rId126">
         <w:r>
           <w:rPr>
             <w:rStyle w:val="Hyperlink"/>
@@ -4905,8 +4859,8 @@
         </w:r>
       </w:hyperlink>
     </w:p>
-    <w:bookmarkEnd w:id="123"/>
-    <w:bookmarkStart w:id="125" w:name="Xe1475e88fa5f75c16c1338eefb377bb33d14b69"/>
+    <w:bookmarkEnd w:id="127"/>
+    <w:bookmarkStart w:id="129" w:name="Xe1475e88fa5f75c16c1338eefb377bb33d14b69"/>
     <w:p>
       <w:pPr>
         <w:pStyle w:val="Bibliography"/>
@@ -4943,7 +4897,7 @@
       <w:r>
         <w:t xml:space="preserve"> </w:t>
       </w:r>
-      <w:hyperlink r:id="rId124">
+      <w:hyperlink r:id="rId128">
         <w:r>
           <w:rPr>
             <w:rStyle w:val="Hyperlink"/>
@@ -4952,8 +4906,8 @@
         </w:r>
       </w:hyperlink>
     </w:p>
-    <w:bookmarkEnd w:id="125"/>
-    <w:bookmarkStart w:id="127" w:name="ref-napolitanoChangesSocialEmotional2025"/>
+    <w:bookmarkEnd w:id="129"/>
+    <w:bookmarkStart w:id="131" w:name="ref-napolitanoChangesSocialEmotional2025"/>
     <w:p>
       <w:pPr>
         <w:pStyle w:val="Bibliography"/>
@@ -4986,7 +4940,7 @@
       <w:r>
         <w:t xml:space="preserve"> </w:t>
       </w:r>
-      <w:hyperlink r:id="rId126">
+      <w:hyperlink r:id="rId130">
         <w:r>
           <w:rPr>
             <w:rStyle w:val="Hyperlink"/>
@@ -4995,8 +4949,8 @@
         </w:r>
       </w:hyperlink>
     </w:p>
-    <w:bookmarkEnd w:id="127"/>
-    <w:bookmarkStart w:id="129" w:name="ref-oecdAcademicLearningFirst2021"/>
+    <w:bookmarkEnd w:id="131"/>
+    <w:bookmarkStart w:id="133" w:name="ref-oecdAcademicLearningFirst2021"/>
     <w:p>
       <w:pPr>
         <w:pStyle w:val="Bibliography"/>
@@ -5020,7 +4974,7 @@
       <w:r>
         <w:t xml:space="preserve"> </w:t>
       </w:r>
-      <w:hyperlink r:id="rId128">
+      <w:hyperlink r:id="rId132">
         <w:r>
           <w:rPr>
             <w:rStyle w:val="Hyperlink"/>
@@ -5029,8 +4983,8 @@
         </w:r>
       </w:hyperlink>
     </w:p>
-    <w:bookmarkEnd w:id="129"/>
-    <w:bookmarkStart w:id="131" w:name="ref-paytonSocialEmotionalLearning2000"/>
+    <w:bookmarkEnd w:id="133"/>
+    <w:bookmarkStart w:id="135" w:name="ref-paytonSocialEmotionalLearning2000"/>
     <w:p>
       <w:pPr>
         <w:pStyle w:val="Bibliography"/>
@@ -5067,7 +5021,7 @@
       <w:r>
         <w:t xml:space="preserve"> </w:t>
       </w:r>
-      <w:hyperlink r:id="rId130">
+      <w:hyperlink r:id="rId134">
         <w:r>
           <w:rPr>
             <w:rStyle w:val="Hyperlink"/>
@@ -5076,8 +5030,8 @@
         </w:r>
       </w:hyperlink>
     </w:p>
-    <w:bookmarkEnd w:id="131"/>
-    <w:bookmarkStart w:id="133" w:name="Xa9e0562277ebc2e30070cd37a2b9b7a899100bd"/>
+    <w:bookmarkEnd w:id="135"/>
+    <w:bookmarkStart w:id="137" w:name="Xa9e0562277ebc2e30070cd37a2b9b7a899100bd"/>
     <w:p>
       <w:pPr>
         <w:pStyle w:val="Bibliography"/>
@@ -5155,7 +5109,7 @@
       <w:r>
         <w:t xml:space="preserve"> </w:t>
       </w:r>
-      <w:hyperlink r:id="rId132">
+      <w:hyperlink r:id="rId136">
         <w:r>
           <w:rPr>
             <w:rStyle w:val="Hyperlink"/>
@@ -5164,8 +5118,8 @@
         </w:r>
       </w:hyperlink>
     </w:p>
-    <w:bookmarkEnd w:id="133"/>
-    <w:bookmarkStart w:id="135" w:name="ref-pellegrinoReadyWhatsNext2025"/>
+    <w:bookmarkEnd w:id="137"/>
+    <w:bookmarkStart w:id="139" w:name="ref-pellegrinoReadyWhatsNext2025"/>
     <w:p>
       <w:pPr>
         <w:pStyle w:val="Bibliography"/>
@@ -5189,7 +5143,7 @@
       <w:r>
         <w:t xml:space="preserve"> </w:t>
       </w:r>
-      <w:hyperlink r:id="rId134">
+      <w:hyperlink r:id="rId138">
         <w:r>
           <w:rPr>
             <w:rStyle w:val="Hyperlink"/>
@@ -5198,8 +5152,8 @@
         </w:r>
       </w:hyperlink>
     </w:p>
-    <w:bookmarkEnd w:id="135"/>
-    <w:bookmarkStart w:id="137" w:name="ref-postigoBehavioralEmotionalSocial2024"/>
+    <w:bookmarkEnd w:id="139"/>
+    <w:bookmarkStart w:id="141" w:name="ref-postigoBehavioralEmotionalSocial2024"/>
     <w:p>
       <w:pPr>
         <w:pStyle w:val="Bibliography"/>
@@ -5223,7 +5177,7 @@
       <w:r>
         <w:t xml:space="preserve"> </w:t>
       </w:r>
-      <w:hyperlink r:id="rId136">
+      <w:hyperlink r:id="rId140">
         <w:r>
           <w:rPr>
             <w:rStyle w:val="Hyperlink"/>
@@ -5232,8 +5186,8 @@
         </w:r>
       </w:hyperlink>
     </w:p>
-    <w:bookmarkEnd w:id="137"/>
-    <w:bookmarkStart w:id="139" w:name="ref-ringwaldMoreSkillTrait2025"/>
+    <w:bookmarkEnd w:id="141"/>
+    <w:bookmarkStart w:id="143" w:name="ref-ringwaldMoreSkillTrait2025"/>
     <w:p>
       <w:pPr>
         <w:pStyle w:val="Bibliography"/>
@@ -5257,7 +5211,7 @@
       <w:r>
         <w:t xml:space="preserve"> </w:t>
       </w:r>
-      <w:hyperlink r:id="rId138">
+      <w:hyperlink r:id="rId142">
         <w:r>
           <w:rPr>
             <w:rStyle w:val="Hyperlink"/>
@@ -5266,8 +5220,8 @@
         </w:r>
       </w:hyperlink>
     </w:p>
-    <w:bookmarkEnd w:id="139"/>
-    <w:bookmarkStart w:id="140" w:name="ref-rosseel2012LavaanPackageStructural"/>
+    <w:bookmarkEnd w:id="143"/>
+    <w:bookmarkStart w:id="144" w:name="ref-rosseel2012LavaanPackageStructural"/>
     <w:p>
       <w:pPr>
         <w:pStyle w:val="Bibliography"/>
@@ -5289,8 +5243,8 @@
         <w:t xml:space="preserve">. 37.</w:t>
       </w:r>
     </w:p>
-    <w:bookmarkEnd w:id="140"/>
-    <w:bookmarkStart w:id="142" w:name="ref-sakalukReconsideringWhatMakes2023"/>
+    <w:bookmarkEnd w:id="144"/>
+    <w:bookmarkStart w:id="146" w:name="ref-sakalukReconsideringWhatMakes2023"/>
     <w:p>
       <w:pPr>
         <w:pStyle w:val="Bibliography"/>
@@ -5327,7 +5281,7 @@
       <w:r>
         <w:t xml:space="preserve"> </w:t>
       </w:r>
-      <w:hyperlink r:id="rId141">
+      <w:hyperlink r:id="rId145">
         <w:r>
           <w:rPr>
             <w:rStyle w:val="Hyperlink"/>
@@ -5336,8 +5290,8 @@
         </w:r>
       </w:hyperlink>
     </w:p>
-    <w:bookmarkEnd w:id="142"/>
-    <w:bookmarkStart w:id="144" w:name="ref-sewellSocialEmotionalBehavioral2023"/>
+    <w:bookmarkEnd w:id="146"/>
+    <w:bookmarkStart w:id="148" w:name="ref-sewellSocialEmotionalBehavioral2023"/>
     <w:p>
       <w:pPr>
         <w:pStyle w:val="Bibliography"/>
@@ -5374,7 +5328,7 @@
       <w:r>
         <w:t xml:space="preserve"> </w:t>
       </w:r>
-      <w:hyperlink r:id="rId143">
+      <w:hyperlink r:id="rId147">
         <w:r>
           <w:rPr>
             <w:rStyle w:val="Hyperlink"/>
@@ -5383,8 +5337,64 @@
         </w:r>
       </w:hyperlink>
     </w:p>
-    <w:bookmarkEnd w:id="144"/>
-    <w:bookmarkStart w:id="146" w:name="ref-sewellAssessingSocialEmotional2024a"/>
+    <w:bookmarkEnd w:id="148"/>
+    <w:bookmarkStart w:id="150" w:name="ref-sewell2026"/>
+    <w:p>
+      <w:pPr>
+        <w:pStyle w:val="Bibliography"/>
+      </w:pPr>
+      <w:r>
+        <w:t xml:space="preserve">Sewell, M. N., Napolitano, C. M., Yoon, H. J., Soto, C. J., &amp; Roberts, B. W. (2026). Experiental features of volunteering predict changes in college students</w:t>
+      </w:r>
+      <w:r>
+        <w:t xml:space="preserve">’</w:t>
+      </w:r>
+      <w:r>
+        <w:t xml:space="preserve"> </w:t>
+      </w:r>
+      <w:r>
+        <w:t xml:space="preserve">social, emotional, and behavioral skills.</w:t>
+      </w:r>
+      <w:r>
+        <w:t xml:space="preserve"> </w:t>
+      </w:r>
+      <w:r>
+        <w:rPr>
+          <w:i/>
+          <w:iCs/>
+        </w:rPr>
+        <w:t xml:space="preserve">Journal of Research in Personality</w:t>
+      </w:r>
+      <w:r>
+        <w:t xml:space="preserve">,</w:t>
+      </w:r>
+      <w:r>
+        <w:t xml:space="preserve"> </w:t>
+      </w:r>
+      <w:r>
+        <w:rPr>
+          <w:i/>
+          <w:iCs/>
+        </w:rPr>
+        <w:t xml:space="preserve">121</w:t>
+      </w:r>
+      <w:r>
+        <w:t xml:space="preserve">, 104705.</w:t>
+      </w:r>
+      <w:r>
+        <w:t xml:space="preserve"> </w:t>
+      </w:r>
+      <w:hyperlink r:id="rId149">
+        <w:r>
+          <w:rPr>
+            <w:rStyle w:val="Hyperlink"/>
+          </w:rPr>
+          <w:t xml:space="preserve">https://doi.org/10.1016/j.jrp.2026.104705</w:t>
+        </w:r>
+      </w:hyperlink>
+    </w:p>
+    <w:bookmarkEnd w:id="150"/>
+    <w:bookmarkStart w:id="152" w:name="ref-sewellAssessingSocialEmotional2024a"/>
     <w:p>
       <w:pPr>
         <w:pStyle w:val="Bibliography"/>
@@ -5408,7 +5418,7 @@
       <w:r>
         <w:t xml:space="preserve"> </w:t>
       </w:r>
-      <w:hyperlink r:id="rId145">
+      <w:hyperlink r:id="rId151">
         <w:r>
           <w:rPr>
             <w:rStyle w:val="Hyperlink"/>
@@ -5417,8 +5427,8 @@
         </w:r>
       </w:hyperlink>
     </w:p>
-    <w:bookmarkEnd w:id="146"/>
-    <w:bookmarkStart w:id="148" w:name="X0cb0ee654e2f08ff6eedf58782dc9c5583569f9"/>
+    <w:bookmarkEnd w:id="152"/>
+    <w:bookmarkStart w:id="154" w:name="X0cb0ee654e2f08ff6eedf58782dc9c5583569f9"/>
     <w:p>
       <w:pPr>
         <w:pStyle w:val="Bibliography"/>
@@ -5464,7 +5474,7 @@
       <w:r>
         <w:t xml:space="preserve"> </w:t>
       </w:r>
-      <w:hyperlink r:id="rId147">
+      <w:hyperlink r:id="rId153">
         <w:r>
           <w:rPr>
             <w:rStyle w:val="Hyperlink"/>
@@ -5473,8 +5483,8 @@
         </w:r>
       </w:hyperlink>
     </w:p>
-    <w:bookmarkEnd w:id="148"/>
-    <w:bookmarkStart w:id="150" w:name="ref-sotoTakingSkillsSeriously2021"/>
+    <w:bookmarkEnd w:id="154"/>
+    <w:bookmarkStart w:id="156" w:name="ref-sotoTakingSkillsSeriously2021"/>
     <w:p>
       <w:pPr>
         <w:pStyle w:val="Bibliography"/>
@@ -5511,7 +5521,7 @@
       <w:r>
         <w:t xml:space="preserve"> </w:t>
       </w:r>
-      <w:hyperlink r:id="rId149">
+      <w:hyperlink r:id="rId155">
         <w:r>
           <w:rPr>
             <w:rStyle w:val="Hyperlink"/>
@@ -5520,8 +5530,8 @@
         </w:r>
       </w:hyperlink>
     </w:p>
-    <w:bookmarkEnd w:id="150"/>
-    <w:bookmarkStart w:id="152" w:name="ref-sotoWhatWhatCan2023"/>
+    <w:bookmarkEnd w:id="156"/>
+    <w:bookmarkStart w:id="158" w:name="ref-sotoWhatWhatCan2023"/>
     <w:p>
       <w:pPr>
         <w:pStyle w:val="Bibliography"/>
@@ -5558,7 +5568,7 @@
       <w:r>
         <w:t xml:space="preserve"> </w:t>
       </w:r>
-      <w:hyperlink r:id="rId151">
+      <w:hyperlink r:id="rId157">
         <w:r>
           <w:rPr>
             <w:rStyle w:val="Hyperlink"/>
@@ -5567,8 +5577,8 @@
         </w:r>
       </w:hyperlink>
     </w:p>
-    <w:bookmarkEnd w:id="152"/>
-    <w:bookmarkStart w:id="154" w:name="Xb082c74c6a7c461c9a2cdf6ff9dd2c10dc4eaf2"/>
+    <w:bookmarkEnd w:id="158"/>
+    <w:bookmarkStart w:id="160" w:name="Xb082c74c6a7c461c9a2cdf6ff9dd2c10dc4eaf2"/>
     <w:p>
       <w:pPr>
         <w:pStyle w:val="Bibliography"/>
@@ -5592,7 +5602,7 @@
       <w:r>
         <w:t xml:space="preserve"> </w:t>
       </w:r>
-      <w:hyperlink r:id="rId153">
+      <w:hyperlink r:id="rId159">
         <w:r>
           <w:rPr>
             <w:rStyle w:val="Hyperlink"/>
@@ -5601,8 +5611,8 @@
         </w:r>
       </w:hyperlink>
     </w:p>
-    <w:bookmarkEnd w:id="154"/>
-    <w:bookmarkStart w:id="156" w:name="ref-sotoGoingTraitsSocial2024"/>
+    <w:bookmarkEnd w:id="160"/>
+    <w:bookmarkStart w:id="162" w:name="ref-sotoGoingTraitsSocial2024"/>
     <w:p>
       <w:pPr>
         <w:pStyle w:val="Bibliography"/>
@@ -5639,7 +5649,7 @@
       <w:r>
         <w:t xml:space="preserve"> </w:t>
       </w:r>
-      <w:hyperlink r:id="rId155">
+      <w:hyperlink r:id="rId161">
         <w:r>
           <w:rPr>
             <w:rStyle w:val="Hyperlink"/>
@@ -5648,8 +5658,8 @@
         </w:r>
       </w:hyperlink>
     </w:p>
-    <w:bookmarkEnd w:id="156"/>
-    <w:bookmarkStart w:id="158" w:name="Xeb49fc8e4a552eaeb28cd937bde333a24559a16"/>
+    <w:bookmarkEnd w:id="162"/>
+    <w:bookmarkStart w:id="164" w:name="Xeb49fc8e4a552eaeb28cd937bde333a24559a16"/>
     <w:p>
       <w:pPr>
         <w:pStyle w:val="Bibliography"/>
@@ -5686,7 +5696,7 @@
       <w:r>
         <w:t xml:space="preserve"> </w:t>
       </w:r>
-      <w:hyperlink r:id="rId157">
+      <w:hyperlink r:id="rId163">
         <w:r>
           <w:rPr>
             <w:rStyle w:val="Hyperlink"/>
@@ -5695,8 +5705,8 @@
         </w:r>
       </w:hyperlink>
     </w:p>
-    <w:bookmarkEnd w:id="158"/>
-    <w:bookmarkStart w:id="160" w:name="X627e46842d45949ce4b6490f7ea3b83c99a93ee"/>
+    <w:bookmarkEnd w:id="164"/>
+    <w:bookmarkStart w:id="166" w:name="X627e46842d45949ce4b6490f7ea3b83c99a93ee"/>
     <w:p>
       <w:pPr>
         <w:pStyle w:val="Bibliography"/>
@@ -5720,7 +5730,7 @@
       <w:r>
         <w:t xml:space="preserve"> </w:t>
       </w:r>
-      <w:hyperlink r:id="rId159">
+      <w:hyperlink r:id="rId165">
         <w:r>
           <w:rPr>
             <w:rStyle w:val="Hyperlink"/>
@@ -5729,8 +5739,8 @@
         </w:r>
       </w:hyperlink>
     </w:p>
-    <w:bookmarkEnd w:id="160"/>
-    <w:bookmarkStart w:id="162" w:name="Xdc3dd2716fdb7402a9e7be1eed4023169bcca2b"/>
+    <w:bookmarkEnd w:id="166"/>
+    <w:bookmarkStart w:id="168" w:name="Xdc3dd2716fdb7402a9e7be1eed4023169bcca2b"/>
     <w:p>
       <w:pPr>
         <w:pStyle w:val="Bibliography"/>
@@ -5767,7 +5777,7 @@
       <w:r>
         <w:t xml:space="preserve"> </w:t>
       </w:r>
-      <w:hyperlink r:id="rId161">
+      <w:hyperlink r:id="rId167">
         <w:r>
           <w:rPr>
             <w:rStyle w:val="Hyperlink"/>
@@ -5776,8 +5786,8 @@
         </w:r>
       </w:hyperlink>
     </w:p>
-    <w:bookmarkEnd w:id="162"/>
-    <w:bookmarkStart w:id="164" w:name="X0a0820d44a235e1264568fc7754a4326c4f6660"/>
+    <w:bookmarkEnd w:id="168"/>
+    <w:bookmarkStart w:id="170" w:name="X0a0820d44a235e1264568fc7754a4326c4f6660"/>
     <w:p>
       <w:pPr>
         <w:pStyle w:val="Bibliography"/>
@@ -5801,7 +5811,7 @@
       <w:r>
         <w:t xml:space="preserve"> </w:t>
       </w:r>
-      <w:hyperlink r:id="rId163">
+      <w:hyperlink r:id="rId169">
         <w:r>
           <w:rPr>
             <w:rStyle w:val="Hyperlink"/>
@@ -5810,8 +5820,8 @@
         </w:r>
       </w:hyperlink>
     </w:p>
-    <w:bookmarkEnd w:id="164"/>
-    <w:bookmarkStart w:id="166" w:name="ref-yoonExaminingSEBSkills2024"/>
+    <w:bookmarkEnd w:id="170"/>
+    <w:bookmarkStart w:id="172" w:name="ref-yoonExaminingSEBSkills2024"/>
     <w:p>
       <w:pPr>
         <w:pStyle w:val="Bibliography"/>
@@ -5848,7 +5858,7 @@
       <w:r>
         <w:t xml:space="preserve"> </w:t>
       </w:r>
-      <w:hyperlink r:id="rId165">
+      <w:hyperlink r:id="rId171">
         <w:r>
           <w:rPr>
             <w:rStyle w:val="Hyperlink"/>
@@ -5857,9 +5867,9 @@
         </w:r>
       </w:hyperlink>
     </w:p>
-    <w:bookmarkEnd w:id="166"/>
-    <w:bookmarkEnd w:id="167"/>
-    <w:bookmarkStart w:id="169" w:name="tbl-studies-summary"/>
+    <w:bookmarkEnd w:id="172"/>
+    <w:bookmarkEnd w:id="173"/>
+    <w:bookmarkStart w:id="175" w:name="tbl-studies-summary"/>
     <w:p>
       <w:pPr>
         <w:pStyle w:val="FigureTitle"/>
@@ -5876,7 +5886,7 @@
         <w:t xml:space="preserve">Studies included in the review</w:t>
       </w:r>
     </w:p>
-    <w:bookmarkStart w:id="168" w:name="tbl-studies"/>
+    <w:bookmarkStart w:id="174" w:name="tbl-studies"/>
     <w:tbl>
       <w:tblPr>
         <w:tblStyle w:val="Table"/>
@@ -7859,6 +7869,96 @@
             <w:r>
               <w:t xml:space="preserve">(</w:t>
             </w:r>
+            <w:hyperlink w:anchor="ref-sewell2026">
+              <w:r>
+                <w:rPr>
+                  <w:rStyle w:val="Hyperlink"/>
+                </w:rPr>
+                <w:t xml:space="preserve">2026</w:t>
+              </w:r>
+            </w:hyperlink>
+            <w:r>
+              <w:t xml:space="preserve">)</w:t>
+            </w:r>
+          </w:p>
+        </w:tc>
+        <w:tc>
+          <w:tcPr/>
+          <w:p>
+            <w:pPr>
+              <w:pStyle w:val="Compact"/>
+            </w:pPr>
+            <w:r>
+              <w:t xml:space="preserve">Longitudinal</w:t>
+            </w:r>
+          </w:p>
+        </w:tc>
+        <w:tc>
+          <w:tcPr/>
+          <w:p>
+            <w:pPr>
+              <w:pStyle w:val="Compact"/>
+            </w:pPr>
+            <w:r>
+              <w:t xml:space="preserve">United States</w:t>
+            </w:r>
+          </w:p>
+        </w:tc>
+        <w:tc>
+          <w:tcPr/>
+          <w:p>
+            <w:pPr>
+              <w:pStyle w:val="Compact"/>
+            </w:pPr>
+            <w:r>
+              <w:t xml:space="preserve">455</w:t>
+            </w:r>
+          </w:p>
+        </w:tc>
+        <w:tc>
+          <w:tcPr/>
+          <w:p>
+            <w:pPr>
+              <w:pStyle w:val="Compact"/>
+            </w:pPr>
+            <w:r>
+              <w:t xml:space="preserve">Young adults</w:t>
+            </w:r>
+          </w:p>
+        </w:tc>
+        <w:tc>
+          <w:tcPr/>
+          <w:p>
+            <w:pPr>
+              <w:pStyle w:val="Compact"/>
+            </w:pPr>
+            <w:r>
+              <w:t xml:space="preserve">Volunteering as predictor of SEB skills changes</w:t>
+            </w:r>
+          </w:p>
+        </w:tc>
+      </w:tr>
+      <w:tr>
+        <w:tc>
+          <w:tcPr/>
+          <w:p>
+            <w:pPr>
+              <w:pStyle w:val="Compact"/>
+            </w:pPr>
+            <w:r>
+              <w:t xml:space="preserve">Sewell et al.</w:t>
+            </w:r>
+          </w:p>
+        </w:tc>
+        <w:tc>
+          <w:tcPr/>
+          <w:p>
+            <w:pPr>
+              <w:pStyle w:val="Compact"/>
+            </w:pPr>
+            <w:r>
+              <w:t xml:space="preserve">(</w:t>
+            </w:r>
             <w:hyperlink w:anchor="ref-sewellSocialEmotionalBehavioral2023">
               <w:r>
                 <w:rPr>
@@ -8559,14 +8659,14 @@
         </w:tc>
       </w:tr>
     </w:tbl>
-    <w:bookmarkEnd w:id="168"/>
-    <w:bookmarkEnd w:id="169"/>
+    <w:bookmarkEnd w:id="174"/>
+    <w:bookmarkEnd w:id="175"/>
     <w:p>
       <w:r>
         <w:br w:type="page"/>
       </w:r>
     </w:p>
-    <w:bookmarkStart w:id="170" w:name="tbl-meta-results"/>
+    <w:bookmarkStart w:id="176" w:name="tbl-meta-results"/>
     <w:p>
       <w:pPr>
         <w:pStyle w:val="FigureTitle"/>
@@ -11133,7 +11233,7 @@
         </w:tc>
       </w:tr>
     </w:tbl>
-    <w:bookmarkEnd w:id="170"/>
+    <w:bookmarkEnd w:id="176"/>
     <w:p>
       <w:pPr>
         <w:pStyle w:val="FigureNote"/>
@@ -11202,7 +11302,7 @@
         <w:br w:type="page"/>
       </w:r>
     </w:p>
-    <w:bookmarkStart w:id="171" w:name="tbl-osmasem-summary"/>
+    <w:bookmarkStart w:id="177" w:name="tbl-osmasem-summary"/>
     <w:p>
       <w:pPr>
         <w:pStyle w:val="FigureTitle"/>
@@ -17156,7 +17256,7 @@
         </w:tc>
       </w:tr>
     </w:tbl>
-    <w:bookmarkEnd w:id="171"/>
+    <w:bookmarkEnd w:id="177"/>
     <w:p>
       <w:pPr>
         <w:pStyle w:val="FigureNote"/>
@@ -17225,7 +17325,7 @@
         <w:br w:type="page"/>
       </w:r>
     </w:p>
-    <w:bookmarkStart w:id="172" w:name="tbl-osmasem-summary2"/>
+    <w:bookmarkStart w:id="178" w:name="tbl-osmasem-summary2"/>
     <w:p>
       <w:pPr>
         <w:pStyle w:val="FigureTitle"/>
@@ -19479,7 +19579,7 @@
         </w:tc>
       </w:tr>
     </w:tbl>
-    <w:bookmarkEnd w:id="172"/>
+    <w:bookmarkEnd w:id="178"/>
     <w:p>
       <w:pPr>
         <w:pStyle w:val="FigureNote"/>
@@ -19548,7 +19648,7 @@
         <w:br w:type="page"/>
       </w:r>
     </w:p>
-    <w:bookmarkStart w:id="176" w:name="fig-prisma"/>
+    <w:bookmarkStart w:id="182" w:name="fig-prisma"/>
     <w:p>
       <w:pPr>
         <w:pStyle w:val="FigureTitle"/>
@@ -19574,18 +19674,18 @@
           <wp:inline>
             <wp:extent cx="5943600" cy="5943600"/>
             <wp:effectExtent b="0" l="0" r="0" t="0"/>
-            <wp:docPr descr="" title="" id="174" name="Picture"/>
+            <wp:docPr descr="" title="" id="180" name="Picture"/>
             <a:graphic>
               <a:graphicData uri="http://schemas.openxmlformats.org/drawingml/2006/picture">
                 <pic:pic>
                   <pic:nvPicPr>
-                    <pic:cNvPr descr="prisma.png" id="175" name="Picture"/>
+                    <pic:cNvPr descr="prisma.png" id="181" name="Picture"/>
                     <pic:cNvPicPr>
                       <a:picLocks noChangeArrowheads="1" noChangeAspect="1"/>
                     </pic:cNvPicPr>
                   </pic:nvPicPr>
                   <pic:blipFill>
-                    <a:blip r:embed="rId173"/>
+                    <a:blip r:embed="rId179"/>
                     <a:stretch>
                       <a:fillRect/>
                     </a:stretch>
@@ -19612,13 +19712,13 @@
         </w:drawing>
       </w:r>
     </w:p>
-    <w:bookmarkEnd w:id="176"/>
+    <w:bookmarkEnd w:id="182"/>
     <w:p>
       <w:r>
         <w:br w:type="page"/>
       </w:r>
     </w:p>
-    <w:bookmarkStart w:id="180" w:name="fig-meta-analysis-plot"/>
+    <w:bookmarkStart w:id="186" w:name="fig-meta-analysis-plot"/>
     <w:p>
       <w:pPr>
         <w:pStyle w:val="FigureTitle"/>
@@ -19644,18 +19744,18 @@
           <wp:inline>
             <wp:extent cx="5943600" cy="5943600"/>
             <wp:effectExtent b="0" l="0" r="0" t="0"/>
-            <wp:docPr descr="" title="" id="178" name="Picture"/>
+            <wp:docPr descr="" title="" id="184" name="Picture"/>
             <a:graphic>
               <a:graphicData uri="http://schemas.openxmlformats.org/drawingml/2006/picture">
                 <pic:pic>
                   <pic:nvPicPr>
-                    <pic:cNvPr descr="livingSEBpaper_files/figure-docx/fig-meta-analysis-plot-1.png" id="179" name="Picture"/>
+                    <pic:cNvPr descr="livingSEBpaper_files/figure-docx/fig-meta-analysis-plot-1.png" id="185" name="Picture"/>
                     <pic:cNvPicPr>
                       <a:picLocks noChangeArrowheads="1" noChangeAspect="1"/>
                     </pic:cNvPicPr>
                   </pic:nvPicPr>
                   <pic:blipFill>
-                    <a:blip r:embed="rId177"/>
+                    <a:blip r:embed="rId183"/>
                     <a:stretch>
                       <a:fillRect/>
                     </a:stretch>
@@ -19682,13 +19782,13 @@
         </w:drawing>
       </w:r>
     </w:p>
-    <w:bookmarkEnd w:id="180"/>
+    <w:bookmarkEnd w:id="186"/>
     <w:p>
       <w:r>
         <w:br w:type="page"/>
       </w:r>
     </w:p>
-    <w:bookmarkStart w:id="184" w:name="fig-corrplot"/>
+    <w:bookmarkStart w:id="190" w:name="fig-corrplot"/>
     <w:p>
       <w:pPr>
         <w:pStyle w:val="FigureTitle"/>
@@ -19714,18 +19814,18 @@
           <wp:inline>
             <wp:extent cx="5943600" cy="5943600"/>
             <wp:effectExtent b="0" l="0" r="0" t="0"/>
-            <wp:docPr descr="" title="" id="182" name="Picture"/>
+            <wp:docPr descr="" title="" id="188" name="Picture"/>
             <a:graphic>
               <a:graphicData uri="http://schemas.openxmlformats.org/drawingml/2006/picture">
                 <pic:pic>
                   <pic:nvPicPr>
-                    <pic:cNvPr descr="livingSEBpaper_files/figure-docx/fig-corrplot-1.png" id="183" name="Picture"/>
+                    <pic:cNvPr descr="livingSEBpaper_files/figure-docx/fig-corrplot-1.png" id="189" name="Picture"/>
                     <pic:cNvPicPr>
                       <a:picLocks noChangeArrowheads="1" noChangeAspect="1"/>
                     </pic:cNvPicPr>
                   </pic:nvPicPr>
                   <pic:blipFill>
-                    <a:blip r:embed="rId181"/>
+                    <a:blip r:embed="rId187"/>
                     <a:stretch>
                       <a:fillRect/>
                     </a:stretch>
@@ -19752,13 +19852,13 @@
         </w:drawing>
       </w:r>
     </w:p>
-    <w:bookmarkEnd w:id="184"/>
+    <w:bookmarkEnd w:id="190"/>
     <w:p>
       <w:r>
         <w:br w:type="page"/>
       </w:r>
     </w:p>
-    <w:bookmarkEnd w:id="185"/>
+    <w:bookmarkEnd w:id="191"/>
     <w:sectPr>
       <w:headerReference r:id="rId9" w:type="even"/>
       <w:headerReference r:id="rId11" w:type="default"/>

--- a/paper/livingSEBpaper.docx
+++ b/paper/livingSEBpaper.docx
@@ -1352,19 +1352,7 @@
         <w:t xml:space="preserve">)</w:t>
       </w:r>
       <w:r>
-        <w:t xml:space="preserve">. These approaches usually maintain a continually updated database of eligible studies, alongside transparent procedures for incorporating new evidence. They are particularly beneficial for rapidly evolving fields where timely integration of knowledge is critical, as showed by the many living reviews appeared during COVID-19. Nonetheless, these systems usually rely on users to upload new data or remain limited to very narrow topics or effects. An</w:t>
-      </w:r>
-      <w:r>
-        <w:t xml:space="preserve"> </w:t>
-      </w:r>
-      <w:r>
-        <w:t xml:space="preserve">exception is the massive attempt of semi-automated data collection and synthesis</w:t>
-      </w:r>
-      <w:r>
-        <w:t xml:space="preserve"> </w:t>
-      </w:r>
-      <w:r>
-        <w:t xml:space="preserve">represented by the</w:t>
+        <w:t xml:space="preserve">. These approaches usually maintain a continually updated database of eligible studies, alongside transparent procedures for incorporating new evidence. They are particularly beneficial for rapidly evolving fields where timely integration of knowledge is critical, as showed by the many living reviews appeared during COVID-19. Nonetheless, these systems usually rely on users to upload new data or remain limited to very narrow topics or effects. An exception is the massive attempt of semi-automated data collection and synthesis represented by the</w:t>
       </w:r>
       <w:r>
         <w:t xml:space="preserve"> </w:t>
@@ -1614,7 +1602,7 @@
     </w:p>
     <w:bookmarkEnd w:id="40"/>
     <w:bookmarkEnd w:id="41"/>
-    <w:bookmarkStart w:id="51" w:name="methods"/>
+    <w:bookmarkStart w:id="52" w:name="methods"/>
     <w:p>
       <w:pPr>
         <w:pStyle w:val="Heading1"/>
@@ -1623,7 +1611,7 @@
         <w:t xml:space="preserve">Methods</w:t>
       </w:r>
     </w:p>
-    <w:bookmarkStart w:id="44" w:name="transparency-and-openness"/>
+    <w:bookmarkStart w:id="45" w:name="transparency-and-openness"/>
     <w:p>
       <w:pPr>
         <w:pStyle w:val="Heading2"/>
@@ -1665,7 +1653,18 @@
         </w:r>
       </w:hyperlink>
       <w:r>
-        <w:t xml:space="preserve">) also hosts all materials, data, and R code used in this article. All materials are also available on Zenodo (XXXX), where snapshots of monthly Git releases will be identified with specific DOIs for future use (e.g., for studies that need to reference the exact version of the Living SEB Skills Project used in their analyses). Analyses will strictly follow the preregistration unless otherwise noted. The systematic search and review is conducted according to the PRISMA guidelines</w:t>
+        <w:t xml:space="preserve">) also hosts all materials, data, and R code used in this article. All materials are also available on Zenodo (</w:t>
+      </w:r>
+      <w:hyperlink r:id="rId44">
+        <w:r>
+          <w:rPr>
+            <w:rStyle w:val="Hyperlink"/>
+          </w:rPr>
+          <w:t xml:space="preserve">https://doi.org/10.5281/zenodo.19101246</w:t>
+        </w:r>
+      </w:hyperlink>
+      <w:r>
+        <w:t xml:space="preserve">), where snapshots of monthly Git releases will be identified with specific DOIs for future use (e.g., for studies that need to reference the exact version of the Living SEB Skills Project used in their analyses). Analyses will strictly follow the preregistration unless otherwise noted. The systematic search and review is conducted according to the PRISMA guidelines</w:t>
       </w:r>
       <w:r>
         <w:t xml:space="preserve"> </w:t>
@@ -1688,8 +1687,8 @@
         <w:t xml:space="preserve">.</w:t>
       </w:r>
     </w:p>
-    <w:bookmarkEnd w:id="44"/>
-    <w:bookmarkStart w:id="45" w:name="search-strategy"/>
+    <w:bookmarkEnd w:id="45"/>
+    <w:bookmarkStart w:id="46" w:name="search-strategy"/>
     <w:p>
       <w:pPr>
         <w:pStyle w:val="Heading2"/>
@@ -1842,8 +1841,8 @@
         <w:t xml:space="preserve">. For readability, the full search string is available in the preregistration protocol only and will be updated when new measurement or basic theoretical papers are published.</w:t>
       </w:r>
     </w:p>
-    <w:bookmarkEnd w:id="45"/>
-    <w:bookmarkStart w:id="47" w:name="study-eligibility-criteria"/>
+    <w:bookmarkEnd w:id="46"/>
+    <w:bookmarkStart w:id="48" w:name="study-eligibility-criteria"/>
     <w:p>
       <w:pPr>
         <w:pStyle w:val="Heading2"/>
@@ -1993,7 +1992,7 @@
         <w:t xml:space="preserve">The study does not report correlations at baseline or data could not be reduced to correlations.</w:t>
       </w:r>
     </w:p>
-    <w:bookmarkStart w:id="46" w:name="coding-procedures"/>
+    <w:bookmarkStart w:id="47" w:name="coding-procedures"/>
     <w:p>
       <w:pPr>
         <w:pStyle w:val="Heading3"/>
@@ -2341,9 +2340,9 @@
         <w:t xml:space="preserve">. All measures, outcomes, and correlates are manually classified within the names of the correlation matrix. A codebook with all measures coded is available on the GitHub page of the project allowing categorizations of variables in specific and broader categories.</w:t>
       </w:r>
     </w:p>
-    <w:bookmarkEnd w:id="46"/>
     <w:bookmarkEnd w:id="47"/>
-    <w:bookmarkStart w:id="48" w:name="updating-procedures-and-timeline"/>
+    <w:bookmarkEnd w:id="48"/>
+    <w:bookmarkStart w:id="49" w:name="updating-procedures-and-timeline"/>
     <w:p>
       <w:pPr>
         <w:pStyle w:val="Heading2"/>
@@ -2380,8 +2379,8 @@
         <w:t xml:space="preserve">We currently expect to provide hand-processed monthly updates of the database until 2030, while working on expanding the collaborative efforts from the community and integrating semi-automized processes for the future.</w:t>
       </w:r>
     </w:p>
-    <w:bookmarkEnd w:id="48"/>
-    <w:bookmarkStart w:id="50" w:name="the-living-seb-app"/>
+    <w:bookmarkEnd w:id="49"/>
+    <w:bookmarkStart w:id="51" w:name="the-living-seb-app"/>
     <w:p>
       <w:pPr>
         <w:pStyle w:val="Heading2"/>
@@ -2508,7 +2507,7 @@
           <w:t xml:space="preserve">https://feracotommaso.github.io</w:t>
         </w:r>
       </w:hyperlink>
-      <w:hyperlink r:id="rId49">
+      <w:hyperlink r:id="rId50">
         <w:r>
           <w:rPr>
             <w:rStyle w:val="Hyperlink"/>
@@ -2520,9 +2519,9 @@
         <w:t xml:space="preserve">.</w:t>
       </w:r>
     </w:p>
-    <w:bookmarkEnd w:id="50"/>
     <w:bookmarkEnd w:id="51"/>
-    <w:bookmarkStart w:id="60" w:name="results"/>
+    <w:bookmarkEnd w:id="52"/>
+    <w:bookmarkStart w:id="62" w:name="results"/>
     <w:p>
       <w:pPr>
         <w:pStyle w:val="Heading1"/>
@@ -2549,12 +2548,26 @@
         <w:t xml:space="preserve">Living SEB Skills Project</w:t>
       </w:r>
       <w:r>
-        <w:t xml:space="preserve">, the current results apply to the current database (March 2026: xxxxxx). An overview of the database and updated results of the same analyses on the latest release, together with additional analyses, are available as a blog post at:</w:t>
-      </w:r>
-      <w:r>
-        <w:t xml:space="preserve"> </w:t>
-      </w:r>
-      <w:hyperlink r:id="rId52">
+        <w:t xml:space="preserve">, the current results apply to the current database (March 2026:</w:t>
+      </w:r>
+      <w:r>
+        <w:t xml:space="preserve"> </w:t>
+      </w:r>
+      <w:hyperlink r:id="rId53">
+        <w:r>
+          <w:rPr>
+            <w:rStyle w:val="Hyperlink"/>
+          </w:rPr>
+          <w:t xml:space="preserve">https://doi.org/10.5281/zenodo.19101247</w:t>
+        </w:r>
+      </w:hyperlink>
+      <w:r>
+        <w:t xml:space="preserve">). An overview of the database and updated results of the same analyses on the latest release, together with additional analyses, are available as a blog post at:</w:t>
+      </w:r>
+      <w:r>
+        <w:t xml:space="preserve"> </w:t>
+      </w:r>
+      <w:hyperlink r:id="rId54">
         <w:r>
           <w:rPr>
             <w:rStyle w:val="Hyperlink"/>
@@ -2566,7 +2579,7 @@
         <w:t xml:space="preserve">.</w:t>
       </w:r>
     </w:p>
-    <w:bookmarkStart w:id="53" w:name="database-overview"/>
+    <w:bookmarkStart w:id="55" w:name="database-overview"/>
     <w:p>
       <w:pPr>
         <w:pStyle w:val="Heading2"/>
@@ -2608,7 +2621,21 @@
         </w:r>
       </w:hyperlink>
       <w:r>
-        <w:t xml:space="preserve">. The dataset used corresponds to the latest release available at the time of writing (March 2026: xxxxxx).</w:t>
+        <w:t xml:space="preserve">. The dataset used corresponds to the latest release available at the time of writing (March 2026:</w:t>
+      </w:r>
+      <w:r>
+        <w:t xml:space="preserve"> </w:t>
+      </w:r>
+      <w:hyperlink r:id="rId53">
+        <w:r>
+          <w:rPr>
+            <w:rStyle w:val="Hyperlink"/>
+          </w:rPr>
+          <w:t xml:space="preserve">https://doi.org/10.5281/zenodo.19101247</w:t>
+        </w:r>
+      </w:hyperlink>
+      <w:r>
+        <w:t xml:space="preserve">).</w:t>
       </w:r>
     </w:p>
     <w:p>
@@ -2629,7 +2656,7 @@
       <w:r>
         <w:t xml:space="preserve"> </w:t>
       </w:r>
-      <w:hyperlink r:id="rId52">
+      <w:hyperlink r:id="rId54">
         <w:r>
           <w:rPr>
             <w:rStyle w:val="Hyperlink"/>
@@ -2641,8 +2668,8 @@
         <w:t xml:space="preserve">.</w:t>
       </w:r>
     </w:p>
-    <w:bookmarkEnd w:id="53"/>
-    <w:bookmarkStart w:id="54" w:name="multilevel-meta-analysis-of-correlations"/>
+    <w:bookmarkEnd w:id="55"/>
+    <w:bookmarkStart w:id="56" w:name="multilevel-meta-analysis-of-correlations"/>
     <w:p>
       <w:pPr>
         <w:pStyle w:val="Heading2"/>
@@ -2810,8 +2837,8 @@
         <w:t xml:space="preserve">These results suggest that, with the exception of Emotional resilience skills, each SEB skill might be considered as a positive correlate of academic achievement, though most effects are small in magnitude. Indeed, only Self-management skills show correlations larger than 0.20 with academic achievement.</w:t>
       </w:r>
     </w:p>
-    <w:bookmarkEnd w:id="54"/>
-    <w:bookmarkStart w:id="57" w:name="Xdd24d222c7553f036fdfd7748ed557d44c190d5"/>
+    <w:bookmarkEnd w:id="56"/>
+    <w:bookmarkStart w:id="59" w:name="Xdd24d222c7553f036fdfd7748ed557d44c190d5"/>
     <w:p>
       <w:pPr>
         <w:pStyle w:val="Heading2"/>
@@ -2998,7 +3025,7 @@
         <w:t xml:space="preserve">Given the low number of studies available for some variables, we set between-study variance to zero and estimated a common effect across studies. This approach avoids attempting to estimate random‐effects components that would be unstable or poorly identified in sparse conditions.</w:t>
       </w:r>
     </w:p>
-    <w:bookmarkStart w:id="55" w:name="pooled-correlations"/>
+    <w:bookmarkStart w:id="57" w:name="pooled-correlations"/>
     <w:p>
       <w:pPr>
         <w:pStyle w:val="Heading3"/>
@@ -3058,8 +3085,8 @@
         <w:t xml:space="preserve">&gt; 0.2 with academic achievement.</w:t>
       </w:r>
     </w:p>
-    <w:bookmarkEnd w:id="55"/>
-    <w:bookmarkStart w:id="56" w:name="incremental-validity-beyond-the-big-five"/>
+    <w:bookmarkEnd w:id="57"/>
+    <w:bookmarkStart w:id="58" w:name="incremental-validity-beyond-the-big-five"/>
     <w:p>
       <w:pPr>
         <w:pStyle w:val="Heading3"/>
@@ -3111,9 +3138,9 @@
         <w:t xml:space="preserve">These results confirm that SEB skills, as measured by the BESSI questionnaires, differ from the Big Five in terms of predictive validity, with Innovation, Self-management, and Social engagement having higher predictive power than Openness, Conscientiousness, and Extraversion.</w:t>
       </w:r>
     </w:p>
-    <w:bookmarkEnd w:id="56"/>
-    <w:bookmarkEnd w:id="57"/>
-    <w:bookmarkStart w:id="58" w:name="incremental-validity-between-seb-skills"/>
+    <w:bookmarkEnd w:id="58"/>
+    <w:bookmarkEnd w:id="59"/>
+    <w:bookmarkStart w:id="60" w:name="incremental-validity-between-seb-skills"/>
     <w:p>
       <w:pPr>
         <w:pStyle w:val="Heading2"/>
@@ -3165,8 +3192,8 @@
         <w:t xml:space="preserve">These results confirm Self-management as the most predictive skill for academic achievement. However, the results also show a small but negative effect of Emotional resilience skills, potentially due to multicollinearity or suppression effects.</w:t>
       </w:r>
     </w:p>
-    <w:bookmarkEnd w:id="58"/>
-    <w:bookmarkStart w:id="59" w:name="reproducibility-via-the-living-seb-app"/>
+    <w:bookmarkEnd w:id="60"/>
+    <w:bookmarkStart w:id="61" w:name="reproducibility-via-the-living-seb-app"/>
     <w:p>
       <w:pPr>
         <w:pStyle w:val="Heading2"/>
@@ -3185,7 +3212,7 @@
       <w:r>
         <w:t xml:space="preserve"> </w:t>
       </w:r>
-      <w:hyperlink r:id="rId52">
+      <w:hyperlink r:id="rId54">
         <w:r>
           <w:rPr>
             <w:rStyle w:val="Hyperlink"/>
@@ -3200,9 +3227,9 @@
         <w:t xml:space="preserve">as part of the project.</w:t>
       </w:r>
     </w:p>
-    <w:bookmarkEnd w:id="59"/>
-    <w:bookmarkEnd w:id="60"/>
-    <w:bookmarkStart w:id="65" w:name="discussion"/>
+    <w:bookmarkEnd w:id="61"/>
+    <w:bookmarkEnd w:id="62"/>
+    <w:bookmarkStart w:id="67" w:name="discussion"/>
     <w:p>
       <w:pPr>
         <w:pStyle w:val="Heading1"/>
@@ -3227,7 +3254,7 @@
         <w:t xml:space="preserve">As exemplified in these analyses, the Living SEB Skills Project provides the necessary tools and data for responding cross-sectional research questions and synthesizing the available evidence using meta-analysis. However, different uses can be made of this data and of the Living SEB App.</w:t>
       </w:r>
     </w:p>
-    <w:bookmarkStart w:id="61" w:name="X7f2835a56e74432eaa242baf8e2936a08c3d351"/>
+    <w:bookmarkStart w:id="63" w:name="X7f2835a56e74432eaa242baf8e2936a08c3d351"/>
     <w:p>
       <w:pPr>
         <w:pStyle w:val="Heading2"/>
@@ -3294,8 +3321,8 @@
         <w:t xml:space="preserve">illustrates how infrastructures of cumulative evidence can shift psychology toward a more dynamic and self-correcting science. Instead of relying on static reviews that quickly become outdated, researchers can build and refine theoretical models with a continually refreshed evidence base. In this sense, the project does not simply provide a database or app but models a new standard for how psychological theory and evidence can co-evolve.</w:t>
       </w:r>
     </w:p>
-    <w:bookmarkEnd w:id="61"/>
-    <w:bookmarkStart w:id="62" w:name="limitations"/>
+    <w:bookmarkEnd w:id="63"/>
+    <w:bookmarkStart w:id="64" w:name="limitations"/>
     <w:p>
       <w:pPr>
         <w:pStyle w:val="Heading2"/>
@@ -3344,8 +3371,8 @@
         <w:t xml:space="preserve">only is not the appropriate choice, but more refined analyses should be conducted locally by the researcher. In particular, only cross-sectional data are available. To analyse experimental and longitudinal data, the necessary data must be manually coded (but all the papers needed should already be included in our database). Additionally, the specific measures used are not coded in the data and different measures are automatically meta-analysed as indicators of a specific outcome or construct. For instance, school engagement could be measured with different questionnaires. Authors interested in moderator analyses should code those specific information. Similarly, study topics are manually and qualitatively defined by the authors and may not correspond to everybody’s opinion. We also acknowledge that our reliance on citation-chaining of seminal SEB works may result in missed eligible publications, particularly those that employ BESSI measures without directly citing the validation articles. While this approach ensures feasibility and reduces noise, it might eventually compromise full systematic comprehensiveness. In the long term, we plan to supplement this strategy with periodic keyword-based searches and, where possible, semi-automated text-mining or machine-learning methods to identify overlooked studies. Meanwhile, we actively encourage researchers to notify us of missing contributions so that the database can remain as inclusive as possible. To date, we are not aware of any published studies within the SEB framework that are excluded.</w:t>
       </w:r>
     </w:p>
-    <w:bookmarkEnd w:id="62"/>
-    <w:bookmarkStart w:id="63" w:name="future-perspectives"/>
+    <w:bookmarkEnd w:id="64"/>
+    <w:bookmarkStart w:id="65" w:name="future-perspectives"/>
     <w:p>
       <w:pPr>
         <w:pStyle w:val="Heading2"/>
@@ -3378,8 +3405,8 @@
         <w:t xml:space="preserve">and app that respect the boundaries of the functionality offered. However, future updates of the project may enlarge the aims of the project and its uses. In particular, with increasing number of longitudinal and experimental publications within the SEB framework, the meta-analysis options of the app could be extended to incorporate both possibilities. We also plan to include options for the analysis of moderators and for publication bias. Depending on future funding and resources, it could be possible to automatize the database search and coding procedures through the use of ad-hoc algorithms and artificial intelligence. Moreover, Users may be provided with the possibility to upload additional data in the main database for personal use or openly for the community. Finally, a future extension of the present work could be to integrate the new specific living resources into broader projects (for example, metaBUS; Bosco et al., 2020) that could benefit from well-organized databases focused on specific topics. However, a common framework for labelling and recognizing the different constructs will be necessary to finally integrate the various efforts.</w:t>
       </w:r>
     </w:p>
-    <w:bookmarkEnd w:id="63"/>
-    <w:bookmarkStart w:id="64" w:name="conclusions"/>
+    <w:bookmarkEnd w:id="65"/>
+    <w:bookmarkStart w:id="66" w:name="conclusions"/>
     <w:p>
       <w:pPr>
         <w:pStyle w:val="Heading2"/>
@@ -3414,9 +3441,9 @@
         <w:br w:type="page"/>
       </w:r>
     </w:p>
-    <w:bookmarkEnd w:id="64"/>
-    <w:bookmarkEnd w:id="65"/>
-    <w:bookmarkStart w:id="191" w:name="references"/>
+    <w:bookmarkEnd w:id="66"/>
+    <w:bookmarkEnd w:id="67"/>
+    <w:bookmarkStart w:id="193" w:name="references"/>
     <w:p>
       <w:pPr>
         <w:pStyle w:val="Heading1"/>
@@ -3425,8 +3452,8 @@
         <w:t xml:space="preserve">References</w:t>
       </w:r>
     </w:p>
-    <w:bookmarkStart w:id="173" w:name="refs"/>
-    <w:bookmarkStart w:id="67" w:name="X2cff003dd1618d8cd6604ca920c5e7b44e311a1"/>
+    <w:bookmarkStart w:id="175" w:name="refs"/>
+    <w:bookmarkStart w:id="69" w:name="X2cff003dd1618d8cd6604ca920c5e7b44e311a1"/>
     <w:p>
       <w:pPr>
         <w:pStyle w:val="Bibliography"/>
@@ -3463,7 +3490,7 @@
       <w:r>
         <w:t xml:space="preserve"> </w:t>
       </w:r>
-      <w:hyperlink r:id="rId66">
+      <w:hyperlink r:id="rId68">
         <w:r>
           <w:rPr>
             <w:rStyle w:val="Hyperlink"/>
@@ -3472,8 +3499,8 @@
         </w:r>
       </w:hyperlink>
     </w:p>
-    <w:bookmarkEnd w:id="67"/>
-    <w:bookmarkStart w:id="69" w:name="Xf78a0d256d2214793ab03b9839ec64a2761d1c6"/>
+    <w:bookmarkEnd w:id="69"/>
+    <w:bookmarkStart w:id="71" w:name="Xf78a0d256d2214793ab03b9839ec64a2761d1c6"/>
     <w:p>
       <w:pPr>
         <w:pStyle w:val="Bibliography"/>
@@ -3510,7 +3537,7 @@
       <w:r>
         <w:t xml:space="preserve"> </w:t>
       </w:r>
-      <w:hyperlink r:id="rId68">
+      <w:hyperlink r:id="rId70">
         <w:r>
           <w:rPr>
             <w:rStyle w:val="Hyperlink"/>
@@ -3519,8 +3546,8 @@
         </w:r>
       </w:hyperlink>
     </w:p>
-    <w:bookmarkEnd w:id="69"/>
-    <w:bookmarkStart w:id="70" w:name="ref-borenstein2021"/>
+    <w:bookmarkEnd w:id="71"/>
+    <w:bookmarkStart w:id="72" w:name="ref-borenstein2021"/>
     <w:p>
       <w:pPr>
         <w:pStyle w:val="Bibliography"/>
@@ -3542,8 +3569,8 @@
         <w:t xml:space="preserve">. John Wiley &amp; Sons.</w:t>
       </w:r>
     </w:p>
-    <w:bookmarkEnd w:id="70"/>
-    <w:bookmarkStart w:id="72" w:name="X1a16d6e0f9131f0c0a7b184e89b95dd7a53f963"/>
+    <w:bookmarkEnd w:id="72"/>
+    <w:bookmarkStart w:id="74" w:name="X1a16d6e0f9131f0c0a7b184e89b95dd7a53f963"/>
     <w:p>
       <w:pPr>
         <w:pStyle w:val="Bibliography"/>
@@ -3580,7 +3607,7 @@
       <w:r>
         <w:t xml:space="preserve"> </w:t>
       </w:r>
-      <w:hyperlink r:id="rId71">
+      <w:hyperlink r:id="rId73">
         <w:r>
           <w:rPr>
             <w:rStyle w:val="Hyperlink"/>
@@ -3589,8 +3616,8 @@
         </w:r>
       </w:hyperlink>
     </w:p>
-    <w:bookmarkEnd w:id="72"/>
-    <w:bookmarkStart w:id="74" w:name="X408390b1eb78f22baf55e3ecf40718f1643c74b"/>
+    <w:bookmarkEnd w:id="74"/>
+    <w:bookmarkStart w:id="76" w:name="X408390b1eb78f22baf55e3ecf40718f1643c74b"/>
     <w:p>
       <w:pPr>
         <w:pStyle w:val="Bibliography"/>
@@ -3624,7 +3651,7 @@
       <w:r>
         <w:t xml:space="preserve">(1). https://doi.org/</w:t>
       </w:r>
-      <w:hyperlink r:id="rId73">
+      <w:hyperlink r:id="rId75">
         <w:r>
           <w:rPr>
             <w:rStyle w:val="Hyperlink"/>
@@ -3633,8 +3660,8 @@
         </w:r>
       </w:hyperlink>
     </w:p>
-    <w:bookmarkEnd w:id="74"/>
-    <w:bookmarkStart w:id="76" w:name="ref-breil2022"/>
+    <w:bookmarkEnd w:id="76"/>
+    <w:bookmarkStart w:id="78" w:name="ref-breil2022"/>
     <w:p>
       <w:pPr>
         <w:pStyle w:val="Bibliography"/>
@@ -3671,7 +3698,7 @@
       <w:r>
         <w:t xml:space="preserve"> </w:t>
       </w:r>
-      <w:hyperlink r:id="rId75">
+      <w:hyperlink r:id="rId77">
         <w:r>
           <w:rPr>
             <w:rStyle w:val="Hyperlink"/>
@@ -3680,8 +3707,8 @@
         </w:r>
       </w:hyperlink>
     </w:p>
-    <w:bookmarkEnd w:id="76"/>
-    <w:bookmarkStart w:id="78" w:name="ref-chenSocialEmotionalBehavioral2024"/>
+    <w:bookmarkEnd w:id="78"/>
+    <w:bookmarkStart w:id="80" w:name="ref-chenSocialEmotionalBehavioral2024"/>
     <w:p>
       <w:pPr>
         <w:pStyle w:val="Bibliography"/>
@@ -3718,7 +3745,7 @@
       <w:r>
         <w:t xml:space="preserve"> </w:t>
       </w:r>
-      <w:hyperlink r:id="rId77">
+      <w:hyperlink r:id="rId79">
         <w:r>
           <w:rPr>
             <w:rStyle w:val="Hyperlink"/>
@@ -3727,8 +3754,8 @@
         </w:r>
       </w:hyperlink>
     </w:p>
-    <w:bookmarkEnd w:id="78"/>
-    <w:bookmarkStart w:id="79" w:name="X2adb9ed5c439b822c73e02a95f751bf4d740d54"/>
+    <w:bookmarkEnd w:id="80"/>
+    <w:bookmarkStart w:id="81" w:name="X2adb9ed5c439b822c73e02a95f751bf4d740d54"/>
     <w:p>
       <w:pPr>
         <w:pStyle w:val="Bibliography"/>
@@ -3750,8 +3777,8 @@
         <w:t xml:space="preserve">. John Wiley &amp; Sons.</w:t>
       </w:r>
     </w:p>
-    <w:bookmarkEnd w:id="79"/>
-    <w:bookmarkStart w:id="81" w:name="ref-cheung2024MetaSEMMetaAnalysisUsing"/>
+    <w:bookmarkEnd w:id="81"/>
+    <w:bookmarkStart w:id="83" w:name="ref-cheung2024MetaSEMMetaAnalysisUsing"/>
     <w:p>
       <w:pPr>
         <w:pStyle w:val="Bibliography"/>
@@ -3775,7 +3802,7 @@
       <w:r>
         <w:t xml:space="preserve"> </w:t>
       </w:r>
-      <w:hyperlink r:id="rId80">
+      <w:hyperlink r:id="rId82">
         <w:r>
           <w:rPr>
             <w:rStyle w:val="Hyperlink"/>
@@ -3784,8 +3811,8 @@
         </w:r>
       </w:hyperlink>
     </w:p>
-    <w:bookmarkEnd w:id="81"/>
-    <w:bookmarkStart w:id="83" w:name="ref-collie2025"/>
+    <w:bookmarkEnd w:id="83"/>
+    <w:bookmarkStart w:id="85" w:name="ref-collie2025"/>
     <w:p>
       <w:pPr>
         <w:pStyle w:val="Bibliography"/>
@@ -3831,7 +3858,7 @@
       <w:r>
         <w:t xml:space="preserve"> </w:t>
       </w:r>
-      <w:hyperlink r:id="rId82">
+      <w:hyperlink r:id="rId84">
         <w:r>
           <w:rPr>
             <w:rStyle w:val="Hyperlink"/>
@@ -3840,8 +3867,8 @@
         </w:r>
       </w:hyperlink>
     </w:p>
-    <w:bookmarkEnd w:id="83"/>
-    <w:bookmarkStart w:id="85" w:name="ref-cuijpersLivingSystematicReviews2022"/>
+    <w:bookmarkEnd w:id="85"/>
+    <w:bookmarkStart w:id="87" w:name="ref-cuijpersLivingSystematicReviews2022"/>
     <w:p>
       <w:pPr>
         <w:pStyle w:val="Bibliography"/>
@@ -3878,7 +3905,7 @@
       <w:r>
         <w:t xml:space="preserve"> </w:t>
       </w:r>
-      <w:hyperlink r:id="rId84">
+      <w:hyperlink r:id="rId86">
         <w:r>
           <w:rPr>
             <w:rStyle w:val="Hyperlink"/>
@@ -3887,8 +3914,8 @@
         </w:r>
       </w:hyperlink>
     </w:p>
-    <w:bookmarkEnd w:id="85"/>
-    <w:bookmarkStart w:id="87" w:name="Xf7b72a721a2d264725390a9c15185df6ed1f0f7"/>
+    <w:bookmarkEnd w:id="87"/>
+    <w:bookmarkStart w:id="89" w:name="Xf7b72a721a2d264725390a9c15185df6ed1f0f7"/>
     <w:p>
       <w:pPr>
         <w:pStyle w:val="Bibliography"/>
@@ -3912,7 +3939,7 @@
       <w:r>
         <w:t xml:space="preserve"> </w:t>
       </w:r>
-      <w:hyperlink r:id="rId86">
+      <w:hyperlink r:id="rId88">
         <w:r>
           <w:rPr>
             <w:rStyle w:val="Hyperlink"/>
@@ -3921,8 +3948,8 @@
         </w:r>
       </w:hyperlink>
     </w:p>
-    <w:bookmarkEnd w:id="87"/>
-    <w:bookmarkStart w:id="89" w:name="ref-elliottLivingSystematicReview2017"/>
+    <w:bookmarkEnd w:id="89"/>
+    <w:bookmarkStart w:id="91" w:name="ref-elliottLivingSystematicReview2017"/>
     <w:p>
       <w:pPr>
         <w:pStyle w:val="Bibliography"/>
@@ -3962,7 +3989,7 @@
       <w:r>
         <w:t xml:space="preserve"> </w:t>
       </w:r>
-      <w:hyperlink r:id="rId88">
+      <w:hyperlink r:id="rId90">
         <w:r>
           <w:rPr>
             <w:rStyle w:val="Hyperlink"/>
@@ -3971,8 +3998,8 @@
         </w:r>
       </w:hyperlink>
     </w:p>
-    <w:bookmarkEnd w:id="89"/>
-    <w:bookmarkStart w:id="91" w:name="ref-elliottLivingSystematicReviews2014"/>
+    <w:bookmarkEnd w:id="91"/>
+    <w:bookmarkStart w:id="93" w:name="ref-elliottLivingSystematicReviews2014"/>
     <w:p>
       <w:pPr>
         <w:pStyle w:val="Bibliography"/>
@@ -4009,7 +4036,7 @@
       <w:r>
         <w:t xml:space="preserve"> </w:t>
       </w:r>
-      <w:hyperlink r:id="rId90">
+      <w:hyperlink r:id="rId92">
         <w:r>
           <w:rPr>
             <w:rStyle w:val="Hyperlink"/>
@@ -4018,8 +4045,8 @@
         </w:r>
       </w:hyperlink>
     </w:p>
-    <w:bookmarkEnd w:id="91"/>
-    <w:bookmarkStart w:id="93" w:name="ref-feracoSoftSkillsHigh2025"/>
+    <w:bookmarkEnd w:id="93"/>
+    <w:bookmarkStart w:id="95" w:name="ref-feracoSoftSkillsHigh2025"/>
     <w:p>
       <w:pPr>
         <w:pStyle w:val="Bibliography"/>
@@ -4056,7 +4083,7 @@
       <w:r>
         <w:t xml:space="preserve"> </w:t>
       </w:r>
-      <w:hyperlink r:id="rId92">
+      <w:hyperlink r:id="rId94">
         <w:r>
           <w:rPr>
             <w:rStyle w:val="Hyperlink"/>
@@ -4065,8 +4092,8 @@
         </w:r>
       </w:hyperlink>
     </w:p>
-    <w:bookmarkEnd w:id="93"/>
-    <w:bookmarkStart w:id="95" w:name="ref-feracoRoleSocialEmotional2025"/>
+    <w:bookmarkEnd w:id="95"/>
+    <w:bookmarkStart w:id="97" w:name="ref-feracoRoleSocialEmotional2025"/>
     <w:p>
       <w:pPr>
         <w:pStyle w:val="Bibliography"/>
@@ -4090,7 +4117,7 @@
       <w:r>
         <w:t xml:space="preserve"> </w:t>
       </w:r>
-      <w:hyperlink r:id="rId94">
+      <w:hyperlink r:id="rId96">
         <w:r>
           <w:rPr>
             <w:rStyle w:val="Hyperlink"/>
@@ -4099,8 +4126,8 @@
         </w:r>
       </w:hyperlink>
     </w:p>
-    <w:bookmarkEnd w:id="95"/>
-    <w:bookmarkStart w:id="97" w:name="ref-feracoItalianBehavioralEmotional2024"/>
+    <w:bookmarkEnd w:id="97"/>
+    <w:bookmarkStart w:id="99" w:name="ref-feracoItalianBehavioralEmotional2024"/>
     <w:p>
       <w:pPr>
         <w:pStyle w:val="Bibliography"/>
@@ -4137,7 +4164,7 @@
       <w:r>
         <w:t xml:space="preserve"> </w:t>
       </w:r>
-      <w:hyperlink r:id="rId96">
+      <w:hyperlink r:id="rId98">
         <w:r>
           <w:rPr>
             <w:rStyle w:val="Hyperlink"/>
@@ -4146,8 +4173,8 @@
         </w:r>
       </w:hyperlink>
     </w:p>
-    <w:bookmarkEnd w:id="97"/>
-    <w:bookmarkStart w:id="99" w:name="ref-feracoDifferencesChangeGoals2025"/>
+    <w:bookmarkEnd w:id="99"/>
+    <w:bookmarkStart w:id="101" w:name="ref-feracoDifferencesChangeGoals2025"/>
     <w:p>
       <w:pPr>
         <w:pStyle w:val="Bibliography"/>
@@ -4184,7 +4211,7 @@
       <w:r>
         <w:t xml:space="preserve"> </w:t>
       </w:r>
-      <w:hyperlink r:id="rId98">
+      <w:hyperlink r:id="rId100">
         <w:r>
           <w:rPr>
             <w:rStyle w:val="Hyperlink"/>
@@ -4193,8 +4220,8 @@
         </w:r>
       </w:hyperlink>
     </w:p>
-    <w:bookmarkEnd w:id="99"/>
-    <w:bookmarkStart w:id="101" w:name="ref-feracoSocialEmotionalBehavioral2023"/>
+    <w:bookmarkEnd w:id="101"/>
+    <w:bookmarkStart w:id="103" w:name="ref-feracoSocialEmotionalBehavioral2023"/>
     <w:p>
       <w:pPr>
         <w:pStyle w:val="Bibliography"/>
@@ -4231,7 +4258,7 @@
       <w:r>
         <w:t xml:space="preserve"> </w:t>
       </w:r>
-      <w:hyperlink r:id="rId100">
+      <w:hyperlink r:id="rId102">
         <w:r>
           <w:rPr>
             <w:rStyle w:val="Hyperlink"/>
@@ -4240,8 +4267,8 @@
         </w:r>
       </w:hyperlink>
     </w:p>
-    <w:bookmarkEnd w:id="101"/>
-    <w:bookmarkStart w:id="103" w:name="ref-feracoSocialEmotionalBehavioral2025"/>
+    <w:bookmarkEnd w:id="103"/>
+    <w:bookmarkStart w:id="105" w:name="ref-feracoSocialEmotionalBehavioral2025"/>
     <w:p>
       <w:pPr>
         <w:pStyle w:val="Bibliography"/>
@@ -4278,7 +4305,7 @@
       <w:r>
         <w:t xml:space="preserve"> </w:t>
       </w:r>
-      <w:hyperlink r:id="rId102">
+      <w:hyperlink r:id="rId104">
         <w:r>
           <w:rPr>
             <w:rStyle w:val="Hyperlink"/>
@@ -4287,8 +4314,8 @@
         </w:r>
       </w:hyperlink>
     </w:p>
-    <w:bookmarkEnd w:id="103"/>
-    <w:bookmarkStart w:id="105" w:name="ref-feracoIntegratedModelSchool2023"/>
+    <w:bookmarkEnd w:id="105"/>
+    <w:bookmarkStart w:id="107" w:name="ref-feracoIntegratedModelSchool2023"/>
     <w:p>
       <w:pPr>
         <w:pStyle w:val="Bibliography"/>
@@ -4334,7 +4361,7 @@
       <w:r>
         <w:t xml:space="preserve"> </w:t>
       </w:r>
-      <w:hyperlink r:id="rId104">
+      <w:hyperlink r:id="rId106">
         <w:r>
           <w:rPr>
             <w:rStyle w:val="Hyperlink"/>
@@ -4343,8 +4370,8 @@
         </w:r>
       </w:hyperlink>
     </w:p>
-    <w:bookmarkEnd w:id="105"/>
-    <w:bookmarkStart w:id="107" w:name="ref-guoRolesSocialEmotional2023"/>
+    <w:bookmarkEnd w:id="107"/>
+    <w:bookmarkStart w:id="109" w:name="ref-guoRolesSocialEmotional2023"/>
     <w:p>
       <w:pPr>
         <w:pStyle w:val="Bibliography"/>
@@ -4393,7 +4420,7 @@
       <w:r>
         <w:t xml:space="preserve"> </w:t>
       </w:r>
-      <w:hyperlink r:id="rId106">
+      <w:hyperlink r:id="rId108">
         <w:r>
           <w:rPr>
             <w:rStyle w:val="Hyperlink"/>
@@ -4402,8 +4429,8 @@
         </w:r>
       </w:hyperlink>
     </w:p>
-    <w:bookmarkEnd w:id="107"/>
-    <w:bookmarkStart w:id="109" w:name="ref-heckman2012"/>
+    <w:bookmarkEnd w:id="109"/>
+    <w:bookmarkStart w:id="111" w:name="ref-heckman2012"/>
     <w:p>
       <w:pPr>
         <w:pStyle w:val="Bibliography"/>
@@ -4440,7 +4467,7 @@
       <w:r>
         <w:t xml:space="preserve"> </w:t>
       </w:r>
-      <w:hyperlink r:id="rId108">
+      <w:hyperlink r:id="rId110">
         <w:r>
           <w:rPr>
             <w:rStyle w:val="Hyperlink"/>
@@ -4449,8 +4476,8 @@
         </w:r>
       </w:hyperlink>
     </w:p>
-    <w:bookmarkEnd w:id="109"/>
-    <w:bookmarkStart w:id="111" w:name="ref-hirtCitationTrackingSystematic2023"/>
+    <w:bookmarkEnd w:id="111"/>
+    <w:bookmarkStart w:id="113" w:name="ref-hirtCitationTrackingSystematic2023"/>
     <w:p>
       <w:pPr>
         <w:pStyle w:val="Bibliography"/>
@@ -4487,7 +4514,7 @@
       <w:r>
         <w:t xml:space="preserve"> </w:t>
       </w:r>
-      <w:hyperlink r:id="rId110">
+      <w:hyperlink r:id="rId112">
         <w:r>
           <w:rPr>
             <w:rStyle w:val="Hyperlink"/>
@@ -4496,8 +4523,8 @@
         </w:r>
       </w:hyperlink>
     </w:p>
-    <w:bookmarkEnd w:id="111"/>
-    <w:bookmarkStart w:id="113" w:name="ref-howardWhyWeNeed2025"/>
+    <w:bookmarkEnd w:id="113"/>
+    <w:bookmarkStart w:id="115" w:name="ref-howardWhyWeNeed2025"/>
     <w:p>
       <w:pPr>
         <w:pStyle w:val="Bibliography"/>
@@ -4521,7 +4548,7 @@
       <w:r>
         <w:t xml:space="preserve"> </w:t>
       </w:r>
-      <w:hyperlink r:id="rId112">
+      <w:hyperlink r:id="rId114">
         <w:r>
           <w:rPr>
             <w:rStyle w:val="Hyperlink"/>
@@ -4530,8 +4557,8 @@
         </w:r>
       </w:hyperlink>
     </w:p>
-    <w:bookmarkEnd w:id="113"/>
-    <w:bookmarkStart w:id="115" w:name="ref-ichsanVirtualRealitySkill2025"/>
+    <w:bookmarkEnd w:id="115"/>
+    <w:bookmarkStart w:id="117" w:name="ref-ichsanVirtualRealitySkill2025"/>
     <w:p>
       <w:pPr>
         <w:pStyle w:val="Bibliography"/>
@@ -4568,7 +4595,7 @@
       <w:r>
         <w:t xml:space="preserve"> </w:t>
       </w:r>
-      <w:hyperlink r:id="rId114">
+      <w:hyperlink r:id="rId116">
         <w:r>
           <w:rPr>
             <w:rStyle w:val="Hyperlink"/>
@@ -4577,8 +4604,8 @@
         </w:r>
       </w:hyperlink>
     </w:p>
-    <w:bookmarkEnd w:id="115"/>
-    <w:bookmarkStart w:id="117" w:name="X97b51aaae8911da2956c6ff2e3d234435f67bf7"/>
+    <w:bookmarkEnd w:id="117"/>
+    <w:bookmarkStart w:id="119" w:name="X97b51aaae8911da2956c6ff2e3d234435f67bf7"/>
     <w:p>
       <w:pPr>
         <w:pStyle w:val="Bibliography"/>
@@ -4615,7 +4642,7 @@
       <w:r>
         <w:t xml:space="preserve"> </w:t>
       </w:r>
-      <w:hyperlink r:id="rId116">
+      <w:hyperlink r:id="rId118">
         <w:r>
           <w:rPr>
             <w:rStyle w:val="Hyperlink"/>
@@ -4624,8 +4651,8 @@
         </w:r>
       </w:hyperlink>
     </w:p>
-    <w:bookmarkEnd w:id="117"/>
-    <w:bookmarkStart w:id="119" w:name="X95a48c3bd0fb12e6c8d27e000e5abe5f775fd14"/>
+    <w:bookmarkEnd w:id="119"/>
+    <w:bookmarkStart w:id="121" w:name="X95a48c3bd0fb12e6c8d27e000e5abe5f775fd14"/>
     <w:p>
       <w:pPr>
         <w:pStyle w:val="Bibliography"/>
@@ -4662,7 +4689,7 @@
       <w:r>
         <w:t xml:space="preserve"> </w:t>
       </w:r>
-      <w:hyperlink r:id="rId118">
+      <w:hyperlink r:id="rId120">
         <w:r>
           <w:rPr>
             <w:rStyle w:val="Hyperlink"/>
@@ -4671,8 +4698,8 @@
         </w:r>
       </w:hyperlink>
     </w:p>
-    <w:bookmarkEnd w:id="119"/>
-    <w:bookmarkStart w:id="121" w:name="ref-lechnerBehavioralEmotionalSocial2022"/>
+    <w:bookmarkEnd w:id="121"/>
+    <w:bookmarkStart w:id="123" w:name="ref-lechnerBehavioralEmotionalSocial2022"/>
     <w:p>
       <w:pPr>
         <w:pStyle w:val="Bibliography"/>
@@ -4709,7 +4736,7 @@
       <w:r>
         <w:t xml:space="preserve"> </w:t>
       </w:r>
-      <w:hyperlink r:id="rId120">
+      <w:hyperlink r:id="rId122">
         <w:r>
           <w:rPr>
             <w:rStyle w:val="Hyperlink"/>
@@ -4718,8 +4745,8 @@
         </w:r>
       </w:hyperlink>
     </w:p>
-    <w:bookmarkEnd w:id="121"/>
-    <w:bookmarkStart w:id="123" w:name="X036b1a09cb564fd5fec0952e53199c1d462fd56"/>
+    <w:bookmarkEnd w:id="123"/>
+    <w:bookmarkStart w:id="125" w:name="X036b1a09cb564fd5fec0952e53199c1d462fd56"/>
     <w:p>
       <w:pPr>
         <w:pStyle w:val="Bibliography"/>
@@ -4756,7 +4783,7 @@
       <w:r>
         <w:t xml:space="preserve"> </w:t>
       </w:r>
-      <w:hyperlink r:id="rId122">
+      <w:hyperlink r:id="rId124">
         <w:r>
           <w:rPr>
             <w:rStyle w:val="Hyperlink"/>
@@ -4765,8 +4792,8 @@
         </w:r>
       </w:hyperlink>
     </w:p>
-    <w:bookmarkEnd w:id="123"/>
-    <w:bookmarkStart w:id="125" w:name="ref-mccrae1989"/>
+    <w:bookmarkEnd w:id="125"/>
+    <w:bookmarkStart w:id="127" w:name="ref-mccrae1989"/>
     <w:p>
       <w:pPr>
         <w:pStyle w:val="Bibliography"/>
@@ -4803,7 +4830,7 @@
       <w:r>
         <w:t xml:space="preserve"> </w:t>
       </w:r>
-      <w:hyperlink r:id="rId124">
+      <w:hyperlink r:id="rId126">
         <w:r>
           <w:rPr>
             <w:rStyle w:val="Hyperlink"/>
@@ -4812,8 +4839,8 @@
         </w:r>
       </w:hyperlink>
     </w:p>
-    <w:bookmarkEnd w:id="125"/>
-    <w:bookmarkStart w:id="127" w:name="ref-moherPreferredReportingItems2015"/>
+    <w:bookmarkEnd w:id="127"/>
+    <w:bookmarkStart w:id="129" w:name="ref-moherPreferredReportingItems2015"/>
     <w:p>
       <w:pPr>
         <w:pStyle w:val="Bibliography"/>
@@ -4850,7 +4877,7 @@
       <w:r>
         <w:t xml:space="preserve"> </w:t>
       </w:r>
-      <w:hyperlink r:id="rId126">
+      <w:hyperlink r:id="rId128">
         <w:r>
           <w:rPr>
             <w:rStyle w:val="Hyperlink"/>
@@ -4859,8 +4886,8 @@
         </w:r>
       </w:hyperlink>
     </w:p>
-    <w:bookmarkEnd w:id="127"/>
-    <w:bookmarkStart w:id="129" w:name="Xe1475e88fa5f75c16c1338eefb377bb33d14b69"/>
+    <w:bookmarkEnd w:id="129"/>
+    <w:bookmarkStart w:id="131" w:name="Xe1475e88fa5f75c16c1338eefb377bb33d14b69"/>
     <w:p>
       <w:pPr>
         <w:pStyle w:val="Bibliography"/>
@@ -4897,7 +4924,7 @@
       <w:r>
         <w:t xml:space="preserve"> </w:t>
       </w:r>
-      <w:hyperlink r:id="rId128">
+      <w:hyperlink r:id="rId130">
         <w:r>
           <w:rPr>
             <w:rStyle w:val="Hyperlink"/>
@@ -4906,8 +4933,8 @@
         </w:r>
       </w:hyperlink>
     </w:p>
-    <w:bookmarkEnd w:id="129"/>
-    <w:bookmarkStart w:id="131" w:name="ref-napolitanoChangesSocialEmotional2025"/>
+    <w:bookmarkEnd w:id="131"/>
+    <w:bookmarkStart w:id="133" w:name="ref-napolitanoChangesSocialEmotional2025"/>
     <w:p>
       <w:pPr>
         <w:pStyle w:val="Bibliography"/>
@@ -4940,7 +4967,7 @@
       <w:r>
         <w:t xml:space="preserve"> </w:t>
       </w:r>
-      <w:hyperlink r:id="rId130">
+      <w:hyperlink r:id="rId132">
         <w:r>
           <w:rPr>
             <w:rStyle w:val="Hyperlink"/>
@@ -4949,8 +4976,8 @@
         </w:r>
       </w:hyperlink>
     </w:p>
-    <w:bookmarkEnd w:id="131"/>
-    <w:bookmarkStart w:id="133" w:name="ref-oecdAcademicLearningFirst2021"/>
+    <w:bookmarkEnd w:id="133"/>
+    <w:bookmarkStart w:id="135" w:name="ref-oecdAcademicLearningFirst2021"/>
     <w:p>
       <w:pPr>
         <w:pStyle w:val="Bibliography"/>
@@ -4974,7 +5001,7 @@
       <w:r>
         <w:t xml:space="preserve"> </w:t>
       </w:r>
-      <w:hyperlink r:id="rId132">
+      <w:hyperlink r:id="rId134">
         <w:r>
           <w:rPr>
             <w:rStyle w:val="Hyperlink"/>
@@ -4983,8 +5010,8 @@
         </w:r>
       </w:hyperlink>
     </w:p>
-    <w:bookmarkEnd w:id="133"/>
-    <w:bookmarkStart w:id="135" w:name="ref-paytonSocialEmotionalLearning2000"/>
+    <w:bookmarkEnd w:id="135"/>
+    <w:bookmarkStart w:id="137" w:name="ref-paytonSocialEmotionalLearning2000"/>
     <w:p>
       <w:pPr>
         <w:pStyle w:val="Bibliography"/>
@@ -5021,7 +5048,7 @@
       <w:r>
         <w:t xml:space="preserve"> </w:t>
       </w:r>
-      <w:hyperlink r:id="rId134">
+      <w:hyperlink r:id="rId136">
         <w:r>
           <w:rPr>
             <w:rStyle w:val="Hyperlink"/>
@@ -5030,8 +5057,8 @@
         </w:r>
       </w:hyperlink>
     </w:p>
-    <w:bookmarkEnd w:id="135"/>
-    <w:bookmarkStart w:id="137" w:name="Xa9e0562277ebc2e30070cd37a2b9b7a899100bd"/>
+    <w:bookmarkEnd w:id="137"/>
+    <w:bookmarkStart w:id="139" w:name="Xa9e0562277ebc2e30070cd37a2b9b7a899100bd"/>
     <w:p>
       <w:pPr>
         <w:pStyle w:val="Bibliography"/>
@@ -5109,7 +5136,7 @@
       <w:r>
         <w:t xml:space="preserve"> </w:t>
       </w:r>
-      <w:hyperlink r:id="rId136">
+      <w:hyperlink r:id="rId138">
         <w:r>
           <w:rPr>
             <w:rStyle w:val="Hyperlink"/>
@@ -5118,8 +5145,8 @@
         </w:r>
       </w:hyperlink>
     </w:p>
-    <w:bookmarkEnd w:id="137"/>
-    <w:bookmarkStart w:id="139" w:name="ref-pellegrinoReadyWhatsNext2025"/>
+    <w:bookmarkEnd w:id="139"/>
+    <w:bookmarkStart w:id="141" w:name="ref-pellegrinoReadyWhatsNext2025"/>
     <w:p>
       <w:pPr>
         <w:pStyle w:val="Bibliography"/>
@@ -5143,7 +5170,7 @@
       <w:r>
         <w:t xml:space="preserve"> </w:t>
       </w:r>
-      <w:hyperlink r:id="rId138">
+      <w:hyperlink r:id="rId140">
         <w:r>
           <w:rPr>
             <w:rStyle w:val="Hyperlink"/>
@@ -5152,8 +5179,8 @@
         </w:r>
       </w:hyperlink>
     </w:p>
-    <w:bookmarkEnd w:id="139"/>
-    <w:bookmarkStart w:id="141" w:name="ref-postigoBehavioralEmotionalSocial2024"/>
+    <w:bookmarkEnd w:id="141"/>
+    <w:bookmarkStart w:id="143" w:name="ref-postigoBehavioralEmotionalSocial2024"/>
     <w:p>
       <w:pPr>
         <w:pStyle w:val="Bibliography"/>
@@ -5177,7 +5204,7 @@
       <w:r>
         <w:t xml:space="preserve"> </w:t>
       </w:r>
-      <w:hyperlink r:id="rId140">
+      <w:hyperlink r:id="rId142">
         <w:r>
           <w:rPr>
             <w:rStyle w:val="Hyperlink"/>
@@ -5186,8 +5213,8 @@
         </w:r>
       </w:hyperlink>
     </w:p>
-    <w:bookmarkEnd w:id="141"/>
-    <w:bookmarkStart w:id="143" w:name="ref-ringwaldMoreSkillTrait2025"/>
+    <w:bookmarkEnd w:id="143"/>
+    <w:bookmarkStart w:id="145" w:name="ref-ringwaldMoreSkillTrait2025"/>
     <w:p>
       <w:pPr>
         <w:pStyle w:val="Bibliography"/>
@@ -5211,7 +5238,7 @@
       <w:r>
         <w:t xml:space="preserve"> </w:t>
       </w:r>
-      <w:hyperlink r:id="rId142">
+      <w:hyperlink r:id="rId144">
         <w:r>
           <w:rPr>
             <w:rStyle w:val="Hyperlink"/>
@@ -5220,8 +5247,8 @@
         </w:r>
       </w:hyperlink>
     </w:p>
-    <w:bookmarkEnd w:id="143"/>
-    <w:bookmarkStart w:id="144" w:name="ref-rosseel2012LavaanPackageStructural"/>
+    <w:bookmarkEnd w:id="145"/>
+    <w:bookmarkStart w:id="146" w:name="ref-rosseel2012LavaanPackageStructural"/>
     <w:p>
       <w:pPr>
         <w:pStyle w:val="Bibliography"/>
@@ -5243,8 +5270,8 @@
         <w:t xml:space="preserve">. 37.</w:t>
       </w:r>
     </w:p>
-    <w:bookmarkEnd w:id="144"/>
-    <w:bookmarkStart w:id="146" w:name="ref-sakalukReconsideringWhatMakes2023"/>
+    <w:bookmarkEnd w:id="146"/>
+    <w:bookmarkStart w:id="148" w:name="ref-sakalukReconsideringWhatMakes2023"/>
     <w:p>
       <w:pPr>
         <w:pStyle w:val="Bibliography"/>
@@ -5281,7 +5308,7 @@
       <w:r>
         <w:t xml:space="preserve"> </w:t>
       </w:r>
-      <w:hyperlink r:id="rId145">
+      <w:hyperlink r:id="rId147">
         <w:r>
           <w:rPr>
             <w:rStyle w:val="Hyperlink"/>
@@ -5290,8 +5317,8 @@
         </w:r>
       </w:hyperlink>
     </w:p>
-    <w:bookmarkEnd w:id="146"/>
-    <w:bookmarkStart w:id="148" w:name="ref-sewellSocialEmotionalBehavioral2023"/>
+    <w:bookmarkEnd w:id="148"/>
+    <w:bookmarkStart w:id="150" w:name="ref-sewellSocialEmotionalBehavioral2023"/>
     <w:p>
       <w:pPr>
         <w:pStyle w:val="Bibliography"/>
@@ -5328,7 +5355,7 @@
       <w:r>
         <w:t xml:space="preserve"> </w:t>
       </w:r>
-      <w:hyperlink r:id="rId147">
+      <w:hyperlink r:id="rId149">
         <w:r>
           <w:rPr>
             <w:rStyle w:val="Hyperlink"/>
@@ -5337,8 +5364,8 @@
         </w:r>
       </w:hyperlink>
     </w:p>
-    <w:bookmarkEnd w:id="148"/>
-    <w:bookmarkStart w:id="150" w:name="ref-sewell2026"/>
+    <w:bookmarkEnd w:id="150"/>
+    <w:bookmarkStart w:id="152" w:name="ref-sewell2026"/>
     <w:p>
       <w:pPr>
         <w:pStyle w:val="Bibliography"/>
@@ -5384,7 +5411,7 @@
       <w:r>
         <w:t xml:space="preserve"> </w:t>
       </w:r>
-      <w:hyperlink r:id="rId149">
+      <w:hyperlink r:id="rId151">
         <w:r>
           <w:rPr>
             <w:rStyle w:val="Hyperlink"/>
@@ -5393,8 +5420,8 @@
         </w:r>
       </w:hyperlink>
     </w:p>
-    <w:bookmarkEnd w:id="150"/>
-    <w:bookmarkStart w:id="152" w:name="ref-sewellAssessingSocialEmotional2024a"/>
+    <w:bookmarkEnd w:id="152"/>
+    <w:bookmarkStart w:id="154" w:name="ref-sewellAssessingSocialEmotional2024a"/>
     <w:p>
       <w:pPr>
         <w:pStyle w:val="Bibliography"/>
@@ -5418,7 +5445,7 @@
       <w:r>
         <w:t xml:space="preserve"> </w:t>
       </w:r>
-      <w:hyperlink r:id="rId151">
+      <w:hyperlink r:id="rId153">
         <w:r>
           <w:rPr>
             <w:rStyle w:val="Hyperlink"/>
@@ -5427,8 +5454,8 @@
         </w:r>
       </w:hyperlink>
     </w:p>
-    <w:bookmarkEnd w:id="152"/>
-    <w:bookmarkStart w:id="154" w:name="X0cb0ee654e2f08ff6eedf58782dc9c5583569f9"/>
+    <w:bookmarkEnd w:id="154"/>
+    <w:bookmarkStart w:id="156" w:name="X0cb0ee654e2f08ff6eedf58782dc9c5583569f9"/>
     <w:p>
       <w:pPr>
         <w:pStyle w:val="Bibliography"/>
@@ -5474,7 +5501,7 @@
       <w:r>
         <w:t xml:space="preserve"> </w:t>
       </w:r>
-      <w:hyperlink r:id="rId153">
+      <w:hyperlink r:id="rId155">
         <w:r>
           <w:rPr>
             <w:rStyle w:val="Hyperlink"/>
@@ -5483,8 +5510,8 @@
         </w:r>
       </w:hyperlink>
     </w:p>
-    <w:bookmarkEnd w:id="154"/>
-    <w:bookmarkStart w:id="156" w:name="ref-sotoTakingSkillsSeriously2021"/>
+    <w:bookmarkEnd w:id="156"/>
+    <w:bookmarkStart w:id="158" w:name="ref-sotoTakingSkillsSeriously2021"/>
     <w:p>
       <w:pPr>
         <w:pStyle w:val="Bibliography"/>
@@ -5521,7 +5548,7 @@
       <w:r>
         <w:t xml:space="preserve"> </w:t>
       </w:r>
-      <w:hyperlink r:id="rId155">
+      <w:hyperlink r:id="rId157">
         <w:r>
           <w:rPr>
             <w:rStyle w:val="Hyperlink"/>
@@ -5530,8 +5557,8 @@
         </w:r>
       </w:hyperlink>
     </w:p>
-    <w:bookmarkEnd w:id="156"/>
-    <w:bookmarkStart w:id="158" w:name="ref-sotoWhatWhatCan2023"/>
+    <w:bookmarkEnd w:id="158"/>
+    <w:bookmarkStart w:id="160" w:name="ref-sotoWhatWhatCan2023"/>
     <w:p>
       <w:pPr>
         <w:pStyle w:val="Bibliography"/>
@@ -5568,7 +5595,7 @@
       <w:r>
         <w:t xml:space="preserve"> </w:t>
       </w:r>
-      <w:hyperlink r:id="rId157">
+      <w:hyperlink r:id="rId159">
         <w:r>
           <w:rPr>
             <w:rStyle w:val="Hyperlink"/>
@@ -5577,8 +5604,8 @@
         </w:r>
       </w:hyperlink>
     </w:p>
-    <w:bookmarkEnd w:id="158"/>
-    <w:bookmarkStart w:id="160" w:name="Xb082c74c6a7c461c9a2cdf6ff9dd2c10dc4eaf2"/>
+    <w:bookmarkEnd w:id="160"/>
+    <w:bookmarkStart w:id="162" w:name="Xb082c74c6a7c461c9a2cdf6ff9dd2c10dc4eaf2"/>
     <w:p>
       <w:pPr>
         <w:pStyle w:val="Bibliography"/>
@@ -5602,7 +5629,7 @@
       <w:r>
         <w:t xml:space="preserve"> </w:t>
       </w:r>
-      <w:hyperlink r:id="rId159">
+      <w:hyperlink r:id="rId161">
         <w:r>
           <w:rPr>
             <w:rStyle w:val="Hyperlink"/>
@@ -5611,8 +5638,8 @@
         </w:r>
       </w:hyperlink>
     </w:p>
-    <w:bookmarkEnd w:id="160"/>
-    <w:bookmarkStart w:id="162" w:name="ref-sotoGoingTraitsSocial2024"/>
+    <w:bookmarkEnd w:id="162"/>
+    <w:bookmarkStart w:id="164" w:name="ref-sotoGoingTraitsSocial2024"/>
     <w:p>
       <w:pPr>
         <w:pStyle w:val="Bibliography"/>
@@ -5649,7 +5676,7 @@
       <w:r>
         <w:t xml:space="preserve"> </w:t>
       </w:r>
-      <w:hyperlink r:id="rId161">
+      <w:hyperlink r:id="rId163">
         <w:r>
           <w:rPr>
             <w:rStyle w:val="Hyperlink"/>
@@ -5658,8 +5685,8 @@
         </w:r>
       </w:hyperlink>
     </w:p>
-    <w:bookmarkEnd w:id="162"/>
-    <w:bookmarkStart w:id="164" w:name="Xeb49fc8e4a552eaeb28cd937bde333a24559a16"/>
+    <w:bookmarkEnd w:id="164"/>
+    <w:bookmarkStart w:id="166" w:name="Xeb49fc8e4a552eaeb28cd937bde333a24559a16"/>
     <w:p>
       <w:pPr>
         <w:pStyle w:val="Bibliography"/>
@@ -5696,7 +5723,7 @@
       <w:r>
         <w:t xml:space="preserve"> </w:t>
       </w:r>
-      <w:hyperlink r:id="rId163">
+      <w:hyperlink r:id="rId165">
         <w:r>
           <w:rPr>
             <w:rStyle w:val="Hyperlink"/>
@@ -5705,8 +5732,8 @@
         </w:r>
       </w:hyperlink>
     </w:p>
-    <w:bookmarkEnd w:id="164"/>
-    <w:bookmarkStart w:id="166" w:name="X627e46842d45949ce4b6490f7ea3b83c99a93ee"/>
+    <w:bookmarkEnd w:id="166"/>
+    <w:bookmarkStart w:id="168" w:name="X627e46842d45949ce4b6490f7ea3b83c99a93ee"/>
     <w:p>
       <w:pPr>
         <w:pStyle w:val="Bibliography"/>
@@ -5730,7 +5757,7 @@
       <w:r>
         <w:t xml:space="preserve"> </w:t>
       </w:r>
-      <w:hyperlink r:id="rId165">
+      <w:hyperlink r:id="rId167">
         <w:r>
           <w:rPr>
             <w:rStyle w:val="Hyperlink"/>
@@ -5739,8 +5766,8 @@
         </w:r>
       </w:hyperlink>
     </w:p>
-    <w:bookmarkEnd w:id="166"/>
-    <w:bookmarkStart w:id="168" w:name="Xdc3dd2716fdb7402a9e7be1eed4023169bcca2b"/>
+    <w:bookmarkEnd w:id="168"/>
+    <w:bookmarkStart w:id="170" w:name="Xdc3dd2716fdb7402a9e7be1eed4023169bcca2b"/>
     <w:p>
       <w:pPr>
         <w:pStyle w:val="Bibliography"/>
@@ -5777,7 +5804,7 @@
       <w:r>
         <w:t xml:space="preserve"> </w:t>
       </w:r>
-      <w:hyperlink r:id="rId167">
+      <w:hyperlink r:id="rId169">
         <w:r>
           <w:rPr>
             <w:rStyle w:val="Hyperlink"/>
@@ -5786,8 +5813,8 @@
         </w:r>
       </w:hyperlink>
     </w:p>
-    <w:bookmarkEnd w:id="168"/>
-    <w:bookmarkStart w:id="170" w:name="X0a0820d44a235e1264568fc7754a4326c4f6660"/>
+    <w:bookmarkEnd w:id="170"/>
+    <w:bookmarkStart w:id="172" w:name="X0a0820d44a235e1264568fc7754a4326c4f6660"/>
     <w:p>
       <w:pPr>
         <w:pStyle w:val="Bibliography"/>
@@ -5811,7 +5838,7 @@
       <w:r>
         <w:t xml:space="preserve"> </w:t>
       </w:r>
-      <w:hyperlink r:id="rId169">
+      <w:hyperlink r:id="rId171">
         <w:r>
           <w:rPr>
             <w:rStyle w:val="Hyperlink"/>
@@ -5820,8 +5847,8 @@
         </w:r>
       </w:hyperlink>
     </w:p>
-    <w:bookmarkEnd w:id="170"/>
-    <w:bookmarkStart w:id="172" w:name="ref-yoonExaminingSEBSkills2024"/>
+    <w:bookmarkEnd w:id="172"/>
+    <w:bookmarkStart w:id="174" w:name="ref-yoonExaminingSEBSkills2024"/>
     <w:p>
       <w:pPr>
         <w:pStyle w:val="Bibliography"/>
@@ -5858,7 +5885,7 @@
       <w:r>
         <w:t xml:space="preserve"> </w:t>
       </w:r>
-      <w:hyperlink r:id="rId171">
+      <w:hyperlink r:id="rId173">
         <w:r>
           <w:rPr>
             <w:rStyle w:val="Hyperlink"/>
@@ -5867,9 +5894,9 @@
         </w:r>
       </w:hyperlink>
     </w:p>
-    <w:bookmarkEnd w:id="172"/>
-    <w:bookmarkEnd w:id="173"/>
-    <w:bookmarkStart w:id="175" w:name="tbl-studies-summary"/>
+    <w:bookmarkEnd w:id="174"/>
+    <w:bookmarkEnd w:id="175"/>
+    <w:bookmarkStart w:id="177" w:name="tbl-studies-summary"/>
     <w:p>
       <w:pPr>
         <w:pStyle w:val="FigureTitle"/>
@@ -5886,7 +5913,7 @@
         <w:t xml:space="preserve">Studies included in the review</w:t>
       </w:r>
     </w:p>
-    <w:bookmarkStart w:id="174" w:name="tbl-studies"/>
+    <w:bookmarkStart w:id="176" w:name="tbl-studies"/>
     <w:tbl>
       <w:tblPr>
         <w:tblStyle w:val="Table"/>
@@ -8659,14 +8686,14 @@
         </w:tc>
       </w:tr>
     </w:tbl>
-    <w:bookmarkEnd w:id="174"/>
-    <w:bookmarkEnd w:id="175"/>
+    <w:bookmarkEnd w:id="176"/>
+    <w:bookmarkEnd w:id="177"/>
     <w:p>
       <w:r>
         <w:br w:type="page"/>
       </w:r>
     </w:p>
-    <w:bookmarkStart w:id="176" w:name="tbl-meta-results"/>
+    <w:bookmarkStart w:id="178" w:name="tbl-meta-results"/>
     <w:p>
       <w:pPr>
         <w:pStyle w:val="FigureTitle"/>
@@ -11233,7 +11260,7 @@
         </w:tc>
       </w:tr>
     </w:tbl>
-    <w:bookmarkEnd w:id="176"/>
+    <w:bookmarkEnd w:id="178"/>
     <w:p>
       <w:pPr>
         <w:pStyle w:val="FigureNote"/>
@@ -11302,7 +11329,7 @@
         <w:br w:type="page"/>
       </w:r>
     </w:p>
-    <w:bookmarkStart w:id="177" w:name="tbl-osmasem-summary"/>
+    <w:bookmarkStart w:id="179" w:name="tbl-osmasem-summary"/>
     <w:p>
       <w:pPr>
         <w:pStyle w:val="FigureTitle"/>
@@ -17256,7 +17283,7 @@
         </w:tc>
       </w:tr>
     </w:tbl>
-    <w:bookmarkEnd w:id="177"/>
+    <w:bookmarkEnd w:id="179"/>
     <w:p>
       <w:pPr>
         <w:pStyle w:val="FigureNote"/>
@@ -17325,7 +17352,7 @@
         <w:br w:type="page"/>
       </w:r>
     </w:p>
-    <w:bookmarkStart w:id="178" w:name="tbl-osmasem-summary2"/>
+    <w:bookmarkStart w:id="180" w:name="tbl-osmasem-summary2"/>
     <w:p>
       <w:pPr>
         <w:pStyle w:val="FigureTitle"/>
@@ -19579,7 +19606,7 @@
         </w:tc>
       </w:tr>
     </w:tbl>
-    <w:bookmarkEnd w:id="178"/>
+    <w:bookmarkEnd w:id="180"/>
     <w:p>
       <w:pPr>
         <w:pStyle w:val="FigureNote"/>
@@ -19648,7 +19675,7 @@
         <w:br w:type="page"/>
       </w:r>
     </w:p>
-    <w:bookmarkStart w:id="182" w:name="fig-prisma"/>
+    <w:bookmarkStart w:id="184" w:name="fig-prisma"/>
     <w:p>
       <w:pPr>
         <w:pStyle w:val="FigureTitle"/>
@@ -19674,18 +19701,18 @@
           <wp:inline>
             <wp:extent cx="5943600" cy="5943600"/>
             <wp:effectExtent b="0" l="0" r="0" t="0"/>
-            <wp:docPr descr="" title="" id="180" name="Picture"/>
+            <wp:docPr descr="" title="" id="182" name="Picture"/>
             <a:graphic>
               <a:graphicData uri="http://schemas.openxmlformats.org/drawingml/2006/picture">
                 <pic:pic>
                   <pic:nvPicPr>
-                    <pic:cNvPr descr="prisma.png" id="181" name="Picture"/>
+                    <pic:cNvPr descr="prisma.png" id="183" name="Picture"/>
                     <pic:cNvPicPr>
                       <a:picLocks noChangeArrowheads="1" noChangeAspect="1"/>
                     </pic:cNvPicPr>
                   </pic:nvPicPr>
                   <pic:blipFill>
-                    <a:blip r:embed="rId179"/>
+                    <a:blip r:embed="rId181"/>
                     <a:stretch>
                       <a:fillRect/>
                     </a:stretch>
@@ -19712,13 +19739,13 @@
         </w:drawing>
       </w:r>
     </w:p>
-    <w:bookmarkEnd w:id="182"/>
+    <w:bookmarkEnd w:id="184"/>
     <w:p>
       <w:r>
         <w:br w:type="page"/>
       </w:r>
     </w:p>
-    <w:bookmarkStart w:id="186" w:name="fig-meta-analysis-plot"/>
+    <w:bookmarkStart w:id="188" w:name="fig-meta-analysis-plot"/>
     <w:p>
       <w:pPr>
         <w:pStyle w:val="FigureTitle"/>
@@ -19744,18 +19771,18 @@
           <wp:inline>
             <wp:extent cx="5943600" cy="5943600"/>
             <wp:effectExtent b="0" l="0" r="0" t="0"/>
-            <wp:docPr descr="" title="" id="184" name="Picture"/>
+            <wp:docPr descr="" title="" id="186" name="Picture"/>
             <a:graphic>
               <a:graphicData uri="http://schemas.openxmlformats.org/drawingml/2006/picture">
                 <pic:pic>
                   <pic:nvPicPr>
-                    <pic:cNvPr descr="livingSEBpaper_files/figure-docx/fig-meta-analysis-plot-1.png" id="185" name="Picture"/>
+                    <pic:cNvPr descr="livingSEBpaper_files/figure-docx/fig-meta-analysis-plot-1.png" id="187" name="Picture"/>
                     <pic:cNvPicPr>
                       <a:picLocks noChangeArrowheads="1" noChangeAspect="1"/>
                     </pic:cNvPicPr>
                   </pic:nvPicPr>
                   <pic:blipFill>
-                    <a:blip r:embed="rId183"/>
+                    <a:blip r:embed="rId185"/>
                     <a:stretch>
                       <a:fillRect/>
                     </a:stretch>
@@ -19782,13 +19809,13 @@
         </w:drawing>
       </w:r>
     </w:p>
-    <w:bookmarkEnd w:id="186"/>
+    <w:bookmarkEnd w:id="188"/>
     <w:p>
       <w:r>
         <w:br w:type="page"/>
       </w:r>
     </w:p>
-    <w:bookmarkStart w:id="190" w:name="fig-corrplot"/>
+    <w:bookmarkStart w:id="192" w:name="fig-corrplot"/>
     <w:p>
       <w:pPr>
         <w:pStyle w:val="FigureTitle"/>
@@ -19814,18 +19841,18 @@
           <wp:inline>
             <wp:extent cx="5943600" cy="5943600"/>
             <wp:effectExtent b="0" l="0" r="0" t="0"/>
-            <wp:docPr descr="" title="" id="188" name="Picture"/>
+            <wp:docPr descr="" title="" id="190" name="Picture"/>
             <a:graphic>
               <a:graphicData uri="http://schemas.openxmlformats.org/drawingml/2006/picture">
                 <pic:pic>
                   <pic:nvPicPr>
-                    <pic:cNvPr descr="livingSEBpaper_files/figure-docx/fig-corrplot-1.png" id="189" name="Picture"/>
+                    <pic:cNvPr descr="livingSEBpaper_files/figure-docx/fig-corrplot-1.png" id="191" name="Picture"/>
                     <pic:cNvPicPr>
                       <a:picLocks noChangeArrowheads="1" noChangeAspect="1"/>
                     </pic:cNvPicPr>
                   </pic:nvPicPr>
                   <pic:blipFill>
-                    <a:blip r:embed="rId187"/>
+                    <a:blip r:embed="rId189"/>
                     <a:stretch>
                       <a:fillRect/>
                     </a:stretch>
@@ -19852,13 +19879,13 @@
         </w:drawing>
       </w:r>
     </w:p>
-    <w:bookmarkEnd w:id="190"/>
+    <w:bookmarkEnd w:id="192"/>
     <w:p>
       <w:r>
         <w:br w:type="page"/>
       </w:r>
     </w:p>
-    <w:bookmarkEnd w:id="191"/>
+    <w:bookmarkEnd w:id="193"/>
     <w:sectPr>
       <w:headerReference r:id="rId9" w:type="even"/>
       <w:headerReference r:id="rId11" w:type="default"/>

--- a/paper/livingSEBpaper.docx
+++ b/paper/livingSEBpaper.docx
@@ -24,7 +24,7 @@
         <w:pStyle w:val="Heading1"/>
       </w:pPr>
       <w:r>
-        <w:t xml:space="preserve">The Living SEB Skills Project: A Living Database for Review and Meta-Analysis of Social, Emotional, and Behavioral Skills</w:t>
+        <w:t xml:space="preserve">The Living SEB Skills Project: A Living Resource for Review and Meta-Analysis of Social, Emotional, and Behavioral Skills</w:t>
       </w:r>
     </w:p>
     <w:p>
@@ -379,7 +379,7 @@
         <w:pStyle w:val="Heading1"/>
       </w:pPr>
       <w:r>
-        <w:t xml:space="preserve">The Living SEB Skills Project: A Living Database for Review and Meta-Analysis of Social, Emotional, and Behavioral Skills</w:t>
+        <w:t xml:space="preserve">The Living SEB Skills Project: A Living Resource for Review and Meta-Analysis of Social, Emotional, and Behavioral Skills</w:t>
       </w:r>
     </w:p>
     <w:bookmarkEnd w:id="37"/>

--- a/paper/livingSEBpaper.docx
+++ b/paper/livingSEBpaper.docx
@@ -68,7 +68,7 @@
       </w:r>
     </w:p>
     <w:bookmarkEnd w:id="20"/>
-    <w:bookmarkStart w:id="38" w:name="author-note"/>
+    <w:bookmarkStart w:id="35" w:name="author-note"/>
     <w:p>
       <w:pPr>
         <w:pStyle w:val="Heading1"/>
@@ -87,7 +87,7 @@
       <w:r>
         <w:t xml:space="preserve"> </w:t>
       </w:r>
-      <w:bookmarkStart w:id="25" w:name="orchid"/>
+      <w:bookmarkStart w:id="24" w:name="orchid"/>
       <w:r>
         <w:drawing>
           <wp:inline>
@@ -104,7 +104,7 @@
                     </pic:cNvPicPr>
                   </pic:nvPicPr>
                   <pic:blipFill>
-                    <a:blip r:embed="rId24">
+                    <a:blip>
                       <a:extLst>
                         <a:ext uri="{28A0092B-C50C-407E-A947-70E740481C1C}">
                           <a14:useLocalDpi xmlns:a14="http://schemas.microsoft.com/office/drawing/2010/main" val="0"/>
@@ -139,11 +139,11 @@
           </wp:inline>
         </w:drawing>
       </w:r>
-      <w:bookmarkEnd w:id="25"/>
-      <w:r>
-        <w:t xml:space="preserve"> </w:t>
-      </w:r>
-      <w:hyperlink r:id="rId26">
+      <w:bookmarkEnd w:id="24"/>
+      <w:r>
+        <w:t xml:space="preserve"> </w:t>
+      </w:r>
+      <w:hyperlink r:id="rId25">
         <w:r>
           <w:rPr>
             <w:rStyle w:val="Hyperlink"/>
@@ -162,24 +162,24 @@
       <w:r>
         <w:t xml:space="preserve"> </w:t>
       </w:r>
-      <w:bookmarkStart w:id="30" w:name="orchid"/>
+      <w:bookmarkStart w:id="28" w:name="orchid"/>
       <w:r>
         <w:drawing>
           <wp:inline>
             <wp:extent cx="152279" cy="152279"/>
             <wp:effectExtent b="0" l="0" r="0" t="0"/>
-            <wp:docPr descr="Orcid ID Logo: A green circle with white letters ID" title="" id="27" name="Picture"/>
+            <wp:docPr descr="Orcid ID Logo: A green circle with white letters ID" title="" id="26" name="Picture"/>
             <a:graphic>
               <a:graphicData uri="http://schemas.openxmlformats.org/drawingml/2006/picture">
                 <pic:pic>
                   <pic:nvPicPr>
-                    <pic:cNvPr descr="_extensions/wjschne/apaquarto/ORCID-iD_icon-vector.svg" id="28" name="Picture"/>
+                    <pic:cNvPr descr="_extensions/wjschne/apaquarto/ORCID-iD_icon-vector.svg" id="27" name="Picture"/>
                     <pic:cNvPicPr>
                       <a:picLocks noChangeArrowheads="1" noChangeAspect="1"/>
                     </pic:cNvPicPr>
                   </pic:nvPicPr>
                   <pic:blipFill>
-                    <a:blip r:embed="rId29">
+                    <a:blip>
                       <a:extLst>
                         <a:ext uri="{28A0092B-C50C-407E-A947-70E740481C1C}">
                           <a14:useLocalDpi xmlns:a14="http://schemas.microsoft.com/office/drawing/2010/main" val="0"/>
@@ -214,11 +214,11 @@
           </wp:inline>
         </w:drawing>
       </w:r>
-      <w:bookmarkEnd w:id="30"/>
-      <w:r>
-        <w:t xml:space="preserve"> </w:t>
-      </w:r>
-      <w:hyperlink r:id="rId31">
+      <w:bookmarkEnd w:id="28"/>
+      <w:r>
+        <w:t xml:space="preserve"> </w:t>
+      </w:r>
+      <w:hyperlink r:id="rId29">
         <w:r>
           <w:rPr>
             <w:rStyle w:val="Hyperlink"/>
@@ -237,24 +237,24 @@
       <w:r>
         <w:t xml:space="preserve"> </w:t>
       </w:r>
-      <w:bookmarkStart w:id="35" w:name="orchid"/>
+      <w:bookmarkStart w:id="32" w:name="orchid"/>
       <w:r>
         <w:drawing>
           <wp:inline>
             <wp:extent cx="152279" cy="152279"/>
             <wp:effectExtent b="0" l="0" r="0" t="0"/>
-            <wp:docPr descr="Orcid ID Logo: A green circle with white letters ID" title="" id="32" name="Picture"/>
+            <wp:docPr descr="Orcid ID Logo: A green circle with white letters ID" title="" id="30" name="Picture"/>
             <a:graphic>
               <a:graphicData uri="http://schemas.openxmlformats.org/drawingml/2006/picture">
                 <pic:pic>
                   <pic:nvPicPr>
-                    <pic:cNvPr descr="_extensions/wjschne/apaquarto/ORCID-iD_icon-vector.svg" id="33" name="Picture"/>
+                    <pic:cNvPr descr="_extensions/wjschne/apaquarto/ORCID-iD_icon-vector.svg" id="31" name="Picture"/>
                     <pic:cNvPicPr>
                       <a:picLocks noChangeArrowheads="1" noChangeAspect="1"/>
                     </pic:cNvPicPr>
                   </pic:nvPicPr>
                   <pic:blipFill>
-                    <a:blip r:embed="rId34">
+                    <a:blip>
                       <a:extLst>
                         <a:ext uri="{28A0092B-C50C-407E-A947-70E740481C1C}">
                           <a14:useLocalDpi xmlns:a14="http://schemas.microsoft.com/office/drawing/2010/main" val="0"/>
@@ -289,11 +289,11 @@
           </wp:inline>
         </w:drawing>
       </w:r>
-      <w:bookmarkEnd w:id="35"/>
-      <w:r>
-        <w:t xml:space="preserve"> </w:t>
-      </w:r>
-      <w:hyperlink r:id="rId36">
+      <w:bookmarkEnd w:id="32"/>
+      <w:r>
+        <w:t xml:space="preserve"> </w:t>
+      </w:r>
+      <w:hyperlink r:id="rId33">
         <w:r>
           <w:rPr>
             <w:rStyle w:val="Hyperlink"/>
@@ -320,7 +320,7 @@
       <w:r>
         <w:t xml:space="preserve"> </w:t>
       </w:r>
-      <w:hyperlink r:id="rId37">
+      <w:hyperlink r:id="rId34">
         <w:r>
           <w:rPr>
             <w:rStyle w:val="Hyperlink"/>
@@ -334,8 +334,8 @@
         <w:br w:type="page"/>
       </w:r>
     </w:p>
-    <w:bookmarkEnd w:id="38"/>
-    <w:bookmarkStart w:id="39" w:name="abstract"/>
+    <w:bookmarkEnd w:id="35"/>
+    <w:bookmarkStart w:id="36" w:name="abstract"/>
     <w:p>
       <w:pPr>
         <w:pStyle w:val="Heading1"/>
@@ -372,8 +372,8 @@
         <w:br w:type="page"/>
       </w:r>
     </w:p>
-    <w:bookmarkEnd w:id="39"/>
-    <w:bookmarkStart w:id="40" w:name="firstheader"/>
+    <w:bookmarkEnd w:id="36"/>
+    <w:bookmarkStart w:id="37" w:name="firstheader"/>
     <w:p>
       <w:pPr>
         <w:pStyle w:val="Heading1"/>
@@ -382,8 +382,8 @@
         <w:t xml:space="preserve">The Living SEB Skills Project: A Living Resource for Review and Meta-Analysis of Social, Emotional, and Behavioral Skills</w:t>
       </w:r>
     </w:p>
-    <w:bookmarkEnd w:id="40"/>
-    <w:bookmarkStart w:id="44" w:name="introduction"/>
+    <w:bookmarkEnd w:id="37"/>
+    <w:bookmarkStart w:id="41" w:name="introduction"/>
     <w:p>
       <w:pPr>
         <w:pStyle w:val="Heading1"/>
@@ -725,7 +725,7 @@
         <w:t xml:space="preserve">Our overarching goal is to prevent SEB skills research from repeating the familiar cycle of selective reporting, fragmentation, and stagnation of many different fields in psychology.</w:t>
       </w:r>
     </w:p>
-    <w:bookmarkStart w:id="41" w:name="social-emotional-and-behavioral-skills"/>
+    <w:bookmarkStart w:id="38" w:name="social-emotional-and-behavioral-skills"/>
     <w:p>
       <w:pPr>
         <w:pStyle w:val="Heading2"/>
@@ -1205,8 +1205,8 @@
         <w:t xml:space="preserve">. In such a rapidly developing area, relying on static reviews or individual literature searches risks selective citation, cherry-picking of results, and conceptual fragmentation. To mitigate these risks, we propose a living and cumulative approach to synthesizing SEB research.</w:t>
       </w:r>
     </w:p>
-    <w:bookmarkEnd w:id="41"/>
-    <w:bookmarkStart w:id="42" w:name="Xc7cba48d50cd7563d163a90e63d0996436d7571"/>
+    <w:bookmarkEnd w:id="38"/>
+    <w:bookmarkStart w:id="39" w:name="Xc7cba48d50cd7563d163a90e63d0996436d7571"/>
     <w:p>
       <w:pPr>
         <w:pStyle w:val="Heading2"/>
@@ -1442,8 +1442,8 @@
         <w:t xml:space="preserve">Providing a similar tool would speed up and facilitate researchers’ literature search, support a standardized and evidence-based understanding of the literature, and inform future research. Given the recency of the framework, fragmentation risks, and rapid expansion of this new research area, SEB skills represent an ideal case for introducing a living review system.</w:t>
       </w:r>
     </w:p>
-    <w:bookmarkEnd w:id="42"/>
-    <w:bookmarkStart w:id="43" w:name="rationale-aims-and-hypotheses"/>
+    <w:bookmarkEnd w:id="39"/>
+    <w:bookmarkStart w:id="40" w:name="rationale-aims-and-hypotheses"/>
     <w:p>
       <w:pPr>
         <w:pStyle w:val="Heading2"/>
@@ -1600,9 +1600,9 @@
         <w:t xml:space="preserve">to date. In particular, we use both multilevel meta-analysis of correlations and meta-analytic structural equation modeling (MASEM)..</w:t>
       </w:r>
     </w:p>
-    <w:bookmarkEnd w:id="43"/>
-    <w:bookmarkEnd w:id="44"/>
-    <w:bookmarkStart w:id="55" w:name="methods"/>
+    <w:bookmarkEnd w:id="40"/>
+    <w:bookmarkEnd w:id="41"/>
+    <w:bookmarkStart w:id="52" w:name="methods"/>
     <w:p>
       <w:pPr>
         <w:pStyle w:val="Heading1"/>
@@ -1611,7 +1611,7 @@
         <w:t xml:space="preserve">Methods</w:t>
       </w:r>
     </w:p>
-    <w:bookmarkStart w:id="48" w:name="transparency-and-openness"/>
+    <w:bookmarkStart w:id="45" w:name="transparency-and-openness"/>
     <w:p>
       <w:pPr>
         <w:pStyle w:val="Heading2"/>
@@ -1630,7 +1630,7 @@
       <w:r>
         <w:t xml:space="preserve"> </w:t>
       </w:r>
-      <w:hyperlink r:id="rId45">
+      <w:hyperlink r:id="rId42">
         <w:r>
           <w:rPr>
             <w:rStyle w:val="Hyperlink"/>
@@ -1644,7 +1644,7 @@
       <w:r>
         <w:t xml:space="preserve">. The repository (</w:t>
       </w:r>
-      <w:hyperlink r:id="rId46">
+      <w:hyperlink r:id="rId43">
         <w:r>
           <w:rPr>
             <w:rStyle w:val="Hyperlink"/>
@@ -1655,7 +1655,7 @@
       <w:r>
         <w:t xml:space="preserve">) also hosts all materials, data, and R code used in this article. All materials are also available on Zenodo (</w:t>
       </w:r>
-      <w:hyperlink r:id="rId47">
+      <w:hyperlink r:id="rId44">
         <w:r>
           <w:rPr>
             <w:rStyle w:val="Hyperlink"/>
@@ -1687,8 +1687,8 @@
         <w:t xml:space="preserve">.</w:t>
       </w:r>
     </w:p>
-    <w:bookmarkEnd w:id="48"/>
-    <w:bookmarkStart w:id="49" w:name="search-strategy"/>
+    <w:bookmarkEnd w:id="45"/>
+    <w:bookmarkStart w:id="46" w:name="search-strategy"/>
     <w:p>
       <w:pPr>
         <w:pStyle w:val="Heading2"/>
@@ -1841,8 +1841,8 @@
         <w:t xml:space="preserve">. For readability, the full search string is available in the preregistration protocol only and will be updated when new measurement or basic theoretical papers are published.</w:t>
       </w:r>
     </w:p>
-    <w:bookmarkEnd w:id="49"/>
-    <w:bookmarkStart w:id="51" w:name="study-eligibility-criteria"/>
+    <w:bookmarkEnd w:id="46"/>
+    <w:bookmarkStart w:id="48" w:name="study-eligibility-criteria"/>
     <w:p>
       <w:pPr>
         <w:pStyle w:val="Heading2"/>
@@ -1896,7 +1896,7 @@
         <w:t xml:space="preserve">)</w:t>
       </w:r>
       <w:r>
-        <w:t xml:space="preserve">, are not considered for inclusion. Similarly, studies focusing solely on other constructs are excluded even if they cite the reference papers. However, if a study examines a different construct but also collects ancillary data using the BESSI, it is included in the meta-analysis. Citations are also excluded if they are published as theses, conference abstracts, or books. Data publications are included if the data are not already included in an indexed study.</w:t>
+        <w:t xml:space="preserve">, are not considered for inclusion. Similarly, studies focusing solely on other constructs are excluded even if they cite the reference papers. However, if a study examines a different construct but also collects ancillary data using the BESSI, it is included in the meta-analysis. Publications are also excluded if they are published as theses, conference abstracts, or books. Data publications are included if the data are not already included in an indexed study.</w:t>
       </w:r>
     </w:p>
     <w:p>
@@ -1992,7 +1992,7 @@
         <w:t xml:space="preserve">The study does not report correlations at baseline or data could not be reduced to correlations.</w:t>
       </w:r>
     </w:p>
-    <w:bookmarkStart w:id="50" w:name="coding-procedures"/>
+    <w:bookmarkStart w:id="47" w:name="coding-procedures"/>
     <w:p>
       <w:pPr>
         <w:pStyle w:val="Heading3"/>
@@ -2340,9 +2340,9 @@
         <w:t xml:space="preserve">. All measures, outcomes, and correlates are manually classified within the names of the correlation matrix. A codebook with all measures coded is available on the GitHub page of the project allowing categorizations of variables in specific and broader categories.</w:t>
       </w:r>
     </w:p>
-    <w:bookmarkEnd w:id="50"/>
-    <w:bookmarkEnd w:id="51"/>
-    <w:bookmarkStart w:id="52" w:name="updating-procedures-and-timeline"/>
+    <w:bookmarkEnd w:id="47"/>
+    <w:bookmarkEnd w:id="48"/>
+    <w:bookmarkStart w:id="49" w:name="updating-procedures-and-timeline"/>
     <w:p>
       <w:pPr>
         <w:pStyle w:val="Heading2"/>
@@ -2368,7 +2368,7 @@
         <w:t xml:space="preserve"> </w:t>
       </w:r>
       <w:r>
-        <w:t xml:space="preserve">nature of the project, the search and coding procedures are repeated on the first working day of each month to keep updates feasible and avoid large, onerous updates. New studies are added to the database and version-controlled monthly snapshots are archived in GitHub and Zenodo. If no eligible studies are published within a month, no data releases will be published. When new theoretical or measurement works are published, the seed references for the citation-chaining search are expanded accordingly. Additionally, at each new search, the database search will be limited by adding the day the last search was conducted as a starting search limit. To pilot the feasibility of this procedure, we already ran the monthly updates on multiple occasions without encountering time or processing difficulties. We thus retain that the current strategy for monthly updates is feasible with current available resources.</w:t>
+        <w:t xml:space="preserve">nature of the project, the search and coding procedures are repeated on the first working day of each month to keep updates feasible and avoid large, onerous updates. New studies are added to the database and version-controlled monthly snapshots are archived in GitHub and Zenodo. If no eligible studies are published within a given month, a data release will still be issued, specifying that no new data were availablendefined. When new theoretical or measurement works are published, the seed references for the citation-chaining search are expanded accordingly. Additionally, at each new search, the database search will be limited by adding the day the last search was conducted as a starting search limit. To pilot the feasibility of this procedure, we already ran the monthly updates on multiple occasions without encountering time or processing difficulties. We thus retain that the current strategy for monthly updates is feasible with current available re</w:t>
       </w:r>
     </w:p>
     <w:p>
@@ -2379,8 +2379,8 @@
         <w:t xml:space="preserve">We currently expect to provide hand-processed monthly updates of the database until 2030, while working on expanding the collaborative efforts from the community and integrating semi-automized processes for the future.</w:t>
       </w:r>
     </w:p>
-    <w:bookmarkEnd w:id="52"/>
-    <w:bookmarkStart w:id="54" w:name="the-living-seb-app"/>
+    <w:bookmarkEnd w:id="49"/>
+    <w:bookmarkStart w:id="51" w:name="the-living-seb-app"/>
     <w:p>
       <w:pPr>
         <w:pStyle w:val="Heading2"/>
@@ -2499,7 +2499,7 @@
       <w:r>
         <w:t xml:space="preserve"> </w:t>
       </w:r>
-      <w:hyperlink r:id="rId53">
+      <w:hyperlink r:id="rId50">
         <w:r>
           <w:rPr>
             <w:rStyle w:val="Hyperlink"/>
@@ -2511,9 +2511,9 @@
         <w:t xml:space="preserve">.</w:t>
       </w:r>
     </w:p>
-    <w:bookmarkEnd w:id="54"/>
-    <w:bookmarkEnd w:id="55"/>
-    <w:bookmarkStart w:id="65" w:name="results"/>
+    <w:bookmarkEnd w:id="51"/>
+    <w:bookmarkEnd w:id="52"/>
+    <w:bookmarkStart w:id="62" w:name="results"/>
     <w:p>
       <w:pPr>
         <w:pStyle w:val="Heading1"/>
@@ -2545,7 +2545,7 @@
       <w:r>
         <w:t xml:space="preserve"> </w:t>
       </w:r>
-      <w:hyperlink r:id="rId56">
+      <w:hyperlink r:id="rId53">
         <w:r>
           <w:rPr>
             <w:rStyle w:val="Hyperlink"/>
@@ -2559,7 +2559,7 @@
       <w:r>
         <w:t xml:space="preserve"> </w:t>
       </w:r>
-      <w:hyperlink r:id="rId57">
+      <w:hyperlink r:id="rId54">
         <w:r>
           <w:rPr>
             <w:rStyle w:val="Hyperlink"/>
@@ -2571,7 +2571,7 @@
         <w:t xml:space="preserve">.</w:t>
       </w:r>
     </w:p>
-    <w:bookmarkStart w:id="58" w:name="database-overview"/>
+    <w:bookmarkStart w:id="55" w:name="database-overview"/>
     <w:p>
       <w:pPr>
         <w:pStyle w:val="Heading2"/>
@@ -2585,7 +2585,7 @@
         <w:pStyle w:val="FirstParagraph"/>
       </w:pPr>
       <w:r>
-        <w:t xml:space="preserve">At the time of writing, the systematic search identified 441 publications (Scopus = 252; WOS = 189). After removing duplicates, screening titles and abstracts, and reviewing full texts, 35 studies were retained for the living review and 21 studies met criteria for quantitative synthesis. These include a total of 28 independent samples (see</w:t>
+        <w:t xml:space="preserve">At the time of writing, the systematic search identified 356 publications (Scopus = 187; WOS = 169). After removing duplicates, screening titles and abstracts, and reviewing full texts, 35 studies were retained for the living review and 21 studies met criteria for quantitative synthesis. These include a total of 28 independent samples (see</w:t>
       </w:r>
       <w:r>
         <w:t xml:space="preserve"> </w:t>
@@ -2618,7 +2618,7 @@
       <w:r>
         <w:t xml:space="preserve"> </w:t>
       </w:r>
-      <w:hyperlink r:id="rId56">
+      <w:hyperlink r:id="rId53">
         <w:r>
           <w:rPr>
             <w:rStyle w:val="Hyperlink"/>
@@ -2648,7 +2648,7 @@
       <w:r>
         <w:t xml:space="preserve"> </w:t>
       </w:r>
-      <w:hyperlink r:id="rId57">
+      <w:hyperlink r:id="rId54">
         <w:r>
           <w:rPr>
             <w:rStyle w:val="Hyperlink"/>
@@ -2660,8 +2660,8 @@
         <w:t xml:space="preserve">.</w:t>
       </w:r>
     </w:p>
-    <w:bookmarkEnd w:id="58"/>
-    <w:bookmarkStart w:id="59" w:name="multilevel-meta-analysis-of-correlations"/>
+    <w:bookmarkEnd w:id="55"/>
+    <w:bookmarkStart w:id="56" w:name="multilevel-meta-analysis-of-correlations"/>
     <w:p>
       <w:pPr>
         <w:pStyle w:val="Heading2"/>
@@ -2829,8 +2829,8 @@
         <w:t xml:space="preserve">These results suggest that, with the exception of Emotional resilience skills, each SEB skill might be considered as a positive correlate of academic achievement, though most effects are small in magnitude. Indeed, only Self-management skills show correlations larger than 0.20 with academic achievement.</w:t>
       </w:r>
     </w:p>
-    <w:bookmarkEnd w:id="59"/>
-    <w:bookmarkStart w:id="62" w:name="Xdd24d222c7553f036fdfd7748ed557d44c190d5"/>
+    <w:bookmarkEnd w:id="56"/>
+    <w:bookmarkStart w:id="59" w:name="Xdd24d222c7553f036fdfd7748ed557d44c190d5"/>
     <w:p>
       <w:pPr>
         <w:pStyle w:val="Heading2"/>
@@ -3006,7 +3006,7 @@
         <w:pStyle w:val="BodyText"/>
       </w:pPr>
       <w:r>
-        <w:t xml:space="preserve">MASEM analyses were based on varying number of effect sizes per pairwise correlation (i.e., different correlation matrices), with the minimum available effects per correlation being 3 and the maximum being 25. As a consequence, also sample sizes and precision differed, with the minimum being 2712 (i.e., correlations between personality traits and academic achievement) and the maximum being 23321 (i.e., correlations between SEB domains). Correlation matrices were taken from 26 samples included in 19 different studies.</w:t>
+        <w:t xml:space="preserve">MASEM analyses were based on varying number of effect sizes per pairwise correlation (i.e., different correlation matrices), with the minimum available effects per correlation being 3 and the maximum being 23. As a consequence, also sample sizes and precision differed, with the minimum being 2712 (i.e., correlations between personality traits and academic achievement) and the maximum being 22592 (i.e., correlations between SEB domains). Correlation matrices were taken from 24 samples included in 17 different studies.</w:t>
       </w:r>
     </w:p>
     <w:p>
@@ -3017,7 +3017,7 @@
         <w:t xml:space="preserve">Given the low number of studies available for some variables, we set between-study variance to zero and estimated a common effect across studies. This approach avoids attempting to estimate random‐effects components that would be unstable or poorly identified in sparse conditions.</w:t>
       </w:r>
     </w:p>
-    <w:bookmarkStart w:id="60" w:name="pooled-correlations"/>
+    <w:bookmarkStart w:id="57" w:name="pooled-correlations"/>
     <w:p>
       <w:pPr>
         <w:pStyle w:val="Heading3"/>
@@ -3058,7 +3058,7 @@
         <w:t xml:space="preserve"> </w:t>
       </w:r>
       <w:r>
-        <w:t xml:space="preserve">&gt; 0.6), with the highest correlation reaching 0.74. For what concerns academic achievement, Self-management (r = 0.24), BF Conscientiousness (r = 0.22) were the only variables among SEB skills and Big Five traits showing a pooled correlation higher than</w:t>
+        <w:t xml:space="preserve">&gt; 0.62), with the highest correlation reaching 0.74. For what concerns academic achievement, Self-management (r = 0.24), BF Conscientiousness (r = 0.22) were the only variables among SEB skills and Big Five traits showing a pooled correlation higher than</w:t>
       </w:r>
       <w:r>
         <w:t xml:space="preserve"> </w:t>
@@ -3077,8 +3077,8 @@
         <w:t xml:space="preserve">&gt; 0.2 with academic achievement.</w:t>
       </w:r>
     </w:p>
-    <w:bookmarkEnd w:id="60"/>
-    <w:bookmarkStart w:id="61" w:name="incremental-validity-beyond-the-big-five"/>
+    <w:bookmarkEnd w:id="57"/>
+    <w:bookmarkStart w:id="58" w:name="incremental-validity-beyond-the-big-five"/>
     <w:p>
       <w:pPr>
         <w:pStyle w:val="Heading3"/>
@@ -3130,9 +3130,9 @@
         <w:t xml:space="preserve">These results confirm that SEB skills, as measured by the BESSI questionnaires, differ from the Big Five in terms of predictive validity, with Innovation, Self-management, and Social engagement having higher predictive power than Openness, Conscientiousness, and Extraversion.</w:t>
       </w:r>
     </w:p>
-    <w:bookmarkEnd w:id="61"/>
-    <w:bookmarkEnd w:id="62"/>
-    <w:bookmarkStart w:id="63" w:name="incremental-validity-between-seb-skills"/>
+    <w:bookmarkEnd w:id="58"/>
+    <w:bookmarkEnd w:id="59"/>
+    <w:bookmarkStart w:id="60" w:name="incremental-validity-between-seb-skills"/>
     <w:p>
       <w:pPr>
         <w:pStyle w:val="Heading2"/>
@@ -3173,7 +3173,7 @@
         <w:t xml:space="preserve"> </w:t>
       </w:r>
       <w:r>
-        <w:t xml:space="preserve">&lt; 0.01) larger than |0.1| with academic achievement beyond the other skill domains. Specifically, Emotional resilience (b = -0.11; 95% CI [-0.13; -0.09]; p &lt; 0.001), Self-management (b = 0.24; 95% CI [0.22; 0.25]; p &lt; 0.001) showed significant and practically meaningful associations with academic achievement, while all other associations were lower than |0.05| and/or non-significant.</w:t>
+        <w:t xml:space="preserve">&lt; 0.01) larger than |0.1| with academic achievement beyond the other skill domains. Specifically, Emotional resilience (b = -0.11; 95% CI [-0.13; -0.09]; p &lt; 0.001), Self-management (b = 0.24; 95% CI [0.22; 0.25]; p &lt; 0.001) showed significant and practically meaningful associations with academic achievement, while all other associations were lower than |0.06| and/or non-significant.</w:t>
       </w:r>
     </w:p>
     <w:p>
@@ -3184,8 +3184,8 @@
         <w:t xml:space="preserve">These results confirm Self-management as the most predictive skill for academic achievement. However, the results also show a small but negative effect of Emotional resilience skills, potentially due to multicollinearity or suppression effects.</w:t>
       </w:r>
     </w:p>
-    <w:bookmarkEnd w:id="63"/>
-    <w:bookmarkStart w:id="64" w:name="reproducibility-via-the-living-seb-app"/>
+    <w:bookmarkEnd w:id="60"/>
+    <w:bookmarkStart w:id="61" w:name="reproducibility-via-the-living-seb-app"/>
     <w:p>
       <w:pPr>
         <w:pStyle w:val="Heading2"/>
@@ -3204,7 +3204,7 @@
       <w:r>
         <w:t xml:space="preserve"> </w:t>
       </w:r>
-      <w:hyperlink r:id="rId57">
+      <w:hyperlink r:id="rId54">
         <w:r>
           <w:rPr>
             <w:rStyle w:val="Hyperlink"/>
@@ -3219,9 +3219,9 @@
         <w:t xml:space="preserve">as part of the project.</w:t>
       </w:r>
     </w:p>
-    <w:bookmarkEnd w:id="64"/>
-    <w:bookmarkEnd w:id="65"/>
-    <w:bookmarkStart w:id="70" w:name="discussion"/>
+    <w:bookmarkEnd w:id="61"/>
+    <w:bookmarkEnd w:id="62"/>
+    <w:bookmarkStart w:id="67" w:name="discussion"/>
     <w:p>
       <w:pPr>
         <w:pStyle w:val="Heading1"/>
@@ -3246,7 +3246,7 @@
         <w:t xml:space="preserve">As exemplified in these analyses, the Living SEB Skills Project provides the necessary tools and data for responding cross-sectional research questions and synthesizing the available evidence using meta-analysis. However, different uses can be made of this data and of the Living SEB App.</w:t>
       </w:r>
     </w:p>
-    <w:bookmarkStart w:id="66" w:name="X7f2835a56e74432eaa242baf8e2936a08c3d351"/>
+    <w:bookmarkStart w:id="63" w:name="X7f2835a56e74432eaa242baf8e2936a08c3d351"/>
     <w:p>
       <w:pPr>
         <w:pStyle w:val="Heading2"/>
@@ -3313,8 +3313,8 @@
         <w:t xml:space="preserve">illustrates how infrastructures of cumulative evidence can shift psychology toward a more dynamic and self-correcting science. Instead of relying on static reviews that quickly become outdated, researchers can build and refine theoretical models with a continually refreshed evidence base. In this sense, the project does not simply provide a database or app but models a new standard for how psychological theory and evidence can co-evolve.</w:t>
       </w:r>
     </w:p>
-    <w:bookmarkEnd w:id="66"/>
-    <w:bookmarkStart w:id="67" w:name="limitations"/>
+    <w:bookmarkEnd w:id="63"/>
+    <w:bookmarkStart w:id="64" w:name="limitations"/>
     <w:p>
       <w:pPr>
         <w:pStyle w:val="Heading2"/>
@@ -3363,8 +3363,8 @@
         <w:t xml:space="preserve">only is not the appropriate choice, but more refined analyses should be conducted locally by the researcher. In particular, only cross-sectional data are available. To analyse experimental and longitudinal data, the necessary data must be manually coded (but all the papers needed should already be included in our database). Additionally, the specific measures used are not coded in the data and different measures are automatically meta-analysed as indicators of a specific outcome or construct. For instance, school engagement could be measured with different questionnaires. Authors interested in moderator analyses should code those specific information. Similarly, study topics are manually and qualitatively defined by the authors and may not correspond to everybody’s opinion. We also acknowledge that our reliance on citation-chaining of seminal SEB works may result in missed eligible publications, particularly those that employ BESSI measures without directly citing the validation articles. While this approach ensures feasibility and reduces noise, it might eventually compromise full systematic comprehensiveness. In the long term, we plan to supplement this strategy with periodic keyword-based searches and, where possible, semi-automated text-mining or machine-learning methods to identify overlooked studies. Meanwhile, we actively encourage researchers to notify us of missing contributions so that the database can remain as inclusive as possible. To date, we are not aware of any published studies within the SEB framework that are excluded.</w:t>
       </w:r>
     </w:p>
-    <w:bookmarkEnd w:id="67"/>
-    <w:bookmarkStart w:id="68" w:name="future-perspectives"/>
+    <w:bookmarkEnd w:id="64"/>
+    <w:bookmarkStart w:id="65" w:name="future-perspectives"/>
     <w:p>
       <w:pPr>
         <w:pStyle w:val="Heading2"/>
@@ -3397,8 +3397,8 @@
         <w:t xml:space="preserve">and app that respect the boundaries of the functionality offered. However, future updates of the project may enlarge the aims of the project and its uses. In particular, with increasing number of longitudinal and experimental publications within the SEB framework, the meta-analysis options of the app could be extended to incorporate both possibilities. We also plan to include options for the analysis of moderators and for publication bias. Depending on future funding and resources, it could be possible to automatize the database search and coding procedures through the use of ad-hoc algorithms and artificial intelligence. Moreover, Users may be provided with the possibility to upload additional data in the main database for personal use or openly for the community. Finally, a future extension of the present work could be to integrate the new specific living resources into broader projects (for example, metaBUS; Bosco et al., 2020) that could benefit from well-organized databases focused on specific topics. However, a common framework for labelling and recognizing the different constructs will be necessary to finally integrate the various efforts.</w:t>
       </w:r>
     </w:p>
-    <w:bookmarkEnd w:id="68"/>
-    <w:bookmarkStart w:id="69" w:name="conclusions"/>
+    <w:bookmarkEnd w:id="65"/>
+    <w:bookmarkStart w:id="66" w:name="conclusions"/>
     <w:p>
       <w:pPr>
         <w:pStyle w:val="Heading2"/>
@@ -3433,9 +3433,9 @@
         <w:br w:type="page"/>
       </w:r>
     </w:p>
-    <w:bookmarkEnd w:id="69"/>
-    <w:bookmarkEnd w:id="70"/>
-    <w:bookmarkStart w:id="196" w:name="references"/>
+    <w:bookmarkEnd w:id="66"/>
+    <w:bookmarkEnd w:id="67"/>
+    <w:bookmarkStart w:id="193" w:name="references"/>
     <w:p>
       <w:pPr>
         <w:pStyle w:val="Heading1"/>
@@ -3444,8 +3444,8 @@
         <w:t xml:space="preserve">References</w:t>
       </w:r>
     </w:p>
-    <w:bookmarkStart w:id="178" w:name="refs"/>
-    <w:bookmarkStart w:id="72" w:name="X2cff003dd1618d8cd6604ca920c5e7b44e311a1"/>
+    <w:bookmarkStart w:id="175" w:name="refs"/>
+    <w:bookmarkStart w:id="69" w:name="X2cff003dd1618d8cd6604ca920c5e7b44e311a1"/>
     <w:p>
       <w:pPr>
         <w:pStyle w:val="Bibliography"/>
@@ -3482,7 +3482,7 @@
       <w:r>
         <w:t xml:space="preserve"> </w:t>
       </w:r>
-      <w:hyperlink r:id="rId71">
+      <w:hyperlink r:id="rId68">
         <w:r>
           <w:rPr>
             <w:rStyle w:val="Hyperlink"/>
@@ -3491,8 +3491,8 @@
         </w:r>
       </w:hyperlink>
     </w:p>
-    <w:bookmarkEnd w:id="72"/>
-    <w:bookmarkStart w:id="74" w:name="Xf78a0d256d2214793ab03b9839ec64a2761d1c6"/>
+    <w:bookmarkEnd w:id="69"/>
+    <w:bookmarkStart w:id="71" w:name="Xf78a0d256d2214793ab03b9839ec64a2761d1c6"/>
     <w:p>
       <w:pPr>
         <w:pStyle w:val="Bibliography"/>
@@ -3529,7 +3529,7 @@
       <w:r>
         <w:t xml:space="preserve"> </w:t>
       </w:r>
-      <w:hyperlink r:id="rId73">
+      <w:hyperlink r:id="rId70">
         <w:r>
           <w:rPr>
             <w:rStyle w:val="Hyperlink"/>
@@ -3538,8 +3538,8 @@
         </w:r>
       </w:hyperlink>
     </w:p>
-    <w:bookmarkEnd w:id="74"/>
-    <w:bookmarkStart w:id="75" w:name="ref-borenstein2021"/>
+    <w:bookmarkEnd w:id="71"/>
+    <w:bookmarkStart w:id="72" w:name="ref-borenstein2021"/>
     <w:p>
       <w:pPr>
         <w:pStyle w:val="Bibliography"/>
@@ -3561,8 +3561,8 @@
         <w:t xml:space="preserve">. John Wiley &amp; Sons.</w:t>
       </w:r>
     </w:p>
-    <w:bookmarkEnd w:id="75"/>
-    <w:bookmarkStart w:id="77" w:name="X1a16d6e0f9131f0c0a7b184e89b95dd7a53f963"/>
+    <w:bookmarkEnd w:id="72"/>
+    <w:bookmarkStart w:id="74" w:name="X1a16d6e0f9131f0c0a7b184e89b95dd7a53f963"/>
     <w:p>
       <w:pPr>
         <w:pStyle w:val="Bibliography"/>
@@ -3599,7 +3599,7 @@
       <w:r>
         <w:t xml:space="preserve"> </w:t>
       </w:r>
-      <w:hyperlink r:id="rId76">
+      <w:hyperlink r:id="rId73">
         <w:r>
           <w:rPr>
             <w:rStyle w:val="Hyperlink"/>
@@ -3608,8 +3608,8 @@
         </w:r>
       </w:hyperlink>
     </w:p>
-    <w:bookmarkEnd w:id="77"/>
-    <w:bookmarkStart w:id="79" w:name="X408390b1eb78f22baf55e3ecf40718f1643c74b"/>
+    <w:bookmarkEnd w:id="74"/>
+    <w:bookmarkStart w:id="76" w:name="X408390b1eb78f22baf55e3ecf40718f1643c74b"/>
     <w:p>
       <w:pPr>
         <w:pStyle w:val="Bibliography"/>
@@ -3643,7 +3643,7 @@
       <w:r>
         <w:t xml:space="preserve">(1). https://doi.org/</w:t>
       </w:r>
-      <w:hyperlink r:id="rId78">
+      <w:hyperlink r:id="rId75">
         <w:r>
           <w:rPr>
             <w:rStyle w:val="Hyperlink"/>
@@ -3652,8 +3652,8 @@
         </w:r>
       </w:hyperlink>
     </w:p>
-    <w:bookmarkEnd w:id="79"/>
-    <w:bookmarkStart w:id="81" w:name="ref-breil2022"/>
+    <w:bookmarkEnd w:id="76"/>
+    <w:bookmarkStart w:id="78" w:name="ref-breil2022"/>
     <w:p>
       <w:pPr>
         <w:pStyle w:val="Bibliography"/>
@@ -3690,7 +3690,7 @@
       <w:r>
         <w:t xml:space="preserve"> </w:t>
       </w:r>
-      <w:hyperlink r:id="rId80">
+      <w:hyperlink r:id="rId77">
         <w:r>
           <w:rPr>
             <w:rStyle w:val="Hyperlink"/>
@@ -3699,8 +3699,8 @@
         </w:r>
       </w:hyperlink>
     </w:p>
-    <w:bookmarkEnd w:id="81"/>
-    <w:bookmarkStart w:id="83" w:name="ref-chenSocialEmotionalBehavioral2024"/>
+    <w:bookmarkEnd w:id="78"/>
+    <w:bookmarkStart w:id="80" w:name="ref-chenSocialEmotionalBehavioral2024"/>
     <w:p>
       <w:pPr>
         <w:pStyle w:val="Bibliography"/>
@@ -3737,7 +3737,7 @@
       <w:r>
         <w:t xml:space="preserve"> </w:t>
       </w:r>
-      <w:hyperlink r:id="rId82">
+      <w:hyperlink r:id="rId79">
         <w:r>
           <w:rPr>
             <w:rStyle w:val="Hyperlink"/>
@@ -3746,8 +3746,8 @@
         </w:r>
       </w:hyperlink>
     </w:p>
-    <w:bookmarkEnd w:id="83"/>
-    <w:bookmarkStart w:id="84" w:name="X2adb9ed5c439b822c73e02a95f751bf4d740d54"/>
+    <w:bookmarkEnd w:id="80"/>
+    <w:bookmarkStart w:id="81" w:name="X2adb9ed5c439b822c73e02a95f751bf4d740d54"/>
     <w:p>
       <w:pPr>
         <w:pStyle w:val="Bibliography"/>
@@ -3769,8 +3769,8 @@
         <w:t xml:space="preserve">. John Wiley &amp; Sons.</w:t>
       </w:r>
     </w:p>
-    <w:bookmarkEnd w:id="84"/>
-    <w:bookmarkStart w:id="86" w:name="ref-cheung2024MetaSEMMetaAnalysisUsing"/>
+    <w:bookmarkEnd w:id="81"/>
+    <w:bookmarkStart w:id="83" w:name="ref-cheung2024MetaSEMMetaAnalysisUsing"/>
     <w:p>
       <w:pPr>
         <w:pStyle w:val="Bibliography"/>
@@ -3794,7 +3794,7 @@
       <w:r>
         <w:t xml:space="preserve"> </w:t>
       </w:r>
-      <w:hyperlink r:id="rId85">
+      <w:hyperlink r:id="rId82">
         <w:r>
           <w:rPr>
             <w:rStyle w:val="Hyperlink"/>
@@ -3803,8 +3803,8 @@
         </w:r>
       </w:hyperlink>
     </w:p>
-    <w:bookmarkEnd w:id="86"/>
-    <w:bookmarkStart w:id="88" w:name="ref-collie2025"/>
+    <w:bookmarkEnd w:id="83"/>
+    <w:bookmarkStart w:id="85" w:name="ref-collie2025"/>
     <w:p>
       <w:pPr>
         <w:pStyle w:val="Bibliography"/>
@@ -3850,7 +3850,7 @@
       <w:r>
         <w:t xml:space="preserve"> </w:t>
       </w:r>
-      <w:hyperlink r:id="rId87">
+      <w:hyperlink r:id="rId84">
         <w:r>
           <w:rPr>
             <w:rStyle w:val="Hyperlink"/>
@@ -3859,8 +3859,8 @@
         </w:r>
       </w:hyperlink>
     </w:p>
-    <w:bookmarkEnd w:id="88"/>
-    <w:bookmarkStart w:id="90" w:name="ref-cuijpersLivingSystematicReviews2022"/>
+    <w:bookmarkEnd w:id="85"/>
+    <w:bookmarkStart w:id="87" w:name="ref-cuijpersLivingSystematicReviews2022"/>
     <w:p>
       <w:pPr>
         <w:pStyle w:val="Bibliography"/>
@@ -3897,7 +3897,7 @@
       <w:r>
         <w:t xml:space="preserve"> </w:t>
       </w:r>
-      <w:hyperlink r:id="rId89">
+      <w:hyperlink r:id="rId86">
         <w:r>
           <w:rPr>
             <w:rStyle w:val="Hyperlink"/>
@@ -3906,8 +3906,8 @@
         </w:r>
       </w:hyperlink>
     </w:p>
-    <w:bookmarkEnd w:id="90"/>
-    <w:bookmarkStart w:id="92" w:name="Xf7b72a721a2d264725390a9c15185df6ed1f0f7"/>
+    <w:bookmarkEnd w:id="87"/>
+    <w:bookmarkStart w:id="89" w:name="Xf7b72a721a2d264725390a9c15185df6ed1f0f7"/>
     <w:p>
       <w:pPr>
         <w:pStyle w:val="Bibliography"/>
@@ -3931,7 +3931,7 @@
       <w:r>
         <w:t xml:space="preserve"> </w:t>
       </w:r>
-      <w:hyperlink r:id="rId91">
+      <w:hyperlink r:id="rId88">
         <w:r>
           <w:rPr>
             <w:rStyle w:val="Hyperlink"/>
@@ -3940,8 +3940,8 @@
         </w:r>
       </w:hyperlink>
     </w:p>
-    <w:bookmarkEnd w:id="92"/>
-    <w:bookmarkStart w:id="94" w:name="ref-elliottLivingSystematicReview2017"/>
+    <w:bookmarkEnd w:id="89"/>
+    <w:bookmarkStart w:id="91" w:name="ref-elliottLivingSystematicReview2017"/>
     <w:p>
       <w:pPr>
         <w:pStyle w:val="Bibliography"/>
@@ -3981,7 +3981,7 @@
       <w:r>
         <w:t xml:space="preserve"> </w:t>
       </w:r>
-      <w:hyperlink r:id="rId93">
+      <w:hyperlink r:id="rId90">
         <w:r>
           <w:rPr>
             <w:rStyle w:val="Hyperlink"/>
@@ -3990,8 +3990,8 @@
         </w:r>
       </w:hyperlink>
     </w:p>
-    <w:bookmarkEnd w:id="94"/>
-    <w:bookmarkStart w:id="96" w:name="ref-elliottLivingSystematicReviews2014"/>
+    <w:bookmarkEnd w:id="91"/>
+    <w:bookmarkStart w:id="93" w:name="ref-elliottLivingSystematicReviews2014"/>
     <w:p>
       <w:pPr>
         <w:pStyle w:val="Bibliography"/>
@@ -4028,7 +4028,7 @@
       <w:r>
         <w:t xml:space="preserve"> </w:t>
       </w:r>
-      <w:hyperlink r:id="rId95">
+      <w:hyperlink r:id="rId92">
         <w:r>
           <w:rPr>
             <w:rStyle w:val="Hyperlink"/>
@@ -4037,8 +4037,8 @@
         </w:r>
       </w:hyperlink>
     </w:p>
-    <w:bookmarkEnd w:id="96"/>
-    <w:bookmarkStart w:id="98" w:name="ref-feracoSoftSkillsHigh2025"/>
+    <w:bookmarkEnd w:id="93"/>
+    <w:bookmarkStart w:id="95" w:name="ref-feracoSoftSkillsHigh2025"/>
     <w:p>
       <w:pPr>
         <w:pStyle w:val="Bibliography"/>
@@ -4075,7 +4075,7 @@
       <w:r>
         <w:t xml:space="preserve"> </w:t>
       </w:r>
-      <w:hyperlink r:id="rId97">
+      <w:hyperlink r:id="rId94">
         <w:r>
           <w:rPr>
             <w:rStyle w:val="Hyperlink"/>
@@ -4084,8 +4084,8 @@
         </w:r>
       </w:hyperlink>
     </w:p>
-    <w:bookmarkEnd w:id="98"/>
-    <w:bookmarkStart w:id="100" w:name="ref-feracoRoleSocialEmotional2025"/>
+    <w:bookmarkEnd w:id="95"/>
+    <w:bookmarkStart w:id="97" w:name="ref-feracoRoleSocialEmotional2025"/>
     <w:p>
       <w:pPr>
         <w:pStyle w:val="Bibliography"/>
@@ -4109,7 +4109,7 @@
       <w:r>
         <w:t xml:space="preserve"> </w:t>
       </w:r>
-      <w:hyperlink r:id="rId99">
+      <w:hyperlink r:id="rId96">
         <w:r>
           <w:rPr>
             <w:rStyle w:val="Hyperlink"/>
@@ -4118,8 +4118,8 @@
         </w:r>
       </w:hyperlink>
     </w:p>
-    <w:bookmarkEnd w:id="100"/>
-    <w:bookmarkStart w:id="102" w:name="ref-feracoItalianBehavioralEmotional2024"/>
+    <w:bookmarkEnd w:id="97"/>
+    <w:bookmarkStart w:id="99" w:name="ref-feracoItalianBehavioralEmotional2024"/>
     <w:p>
       <w:pPr>
         <w:pStyle w:val="Bibliography"/>
@@ -4156,7 +4156,7 @@
       <w:r>
         <w:t xml:space="preserve"> </w:t>
       </w:r>
-      <w:hyperlink r:id="rId101">
+      <w:hyperlink r:id="rId98">
         <w:r>
           <w:rPr>
             <w:rStyle w:val="Hyperlink"/>
@@ -4165,8 +4165,8 @@
         </w:r>
       </w:hyperlink>
     </w:p>
-    <w:bookmarkEnd w:id="102"/>
-    <w:bookmarkStart w:id="104" w:name="ref-feracoDifferencesChangeGoals2025"/>
+    <w:bookmarkEnd w:id="99"/>
+    <w:bookmarkStart w:id="101" w:name="ref-feracoDifferencesChangeGoals2025"/>
     <w:p>
       <w:pPr>
         <w:pStyle w:val="Bibliography"/>
@@ -4203,7 +4203,7 @@
       <w:r>
         <w:t xml:space="preserve"> </w:t>
       </w:r>
-      <w:hyperlink r:id="rId103">
+      <w:hyperlink r:id="rId100">
         <w:r>
           <w:rPr>
             <w:rStyle w:val="Hyperlink"/>
@@ -4212,8 +4212,8 @@
         </w:r>
       </w:hyperlink>
     </w:p>
-    <w:bookmarkEnd w:id="104"/>
-    <w:bookmarkStart w:id="106" w:name="ref-feracoSocialEmotionalBehavioral2023"/>
+    <w:bookmarkEnd w:id="101"/>
+    <w:bookmarkStart w:id="103" w:name="ref-feracoSocialEmotionalBehavioral2023"/>
     <w:p>
       <w:pPr>
         <w:pStyle w:val="Bibliography"/>
@@ -4250,7 +4250,7 @@
       <w:r>
         <w:t xml:space="preserve"> </w:t>
       </w:r>
-      <w:hyperlink r:id="rId105">
+      <w:hyperlink r:id="rId102">
         <w:r>
           <w:rPr>
             <w:rStyle w:val="Hyperlink"/>
@@ -4259,8 +4259,8 @@
         </w:r>
       </w:hyperlink>
     </w:p>
-    <w:bookmarkEnd w:id="106"/>
-    <w:bookmarkStart w:id="108" w:name="ref-feracoSocialEmotionalBehavioral2025"/>
+    <w:bookmarkEnd w:id="103"/>
+    <w:bookmarkStart w:id="105" w:name="ref-feracoSocialEmotionalBehavioral2025"/>
     <w:p>
       <w:pPr>
         <w:pStyle w:val="Bibliography"/>
@@ -4297,7 +4297,7 @@
       <w:r>
         <w:t xml:space="preserve"> </w:t>
       </w:r>
-      <w:hyperlink r:id="rId107">
+      <w:hyperlink r:id="rId104">
         <w:r>
           <w:rPr>
             <w:rStyle w:val="Hyperlink"/>
@@ -4306,8 +4306,8 @@
         </w:r>
       </w:hyperlink>
     </w:p>
-    <w:bookmarkEnd w:id="108"/>
-    <w:bookmarkStart w:id="110" w:name="ref-feracoIntegratedModelSchool2023"/>
+    <w:bookmarkEnd w:id="105"/>
+    <w:bookmarkStart w:id="107" w:name="ref-feracoIntegratedModelSchool2023"/>
     <w:p>
       <w:pPr>
         <w:pStyle w:val="Bibliography"/>
@@ -4353,7 +4353,7 @@
       <w:r>
         <w:t xml:space="preserve"> </w:t>
       </w:r>
-      <w:hyperlink r:id="rId109">
+      <w:hyperlink r:id="rId106">
         <w:r>
           <w:rPr>
             <w:rStyle w:val="Hyperlink"/>
@@ -4362,8 +4362,8 @@
         </w:r>
       </w:hyperlink>
     </w:p>
-    <w:bookmarkEnd w:id="110"/>
-    <w:bookmarkStart w:id="112" w:name="ref-guoRolesSocialEmotional2023"/>
+    <w:bookmarkEnd w:id="107"/>
+    <w:bookmarkStart w:id="109" w:name="ref-guoRolesSocialEmotional2023"/>
     <w:p>
       <w:pPr>
         <w:pStyle w:val="Bibliography"/>
@@ -4412,7 +4412,7 @@
       <w:r>
         <w:t xml:space="preserve"> </w:t>
       </w:r>
-      <w:hyperlink r:id="rId111">
+      <w:hyperlink r:id="rId108">
         <w:r>
           <w:rPr>
             <w:rStyle w:val="Hyperlink"/>
@@ -4421,8 +4421,8 @@
         </w:r>
       </w:hyperlink>
     </w:p>
-    <w:bookmarkEnd w:id="112"/>
-    <w:bookmarkStart w:id="114" w:name="ref-heckman2012"/>
+    <w:bookmarkEnd w:id="109"/>
+    <w:bookmarkStart w:id="111" w:name="ref-heckman2012"/>
     <w:p>
       <w:pPr>
         <w:pStyle w:val="Bibliography"/>
@@ -4459,7 +4459,7 @@
       <w:r>
         <w:t xml:space="preserve"> </w:t>
       </w:r>
-      <w:hyperlink r:id="rId113">
+      <w:hyperlink r:id="rId110">
         <w:r>
           <w:rPr>
             <w:rStyle w:val="Hyperlink"/>
@@ -4468,8 +4468,8 @@
         </w:r>
       </w:hyperlink>
     </w:p>
-    <w:bookmarkEnd w:id="114"/>
-    <w:bookmarkStart w:id="116" w:name="ref-hirtCitationTrackingSystematic2023"/>
+    <w:bookmarkEnd w:id="111"/>
+    <w:bookmarkStart w:id="113" w:name="ref-hirtCitationTrackingSystematic2023"/>
     <w:p>
       <w:pPr>
         <w:pStyle w:val="Bibliography"/>
@@ -4506,7 +4506,7 @@
       <w:r>
         <w:t xml:space="preserve"> </w:t>
       </w:r>
-      <w:hyperlink r:id="rId115">
+      <w:hyperlink r:id="rId112">
         <w:r>
           <w:rPr>
             <w:rStyle w:val="Hyperlink"/>
@@ -4515,8 +4515,8 @@
         </w:r>
       </w:hyperlink>
     </w:p>
-    <w:bookmarkEnd w:id="116"/>
-    <w:bookmarkStart w:id="118" w:name="ref-howardWhyWeNeed2025"/>
+    <w:bookmarkEnd w:id="113"/>
+    <w:bookmarkStart w:id="115" w:name="ref-howardWhyWeNeed2025"/>
     <w:p>
       <w:pPr>
         <w:pStyle w:val="Bibliography"/>
@@ -4540,7 +4540,7 @@
       <w:r>
         <w:t xml:space="preserve"> </w:t>
       </w:r>
-      <w:hyperlink r:id="rId117">
+      <w:hyperlink r:id="rId114">
         <w:r>
           <w:rPr>
             <w:rStyle w:val="Hyperlink"/>
@@ -4549,8 +4549,8 @@
         </w:r>
       </w:hyperlink>
     </w:p>
-    <w:bookmarkEnd w:id="118"/>
-    <w:bookmarkStart w:id="120" w:name="ref-ichsanVirtualRealitySkill2025"/>
+    <w:bookmarkEnd w:id="115"/>
+    <w:bookmarkStart w:id="117" w:name="ref-ichsanVirtualRealitySkill2025"/>
     <w:p>
       <w:pPr>
         <w:pStyle w:val="Bibliography"/>
@@ -4587,7 +4587,7 @@
       <w:r>
         <w:t xml:space="preserve"> </w:t>
       </w:r>
-      <w:hyperlink r:id="rId119">
+      <w:hyperlink r:id="rId116">
         <w:r>
           <w:rPr>
             <w:rStyle w:val="Hyperlink"/>
@@ -4596,8 +4596,8 @@
         </w:r>
       </w:hyperlink>
     </w:p>
-    <w:bookmarkEnd w:id="120"/>
-    <w:bookmarkStart w:id="122" w:name="X97b51aaae8911da2956c6ff2e3d234435f67bf7"/>
+    <w:bookmarkEnd w:id="117"/>
+    <w:bookmarkStart w:id="119" w:name="X97b51aaae8911da2956c6ff2e3d234435f67bf7"/>
     <w:p>
       <w:pPr>
         <w:pStyle w:val="Bibliography"/>
@@ -4634,7 +4634,7 @@
       <w:r>
         <w:t xml:space="preserve"> </w:t>
       </w:r>
-      <w:hyperlink r:id="rId121">
+      <w:hyperlink r:id="rId118">
         <w:r>
           <w:rPr>
             <w:rStyle w:val="Hyperlink"/>
@@ -4643,8 +4643,8 @@
         </w:r>
       </w:hyperlink>
     </w:p>
-    <w:bookmarkEnd w:id="122"/>
-    <w:bookmarkStart w:id="124" w:name="X95a48c3bd0fb12e6c8d27e000e5abe5f775fd14"/>
+    <w:bookmarkEnd w:id="119"/>
+    <w:bookmarkStart w:id="121" w:name="X95a48c3bd0fb12e6c8d27e000e5abe5f775fd14"/>
     <w:p>
       <w:pPr>
         <w:pStyle w:val="Bibliography"/>
@@ -4681,7 +4681,7 @@
       <w:r>
         <w:t xml:space="preserve"> </w:t>
       </w:r>
-      <w:hyperlink r:id="rId123">
+      <w:hyperlink r:id="rId120">
         <w:r>
           <w:rPr>
             <w:rStyle w:val="Hyperlink"/>
@@ -4690,8 +4690,8 @@
         </w:r>
       </w:hyperlink>
     </w:p>
-    <w:bookmarkEnd w:id="124"/>
-    <w:bookmarkStart w:id="126" w:name="ref-lechnerBehavioralEmotionalSocial2022"/>
+    <w:bookmarkEnd w:id="121"/>
+    <w:bookmarkStart w:id="123" w:name="ref-lechnerBehavioralEmotionalSocial2022"/>
     <w:p>
       <w:pPr>
         <w:pStyle w:val="Bibliography"/>
@@ -4728,7 +4728,7 @@
       <w:r>
         <w:t xml:space="preserve"> </w:t>
       </w:r>
-      <w:hyperlink r:id="rId125">
+      <w:hyperlink r:id="rId122">
         <w:r>
           <w:rPr>
             <w:rStyle w:val="Hyperlink"/>
@@ -4737,8 +4737,8 @@
         </w:r>
       </w:hyperlink>
     </w:p>
-    <w:bookmarkEnd w:id="126"/>
-    <w:bookmarkStart w:id="128" w:name="X036b1a09cb564fd5fec0952e53199c1d462fd56"/>
+    <w:bookmarkEnd w:id="123"/>
+    <w:bookmarkStart w:id="125" w:name="X036b1a09cb564fd5fec0952e53199c1d462fd56"/>
     <w:p>
       <w:pPr>
         <w:pStyle w:val="Bibliography"/>
@@ -4775,7 +4775,7 @@
       <w:r>
         <w:t xml:space="preserve"> </w:t>
       </w:r>
-      <w:hyperlink r:id="rId127">
+      <w:hyperlink r:id="rId124">
         <w:r>
           <w:rPr>
             <w:rStyle w:val="Hyperlink"/>
@@ -4784,8 +4784,8 @@
         </w:r>
       </w:hyperlink>
     </w:p>
-    <w:bookmarkEnd w:id="128"/>
-    <w:bookmarkStart w:id="130" w:name="ref-mccrae1989"/>
+    <w:bookmarkEnd w:id="125"/>
+    <w:bookmarkStart w:id="127" w:name="ref-mccrae1989"/>
     <w:p>
       <w:pPr>
         <w:pStyle w:val="Bibliography"/>
@@ -4822,7 +4822,7 @@
       <w:r>
         <w:t xml:space="preserve"> </w:t>
       </w:r>
-      <w:hyperlink r:id="rId129">
+      <w:hyperlink r:id="rId126">
         <w:r>
           <w:rPr>
             <w:rStyle w:val="Hyperlink"/>
@@ -4831,8 +4831,8 @@
         </w:r>
       </w:hyperlink>
     </w:p>
-    <w:bookmarkEnd w:id="130"/>
-    <w:bookmarkStart w:id="132" w:name="ref-moherPreferredReportingItems2015"/>
+    <w:bookmarkEnd w:id="127"/>
+    <w:bookmarkStart w:id="129" w:name="ref-moherPreferredReportingItems2015"/>
     <w:p>
       <w:pPr>
         <w:pStyle w:val="Bibliography"/>
@@ -4869,7 +4869,7 @@
       <w:r>
         <w:t xml:space="preserve"> </w:t>
       </w:r>
-      <w:hyperlink r:id="rId131">
+      <w:hyperlink r:id="rId128">
         <w:r>
           <w:rPr>
             <w:rStyle w:val="Hyperlink"/>
@@ -4878,8 +4878,8 @@
         </w:r>
       </w:hyperlink>
     </w:p>
-    <w:bookmarkEnd w:id="132"/>
-    <w:bookmarkStart w:id="134" w:name="Xe1475e88fa5f75c16c1338eefb377bb33d14b69"/>
+    <w:bookmarkEnd w:id="129"/>
+    <w:bookmarkStart w:id="131" w:name="Xe1475e88fa5f75c16c1338eefb377bb33d14b69"/>
     <w:p>
       <w:pPr>
         <w:pStyle w:val="Bibliography"/>
@@ -4916,7 +4916,7 @@
       <w:r>
         <w:t xml:space="preserve"> </w:t>
       </w:r>
-      <w:hyperlink r:id="rId133">
+      <w:hyperlink r:id="rId130">
         <w:r>
           <w:rPr>
             <w:rStyle w:val="Hyperlink"/>
@@ -4925,8 +4925,8 @@
         </w:r>
       </w:hyperlink>
     </w:p>
-    <w:bookmarkEnd w:id="134"/>
-    <w:bookmarkStart w:id="136" w:name="ref-napolitanoChangesSocialEmotional2025"/>
+    <w:bookmarkEnd w:id="131"/>
+    <w:bookmarkStart w:id="133" w:name="ref-napolitanoChangesSocialEmotional2025"/>
     <w:p>
       <w:pPr>
         <w:pStyle w:val="Bibliography"/>
@@ -4959,7 +4959,7 @@
       <w:r>
         <w:t xml:space="preserve"> </w:t>
       </w:r>
-      <w:hyperlink r:id="rId135">
+      <w:hyperlink r:id="rId132">
         <w:r>
           <w:rPr>
             <w:rStyle w:val="Hyperlink"/>
@@ -4968,8 +4968,8 @@
         </w:r>
       </w:hyperlink>
     </w:p>
-    <w:bookmarkEnd w:id="136"/>
-    <w:bookmarkStart w:id="138" w:name="ref-oecdAcademicLearningFirst2021"/>
+    <w:bookmarkEnd w:id="133"/>
+    <w:bookmarkStart w:id="135" w:name="ref-oecdAcademicLearningFirst2021"/>
     <w:p>
       <w:pPr>
         <w:pStyle w:val="Bibliography"/>
@@ -4993,7 +4993,7 @@
       <w:r>
         <w:t xml:space="preserve"> </w:t>
       </w:r>
-      <w:hyperlink r:id="rId137">
+      <w:hyperlink r:id="rId134">
         <w:r>
           <w:rPr>
             <w:rStyle w:val="Hyperlink"/>
@@ -5002,8 +5002,8 @@
         </w:r>
       </w:hyperlink>
     </w:p>
-    <w:bookmarkEnd w:id="138"/>
-    <w:bookmarkStart w:id="140" w:name="ref-paytonSocialEmotionalLearning2000"/>
+    <w:bookmarkEnd w:id="135"/>
+    <w:bookmarkStart w:id="137" w:name="ref-paytonSocialEmotionalLearning2000"/>
     <w:p>
       <w:pPr>
         <w:pStyle w:val="Bibliography"/>
@@ -5040,7 +5040,7 @@
       <w:r>
         <w:t xml:space="preserve"> </w:t>
       </w:r>
-      <w:hyperlink r:id="rId139">
+      <w:hyperlink r:id="rId136">
         <w:r>
           <w:rPr>
             <w:rStyle w:val="Hyperlink"/>
@@ -5049,8 +5049,8 @@
         </w:r>
       </w:hyperlink>
     </w:p>
-    <w:bookmarkEnd w:id="140"/>
-    <w:bookmarkStart w:id="142" w:name="Xa9e0562277ebc2e30070cd37a2b9b7a899100bd"/>
+    <w:bookmarkEnd w:id="137"/>
+    <w:bookmarkStart w:id="139" w:name="Xa9e0562277ebc2e30070cd37a2b9b7a899100bd"/>
     <w:p>
       <w:pPr>
         <w:pStyle w:val="Bibliography"/>
@@ -5128,7 +5128,7 @@
       <w:r>
         <w:t xml:space="preserve"> </w:t>
       </w:r>
-      <w:hyperlink r:id="rId141">
+      <w:hyperlink r:id="rId138">
         <w:r>
           <w:rPr>
             <w:rStyle w:val="Hyperlink"/>
@@ -5137,8 +5137,8 @@
         </w:r>
       </w:hyperlink>
     </w:p>
-    <w:bookmarkEnd w:id="142"/>
-    <w:bookmarkStart w:id="144" w:name="ref-pellegrinoReadyWhatsNext2025"/>
+    <w:bookmarkEnd w:id="139"/>
+    <w:bookmarkStart w:id="141" w:name="ref-pellegrinoReadyWhatsNext2025"/>
     <w:p>
       <w:pPr>
         <w:pStyle w:val="Bibliography"/>
@@ -5162,7 +5162,7 @@
       <w:r>
         <w:t xml:space="preserve"> </w:t>
       </w:r>
-      <w:hyperlink r:id="rId143">
+      <w:hyperlink r:id="rId140">
         <w:r>
           <w:rPr>
             <w:rStyle w:val="Hyperlink"/>
@@ -5171,8 +5171,8 @@
         </w:r>
       </w:hyperlink>
     </w:p>
-    <w:bookmarkEnd w:id="144"/>
-    <w:bookmarkStart w:id="146" w:name="ref-postigoBehavioralEmotionalSocial2024"/>
+    <w:bookmarkEnd w:id="141"/>
+    <w:bookmarkStart w:id="143" w:name="ref-postigoBehavioralEmotionalSocial2024"/>
     <w:p>
       <w:pPr>
         <w:pStyle w:val="Bibliography"/>
@@ -5196,7 +5196,7 @@
       <w:r>
         <w:t xml:space="preserve"> </w:t>
       </w:r>
-      <w:hyperlink r:id="rId145">
+      <w:hyperlink r:id="rId142">
         <w:r>
           <w:rPr>
             <w:rStyle w:val="Hyperlink"/>
@@ -5205,8 +5205,8 @@
         </w:r>
       </w:hyperlink>
     </w:p>
-    <w:bookmarkEnd w:id="146"/>
-    <w:bookmarkStart w:id="148" w:name="ref-ringwaldMoreSkillTrait2025"/>
+    <w:bookmarkEnd w:id="143"/>
+    <w:bookmarkStart w:id="145" w:name="ref-ringwaldMoreSkillTrait2025"/>
     <w:p>
       <w:pPr>
         <w:pStyle w:val="Bibliography"/>
@@ -5230,7 +5230,7 @@
       <w:r>
         <w:t xml:space="preserve"> </w:t>
       </w:r>
-      <w:hyperlink r:id="rId147">
+      <w:hyperlink r:id="rId144">
         <w:r>
           <w:rPr>
             <w:rStyle w:val="Hyperlink"/>
@@ -5239,8 +5239,8 @@
         </w:r>
       </w:hyperlink>
     </w:p>
-    <w:bookmarkEnd w:id="148"/>
-    <w:bookmarkStart w:id="149" w:name="ref-rosseel2012LavaanPackageStructural"/>
+    <w:bookmarkEnd w:id="145"/>
+    <w:bookmarkStart w:id="146" w:name="ref-rosseel2012LavaanPackageStructural"/>
     <w:p>
       <w:pPr>
         <w:pStyle w:val="Bibliography"/>
@@ -5262,8 +5262,8 @@
         <w:t xml:space="preserve">. 37.</w:t>
       </w:r>
     </w:p>
-    <w:bookmarkEnd w:id="149"/>
-    <w:bookmarkStart w:id="151" w:name="ref-sakalukReconsideringWhatMakes2023"/>
+    <w:bookmarkEnd w:id="146"/>
+    <w:bookmarkStart w:id="148" w:name="ref-sakalukReconsideringWhatMakes2023"/>
     <w:p>
       <w:pPr>
         <w:pStyle w:val="Bibliography"/>
@@ -5300,7 +5300,7 @@
       <w:r>
         <w:t xml:space="preserve"> </w:t>
       </w:r>
-      <w:hyperlink r:id="rId150">
+      <w:hyperlink r:id="rId147">
         <w:r>
           <w:rPr>
             <w:rStyle w:val="Hyperlink"/>
@@ -5309,8 +5309,8 @@
         </w:r>
       </w:hyperlink>
     </w:p>
-    <w:bookmarkEnd w:id="151"/>
-    <w:bookmarkStart w:id="153" w:name="ref-sewellSocialEmotionalBehavioral2023"/>
+    <w:bookmarkEnd w:id="148"/>
+    <w:bookmarkStart w:id="150" w:name="ref-sewellSocialEmotionalBehavioral2023"/>
     <w:p>
       <w:pPr>
         <w:pStyle w:val="Bibliography"/>
@@ -5347,7 +5347,7 @@
       <w:r>
         <w:t xml:space="preserve"> </w:t>
       </w:r>
-      <w:hyperlink r:id="rId152">
+      <w:hyperlink r:id="rId149">
         <w:r>
           <w:rPr>
             <w:rStyle w:val="Hyperlink"/>
@@ -5356,8 +5356,8 @@
         </w:r>
       </w:hyperlink>
     </w:p>
-    <w:bookmarkEnd w:id="153"/>
-    <w:bookmarkStart w:id="155" w:name="ref-sewell2026"/>
+    <w:bookmarkEnd w:id="150"/>
+    <w:bookmarkStart w:id="152" w:name="ref-sewell2026"/>
     <w:p>
       <w:pPr>
         <w:pStyle w:val="Bibliography"/>
@@ -5403,7 +5403,7 @@
       <w:r>
         <w:t xml:space="preserve"> </w:t>
       </w:r>
-      <w:hyperlink r:id="rId154">
+      <w:hyperlink r:id="rId151">
         <w:r>
           <w:rPr>
             <w:rStyle w:val="Hyperlink"/>
@@ -5412,8 +5412,8 @@
         </w:r>
       </w:hyperlink>
     </w:p>
-    <w:bookmarkEnd w:id="155"/>
-    <w:bookmarkStart w:id="157" w:name="ref-sewellAssessingSocialEmotional2024a"/>
+    <w:bookmarkEnd w:id="152"/>
+    <w:bookmarkStart w:id="154" w:name="ref-sewellAssessingSocialEmotional2024a"/>
     <w:p>
       <w:pPr>
         <w:pStyle w:val="Bibliography"/>
@@ -5437,7 +5437,7 @@
       <w:r>
         <w:t xml:space="preserve"> </w:t>
       </w:r>
-      <w:hyperlink r:id="rId156">
+      <w:hyperlink r:id="rId153">
         <w:r>
           <w:rPr>
             <w:rStyle w:val="Hyperlink"/>
@@ -5446,8 +5446,8 @@
         </w:r>
       </w:hyperlink>
     </w:p>
-    <w:bookmarkEnd w:id="157"/>
-    <w:bookmarkStart w:id="159" w:name="X0cb0ee654e2f08ff6eedf58782dc9c5583569f9"/>
+    <w:bookmarkEnd w:id="154"/>
+    <w:bookmarkStart w:id="156" w:name="X0cb0ee654e2f08ff6eedf58782dc9c5583569f9"/>
     <w:p>
       <w:pPr>
         <w:pStyle w:val="Bibliography"/>
@@ -5493,7 +5493,7 @@
       <w:r>
         <w:t xml:space="preserve"> </w:t>
       </w:r>
-      <w:hyperlink r:id="rId158">
+      <w:hyperlink r:id="rId155">
         <w:r>
           <w:rPr>
             <w:rStyle w:val="Hyperlink"/>
@@ -5502,8 +5502,8 @@
         </w:r>
       </w:hyperlink>
     </w:p>
-    <w:bookmarkEnd w:id="159"/>
-    <w:bookmarkStart w:id="161" w:name="ref-sotoTakingSkillsSeriously2021"/>
+    <w:bookmarkEnd w:id="156"/>
+    <w:bookmarkStart w:id="158" w:name="ref-sotoTakingSkillsSeriously2021"/>
     <w:p>
       <w:pPr>
         <w:pStyle w:val="Bibliography"/>
@@ -5540,7 +5540,7 @@
       <w:r>
         <w:t xml:space="preserve"> </w:t>
       </w:r>
-      <w:hyperlink r:id="rId160">
+      <w:hyperlink r:id="rId157">
         <w:r>
           <w:rPr>
             <w:rStyle w:val="Hyperlink"/>
@@ -5549,8 +5549,8 @@
         </w:r>
       </w:hyperlink>
     </w:p>
-    <w:bookmarkEnd w:id="161"/>
-    <w:bookmarkStart w:id="163" w:name="ref-sotoWhatWhatCan2023"/>
+    <w:bookmarkEnd w:id="158"/>
+    <w:bookmarkStart w:id="160" w:name="ref-sotoWhatWhatCan2023"/>
     <w:p>
       <w:pPr>
         <w:pStyle w:val="Bibliography"/>
@@ -5587,7 +5587,7 @@
       <w:r>
         <w:t xml:space="preserve"> </w:t>
       </w:r>
-      <w:hyperlink r:id="rId162">
+      <w:hyperlink r:id="rId159">
         <w:r>
           <w:rPr>
             <w:rStyle w:val="Hyperlink"/>
@@ -5596,8 +5596,8 @@
         </w:r>
       </w:hyperlink>
     </w:p>
-    <w:bookmarkEnd w:id="163"/>
-    <w:bookmarkStart w:id="165" w:name="Xb082c74c6a7c461c9a2cdf6ff9dd2c10dc4eaf2"/>
+    <w:bookmarkEnd w:id="160"/>
+    <w:bookmarkStart w:id="162" w:name="Xb082c74c6a7c461c9a2cdf6ff9dd2c10dc4eaf2"/>
     <w:p>
       <w:pPr>
         <w:pStyle w:val="Bibliography"/>
@@ -5621,7 +5621,7 @@
       <w:r>
         <w:t xml:space="preserve"> </w:t>
       </w:r>
-      <w:hyperlink r:id="rId164">
+      <w:hyperlink r:id="rId161">
         <w:r>
           <w:rPr>
             <w:rStyle w:val="Hyperlink"/>
@@ -5630,8 +5630,8 @@
         </w:r>
       </w:hyperlink>
     </w:p>
-    <w:bookmarkEnd w:id="165"/>
-    <w:bookmarkStart w:id="167" w:name="ref-sotoGoingTraitsSocial2024"/>
+    <w:bookmarkEnd w:id="162"/>
+    <w:bookmarkStart w:id="164" w:name="ref-sotoGoingTraitsSocial2024"/>
     <w:p>
       <w:pPr>
         <w:pStyle w:val="Bibliography"/>
@@ -5668,7 +5668,7 @@
       <w:r>
         <w:t xml:space="preserve"> </w:t>
       </w:r>
-      <w:hyperlink r:id="rId166">
+      <w:hyperlink r:id="rId163">
         <w:r>
           <w:rPr>
             <w:rStyle w:val="Hyperlink"/>
@@ -5677,8 +5677,8 @@
         </w:r>
       </w:hyperlink>
     </w:p>
-    <w:bookmarkEnd w:id="167"/>
-    <w:bookmarkStart w:id="169" w:name="Xeb49fc8e4a552eaeb28cd937bde333a24559a16"/>
+    <w:bookmarkEnd w:id="164"/>
+    <w:bookmarkStart w:id="166" w:name="Xeb49fc8e4a552eaeb28cd937bde333a24559a16"/>
     <w:p>
       <w:pPr>
         <w:pStyle w:val="Bibliography"/>
@@ -5715,7 +5715,7 @@
       <w:r>
         <w:t xml:space="preserve"> </w:t>
       </w:r>
-      <w:hyperlink r:id="rId168">
+      <w:hyperlink r:id="rId165">
         <w:r>
           <w:rPr>
             <w:rStyle w:val="Hyperlink"/>
@@ -5724,8 +5724,8 @@
         </w:r>
       </w:hyperlink>
     </w:p>
-    <w:bookmarkEnd w:id="169"/>
-    <w:bookmarkStart w:id="171" w:name="X627e46842d45949ce4b6490f7ea3b83c99a93ee"/>
+    <w:bookmarkEnd w:id="166"/>
+    <w:bookmarkStart w:id="168" w:name="X627e46842d45949ce4b6490f7ea3b83c99a93ee"/>
     <w:p>
       <w:pPr>
         <w:pStyle w:val="Bibliography"/>
@@ -5749,7 +5749,7 @@
       <w:r>
         <w:t xml:space="preserve"> </w:t>
       </w:r>
-      <w:hyperlink r:id="rId170">
+      <w:hyperlink r:id="rId167">
         <w:r>
           <w:rPr>
             <w:rStyle w:val="Hyperlink"/>
@@ -5758,8 +5758,8 @@
         </w:r>
       </w:hyperlink>
     </w:p>
-    <w:bookmarkEnd w:id="171"/>
-    <w:bookmarkStart w:id="173" w:name="Xdc3dd2716fdb7402a9e7be1eed4023169bcca2b"/>
+    <w:bookmarkEnd w:id="168"/>
+    <w:bookmarkStart w:id="170" w:name="Xdc3dd2716fdb7402a9e7be1eed4023169bcca2b"/>
     <w:p>
       <w:pPr>
         <w:pStyle w:val="Bibliography"/>
@@ -5796,7 +5796,7 @@
       <w:r>
         <w:t xml:space="preserve"> </w:t>
       </w:r>
-      <w:hyperlink r:id="rId172">
+      <w:hyperlink r:id="rId169">
         <w:r>
           <w:rPr>
             <w:rStyle w:val="Hyperlink"/>
@@ -5805,8 +5805,8 @@
         </w:r>
       </w:hyperlink>
     </w:p>
-    <w:bookmarkEnd w:id="173"/>
-    <w:bookmarkStart w:id="175" w:name="X0a0820d44a235e1264568fc7754a4326c4f6660"/>
+    <w:bookmarkEnd w:id="170"/>
+    <w:bookmarkStart w:id="172" w:name="X0a0820d44a235e1264568fc7754a4326c4f6660"/>
     <w:p>
       <w:pPr>
         <w:pStyle w:val="Bibliography"/>
@@ -5830,7 +5830,7 @@
       <w:r>
         <w:t xml:space="preserve"> </w:t>
       </w:r>
-      <w:hyperlink r:id="rId174">
+      <w:hyperlink r:id="rId171">
         <w:r>
           <w:rPr>
             <w:rStyle w:val="Hyperlink"/>
@@ -5839,8 +5839,8 @@
         </w:r>
       </w:hyperlink>
     </w:p>
-    <w:bookmarkEnd w:id="175"/>
-    <w:bookmarkStart w:id="177" w:name="ref-yoonExaminingSEBSkills2024"/>
+    <w:bookmarkEnd w:id="172"/>
+    <w:bookmarkStart w:id="174" w:name="ref-yoonExaminingSEBSkills2024"/>
     <w:p>
       <w:pPr>
         <w:pStyle w:val="Bibliography"/>
@@ -5877,7 +5877,7 @@
       <w:r>
         <w:t xml:space="preserve"> </w:t>
       </w:r>
-      <w:hyperlink r:id="rId176">
+      <w:hyperlink r:id="rId173">
         <w:r>
           <w:rPr>
             <w:rStyle w:val="Hyperlink"/>
@@ -5886,9 +5886,9 @@
         </w:r>
       </w:hyperlink>
     </w:p>
-    <w:bookmarkEnd w:id="177"/>
-    <w:bookmarkEnd w:id="178"/>
-    <w:bookmarkStart w:id="180" w:name="tbl-studies-summary"/>
+    <w:bookmarkEnd w:id="174"/>
+    <w:bookmarkEnd w:id="175"/>
+    <w:bookmarkStart w:id="177" w:name="tbl-studies-summary"/>
     <w:p>
       <w:pPr>
         <w:pStyle w:val="FigureTitle"/>
@@ -5905,7 +5905,7 @@
         <w:t xml:space="preserve">Studies included in the review</w:t>
       </w:r>
     </w:p>
-    <w:bookmarkStart w:id="179" w:name="tbl-studies"/>
+    <w:bookmarkStart w:id="176" w:name="tbl-studies"/>
     <w:tbl>
       <w:tblPr>
         <w:tblStyle w:val="Table"/>
@@ -8678,14 +8678,14 @@
         </w:tc>
       </w:tr>
     </w:tbl>
-    <w:bookmarkEnd w:id="179"/>
-    <w:bookmarkEnd w:id="180"/>
+    <w:bookmarkEnd w:id="176"/>
+    <w:bookmarkEnd w:id="177"/>
     <w:p>
       <w:r>
         <w:br w:type="page"/>
       </w:r>
     </w:p>
-    <w:bookmarkStart w:id="181" w:name="tbl-meta-results"/>
+    <w:bookmarkStart w:id="178" w:name="tbl-meta-results"/>
     <w:p>
       <w:pPr>
         <w:pStyle w:val="FigureTitle"/>
@@ -8743,7 +8743,6 @@
           </w:tcPr>
           <w:p>
             <w:pPr>
-              <w:pStyle w:pstlname="Normal"/>
               <w:jc w:val="center"/>
               <w:pBdr>
                 <w:bottom w:val="none" w:sz="0" w:space="0" w:color="000000"/>
@@ -8796,7 +8795,6 @@
           </w:tcPr>
           <w:p>
             <w:pPr>
-              <w:pStyle w:pstlname="Normal"/>
               <w:jc w:val="center"/>
               <w:pBdr>
                 <w:bottom w:val="none" w:sz="0" w:space="0" w:color="000000"/>
@@ -8849,7 +8847,6 @@
           </w:tcPr>
           <w:p>
             <w:pPr>
-              <w:pStyle w:pstlname="Normal"/>
               <w:jc w:val="center"/>
               <w:pBdr>
                 <w:bottom w:val="none" w:sz="0" w:space="0" w:color="000000"/>
@@ -8902,7 +8899,6 @@
           </w:tcPr>
           <w:p>
             <w:pPr>
-              <w:pStyle w:pstlname="Normal"/>
               <w:jc w:val="center"/>
               <w:pBdr>
                 <w:bottom w:val="none" w:sz="0" w:space="0" w:color="000000"/>
@@ -8955,7 +8951,6 @@
           </w:tcPr>
           <w:p>
             <w:pPr>
-              <w:pStyle w:pstlname="Normal"/>
               <w:jc w:val="center"/>
               <w:pBdr>
                 <w:bottom w:val="none" w:sz="0" w:space="0" w:color="000000"/>
@@ -9008,7 +9003,6 @@
           </w:tcPr>
           <w:p>
             <w:pPr>
-              <w:pStyle w:pstlname="Normal"/>
               <w:jc w:val="center"/>
               <w:pBdr>
                 <w:bottom w:val="none" w:sz="0" w:space="0" w:color="000000"/>
@@ -9061,7 +9055,6 @@
           </w:tcPr>
           <w:p>
             <w:pPr>
-              <w:pStyle w:pstlname="Normal"/>
               <w:jc w:val="center"/>
               <w:pBdr>
                 <w:bottom w:val="none" w:sz="0" w:space="0" w:color="000000"/>
@@ -9114,7 +9107,6 @@
           </w:tcPr>
           <w:p>
             <w:pPr>
-              <w:pStyle w:pstlname="Normal"/>
               <w:jc w:val="center"/>
               <w:pBdr>
                 <w:bottom w:val="none" w:sz="0" w:space="0" w:color="000000"/>
@@ -9173,7 +9165,6 @@
           </w:tcPr>
           <w:p>
             <w:pPr>
-              <w:pStyle w:pstlname="Normal"/>
               <w:jc w:val="center"/>
               <w:pBdr>
                 <w:bottom w:val="none" w:sz="0" w:space="0" w:color="000000"/>
@@ -9226,7 +9217,6 @@
           </w:tcPr>
           <w:p>
             <w:pPr>
-              <w:pStyle w:pstlname="Normal"/>
               <w:jc w:val="center"/>
               <w:pBdr>
                 <w:bottom w:val="none" w:sz="0" w:space="0" w:color="000000"/>
@@ -9279,7 +9269,6 @@
           </w:tcPr>
           <w:p>
             <w:pPr>
-              <w:pStyle w:pstlname="Normal"/>
               <w:jc w:val="center"/>
               <w:pBdr>
                 <w:bottom w:val="none" w:sz="0" w:space="0" w:color="000000"/>
@@ -9332,7 +9321,6 @@
           </w:tcPr>
           <w:p>
             <w:pPr>
-              <w:pStyle w:pstlname="Normal"/>
               <w:jc w:val="center"/>
               <w:pBdr>
                 <w:bottom w:val="none" w:sz="0" w:space="0" w:color="000000"/>
@@ -9385,7 +9373,6 @@
           </w:tcPr>
           <w:p>
             <w:pPr>
-              <w:pStyle w:pstlname="Normal"/>
               <w:jc w:val="center"/>
               <w:pBdr>
                 <w:bottom w:val="none" w:sz="0" w:space="0" w:color="000000"/>
@@ -9438,7 +9425,6 @@
           </w:tcPr>
           <w:p>
             <w:pPr>
-              <w:pStyle w:pstlname="Normal"/>
               <w:jc w:val="center"/>
               <w:pBdr>
                 <w:bottom w:val="none" w:sz="0" w:space="0" w:color="000000"/>
@@ -9491,7 +9477,6 @@
           </w:tcPr>
           <w:p>
             <w:pPr>
-              <w:pStyle w:pstlname="Normal"/>
               <w:jc w:val="center"/>
               <w:pBdr>
                 <w:bottom w:val="none" w:sz="0" w:space="0" w:color="000000"/>
@@ -9544,7 +9529,6 @@
           </w:tcPr>
           <w:p>
             <w:pPr>
-              <w:pStyle w:pstlname="Normal"/>
               <w:jc w:val="center"/>
               <w:pBdr>
                 <w:bottom w:val="none" w:sz="0" w:space="0" w:color="000000"/>
@@ -9603,7 +9587,6 @@
           </w:tcPr>
           <w:p>
             <w:pPr>
-              <w:pStyle w:pstlname="Normal"/>
               <w:jc w:val="center"/>
               <w:pBdr>
                 <w:bottom w:val="none" w:sz="0" w:space="0" w:color="000000"/>
@@ -9656,7 +9639,6 @@
           </w:tcPr>
           <w:p>
             <w:pPr>
-              <w:pStyle w:pstlname="Normal"/>
               <w:jc w:val="center"/>
               <w:pBdr>
                 <w:bottom w:val="none" w:sz="0" w:space="0" w:color="000000"/>
@@ -9709,7 +9691,6 @@
           </w:tcPr>
           <w:p>
             <w:pPr>
-              <w:pStyle w:pstlname="Normal"/>
               <w:jc w:val="center"/>
               <w:pBdr>
                 <w:bottom w:val="none" w:sz="0" w:space="0" w:color="000000"/>
@@ -9762,7 +9743,6 @@
           </w:tcPr>
           <w:p>
             <w:pPr>
-              <w:pStyle w:pstlname="Normal"/>
               <w:jc w:val="center"/>
               <w:pBdr>
                 <w:bottom w:val="none" w:sz="0" w:space="0" w:color="000000"/>
@@ -9815,7 +9795,6 @@
           </w:tcPr>
           <w:p>
             <w:pPr>
-              <w:pStyle w:pstlname="Normal"/>
               <w:jc w:val="center"/>
               <w:pBdr>
                 <w:bottom w:val="none" w:sz="0" w:space="0" w:color="000000"/>
@@ -9868,7 +9847,6 @@
           </w:tcPr>
           <w:p>
             <w:pPr>
-              <w:pStyle w:pstlname="Normal"/>
               <w:jc w:val="center"/>
               <w:pBdr>
                 <w:bottom w:val="none" w:sz="0" w:space="0" w:color="000000"/>
@@ -9921,7 +9899,6 @@
           </w:tcPr>
           <w:p>
             <w:pPr>
-              <w:pStyle w:pstlname="Normal"/>
               <w:jc w:val="center"/>
               <w:pBdr>
                 <w:bottom w:val="none" w:sz="0" w:space="0" w:color="000000"/>
@@ -9974,7 +9951,6 @@
           </w:tcPr>
           <w:p>
             <w:pPr>
-              <w:pStyle w:pstlname="Normal"/>
               <w:jc w:val="center"/>
               <w:pBdr>
                 <w:bottom w:val="none" w:sz="0" w:space="0" w:color="000000"/>
@@ -10033,7 +10009,6 @@
           </w:tcPr>
           <w:p>
             <w:pPr>
-              <w:pStyle w:pstlname="Normal"/>
               <w:jc w:val="center"/>
               <w:pBdr>
                 <w:bottom w:val="none" w:sz="0" w:space="0" w:color="000000"/>
@@ -10086,7 +10061,6 @@
           </w:tcPr>
           <w:p>
             <w:pPr>
-              <w:pStyle w:pstlname="Normal"/>
               <w:jc w:val="center"/>
               <w:pBdr>
                 <w:bottom w:val="none" w:sz="0" w:space="0" w:color="000000"/>
@@ -10139,7 +10113,6 @@
           </w:tcPr>
           <w:p>
             <w:pPr>
-              <w:pStyle w:pstlname="Normal"/>
               <w:jc w:val="center"/>
               <w:pBdr>
                 <w:bottom w:val="none" w:sz="0" w:space="0" w:color="000000"/>
@@ -10192,7 +10165,6 @@
           </w:tcPr>
           <w:p>
             <w:pPr>
-              <w:pStyle w:pstlname="Normal"/>
               <w:jc w:val="center"/>
               <w:pBdr>
                 <w:bottom w:val="none" w:sz="0" w:space="0" w:color="000000"/>
@@ -10245,7 +10217,6 @@
           </w:tcPr>
           <w:p>
             <w:pPr>
-              <w:pStyle w:pstlname="Normal"/>
               <w:jc w:val="center"/>
               <w:pBdr>
                 <w:bottom w:val="none" w:sz="0" w:space="0" w:color="000000"/>
@@ -10298,7 +10269,6 @@
           </w:tcPr>
           <w:p>
             <w:pPr>
-              <w:pStyle w:pstlname="Normal"/>
               <w:jc w:val="center"/>
               <w:pBdr>
                 <w:bottom w:val="none" w:sz="0" w:space="0" w:color="000000"/>
@@ -10351,7 +10321,6 @@
           </w:tcPr>
           <w:p>
             <w:pPr>
-              <w:pStyle w:pstlname="Normal"/>
               <w:jc w:val="center"/>
               <w:pBdr>
                 <w:bottom w:val="none" w:sz="0" w:space="0" w:color="000000"/>
@@ -10404,7 +10373,6 @@
           </w:tcPr>
           <w:p>
             <w:pPr>
-              <w:pStyle w:pstlname="Normal"/>
               <w:jc w:val="center"/>
               <w:pBdr>
                 <w:bottom w:val="none" w:sz="0" w:space="0" w:color="000000"/>
@@ -10463,7 +10431,6 @@
           </w:tcPr>
           <w:p>
             <w:pPr>
-              <w:pStyle w:pstlname="Normal"/>
               <w:jc w:val="center"/>
               <w:pBdr>
                 <w:bottom w:val="none" w:sz="0" w:space="0" w:color="000000"/>
@@ -10516,7 +10483,6 @@
           </w:tcPr>
           <w:p>
             <w:pPr>
-              <w:pStyle w:pstlname="Normal"/>
               <w:jc w:val="center"/>
               <w:pBdr>
                 <w:bottom w:val="none" w:sz="0" w:space="0" w:color="000000"/>
@@ -10569,7 +10535,6 @@
           </w:tcPr>
           <w:p>
             <w:pPr>
-              <w:pStyle w:pstlname="Normal"/>
               <w:jc w:val="center"/>
               <w:pBdr>
                 <w:bottom w:val="none" w:sz="0" w:space="0" w:color="000000"/>
@@ -10622,7 +10587,6 @@
           </w:tcPr>
           <w:p>
             <w:pPr>
-              <w:pStyle w:pstlname="Normal"/>
               <w:jc w:val="center"/>
               <w:pBdr>
                 <w:bottom w:val="none" w:sz="0" w:space="0" w:color="000000"/>
@@ -10675,7 +10639,6 @@
           </w:tcPr>
           <w:p>
             <w:pPr>
-              <w:pStyle w:pstlname="Normal"/>
               <w:jc w:val="center"/>
               <w:pBdr>
                 <w:bottom w:val="none" w:sz="0" w:space="0" w:color="000000"/>
@@ -10728,7 +10691,6 @@
           </w:tcPr>
           <w:p>
             <w:pPr>
-              <w:pStyle w:pstlname="Normal"/>
               <w:jc w:val="center"/>
               <w:pBdr>
                 <w:bottom w:val="none" w:sz="0" w:space="0" w:color="000000"/>
@@ -10781,7 +10743,6 @@
           </w:tcPr>
           <w:p>
             <w:pPr>
-              <w:pStyle w:pstlname="Normal"/>
               <w:jc w:val="center"/>
               <w:pBdr>
                 <w:bottom w:val="none" w:sz="0" w:space="0" w:color="000000"/>
@@ -10834,7 +10795,6 @@
           </w:tcPr>
           <w:p>
             <w:pPr>
-              <w:pStyle w:pstlname="Normal"/>
               <w:jc w:val="center"/>
               <w:pBdr>
                 <w:bottom w:val="none" w:sz="0" w:space="0" w:color="000000"/>
@@ -10893,7 +10853,6 @@
           </w:tcPr>
           <w:p>
             <w:pPr>
-              <w:pStyle w:pstlname="Normal"/>
               <w:jc w:val="center"/>
               <w:pBdr>
                 <w:bottom w:val="none" w:sz="0" w:space="0" w:color="000000"/>
@@ -10946,7 +10905,6 @@
           </w:tcPr>
           <w:p>
             <w:pPr>
-              <w:pStyle w:pstlname="Normal"/>
               <w:jc w:val="center"/>
               <w:pBdr>
                 <w:bottom w:val="none" w:sz="0" w:space="0" w:color="000000"/>
@@ -10999,7 +10957,6 @@
           </w:tcPr>
           <w:p>
             <w:pPr>
-              <w:pStyle w:pstlname="Normal"/>
               <w:jc w:val="center"/>
               <w:pBdr>
                 <w:bottom w:val="none" w:sz="0" w:space="0" w:color="000000"/>
@@ -11052,7 +11009,6 @@
           </w:tcPr>
           <w:p>
             <w:pPr>
-              <w:pStyle w:pstlname="Normal"/>
               <w:jc w:val="center"/>
               <w:pBdr>
                 <w:bottom w:val="none" w:sz="0" w:space="0" w:color="000000"/>
@@ -11105,7 +11061,6 @@
           </w:tcPr>
           <w:p>
             <w:pPr>
-              <w:pStyle w:pstlname="Normal"/>
               <w:jc w:val="center"/>
               <w:pBdr>
                 <w:bottom w:val="none" w:sz="0" w:space="0" w:color="000000"/>
@@ -11158,7 +11113,6 @@
           </w:tcPr>
           <w:p>
             <w:pPr>
-              <w:pStyle w:pstlname="Normal"/>
               <w:jc w:val="center"/>
               <w:pBdr>
                 <w:bottom w:val="none" w:sz="0" w:space="0" w:color="000000"/>
@@ -11211,7 +11165,6 @@
           </w:tcPr>
           <w:p>
             <w:pPr>
-              <w:pStyle w:pstlname="Normal"/>
               <w:jc w:val="center"/>
               <w:pBdr>
                 <w:bottom w:val="none" w:sz="0" w:space="0" w:color="000000"/>
@@ -11264,7 +11217,6 @@
           </w:tcPr>
           <w:p>
             <w:pPr>
-              <w:pStyle w:pstlname="Normal"/>
               <w:jc w:val="center"/>
               <w:pBdr>
                 <w:bottom w:val="none" w:sz="0" w:space="0" w:color="000000"/>
@@ -11300,7 +11252,7 @@
         </w:tc>
       </w:tr>
     </w:tbl>
-    <w:bookmarkEnd w:id="181"/>
+    <w:bookmarkEnd w:id="178"/>
     <w:p>
       <w:pPr>
         <w:pStyle w:val="FigureNote"/>
@@ -11369,7 +11321,7 @@
         <w:br w:type="page"/>
       </w:r>
     </w:p>
-    <w:bookmarkStart w:id="182" w:name="tbl-osmasem-summary"/>
+    <w:bookmarkStart w:id="179" w:name="tbl-osmasem-summary"/>
     <w:p>
       <w:pPr>
         <w:pStyle w:val="FigureTitle"/>
@@ -11426,7 +11378,6 @@
           </w:tcPr>
           <w:p>
             <w:pPr>
-              <w:pStyle w:pstlname="Normal"/>
               <w:jc w:val="center"/>
               <w:pBdr>
                 <w:bottom w:val="none" w:sz="0" w:space="0" w:color="000000"/>
@@ -11479,7 +11430,6 @@
           </w:tcPr>
           <w:p>
             <w:pPr>
-              <w:pStyle w:pstlname="Normal"/>
               <w:jc w:val="center"/>
               <w:pBdr>
                 <w:bottom w:val="none" w:sz="0" w:space="0" w:color="000000"/>
@@ -11532,7 +11482,6 @@
           </w:tcPr>
           <w:p>
             <w:pPr>
-              <w:pStyle w:pstlname="Normal"/>
               <w:jc w:val="center"/>
               <w:pBdr>
                 <w:bottom w:val="none" w:sz="0" w:space="0" w:color="000000"/>
@@ -11585,7 +11534,6 @@
           </w:tcPr>
           <w:p>
             <w:pPr>
-              <w:pStyle w:pstlname="Normal"/>
               <w:jc w:val="center"/>
               <w:pBdr>
                 <w:bottom w:val="none" w:sz="0" w:space="0" w:color="000000"/>
@@ -11638,7 +11586,6 @@
           </w:tcPr>
           <w:p>
             <w:pPr>
-              <w:pStyle w:pstlname="Normal"/>
               <w:jc w:val="center"/>
               <w:pBdr>
                 <w:bottom w:val="none" w:sz="0" w:space="0" w:color="000000"/>
@@ -11691,7 +11638,6 @@
           </w:tcPr>
           <w:p>
             <w:pPr>
-              <w:pStyle w:pstlname="Normal"/>
               <w:jc w:val="center"/>
               <w:pBdr>
                 <w:bottom w:val="none" w:sz="0" w:space="0" w:color="000000"/>
@@ -11744,7 +11690,6 @@
           </w:tcPr>
           <w:p>
             <w:pPr>
-              <w:pStyle w:pstlname="Normal"/>
               <w:jc w:val="center"/>
               <w:pBdr>
                 <w:bottom w:val="none" w:sz="0" w:space="0" w:color="000000"/>
@@ -11803,7 +11748,6 @@
           </w:tcPr>
           <w:p>
             <w:pPr>
-              <w:pStyle w:pstlname="Normal"/>
               <w:jc w:val="center"/>
               <w:pBdr>
                 <w:bottom w:val="none" w:sz="0" w:space="0" w:color="000000"/>
@@ -11856,7 +11800,6 @@
           </w:tcPr>
           <w:p>
             <w:pPr>
-              <w:pStyle w:pstlname="Normal"/>
               <w:jc w:val="center"/>
               <w:pBdr>
                 <w:bottom w:val="none" w:sz="0" w:space="0" w:color="000000"/>
@@ -11909,7 +11852,6 @@
           </w:tcPr>
           <w:p>
             <w:pPr>
-              <w:pStyle w:pstlname="Normal"/>
               <w:jc w:val="center"/>
               <w:pBdr>
                 <w:bottom w:val="none" w:sz="0" w:space="0" w:color="000000"/>
@@ -11962,7 +11904,6 @@
           </w:tcPr>
           <w:p>
             <w:pPr>
-              <w:pStyle w:pstlname="Normal"/>
               <w:jc w:val="center"/>
               <w:pBdr>
                 <w:bottom w:val="none" w:sz="0" w:space="0" w:color="000000"/>
@@ -12015,7 +11956,6 @@
           </w:tcPr>
           <w:p>
             <w:pPr>
-              <w:pStyle w:pstlname="Normal"/>
               <w:jc w:val="center"/>
               <w:pBdr>
                 <w:bottom w:val="none" w:sz="0" w:space="0" w:color="000000"/>
@@ -12045,7 +11985,7 @@
                 <w:szCs w:val="20"/>
                 <w:color w:val="000000"/>
               </w:rPr>
-              <w:t xml:space="preserve">0.03</w:t>
+              <w:t xml:space="preserve">0.02</w:t>
             </w:r>
           </w:p>
         </w:tc>
@@ -12068,7 +12008,6 @@
           </w:tcPr>
           <w:p>
             <w:pPr>
-              <w:pStyle w:pstlname="Normal"/>
               <w:jc w:val="center"/>
               <w:pBdr>
                 <w:bottom w:val="none" w:sz="0" w:space="0" w:color="000000"/>
@@ -12121,7 +12060,6 @@
           </w:tcPr>
           <w:p>
             <w:pPr>
-              <w:pStyle w:pstlname="Normal"/>
               <w:jc w:val="center"/>
               <w:pBdr>
                 <w:bottom w:val="none" w:sz="0" w:space="0" w:color="000000"/>
@@ -12180,7 +12118,6 @@
           </w:tcPr>
           <w:p>
             <w:pPr>
-              <w:pStyle w:pstlname="Normal"/>
               <w:jc w:val="center"/>
               <w:pBdr>
                 <w:bottom w:val="none" w:sz="0" w:space="0" w:color="000000"/>
@@ -12233,7 +12170,6 @@
           </w:tcPr>
           <w:p>
             <w:pPr>
-              <w:pStyle w:pstlname="Normal"/>
               <w:jc w:val="center"/>
               <w:pBdr>
                 <w:bottom w:val="none" w:sz="0" w:space="0" w:color="000000"/>
@@ -12286,7 +12222,6 @@
           </w:tcPr>
           <w:p>
             <w:pPr>
-              <w:pStyle w:pstlname="Normal"/>
               <w:jc w:val="center"/>
               <w:pBdr>
                 <w:bottom w:val="none" w:sz="0" w:space="0" w:color="000000"/>
@@ -12339,7 +12274,6 @@
           </w:tcPr>
           <w:p>
             <w:pPr>
-              <w:pStyle w:pstlname="Normal"/>
               <w:jc w:val="center"/>
               <w:pBdr>
                 <w:bottom w:val="none" w:sz="0" w:space="0" w:color="000000"/>
@@ -12392,7 +12326,6 @@
           </w:tcPr>
           <w:p>
             <w:pPr>
-              <w:pStyle w:pstlname="Normal"/>
               <w:jc w:val="center"/>
               <w:pBdr>
                 <w:bottom w:val="none" w:sz="0" w:space="0" w:color="000000"/>
@@ -12445,7 +12378,6 @@
           </w:tcPr>
           <w:p>
             <w:pPr>
-              <w:pStyle w:pstlname="Normal"/>
               <w:jc w:val="center"/>
               <w:pBdr>
                 <w:bottom w:val="none" w:sz="0" w:space="0" w:color="000000"/>
@@ -12498,7 +12430,6 @@
           </w:tcPr>
           <w:p>
             <w:pPr>
-              <w:pStyle w:pstlname="Normal"/>
               <w:jc w:val="center"/>
               <w:pBdr>
                 <w:bottom w:val="none" w:sz="0" w:space="0" w:color="000000"/>
@@ -12557,7 +12488,6 @@
           </w:tcPr>
           <w:p>
             <w:pPr>
-              <w:pStyle w:pstlname="Normal"/>
               <w:jc w:val="center"/>
               <w:pBdr>
                 <w:bottom w:val="none" w:sz="0" w:space="0" w:color="000000"/>
@@ -12610,7 +12540,6 @@
           </w:tcPr>
           <w:p>
             <w:pPr>
-              <w:pStyle w:pstlname="Normal"/>
               <w:jc w:val="center"/>
               <w:pBdr>
                 <w:bottom w:val="none" w:sz="0" w:space="0" w:color="000000"/>
@@ -12663,7 +12592,6 @@
           </w:tcPr>
           <w:p>
             <w:pPr>
-              <w:pStyle w:pstlname="Normal"/>
               <w:jc w:val="center"/>
               <w:pBdr>
                 <w:bottom w:val="none" w:sz="0" w:space="0" w:color="000000"/>
@@ -12716,7 +12644,6 @@
           </w:tcPr>
           <w:p>
             <w:pPr>
-              <w:pStyle w:pstlname="Normal"/>
               <w:jc w:val="center"/>
               <w:pBdr>
                 <w:bottom w:val="none" w:sz="0" w:space="0" w:color="000000"/>
@@ -12769,7 +12696,6 @@
           </w:tcPr>
           <w:p>
             <w:pPr>
-              <w:pStyle w:pstlname="Normal"/>
               <w:jc w:val="center"/>
               <w:pBdr>
                 <w:bottom w:val="none" w:sz="0" w:space="0" w:color="000000"/>
@@ -12822,7 +12748,6 @@
           </w:tcPr>
           <w:p>
             <w:pPr>
-              <w:pStyle w:pstlname="Normal"/>
               <w:jc w:val="center"/>
               <w:pBdr>
                 <w:bottom w:val="none" w:sz="0" w:space="0" w:color="000000"/>
@@ -12875,7 +12800,6 @@
           </w:tcPr>
           <w:p>
             <w:pPr>
-              <w:pStyle w:pstlname="Normal"/>
               <w:jc w:val="center"/>
               <w:pBdr>
                 <w:bottom w:val="none" w:sz="0" w:space="0" w:color="000000"/>
@@ -12934,7 +12858,6 @@
           </w:tcPr>
           <w:p>
             <w:pPr>
-              <w:pStyle w:pstlname="Normal"/>
               <w:jc w:val="center"/>
               <w:pBdr>
                 <w:bottom w:val="none" w:sz="0" w:space="0" w:color="000000"/>
@@ -12987,7 +12910,6 @@
           </w:tcPr>
           <w:p>
             <w:pPr>
-              <w:pStyle w:pstlname="Normal"/>
               <w:jc w:val="center"/>
               <w:pBdr>
                 <w:bottom w:val="none" w:sz="0" w:space="0" w:color="000000"/>
@@ -13040,7 +12962,6 @@
           </w:tcPr>
           <w:p>
             <w:pPr>
-              <w:pStyle w:pstlname="Normal"/>
               <w:jc w:val="center"/>
               <w:pBdr>
                 <w:bottom w:val="none" w:sz="0" w:space="0" w:color="000000"/>
@@ -13093,7 +13014,6 @@
           </w:tcPr>
           <w:p>
             <w:pPr>
-              <w:pStyle w:pstlname="Normal"/>
               <w:jc w:val="center"/>
               <w:pBdr>
                 <w:bottom w:val="none" w:sz="0" w:space="0" w:color="000000"/>
@@ -13146,7 +13066,6 @@
           </w:tcPr>
           <w:p>
             <w:pPr>
-              <w:pStyle w:pstlname="Normal"/>
               <w:jc w:val="center"/>
               <w:pBdr>
                 <w:bottom w:val="none" w:sz="0" w:space="0" w:color="000000"/>
@@ -13199,7 +13118,6 @@
           </w:tcPr>
           <w:p>
             <w:pPr>
-              <w:pStyle w:pstlname="Normal"/>
               <w:jc w:val="center"/>
               <w:pBdr>
                 <w:bottom w:val="none" w:sz="0" w:space="0" w:color="000000"/>
@@ -13252,7 +13170,6 @@
           </w:tcPr>
           <w:p>
             <w:pPr>
-              <w:pStyle w:pstlname="Normal"/>
               <w:jc w:val="center"/>
               <w:pBdr>
                 <w:bottom w:val="none" w:sz="0" w:space="0" w:color="000000"/>
@@ -13311,7 +13228,6 @@
           </w:tcPr>
           <w:p>
             <w:pPr>
-              <w:pStyle w:pstlname="Normal"/>
               <w:jc w:val="center"/>
               <w:pBdr>
                 <w:bottom w:val="none" w:sz="0" w:space="0" w:color="000000"/>
@@ -13364,7 +13280,6 @@
           </w:tcPr>
           <w:p>
             <w:pPr>
-              <w:pStyle w:pstlname="Normal"/>
               <w:jc w:val="center"/>
               <w:pBdr>
                 <w:bottom w:val="none" w:sz="0" w:space="0" w:color="000000"/>
@@ -13417,7 +13332,6 @@
           </w:tcPr>
           <w:p>
             <w:pPr>
-              <w:pStyle w:pstlname="Normal"/>
               <w:jc w:val="center"/>
               <w:pBdr>
                 <w:bottom w:val="none" w:sz="0" w:space="0" w:color="000000"/>
@@ -13470,7 +13384,6 @@
           </w:tcPr>
           <w:p>
             <w:pPr>
-              <w:pStyle w:pstlname="Normal"/>
               <w:jc w:val="center"/>
               <w:pBdr>
                 <w:bottom w:val="none" w:sz="0" w:space="0" w:color="000000"/>
@@ -13523,7 +13436,6 @@
           </w:tcPr>
           <w:p>
             <w:pPr>
-              <w:pStyle w:pstlname="Normal"/>
               <w:jc w:val="center"/>
               <w:pBdr>
                 <w:bottom w:val="none" w:sz="0" w:space="0" w:color="000000"/>
@@ -13576,7 +13488,6 @@
           </w:tcPr>
           <w:p>
             <w:pPr>
-              <w:pStyle w:pstlname="Normal"/>
               <w:jc w:val="center"/>
               <w:pBdr>
                 <w:bottom w:val="none" w:sz="0" w:space="0" w:color="000000"/>
@@ -13629,7 +13540,6 @@
           </w:tcPr>
           <w:p>
             <w:pPr>
-              <w:pStyle w:pstlname="Normal"/>
               <w:jc w:val="center"/>
               <w:pBdr>
                 <w:bottom w:val="none" w:sz="0" w:space="0" w:color="000000"/>
@@ -13688,7 +13598,6 @@
           </w:tcPr>
           <w:p>
             <w:pPr>
-              <w:pStyle w:pstlname="Normal"/>
               <w:jc w:val="center"/>
               <w:pBdr>
                 <w:bottom w:val="none" w:sz="0" w:space="0" w:color="000000"/>
@@ -13741,7 +13650,6 @@
           </w:tcPr>
           <w:p>
             <w:pPr>
-              <w:pStyle w:pstlname="Normal"/>
               <w:jc w:val="center"/>
               <w:pBdr>
                 <w:bottom w:val="none" w:sz="0" w:space="0" w:color="000000"/>
@@ -13794,7 +13702,6 @@
           </w:tcPr>
           <w:p>
             <w:pPr>
-              <w:pStyle w:pstlname="Normal"/>
               <w:jc w:val="center"/>
               <w:pBdr>
                 <w:bottom w:val="none" w:sz="0" w:space="0" w:color="000000"/>
@@ -13847,7 +13754,6 @@
           </w:tcPr>
           <w:p>
             <w:pPr>
-              <w:pStyle w:pstlname="Normal"/>
               <w:jc w:val="center"/>
               <w:pBdr>
                 <w:bottom w:val="none" w:sz="0" w:space="0" w:color="000000"/>
@@ -13900,7 +13806,6 @@
           </w:tcPr>
           <w:p>
             <w:pPr>
-              <w:pStyle w:pstlname="Normal"/>
               <w:jc w:val="center"/>
               <w:pBdr>
                 <w:bottom w:val="none" w:sz="0" w:space="0" w:color="000000"/>
@@ -13953,7 +13858,6 @@
           </w:tcPr>
           <w:p>
             <w:pPr>
-              <w:pStyle w:pstlname="Normal"/>
               <w:jc w:val="center"/>
               <w:pBdr>
                 <w:bottom w:val="none" w:sz="0" w:space="0" w:color="000000"/>
@@ -14006,7 +13910,6 @@
           </w:tcPr>
           <w:p>
             <w:pPr>
-              <w:pStyle w:pstlname="Normal"/>
               <w:jc w:val="center"/>
               <w:pBdr>
                 <w:bottom w:val="none" w:sz="0" w:space="0" w:color="000000"/>
@@ -14065,7 +13968,6 @@
           </w:tcPr>
           <w:p>
             <w:pPr>
-              <w:pStyle w:pstlname="Normal"/>
               <w:jc w:val="center"/>
               <w:pBdr>
                 <w:bottom w:val="none" w:sz="0" w:space="0" w:color="000000"/>
@@ -14118,7 +14020,6 @@
           </w:tcPr>
           <w:p>
             <w:pPr>
-              <w:pStyle w:pstlname="Normal"/>
               <w:jc w:val="center"/>
               <w:pBdr>
                 <w:bottom w:val="none" w:sz="0" w:space="0" w:color="000000"/>
@@ -14171,7 +14072,6 @@
           </w:tcPr>
           <w:p>
             <w:pPr>
-              <w:pStyle w:pstlname="Normal"/>
               <w:jc w:val="center"/>
               <w:pBdr>
                 <w:bottom w:val="none" w:sz="0" w:space="0" w:color="000000"/>
@@ -14224,7 +14124,6 @@
           </w:tcPr>
           <w:p>
             <w:pPr>
-              <w:pStyle w:pstlname="Normal"/>
               <w:jc w:val="center"/>
               <w:pBdr>
                 <w:bottom w:val="none" w:sz="0" w:space="0" w:color="000000"/>
@@ -14277,7 +14176,6 @@
           </w:tcPr>
           <w:p>
             <w:pPr>
-              <w:pStyle w:pstlname="Normal"/>
               <w:jc w:val="center"/>
               <w:pBdr>
                 <w:bottom w:val="none" w:sz="0" w:space="0" w:color="000000"/>
@@ -14330,7 +14228,6 @@
           </w:tcPr>
           <w:p>
             <w:pPr>
-              <w:pStyle w:pstlname="Normal"/>
               <w:jc w:val="center"/>
               <w:pBdr>
                 <w:bottom w:val="none" w:sz="0" w:space="0" w:color="000000"/>
@@ -14383,7 +14280,6 @@
           </w:tcPr>
           <w:p>
             <w:pPr>
-              <w:pStyle w:pstlname="Normal"/>
               <w:jc w:val="center"/>
               <w:pBdr>
                 <w:bottom w:val="none" w:sz="0" w:space="0" w:color="000000"/>
@@ -14442,7 +14338,6 @@
           </w:tcPr>
           <w:p>
             <w:pPr>
-              <w:pStyle w:pstlname="Normal"/>
               <w:jc w:val="center"/>
               <w:pBdr>
                 <w:bottom w:val="none" w:sz="0" w:space="0" w:color="000000"/>
@@ -14495,7 +14390,6 @@
           </w:tcPr>
           <w:p>
             <w:pPr>
-              <w:pStyle w:pstlname="Normal"/>
               <w:jc w:val="center"/>
               <w:pBdr>
                 <w:bottom w:val="none" w:sz="0" w:space="0" w:color="000000"/>
@@ -14548,7 +14442,6 @@
           </w:tcPr>
           <w:p>
             <w:pPr>
-              <w:pStyle w:pstlname="Normal"/>
               <w:jc w:val="center"/>
               <w:pBdr>
                 <w:bottom w:val="none" w:sz="0" w:space="0" w:color="000000"/>
@@ -14601,7 +14494,6 @@
           </w:tcPr>
           <w:p>
             <w:pPr>
-              <w:pStyle w:pstlname="Normal"/>
               <w:jc w:val="center"/>
               <w:pBdr>
                 <w:bottom w:val="none" w:sz="0" w:space="0" w:color="000000"/>
@@ -14654,7 +14546,6 @@
           </w:tcPr>
           <w:p>
             <w:pPr>
-              <w:pStyle w:pstlname="Normal"/>
               <w:jc w:val="center"/>
               <w:pBdr>
                 <w:bottom w:val="none" w:sz="0" w:space="0" w:color="000000"/>
@@ -14707,7 +14598,6 @@
           </w:tcPr>
           <w:p>
             <w:pPr>
-              <w:pStyle w:pstlname="Normal"/>
               <w:jc w:val="center"/>
               <w:pBdr>
                 <w:bottom w:val="none" w:sz="0" w:space="0" w:color="000000"/>
@@ -14760,7 +14650,6 @@
           </w:tcPr>
           <w:p>
             <w:pPr>
-              <w:pStyle w:pstlname="Normal"/>
               <w:jc w:val="center"/>
               <w:pBdr>
                 <w:bottom w:val="none" w:sz="0" w:space="0" w:color="000000"/>
@@ -14819,7 +14708,6 @@
           </w:tcPr>
           <w:p>
             <w:pPr>
-              <w:pStyle w:pstlname="Normal"/>
               <w:jc w:val="center"/>
               <w:pBdr>
                 <w:bottom w:val="none" w:sz="0" w:space="0" w:color="000000"/>
@@ -14872,7 +14760,6 @@
           </w:tcPr>
           <w:p>
             <w:pPr>
-              <w:pStyle w:pstlname="Normal"/>
               <w:jc w:val="center"/>
               <w:pBdr>
                 <w:bottom w:val="none" w:sz="0" w:space="0" w:color="000000"/>
@@ -14925,7 +14812,6 @@
           </w:tcPr>
           <w:p>
             <w:pPr>
-              <w:pStyle w:pstlname="Normal"/>
               <w:jc w:val="center"/>
               <w:pBdr>
                 <w:bottom w:val="none" w:sz="0" w:space="0" w:color="000000"/>
@@ -14978,7 +14864,6 @@
           </w:tcPr>
           <w:p>
             <w:pPr>
-              <w:pStyle w:pstlname="Normal"/>
               <w:jc w:val="center"/>
               <w:pBdr>
                 <w:bottom w:val="none" w:sz="0" w:space="0" w:color="000000"/>
@@ -15031,7 +14916,6 @@
           </w:tcPr>
           <w:p>
             <w:pPr>
-              <w:pStyle w:pstlname="Normal"/>
               <w:jc w:val="center"/>
               <w:pBdr>
                 <w:bottom w:val="none" w:sz="0" w:space="0" w:color="000000"/>
@@ -15061,7 +14945,7 @@
                 <w:szCs w:val="20"/>
                 <w:color w:val="000000"/>
               </w:rPr>
-              <w:t xml:space="preserve">0.01</w:t>
+              <w:t xml:space="preserve">0.00</w:t>
             </w:r>
           </w:p>
         </w:tc>
@@ -15084,7 +14968,6 @@
           </w:tcPr>
           <w:p>
             <w:pPr>
-              <w:pStyle w:pstlname="Normal"/>
               <w:jc w:val="center"/>
               <w:pBdr>
                 <w:bottom w:val="none" w:sz="0" w:space="0" w:color="000000"/>
@@ -15137,7 +15020,6 @@
           </w:tcPr>
           <w:p>
             <w:pPr>
-              <w:pStyle w:pstlname="Normal"/>
               <w:jc w:val="center"/>
               <w:pBdr>
                 <w:bottom w:val="none" w:sz="0" w:space="0" w:color="000000"/>
@@ -15196,7 +15078,6 @@
           </w:tcPr>
           <w:p>
             <w:pPr>
-              <w:pStyle w:pstlname="Normal"/>
               <w:jc w:val="center"/>
               <w:pBdr>
                 <w:bottom w:val="none" w:sz="0" w:space="0" w:color="000000"/>
@@ -15249,7 +15130,6 @@
           </w:tcPr>
           <w:p>
             <w:pPr>
-              <w:pStyle w:pstlname="Normal"/>
               <w:jc w:val="center"/>
               <w:pBdr>
                 <w:bottom w:val="none" w:sz="0" w:space="0" w:color="000000"/>
@@ -15302,7 +15182,6 @@
           </w:tcPr>
           <w:p>
             <w:pPr>
-              <w:pStyle w:pstlname="Normal"/>
               <w:jc w:val="center"/>
               <w:pBdr>
                 <w:bottom w:val="none" w:sz="0" w:space="0" w:color="000000"/>
@@ -15355,7 +15234,6 @@
           </w:tcPr>
           <w:p>
             <w:pPr>
-              <w:pStyle w:pstlname="Normal"/>
               <w:jc w:val="center"/>
               <w:pBdr>
                 <w:bottom w:val="none" w:sz="0" w:space="0" w:color="000000"/>
@@ -15408,7 +15286,6 @@
           </w:tcPr>
           <w:p>
             <w:pPr>
-              <w:pStyle w:pstlname="Normal"/>
               <w:jc w:val="center"/>
               <w:pBdr>
                 <w:bottom w:val="none" w:sz="0" w:space="0" w:color="000000"/>
@@ -15461,7 +15338,6 @@
           </w:tcPr>
           <w:p>
             <w:pPr>
-              <w:pStyle w:pstlname="Normal"/>
               <w:jc w:val="center"/>
               <w:pBdr>
                 <w:bottom w:val="none" w:sz="0" w:space="0" w:color="000000"/>
@@ -15514,7 +15390,6 @@
           </w:tcPr>
           <w:p>
             <w:pPr>
-              <w:pStyle w:pstlname="Normal"/>
               <w:jc w:val="center"/>
               <w:pBdr>
                 <w:bottom w:val="none" w:sz="0" w:space="0" w:color="000000"/>
@@ -15573,7 +15448,6 @@
           </w:tcPr>
           <w:p>
             <w:pPr>
-              <w:pStyle w:pstlname="Normal"/>
               <w:jc w:val="center"/>
               <w:pBdr>
                 <w:bottom w:val="none" w:sz="0" w:space="0" w:color="000000"/>
@@ -15626,7 +15500,6 @@
           </w:tcPr>
           <w:p>
             <w:pPr>
-              <w:pStyle w:pstlname="Normal"/>
               <w:jc w:val="center"/>
               <w:pBdr>
                 <w:bottom w:val="none" w:sz="0" w:space="0" w:color="000000"/>
@@ -15679,7 +15552,6 @@
           </w:tcPr>
           <w:p>
             <w:pPr>
-              <w:pStyle w:pstlname="Normal"/>
               <w:jc w:val="center"/>
               <w:pBdr>
                 <w:bottom w:val="none" w:sz="0" w:space="0" w:color="000000"/>
@@ -15732,7 +15604,6 @@
           </w:tcPr>
           <w:p>
             <w:pPr>
-              <w:pStyle w:pstlname="Normal"/>
               <w:jc w:val="center"/>
               <w:pBdr>
                 <w:bottom w:val="none" w:sz="0" w:space="0" w:color="000000"/>
@@ -15785,7 +15656,6 @@
           </w:tcPr>
           <w:p>
             <w:pPr>
-              <w:pStyle w:pstlname="Normal"/>
               <w:jc w:val="center"/>
               <w:pBdr>
                 <w:bottom w:val="none" w:sz="0" w:space="0" w:color="000000"/>
@@ -15838,7 +15708,6 @@
           </w:tcPr>
           <w:p>
             <w:pPr>
-              <w:pStyle w:pstlname="Normal"/>
               <w:jc w:val="center"/>
               <w:pBdr>
                 <w:bottom w:val="none" w:sz="0" w:space="0" w:color="000000"/>
@@ -15891,7 +15760,6 @@
           </w:tcPr>
           <w:p>
             <w:pPr>
-              <w:pStyle w:pstlname="Normal"/>
               <w:jc w:val="center"/>
               <w:pBdr>
                 <w:bottom w:val="none" w:sz="0" w:space="0" w:color="000000"/>
@@ -15950,7 +15818,6 @@
           </w:tcPr>
           <w:p>
             <w:pPr>
-              <w:pStyle w:pstlname="Normal"/>
               <w:jc w:val="center"/>
               <w:pBdr>
                 <w:bottom w:val="none" w:sz="0" w:space="0" w:color="000000"/>
@@ -16003,7 +15870,6 @@
           </w:tcPr>
           <w:p>
             <w:pPr>
-              <w:pStyle w:pstlname="Normal"/>
               <w:jc w:val="center"/>
               <w:pBdr>
                 <w:bottom w:val="none" w:sz="0" w:space="0" w:color="000000"/>
@@ -16056,7 +15922,6 @@
           </w:tcPr>
           <w:p>
             <w:pPr>
-              <w:pStyle w:pstlname="Normal"/>
               <w:jc w:val="center"/>
               <w:pBdr>
                 <w:bottom w:val="none" w:sz="0" w:space="0" w:color="000000"/>
@@ -16109,7 +15974,6 @@
           </w:tcPr>
           <w:p>
             <w:pPr>
-              <w:pStyle w:pstlname="Normal"/>
               <w:jc w:val="center"/>
               <w:pBdr>
                 <w:bottom w:val="none" w:sz="0" w:space="0" w:color="000000"/>
@@ -16162,7 +16026,6 @@
           </w:tcPr>
           <w:p>
             <w:pPr>
-              <w:pStyle w:pstlname="Normal"/>
               <w:jc w:val="center"/>
               <w:pBdr>
                 <w:bottom w:val="none" w:sz="0" w:space="0" w:color="000000"/>
@@ -16215,7 +16078,6 @@
           </w:tcPr>
           <w:p>
             <w:pPr>
-              <w:pStyle w:pstlname="Normal"/>
               <w:jc w:val="center"/>
               <w:pBdr>
                 <w:bottom w:val="none" w:sz="0" w:space="0" w:color="000000"/>
@@ -16268,7 +16130,6 @@
           </w:tcPr>
           <w:p>
             <w:pPr>
-              <w:pStyle w:pstlname="Normal"/>
               <w:jc w:val="center"/>
               <w:pBdr>
                 <w:bottom w:val="none" w:sz="0" w:space="0" w:color="000000"/>
@@ -16327,7 +16188,6 @@
           </w:tcPr>
           <w:p>
             <w:pPr>
-              <w:pStyle w:pstlname="Normal"/>
               <w:jc w:val="center"/>
               <w:pBdr>
                 <w:bottom w:val="none" w:sz="0" w:space="0" w:color="000000"/>
@@ -16380,7 +16240,6 @@
           </w:tcPr>
           <w:p>
             <w:pPr>
-              <w:pStyle w:pstlname="Normal"/>
               <w:jc w:val="center"/>
               <w:pBdr>
                 <w:bottom w:val="none" w:sz="0" w:space="0" w:color="000000"/>
@@ -16433,7 +16292,6 @@
           </w:tcPr>
           <w:p>
             <w:pPr>
-              <w:pStyle w:pstlname="Normal"/>
               <w:jc w:val="center"/>
               <w:pBdr>
                 <w:bottom w:val="none" w:sz="0" w:space="0" w:color="000000"/>
@@ -16486,7 +16344,6 @@
           </w:tcPr>
           <w:p>
             <w:pPr>
-              <w:pStyle w:pstlname="Normal"/>
               <w:jc w:val="center"/>
               <w:pBdr>
                 <w:bottom w:val="none" w:sz="0" w:space="0" w:color="000000"/>
@@ -16539,7 +16396,6 @@
           </w:tcPr>
           <w:p>
             <w:pPr>
-              <w:pStyle w:pstlname="Normal"/>
               <w:jc w:val="center"/>
               <w:pBdr>
                 <w:bottom w:val="none" w:sz="0" w:space="0" w:color="000000"/>
@@ -16592,7 +16448,6 @@
           </w:tcPr>
           <w:p>
             <w:pPr>
-              <w:pStyle w:pstlname="Normal"/>
               <w:jc w:val="center"/>
               <w:pBdr>
                 <w:bottom w:val="none" w:sz="0" w:space="0" w:color="000000"/>
@@ -16645,7 +16500,6 @@
           </w:tcPr>
           <w:p>
             <w:pPr>
-              <w:pStyle w:pstlname="Normal"/>
               <w:jc w:val="center"/>
               <w:pBdr>
                 <w:bottom w:val="none" w:sz="0" w:space="0" w:color="000000"/>
@@ -16704,7 +16558,6 @@
           </w:tcPr>
           <w:p>
             <w:pPr>
-              <w:pStyle w:pstlname="Normal"/>
               <w:jc w:val="center"/>
               <w:pBdr>
                 <w:bottom w:val="none" w:sz="0" w:space="0" w:color="000000"/>
@@ -16757,7 +16610,6 @@
           </w:tcPr>
           <w:p>
             <w:pPr>
-              <w:pStyle w:pstlname="Normal"/>
               <w:jc w:val="center"/>
               <w:pBdr>
                 <w:bottom w:val="none" w:sz="0" w:space="0" w:color="000000"/>
@@ -16810,7 +16662,6 @@
           </w:tcPr>
           <w:p>
             <w:pPr>
-              <w:pStyle w:pstlname="Normal"/>
               <w:jc w:val="center"/>
               <w:pBdr>
                 <w:bottom w:val="none" w:sz="0" w:space="0" w:color="000000"/>
@@ -16863,7 +16714,6 @@
           </w:tcPr>
           <w:p>
             <w:pPr>
-              <w:pStyle w:pstlname="Normal"/>
               <w:jc w:val="center"/>
               <w:pBdr>
                 <w:bottom w:val="none" w:sz="0" w:space="0" w:color="000000"/>
@@ -16916,7 +16766,6 @@
           </w:tcPr>
           <w:p>
             <w:pPr>
-              <w:pStyle w:pstlname="Normal"/>
               <w:jc w:val="center"/>
               <w:pBdr>
                 <w:bottom w:val="none" w:sz="0" w:space="0" w:color="000000"/>
@@ -16969,7 +16818,6 @@
           </w:tcPr>
           <w:p>
             <w:pPr>
-              <w:pStyle w:pstlname="Normal"/>
               <w:jc w:val="center"/>
               <w:pBdr>
                 <w:bottom w:val="none" w:sz="0" w:space="0" w:color="000000"/>
@@ -17022,7 +16870,6 @@
           </w:tcPr>
           <w:p>
             <w:pPr>
-              <w:pStyle w:pstlname="Normal"/>
               <w:jc w:val="center"/>
               <w:pBdr>
                 <w:bottom w:val="none" w:sz="0" w:space="0" w:color="000000"/>
@@ -17081,7 +16928,6 @@
           </w:tcPr>
           <w:p>
             <w:pPr>
-              <w:pStyle w:pstlname="Normal"/>
               <w:jc w:val="center"/>
               <w:pBdr>
                 <w:bottom w:val="none" w:sz="0" w:space="0" w:color="000000"/>
@@ -17134,7 +16980,6 @@
           </w:tcPr>
           <w:p>
             <w:pPr>
-              <w:pStyle w:pstlname="Normal"/>
               <w:jc w:val="center"/>
               <w:pBdr>
                 <w:bottom w:val="none" w:sz="0" w:space="0" w:color="000000"/>
@@ -17187,7 +17032,6 @@
           </w:tcPr>
           <w:p>
             <w:pPr>
-              <w:pStyle w:pstlname="Normal"/>
               <w:jc w:val="center"/>
               <w:pBdr>
                 <w:bottom w:val="none" w:sz="0" w:space="0" w:color="000000"/>
@@ -17240,7 +17084,6 @@
           </w:tcPr>
           <w:p>
             <w:pPr>
-              <w:pStyle w:pstlname="Normal"/>
               <w:jc w:val="center"/>
               <w:pBdr>
                 <w:bottom w:val="none" w:sz="0" w:space="0" w:color="000000"/>
@@ -17293,7 +17136,6 @@
           </w:tcPr>
           <w:p>
             <w:pPr>
-              <w:pStyle w:pstlname="Normal"/>
               <w:jc w:val="center"/>
               <w:pBdr>
                 <w:bottom w:val="none" w:sz="0" w:space="0" w:color="000000"/>
@@ -17346,7 +17188,6 @@
           </w:tcPr>
           <w:p>
             <w:pPr>
-              <w:pStyle w:pstlname="Normal"/>
               <w:jc w:val="center"/>
               <w:pBdr>
                 <w:bottom w:val="none" w:sz="0" w:space="0" w:color="000000"/>
@@ -17399,7 +17240,6 @@
           </w:tcPr>
           <w:p>
             <w:pPr>
-              <w:pStyle w:pstlname="Normal"/>
               <w:jc w:val="center"/>
               <w:pBdr>
                 <w:bottom w:val="none" w:sz="0" w:space="0" w:color="000000"/>
@@ -17435,7 +17275,7 @@
         </w:tc>
       </w:tr>
     </w:tbl>
-    <w:bookmarkEnd w:id="182"/>
+    <w:bookmarkEnd w:id="179"/>
     <w:p>
       <w:pPr>
         <w:pStyle w:val="FigureNote"/>
@@ -17504,7 +17344,7 @@
         <w:br w:type="page"/>
       </w:r>
     </w:p>
-    <w:bookmarkStart w:id="183" w:name="tbl-osmasem-summary2"/>
+    <w:bookmarkStart w:id="180" w:name="tbl-osmasem-summary2"/>
     <w:p>
       <w:pPr>
         <w:pStyle w:val="FigureTitle"/>
@@ -17561,7 +17401,6 @@
           </w:tcPr>
           <w:p>
             <w:pPr>
-              <w:pStyle w:pstlname="Normal"/>
               <w:jc w:val="center"/>
               <w:pBdr>
                 <w:bottom w:val="none" w:sz="0" w:space="0" w:color="000000"/>
@@ -17614,7 +17453,6 @@
           </w:tcPr>
           <w:p>
             <w:pPr>
-              <w:pStyle w:pstlname="Normal"/>
               <w:jc w:val="center"/>
               <w:pBdr>
                 <w:bottom w:val="none" w:sz="0" w:space="0" w:color="000000"/>
@@ -17667,7 +17505,6 @@
           </w:tcPr>
           <w:p>
             <w:pPr>
-              <w:pStyle w:pstlname="Normal"/>
               <w:jc w:val="center"/>
               <w:pBdr>
                 <w:bottom w:val="none" w:sz="0" w:space="0" w:color="000000"/>
@@ -17720,7 +17557,6 @@
           </w:tcPr>
           <w:p>
             <w:pPr>
-              <w:pStyle w:pstlname="Normal"/>
               <w:jc w:val="center"/>
               <w:pBdr>
                 <w:bottom w:val="none" w:sz="0" w:space="0" w:color="000000"/>
@@ -17773,7 +17609,6 @@
           </w:tcPr>
           <w:p>
             <w:pPr>
-              <w:pStyle w:pstlname="Normal"/>
               <w:jc w:val="center"/>
               <w:pBdr>
                 <w:bottom w:val="none" w:sz="0" w:space="0" w:color="000000"/>
@@ -17826,7 +17661,6 @@
           </w:tcPr>
           <w:p>
             <w:pPr>
-              <w:pStyle w:pstlname="Normal"/>
               <w:jc w:val="center"/>
               <w:pBdr>
                 <w:bottom w:val="none" w:sz="0" w:space="0" w:color="000000"/>
@@ -17879,7 +17713,6 @@
           </w:tcPr>
           <w:p>
             <w:pPr>
-              <w:pStyle w:pstlname="Normal"/>
               <w:jc w:val="center"/>
               <w:pBdr>
                 <w:bottom w:val="none" w:sz="0" w:space="0" w:color="000000"/>
@@ -17938,7 +17771,6 @@
           </w:tcPr>
           <w:p>
             <w:pPr>
-              <w:pStyle w:pstlname="Normal"/>
               <w:jc w:val="center"/>
               <w:pBdr>
                 <w:bottom w:val="none" w:sz="0" w:space="0" w:color="000000"/>
@@ -17991,7 +17823,6 @@
           </w:tcPr>
           <w:p>
             <w:pPr>
-              <w:pStyle w:pstlname="Normal"/>
               <w:jc w:val="center"/>
               <w:pBdr>
                 <w:bottom w:val="none" w:sz="0" w:space="0" w:color="000000"/>
@@ -18044,7 +17875,6 @@
           </w:tcPr>
           <w:p>
             <w:pPr>
-              <w:pStyle w:pstlname="Normal"/>
               <w:jc w:val="center"/>
               <w:pBdr>
                 <w:bottom w:val="none" w:sz="0" w:space="0" w:color="000000"/>
@@ -18097,7 +17927,6 @@
           </w:tcPr>
           <w:p>
             <w:pPr>
-              <w:pStyle w:pstlname="Normal"/>
               <w:jc w:val="center"/>
               <w:pBdr>
                 <w:bottom w:val="none" w:sz="0" w:space="0" w:color="000000"/>
@@ -18127,7 +17956,7 @@
                 <w:szCs w:val="20"/>
                 <w:color w:val="000000"/>
               </w:rPr>
-              <w:t xml:space="preserve">-0.054***</w:t>
+              <w:t xml:space="preserve">-0.055***</w:t>
             </w:r>
           </w:p>
         </w:tc>
@@ -18150,7 +17979,6 @@
           </w:tcPr>
           <w:p>
             <w:pPr>
-              <w:pStyle w:pstlname="Normal"/>
               <w:jc w:val="center"/>
               <w:pBdr>
                 <w:bottom w:val="none" w:sz="0" w:space="0" w:color="000000"/>
@@ -18203,7 +18031,6 @@
           </w:tcPr>
           <w:p>
             <w:pPr>
-              <w:pStyle w:pstlname="Normal"/>
               <w:jc w:val="center"/>
               <w:pBdr>
                 <w:bottom w:val="none" w:sz="0" w:space="0" w:color="000000"/>
@@ -18256,7 +18083,6 @@
           </w:tcPr>
           <w:p>
             <w:pPr>
-              <w:pStyle w:pstlname="Normal"/>
               <w:jc w:val="center"/>
               <w:pBdr>
                 <w:bottom w:val="none" w:sz="0" w:space="0" w:color="000000"/>
@@ -18286,7 +18112,7 @@
                 <w:szCs w:val="20"/>
                 <w:color w:val="000000"/>
               </w:rPr>
-              <w:t xml:space="preserve">-6.37</w:t>
+              <w:t xml:space="preserve">-6.41</w:t>
             </w:r>
           </w:p>
         </w:tc>
@@ -18315,7 +18141,6 @@
           </w:tcPr>
           <w:p>
             <w:pPr>
-              <w:pStyle w:pstlname="Normal"/>
               <w:jc w:val="center"/>
               <w:pBdr>
                 <w:bottom w:val="none" w:sz="0" w:space="0" w:color="000000"/>
@@ -18368,7 +18193,6 @@
           </w:tcPr>
           <w:p>
             <w:pPr>
-              <w:pStyle w:pstlname="Normal"/>
               <w:jc w:val="center"/>
               <w:pBdr>
                 <w:bottom w:val="none" w:sz="0" w:space="0" w:color="000000"/>
@@ -18421,7 +18245,6 @@
           </w:tcPr>
           <w:p>
             <w:pPr>
-              <w:pStyle w:pstlname="Normal"/>
               <w:jc w:val="center"/>
               <w:pBdr>
                 <w:bottom w:val="none" w:sz="0" w:space="0" w:color="000000"/>
@@ -18474,7 +18297,6 @@
           </w:tcPr>
           <w:p>
             <w:pPr>
-              <w:pStyle w:pstlname="Normal"/>
               <w:jc w:val="center"/>
               <w:pBdr>
                 <w:bottom w:val="none" w:sz="0" w:space="0" w:color="000000"/>
@@ -18504,7 +18326,7 @@
                 <w:szCs w:val="20"/>
                 <w:color w:val="000000"/>
               </w:rPr>
-              <w:t xml:space="preserve">-0.111***</w:t>
+              <w:t xml:space="preserve">-0.11***</w:t>
             </w:r>
           </w:p>
         </w:tc>
@@ -18527,7 +18349,6 @@
           </w:tcPr>
           <w:p>
             <w:pPr>
-              <w:pStyle w:pstlname="Normal"/>
               <w:jc w:val="center"/>
               <w:pBdr>
                 <w:bottom w:val="none" w:sz="0" w:space="0" w:color="000000"/>
@@ -18580,7 +18401,6 @@
           </w:tcPr>
           <w:p>
             <w:pPr>
-              <w:pStyle w:pstlname="Normal"/>
               <w:jc w:val="center"/>
               <w:pBdr>
                 <w:bottom w:val="none" w:sz="0" w:space="0" w:color="000000"/>
@@ -18633,7 +18453,6 @@
           </w:tcPr>
           <w:p>
             <w:pPr>
-              <w:pStyle w:pstlname="Normal"/>
               <w:jc w:val="center"/>
               <w:pBdr>
                 <w:bottom w:val="none" w:sz="0" w:space="0" w:color="000000"/>
@@ -18663,7 +18482,7 @@
                 <w:szCs w:val="20"/>
                 <w:color w:val="000000"/>
               </w:rPr>
-              <w:t xml:space="preserve">-12.90</w:t>
+              <w:t xml:space="preserve">-12.89</w:t>
             </w:r>
           </w:p>
         </w:tc>
@@ -18692,7 +18511,6 @@
           </w:tcPr>
           <w:p>
             <w:pPr>
-              <w:pStyle w:pstlname="Normal"/>
               <w:jc w:val="center"/>
               <w:pBdr>
                 <w:bottom w:val="none" w:sz="0" w:space="0" w:color="000000"/>
@@ -18745,7 +18563,6 @@
           </w:tcPr>
           <w:p>
             <w:pPr>
-              <w:pStyle w:pstlname="Normal"/>
               <w:jc w:val="center"/>
               <w:pBdr>
                 <w:bottom w:val="none" w:sz="0" w:space="0" w:color="000000"/>
@@ -18798,7 +18615,6 @@
           </w:tcPr>
           <w:p>
             <w:pPr>
-              <w:pStyle w:pstlname="Normal"/>
               <w:jc w:val="center"/>
               <w:pBdr>
                 <w:bottom w:val="none" w:sz="0" w:space="0" w:color="000000"/>
@@ -18851,7 +18667,6 @@
           </w:tcPr>
           <w:p>
             <w:pPr>
-              <w:pStyle w:pstlname="Normal"/>
               <w:jc w:val="center"/>
               <w:pBdr>
                 <w:bottom w:val="none" w:sz="0" w:space="0" w:color="000000"/>
@@ -18904,7 +18719,6 @@
           </w:tcPr>
           <w:p>
             <w:pPr>
-              <w:pStyle w:pstlname="Normal"/>
               <w:jc w:val="center"/>
               <w:pBdr>
                 <w:bottom w:val="none" w:sz="0" w:space="0" w:color="000000"/>
@@ -18957,7 +18771,6 @@
           </w:tcPr>
           <w:p>
             <w:pPr>
-              <w:pStyle w:pstlname="Normal"/>
               <w:jc w:val="center"/>
               <w:pBdr>
                 <w:bottom w:val="none" w:sz="0" w:space="0" w:color="000000"/>
@@ -19010,7 +18823,6 @@
           </w:tcPr>
           <w:p>
             <w:pPr>
-              <w:pStyle w:pstlname="Normal"/>
               <w:jc w:val="center"/>
               <w:pBdr>
                 <w:bottom w:val="none" w:sz="0" w:space="0" w:color="000000"/>
@@ -19069,7 +18881,6 @@
           </w:tcPr>
           <w:p>
             <w:pPr>
-              <w:pStyle w:pstlname="Normal"/>
               <w:jc w:val="center"/>
               <w:pBdr>
                 <w:bottom w:val="none" w:sz="0" w:space="0" w:color="000000"/>
@@ -19122,7 +18933,6 @@
           </w:tcPr>
           <w:p>
             <w:pPr>
-              <w:pStyle w:pstlname="Normal"/>
               <w:jc w:val="center"/>
               <w:pBdr>
                 <w:bottom w:val="none" w:sz="0" w:space="0" w:color="000000"/>
@@ -19175,7 +18985,6 @@
           </w:tcPr>
           <w:p>
             <w:pPr>
-              <w:pStyle w:pstlname="Normal"/>
               <w:jc w:val="center"/>
               <w:pBdr>
                 <w:bottom w:val="none" w:sz="0" w:space="0" w:color="000000"/>
@@ -19228,7 +19037,6 @@
           </w:tcPr>
           <w:p>
             <w:pPr>
-              <w:pStyle w:pstlname="Normal"/>
               <w:jc w:val="center"/>
               <w:pBdr>
                 <w:bottom w:val="none" w:sz="0" w:space="0" w:color="000000"/>
@@ -19281,7 +19089,6 @@
           </w:tcPr>
           <w:p>
             <w:pPr>
-              <w:pStyle w:pstlname="Normal"/>
               <w:jc w:val="center"/>
               <w:pBdr>
                 <w:bottom w:val="none" w:sz="0" w:space="0" w:color="000000"/>
@@ -19334,7 +19141,6 @@
           </w:tcPr>
           <w:p>
             <w:pPr>
-              <w:pStyle w:pstlname="Normal"/>
               <w:jc w:val="center"/>
               <w:pBdr>
                 <w:bottom w:val="none" w:sz="0" w:space="0" w:color="000000"/>
@@ -19387,7 +19193,6 @@
           </w:tcPr>
           <w:p>
             <w:pPr>
-              <w:pStyle w:pstlname="Normal"/>
               <w:jc w:val="center"/>
               <w:pBdr>
                 <w:bottom w:val="none" w:sz="0" w:space="0" w:color="000000"/>
@@ -19417,7 +19222,7 @@
                 <w:szCs w:val="20"/>
                 <w:color w:val="000000"/>
               </w:rPr>
-              <w:t xml:space="preserve">28.84</w:t>
+              <w:t xml:space="preserve">28.88</w:t>
             </w:r>
           </w:p>
         </w:tc>
@@ -19446,7 +19251,6 @@
           </w:tcPr>
           <w:p>
             <w:pPr>
-              <w:pStyle w:pstlname="Normal"/>
               <w:jc w:val="center"/>
               <w:pBdr>
                 <w:bottom w:val="none" w:sz="0" w:space="0" w:color="000000"/>
@@ -19499,7 +19303,6 @@
           </w:tcPr>
           <w:p>
             <w:pPr>
-              <w:pStyle w:pstlname="Normal"/>
               <w:jc w:val="center"/>
               <w:pBdr>
                 <w:bottom w:val="none" w:sz="0" w:space="0" w:color="000000"/>
@@ -19552,7 +19355,6 @@
           </w:tcPr>
           <w:p>
             <w:pPr>
-              <w:pStyle w:pstlname="Normal"/>
               <w:jc w:val="center"/>
               <w:pBdr>
                 <w:bottom w:val="none" w:sz="0" w:space="0" w:color="000000"/>
@@ -19605,7 +19407,6 @@
           </w:tcPr>
           <w:p>
             <w:pPr>
-              <w:pStyle w:pstlname="Normal"/>
               <w:jc w:val="center"/>
               <w:pBdr>
                 <w:bottom w:val="none" w:sz="0" w:space="0" w:color="000000"/>
@@ -19658,7 +19459,6 @@
           </w:tcPr>
           <w:p>
             <w:pPr>
-              <w:pStyle w:pstlname="Normal"/>
               <w:jc w:val="center"/>
               <w:pBdr>
                 <w:bottom w:val="none" w:sz="0" w:space="0" w:color="000000"/>
@@ -19711,7 +19511,6 @@
           </w:tcPr>
           <w:p>
             <w:pPr>
-              <w:pStyle w:pstlname="Normal"/>
               <w:jc w:val="center"/>
               <w:pBdr>
                 <w:bottom w:val="none" w:sz="0" w:space="0" w:color="000000"/>
@@ -19764,7 +19563,6 @@
           </w:tcPr>
           <w:p>
             <w:pPr>
-              <w:pStyle w:pstlname="Normal"/>
               <w:jc w:val="center"/>
               <w:pBdr>
                 <w:bottom w:val="none" w:sz="0" w:space="0" w:color="000000"/>
@@ -19800,7 +19598,7 @@
         </w:tc>
       </w:tr>
     </w:tbl>
-    <w:bookmarkEnd w:id="183"/>
+    <w:bookmarkEnd w:id="180"/>
     <w:p>
       <w:pPr>
         <w:pStyle w:val="FigureNote"/>
@@ -19869,7 +19667,7 @@
         <w:br w:type="page"/>
       </w:r>
     </w:p>
-    <w:bookmarkStart w:id="187" w:name="fig-prisma"/>
+    <w:bookmarkStart w:id="184" w:name="fig-prisma"/>
     <w:p>
       <w:pPr>
         <w:pStyle w:val="FigureTitle"/>
@@ -19895,18 +19693,18 @@
           <wp:inline>
             <wp:extent cx="5943600" cy="5943600"/>
             <wp:effectExtent b="0" l="0" r="0" t="0"/>
-            <wp:docPr descr="" title="" id="185" name="Picture"/>
+            <wp:docPr descr="" title="" id="182" name="Picture"/>
             <a:graphic>
               <a:graphicData uri="http://schemas.openxmlformats.org/drawingml/2006/picture">
                 <pic:pic>
                   <pic:nvPicPr>
-                    <pic:cNvPr descr="prisma.png" id="186" name="Picture"/>
+                    <pic:cNvPr descr="prisma.png" id="183" name="Picture"/>
                     <pic:cNvPicPr>
                       <a:picLocks noChangeArrowheads="1" noChangeAspect="1"/>
                     </pic:cNvPicPr>
                   </pic:nvPicPr>
                   <pic:blipFill>
-                    <a:blip r:embed="rId184"/>
+                    <a:blip r:embed="rId181"/>
                     <a:stretch>
                       <a:fillRect/>
                     </a:stretch>
@@ -19933,13 +19731,13 @@
         </w:drawing>
       </w:r>
     </w:p>
-    <w:bookmarkEnd w:id="187"/>
+    <w:bookmarkEnd w:id="184"/>
     <w:p>
       <w:r>
         <w:br w:type="page"/>
       </w:r>
     </w:p>
-    <w:bookmarkStart w:id="191" w:name="fig-meta-analysis-plot"/>
+    <w:bookmarkStart w:id="188" w:name="fig-meta-analysis-plot"/>
     <w:p>
       <w:pPr>
         <w:pStyle w:val="FigureTitle"/>
@@ -19965,18 +19763,18 @@
           <wp:inline>
             <wp:extent cx="5943600" cy="5943600"/>
             <wp:effectExtent b="0" l="0" r="0" t="0"/>
-            <wp:docPr descr="" title="" id="189" name="Picture"/>
+            <wp:docPr descr="" title="" id="186" name="Picture"/>
             <a:graphic>
               <a:graphicData uri="http://schemas.openxmlformats.org/drawingml/2006/picture">
                 <pic:pic>
                   <pic:nvPicPr>
-                    <pic:cNvPr descr="livingSEBpaper_files/figure-docx/fig-meta-analysis-plot-1.png" id="190" name="Picture"/>
+                    <pic:cNvPr descr="livingSEBpaper_files/figure-docx/fig-meta-analysis-plot-1.png" id="187" name="Picture"/>
                     <pic:cNvPicPr>
                       <a:picLocks noChangeArrowheads="1" noChangeAspect="1"/>
                     </pic:cNvPicPr>
                   </pic:nvPicPr>
                   <pic:blipFill>
-                    <a:blip r:embed="rId188"/>
+                    <a:blip r:embed="rId185"/>
                     <a:stretch>
                       <a:fillRect/>
                     </a:stretch>
@@ -20003,13 +19801,13 @@
         </w:drawing>
       </w:r>
     </w:p>
-    <w:bookmarkEnd w:id="191"/>
+    <w:bookmarkEnd w:id="188"/>
     <w:p>
       <w:r>
         <w:br w:type="page"/>
       </w:r>
     </w:p>
-    <w:bookmarkStart w:id="195" w:name="fig-corrplot"/>
+    <w:bookmarkStart w:id="192" w:name="fig-corrplot"/>
     <w:p>
       <w:pPr>
         <w:pStyle w:val="FigureTitle"/>
@@ -20035,18 +19833,18 @@
           <wp:inline>
             <wp:extent cx="5943600" cy="5943600"/>
             <wp:effectExtent b="0" l="0" r="0" t="0"/>
-            <wp:docPr descr="" title="" id="193" name="Picture"/>
+            <wp:docPr descr="" title="" id="190" name="Picture"/>
             <a:graphic>
               <a:graphicData uri="http://schemas.openxmlformats.org/drawingml/2006/picture">
                 <pic:pic>
                   <pic:nvPicPr>
-                    <pic:cNvPr descr="livingSEBpaper_files/figure-docx/fig-corrplot-1.png" id="194" name="Picture"/>
+                    <pic:cNvPr descr="livingSEBpaper_files/figure-docx/fig-corrplot-1.png" id="191" name="Picture"/>
                     <pic:cNvPicPr>
                       <a:picLocks noChangeArrowheads="1" noChangeAspect="1"/>
                     </pic:cNvPicPr>
                   </pic:nvPicPr>
                   <pic:blipFill>
-                    <a:blip r:embed="rId192"/>
+                    <a:blip r:embed="rId189"/>
                     <a:stretch>
                       <a:fillRect/>
                     </a:stretch>
@@ -20073,13 +19871,13 @@
         </w:drawing>
       </w:r>
     </w:p>
-    <w:bookmarkEnd w:id="195"/>
+    <w:bookmarkEnd w:id="192"/>
     <w:p>
       <w:r>
         <w:br w:type="page"/>
       </w:r>
     </w:p>
-    <w:bookmarkEnd w:id="196"/>
+    <w:bookmarkEnd w:id="193"/>
     <w:sectPr>
       <w:headerReference r:id="rId9" w:type="even"/>
       <w:headerReference r:id="rId11" w:type="default"/>
